--- a/學共教案/教案成果/五年級_數學_折線圖_20260909/教案.docx
+++ b/學共教案/教案成果/五年級_數學_折線圖_20260909/教案.docx
@@ -34,7 +34,7 @@
           <w:rFonts w:ascii="標楷體" w:eastAsia="標楷體" w:hAnsi="標楷體" w:hint="eastAsia"/>
           <w:color w:val="000000" w:themeColor="text1"/>
         </w:rPr>
-        <w:t>授課年級：五 年 二 班　　　　　　授課日期：115 年 10 月 10 日 上午第二節</w:t>
+        <w:t>授課年級：五 年 二 班　　　　　　授課日期：114 年 11 月 14 日（星期五）上午第二節</w:t>
       </w:r>
     </w:p>
     <w:p>
@@ -3482,7 +3482,7 @@
                 <w:rFonts w:ascii="標楷體" w:hAnsi="標楷體"/>
                 <w:b w:val="0"/>
               </w:rPr>
-              <w:t>115 年 10 月 10 日 上午第二節</w:t>
+              <w:t>114 年 11 月 14 日（星期五）上午第二節</w:t>
             </w:r>
           </w:p>
         </w:tc>

--- a/學共教案/教案成果/五年級_數學_折線圖_20260909/教案.docx
+++ b/學共教案/教案成果/五年級_數學_折線圖_20260909/教案.docx
@@ -438,18 +438,398 @@
           </w:tcPr>
           <w:p>
             <w:pPr>
-              <w:spacing w:after="0"/>
-              <w:rPr>
-                <w:rFonts w:ascii="標楷體" w:eastAsia="標楷體" w:hAnsi="標楷體"/>
-                <w:color w:val="000000" w:themeColor="text1"/>
-              </w:rPr>
-            </w:pPr>
-            <w:r>
-              <w:rPr>
-                <w:rFonts w:ascii="標楷體" w:hAnsi="標楷體"/>
-                <w:b/>
-              </w:rPr>
-              <w:t>學習表現</w:t>
+              <w:rPr>
+                <w:rFonts w:ascii="標楷體" w:eastAsia="標楷體" w:hAnsi="標楷體"/>
+                <w:color w:val="000000" w:themeColor="text1"/>
+              </w:rPr>
+            </w:pPr>
+            <w:r>
+              <w:rPr>
+                <w:rFonts w:ascii="標楷體" w:eastAsia="標楷體" w:hAnsi="標楷體"/>
+                <w:noProof/>
+                <w:color w:val="000000" w:themeColor="text1"/>
+              </w:rPr>
+              <mc:AlternateContent>
+                <mc:Choice Requires="wps">
+                  <w:drawing>
+                    <wp:anchor distT="0" distB="0" distL="114300" distR="114300" simplePos="0" relativeHeight="251724287" behindDoc="0" locked="0" layoutInCell="1" allowOverlap="1" wp14:anchorId="0EAF9F1D" wp14:editId="2AE49F4B">
+                      <wp:simplePos x="0" y="0"/>
+                      <wp:positionH relativeFrom="column">
+                        <wp:posOffset>745490</wp:posOffset>
+                      </wp:positionH>
+                      <wp:positionV relativeFrom="paragraph">
+                        <wp:posOffset>3810</wp:posOffset>
+                      </wp:positionV>
+                      <wp:extent cx="985520" cy="349250"/>
+                      <wp:effectExtent l="0" t="0" r="0" b="0"/>
+                      <wp:wrapNone/>
+                      <wp:docPr id="5" name="矩形 5"/>
+                      <wp:cNvGraphicFramePr/>
+                      <a:graphic xmlns:a="http://schemas.openxmlformats.org/drawingml/2006/main">
+                        <a:graphicData uri="http://schemas.microsoft.com/office/word/2010/wordprocessingShape">
+                          <wps:wsp>
+                            <wps:cNvSpPr/>
+                            <wps:spPr>
+                              <a:xfrm>
+                                <a:off x="0" y="0"/>
+                                <a:ext cx="985520" cy="349250"/>
+                              </a:xfrm>
+                              <a:prstGeom prst="rect">
+                                <a:avLst/>
+                              </a:prstGeom>
+                              <a:noFill/>
+                              <a:ln>
+                                <a:noFill/>
+                              </a:ln>
+                            </wps:spPr>
+                            <wps:style>
+                              <a:lnRef idx="2">
+                                <a:schemeClr val="accent1">
+                                  <a:shade val="50000"/>
+                                </a:schemeClr>
+                              </a:lnRef>
+                              <a:fillRef idx="1">
+                                <a:schemeClr val="accent1"/>
+                              </a:fillRef>
+                              <a:effectRef idx="0">
+                                <a:schemeClr val="accent1"/>
+                              </a:effectRef>
+                              <a:fontRef idx="minor">
+                                <a:schemeClr val="lt1"/>
+                              </a:fontRef>
+                            </wps:style>
+                            <wps:txbx>
+                              <w:txbxContent>
+                                <w:p>
+                                  <w:pPr>
+                                    <w:jc w:val="center"/>
+                                    <w:rPr>
+                                      <w:rFonts w:ascii="標楷體" w:eastAsia="標楷體" w:hAnsi="標楷體"/>
+                                      <w:b/>
+                                      <w:color w:val="000000" w:themeColor="text1"/>
+                                    </w:rPr>
+                                  </w:pPr>
+                                  <w:r>
+                                    <w:rPr>
+                                      <w:rFonts w:ascii="標楷體" w:eastAsia="標楷體" w:hAnsi="標楷體" w:hint="eastAsia"/>
+                                      <w:b/>
+                                      <w:color w:val="000000" w:themeColor="text1"/>
+                                    </w:rPr>
+                                    <w:t>學習表現</w:t>
+                                  </w:r>
+                                </w:p>
+                              </w:txbxContent>
+                            </wps:txbx>
+                            <wps:bodyPr rot="0" spcFirstLastPara="0" vertOverflow="overflow" horzOverflow="overflow" vert="horz" wrap="square" lIns="91440" tIns="45720" rIns="91440" bIns="45720" numCol="1" spcCol="0" rtlCol="0" fromWordArt="0" anchor="ctr" anchorCtr="0" forceAA="0" compatLnSpc="1">
+                              <a:prstTxWarp prst="textNoShape">
+                                <a:avLst/>
+                              </a:prstTxWarp>
+                              <a:noAutofit/>
+                            </wps:bodyPr>
+                          </wps:wsp>
+                        </a:graphicData>
+                      </a:graphic>
+                    </wp:anchor>
+                  </w:drawing>
+                </mc:Choice>
+                <mc:Fallback>
+                  <w:pict>
+                    <v:rect w14:anchorId="0EAF9F1D" id="矩形 5" o:spid="_x0000_s1026" style="position:absolute;margin-left:58.7pt;margin-top:.3pt;width:77.6pt;height:27.5pt;z-index:251724287;visibility:visible;mso-wrap-style:square;mso-wrap-distance-left:9pt;mso-wrap-distance-top:0;mso-wrap-distance-right:9pt;mso-wrap-distance-bottom:0;mso-position-horizontal:absolute;mso-position-horizontal-relative:text;mso-position-vertical:absolute;mso-position-vertical-relative:text;v-text-anchor:middle" o:gfxdata="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" filled="f" stroked="f" strokeweight="2pt">
+                      <v:textbox>
+                        <w:txbxContent>
+                          <w:p>
+                            <w:pPr>
+                              <w:jc w:val="center"/>
+                              <w:rPr>
+                                <w:rFonts w:ascii="標楷體" w:eastAsia="標楷體" w:hAnsi="標楷體"/>
+                                <w:b/>
+                                <w:color w:val="000000" w:themeColor="text1"/>
+                              </w:rPr>
+                            </w:pPr>
+                            <w:r>
+                              <w:rPr>
+                                <w:rFonts w:ascii="標楷體" w:eastAsia="標楷體" w:hAnsi="標楷體" w:hint="eastAsia"/>
+                                <w:b/>
+                                <w:color w:val="000000" w:themeColor="text1"/>
+                              </w:rPr>
+                              <w:t>學習表現</w:t>
+                            </w:r>
+                          </w:p>
+                        </w:txbxContent>
+                      </v:textbox>
+                    </v:rect>
+                  </w:pict>
+                </mc:Fallback>
+              </mc:AlternateContent>
+            </w:r>
+            <w:r>
+              <w:rPr>
+                <w:rFonts w:ascii="標楷體" w:eastAsia="標楷體" w:hAnsi="標楷體"/>
+                <w:noProof/>
+                <w:color w:val="000000" w:themeColor="text1"/>
+              </w:rPr>
+              <mc:AlternateContent>
+                <mc:Choice Requires="wps">
+                  <w:drawing>
+                    <wp:anchor distT="0" distB="0" distL="114300" distR="114300" simplePos="0" relativeHeight="251726335" behindDoc="0" locked="0" layoutInCell="1" allowOverlap="1" wp14:anchorId="2118C315" wp14:editId="05ECB8A4">
+                      <wp:simplePos x="0" y="0"/>
+                      <wp:positionH relativeFrom="column">
+                        <wp:posOffset>-172720</wp:posOffset>
+                      </wp:positionH>
+                      <wp:positionV relativeFrom="paragraph">
+                        <wp:posOffset>122555</wp:posOffset>
+                      </wp:positionV>
+                      <wp:extent cx="985520" cy="349250"/>
+                      <wp:effectExtent l="0" t="0" r="0" b="0"/>
+                      <wp:wrapNone/>
+                      <wp:docPr id="7" name="矩形 7"/>
+                      <wp:cNvGraphicFramePr/>
+                      <a:graphic xmlns:a="http://schemas.openxmlformats.org/drawingml/2006/main">
+                        <a:graphicData uri="http://schemas.microsoft.com/office/word/2010/wordprocessingShape">
+                          <wps:wsp>
+                            <wps:cNvSpPr/>
+                            <wps:spPr>
+                              <a:xfrm>
+                                <a:off x="0" y="0"/>
+                                <a:ext cx="985520" cy="349250"/>
+                              </a:xfrm>
+                              <a:prstGeom prst="rect">
+                                <a:avLst/>
+                              </a:prstGeom>
+                              <a:noFill/>
+                              <a:ln w="25400" cap="flat" cmpd="sng" algn="ctr">
+                                <a:noFill/>
+                                <a:prstDash val="solid"/>
+                              </a:ln>
+                              <a:effectLst/>
+                            </wps:spPr>
+                            <wps:txbx>
+                              <w:txbxContent>
+                                <w:p>
+                                  <w:pPr>
+                                    <w:jc w:val="center"/>
+                                    <w:rPr>
+                                      <w:rFonts w:ascii="標楷體" w:eastAsia="標楷體" w:hAnsi="標楷體"/>
+                                      <w:b/>
+                                      <w:color w:val="000000" w:themeColor="text1"/>
+                                    </w:rPr>
+                                  </w:pPr>
+                                  <w:r>
+                                    <w:rPr>
+                                      <w:rFonts w:ascii="標楷體" w:eastAsia="標楷體" w:hAnsi="標楷體" w:hint="eastAsia"/>
+                                      <w:b/>
+                                      <w:color w:val="000000" w:themeColor="text1"/>
+                                    </w:rPr>
+                                    <w:t>學習</w:t>
+                                  </w:r>
+                                  <w:r>
+                                    <w:rPr>
+                                      <w:rFonts w:ascii="標楷體" w:eastAsia="標楷體" w:hAnsi="標楷體" w:hint="eastAsia"/>
+                                      <w:b/>
+                                      <w:color w:val="000000" w:themeColor="text1"/>
+                                    </w:rPr>
+                                    <w:t>目標</w:t>
+                                  </w:r>
+                                </w:p>
+                              </w:txbxContent>
+                            </wps:txbx>
+                            <wps:bodyPr rot="0" spcFirstLastPara="0" vertOverflow="overflow" horzOverflow="overflow" vert="horz" wrap="square" lIns="91440" tIns="45720" rIns="91440" bIns="45720" numCol="1" spcCol="0" rtlCol="0" fromWordArt="0" anchor="ctr" anchorCtr="0" forceAA="0" compatLnSpc="1">
+                              <a:prstTxWarp prst="textNoShape">
+                                <a:avLst/>
+                              </a:prstTxWarp>
+                              <a:noAutofit/>
+                            </wps:bodyPr>
+                          </wps:wsp>
+                        </a:graphicData>
+                      </a:graphic>
+                    </wp:anchor>
+                  </w:drawing>
+                </mc:Choice>
+                <mc:Fallback>
+                  <w:pict>
+                    <v:rect w14:anchorId="2118C315" id="矩形 7" o:spid="_x0000_s1027" style="position:absolute;margin-left:-13.6pt;margin-top:9.65pt;width:77.6pt;height:27.5pt;z-index:251726335;visibility:visible;mso-wrap-style:square;mso-wrap-distance-left:9pt;mso-wrap-distance-top:0;mso-wrap-distance-right:9pt;mso-wrap-distance-bottom:0;mso-position-horizontal:absolute;mso-position-horizontal-relative:text;mso-position-vertical:absolute;mso-position-vertical-relative:text;v-text-anchor:middle" o:gfxdata="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" filled="f" stroked="f" strokeweight="2pt">
+                      <v:textbox>
+                        <w:txbxContent>
+                          <w:p>
+                            <w:pPr>
+                              <w:jc w:val="center"/>
+                              <w:rPr>
+                                <w:rFonts w:ascii="標楷體" w:eastAsia="標楷體" w:hAnsi="標楷體"/>
+                                <w:b/>
+                                <w:color w:val="000000" w:themeColor="text1"/>
+                              </w:rPr>
+                            </w:pPr>
+                            <w:r>
+                              <w:rPr>
+                                <w:rFonts w:ascii="標楷體" w:eastAsia="標楷體" w:hAnsi="標楷體" w:hint="eastAsia"/>
+                                <w:b/>
+                                <w:color w:val="000000" w:themeColor="text1"/>
+                              </w:rPr>
+                              <w:t>學習</w:t>
+                            </w:r>
+                            <w:r>
+                              <w:rPr>
+                                <w:rFonts w:ascii="標楷體" w:eastAsia="標楷體" w:hAnsi="標楷體" w:hint="eastAsia"/>
+                                <w:b/>
+                                <w:color w:val="000000" w:themeColor="text1"/>
+                              </w:rPr>
+                              <w:t>目標</w:t>
+                            </w:r>
+                          </w:p>
+                        </w:txbxContent>
+                      </v:textbox>
+                    </v:rect>
+                  </w:pict>
+                </mc:Fallback>
+              </mc:AlternateContent>
+            </w:r>
+            <w:r>
+              <w:rPr>
+                <w:rFonts w:ascii="標楷體" w:eastAsia="標楷體" w:hAnsi="標楷體"/>
+                <w:noProof/>
+                <w:color w:val="000000" w:themeColor="text1"/>
+              </w:rPr>
+              <mc:AlternateContent>
+                <mc:Choice Requires="wps">
+                  <w:drawing>
+                    <wp:anchor distT="0" distB="0" distL="114300" distR="114300" simplePos="0" relativeHeight="251722239" behindDoc="0" locked="0" layoutInCell="1" allowOverlap="1" wp14:anchorId="299E1AAA" wp14:editId="1D1B342E">
+                      <wp:simplePos x="0" y="0"/>
+                      <wp:positionH relativeFrom="column">
+                        <wp:posOffset>344170</wp:posOffset>
+                      </wp:positionH>
+                      <wp:positionV relativeFrom="paragraph">
+                        <wp:posOffset>-6350</wp:posOffset>
+                      </wp:positionV>
+                      <wp:extent cx="1316355" cy="825500"/>
+                      <wp:effectExtent l="0" t="0" r="36195" b="31750"/>
+                      <wp:wrapNone/>
+                      <wp:docPr id="3" name="直線接點 3"/>
+                      <wp:cNvGraphicFramePr/>
+                      <a:graphic xmlns:a="http://schemas.openxmlformats.org/drawingml/2006/main">
+                        <a:graphicData uri="http://schemas.microsoft.com/office/word/2010/wordprocessingShape">
+                          <wps:wsp>
+                            <wps:cNvCnPr/>
+                            <wps:spPr>
+                              <a:xfrm>
+                                <a:off x="0" y="0"/>
+                                <a:ext cx="1316355" cy="825500"/>
+                              </a:xfrm>
+                              <a:prstGeom prst="line">
+                                <a:avLst/>
+                              </a:prstGeom>
+                              <a:ln>
+                                <a:solidFill>
+                                  <a:schemeClr val="tx1"/>
+                                </a:solidFill>
+                              </a:ln>
+                            </wps:spPr>
+                            <wps:style>
+                              <a:lnRef idx="1">
+                                <a:schemeClr val="accent1"/>
+                              </a:lnRef>
+                              <a:fillRef idx="0">
+                                <a:schemeClr val="accent1"/>
+                              </a:fillRef>
+                              <a:effectRef idx="0">
+                                <a:schemeClr val="accent1"/>
+                              </a:effectRef>
+                              <a:fontRef idx="minor">
+                                <a:schemeClr val="tx1"/>
+                              </a:fontRef>
+                            </wps:style>
+                            <wps:bodyPr/>
+                          </wps:wsp>
+                        </a:graphicData>
+                      </a:graphic>
+                      <wp14:sizeRelH relativeFrom="margin">
+                        <wp14:pctWidth>0</wp14:pctWidth>
+                      </wp14:sizeRelH>
+                      <wp14:sizeRelV relativeFrom="margin">
+                        <wp14:pctHeight>0</wp14:pctHeight>
+                      </wp14:sizeRelV>
+                    </wp:anchor>
+                  </w:drawing>
+                </mc:Choice>
+                <mc:Fallback>
+                  <w:pict>
+                    <v:line w14:anchorId="7F5A18A6" id="直線接點 3" o:spid="_x0000_s1026" style="position:absolute;z-index:251722239;visibility:visible;mso-wrap-style:square;mso-width-percent:0;mso-height-percent:0;mso-wrap-distance-left:9pt;mso-wrap-distance-top:0;mso-wrap-distance-right:9pt;mso-wrap-distance-bottom:0;mso-position-horizontal:absolute;mso-position-horizontal-relative:text;mso-position-vertical:absolute;mso-position-vertical-relative:text;mso-width-percent:0;mso-height-percent:0;mso-width-relative:margin;mso-height-relative:margin" from="27.1pt,-.5pt" to="130.75pt,64.5pt" o:gfxdata="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" strokecolor="black [3213]"/>
+                  </w:pict>
+                </mc:Fallback>
+              </mc:AlternateContent>
+            </w:r>
+            <w:r>
+              <w:rPr>
+                <w:rFonts w:ascii="標楷體" w:eastAsia="標楷體" w:hAnsi="標楷體"/>
+                <w:noProof/>
+                <w:color w:val="000000" w:themeColor="text1"/>
+              </w:rPr>
+              <mc:AlternateContent>
+                <mc:Choice Requires="wps">
+                  <w:drawing>
+                    <wp:anchor distT="0" distB="0" distL="114300" distR="114300" simplePos="0" relativeHeight="251723263" behindDoc="0" locked="0" layoutInCell="1" allowOverlap="1" wp14:anchorId="728009BA" wp14:editId="2630BF48">
+                      <wp:simplePos x="0" y="0"/>
+                      <wp:positionH relativeFrom="column">
+                        <wp:posOffset>-67228</wp:posOffset>
+                      </wp:positionH>
+                      <wp:positionV relativeFrom="paragraph">
+                        <wp:posOffset>432742</wp:posOffset>
+                      </wp:positionV>
+                      <wp:extent cx="1729212" cy="380139"/>
+                      <wp:effectExtent l="0" t="0" r="23495" b="20320"/>
+                      <wp:wrapNone/>
+                      <wp:docPr id="4" name="直線接點 4"/>
+                      <wp:cNvGraphicFramePr/>
+                      <a:graphic xmlns:a="http://schemas.openxmlformats.org/drawingml/2006/main">
+                        <a:graphicData uri="http://schemas.microsoft.com/office/word/2010/wordprocessingShape">
+                          <wps:wsp>
+                            <wps:cNvCnPr/>
+                            <wps:spPr>
+                              <a:xfrm>
+                                <a:off x="0" y="0"/>
+                                <a:ext cx="1729212" cy="380139"/>
+                              </a:xfrm>
+                              <a:prstGeom prst="line">
+                                <a:avLst/>
+                              </a:prstGeom>
+                              <a:ln>
+                                <a:solidFill>
+                                  <a:schemeClr val="tx1"/>
+                                </a:solidFill>
+                              </a:ln>
+                            </wps:spPr>
+                            <wps:style>
+                              <a:lnRef idx="1">
+                                <a:schemeClr val="accent1"/>
+                              </a:lnRef>
+                              <a:fillRef idx="0">
+                                <a:schemeClr val="accent1"/>
+                              </a:fillRef>
+                              <a:effectRef idx="0">
+                                <a:schemeClr val="accent1"/>
+                              </a:effectRef>
+                              <a:fontRef idx="minor">
+                                <a:schemeClr val="tx1"/>
+                              </a:fontRef>
+                            </wps:style>
+                            <wps:bodyPr/>
+                          </wps:wsp>
+                        </a:graphicData>
+                      </a:graphic>
+                      <wp14:sizeRelH relativeFrom="margin">
+                        <wp14:pctWidth>0</wp14:pctWidth>
+                      </wp14:sizeRelH>
+                      <wp14:sizeRelV relativeFrom="margin">
+                        <wp14:pctHeight>0</wp14:pctHeight>
+                      </wp14:sizeRelV>
+                    </wp:anchor>
+                  </w:drawing>
+                </mc:Choice>
+                <mc:Fallback>
+                  <w:pict>
+                    <v:line w14:anchorId="32C7192E" id="直線接點 4" o:spid="_x0000_s1026" style="position:absolute;z-index:251723263;visibility:visible;mso-wrap-style:square;mso-width-percent:0;mso-height-percent:0;mso-wrap-distance-left:9pt;mso-wrap-distance-top:0;mso-wrap-distance-right:9pt;mso-wrap-distance-bottom:0;mso-position-horizontal:absolute;mso-position-horizontal-relative:text;mso-position-vertical:absolute;mso-position-vertical-relative:text;mso-width-percent:0;mso-height-percent:0;mso-width-relative:margin;mso-height-relative:margin" from="-5.3pt,34.05pt" to="130.85pt,64pt" o:gfxdata="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" strokecolor="black [3213]"/>
+                  </w:pict>
+                </mc:Fallback>
+              </mc:AlternateContent>
             </w:r>
           </w:p>
         </w:tc>
@@ -473,9 +853,9 @@
             <w:r>
               <w:rPr>
                 <w:rFonts w:ascii="標楷體" w:hAnsi="標楷體"/>
-                <w:b/>
-              </w:rPr>
-              <w:t>學習內容</w:t>
+                <w:b w:val="0"/>
+              </w:rPr>
+              <w:t>d-III-1 報讀圓形圖，製作折線圖與圓形圖，並據以做簡單推論。</w:t>
             </w:r>
           </w:p>
         </w:tc>
@@ -486,7 +866,6 @@
           <w:p>
             <w:pPr>
               <w:pStyle w:val="Web"/>
-              <w:spacing w:after="0"/>
               <w:contextualSpacing/>
               <w:jc w:val="both"/>
               <w:rPr>
@@ -494,13 +873,6 @@
                 <w:color w:val="000000" w:themeColor="text1"/>
               </w:rPr>
             </w:pPr>
-            <w:r>
-              <w:rPr>
-                <w:rFonts w:ascii="標楷體" w:hAnsi="標楷體"/>
-                <w:b/>
-              </w:rPr>
-              <w:t>學習目標</w:t>
-            </w:r>
           </w:p>
         </w:tc>
       </w:tr>
@@ -528,7 +900,7 @@
                 <w:rFonts w:ascii="標楷體" w:hAnsi="標楷體"/>
                 <w:b w:val="0"/>
               </w:rPr>
-              <w:t>d-III-1 報讀圓形圖，製作折線圖與圓形圖，並據以做簡單推論。</w:t>
+              <w:t>D-5-1 製作折線圖：製作生活中的折線圖。（備註：分辨折線圖之使用時機）</w:t>
             </w:r>
           </w:p>
         </w:tc>
@@ -547,41 +919,6 @@
                 <w:rFonts w:ascii="標楷體" w:eastAsia="標楷體" w:hAnsi="標楷體"/>
                 <w:color w:val="000000" w:themeColor="text1"/>
               </w:rPr>
-            </w:pPr>
-            <w:r>
-              <w:rPr>
-                <w:rFonts w:ascii="標楷體" w:hAnsi="標楷體"/>
-                <w:b w:val="0"/>
-              </w:rPr>
-              <w:t>【學習內容】D-5-1 製作折線圖：製作生活中的折線圖。（備註：分辨折線圖之使用時機）</w:t>
-            </w:r>
-          </w:p>
-          <w:p>
-            <w:pPr>
-              <w:spacing w:after="0"/>
-            </w:pPr>
-            <w:r>
-              <w:rPr>
-                <w:rFonts w:ascii="標楷體" w:hAnsi="標楷體"/>
-                <w:b w:val="0"/>
-              </w:rPr>
-            </w:r>
-          </w:p>
-          <w:p>
-            <w:pPr>
-              <w:spacing w:after="0"/>
-            </w:pPr>
-            <w:r>
-              <w:rPr>
-                <w:rFonts w:ascii="標楷體" w:hAnsi="標楷體"/>
-                <w:b w:val="0"/>
-              </w:rPr>
-              <w:t>【學習目標】</w:t>
-            </w:r>
-          </w:p>
-          <w:p>
-            <w:pPr>
-              <w:spacing w:after="0"/>
             </w:pPr>
             <w:r>
               <w:rPr>

--- a/學共教案/教案成果/五年級_數學_折線圖_20260909/教案.docx
+++ b/學共教案/教案成果/五年級_數學_折線圖_20260909/教案.docx
@@ -1,6 +1,6 @@
 
 <file path=word/document.xml><?xml version="1.0" encoding="utf-8"?>
-<w:document xmlns:wpc="http://schemas.microsoft.com/office/word/2010/wordprocessingCanvas" xmlns:cx="http://schemas.microsoft.com/office/drawing/2014/chartex" xmlns:cx1="http://schemas.microsoft.com/office/drawing/2015/9/8/chartex" xmlns:mc="http://schemas.openxmlformats.org/markup-compatibility/2006" xmlns:o="urn:schemas-microsoft-com:office:office" xmlns:r="http://schemas.openxmlformats.org/officeDocument/2006/relationships" xmlns:m="http://schemas.openxmlformats.org/officeDocument/2006/math" xmlns:v="urn:schemas-microsoft-com:vml" xmlns:wp14="http://schemas.microsoft.com/office/word/2010/wordprocessingDrawing" xmlns:wp="http://schemas.openxmlformats.org/drawingml/2006/wordprocessingDrawing" xmlns:w10="urn:schemas-microsoft-com:office:word" xmlns:w="http://schemas.openxmlformats.org/wordprocessingml/2006/main" xmlns:w14="http://schemas.microsoft.com/office/word/2010/wordml" xmlns:w15="http://schemas.microsoft.com/office/word/2012/wordml" xmlns:w16se="http://schemas.microsoft.com/office/word/2015/wordml/symex" xmlns:wpg="http://schemas.microsoft.com/office/word/2010/wordprocessingGroup" xmlns:wpi="http://schemas.microsoft.com/office/word/2010/wordprocessingInk" xmlns:wne="http://schemas.microsoft.com/office/word/2006/wordml" xmlns:wps="http://schemas.microsoft.com/office/word/2010/wordprocessingShape" mc:Ignorable="w14 w15 w16se wp14">
+<w:document xmlns:wpc="http://schemas.microsoft.com/office/word/2010/wordprocessingCanvas" xmlns:cx="http://schemas.microsoft.com/office/drawing/2014/chartex" xmlns:cx1="http://schemas.microsoft.com/office/drawing/2015/9/8/chartex" xmlns:cx2="http://schemas.microsoft.com/office/drawing/2015/10/21/chartex" xmlns:cx3="http://schemas.microsoft.com/office/drawing/2016/5/9/chartex" xmlns:cx4="http://schemas.microsoft.com/office/drawing/2016/5/10/chartex" xmlns:cx5="http://schemas.microsoft.com/office/drawing/2016/5/11/chartex" xmlns:cx6="http://schemas.microsoft.com/office/drawing/2016/5/12/chartex" xmlns:cx7="http://schemas.microsoft.com/office/drawing/2016/5/13/chartex" xmlns:cx8="http://schemas.microsoft.com/office/drawing/2016/5/14/chartex" xmlns:mc="http://schemas.openxmlformats.org/markup-compatibility/2006" xmlns:aink="http://schemas.microsoft.com/office/drawing/2016/ink" xmlns:am3d="http://schemas.microsoft.com/office/drawing/2017/model3d" xmlns:o="urn:schemas-microsoft-com:office:office" xmlns:oel="http://schemas.microsoft.com/office/2019/extlst" xmlns:r="http://schemas.openxmlformats.org/officeDocument/2006/relationships" xmlns:m="http://schemas.openxmlformats.org/officeDocument/2006/math" xmlns:v="urn:schemas-microsoft-com:vml" xmlns:wp14="http://schemas.microsoft.com/office/word/2010/wordprocessingDrawing" xmlns:wp="http://schemas.openxmlformats.org/drawingml/2006/wordprocessingDrawing" xmlns:w10="urn:schemas-microsoft-com:office:word" xmlns:w="http://schemas.openxmlformats.org/wordprocessingml/2006/main" xmlns:w14="http://schemas.microsoft.com/office/word/2010/wordml" xmlns:w15="http://schemas.microsoft.com/office/word/2012/wordml" xmlns:w16cex="http://schemas.microsoft.com/office/word/2018/wordml/cex" xmlns:w16cid="http://schemas.microsoft.com/office/word/2016/wordml/cid" xmlns:w16="http://schemas.microsoft.com/office/word/2018/wordml" xmlns:w16sdtdh="http://schemas.microsoft.com/office/word/2020/wordml/sdtdatahash" xmlns:w16se="http://schemas.microsoft.com/office/word/2015/wordml/symex" xmlns:wpg="http://schemas.microsoft.com/office/word/2010/wordprocessingGroup" xmlns:wpi="http://schemas.microsoft.com/office/word/2010/wordprocessingInk" xmlns:wne="http://schemas.microsoft.com/office/word/2006/wordml" xmlns:wps="http://schemas.microsoft.com/office/word/2010/wordprocessingShape" mc:Ignorable="w14 w15 w16se w16cid w16 w16cex w16sdtdh wp14">
   <w:body>
     <w:p>
       <w:pPr>
@@ -64,7 +64,23 @@
           <w:rFonts w:ascii="標楷體" w:eastAsia="標楷體" w:hAnsi="標楷體" w:hint="eastAsia"/>
           <w:color w:val="000000" w:themeColor="text1"/>
         </w:rPr>
-        <w:t>單元名稱：第一單元〈折線圖〉（本節為第 4 節，統整）　　備課成員：無</w:t>
+        <w:t xml:space="preserve">單元名稱：第一單元〈折線圖〉（本節為第 4 節，統整）　　</w:t>
+      </w:r>
+      <w:proofErr w:type="gramStart"/>
+      <w:r>
+        <w:rPr>
+          <w:rFonts w:ascii="標楷體" w:eastAsia="標楷體" w:hAnsi="標楷體" w:hint="eastAsia"/>
+          <w:color w:val="000000" w:themeColor="text1"/>
+        </w:rPr>
+        <w:t>備課成員</w:t>
+      </w:r>
+      <w:proofErr w:type="gramEnd"/>
+      <w:r>
+        <w:rPr>
+          <w:rFonts w:ascii="標楷體" w:eastAsia="標楷體" w:hAnsi="標楷體" w:hint="eastAsia"/>
+          <w:color w:val="000000" w:themeColor="text1"/>
+        </w:rPr>
+        <w:t>：無</w:t>
       </w:r>
     </w:p>
     <w:p>
@@ -147,7 +163,6 @@
           </w:tcPr>
           <w:p>
             <w:pPr>
-              <w:spacing w:after="0"/>
               <w:ind w:leftChars="13" w:left="271" w:hangingChars="100" w:hanging="240"/>
               <w:jc w:val="both"/>
               <w:rPr>
@@ -159,33 +174,126 @@
             <w:r>
               <w:rPr>
                 <w:rFonts w:ascii="標楷體" w:hAnsi="標楷體"/>
-                <w:b w:val="0"/>
-              </w:rPr>
-              <w:t>本單元的重點已由中年級的「報讀」折線圖，進階為「製作」折線圖。學生在前三節學過了報讀複雜長條圖與折線圖、含省略符號的圖、以及依表格資料繪製折線圖，技術層面大致到位。但教師手冊明白指出，學生真正的迷思不在畫得出來，而在不知道什麼時候該用折線圖——類別資料只能繪長條圖，有序資料才可用折線圖，這條規準學生背得出來，遇到具體情境卻用不上。</w:t>
-            </w:r>
-          </w:p>
-          <w:p>
-            <w:pPr>
-              <w:spacing w:after="0"/>
-            </w:pPr>
-            <w:r>
-              <w:rPr>
-                <w:rFonts w:ascii="標楷體" w:hAnsi="標楷體"/>
-                <w:b w:val="0"/>
-              </w:rPr>
-              <w:t>因此本節不再增加新的繪圖技術，而是把課本單元末的素養評量題拿來當作全班的挑戰課題：同一筆水溫資料，皮皮把橫軸畫成「加熱時間」，丹丹把橫軸畫成「測量學生 A~E」，兩張折線圖不一樣，妮妮說兩個都對。這個題目的好處是每個人都有入口——兩張圖都看得懂，同意或不同意都能立刻表態；但要把理由說清楚，就非得回到「橫軸放的是什麼樣的資料」不可。</w:t>
-            </w:r>
-          </w:p>
-          <w:p>
-            <w:pPr>
-              <w:spacing w:after="0"/>
-            </w:pPr>
-            <w:r>
-              <w:rPr>
-                <w:rFonts w:ascii="標楷體" w:hAnsi="標楷體"/>
-                <w:b w:val="0"/>
-              </w:rPr>
-              <w:t>本班學生活潑好動、容易分心，所以課題必須在前十分鐘就形成爭點，讓身體與注意力有地方去。只有學生最理解學生自己的語言，教師不在此刻裁決對錯，而是把各組的分歧攤到全班面前，讓他們互相說服、互相修正，最後自己走回「有序資料」這個概念上。〔依教師口述擴寫，請校對〕</w:t>
+              </w:rPr>
+              <w:t>本單元的重點已由中年級的「報讀」折線圖，進階為「製作」折線圖。學生在前三節學過了報讀複雜長條圖與折線圖、含省略符號的圖、以及依表格資料繪製折線圖，技術層面大致到位。但教師手冊明白指出，學生真正的迷思不在畫得出來，而在不知道什麼時候該用折線圖</w:t>
+            </w:r>
+            <w:proofErr w:type="gramStart"/>
+            <w:r>
+              <w:rPr>
+                <w:rFonts w:ascii="標楷體" w:hAnsi="標楷體"/>
+              </w:rPr>
+              <w:t>—</w:t>
+            </w:r>
+            <w:proofErr w:type="gramEnd"/>
+            <w:r>
+              <w:rPr>
+                <w:rFonts w:ascii="標楷體" w:hAnsi="標楷體"/>
+              </w:rPr>
+              <w:t>—</w:t>
+            </w:r>
+            <w:r>
+              <w:rPr>
+                <w:rFonts w:ascii="標楷體" w:hAnsi="標楷體"/>
+              </w:rPr>
+              <w:t>類別資料只</w:t>
+            </w:r>
+            <w:proofErr w:type="gramStart"/>
+            <w:r>
+              <w:rPr>
+                <w:rFonts w:ascii="標楷體" w:hAnsi="標楷體"/>
+              </w:rPr>
+              <w:t>能繪長</w:t>
+            </w:r>
+            <w:proofErr w:type="gramEnd"/>
+            <w:r>
+              <w:rPr>
+                <w:rFonts w:ascii="標楷體" w:hAnsi="標楷體"/>
+              </w:rPr>
+              <w:t>條圖，有序資料才可用折線圖，這條規準學生背得出來，遇到具體情境卻用不上。</w:t>
+            </w:r>
+          </w:p>
+          <w:p>
+            <w:r>
+              <w:rPr>
+                <w:rFonts w:ascii="標楷體" w:hAnsi="標楷體"/>
+              </w:rPr>
+              <w:t>因此本節不再增加新的繪圖技術，而是把課本單元末的素養評量題拿來當作全班的挑戰課題：同一筆水溫資料，皮</w:t>
+            </w:r>
+            <w:proofErr w:type="gramStart"/>
+            <w:r>
+              <w:rPr>
+                <w:rFonts w:ascii="標楷體" w:hAnsi="標楷體"/>
+              </w:rPr>
+              <w:t>皮</w:t>
+            </w:r>
+            <w:proofErr w:type="gramEnd"/>
+            <w:r>
+              <w:rPr>
+                <w:rFonts w:ascii="標楷體" w:hAnsi="標楷體"/>
+              </w:rPr>
+              <w:t>把橫軸畫成「加熱時間」，丹丹把橫軸畫成「測量學生</w:t>
+            </w:r>
+            <w:r>
+              <w:rPr>
+                <w:rFonts w:ascii="標楷體" w:hAnsi="標楷體"/>
+              </w:rPr>
+              <w:t xml:space="preserve"> A~E</w:t>
+            </w:r>
+            <w:r>
+              <w:rPr>
+                <w:rFonts w:ascii="標楷體" w:hAnsi="標楷體"/>
+              </w:rPr>
+              <w:t>」，兩張折線圖不一樣，妮妮說兩個都對。這個題目的好處是每個人都有入口</w:t>
+            </w:r>
+            <w:proofErr w:type="gramStart"/>
+            <w:r>
+              <w:rPr>
+                <w:rFonts w:ascii="標楷體" w:hAnsi="標楷體"/>
+              </w:rPr>
+              <w:t>—</w:t>
+            </w:r>
+            <w:proofErr w:type="gramEnd"/>
+            <w:r>
+              <w:rPr>
+                <w:rFonts w:ascii="標楷體" w:hAnsi="標楷體"/>
+              </w:rPr>
+              <w:t>—</w:t>
+            </w:r>
+            <w:r>
+              <w:rPr>
+                <w:rFonts w:ascii="標楷體" w:hAnsi="標楷體"/>
+              </w:rPr>
+              <w:t>兩張圖都看得懂，同意或不同意都能立刻表態；但要把理由說</w:t>
+            </w:r>
+            <w:proofErr w:type="gramStart"/>
+            <w:r>
+              <w:rPr>
+                <w:rFonts w:ascii="標楷體" w:hAnsi="標楷體"/>
+              </w:rPr>
+              <w:t>清楚，</w:t>
+            </w:r>
+            <w:proofErr w:type="gramEnd"/>
+            <w:r>
+              <w:rPr>
+                <w:rFonts w:ascii="標楷體" w:hAnsi="標楷體"/>
+              </w:rPr>
+              <w:t>就非得回到「橫軸放的是什麼樣的資料」不可。</w:t>
+            </w:r>
+          </w:p>
+          <w:p>
+            <w:proofErr w:type="gramStart"/>
+            <w:r>
+              <w:rPr>
+                <w:rFonts w:ascii="標楷體" w:hAnsi="標楷體"/>
+              </w:rPr>
+              <w:t>本班學生</w:t>
+            </w:r>
+            <w:proofErr w:type="gramEnd"/>
+            <w:r>
+              <w:rPr>
+                <w:rFonts w:ascii="標楷體" w:hAnsi="標楷體"/>
+              </w:rPr>
+              <w:t>活潑好動、容易分心，所以課題必須在前十分鐘就形成爭點，讓身體與注意力有地方去。只有學生最理解學生自己的語言，教師不在此刻裁決對錯，而是把各組的分歧攤到全班面前，讓他們互相說服、互相修正，最後自己走回「有序資料」這個概念上。〔依教師口述擴寫，請校對〕</w:t>
             </w:r>
           </w:p>
         </w:tc>
@@ -272,13 +380,23 @@
                 <w:color w:val="000000" w:themeColor="text1"/>
               </w:rPr>
             </w:pPr>
+            <w:proofErr w:type="gramStart"/>
             <w:r>
               <w:rPr>
                 <w:rFonts w:ascii="標楷體" w:eastAsia="標楷體" w:hAnsi="標楷體" w:hint="eastAsia"/>
                 <w:b/>
                 <w:color w:val="000000" w:themeColor="text1"/>
               </w:rPr>
-              <w:t>領綱具體內涵</w:t>
+              <w:t>領綱具體</w:t>
+            </w:r>
+            <w:proofErr w:type="gramEnd"/>
+            <w:r>
+              <w:rPr>
+                <w:rFonts w:ascii="標楷體" w:eastAsia="標楷體" w:hAnsi="標楷體" w:hint="eastAsia"/>
+                <w:b/>
+                <w:color w:val="000000" w:themeColor="text1"/>
+              </w:rPr>
+              <w:t>內涵</w:t>
             </w:r>
           </w:p>
         </w:tc>
@@ -293,7 +411,6 @@
           <w:p>
             <w:pPr>
               <w:widowControl/>
-              <w:spacing w:after="0"/>
               <w:rPr>
                 <w:color w:val="000000" w:themeColor="text1"/>
               </w:rPr>
@@ -301,9 +418,14 @@
             <w:r>
               <w:rPr>
                 <w:rFonts w:ascii="標楷體" w:hAnsi="標楷體"/>
-                <w:b w:val="0"/>
-              </w:rPr>
-              <w:t>B2 科技資訊與媒體素養</w:t>
+              </w:rPr>
+              <w:t xml:space="preserve">B2 </w:t>
+            </w:r>
+            <w:r>
+              <w:rPr>
+                <w:rFonts w:ascii="標楷體" w:hAnsi="標楷體"/>
+              </w:rPr>
+              <w:t>科技資訊與媒體素養</w:t>
             </w:r>
           </w:p>
         </w:tc>
@@ -326,9 +448,20 @@
             <w:r>
               <w:rPr>
                 <w:rFonts w:ascii="標楷體" w:hAnsi="標楷體"/>
-                <w:b w:val="0"/>
-              </w:rPr>
-              <w:t>數-E-B2 具備報讀、製作基本統計圖表之能力。</w:t>
+              </w:rPr>
+              <w:t>數</w:t>
+            </w:r>
+            <w:r>
+              <w:rPr>
+                <w:rFonts w:ascii="標楷體" w:hAnsi="標楷體"/>
+              </w:rPr>
+              <w:t xml:space="preserve">-E-B2 </w:t>
+            </w:r>
+            <w:r>
+              <w:rPr>
+                <w:rFonts w:ascii="標楷體" w:hAnsi="標楷體"/>
+              </w:rPr>
+              <w:t>具備報讀、製作基本統計圖表之能力。</w:t>
             </w:r>
           </w:p>
         </w:tc>
@@ -343,7 +476,6 @@
           <w:p>
             <w:pPr>
               <w:widowControl/>
-              <w:spacing w:after="0"/>
               <w:rPr>
                 <w:rFonts w:ascii="標楷體" w:eastAsia="標楷體" w:hAnsi="標楷體"/>
                 <w:color w:val="000000" w:themeColor="text1"/>
@@ -352,9 +484,14 @@
             <w:r>
               <w:rPr>
                 <w:rFonts w:ascii="標楷體" w:hAnsi="標楷體"/>
-                <w:b w:val="0"/>
-              </w:rPr>
-              <w:t>A2 系統思考與解決問題</w:t>
+              </w:rPr>
+              <w:t xml:space="preserve">A2 </w:t>
+            </w:r>
+            <w:r>
+              <w:rPr>
+                <w:rFonts w:ascii="標楷體" w:hAnsi="標楷體"/>
+              </w:rPr>
+              <w:t>系統思考與解決問題</w:t>
             </w:r>
           </w:p>
         </w:tc>
@@ -377,9 +514,20 @@
             <w:r>
               <w:rPr>
                 <w:rFonts w:ascii="標楷體" w:hAnsi="標楷體"/>
-                <w:b w:val="0"/>
-              </w:rPr>
-              <w:t>數-E-A2 具備基本的算術操作能力、並能指認基本的形體與相對關係，在日常生活情境中，用數學表述與解決問題。</w:t>
+              </w:rPr>
+              <w:t>數</w:t>
+            </w:r>
+            <w:r>
+              <w:rPr>
+                <w:rFonts w:ascii="標楷體" w:hAnsi="標楷體"/>
+              </w:rPr>
+              <w:t xml:space="preserve">-E-A2 </w:t>
+            </w:r>
+            <w:r>
+              <w:rPr>
+                <w:rFonts w:ascii="標楷體" w:hAnsi="標楷體"/>
+              </w:rPr>
+              <w:t>具備基本的算術操作能力、並能指認基本的形體與相對關係，在日常生活情境中，用數學表述與解決問題。</w:t>
             </w:r>
           </w:p>
         </w:tc>
@@ -422,7 +570,6 @@
                 <w:b/>
                 <w:color w:val="000000" w:themeColor="text1"/>
               </w:rPr>
-              <w:lastRenderedPageBreak/>
               <w:t>領域課程綱要</w:t>
             </w:r>
           </w:p>
@@ -452,7 +599,7 @@
               <mc:AlternateContent>
                 <mc:Choice Requires="wps">
                   <w:drawing>
-                    <wp:anchor distT="0" distB="0" distL="114300" distR="114300" simplePos="0" relativeHeight="251724287" behindDoc="0" locked="0" layoutInCell="1" allowOverlap="1" wp14:anchorId="0EAF9F1D" wp14:editId="2AE49F4B">
+                    <wp:anchor distT="0" distB="0" distL="114300" distR="114300" simplePos="0" relativeHeight="251724287" behindDoc="0" locked="0" layoutInCell="1" allowOverlap="1" wp14:anchorId="06625EFA" wp14:editId="06E24B34">
                       <wp:simplePos x="0" y="0"/>
                       <wp:positionH relativeFrom="column">
                         <wp:posOffset>745490</wp:posOffset>
@@ -534,7 +681,7 @@
                 </mc:Choice>
                 <mc:Fallback>
                   <w:pict>
-                    <v:rect w14:anchorId="0EAF9F1D" id="矩形 5" o:spid="_x0000_s1026" style="position:absolute;margin-left:58.7pt;margin-top:.3pt;width:77.6pt;height:27.5pt;z-index:251724287;visibility:visible;mso-wrap-style:square;mso-wrap-distance-left:9pt;mso-wrap-distance-top:0;mso-wrap-distance-right:9pt;mso-wrap-distance-bottom:0;mso-position-horizontal:absolute;mso-position-horizontal-relative:text;mso-position-vertical:absolute;mso-position-vertical-relative:text;v-text-anchor:middle" o:gfxdata="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" filled="f" stroked="f" strokeweight="2pt">
+                    <v:rect w14:anchorId="06625EFA" id="矩形 5" o:spid="_x0000_s1026" style="position:absolute;margin-left:58.7pt;margin-top:.3pt;width:77.6pt;height:27.5pt;z-index:251724287;visibility:visible;mso-wrap-style:square;mso-wrap-distance-left:9pt;mso-wrap-distance-top:0;mso-wrap-distance-right:9pt;mso-wrap-distance-bottom:0;mso-position-horizontal:absolute;mso-position-horizontal-relative:text;mso-position-vertical:absolute;mso-position-vertical-relative:text;v-text-anchor:middle" o:gfxdata="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" filled="f" stroked="f" strokeweight="2pt">
                       <v:textbox>
                         <w:txbxContent>
                           <w:p>
@@ -571,7 +718,7 @@
               <mc:AlternateContent>
                 <mc:Choice Requires="wps">
                   <w:drawing>
-                    <wp:anchor distT="0" distB="0" distL="114300" distR="114300" simplePos="0" relativeHeight="251726335" behindDoc="0" locked="0" layoutInCell="1" allowOverlap="1" wp14:anchorId="2118C315" wp14:editId="05ECB8A4">
+                    <wp:anchor distT="0" distB="0" distL="114300" distR="114300" simplePos="0" relativeHeight="251726335" behindDoc="0" locked="0" layoutInCell="1" allowOverlap="1" wp14:anchorId="326BCE14" wp14:editId="6CCD93FA">
                       <wp:simplePos x="0" y="0"/>
                       <wp:positionH relativeFrom="column">
                         <wp:posOffset>-172720</wp:posOffset>
@@ -647,7 +794,7 @@
                 </mc:Choice>
                 <mc:Fallback>
                   <w:pict>
-                    <v:rect w14:anchorId="2118C315" id="矩形 7" o:spid="_x0000_s1027" style="position:absolute;margin-left:-13.6pt;margin-top:9.65pt;width:77.6pt;height:27.5pt;z-index:251726335;visibility:visible;mso-wrap-style:square;mso-wrap-distance-left:9pt;mso-wrap-distance-top:0;mso-wrap-distance-right:9pt;mso-wrap-distance-bottom:0;mso-position-horizontal:absolute;mso-position-horizontal-relative:text;mso-position-vertical:absolute;mso-position-vertical-relative:text;v-text-anchor:middle" o:gfxdata="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" filled="f" stroked="f" strokeweight="2pt">
+                    <v:rect w14:anchorId="326BCE14" id="矩形 7" o:spid="_x0000_s1027" style="position:absolute;margin-left:-13.6pt;margin-top:9.65pt;width:77.6pt;height:27.5pt;z-index:251726335;visibility:visible;mso-wrap-style:square;mso-wrap-distance-left:9pt;mso-wrap-distance-top:0;mso-wrap-distance-right:9pt;mso-wrap-distance-bottom:0;mso-position-horizontal:absolute;mso-position-horizontal-relative:text;mso-position-vertical:absolute;mso-position-vertical-relative:text;v-text-anchor:middle" o:gfxdata="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" filled="f" stroked="f" strokeweight="2pt">
                       <v:textbox>
                         <w:txbxContent>
                           <w:p>
@@ -692,7 +839,7 @@
               <mc:AlternateContent>
                 <mc:Choice Requires="wps">
                   <w:drawing>
-                    <wp:anchor distT="0" distB="0" distL="114300" distR="114300" simplePos="0" relativeHeight="251722239" behindDoc="0" locked="0" layoutInCell="1" allowOverlap="1" wp14:anchorId="299E1AAA" wp14:editId="1D1B342E">
+                    <wp:anchor distT="0" distB="0" distL="114300" distR="114300" simplePos="0" relativeHeight="251722239" behindDoc="0" locked="0" layoutInCell="1" allowOverlap="1" wp14:anchorId="25B2DF4C" wp14:editId="5A2D3BA7">
                       <wp:simplePos x="0" y="0"/>
                       <wp:positionH relativeFrom="column">
                         <wp:posOffset>344170</wp:posOffset>
@@ -766,7 +913,7 @@
               <mc:AlternateContent>
                 <mc:Choice Requires="wps">
                   <w:drawing>
-                    <wp:anchor distT="0" distB="0" distL="114300" distR="114300" simplePos="0" relativeHeight="251723263" behindDoc="0" locked="0" layoutInCell="1" allowOverlap="1" wp14:anchorId="728009BA" wp14:editId="2630BF48">
+                    <wp:anchor distT="0" distB="0" distL="114300" distR="114300" simplePos="0" relativeHeight="251723263" behindDoc="0" locked="0" layoutInCell="1" allowOverlap="1" wp14:anchorId="145655BB" wp14:editId="4F23952A">
                       <wp:simplePos x="0" y="0"/>
                       <wp:positionH relativeFrom="column">
                         <wp:posOffset>-67228</wp:posOffset>
@@ -853,9 +1000,14 @@
             <w:r>
               <w:rPr>
                 <w:rFonts w:ascii="標楷體" w:hAnsi="標楷體"/>
-                <w:b w:val="0"/>
-              </w:rPr>
-              <w:t>d-III-1 報讀圓形圖，製作折線圖與圓形圖，並據以做簡單推論。</w:t>
+              </w:rPr>
+              <w:t xml:space="preserve">d-III-1 </w:t>
+            </w:r>
+            <w:r>
+              <w:rPr>
+                <w:rFonts w:ascii="標楷體" w:hAnsi="標楷體"/>
+              </w:rPr>
+              <w:t>報讀圓形圖，製作折線圖與圓形圖，並據以做簡單推論。</w:t>
             </w:r>
           </w:p>
         </w:tc>
@@ -887,7 +1039,7 @@
           </w:tcPr>
           <w:p>
             <w:pPr>
-              <w:spacing w:line="380" w:lineRule="exact" w:after="0"/>
+              <w:spacing w:line="380" w:lineRule="exact"/>
               <w:rPr>
                 <w:rFonts w:ascii="標楷體" w:eastAsia="標楷體" w:hAnsi="標楷體"/>
                 <w:color w:val="000000" w:themeColor="text1"/>
@@ -898,10 +1050,37 @@
             <w:r>
               <w:rPr>
                 <w:rFonts w:ascii="標楷體" w:hAnsi="標楷體"/>
-                <w:b w:val="0"/>
-              </w:rPr>
-              <w:t>D-5-1 製作折線圖：製作生活中的折線圖。（備註：分辨折線圖之使用時機）</w:t>
-            </w:r>
+              </w:rPr>
+              <w:t xml:space="preserve">D-5-1 </w:t>
+            </w:r>
+            <w:r>
+              <w:rPr>
+                <w:rFonts w:ascii="標楷體" w:hAnsi="標楷體"/>
+              </w:rPr>
+              <w:t>製作折線圖：製作生活中的折線圖。</w:t>
+            </w:r>
+            <w:proofErr w:type="gramStart"/>
+            <w:r>
+              <w:rPr>
+                <w:rFonts w:ascii="標楷體" w:hAnsi="標楷體"/>
+              </w:rPr>
+              <w:t>（</w:t>
+            </w:r>
+            <w:proofErr w:type="gramEnd"/>
+            <w:r>
+              <w:rPr>
+                <w:rFonts w:ascii="標楷體" w:hAnsi="標楷體"/>
+              </w:rPr>
+              <w:t>備註：分辨折線圖之使用時機</w:t>
+            </w:r>
+            <w:proofErr w:type="gramStart"/>
+            <w:r>
+              <w:rPr>
+                <w:rFonts w:ascii="標楷體" w:hAnsi="標楷體"/>
+              </w:rPr>
+              <w:t>）</w:t>
+            </w:r>
+            <w:proofErr w:type="gramEnd"/>
           </w:p>
         </w:tc>
         <w:tc>
@@ -912,7 +1091,7 @@
           </w:tcPr>
           <w:p>
             <w:pPr>
-              <w:spacing w:line="380" w:lineRule="exact" w:after="0"/>
+              <w:spacing w:line="380" w:lineRule="exact"/>
               <w:ind w:left="240" w:hangingChars="100" w:hanging="240"/>
               <w:jc w:val="both"/>
               <w:rPr>
@@ -923,21 +1102,28 @@
             <w:r>
               <w:rPr>
                 <w:rFonts w:ascii="標楷體" w:hAnsi="標楷體"/>
-                <w:b w:val="0"/>
-              </w:rPr>
-              <w:t>1. 能依表格資料繪製折線圖。</w:t>
-            </w:r>
-          </w:p>
-          <w:p>
-            <w:pPr>
-              <w:spacing w:after="0"/>
-            </w:pPr>
-            <w:r>
-              <w:rPr>
-                <w:rFonts w:ascii="標楷體" w:hAnsi="標楷體"/>
-                <w:b w:val="0"/>
-              </w:rPr>
-              <w:t>2. 能判斷折線圖適用於有序資料，並說出判斷的理由。</w:t>
+              </w:rPr>
+              <w:t xml:space="preserve">1. </w:t>
+            </w:r>
+            <w:r>
+              <w:rPr>
+                <w:rFonts w:ascii="標楷體" w:hAnsi="標楷體"/>
+              </w:rPr>
+              <w:t>能依表格資料繪製折線圖。</w:t>
+            </w:r>
+          </w:p>
+          <w:p>
+            <w:r>
+              <w:rPr>
+                <w:rFonts w:ascii="標楷體" w:hAnsi="標楷體"/>
+              </w:rPr>
+              <w:t xml:space="preserve">2. </w:t>
+            </w:r>
+            <w:r>
+              <w:rPr>
+                <w:rFonts w:ascii="標楷體" w:hAnsi="標楷體"/>
+              </w:rPr>
+              <w:t>能判斷折線圖適用於有序資料，並說出判斷的理由。</w:t>
             </w:r>
           </w:p>
         </w:tc>
@@ -1015,7 +1201,6 @@
           </w:tcPr>
           <w:p>
             <w:pPr>
-              <w:spacing w:after="0"/>
               <w:rPr>
                 <w:rFonts w:ascii="標楷體" w:eastAsia="標楷體" w:hAnsi="標楷體"/>
                 <w:b/>
@@ -1025,33 +1210,200 @@
             <w:r>
               <w:rPr>
                 <w:rFonts w:ascii="標楷體" w:hAnsi="標楷體"/>
-                <w:b w:val="0"/>
               </w:rPr>
               <w:t>一、文本結構分析：</w:t>
             </w:r>
           </w:p>
           <w:p>
-            <w:pPr>
-              <w:spacing w:after="0"/>
-            </w:pPr>
-            <w:r>
-              <w:rPr>
-                <w:rFonts w:ascii="標楷體" w:hAnsi="標楷體"/>
-                <w:b w:val="0"/>
-              </w:rPr>
-              <w:t>本單元 4 節：1-1 生活中的統計圖（2 節）→ 1-2 製作折線圖（1.5 節）→ 練習園地（0.5 節）。概念鏈是「分辨兩種圖的使用時機 → 讀懂複雜的圖（省略符號、兩筆資料的關聯）→ 自己畫出來」。本節為第 4 節，用單元末的素養評量題把整條鏈收回到最上游那一問：這筆資料該用哪一種圖？</w:t>
-            </w:r>
-          </w:p>
-          <w:p>
-            <w:pPr>
-              <w:spacing w:after="0"/>
-            </w:pPr>
-            <w:r>
-              <w:rPr>
-                <w:rFonts w:ascii="標楷體" w:hAnsi="標楷體"/>
-                <w:b w:val="0"/>
-              </w:rPr>
-              <w:t>教材地位：過去（第七冊第十單元）學過報讀與製作長條圖、報讀折線圖；本單元進階為「製作」折線圖；未來（第十二冊第四單元）將學圓形圖。</w:t>
+            <w:r>
+              <w:rPr>
+                <w:rFonts w:ascii="標楷體" w:hAnsi="標楷體"/>
+              </w:rPr>
+              <w:t>本單元</w:t>
+            </w:r>
+            <w:r>
+              <w:rPr>
+                <w:rFonts w:ascii="標楷體" w:hAnsi="標楷體"/>
+              </w:rPr>
+              <w:t xml:space="preserve"> 4 </w:t>
+            </w:r>
+            <w:r>
+              <w:rPr>
+                <w:rFonts w:ascii="標楷體" w:hAnsi="標楷體"/>
+              </w:rPr>
+              <w:t>節：</w:t>
+            </w:r>
+            <w:r>
+              <w:rPr>
+                <w:rFonts w:ascii="標楷體" w:hAnsi="標楷體"/>
+              </w:rPr>
+              <w:t xml:space="preserve">1-1 </w:t>
+            </w:r>
+            <w:r>
+              <w:rPr>
+                <w:rFonts w:ascii="標楷體" w:hAnsi="標楷體"/>
+              </w:rPr>
+              <w:t>生活中的統計圖（</w:t>
+            </w:r>
+            <w:r>
+              <w:rPr>
+                <w:rFonts w:ascii="標楷體" w:hAnsi="標楷體"/>
+              </w:rPr>
+              <w:t xml:space="preserve">2 </w:t>
+            </w:r>
+            <w:r>
+              <w:rPr>
+                <w:rFonts w:ascii="標楷體" w:hAnsi="標楷體"/>
+              </w:rPr>
+              <w:t>節）</w:t>
+            </w:r>
+            <w:r>
+              <w:rPr>
+                <w:rFonts w:ascii="標楷體" w:hAnsi="標楷體"/>
+              </w:rPr>
+              <w:t xml:space="preserve">→ 1-2 </w:t>
+            </w:r>
+            <w:r>
+              <w:rPr>
+                <w:rFonts w:ascii="標楷體" w:hAnsi="標楷體"/>
+              </w:rPr>
+              <w:t>製作折線圖（</w:t>
+            </w:r>
+            <w:r>
+              <w:rPr>
+                <w:rFonts w:ascii="標楷體" w:hAnsi="標楷體"/>
+              </w:rPr>
+              <w:t xml:space="preserve">1.5 </w:t>
+            </w:r>
+            <w:r>
+              <w:rPr>
+                <w:rFonts w:ascii="標楷體" w:hAnsi="標楷體"/>
+              </w:rPr>
+              <w:t>節）</w:t>
+            </w:r>
+            <w:r>
+              <w:rPr>
+                <w:rFonts w:ascii="標楷體" w:hAnsi="標楷體"/>
+              </w:rPr>
+              <w:t xml:space="preserve">→ </w:t>
+            </w:r>
+            <w:r>
+              <w:rPr>
+                <w:rFonts w:ascii="標楷體" w:hAnsi="標楷體"/>
+              </w:rPr>
+              <w:t>練習園地（</w:t>
+            </w:r>
+            <w:r>
+              <w:rPr>
+                <w:rFonts w:ascii="標楷體" w:hAnsi="標楷體"/>
+              </w:rPr>
+              <w:t xml:space="preserve">0.5 </w:t>
+            </w:r>
+            <w:r>
+              <w:rPr>
+                <w:rFonts w:ascii="標楷體" w:hAnsi="標楷體"/>
+              </w:rPr>
+              <w:t>節）。概念鏈是「分辨兩種圖的使用時機</w:t>
+            </w:r>
+            <w:r>
+              <w:rPr>
+                <w:rFonts w:ascii="標楷體" w:hAnsi="標楷體"/>
+              </w:rPr>
+              <w:t xml:space="preserve"> → </w:t>
+            </w:r>
+            <w:r>
+              <w:rPr>
+                <w:rFonts w:ascii="標楷體" w:hAnsi="標楷體"/>
+              </w:rPr>
+              <w:t>讀懂複雜的圖（省略符號、兩筆資料的關聯）</w:t>
+            </w:r>
+            <w:r>
+              <w:rPr>
+                <w:rFonts w:ascii="標楷體" w:hAnsi="標楷體"/>
+              </w:rPr>
+              <w:t xml:space="preserve">→ </w:t>
+            </w:r>
+            <w:r>
+              <w:rPr>
+                <w:rFonts w:ascii="標楷體" w:hAnsi="標楷體"/>
+              </w:rPr>
+              <w:t>自己畫出來」。本節為第</w:t>
+            </w:r>
+            <w:r>
+              <w:rPr>
+                <w:rFonts w:ascii="標楷體" w:hAnsi="標楷體"/>
+              </w:rPr>
+              <w:t xml:space="preserve"> 4 </w:t>
+            </w:r>
+            <w:r>
+              <w:rPr>
+                <w:rFonts w:ascii="標楷體" w:hAnsi="標楷體"/>
+              </w:rPr>
+              <w:t>節，用單元末的素養評量</w:t>
+            </w:r>
+            <w:proofErr w:type="gramStart"/>
+            <w:r>
+              <w:rPr>
+                <w:rFonts w:ascii="標楷體" w:hAnsi="標楷體"/>
+              </w:rPr>
+              <w:t>題把整條鏈</w:t>
+            </w:r>
+            <w:proofErr w:type="gramEnd"/>
+            <w:r>
+              <w:rPr>
+                <w:rFonts w:ascii="標楷體" w:hAnsi="標楷體"/>
+              </w:rPr>
+              <w:t>收回到最上游那一問：這筆資料該用哪一種圖？</w:t>
+            </w:r>
+          </w:p>
+          <w:p>
+            <w:r>
+              <w:rPr>
+                <w:rFonts w:ascii="標楷體" w:hAnsi="標楷體"/>
+              </w:rPr>
+              <w:t>教材地位：過去（第七</w:t>
+            </w:r>
+            <w:proofErr w:type="gramStart"/>
+            <w:r>
+              <w:rPr>
+                <w:rFonts w:ascii="標楷體" w:hAnsi="標楷體"/>
+              </w:rPr>
+              <w:t>冊</w:t>
+            </w:r>
+            <w:proofErr w:type="gramEnd"/>
+            <w:r>
+              <w:rPr>
+                <w:rFonts w:ascii="標楷體" w:hAnsi="標楷體"/>
+              </w:rPr>
+              <w:t>第十單元）</w:t>
+            </w:r>
+            <w:proofErr w:type="gramStart"/>
+            <w:r>
+              <w:rPr>
+                <w:rFonts w:ascii="標楷體" w:hAnsi="標楷體"/>
+              </w:rPr>
+              <w:t>學過報讀</w:t>
+            </w:r>
+            <w:proofErr w:type="gramEnd"/>
+            <w:r>
+              <w:rPr>
+                <w:rFonts w:ascii="標楷體" w:hAnsi="標楷體"/>
+              </w:rPr>
+              <w:t>與製作長條圖、報讀折線圖；本單元進階為「製作」折線圖；未來（第十二</w:t>
+            </w:r>
+            <w:proofErr w:type="gramStart"/>
+            <w:r>
+              <w:rPr>
+                <w:rFonts w:ascii="標楷體" w:hAnsi="標楷體"/>
+              </w:rPr>
+              <w:t>冊</w:t>
+            </w:r>
+            <w:proofErr w:type="gramEnd"/>
+            <w:r>
+              <w:rPr>
+                <w:rFonts w:ascii="標楷體" w:hAnsi="標楷體"/>
+              </w:rPr>
+              <w:t>第四單元）將學圓形圖。</w:t>
             </w:r>
           </w:p>
         </w:tc>
@@ -1067,7 +1419,7 @@
           <w:p>
             <w:pPr>
               <w:pStyle w:val="aa"/>
-              <w:spacing w:before="60" w:after="0" w:line="320" w:lineRule="exact"/>
+              <w:spacing w:before="60" w:line="320" w:lineRule="exact"/>
               <w:rPr>
                 <w:rFonts w:ascii="標楷體" w:eastAsia="標楷體" w:hAnsi="標楷體"/>
                 <w:b/>
@@ -1079,69 +1431,212 @@
             <w:r>
               <w:rPr>
                 <w:rFonts w:ascii="標楷體" w:hAnsi="標楷體"/>
-                <w:b w:val="0"/>
               </w:rPr>
               <w:t>二、學生可能面臨學習的困難及發現：</w:t>
             </w:r>
           </w:p>
           <w:p>
-            <w:pPr>
-              <w:spacing w:after="0"/>
-            </w:pPr>
-            <w:r>
-              <w:rPr>
-                <w:rFonts w:ascii="標楷體" w:hAnsi="標楷體"/>
-                <w:b w:val="0"/>
-              </w:rPr>
-              <w:t>1. 把「圖形長得合不合理」當成判斷依據。丹丹的橫軸雖是人名，但 A~E 恰好對應遞增的加熱時間，畫出來的線和皮皮的一模一樣。學生極可能因為「看起來一樣」就判定兩張都對，而不去看橫軸放的是什麼。</w:t>
-            </w:r>
-          </w:p>
-          <w:p>
-            <w:pPr>
-              <w:spacing w:after="0"/>
-            </w:pPr>
-            <w:r>
-              <w:rPr>
-                <w:rFonts w:ascii="標楷體" w:hAnsi="標楷體"/>
-                <w:b w:val="0"/>
-              </w:rPr>
-              <w:t>2. 說不出「有序」與「類別」的差別。學生會說「人名不能連線」，卻說不出為什麼酪梨那題的月分就可以連——因為他們記的是例子，不是規準。</w:t>
-            </w:r>
-          </w:p>
-          <w:p>
-            <w:pPr>
-              <w:spacing w:after="0"/>
-            </w:pPr>
-            <w:r>
-              <w:rPr>
-                <w:rFonts w:ascii="標楷體" w:hAnsi="標楷體"/>
-                <w:b w:val="0"/>
-              </w:rPr>
-              <w:t>3. 縱軸每一刻度的單位是學生在本單元最大的困難（常見刻度單位 1、2、5、10）。本節共有課題要各自畫圖時會再次浮現。</w:t>
-            </w:r>
-          </w:p>
-          <w:p>
-            <w:pPr>
-              <w:spacing w:after="0"/>
-            </w:pPr>
-            <w:r>
-              <w:rPr>
-                <w:rFonts w:ascii="標楷體" w:hAnsi="標楷體"/>
-                <w:b w:val="0"/>
-              </w:rPr>
-              <w:t>4. 省略符號常被忽略，部分學生直接以線的高低比較兩量。</w:t>
-            </w:r>
-          </w:p>
-          <w:p>
-            <w:pPr>
-              <w:spacing w:after="0"/>
-            </w:pPr>
-            <w:r>
-              <w:rPr>
-                <w:rFonts w:ascii="標楷體" w:hAnsi="標楷體"/>
-                <w:b w:val="0"/>
-              </w:rPr>
-              <w:t>5. 資料為 0 時常遺漏，沒標上去或標了卻未依序連線。</w:t>
+            <w:r>
+              <w:rPr>
+                <w:rFonts w:ascii="標楷體" w:hAnsi="標楷體"/>
+              </w:rPr>
+              <w:t xml:space="preserve">1. </w:t>
+            </w:r>
+            <w:r>
+              <w:rPr>
+                <w:rFonts w:ascii="標楷體" w:hAnsi="標楷體"/>
+              </w:rPr>
+              <w:t>把「圖形長得合不合理」當成判斷依據。丹</w:t>
+            </w:r>
+            <w:proofErr w:type="gramStart"/>
+            <w:r>
+              <w:rPr>
+                <w:rFonts w:ascii="標楷體" w:hAnsi="標楷體"/>
+              </w:rPr>
+              <w:t>丹</w:t>
+            </w:r>
+            <w:proofErr w:type="gramEnd"/>
+            <w:r>
+              <w:rPr>
+                <w:rFonts w:ascii="標楷體" w:hAnsi="標楷體"/>
+              </w:rPr>
+              <w:t>的橫軸雖是人名，但</w:t>
+            </w:r>
+            <w:r>
+              <w:rPr>
+                <w:rFonts w:ascii="標楷體" w:hAnsi="標楷體"/>
+              </w:rPr>
+              <w:t xml:space="preserve"> A~E </w:t>
+            </w:r>
+            <w:r>
+              <w:rPr>
+                <w:rFonts w:ascii="標楷體" w:hAnsi="標楷體"/>
+              </w:rPr>
+              <w:t>恰好對應遞增的加熱時間，畫出來的線和皮皮的一模一樣。學生極可能因為「看起來一樣」就判定兩張都對，而不去看橫軸放的是什麼。</w:t>
+            </w:r>
+          </w:p>
+          <w:p>
+            <w:r>
+              <w:rPr>
+                <w:rFonts w:ascii="標楷體" w:hAnsi="標楷體"/>
+              </w:rPr>
+              <w:t xml:space="preserve">2. </w:t>
+            </w:r>
+            <w:proofErr w:type="gramStart"/>
+            <w:r>
+              <w:rPr>
+                <w:rFonts w:ascii="標楷體" w:hAnsi="標楷體"/>
+              </w:rPr>
+              <w:t>說不出</w:t>
+            </w:r>
+            <w:proofErr w:type="gramEnd"/>
+            <w:r>
+              <w:rPr>
+                <w:rFonts w:ascii="標楷體" w:hAnsi="標楷體"/>
+              </w:rPr>
+              <w:t>「有序」與「類別」的差別。學生會說「人名不能連線」，卻說不出</w:t>
+            </w:r>
+            <w:proofErr w:type="gramStart"/>
+            <w:r>
+              <w:rPr>
+                <w:rFonts w:ascii="標楷體" w:hAnsi="標楷體"/>
+              </w:rPr>
+              <w:t>為什麼酪梨那題</w:t>
+            </w:r>
+            <w:proofErr w:type="gramEnd"/>
+            <w:r>
+              <w:rPr>
+                <w:rFonts w:ascii="標楷體" w:hAnsi="標楷體"/>
+              </w:rPr>
+              <w:t>的月分就可以連</w:t>
+            </w:r>
+            <w:r>
+              <w:rPr>
+                <w:rFonts w:ascii="標楷體" w:hAnsi="標楷體"/>
+              </w:rPr>
+              <w:t>——</w:t>
+            </w:r>
+            <w:r>
+              <w:rPr>
+                <w:rFonts w:ascii="標楷體" w:hAnsi="標楷體"/>
+              </w:rPr>
+              <w:t>因為他們記的是例子，不是規準。</w:t>
+            </w:r>
+          </w:p>
+          <w:p>
+            <w:r>
+              <w:rPr>
+                <w:rFonts w:ascii="標楷體" w:hAnsi="標楷體"/>
+              </w:rPr>
+              <w:t xml:space="preserve">3. </w:t>
+            </w:r>
+            <w:r>
+              <w:rPr>
+                <w:rFonts w:ascii="標楷體" w:hAnsi="標楷體"/>
+              </w:rPr>
+              <w:t>縱軸每一刻度的單位是學生在本單元最大的困難（常見刻度單位</w:t>
+            </w:r>
+            <w:r>
+              <w:rPr>
+                <w:rFonts w:ascii="標楷體" w:hAnsi="標楷體"/>
+              </w:rPr>
+              <w:t xml:space="preserve"> 1</w:t>
+            </w:r>
+            <w:r>
+              <w:rPr>
+                <w:rFonts w:ascii="標楷體" w:hAnsi="標楷體"/>
+              </w:rPr>
+              <w:t>、</w:t>
+            </w:r>
+            <w:r>
+              <w:rPr>
+                <w:rFonts w:ascii="標楷體" w:hAnsi="標楷體"/>
+              </w:rPr>
+              <w:t>2</w:t>
+            </w:r>
+            <w:r>
+              <w:rPr>
+                <w:rFonts w:ascii="標楷體" w:hAnsi="標楷體"/>
+              </w:rPr>
+              <w:t>、</w:t>
+            </w:r>
+            <w:r>
+              <w:rPr>
+                <w:rFonts w:ascii="標楷體" w:hAnsi="標楷體"/>
+              </w:rPr>
+              <w:t>5</w:t>
+            </w:r>
+            <w:r>
+              <w:rPr>
+                <w:rFonts w:ascii="標楷體" w:hAnsi="標楷體"/>
+              </w:rPr>
+              <w:t>、</w:t>
+            </w:r>
+            <w:r>
+              <w:rPr>
+                <w:rFonts w:ascii="標楷體" w:hAnsi="標楷體"/>
+              </w:rPr>
+              <w:t>10</w:t>
+            </w:r>
+            <w:r>
+              <w:rPr>
+                <w:rFonts w:ascii="標楷體" w:hAnsi="標楷體"/>
+              </w:rPr>
+              <w:t>）。本節共有課題要各自畫圖時會再次浮現。</w:t>
+            </w:r>
+          </w:p>
+          <w:p>
+            <w:r>
+              <w:rPr>
+                <w:rFonts w:ascii="標楷體" w:hAnsi="標楷體"/>
+              </w:rPr>
+              <w:t xml:space="preserve">4. </w:t>
+            </w:r>
+            <w:r>
+              <w:rPr>
+                <w:rFonts w:ascii="標楷體" w:hAnsi="標楷體"/>
+              </w:rPr>
+              <w:t>省略符號常被忽略，部分學生直接以線的高低</w:t>
+            </w:r>
+            <w:proofErr w:type="gramStart"/>
+            <w:r>
+              <w:rPr>
+                <w:rFonts w:ascii="標楷體" w:hAnsi="標楷體"/>
+              </w:rPr>
+              <w:t>比較兩量</w:t>
+            </w:r>
+            <w:proofErr w:type="gramEnd"/>
+            <w:r>
+              <w:rPr>
+                <w:rFonts w:ascii="標楷體" w:hAnsi="標楷體"/>
+              </w:rPr>
+              <w:t>。</w:t>
+            </w:r>
+          </w:p>
+          <w:p>
+            <w:r>
+              <w:rPr>
+                <w:rFonts w:ascii="標楷體" w:hAnsi="標楷體"/>
+              </w:rPr>
+              <w:t xml:space="preserve">5. </w:t>
+            </w:r>
+            <w:r>
+              <w:rPr>
+                <w:rFonts w:ascii="標楷體" w:hAnsi="標楷體"/>
+              </w:rPr>
+              <w:t>資料為</w:t>
+            </w:r>
+            <w:r>
+              <w:rPr>
+                <w:rFonts w:ascii="標楷體" w:hAnsi="標楷體"/>
+              </w:rPr>
+              <w:t xml:space="preserve"> 0 </w:t>
+            </w:r>
+            <w:r>
+              <w:rPr>
+                <w:rFonts w:ascii="標楷體" w:hAnsi="標楷體"/>
+              </w:rPr>
+              <w:t>時常遺漏，沒標上去或標了卻未依序連線。</w:t>
             </w:r>
           </w:p>
         </w:tc>
@@ -1159,7 +1654,6 @@
           </w:tcPr>
           <w:p>
             <w:pPr>
-              <w:spacing w:after="0"/>
               <w:jc w:val="both"/>
               <w:rPr>
                 <w:rFonts w:ascii="標楷體" w:eastAsia="標楷體" w:hAnsi="標楷體" w:cs="Calibri"/>
@@ -1171,33 +1665,86 @@
             <w:r>
               <w:rPr>
                 <w:rFonts w:ascii="標楷體" w:hAnsi="標楷體"/>
-                <w:b w:val="0"/>
               </w:rPr>
               <w:t>三、部份學生特性：</w:t>
             </w:r>
           </w:p>
           <w:p>
-            <w:pPr>
-              <w:spacing w:after="0"/>
-            </w:pPr>
-            <w:r>
-              <w:rPr>
-                <w:rFonts w:ascii="標楷體" w:hAnsi="標楷體"/>
-                <w:b w:val="0"/>
-              </w:rPr>
-              <w:t>本班學生活潑好動、反應快、樂於表達，但注意力持續時間較短，安靜獨自作業超過八分鐘後容易分心、開始與鄰座聊天。因此本節設計為快速動筆（5 分鐘畫圖）後隨即進入爭點與小組協同，讓表達的動能有正當的出口。〔依教師口述擴寫，請校對〕</w:t>
-            </w:r>
-          </w:p>
-          <w:p>
-            <w:pPr>
-              <w:spacing w:after="0"/>
-            </w:pPr>
-            <w:r>
-              <w:rPr>
-                <w:rFonts w:ascii="標楷體" w:hAnsi="標楷體"/>
-                <w:b w:val="0"/>
-              </w:rPr>
-              <w:t>〔待補：特殊學生——學習停滯、超前、具潛力、幾乎不發言者，請補充並指名到組別，以便觀課教師鎖定觀察對象〕</w:t>
+            <w:proofErr w:type="gramStart"/>
+            <w:r>
+              <w:rPr>
+                <w:rFonts w:ascii="標楷體" w:hAnsi="標楷體"/>
+              </w:rPr>
+              <w:t>本班學生</w:t>
+            </w:r>
+            <w:proofErr w:type="gramEnd"/>
+            <w:r>
+              <w:rPr>
+                <w:rFonts w:ascii="標楷體" w:hAnsi="標楷體"/>
+              </w:rPr>
+              <w:t>活潑好動、反應快、樂於表達，但注意力持續時間較短，安靜獨自作業超過八分鐘後容易分心、開始與鄰座聊天。因此本節設計為快速動筆（</w:t>
+            </w:r>
+            <w:r>
+              <w:rPr>
+                <w:rFonts w:ascii="標楷體" w:hAnsi="標楷體"/>
+              </w:rPr>
+              <w:t xml:space="preserve">5 </w:t>
+            </w:r>
+            <w:r>
+              <w:rPr>
+                <w:rFonts w:ascii="標楷體" w:hAnsi="標楷體"/>
+              </w:rPr>
+              <w:t>分鐘畫圖）後隨即進入爭點與小組協同，讓表達的動能有正當的出口。〔依教師口述擴寫，請校對〕</w:t>
+            </w:r>
+          </w:p>
+          <w:p>
+            <w:proofErr w:type="gramStart"/>
+            <w:r>
+              <w:rPr>
+                <w:rFonts w:ascii="標楷體" w:hAnsi="標楷體"/>
+              </w:rPr>
+              <w:t>〔</w:t>
+            </w:r>
+            <w:proofErr w:type="gramEnd"/>
+            <w:r>
+              <w:rPr>
+                <w:rFonts w:ascii="標楷體" w:hAnsi="標楷體"/>
+              </w:rPr>
+              <w:t>待補：特殊學生</w:t>
+            </w:r>
+            <w:proofErr w:type="gramStart"/>
+            <w:r>
+              <w:rPr>
+                <w:rFonts w:ascii="標楷體" w:hAnsi="標楷體"/>
+              </w:rPr>
+              <w:t>—</w:t>
+            </w:r>
+            <w:proofErr w:type="gramEnd"/>
+            <w:r>
+              <w:rPr>
+                <w:rFonts w:ascii="標楷體" w:hAnsi="標楷體"/>
+              </w:rPr>
+              <w:t>—</w:t>
+            </w:r>
+            <w:r>
+              <w:rPr>
+                <w:rFonts w:ascii="標楷體" w:hAnsi="標楷體"/>
+              </w:rPr>
+              <w:t>學習停滯、超前、具潛力、幾乎不發言者，請補充並指名到組別，</w:t>
+            </w:r>
+            <w:proofErr w:type="gramStart"/>
+            <w:r>
+              <w:rPr>
+                <w:rFonts w:ascii="標楷體" w:hAnsi="標楷體"/>
+              </w:rPr>
+              <w:t>以便觀課教師</w:t>
+            </w:r>
+            <w:proofErr w:type="gramEnd"/>
+            <w:r>
+              <w:rPr>
+                <w:rFonts w:ascii="標楷體" w:hAnsi="標楷體"/>
+              </w:rPr>
+              <w:t>鎖定觀察對象〕</w:t>
             </w:r>
           </w:p>
         </w:tc>
@@ -1215,23 +1762,20 @@
     <w:tbl>
       <w:tblPr>
         <w:tblStyle w:val="a4"/>
-        <w:tblW w:type="auto" w:w="0"/>
-        <w:tblLook w:firstColumn="1" w:firstRow="1" w:lastColumn="0" w:lastRow="0" w:noHBand="0" w:noVBand="1" w:val="04A0"/>
+        <w:tblW w:w="0" w:type="auto"/>
+        <w:tblLook w:val="04A0" w:firstRow="1" w:lastRow="0" w:firstColumn="1" w:lastColumn="0" w:noHBand="0" w:noVBand="1"/>
       </w:tblPr>
       <w:tblGrid>
-        <w:gridCol w:w="3489"/>
-        <w:gridCol w:w="3489"/>
-        <w:gridCol w:w="3489"/>
+        <w:gridCol w:w="1413"/>
+        <w:gridCol w:w="2410"/>
+        <w:gridCol w:w="6633"/>
       </w:tblGrid>
       <w:tr>
         <w:tc>
           <w:tcPr>
-            <w:tcW w:type="dxa" w:w="3489"/>
-          </w:tcPr>
-          <w:p>
-            <w:pPr>
-              <w:spacing w:after="0"/>
-            </w:pPr>
+            <w:tcW w:w="1413" w:type="dxa"/>
+          </w:tcPr>
+          <w:p>
             <w:r>
               <w:rPr>
                 <w:rFonts w:ascii="標楷體" w:hAnsi="標楷體"/>
@@ -1243,12 +1787,9 @@
         </w:tc>
         <w:tc>
           <w:tcPr>
-            <w:tcW w:type="dxa" w:w="3489"/>
-          </w:tcPr>
-          <w:p>
-            <w:pPr>
-              <w:spacing w:after="0"/>
-            </w:pPr>
+            <w:tcW w:w="2410" w:type="dxa"/>
+          </w:tcPr>
+          <w:p>
             <w:r>
               <w:rPr>
                 <w:rFonts w:ascii="標楷體" w:hAnsi="標楷體"/>
@@ -1260,12 +1801,9 @@
         </w:tc>
         <w:tc>
           <w:tcPr>
-            <w:tcW w:type="dxa" w:w="3489"/>
-          </w:tcPr>
-          <w:p>
-            <w:pPr>
-              <w:spacing w:after="0"/>
-            </w:pPr>
+            <w:tcW w:w="6633" w:type="dxa"/>
+          </w:tcPr>
+          <w:p>
             <w:r>
               <w:rPr>
                 <w:rFonts w:ascii="標楷體" w:hAnsi="標楷體"/>
@@ -1279,16 +1817,12 @@
       <w:tr>
         <w:tc>
           <w:tcPr>
-            <w:tcW w:type="dxa" w:w="3489"/>
-          </w:tcPr>
-          <w:p>
-            <w:pPr>
-              <w:spacing w:after="0"/>
-            </w:pPr>
-            <w:r>
-              <w:rPr>
-                <w:rFonts w:ascii="標楷體" w:hAnsi="標楷體"/>
-                <w:b w:val="0"/>
+            <w:tcW w:w="1413" w:type="dxa"/>
+          </w:tcPr>
+          <w:p>
+            <w:r>
+              <w:rPr>
+                <w:rFonts w:ascii="標楷體" w:hAnsi="標楷體"/>
               </w:rPr>
               <w:t>學生</w:t>
             </w:r>
@@ -1296,16 +1830,12 @@
         </w:tc>
         <w:tc>
           <w:tcPr>
-            <w:tcW w:type="dxa" w:w="3489"/>
-          </w:tcPr>
-          <w:p>
-            <w:pPr>
-              <w:spacing w:after="0"/>
-            </w:pPr>
-            <w:r>
-              <w:rPr>
-                <w:rFonts w:ascii="標楷體" w:hAnsi="標楷體"/>
-                <w:b w:val="0"/>
+            <w:tcW w:w="2410" w:type="dxa"/>
+          </w:tcPr>
+          <w:p>
+            <w:r>
+              <w:rPr>
+                <w:rFonts w:ascii="標楷體" w:hAnsi="標楷體"/>
               </w:rPr>
               <w:t>學生的心智水平</w:t>
             </w:r>
@@ -1313,18 +1843,54 @@
         </w:tc>
         <w:tc>
           <w:tcPr>
-            <w:tcW w:type="dxa" w:w="3489"/>
-          </w:tcPr>
-          <w:p>
-            <w:pPr>
-              <w:spacing w:after="0"/>
-            </w:pPr>
-            <w:r>
-              <w:rPr>
-                <w:rFonts w:ascii="標楷體" w:hAnsi="標楷體"/>
-                <w:b w:val="0"/>
-              </w:rPr>
-              <w:t>已能報讀長條圖與折線圖、能依表格資料繪製簡單與含省略符號的折線圖、知道「有序資料用折線圖」這句話。未能在具體情境中用這條規準做判斷並說明理由——本節的起點就在這個落差上。</w:t>
+            <w:tcW w:w="6633" w:type="dxa"/>
+          </w:tcPr>
+          <w:p>
+            <w:r>
+              <w:rPr>
+                <w:rFonts w:ascii="標楷體" w:hAnsi="標楷體"/>
+              </w:rPr>
+              <w:t>已能</w:t>
+            </w:r>
+            <w:proofErr w:type="gramStart"/>
+            <w:r>
+              <w:rPr>
+                <w:rFonts w:ascii="標楷體" w:hAnsi="標楷體"/>
+              </w:rPr>
+              <w:t>報讀長條</w:t>
+            </w:r>
+            <w:proofErr w:type="gramEnd"/>
+            <w:r>
+              <w:rPr>
+                <w:rFonts w:ascii="標楷體" w:hAnsi="標楷體"/>
+              </w:rPr>
+              <w:t>圖與折線圖、能依表格資料繪製簡單與含省略符號的折線圖、知道「有序資料用折線圖」這句話。未能在具體情境中用這條規</w:t>
+            </w:r>
+            <w:proofErr w:type="gramStart"/>
+            <w:r>
+              <w:rPr>
+                <w:rFonts w:ascii="標楷體" w:hAnsi="標楷體"/>
+              </w:rPr>
+              <w:t>準</w:t>
+            </w:r>
+            <w:proofErr w:type="gramEnd"/>
+            <w:r>
+              <w:rPr>
+                <w:rFonts w:ascii="標楷體" w:hAnsi="標楷體"/>
+              </w:rPr>
+              <w:t>做判斷並說明理由</w:t>
+            </w:r>
+            <w:r>
+              <w:rPr>
+                <w:rFonts w:ascii="標楷體" w:hAnsi="標楷體"/>
+              </w:rPr>
+              <w:t>——</w:t>
+            </w:r>
+            <w:r>
+              <w:rPr>
+                <w:rFonts w:ascii="標楷體" w:hAnsi="標楷體"/>
+              </w:rPr>
+              <w:t>本節的起點就在這個落差上。</w:t>
             </w:r>
           </w:p>
         </w:tc>
@@ -1332,16 +1898,12 @@
       <w:tr>
         <w:tc>
           <w:tcPr>
-            <w:tcW w:type="dxa" w:w="3489"/>
-          </w:tcPr>
-          <w:p>
-            <w:pPr>
-              <w:spacing w:after="0"/>
-            </w:pPr>
-            <w:r>
-              <w:rPr>
-                <w:rFonts w:ascii="標楷體" w:hAnsi="標楷體"/>
-                <w:b w:val="0"/>
+            <w:tcW w:w="1413" w:type="dxa"/>
+          </w:tcPr>
+          <w:p>
+            <w:r>
+              <w:rPr>
+                <w:rFonts w:ascii="標楷體" w:hAnsi="標楷體"/>
               </w:rPr>
               <w:t>學生</w:t>
             </w:r>
@@ -1349,16 +1911,12 @@
         </w:tc>
         <w:tc>
           <w:tcPr>
-            <w:tcW w:type="dxa" w:w="3489"/>
-          </w:tcPr>
-          <w:p>
-            <w:pPr>
-              <w:spacing w:after="0"/>
-            </w:pPr>
-            <w:r>
-              <w:rPr>
-                <w:rFonts w:ascii="標楷體" w:hAnsi="標楷體"/>
-                <w:b w:val="0"/>
+            <w:tcW w:w="2410" w:type="dxa"/>
+          </w:tcPr>
+          <w:p>
+            <w:r>
+              <w:rPr>
+                <w:rFonts w:ascii="標楷體" w:hAnsi="標楷體"/>
               </w:rPr>
               <w:t>學習方式的選擇</w:t>
             </w:r>
@@ -1366,18 +1924,50 @@
         </w:tc>
         <w:tc>
           <w:tcPr>
-            <w:tcW w:type="dxa" w:w="3489"/>
-          </w:tcPr>
-          <w:p>
-            <w:pPr>
-              <w:spacing w:after="0"/>
-            </w:pPr>
-            <w:r>
-              <w:rPr>
-                <w:rFonts w:ascii="標楷體" w:hAnsi="標楷體"/>
-                <w:b w:val="0"/>
-              </w:rPr>
-              <w:t>個人先畫（人人動筆）→ Pair 快速對照 → 四人小組協同討論爭點 → 全班串連。一人一份學習單，協同化學習：每個人都要寫，但可以問、可以看、可以互相說。</w:t>
+            <w:tcW w:w="6633" w:type="dxa"/>
+          </w:tcPr>
+          <w:p>
+            <w:r>
+              <w:rPr>
+                <w:rFonts w:ascii="標楷體" w:hAnsi="標楷體"/>
+              </w:rPr>
+              <w:t>個人先畫（人人動筆）</w:t>
+            </w:r>
+            <w:r>
+              <w:rPr>
+                <w:rFonts w:ascii="標楷體" w:hAnsi="標楷體"/>
+              </w:rPr>
+              <w:t xml:space="preserve">→ Pair </w:t>
+            </w:r>
+            <w:r>
+              <w:rPr>
+                <w:rFonts w:ascii="標楷體" w:hAnsi="標楷體"/>
+              </w:rPr>
+              <w:t>快速對照</w:t>
+            </w:r>
+            <w:r>
+              <w:rPr>
+                <w:rFonts w:ascii="標楷體" w:hAnsi="標楷體"/>
+              </w:rPr>
+              <w:t xml:space="preserve"> → </w:t>
+            </w:r>
+            <w:r>
+              <w:rPr>
+                <w:rFonts w:ascii="標楷體" w:hAnsi="標楷體"/>
+              </w:rPr>
+              <w:t>四人小組協同討論爭點</w:t>
+            </w:r>
+            <w:r>
+              <w:rPr>
+                <w:rFonts w:ascii="標楷體" w:hAnsi="標楷體"/>
+              </w:rPr>
+              <w:t xml:space="preserve"> → </w:t>
+            </w:r>
+            <w:r>
+              <w:rPr>
+                <w:rFonts w:ascii="標楷體" w:hAnsi="標楷體"/>
+              </w:rPr>
+              <w:t>全班串連。一人一份學習單，協同化學習：每個人都要寫，但可以問、可以看、可以互相說。</w:t>
             </w:r>
           </w:p>
         </w:tc>
@@ -1385,16 +1975,12 @@
       <w:tr>
         <w:tc>
           <w:tcPr>
-            <w:tcW w:type="dxa" w:w="3489"/>
-          </w:tcPr>
-          <w:p>
-            <w:pPr>
-              <w:spacing w:after="0"/>
-            </w:pPr>
-            <w:r>
-              <w:rPr>
-                <w:rFonts w:ascii="標楷體" w:hAnsi="標楷體"/>
-                <w:b w:val="0"/>
+            <w:tcW w:w="1413" w:type="dxa"/>
+          </w:tcPr>
+          <w:p>
+            <w:r>
+              <w:rPr>
+                <w:rFonts w:ascii="標楷體" w:hAnsi="標楷體"/>
               </w:rPr>
               <w:t>教材</w:t>
             </w:r>
@@ -1402,16 +1988,12 @@
         </w:tc>
         <w:tc>
           <w:tcPr>
-            <w:tcW w:type="dxa" w:w="3489"/>
-          </w:tcPr>
-          <w:p>
-            <w:pPr>
-              <w:spacing w:after="0"/>
-            </w:pPr>
-            <w:r>
-              <w:rPr>
-                <w:rFonts w:ascii="標楷體" w:hAnsi="標楷體"/>
-                <w:b w:val="0"/>
+            <w:tcW w:w="2410" w:type="dxa"/>
+          </w:tcPr>
+          <w:p>
+            <w:r>
+              <w:rPr>
+                <w:rFonts w:ascii="標楷體" w:hAnsi="標楷體"/>
               </w:rPr>
               <w:t>教具的使用策略</w:t>
             </w:r>
@@ -1419,18 +2001,28 @@
         </w:tc>
         <w:tc>
           <w:tcPr>
-            <w:tcW w:type="dxa" w:w="3489"/>
-          </w:tcPr>
-          <w:p>
-            <w:pPr>
-              <w:spacing w:after="0"/>
-            </w:pPr>
-            <w:r>
-              <w:rPr>
-                <w:rFonts w:ascii="標楷體" w:hAnsi="標楷體"/>
-                <w:b w:val="0"/>
-              </w:rPr>
-              <w:t>方格學習單（供各自繪製水溫折線圖）；小白板一組一片（寫下小組的判斷與理由）；平板拍攝各組學習單投影，讓不同的判斷與理由可視化。</w:t>
+            <w:tcW w:w="6633" w:type="dxa"/>
+          </w:tcPr>
+          <w:p>
+            <w:r>
+              <w:rPr>
+                <w:rFonts w:ascii="標楷體" w:hAnsi="標楷體"/>
+              </w:rPr>
+              <w:t>方格學習單（供各自繪製水溫折線圖）；小白板一組一片（寫下小組的判斷與理由）；平板拍攝各組學習單投影，讓不同的判斷與理由</w:t>
+            </w:r>
+            <w:proofErr w:type="gramStart"/>
+            <w:r>
+              <w:rPr>
+                <w:rFonts w:ascii="標楷體" w:hAnsi="標楷體"/>
+              </w:rPr>
+              <w:t>可視化</w:t>
+            </w:r>
+            <w:proofErr w:type="gramEnd"/>
+            <w:r>
+              <w:rPr>
+                <w:rFonts w:ascii="標楷體" w:hAnsi="標楷體"/>
+              </w:rPr>
+              <w:t>。</w:t>
             </w:r>
           </w:p>
         </w:tc>
@@ -1438,16 +2030,12 @@
       <w:tr>
         <w:tc>
           <w:tcPr>
-            <w:tcW w:type="dxa" w:w="3489"/>
-          </w:tcPr>
-          <w:p>
-            <w:pPr>
-              <w:spacing w:after="0"/>
-            </w:pPr>
-            <w:r>
-              <w:rPr>
-                <w:rFonts w:ascii="標楷體" w:hAnsi="標楷體"/>
-                <w:b w:val="0"/>
+            <w:tcW w:w="1413" w:type="dxa"/>
+          </w:tcPr>
+          <w:p>
+            <w:r>
+              <w:rPr>
+                <w:rFonts w:ascii="標楷體" w:hAnsi="標楷體"/>
               </w:rPr>
               <w:t>教材</w:t>
             </w:r>
@@ -1455,16 +2043,12 @@
         </w:tc>
         <w:tc>
           <w:tcPr>
-            <w:tcW w:type="dxa" w:w="3489"/>
-          </w:tcPr>
-          <w:p>
-            <w:pPr>
-              <w:spacing w:after="0"/>
-            </w:pPr>
-            <w:r>
-              <w:rPr>
-                <w:rFonts w:ascii="標楷體" w:hAnsi="標楷體"/>
-                <w:b w:val="0"/>
+            <w:tcW w:w="2410" w:type="dxa"/>
+          </w:tcPr>
+          <w:p>
+            <w:r>
+              <w:rPr>
+                <w:rFonts w:ascii="標楷體" w:hAnsi="標楷體"/>
               </w:rPr>
               <w:t>教材的使用價值</w:t>
             </w:r>
@@ -1472,18 +2056,49 @@
         </w:tc>
         <w:tc>
           <w:tcPr>
-            <w:tcW w:type="dxa" w:w="3489"/>
-          </w:tcPr>
-          <w:p>
-            <w:pPr>
-              <w:spacing w:after="0"/>
-            </w:pPr>
-            <w:r>
-              <w:rPr>
-                <w:rFonts w:ascii="標楷體" w:hAnsi="標楷體"/>
-                <w:b w:val="0"/>
-              </w:rPr>
-              <w:t>課本單元末素養評量原題。它的價值在於答案不唯一而爭點單一：兩張圖都畫得合理，分歧只在橫軸的資料性質。這使全班的討論不會發散成各說各話，而會收斂到本單元的核心規準上。</w:t>
+            <w:tcW w:w="6633" w:type="dxa"/>
+          </w:tcPr>
+          <w:p>
+            <w:r>
+              <w:rPr>
+                <w:rFonts w:ascii="標楷體" w:hAnsi="標楷體"/>
+              </w:rPr>
+              <w:t>課本單元末素養評量原題。它的價值在於答案</w:t>
+            </w:r>
+            <w:proofErr w:type="gramStart"/>
+            <w:r>
+              <w:rPr>
+                <w:rFonts w:ascii="標楷體" w:hAnsi="標楷體"/>
+              </w:rPr>
+              <w:t>不</w:t>
+            </w:r>
+            <w:proofErr w:type="gramEnd"/>
+            <w:r>
+              <w:rPr>
+                <w:rFonts w:ascii="標楷體" w:hAnsi="標楷體"/>
+              </w:rPr>
+              <w:t>唯一而爭點單一：兩張圖都畫得合理，分歧只在橫軸的資料性質。這使全班的討論不會發散成各</w:t>
+            </w:r>
+            <w:proofErr w:type="gramStart"/>
+            <w:r>
+              <w:rPr>
+                <w:rFonts w:ascii="標楷體" w:hAnsi="標楷體"/>
+              </w:rPr>
+              <w:t>說各話</w:t>
+            </w:r>
+            <w:proofErr w:type="gramEnd"/>
+            <w:r>
+              <w:rPr>
+                <w:rFonts w:ascii="標楷體" w:hAnsi="標楷體"/>
+              </w:rPr>
+              <w:t>，而會收斂到本單元的核心</w:t>
+            </w:r>
+            <w:r>
+              <w:rPr>
+                <w:rFonts w:ascii="標楷體" w:hAnsi="標楷體"/>
+              </w:rPr>
+              <w:lastRenderedPageBreak/>
+              <w:t>規準上。</w:t>
             </w:r>
           </w:p>
         </w:tc>
@@ -1491,33 +2106,26 @@
       <w:tr>
         <w:tc>
           <w:tcPr>
-            <w:tcW w:type="dxa" w:w="3489"/>
-          </w:tcPr>
-          <w:p>
-            <w:pPr>
-              <w:spacing w:after="0"/>
-            </w:pPr>
-            <w:r>
-              <w:rPr>
-                <w:rFonts w:ascii="標楷體" w:hAnsi="標楷體"/>
-                <w:b w:val="0"/>
-              </w:rPr>
+            <w:tcW w:w="1413" w:type="dxa"/>
+          </w:tcPr>
+          <w:p>
+            <w:r>
+              <w:rPr>
+                <w:rFonts w:ascii="標楷體" w:hAnsi="標楷體"/>
+              </w:rPr>
+              <w:lastRenderedPageBreak/>
               <w:t>教材</w:t>
             </w:r>
           </w:p>
         </w:tc>
         <w:tc>
           <w:tcPr>
-            <w:tcW w:type="dxa" w:w="3489"/>
-          </w:tcPr>
-          <w:p>
-            <w:pPr>
-              <w:spacing w:after="0"/>
-            </w:pPr>
-            <w:r>
-              <w:rPr>
-                <w:rFonts w:ascii="標楷體" w:hAnsi="標楷體"/>
-                <w:b w:val="0"/>
+            <w:tcW w:w="2410" w:type="dxa"/>
+          </w:tcPr>
+          <w:p>
+            <w:r>
+              <w:rPr>
+                <w:rFonts w:ascii="標楷體" w:hAnsi="標楷體"/>
               </w:rPr>
               <w:t>教學目標的設計</w:t>
             </w:r>
@@ -1525,18 +2133,38 @@
         </w:tc>
         <w:tc>
           <w:tcPr>
-            <w:tcW w:type="dxa" w:w="3489"/>
-          </w:tcPr>
-          <w:p>
-            <w:pPr>
-              <w:spacing w:after="0"/>
-            </w:pPr>
-            <w:r>
-              <w:rPr>
-                <w:rFonts w:ascii="標楷體" w:hAnsi="標楷體"/>
-                <w:b w:val="0"/>
-              </w:rPr>
-              <w:t>本節不增加新的繪圖技術，改以判斷與說理為目標。學習目標 2「能說出判斷的理由」刻意要求理由，而非只要答案，對應 d-III-1 的「據以做簡單推論」。</w:t>
+            <w:tcW w:w="6633" w:type="dxa"/>
+          </w:tcPr>
+          <w:p>
+            <w:r>
+              <w:rPr>
+                <w:rFonts w:ascii="標楷體" w:hAnsi="標楷體"/>
+              </w:rPr>
+              <w:t>本節不增加新的繪圖技術，改以判斷與說理為目標。學習目標</w:t>
+            </w:r>
+            <w:r>
+              <w:rPr>
+                <w:rFonts w:ascii="標楷體" w:hAnsi="標楷體"/>
+              </w:rPr>
+              <w:t xml:space="preserve"> 2</w:t>
+            </w:r>
+            <w:r>
+              <w:rPr>
+                <w:rFonts w:ascii="標楷體" w:hAnsi="標楷體"/>
+              </w:rPr>
+              <w:t>「能說出判斷的理由」刻意要求理由，而非只要答案，對應</w:t>
+            </w:r>
+            <w:r>
+              <w:rPr>
+                <w:rFonts w:ascii="標楷體" w:hAnsi="標楷體"/>
+              </w:rPr>
+              <w:t xml:space="preserve"> d-III-1 </w:t>
+            </w:r>
+            <w:r>
+              <w:rPr>
+                <w:rFonts w:ascii="標楷體" w:hAnsi="標楷體"/>
+              </w:rPr>
+              <w:t>的「據以做簡單推論」。</w:t>
             </w:r>
           </w:p>
         </w:tc>
@@ -1544,16 +2172,12 @@
       <w:tr>
         <w:tc>
           <w:tcPr>
-            <w:tcW w:type="dxa" w:w="3489"/>
-          </w:tcPr>
-          <w:p>
-            <w:pPr>
-              <w:spacing w:after="0"/>
-            </w:pPr>
-            <w:r>
-              <w:rPr>
-                <w:rFonts w:ascii="標楷體" w:hAnsi="標楷體"/>
-                <w:b w:val="0"/>
+            <w:tcW w:w="1413" w:type="dxa"/>
+          </w:tcPr>
+          <w:p>
+            <w:r>
+              <w:rPr>
+                <w:rFonts w:ascii="標楷體" w:hAnsi="標楷體"/>
               </w:rPr>
               <w:t>教材</w:t>
             </w:r>
@@ -1561,16 +2185,12 @@
         </w:tc>
         <w:tc>
           <w:tcPr>
-            <w:tcW w:type="dxa" w:w="3489"/>
-          </w:tcPr>
-          <w:p>
-            <w:pPr>
-              <w:spacing w:after="0"/>
-            </w:pPr>
-            <w:r>
-              <w:rPr>
-                <w:rFonts w:ascii="標楷體" w:hAnsi="標楷體"/>
-                <w:b w:val="0"/>
+            <w:tcW w:w="2410" w:type="dxa"/>
+          </w:tcPr>
+          <w:p>
+            <w:r>
+              <w:rPr>
+                <w:rFonts w:ascii="標楷體" w:hAnsi="標楷體"/>
               </w:rPr>
               <w:t>學科作業的設計</w:t>
             </w:r>
@@ -1578,18 +2198,76 @@
         </w:tc>
         <w:tc>
           <w:tcPr>
-            <w:tcW w:type="dxa" w:w="3489"/>
-          </w:tcPr>
-          <w:p>
-            <w:pPr>
-              <w:spacing w:after="0"/>
-            </w:pPr>
-            <w:r>
-              <w:rPr>
-                <w:rFonts w:ascii="標楷體" w:hAnsi="標楷體"/>
-                <w:b w:val="0"/>
-              </w:rPr>
-              <w:t>一人一份學習單，含三欄：(1) 依表格畫出水溫折線圖；(2) 我同意／不同意妮妮，因為＿＿；(3) 聽完別人的想法後，我改變或補充的地方。第 3 欄是本節協同學習是否發生的證據。</w:t>
+            <w:tcW w:w="6633" w:type="dxa"/>
+          </w:tcPr>
+          <w:p>
+            <w:r>
+              <w:rPr>
+                <w:rFonts w:ascii="標楷體" w:hAnsi="標楷體"/>
+              </w:rPr>
+              <w:t>一人一份學習單，含三欄：</w:t>
+            </w:r>
+            <w:r>
+              <w:rPr>
+                <w:rFonts w:ascii="標楷體" w:hAnsi="標楷體"/>
+              </w:rPr>
+              <w:t xml:space="preserve">(1) </w:t>
+            </w:r>
+            <w:r>
+              <w:rPr>
+                <w:rFonts w:ascii="標楷體" w:hAnsi="標楷體"/>
+              </w:rPr>
+              <w:t>依表格畫出水溫折線圖；</w:t>
+            </w:r>
+            <w:r>
+              <w:rPr>
+                <w:rFonts w:ascii="標楷體" w:hAnsi="標楷體"/>
+              </w:rPr>
+              <w:t xml:space="preserve">(2) </w:t>
+            </w:r>
+            <w:r>
+              <w:rPr>
+                <w:rFonts w:ascii="標楷體" w:hAnsi="標楷體"/>
+              </w:rPr>
+              <w:t>我同意／不同意妮</w:t>
+            </w:r>
+            <w:proofErr w:type="gramStart"/>
+            <w:r>
+              <w:rPr>
+                <w:rFonts w:ascii="標楷體" w:hAnsi="標楷體"/>
+              </w:rPr>
+              <w:t>妮</w:t>
+            </w:r>
+            <w:proofErr w:type="gramEnd"/>
+            <w:r>
+              <w:rPr>
+                <w:rFonts w:ascii="標楷體" w:hAnsi="標楷體"/>
+              </w:rPr>
+              <w:t>，因為＿＿；</w:t>
+            </w:r>
+            <w:r>
+              <w:rPr>
+                <w:rFonts w:ascii="標楷體" w:hAnsi="標楷體"/>
+              </w:rPr>
+              <w:t xml:space="preserve">(3) </w:t>
+            </w:r>
+            <w:r>
+              <w:rPr>
+                <w:rFonts w:ascii="標楷體" w:hAnsi="標楷體"/>
+              </w:rPr>
+              <w:t>聽完別人的想法後，我改變或補充的地方。第</w:t>
+            </w:r>
+            <w:r>
+              <w:rPr>
+                <w:rFonts w:ascii="標楷體" w:hAnsi="標楷體"/>
+              </w:rPr>
+              <w:t xml:space="preserve"> 3 </w:t>
+            </w:r>
+            <w:r>
+              <w:rPr>
+                <w:rFonts w:ascii="標楷體" w:hAnsi="標楷體"/>
+              </w:rPr>
+              <w:t>欄是本節協同學習是否發生的證據。</w:t>
             </w:r>
           </w:p>
         </w:tc>
@@ -1597,16 +2275,12 @@
       <w:tr>
         <w:tc>
           <w:tcPr>
-            <w:tcW w:type="dxa" w:w="3489"/>
-          </w:tcPr>
-          <w:p>
-            <w:pPr>
-              <w:spacing w:after="0"/>
-            </w:pPr>
-            <w:r>
-              <w:rPr>
-                <w:rFonts w:ascii="標楷體" w:hAnsi="標楷體"/>
-                <w:b w:val="0"/>
+            <w:tcW w:w="1413" w:type="dxa"/>
+          </w:tcPr>
+          <w:p>
+            <w:r>
+              <w:rPr>
+                <w:rFonts w:ascii="標楷體" w:hAnsi="標楷體"/>
               </w:rPr>
               <w:t>環境</w:t>
             </w:r>
@@ -1614,16 +2288,12 @@
         </w:tc>
         <w:tc>
           <w:tcPr>
-            <w:tcW w:type="dxa" w:w="3489"/>
-          </w:tcPr>
-          <w:p>
-            <w:pPr>
-              <w:spacing w:after="0"/>
-            </w:pPr>
-            <w:r>
-              <w:rPr>
-                <w:rFonts w:ascii="標楷體" w:hAnsi="標楷體"/>
-                <w:b w:val="0"/>
+            <w:tcW w:w="2410" w:type="dxa"/>
+          </w:tcPr>
+          <w:p>
+            <w:r>
+              <w:rPr>
+                <w:rFonts w:ascii="標楷體" w:hAnsi="標楷體"/>
               </w:rPr>
               <w:t>教學情景的創設</w:t>
             </w:r>
@@ -1631,18 +2301,36 @@
         </w:tc>
         <w:tc>
           <w:tcPr>
-            <w:tcW w:type="dxa" w:w="3489"/>
-          </w:tcPr>
-          <w:p>
-            <w:pPr>
-              <w:spacing w:after="0"/>
-            </w:pPr>
-            <w:r>
-              <w:rPr>
-                <w:rFonts w:ascii="標楷體" w:hAnsi="標楷體"/>
-                <w:b w:val="0"/>
-              </w:rPr>
-              <w:t>ㄇ字型座位，四人一組，方便孩子在組內協同並能同時看見黑板與其他組。教師站位須能將全體學生納入視域，避免遺漏學習訊息。</w:t>
+            <w:tcW w:w="6633" w:type="dxa"/>
+          </w:tcPr>
+          <w:p>
+            <w:proofErr w:type="gramStart"/>
+            <w:r>
+              <w:rPr>
+                <w:rFonts w:ascii="標楷體" w:hAnsi="標楷體"/>
+              </w:rPr>
+              <w:t>ㄇ</w:t>
+            </w:r>
+            <w:proofErr w:type="gramEnd"/>
+            <w:r>
+              <w:rPr>
+                <w:rFonts w:ascii="標楷體" w:hAnsi="標楷體"/>
+              </w:rPr>
+              <w:t>字型座位，四人一組，方便孩子在組內協同並能同時看見黑板與其他組。教師</w:t>
+            </w:r>
+            <w:proofErr w:type="gramStart"/>
+            <w:r>
+              <w:rPr>
+                <w:rFonts w:ascii="標楷體" w:hAnsi="標楷體"/>
+              </w:rPr>
+              <w:t>站位須能</w:t>
+            </w:r>
+            <w:proofErr w:type="gramEnd"/>
+            <w:r>
+              <w:rPr>
+                <w:rFonts w:ascii="標楷體" w:hAnsi="標楷體"/>
+              </w:rPr>
+              <w:t>將全體學生納入視域，避免遺漏學習訊息。</w:t>
             </w:r>
           </w:p>
         </w:tc>
@@ -1650,16 +2338,12 @@
       <w:tr>
         <w:tc>
           <w:tcPr>
-            <w:tcW w:type="dxa" w:w="3489"/>
-          </w:tcPr>
-          <w:p>
-            <w:pPr>
-              <w:spacing w:after="0"/>
-            </w:pPr>
-            <w:r>
-              <w:rPr>
-                <w:rFonts w:ascii="標楷體" w:hAnsi="標楷體"/>
-                <w:b w:val="0"/>
+            <w:tcW w:w="1413" w:type="dxa"/>
+          </w:tcPr>
+          <w:p>
+            <w:r>
+              <w:rPr>
+                <w:rFonts w:ascii="標楷體" w:hAnsi="標楷體"/>
               </w:rPr>
               <w:t>環境</w:t>
             </w:r>
@@ -1667,16 +2351,12 @@
         </w:tc>
         <w:tc>
           <w:tcPr>
-            <w:tcW w:type="dxa" w:w="3489"/>
-          </w:tcPr>
-          <w:p>
-            <w:pPr>
-              <w:spacing w:after="0"/>
-            </w:pPr>
-            <w:r>
-              <w:rPr>
-                <w:rFonts w:ascii="標楷體" w:hAnsi="標楷體"/>
-                <w:b w:val="0"/>
+            <w:tcW w:w="2410" w:type="dxa"/>
+          </w:tcPr>
+          <w:p>
+            <w:r>
+              <w:rPr>
+                <w:rFonts w:ascii="標楷體" w:hAnsi="標楷體"/>
               </w:rPr>
               <w:t>課程資源的開發</w:t>
             </w:r>
@@ -1684,18 +2364,40 @@
         </w:tc>
         <w:tc>
           <w:tcPr>
-            <w:tcW w:type="dxa" w:w="3489"/>
-          </w:tcPr>
-          <w:p>
-            <w:pPr>
-              <w:spacing w:after="0"/>
-            </w:pPr>
-            <w:r>
-              <w:rPr>
-                <w:rFonts w:ascii="標楷體" w:hAnsi="標楷體"/>
-                <w:b w:val="0"/>
-              </w:rPr>
-              <w:t>課本 p.14 素養評量的兩張折線圖放大投影；備妥前幾節用過的酪梨售價圖與基隆澎湖降雨日數圖，供學生在爭論時回頭比對「什麼樣的橫軸可以連線」。</w:t>
+            <w:tcW w:w="6633" w:type="dxa"/>
+          </w:tcPr>
+          <w:p>
+            <w:r>
+              <w:rPr>
+                <w:rFonts w:ascii="標楷體" w:hAnsi="標楷體"/>
+              </w:rPr>
+              <w:t>課本</w:t>
+            </w:r>
+            <w:r>
+              <w:rPr>
+                <w:rFonts w:ascii="標楷體" w:hAnsi="標楷體"/>
+              </w:rPr>
+              <w:t xml:space="preserve"> p.14 </w:t>
+            </w:r>
+            <w:r>
+              <w:rPr>
+                <w:rFonts w:ascii="標楷體" w:hAnsi="標楷體"/>
+              </w:rPr>
+              <w:t>素養評量的兩張折線圖放大投影；備妥前幾節用過的酪梨售價圖與基隆澎湖降雨</w:t>
+            </w:r>
+            <w:proofErr w:type="gramStart"/>
+            <w:r>
+              <w:rPr>
+                <w:rFonts w:ascii="標楷體" w:hAnsi="標楷體"/>
+              </w:rPr>
+              <w:t>日數圖</w:t>
+            </w:r>
+            <w:proofErr w:type="gramEnd"/>
+            <w:r>
+              <w:rPr>
+                <w:rFonts w:ascii="標楷體" w:hAnsi="標楷體"/>
+              </w:rPr>
+              <w:t>，供學生在爭論時回頭比對「什麼樣的橫軸可以連線」。</w:t>
             </w:r>
           </w:p>
         </w:tc>
@@ -1703,16 +2405,12 @@
       <w:tr>
         <w:tc>
           <w:tcPr>
-            <w:tcW w:type="dxa" w:w="3489"/>
-          </w:tcPr>
-          <w:p>
-            <w:pPr>
-              <w:spacing w:after="0"/>
-            </w:pPr>
-            <w:r>
-              <w:rPr>
-                <w:rFonts w:ascii="標楷體" w:hAnsi="標楷體"/>
-                <w:b w:val="0"/>
+            <w:tcW w:w="1413" w:type="dxa"/>
+          </w:tcPr>
+          <w:p>
+            <w:r>
+              <w:rPr>
+                <w:rFonts w:ascii="標楷體" w:hAnsi="標楷體"/>
               </w:rPr>
               <w:t>教師</w:t>
             </w:r>
@@ -1720,16 +2418,12 @@
         </w:tc>
         <w:tc>
           <w:tcPr>
-            <w:tcW w:type="dxa" w:w="3489"/>
-          </w:tcPr>
-          <w:p>
-            <w:pPr>
-              <w:spacing w:after="0"/>
-            </w:pPr>
-            <w:r>
-              <w:rPr>
-                <w:rFonts w:ascii="標楷體" w:hAnsi="標楷體"/>
-                <w:b w:val="0"/>
+            <w:tcW w:w="2410" w:type="dxa"/>
+          </w:tcPr>
+          <w:p>
+            <w:r>
+              <w:rPr>
+                <w:rFonts w:ascii="標楷體" w:hAnsi="標楷體"/>
               </w:rPr>
               <w:t>教學過程的構建</w:t>
             </w:r>
@@ -1737,18 +2431,80 @@
         </w:tc>
         <w:tc>
           <w:tcPr>
-            <w:tcW w:type="dxa" w:w="3489"/>
-          </w:tcPr>
-          <w:p>
-            <w:pPr>
-              <w:spacing w:after="0"/>
-            </w:pPr>
-            <w:r>
-              <w:rPr>
-                <w:rFonts w:ascii="標楷體" w:hAnsi="標楷體"/>
-                <w:b w:val="0"/>
-              </w:rPr>
-              <w:t>以建構式學習為核心，「自我嘗試在先，教師引導輔助」。路徑：各自畫圖—看見兩種畫法—各自表態—小組說服與修正—全班串連分歧—回到規準。</w:t>
+            <w:tcW w:w="6633" w:type="dxa"/>
+          </w:tcPr>
+          <w:p>
+            <w:r>
+              <w:rPr>
+                <w:rFonts w:ascii="標楷體" w:hAnsi="標楷體"/>
+              </w:rPr>
+              <w:t>以建構式學習為核心，「自我嘗試在先，教師引導輔助」。路徑：各自畫圖</w:t>
+            </w:r>
+            <w:proofErr w:type="gramStart"/>
+            <w:r>
+              <w:rPr>
+                <w:rFonts w:ascii="標楷體" w:hAnsi="標楷體"/>
+              </w:rPr>
+              <w:t>—</w:t>
+            </w:r>
+            <w:proofErr w:type="gramEnd"/>
+            <w:r>
+              <w:rPr>
+                <w:rFonts w:ascii="標楷體" w:hAnsi="標楷體"/>
+              </w:rPr>
+              <w:t>看見兩種畫法</w:t>
+            </w:r>
+            <w:proofErr w:type="gramStart"/>
+            <w:r>
+              <w:rPr>
+                <w:rFonts w:ascii="標楷體" w:hAnsi="標楷體"/>
+              </w:rPr>
+              <w:t>—</w:t>
+            </w:r>
+            <w:proofErr w:type="gramEnd"/>
+            <w:r>
+              <w:rPr>
+                <w:rFonts w:ascii="標楷體" w:hAnsi="標楷體"/>
+              </w:rPr>
+              <w:t>各自表態</w:t>
+            </w:r>
+            <w:proofErr w:type="gramStart"/>
+            <w:r>
+              <w:rPr>
+                <w:rFonts w:ascii="標楷體" w:hAnsi="標楷體"/>
+              </w:rPr>
+              <w:t>—</w:t>
+            </w:r>
+            <w:proofErr w:type="gramEnd"/>
+            <w:r>
+              <w:rPr>
+                <w:rFonts w:ascii="標楷體" w:hAnsi="標楷體"/>
+              </w:rPr>
+              <w:t>小組說服與修正</w:t>
+            </w:r>
+            <w:r>
+              <w:rPr>
+                <w:rFonts w:ascii="標楷體" w:hAnsi="標楷體"/>
+              </w:rPr>
+              <w:t>—</w:t>
+            </w:r>
+            <w:r>
+              <w:rPr>
+                <w:rFonts w:ascii="標楷體" w:hAnsi="標楷體"/>
+              </w:rPr>
+              <w:t>全班串連分歧</w:t>
+            </w:r>
+            <w:r>
+              <w:rPr>
+                <w:rFonts w:ascii="標楷體" w:hAnsi="標楷體"/>
+              </w:rPr>
+              <w:t>—</w:t>
+            </w:r>
+            <w:r>
+              <w:rPr>
+                <w:rFonts w:ascii="標楷體" w:hAnsi="標楷體"/>
+              </w:rPr>
+              <w:t>回到規準。</w:t>
             </w:r>
           </w:p>
         </w:tc>
@@ -1756,16 +2512,12 @@
       <w:tr>
         <w:tc>
           <w:tcPr>
-            <w:tcW w:type="dxa" w:w="3489"/>
-          </w:tcPr>
-          <w:p>
-            <w:pPr>
-              <w:spacing w:after="0"/>
-            </w:pPr>
-            <w:r>
-              <w:rPr>
-                <w:rFonts w:ascii="標楷體" w:hAnsi="標楷體"/>
-                <w:b w:val="0"/>
+            <w:tcW w:w="1413" w:type="dxa"/>
+          </w:tcPr>
+          <w:p>
+            <w:r>
+              <w:rPr>
+                <w:rFonts w:ascii="標楷體" w:hAnsi="標楷體"/>
               </w:rPr>
               <w:t>教師</w:t>
             </w:r>
@@ -1773,16 +2525,12 @@
         </w:tc>
         <w:tc>
           <w:tcPr>
-            <w:tcW w:type="dxa" w:w="3489"/>
-          </w:tcPr>
-          <w:p>
-            <w:pPr>
-              <w:spacing w:after="0"/>
-            </w:pPr>
-            <w:r>
-              <w:rPr>
-                <w:rFonts w:ascii="標楷體" w:hAnsi="標楷體"/>
-                <w:b w:val="0"/>
+            <w:tcW w:w="2410" w:type="dxa"/>
+          </w:tcPr>
+          <w:p>
+            <w:r>
+              <w:rPr>
+                <w:rFonts w:ascii="標楷體" w:hAnsi="標楷體"/>
               </w:rPr>
               <w:t>師生問題的生成</w:t>
             </w:r>
@@ -1790,18 +2538,146 @@
         </w:tc>
         <w:tc>
           <w:tcPr>
-            <w:tcW w:type="dxa" w:w="3489"/>
-          </w:tcPr>
-          <w:p>
-            <w:pPr>
-              <w:spacing w:after="0"/>
-            </w:pPr>
-            <w:r>
-              <w:rPr>
-                <w:rFonts w:ascii="標楷體" w:hAnsi="標楷體"/>
-                <w:b w:val="0"/>
-              </w:rPr>
-              <w:t>預想學生會提出的問題：1. 老師，丹丹的圖橫軸是人名，可是線一模一樣，這樣算對嗎？2. 如果 A~E 不是照時間順序記錄的，圖會變成什麼樣子？3. 那酪梨那題的「月分」為什麼可以連線？月分也是名字啊。4. 如果把丹丹的橫軸改成「第 1 個人、第 2 個人」，是不是就可以了？5. 兩張圖如果都對，為什麼課本要問這一題？</w:t>
+            <w:tcW w:w="6633" w:type="dxa"/>
+          </w:tcPr>
+          <w:p>
+            <w:r>
+              <w:rPr>
+                <w:rFonts w:ascii="標楷體" w:hAnsi="標楷體"/>
+              </w:rPr>
+              <w:t>預想學生會提出的問題：</w:t>
+            </w:r>
+            <w:r>
+              <w:rPr>
+                <w:rFonts w:ascii="標楷體" w:hAnsi="標楷體"/>
+              </w:rPr>
+              <w:t xml:space="preserve">1. </w:t>
+            </w:r>
+            <w:r>
+              <w:rPr>
+                <w:rFonts w:ascii="標楷體" w:hAnsi="標楷體"/>
+              </w:rPr>
+              <w:t>老師，丹</w:t>
+            </w:r>
+            <w:proofErr w:type="gramStart"/>
+            <w:r>
+              <w:rPr>
+                <w:rFonts w:ascii="標楷體" w:hAnsi="標楷體"/>
+              </w:rPr>
+              <w:t>丹</w:t>
+            </w:r>
+            <w:proofErr w:type="gramEnd"/>
+            <w:r>
+              <w:rPr>
+                <w:rFonts w:ascii="標楷體" w:hAnsi="標楷體"/>
+              </w:rPr>
+              <w:t>的圖橫軸是人名，可是線一模一樣，這樣算對嗎？</w:t>
+            </w:r>
+            <w:r>
+              <w:rPr>
+                <w:rFonts w:ascii="標楷體" w:hAnsi="標楷體"/>
+              </w:rPr>
+              <w:t xml:space="preserve">2. </w:t>
+            </w:r>
+            <w:r>
+              <w:rPr>
+                <w:rFonts w:ascii="標楷體" w:hAnsi="標楷體"/>
+              </w:rPr>
+              <w:t>如果</w:t>
+            </w:r>
+            <w:r>
+              <w:rPr>
+                <w:rFonts w:ascii="標楷體" w:hAnsi="標楷體"/>
+              </w:rPr>
+              <w:t xml:space="preserve"> A~E </w:t>
+            </w:r>
+            <w:r>
+              <w:rPr>
+                <w:rFonts w:ascii="標楷體" w:hAnsi="標楷體"/>
+              </w:rPr>
+              <w:t>不是照時間順序記錄的，圖會變成什麼樣子？</w:t>
+            </w:r>
+            <w:r>
+              <w:rPr>
+                <w:rFonts w:ascii="標楷體" w:hAnsi="標楷體"/>
+              </w:rPr>
+              <w:t xml:space="preserve">3. </w:t>
+            </w:r>
+            <w:proofErr w:type="gramStart"/>
+            <w:r>
+              <w:rPr>
+                <w:rFonts w:ascii="標楷體" w:hAnsi="標楷體"/>
+              </w:rPr>
+              <w:t>那酪梨那題</w:t>
+            </w:r>
+            <w:proofErr w:type="gramEnd"/>
+            <w:r>
+              <w:rPr>
+                <w:rFonts w:ascii="標楷體" w:hAnsi="標楷體"/>
+              </w:rPr>
+              <w:t>的「月分」為什麼可以連線？月分也是名字啊。</w:t>
+            </w:r>
+            <w:r>
+              <w:rPr>
+                <w:rFonts w:ascii="標楷體" w:hAnsi="標楷體"/>
+              </w:rPr>
+              <w:t xml:space="preserve">4. </w:t>
+            </w:r>
+            <w:r>
+              <w:rPr>
+                <w:rFonts w:ascii="標楷體" w:hAnsi="標楷體"/>
+              </w:rPr>
+              <w:t>如果把丹</w:t>
+            </w:r>
+            <w:proofErr w:type="gramStart"/>
+            <w:r>
+              <w:rPr>
+                <w:rFonts w:ascii="標楷體" w:hAnsi="標楷體"/>
+              </w:rPr>
+              <w:t>丹</w:t>
+            </w:r>
+            <w:proofErr w:type="gramEnd"/>
+            <w:r>
+              <w:rPr>
+                <w:rFonts w:ascii="標楷體" w:hAnsi="標楷體"/>
+              </w:rPr>
+              <w:t>的橫軸改成「第</w:t>
+            </w:r>
+            <w:r>
+              <w:rPr>
+                <w:rFonts w:ascii="標楷體" w:hAnsi="標楷體"/>
+              </w:rPr>
+              <w:t xml:space="preserve"> 1 </w:t>
+            </w:r>
+            <w:r>
+              <w:rPr>
+                <w:rFonts w:ascii="標楷體" w:hAnsi="標楷體"/>
+              </w:rPr>
+              <w:t>個人、第</w:t>
+            </w:r>
+            <w:r>
+              <w:rPr>
+                <w:rFonts w:ascii="標楷體" w:hAnsi="標楷體"/>
+              </w:rPr>
+              <w:t xml:space="preserve"> 2 </w:t>
+            </w:r>
+            <w:r>
+              <w:rPr>
+                <w:rFonts w:ascii="標楷體" w:hAnsi="標楷體"/>
+              </w:rPr>
+              <w:t>個人」，是不是就可以了？</w:t>
+            </w:r>
+            <w:r>
+              <w:rPr>
+                <w:rFonts w:ascii="標楷體" w:hAnsi="標楷體"/>
+              </w:rPr>
+              <w:t xml:space="preserve">5. </w:t>
+            </w:r>
+            <w:r>
+              <w:rPr>
+                <w:rFonts w:ascii="標楷體" w:hAnsi="標楷體"/>
+              </w:rPr>
+              <w:t>兩張圖如果都對，為什麼課本要問這一題？</w:t>
             </w:r>
           </w:p>
         </w:tc>
@@ -1809,16 +2685,12 @@
       <w:tr>
         <w:tc>
           <w:tcPr>
-            <w:tcW w:type="dxa" w:w="3489"/>
-          </w:tcPr>
-          <w:p>
-            <w:pPr>
-              <w:spacing w:after="0"/>
-            </w:pPr>
-            <w:r>
-              <w:rPr>
-                <w:rFonts w:ascii="標楷體" w:hAnsi="標楷體"/>
-                <w:b w:val="0"/>
+            <w:tcW w:w="1413" w:type="dxa"/>
+          </w:tcPr>
+          <w:p>
+            <w:r>
+              <w:rPr>
+                <w:rFonts w:ascii="標楷體" w:hAnsi="標楷體"/>
               </w:rPr>
               <w:t>教師</w:t>
             </w:r>
@@ -1826,16 +2698,12 @@
         </w:tc>
         <w:tc>
           <w:tcPr>
-            <w:tcW w:type="dxa" w:w="3489"/>
-          </w:tcPr>
-          <w:p>
-            <w:pPr>
-              <w:spacing w:after="0"/>
-            </w:pPr>
-            <w:r>
-              <w:rPr>
-                <w:rFonts w:ascii="標楷體" w:hAnsi="標楷體"/>
-                <w:b w:val="0"/>
+            <w:tcW w:w="2410" w:type="dxa"/>
+          </w:tcPr>
+          <w:p>
+            <w:r>
+              <w:rPr>
+                <w:rFonts w:ascii="標楷體" w:hAnsi="標楷體"/>
               </w:rPr>
               <w:t>教學活動的開展</w:t>
             </w:r>
@@ -1843,18 +2711,62 @@
         </w:tc>
         <w:tc>
           <w:tcPr>
-            <w:tcW w:type="dxa" w:w="3489"/>
-          </w:tcPr>
-          <w:p>
-            <w:pPr>
-              <w:spacing w:after="0"/>
-            </w:pPr>
-            <w:r>
-              <w:rPr>
-                <w:rFonts w:ascii="標楷體" w:hAnsi="標楷體"/>
-                <w:b w:val="0"/>
-              </w:rPr>
-              <w:t>個人繪圖（動手）→ 兩張圖的對照（觀察）→ 表態與說理（書寫）→ 小組協同（對話）→ 全班串連（分享與修正）。</w:t>
+            <w:tcW w:w="6633" w:type="dxa"/>
+          </w:tcPr>
+          <w:p>
+            <w:r>
+              <w:rPr>
+                <w:rFonts w:ascii="標楷體" w:hAnsi="標楷體"/>
+              </w:rPr>
+              <w:t>個人繪圖（動手）</w:t>
+            </w:r>
+            <w:r>
+              <w:rPr>
+                <w:rFonts w:ascii="標楷體" w:hAnsi="標楷體"/>
+              </w:rPr>
+              <w:t xml:space="preserve">→ </w:t>
+            </w:r>
+            <w:r>
+              <w:rPr>
+                <w:rFonts w:ascii="標楷體" w:hAnsi="標楷體"/>
+              </w:rPr>
+              <w:t>兩張圖的對照（觀察）</w:t>
+            </w:r>
+            <w:r>
+              <w:rPr>
+                <w:rFonts w:ascii="標楷體" w:hAnsi="標楷體"/>
+              </w:rPr>
+              <w:t xml:space="preserve">→ </w:t>
+            </w:r>
+            <w:r>
+              <w:rPr>
+                <w:rFonts w:ascii="標楷體" w:hAnsi="標楷體"/>
+              </w:rPr>
+              <w:t>表態與說理（書寫）</w:t>
+            </w:r>
+            <w:r>
+              <w:rPr>
+                <w:rFonts w:ascii="標楷體" w:hAnsi="標楷體"/>
+              </w:rPr>
+              <w:t xml:space="preserve">→ </w:t>
+            </w:r>
+            <w:r>
+              <w:rPr>
+                <w:rFonts w:ascii="標楷體" w:hAnsi="標楷體"/>
+              </w:rPr>
+              <w:t>小組協同（對話）</w:t>
+            </w:r>
+            <w:r>
+              <w:rPr>
+                <w:rFonts w:ascii="標楷體" w:hAnsi="標楷體"/>
+              </w:rPr>
+              <w:t xml:space="preserve">→ </w:t>
+            </w:r>
+            <w:r>
+              <w:rPr>
+                <w:rFonts w:ascii="標楷體" w:hAnsi="標楷體"/>
+              </w:rPr>
+              <w:t>全班串連（分享與修正）。</w:t>
             </w:r>
           </w:p>
         </w:tc>
@@ -1862,16 +2774,12 @@
       <w:tr>
         <w:tc>
           <w:tcPr>
-            <w:tcW w:type="dxa" w:w="3489"/>
-          </w:tcPr>
-          <w:p>
-            <w:pPr>
-              <w:spacing w:after="0"/>
-            </w:pPr>
-            <w:r>
-              <w:rPr>
-                <w:rFonts w:ascii="標楷體" w:hAnsi="標楷體"/>
-                <w:b w:val="0"/>
+            <w:tcW w:w="1413" w:type="dxa"/>
+          </w:tcPr>
+          <w:p>
+            <w:r>
+              <w:rPr>
+                <w:rFonts w:ascii="標楷體" w:hAnsi="標楷體"/>
               </w:rPr>
               <w:t>教師</w:t>
             </w:r>
@@ -1879,16 +2787,12 @@
         </w:tc>
         <w:tc>
           <w:tcPr>
-            <w:tcW w:type="dxa" w:w="3489"/>
-          </w:tcPr>
-          <w:p>
-            <w:pPr>
-              <w:spacing w:after="0"/>
-            </w:pPr>
-            <w:r>
-              <w:rPr>
-                <w:rFonts w:ascii="標楷體" w:hAnsi="標楷體"/>
-                <w:b w:val="0"/>
+            <w:tcW w:w="2410" w:type="dxa"/>
+          </w:tcPr>
+          <w:p>
+            <w:r>
+              <w:rPr>
+                <w:rFonts w:ascii="標楷體" w:hAnsi="標楷體"/>
               </w:rPr>
               <w:t>教學語言的優化</w:t>
             </w:r>
@@ -1896,18 +2800,28 @@
         </w:tc>
         <w:tc>
           <w:tcPr>
-            <w:tcW w:type="dxa" w:w="3489"/>
-          </w:tcPr>
-          <w:p>
-            <w:pPr>
-              <w:spacing w:after="0"/>
-            </w:pPr>
-            <w:r>
-              <w:rPr>
-                <w:rFonts w:ascii="標楷體" w:hAnsi="標楷體"/>
-                <w:b w:val="0"/>
-              </w:rPr>
-              <w:t>說話速度放慢，拋出課題後閉嘴等待，不急著解釋題意。學生講錯時不說「錯了」，改用「再一次！」或轉問同儕。學生沉默時不催、不換人。站位要能把全班納入視域，特別留意ㄇ字型兩端的學生。</w:t>
+            <w:tcW w:w="6633" w:type="dxa"/>
+          </w:tcPr>
+          <w:p>
+            <w:r>
+              <w:rPr>
+                <w:rFonts w:ascii="標楷體" w:hAnsi="標楷體"/>
+              </w:rPr>
+              <w:t>說話速度放慢，拋出課題後閉嘴等待，不急著解釋題意。學生講錯時不說「錯了」，改用「再一次！」或轉問同儕。學生沉默時不催、不換人。站位要能把全班納入視域，特別留意</w:t>
+            </w:r>
+            <w:proofErr w:type="gramStart"/>
+            <w:r>
+              <w:rPr>
+                <w:rFonts w:ascii="標楷體" w:hAnsi="標楷體"/>
+              </w:rPr>
+              <w:t>ㄇ</w:t>
+            </w:r>
+            <w:proofErr w:type="gramEnd"/>
+            <w:r>
+              <w:rPr>
+                <w:rFonts w:ascii="標楷體" w:hAnsi="標楷體"/>
+              </w:rPr>
+              <w:t>字型兩端的學生。</w:t>
             </w:r>
           </w:p>
         </w:tc>
@@ -1944,7 +2858,7 @@
           </w:tcPr>
           <w:p>
             <w:pPr>
-              <w:spacing w:line="360" w:lineRule="auto" w:after="0"/>
+              <w:spacing w:line="360" w:lineRule="auto"/>
               <w:jc w:val="center"/>
               <w:rPr>
                 <w:rFonts w:ascii="標楷體" w:eastAsia="標楷體" w:hAnsi="標楷體"/>
@@ -1976,7 +2890,7 @@
           </w:tcPr>
           <w:p>
             <w:pPr>
-              <w:spacing w:line="276" w:lineRule="auto" w:after="0"/>
+              <w:spacing w:line="276" w:lineRule="auto"/>
               <w:jc w:val="both"/>
               <w:rPr>
                 <w:rFonts w:ascii="標楷體" w:eastAsia="標楷體" w:hAnsi="標楷體"/>
@@ -1986,9 +2900,92 @@
             <w:r>
               <w:rPr>
                 <w:rFonts w:ascii="標楷體" w:hAnsi="標楷體"/>
-                <w:b w:val="0"/>
-              </w:rPr>
-              <w:t>本單元共 4 節。第 1~2 節為 1-1 生活中的統計圖（分辨長條圖與折線圖的使用時機、報讀含省略符號的複雜折線圖、察覺兩筆資料的關聯性）；第 3 節為 1-2 製作折線圖（依表格繪製、含 0 的資料、資料排序後繪製）。本次公開課為第 4 節，以單元末的素養評量題進行統整。</w:t>
+              </w:rPr>
+              <w:t>本單元共</w:t>
+            </w:r>
+            <w:r>
+              <w:rPr>
+                <w:rFonts w:ascii="標楷體" w:hAnsi="標楷體"/>
+              </w:rPr>
+              <w:t xml:space="preserve"> 4 </w:t>
+            </w:r>
+            <w:r>
+              <w:rPr>
+                <w:rFonts w:ascii="標楷體" w:hAnsi="標楷體"/>
+              </w:rPr>
+              <w:t>節。第</w:t>
+            </w:r>
+            <w:r>
+              <w:rPr>
+                <w:rFonts w:ascii="標楷體" w:hAnsi="標楷體"/>
+              </w:rPr>
+              <w:t xml:space="preserve"> 1~2 </w:t>
+            </w:r>
+            <w:r>
+              <w:rPr>
+                <w:rFonts w:ascii="標楷體" w:hAnsi="標楷體"/>
+              </w:rPr>
+              <w:t>節為</w:t>
+            </w:r>
+            <w:r>
+              <w:rPr>
+                <w:rFonts w:ascii="標楷體" w:hAnsi="標楷體"/>
+              </w:rPr>
+              <w:t xml:space="preserve"> 1-1 </w:t>
+            </w:r>
+            <w:r>
+              <w:rPr>
+                <w:rFonts w:ascii="標楷體" w:hAnsi="標楷體"/>
+              </w:rPr>
+              <w:t>生活中的統計圖（分辨長條圖與折線圖的使用時機、報讀含省略符號的複雜折線圖、察覺兩筆資料的關聯性）；第</w:t>
+            </w:r>
+            <w:r>
+              <w:rPr>
+                <w:rFonts w:ascii="標楷體" w:hAnsi="標楷體"/>
+              </w:rPr>
+              <w:t xml:space="preserve"> 3 </w:t>
+            </w:r>
+            <w:r>
+              <w:rPr>
+                <w:rFonts w:ascii="標楷體" w:hAnsi="標楷體"/>
+              </w:rPr>
+              <w:t>節為</w:t>
+            </w:r>
+            <w:r>
+              <w:rPr>
+                <w:rFonts w:ascii="標楷體" w:hAnsi="標楷體"/>
+              </w:rPr>
+              <w:t xml:space="preserve"> 1-2 </w:t>
+            </w:r>
+            <w:r>
+              <w:rPr>
+                <w:rFonts w:ascii="標楷體" w:hAnsi="標楷體"/>
+              </w:rPr>
+              <w:t>製作折線圖（依表格繪製、含</w:t>
+            </w:r>
+            <w:r>
+              <w:rPr>
+                <w:rFonts w:ascii="標楷體" w:hAnsi="標楷體"/>
+              </w:rPr>
+              <w:t xml:space="preserve"> 0 </w:t>
+            </w:r>
+            <w:r>
+              <w:rPr>
+                <w:rFonts w:ascii="標楷體" w:hAnsi="標楷體"/>
+              </w:rPr>
+              <w:t>的資料、資料排序後繪製）。本次公開課為第</w:t>
+            </w:r>
+            <w:r>
+              <w:rPr>
+                <w:rFonts w:ascii="標楷體" w:hAnsi="標楷體"/>
+              </w:rPr>
+              <w:t xml:space="preserve"> 4 </w:t>
+            </w:r>
+            <w:r>
+              <w:rPr>
+                <w:rFonts w:ascii="標楷體" w:hAnsi="標楷體"/>
+              </w:rPr>
+              <w:t>節，以單元末的素養評量題進行統整。</w:t>
             </w:r>
           </w:p>
         </w:tc>
@@ -2136,7 +3133,6 @@
           </w:tcPr>
           <w:p>
             <w:pPr>
-              <w:spacing w:after="0"/>
               <w:jc w:val="center"/>
               <w:rPr>
                 <w:rFonts w:ascii="標楷體" w:eastAsia="標楷體" w:hAnsi="標楷體"/>
@@ -2152,9 +3148,6 @@
             </w:r>
           </w:p>
           <w:p>
-            <w:pPr>
-              <w:spacing w:after="0"/>
-            </w:pPr>
             <w:r>
               <w:rPr>
                 <w:rFonts w:ascii="標楷體" w:hAnsi="標楷體"/>
@@ -2171,7 +3164,6 @@
           </w:tcPr>
           <w:p>
             <w:pPr>
-              <w:spacing w:after="0"/>
               <w:ind w:leftChars="105" w:left="252"/>
               <w:jc w:val="both"/>
               <w:rPr>
@@ -2184,253 +3176,511 @@
             <w:r>
               <w:rPr>
                 <w:rFonts w:ascii="標楷體" w:hAnsi="標楷體"/>
-                <w:b w:val="0"/>
-              </w:rPr>
-              <w:t>1. 讀資料（1 分）</w:t>
-            </w:r>
-          </w:p>
+              </w:rPr>
+              <w:t xml:space="preserve">1. </w:t>
+            </w:r>
+            <w:r>
+              <w:rPr>
+                <w:rFonts w:ascii="標楷體" w:hAnsi="標楷體"/>
+              </w:rPr>
+              <w:t>讀資料（</w:t>
+            </w:r>
+            <w:r>
+              <w:rPr>
+                <w:rFonts w:ascii="標楷體" w:hAnsi="標楷體"/>
+              </w:rPr>
+              <w:t xml:space="preserve">1 </w:t>
+            </w:r>
+            <w:r>
+              <w:rPr>
+                <w:rFonts w:ascii="標楷體" w:hAnsi="標楷體"/>
+              </w:rPr>
+              <w:t>分）</w:t>
+            </w:r>
+          </w:p>
+          <w:p>
+            <w:r>
+              <w:rPr>
+                <w:rFonts w:ascii="標楷體" w:hAnsi="標楷體"/>
+              </w:rPr>
+              <w:t>各自輕聲讀水溫紀錄表：全班分組用酒精燈加熱</w:t>
+            </w:r>
+            <w:r>
+              <w:rPr>
+                <w:rFonts w:ascii="標楷體" w:hAnsi="標楷體"/>
+              </w:rPr>
+              <w:t xml:space="preserve"> 100 </w:t>
+            </w:r>
+            <w:r>
+              <w:rPr>
+                <w:rFonts w:ascii="標楷體" w:hAnsi="標楷體"/>
+              </w:rPr>
+              <w:t>毫升的水，每組</w:t>
+            </w:r>
+            <w:r>
+              <w:rPr>
+                <w:rFonts w:ascii="標楷體" w:hAnsi="標楷體"/>
+              </w:rPr>
+              <w:t xml:space="preserve"> 5 </w:t>
+            </w:r>
+            <w:r>
+              <w:rPr>
+                <w:rFonts w:ascii="標楷體" w:hAnsi="標楷體"/>
+              </w:rPr>
+              <w:t>人輪流記錄</w:t>
+            </w:r>
+            <w:proofErr w:type="gramStart"/>
+            <w:r>
+              <w:rPr>
+                <w:rFonts w:ascii="標楷體" w:hAnsi="標楷體"/>
+              </w:rPr>
+              <w:t>—</w:t>
+            </w:r>
+            <w:proofErr w:type="gramEnd"/>
+            <w:r>
+              <w:rPr>
+                <w:rFonts w:ascii="標楷體" w:hAnsi="標楷體"/>
+              </w:rPr>
+              <w:t xml:space="preserve">—A </w:t>
+            </w:r>
+            <w:r>
+              <w:rPr>
+                <w:rFonts w:ascii="標楷體" w:hAnsi="標楷體"/>
+              </w:rPr>
+              <w:t>加熱</w:t>
+            </w:r>
+            <w:r>
+              <w:rPr>
+                <w:rFonts w:ascii="標楷體" w:hAnsi="標楷體"/>
+              </w:rPr>
+              <w:t xml:space="preserve"> 2 </w:t>
+            </w:r>
+            <w:r>
+              <w:rPr>
+                <w:rFonts w:ascii="標楷體" w:hAnsi="標楷體"/>
+              </w:rPr>
+              <w:t>分鐘</w:t>
+            </w:r>
+            <w:r>
+              <w:rPr>
+                <w:rFonts w:ascii="標楷體" w:hAnsi="標楷體"/>
+              </w:rPr>
+              <w:t xml:space="preserve"> 25°C</w:t>
+            </w:r>
+            <w:r>
+              <w:rPr>
+                <w:rFonts w:ascii="標楷體" w:hAnsi="標楷體"/>
+              </w:rPr>
+              <w:t>、</w:t>
+            </w:r>
+            <w:r>
+              <w:rPr>
+                <w:rFonts w:ascii="標楷體" w:hAnsi="標楷體"/>
+              </w:rPr>
+              <w:t xml:space="preserve">B 4 </w:t>
+            </w:r>
+            <w:r>
+              <w:rPr>
+                <w:rFonts w:ascii="標楷體" w:hAnsi="標楷體"/>
+              </w:rPr>
+              <w:t>分鐘</w:t>
+            </w:r>
+            <w:r>
+              <w:rPr>
+                <w:rFonts w:ascii="標楷體" w:hAnsi="標楷體"/>
+              </w:rPr>
+              <w:t xml:space="preserve"> 31°C</w:t>
+            </w:r>
+            <w:r>
+              <w:rPr>
+                <w:rFonts w:ascii="標楷體" w:hAnsi="標楷體"/>
+              </w:rPr>
+              <w:t>、</w:t>
+            </w:r>
+            <w:r>
+              <w:rPr>
+                <w:rFonts w:ascii="標楷體" w:hAnsi="標楷體"/>
+              </w:rPr>
+              <w:t xml:space="preserve">C 6 </w:t>
+            </w:r>
+            <w:r>
+              <w:rPr>
+                <w:rFonts w:ascii="標楷體" w:hAnsi="標楷體"/>
+              </w:rPr>
+              <w:t>分鐘</w:t>
+            </w:r>
+            <w:r>
+              <w:rPr>
+                <w:rFonts w:ascii="標楷體" w:hAnsi="標楷體"/>
+              </w:rPr>
+              <w:t xml:space="preserve"> 37°C</w:t>
+            </w:r>
+            <w:r>
+              <w:rPr>
+                <w:rFonts w:ascii="標楷體" w:hAnsi="標楷體"/>
+              </w:rPr>
+              <w:t>、</w:t>
+            </w:r>
+            <w:r>
+              <w:rPr>
+                <w:rFonts w:ascii="標楷體" w:hAnsi="標楷體"/>
+              </w:rPr>
+              <w:t xml:space="preserve">D 8 </w:t>
+            </w:r>
+            <w:r>
+              <w:rPr>
+                <w:rFonts w:ascii="標楷體" w:hAnsi="標楷體"/>
+              </w:rPr>
+              <w:t>分鐘</w:t>
+            </w:r>
+            <w:r>
+              <w:rPr>
+                <w:rFonts w:ascii="標楷體" w:hAnsi="標楷體"/>
+              </w:rPr>
+              <w:t xml:space="preserve"> 43°C</w:t>
+            </w:r>
+            <w:r>
+              <w:rPr>
+                <w:rFonts w:ascii="標楷體" w:hAnsi="標楷體"/>
+              </w:rPr>
+              <w:t>、</w:t>
+            </w:r>
+            <w:r>
+              <w:rPr>
+                <w:rFonts w:ascii="標楷體" w:hAnsi="標楷體"/>
+              </w:rPr>
+              <w:t xml:space="preserve">E 10 </w:t>
+            </w:r>
+            <w:r>
+              <w:rPr>
+                <w:rFonts w:ascii="標楷體" w:hAnsi="標楷體"/>
+              </w:rPr>
+              <w:t>分鐘</w:t>
+            </w:r>
+            <w:r>
+              <w:rPr>
+                <w:rFonts w:ascii="標楷體" w:hAnsi="標楷體"/>
+              </w:rPr>
+              <w:t xml:space="preserve"> 49°C</w:t>
+            </w:r>
+            <w:r>
+              <w:rPr>
+                <w:rFonts w:ascii="標楷體" w:hAnsi="標楷體"/>
+              </w:rPr>
+              <w:t>。</w:t>
+            </w:r>
+          </w:p>
+          <w:p/>
+          <w:p>
+            <w:r>
+              <w:rPr>
+                <w:rFonts w:ascii="標楷體" w:hAnsi="標楷體"/>
+              </w:rPr>
+              <w:t>2.</w:t>
+            </w:r>
+            <w:r>
+              <w:rPr>
+                <w:rFonts w:ascii="標楷體" w:hAnsi="標楷體"/>
+              </w:rPr>
+              <w:t>〔共有課題〕各自畫圖（</w:t>
+            </w:r>
+            <w:r>
+              <w:rPr>
+                <w:rFonts w:ascii="標楷體" w:hAnsi="標楷體"/>
+              </w:rPr>
+              <w:t xml:space="preserve">5 </w:t>
+            </w:r>
+            <w:r>
+              <w:rPr>
+                <w:rFonts w:ascii="標楷體" w:hAnsi="標楷體"/>
+              </w:rPr>
+              <w:t>分）</w:t>
+            </w:r>
+          </w:p>
+          <w:p>
+            <w:r>
+              <w:rPr>
+                <w:rFonts w:ascii="標楷體" w:hAnsi="標楷體"/>
+              </w:rPr>
+              <w:t>在學習單的方格上，把這筆資料畫成折線圖。</w:t>
+            </w:r>
+          </w:p>
+          <w:p/>
+          <w:p>
+            <w:r>
+              <w:rPr>
+                <w:rFonts w:ascii="標楷體" w:hAnsi="標楷體"/>
+              </w:rPr>
+              <w:t xml:space="preserve">3. Pair </w:t>
+            </w:r>
+            <w:r>
+              <w:rPr>
+                <w:rFonts w:ascii="標楷體" w:hAnsi="標楷體"/>
+              </w:rPr>
+              <w:t>對照（</w:t>
+            </w:r>
+            <w:r>
+              <w:rPr>
+                <w:rFonts w:ascii="標楷體" w:hAnsi="標楷體"/>
+              </w:rPr>
+              <w:t xml:space="preserve">1 </w:t>
+            </w:r>
+            <w:r>
+              <w:rPr>
+                <w:rFonts w:ascii="標楷體" w:hAnsi="標楷體"/>
+              </w:rPr>
+              <w:t>分）</w:t>
+            </w:r>
+          </w:p>
+          <w:p>
+            <w:r>
+              <w:rPr>
+                <w:rFonts w:ascii="標楷體" w:hAnsi="標楷體"/>
+              </w:rPr>
+              <w:t>和旁邊的人交換看一下，有沒有畫得不一樣的地方。</w:t>
+            </w:r>
+          </w:p>
+          <w:p/>
+          <w:p>
+            <w:r>
+              <w:rPr>
+                <w:rFonts w:ascii="標楷體" w:hAnsi="標楷體"/>
+              </w:rPr>
+              <w:t xml:space="preserve">4. </w:t>
+            </w:r>
+            <w:r>
+              <w:rPr>
+                <w:rFonts w:ascii="標楷體" w:hAnsi="標楷體"/>
+              </w:rPr>
+              <w:t>看見兩種畫法、拋出課題（</w:t>
+            </w:r>
+            <w:r>
+              <w:rPr>
+                <w:rFonts w:ascii="標楷體" w:hAnsi="標楷體"/>
+              </w:rPr>
+              <w:t xml:space="preserve">3 </w:t>
+            </w:r>
+            <w:r>
+              <w:rPr>
+                <w:rFonts w:ascii="標楷體" w:hAnsi="標楷體"/>
+              </w:rPr>
+              <w:t>分）</w:t>
+            </w:r>
+          </w:p>
+          <w:p>
+            <w:r>
+              <w:rPr>
+                <w:rFonts w:ascii="標楷體" w:hAnsi="標楷體"/>
+              </w:rPr>
+              <w:t>投影皮</w:t>
+            </w:r>
+            <w:proofErr w:type="gramStart"/>
+            <w:r>
+              <w:rPr>
+                <w:rFonts w:ascii="標楷體" w:hAnsi="標楷體"/>
+              </w:rPr>
+              <w:t>皮</w:t>
+            </w:r>
+            <w:proofErr w:type="gramEnd"/>
+            <w:r>
+              <w:rPr>
+                <w:rFonts w:ascii="標楷體" w:hAnsi="標楷體"/>
+              </w:rPr>
+              <w:t>與丹丹的兩張折線圖。皮</w:t>
+            </w:r>
+            <w:proofErr w:type="gramStart"/>
+            <w:r>
+              <w:rPr>
+                <w:rFonts w:ascii="標楷體" w:hAnsi="標楷體"/>
+              </w:rPr>
+              <w:t>皮</w:t>
+            </w:r>
+            <w:proofErr w:type="gramEnd"/>
+            <w:r>
+              <w:rPr>
+                <w:rFonts w:ascii="標楷體" w:hAnsi="標楷體"/>
+              </w:rPr>
+              <w:t>的橫軸是「加熱時間（分鐘）」，丹丹的橫軸是「測量學生</w:t>
+            </w:r>
+            <w:r>
+              <w:rPr>
+                <w:rFonts w:ascii="標楷體" w:hAnsi="標楷體"/>
+              </w:rPr>
+              <w:t xml:space="preserve"> </w:t>
+            </w:r>
+            <w:r>
+              <w:rPr>
+                <w:rFonts w:ascii="標楷體" w:hAnsi="標楷體"/>
+              </w:rPr>
+              <w:lastRenderedPageBreak/>
+              <w:t>A~E</w:t>
+            </w:r>
+            <w:r>
+              <w:rPr>
+                <w:rFonts w:ascii="標楷體" w:hAnsi="標楷體"/>
+              </w:rPr>
+              <w:t>」。妮</w:t>
+            </w:r>
+            <w:proofErr w:type="gramStart"/>
+            <w:r>
+              <w:rPr>
+                <w:rFonts w:ascii="標楷體" w:hAnsi="標楷體"/>
+              </w:rPr>
+              <w:t>妮</w:t>
+            </w:r>
+            <w:proofErr w:type="gramEnd"/>
+            <w:r>
+              <w:rPr>
+                <w:rFonts w:ascii="標楷體" w:hAnsi="標楷體"/>
+              </w:rPr>
+              <w:t>說：兩個都對。</w:t>
+            </w:r>
+          </w:p>
+          <w:p>
+            <w:r>
+              <w:rPr>
+                <w:rFonts w:ascii="標楷體" w:hAnsi="標楷體"/>
+              </w:rPr>
+              <w:t>各自在</w:t>
+            </w:r>
+            <w:proofErr w:type="gramStart"/>
+            <w:r>
+              <w:rPr>
+                <w:rFonts w:ascii="標楷體" w:hAnsi="標楷體"/>
+              </w:rPr>
+              <w:t>學習單寫下</w:t>
+            </w:r>
+            <w:proofErr w:type="gramEnd"/>
+            <w:r>
+              <w:rPr>
+                <w:rFonts w:ascii="標楷體" w:hAnsi="標楷體"/>
+              </w:rPr>
+              <w:t>「我同意／不同意，因為＿＿」。</w:t>
+            </w:r>
+          </w:p>
+        </w:tc>
+        <w:tc>
+          <w:tcPr>
+            <w:tcW w:w="1538" w:type="pct"/>
+          </w:tcPr>
           <w:p>
             <w:pPr>
-              <w:spacing w:after="0"/>
+              <w:jc w:val="both"/>
+              <w:rPr>
+                <w:rFonts w:ascii="標楷體" w:eastAsia="標楷體" w:hAnsi="標楷體"/>
+                <w:color w:val="000000" w:themeColor="text1"/>
+              </w:rPr>
             </w:pPr>
             <w:r>
               <w:rPr>
                 <w:rFonts w:ascii="標楷體" w:hAnsi="標楷體"/>
-                <w:b w:val="0"/>
-              </w:rPr>
-              <w:t>各自輕聲讀水溫紀錄表：全班分組用酒精燈加熱 100 毫升的水，每組 5 人輪流記錄——A 加熱 2 分鐘 25°C、B 4 分鐘 31°C、C 6 分鐘 37°C、D 8 分鐘 43°C、E 10 分鐘 49°C。</w:t>
-            </w:r>
-          </w:p>
-          <w:p>
-            <w:pPr>
-              <w:spacing w:after="0"/>
-            </w:pPr>
-            <w:r>
-              <w:rPr>
-                <w:rFonts w:ascii="標楷體" w:hAnsi="標楷體"/>
-                <w:b w:val="0"/>
-              </w:rPr>
-            </w:r>
-          </w:p>
-          <w:p>
-            <w:pPr>
-              <w:spacing w:after="0"/>
-            </w:pPr>
-            <w:r>
-              <w:rPr>
-                <w:rFonts w:ascii="標楷體" w:hAnsi="標楷體"/>
-                <w:b w:val="0"/>
-              </w:rPr>
-              <w:t>2.〔共有課題〕各自畫圖（5 分）</w:t>
-            </w:r>
-          </w:p>
-          <w:p>
-            <w:pPr>
-              <w:spacing w:after="0"/>
-            </w:pPr>
-            <w:r>
-              <w:rPr>
-                <w:rFonts w:ascii="標楷體" w:hAnsi="標楷體"/>
-                <w:b w:val="0"/>
-              </w:rPr>
-              <w:t>在學習單的方格上，把這筆資料畫成折線圖。</w:t>
-            </w:r>
-          </w:p>
-          <w:p>
-            <w:pPr>
-              <w:spacing w:after="0"/>
-            </w:pPr>
-            <w:r>
-              <w:rPr>
-                <w:rFonts w:ascii="標楷體" w:hAnsi="標楷體"/>
-                <w:b w:val="0"/>
-              </w:rPr>
-            </w:r>
-          </w:p>
-          <w:p>
-            <w:pPr>
-              <w:spacing w:after="0"/>
-            </w:pPr>
-            <w:r>
-              <w:rPr>
-                <w:rFonts w:ascii="標楷體" w:hAnsi="標楷體"/>
-                <w:b w:val="0"/>
-              </w:rPr>
-              <w:t>3. Pair 對照（1 分）</w:t>
-            </w:r>
-          </w:p>
-          <w:p>
-            <w:pPr>
-              <w:spacing w:after="0"/>
-            </w:pPr>
-            <w:r>
-              <w:rPr>
-                <w:rFonts w:ascii="標楷體" w:hAnsi="標楷體"/>
-                <w:b w:val="0"/>
-              </w:rPr>
-              <w:t>和旁邊的人交換看一下，有沒有畫得不一樣的地方。</w:t>
-            </w:r>
-          </w:p>
-          <w:p>
-            <w:pPr>
-              <w:spacing w:after="0"/>
-            </w:pPr>
-            <w:r>
-              <w:rPr>
-                <w:rFonts w:ascii="標楷體" w:hAnsi="標楷體"/>
-                <w:b w:val="0"/>
-              </w:rPr>
-            </w:r>
-          </w:p>
-          <w:p>
-            <w:pPr>
-              <w:spacing w:after="0"/>
-            </w:pPr>
-            <w:r>
-              <w:rPr>
-                <w:rFonts w:ascii="標楷體" w:hAnsi="標楷體"/>
-                <w:b w:val="0"/>
-              </w:rPr>
-              <w:t>4. 看見兩種畫法、拋出課題（3 分）</w:t>
-            </w:r>
-          </w:p>
-          <w:p>
-            <w:pPr>
-              <w:spacing w:after="0"/>
-            </w:pPr>
-            <w:r>
-              <w:rPr>
-                <w:rFonts w:ascii="標楷體" w:hAnsi="標楷體"/>
-                <w:b w:val="0"/>
-              </w:rPr>
-              <w:t>投影皮皮與丹丹的兩張折線圖。皮皮的橫軸是「加熱時間（分鐘）」，丹丹的橫軸是「測量學生 A~E」。妮妮說：兩個都對。</w:t>
-            </w:r>
-          </w:p>
-          <w:p>
-            <w:pPr>
-              <w:spacing w:after="0"/>
-            </w:pPr>
-            <w:r>
-              <w:rPr>
-                <w:rFonts w:ascii="標楷體" w:hAnsi="標楷體"/>
-                <w:b w:val="0"/>
-              </w:rPr>
-              <w:t>各自在學習單寫下「我同意／不同意，因為＿＿」。</w:t>
-            </w:r>
-          </w:p>
-        </w:tc>
-        <w:tc>
-          <w:tcPr>
-            <w:tcW w:w="1538" w:type="pct"/>
-          </w:tcPr>
-          <w:p>
-            <w:pPr>
-              <w:spacing w:after="0"/>
-              <w:jc w:val="both"/>
-              <w:rPr>
-                <w:rFonts w:ascii="標楷體" w:eastAsia="標楷體" w:hAnsi="標楷體"/>
-                <w:color w:val="000000" w:themeColor="text1"/>
-              </w:rPr>
-            </w:pPr>
-            <w:r>
-              <w:rPr>
-                <w:rFonts w:ascii="標楷體" w:hAnsi="標楷體"/>
-                <w:b w:val="0"/>
-              </w:rPr>
+              </w:rPr>
+              <w:lastRenderedPageBreak/>
               <w:t>說明資料後即停止說話，不解釋題意。</w:t>
             </w:r>
           </w:p>
           <w:p>
-            <w:pPr>
-              <w:spacing w:after="0"/>
-            </w:pPr>
-            <w:r>
-              <w:rPr>
-                <w:rFonts w:ascii="標楷體" w:hAnsi="標楷體"/>
-                <w:b w:val="0"/>
-              </w:rPr>
-              <w:t>觀察有無讀表困難的學生與組別。</w:t>
-            </w:r>
-          </w:p>
-          <w:p>
-            <w:pPr>
-              <w:spacing w:after="0"/>
-            </w:pPr>
-            <w:r>
-              <w:rPr>
-                <w:rFonts w:ascii="標楷體" w:hAnsi="標楷體"/>
-                <w:b w:val="0"/>
-              </w:rPr>
-              <w:t>巡走，觀察各人縱軸刻度取幾、橫軸放什麼，不當場糾正。</w:t>
-            </w:r>
-          </w:p>
-          <w:p>
-            <w:pPr>
-              <w:spacing w:after="0"/>
-            </w:pPr>
-            <w:r>
-              <w:rPr>
-                <w:rFonts w:ascii="標楷體" w:hAnsi="標楷體"/>
-                <w:b w:val="0"/>
+            <w:r>
+              <w:rPr>
+                <w:rFonts w:ascii="標楷體" w:hAnsi="標楷體"/>
+              </w:rPr>
+              <w:t>觀察有</w:t>
+            </w:r>
+            <w:proofErr w:type="gramStart"/>
+            <w:r>
+              <w:rPr>
+                <w:rFonts w:ascii="標楷體" w:hAnsi="標楷體"/>
+              </w:rPr>
+              <w:t>無讀表</w:t>
+            </w:r>
+            <w:proofErr w:type="gramEnd"/>
+            <w:r>
+              <w:rPr>
+                <w:rFonts w:ascii="標楷體" w:hAnsi="標楷體"/>
+              </w:rPr>
+              <w:t>困難的學生與組別。</w:t>
+            </w:r>
+          </w:p>
+          <w:p>
+            <w:r>
+              <w:rPr>
+                <w:rFonts w:ascii="標楷體" w:hAnsi="標楷體"/>
+              </w:rPr>
+              <w:t>巡走，觀察各人縱軸</w:t>
+            </w:r>
+            <w:proofErr w:type="gramStart"/>
+            <w:r>
+              <w:rPr>
+                <w:rFonts w:ascii="標楷體" w:hAnsi="標楷體"/>
+              </w:rPr>
+              <w:t>刻度取幾</w:t>
+            </w:r>
+            <w:proofErr w:type="gramEnd"/>
+            <w:r>
+              <w:rPr>
+                <w:rFonts w:ascii="標楷體" w:hAnsi="標楷體"/>
+              </w:rPr>
+              <w:t>、橫軸放什麼，不當場糾正。</w:t>
+            </w:r>
+          </w:p>
+          <w:p>
+            <w:r>
+              <w:rPr>
+                <w:rFonts w:ascii="標楷體" w:hAnsi="標楷體"/>
               </w:rPr>
               <w:t>記下畫法不同的學生座號，作為後段串連的素材。</w:t>
             </w:r>
           </w:p>
-          <w:p>
-            <w:pPr>
-              <w:spacing w:after="0"/>
-            </w:pPr>
-            <w:r>
-              <w:rPr>
-                <w:rFonts w:ascii="標楷體" w:hAnsi="標楷體"/>
-                <w:b w:val="0"/>
-              </w:rPr>
-            </w:r>
-          </w:p>
-          <w:p>
-            <w:pPr>
-              <w:spacing w:after="0"/>
-            </w:pPr>
-            <w:r>
-              <w:rPr>
-                <w:rFonts w:ascii="標楷體" w:hAnsi="標楷體"/>
-                <w:b w:val="0"/>
+          <w:p/>
+          <w:p>
+            <w:r>
+              <w:rPr>
+                <w:rFonts w:ascii="標楷體" w:hAnsi="標楷體"/>
               </w:rPr>
               <w:t>投影兩張圖後停頓，讓學生自己發現差別。</w:t>
             </w:r>
           </w:p>
           <w:p>
-            <w:pPr>
-              <w:spacing w:after="0"/>
-            </w:pPr>
-            <w:r>
-              <w:rPr>
-                <w:rFonts w:ascii="標楷體" w:hAnsi="標楷體"/>
-                <w:b w:val="0"/>
+            <w:r>
+              <w:rPr>
+                <w:rFonts w:ascii="標楷體" w:hAnsi="標楷體"/>
               </w:rPr>
               <w:t>【提示】「先不要說話，看一下這兩張圖，哪裡不一樣？」</w:t>
             </w:r>
           </w:p>
           <w:p>
-            <w:pPr>
-              <w:spacing w:after="0"/>
-            </w:pPr>
-            <w:r>
-              <w:rPr>
-                <w:rFonts w:ascii="標楷體" w:hAnsi="標楷體"/>
-                <w:b w:val="0"/>
-              </w:rPr>
-              <w:t>【回歸】「回到題目。妮妮說什麼？」</w:t>
-            </w:r>
-          </w:p>
-          <w:p>
-            <w:pPr>
-              <w:spacing w:after="0"/>
-            </w:pPr>
-            <w:r>
-              <w:rPr>
-                <w:rFonts w:ascii="標楷體" w:hAnsi="標楷體"/>
-                <w:b w:val="0"/>
+            <w:r>
+              <w:rPr>
+                <w:rFonts w:ascii="標楷體" w:hAnsi="標楷體"/>
+              </w:rPr>
+              <w:t>【回歸】「回到題目。妮</w:t>
+            </w:r>
+            <w:proofErr w:type="gramStart"/>
+            <w:r>
+              <w:rPr>
+                <w:rFonts w:ascii="標楷體" w:hAnsi="標楷體"/>
+              </w:rPr>
+              <w:t>妮</w:t>
+            </w:r>
+            <w:proofErr w:type="gramEnd"/>
+            <w:r>
+              <w:rPr>
+                <w:rFonts w:ascii="標楷體" w:hAnsi="標楷體"/>
+              </w:rPr>
+              <w:t>說</w:t>
+            </w:r>
+            <w:r>
+              <w:rPr>
+                <w:rFonts w:ascii="標楷體" w:hAnsi="標楷體"/>
+              </w:rPr>
+              <w:lastRenderedPageBreak/>
+              <w:t>什麼？」</w:t>
+            </w:r>
+          </w:p>
+          <w:p>
+            <w:r>
+              <w:rPr>
+                <w:rFonts w:ascii="標楷體" w:hAnsi="標楷體"/>
               </w:rPr>
               <w:t>不評價任何人的表態，只請學生把理由寫下來。</w:t>
             </w:r>
@@ -2443,7 +3693,6 @@
           </w:tcPr>
           <w:p>
             <w:pPr>
-              <w:spacing w:after="0"/>
               <w:jc w:val="center"/>
               <w:rPr>
                 <w:rFonts w:ascii="Times New Roman" w:eastAsia="標楷體" w:hAnsi="Times New Roman" w:cs="Times New Roman"/>
@@ -2455,7 +3704,15 @@
                 <w:rFonts w:ascii="標楷體" w:hAnsi="標楷體"/>
                 <w:b/>
               </w:rPr>
-              <w:t>10 分</w:t>
+              <w:lastRenderedPageBreak/>
+              <w:t xml:space="preserve">10 </w:t>
+            </w:r>
+            <w:r>
+              <w:rPr>
+                <w:rFonts w:ascii="標楷體" w:hAnsi="標楷體"/>
+                <w:b/>
+              </w:rPr>
+              <w:t>分</w:t>
             </w:r>
           </w:p>
         </w:tc>
@@ -2471,7 +3728,6 @@
           </w:tcPr>
           <w:p>
             <w:pPr>
-              <w:spacing w:after="0"/>
               <w:jc w:val="center"/>
               <w:rPr>
                 <w:rFonts w:ascii="標楷體" w:eastAsia="標楷體" w:hAnsi="標楷體"/>
@@ -2487,25 +3743,21 @@
             </w:r>
           </w:p>
           <w:p>
+            <w:r>
+              <w:rPr>
+                <w:rFonts w:ascii="標楷體" w:hAnsi="標楷體"/>
+                <w:b/>
+              </w:rPr>
+              <w:t>（串連）</w:t>
+            </w:r>
+          </w:p>
+        </w:tc>
+        <w:tc>
+          <w:tcPr>
+            <w:tcW w:w="2542" w:type="pct"/>
+          </w:tcPr>
+          <w:p>
             <w:pPr>
-              <w:spacing w:after="0"/>
-            </w:pPr>
-            <w:r>
-              <w:rPr>
-                <w:rFonts w:ascii="標楷體" w:hAnsi="標楷體"/>
-                <w:b/>
-              </w:rPr>
-              <w:t>（串連）</w:t>
-            </w:r>
-          </w:p>
-        </w:tc>
-        <w:tc>
-          <w:tcPr>
-            <w:tcW w:w="2542" w:type="pct"/>
-          </w:tcPr>
-          <w:p>
-            <w:pPr>
-              <w:spacing w:after="0"/>
               <w:ind w:leftChars="142" w:left="761" w:hanging="420"/>
               <w:jc w:val="both"/>
               <w:rPr>
@@ -2516,207 +3768,256 @@
             <w:r>
               <w:rPr>
                 <w:rFonts w:ascii="標楷體" w:hAnsi="標楷體"/>
-                <w:b w:val="0"/>
-              </w:rPr>
-              <w:t>5. 小組協同（20 分）</w:t>
-            </w:r>
-          </w:p>
+              </w:rPr>
+              <w:t xml:space="preserve">5. </w:t>
+            </w:r>
+            <w:r>
+              <w:rPr>
+                <w:rFonts w:ascii="標楷體" w:hAnsi="標楷體"/>
+              </w:rPr>
+              <w:t>小組協同（</w:t>
+            </w:r>
+            <w:r>
+              <w:rPr>
+                <w:rFonts w:ascii="標楷體" w:hAnsi="標楷體"/>
+              </w:rPr>
+              <w:t xml:space="preserve">20 </w:t>
+            </w:r>
+            <w:r>
+              <w:rPr>
+                <w:rFonts w:ascii="標楷體" w:hAnsi="標楷體"/>
+              </w:rPr>
+              <w:t>分）</w:t>
+            </w:r>
+          </w:p>
+          <w:p>
+            <w:r>
+              <w:rPr>
+                <w:rFonts w:ascii="標楷體" w:hAnsi="標楷體"/>
+              </w:rPr>
+              <w:t>四人小組討論：你們這一組同意妮</w:t>
+            </w:r>
+            <w:proofErr w:type="gramStart"/>
+            <w:r>
+              <w:rPr>
+                <w:rFonts w:ascii="標楷體" w:hAnsi="標楷體"/>
+              </w:rPr>
+              <w:t>妮</w:t>
+            </w:r>
+            <w:proofErr w:type="gramEnd"/>
+            <w:r>
+              <w:rPr>
+                <w:rFonts w:ascii="標楷體" w:hAnsi="標楷體"/>
+              </w:rPr>
+              <w:t>嗎？為什麼？</w:t>
+            </w:r>
+          </w:p>
+          <w:p>
+            <w:r>
+              <w:rPr>
+                <w:rFonts w:ascii="標楷體" w:hAnsi="標楷體"/>
+              </w:rPr>
+              <w:t>要求：組內每個人都要說一次自己的判斷與理由。</w:t>
+            </w:r>
+          </w:p>
+          <w:p>
+            <w:r>
+              <w:rPr>
+                <w:rFonts w:ascii="標楷體" w:hAnsi="標楷體"/>
+              </w:rPr>
+              <w:t>討論後把小組的結論與理由寫在小白板上。</w:t>
+            </w:r>
+          </w:p>
+          <w:p/>
+          <w:p>
+            <w:r>
+              <w:rPr>
+                <w:rFonts w:ascii="標楷體" w:hAnsi="標楷體"/>
+              </w:rPr>
+              <w:t>若組內出現不同意見，兩種都寫上去，並註明各是誰的想法。</w:t>
+            </w:r>
+          </w:p>
+          <w:p/>
+          <w:p>
+            <w:r>
+              <w:rPr>
+                <w:rFonts w:ascii="標楷體" w:hAnsi="標楷體"/>
+              </w:rPr>
+              <w:t>有餘力的組可再想：如果把丹</w:t>
+            </w:r>
+            <w:proofErr w:type="gramStart"/>
+            <w:r>
+              <w:rPr>
+                <w:rFonts w:ascii="標楷體" w:hAnsi="標楷體"/>
+              </w:rPr>
+              <w:t>丹</w:t>
+            </w:r>
+            <w:proofErr w:type="gramEnd"/>
+            <w:r>
+              <w:rPr>
+                <w:rFonts w:ascii="標楷體" w:hAnsi="標楷體"/>
+              </w:rPr>
+              <w:t>的橫軸改成「第</w:t>
+            </w:r>
+            <w:r>
+              <w:rPr>
+                <w:rFonts w:ascii="標楷體" w:hAnsi="標楷體"/>
+              </w:rPr>
+              <w:t xml:space="preserve"> 1 </w:t>
+            </w:r>
+            <w:r>
+              <w:rPr>
+                <w:rFonts w:ascii="標楷體" w:hAnsi="標楷體"/>
+              </w:rPr>
+              <w:t>個人、第</w:t>
+            </w:r>
+            <w:r>
+              <w:rPr>
+                <w:rFonts w:ascii="標楷體" w:hAnsi="標楷體"/>
+              </w:rPr>
+              <w:t xml:space="preserve"> 2 </w:t>
+            </w:r>
+            <w:r>
+              <w:rPr>
+                <w:rFonts w:ascii="標楷體" w:hAnsi="標楷體"/>
+              </w:rPr>
+              <w:t>個人</w:t>
+            </w:r>
+            <w:r>
+              <w:rPr>
+                <w:rFonts w:ascii="標楷體" w:hAnsi="標楷體"/>
+              </w:rPr>
+              <w:t>……</w:t>
+            </w:r>
+            <w:r>
+              <w:rPr>
+                <w:rFonts w:ascii="標楷體" w:hAnsi="標楷體"/>
+              </w:rPr>
+              <w:t>」，答案會不會不一樣？</w:t>
+            </w:r>
+          </w:p>
+        </w:tc>
+        <w:tc>
+          <w:tcPr>
+            <w:tcW w:w="1538" w:type="pct"/>
+          </w:tcPr>
           <w:p>
             <w:pPr>
-              <w:spacing w:after="0"/>
+              <w:jc w:val="both"/>
+              <w:rPr>
+                <w:rFonts w:ascii="標楷體" w:eastAsia="標楷體" w:hAnsi="標楷體"/>
+                <w:color w:val="000000" w:themeColor="text1"/>
+              </w:rPr>
             </w:pPr>
             <w:r>
               <w:rPr>
                 <w:rFonts w:ascii="標楷體" w:hAnsi="標楷體"/>
-                <w:b w:val="0"/>
-              </w:rPr>
-              <w:t>四人小組討論：你們這一組同意妮妮嗎？為什麼？</w:t>
-            </w:r>
-          </w:p>
+              </w:rPr>
+              <w:t>巡走，傾聽各組的爭點落在哪裡，不介入裁決。</w:t>
+            </w:r>
+          </w:p>
+          <w:p>
+            <w:r>
+              <w:rPr>
+                <w:rFonts w:ascii="標楷體" w:hAnsi="標楷體"/>
+              </w:rPr>
+              <w:t>記下說得出「要看橫軸是什麼」的組別，以及卡在「圖形看起來一樣」的組別。</w:t>
+            </w:r>
+          </w:p>
+          <w:p>
+            <w:r>
+              <w:rPr>
+                <w:rFonts w:ascii="標楷體" w:hAnsi="標楷體"/>
+              </w:rPr>
+              <w:t>【轉問】（對卡住的組）「他</w:t>
+            </w:r>
+            <w:proofErr w:type="gramStart"/>
+            <w:r>
+              <w:rPr>
+                <w:rFonts w:ascii="標楷體" w:hAnsi="標楷體"/>
+              </w:rPr>
+              <w:t>剛剛說的</w:t>
+            </w:r>
+            <w:proofErr w:type="gramEnd"/>
+            <w:r>
+              <w:rPr>
+                <w:rFonts w:ascii="標楷體" w:hAnsi="標楷體"/>
+              </w:rPr>
+              <w:t>，你聽懂了嗎？你自己怎麼想？」</w:t>
+            </w:r>
+          </w:p>
+          <w:p>
+            <w:r>
+              <w:rPr>
+                <w:rFonts w:ascii="標楷體" w:hAnsi="標楷體"/>
+              </w:rPr>
+              <w:t>【釐清】（對講得含混的學生）「再一次！」</w:t>
+            </w:r>
+          </w:p>
+          <w:p>
+            <w:r>
+              <w:rPr>
+                <w:rFonts w:ascii="標楷體" w:hAnsi="標楷體"/>
+              </w:rPr>
+              <w:t>【等待】（對沉默的學生）「你需要想一下是嗎？那你可以先找人幫忙嗎？」</w:t>
+            </w:r>
+          </w:p>
+          <w:p>
+            <w:r>
+              <w:rPr>
+                <w:rFonts w:ascii="標楷體" w:hAnsi="標楷體"/>
+              </w:rPr>
+              <w:t>【提示】（對只看圖形的組）「那你們把丹</w:t>
+            </w:r>
+            <w:proofErr w:type="gramStart"/>
+            <w:r>
+              <w:rPr>
+                <w:rFonts w:ascii="標楷體" w:hAnsi="標楷體"/>
+              </w:rPr>
+              <w:t>丹</w:t>
+            </w:r>
+            <w:proofErr w:type="gramEnd"/>
+            <w:r>
+              <w:rPr>
+                <w:rFonts w:ascii="標楷體" w:hAnsi="標楷體"/>
+              </w:rPr>
+              <w:t>的橫軸念一次。」</w:t>
+            </w:r>
+          </w:p>
+          <w:p>
+            <w:r>
+              <w:rPr>
+                <w:rFonts w:ascii="標楷體" w:hAnsi="標楷體"/>
+              </w:rPr>
+              <w:t>支援困難小組，但只給問題，不給答案。</w:t>
+            </w:r>
+          </w:p>
+        </w:tc>
+        <w:tc>
+          <w:tcPr>
+            <w:tcW w:w="387" w:type="pct"/>
+          </w:tcPr>
           <w:p>
             <w:pPr>
-              <w:spacing w:after="0"/>
+              <w:jc w:val="center"/>
+              <w:rPr>
+                <w:rFonts w:ascii="標楷體" w:eastAsia="標楷體" w:hAnsi="標楷體"/>
+                <w:color w:val="000000" w:themeColor="text1"/>
+              </w:rPr>
             </w:pPr>
             <w:r>
               <w:rPr>
                 <w:rFonts w:ascii="標楷體" w:hAnsi="標楷體"/>
-                <w:b w:val="0"/>
-              </w:rPr>
-              <w:t>要求：組內每個人都要說一次自己的判斷與理由。</w:t>
-            </w:r>
-          </w:p>
-          <w:p>
-            <w:pPr>
-              <w:spacing w:after="0"/>
-            </w:pPr>
-            <w:r>
-              <w:rPr>
-                <w:rFonts w:ascii="標楷體" w:hAnsi="標楷體"/>
-                <w:b w:val="0"/>
-              </w:rPr>
-              <w:t>討論後把小組的結論與理由寫在小白板上。</w:t>
-            </w:r>
-          </w:p>
-          <w:p>
-            <w:pPr>
-              <w:spacing w:after="0"/>
-            </w:pPr>
-            <w:r>
-              <w:rPr>
-                <w:rFonts w:ascii="標楷體" w:hAnsi="標楷體"/>
-                <w:b w:val="0"/>
-              </w:rPr>
-            </w:r>
-          </w:p>
-          <w:p>
-            <w:pPr>
-              <w:spacing w:after="0"/>
-            </w:pPr>
-            <w:r>
-              <w:rPr>
-                <w:rFonts w:ascii="標楷體" w:hAnsi="標楷體"/>
-                <w:b w:val="0"/>
-              </w:rPr>
-              <w:t>若組內出現不同意見，兩種都寫上去，並註明各是誰的想法。</w:t>
-            </w:r>
-          </w:p>
-          <w:p>
-            <w:pPr>
-              <w:spacing w:after="0"/>
-            </w:pPr>
-            <w:r>
-              <w:rPr>
-                <w:rFonts w:ascii="標楷體" w:hAnsi="標楷體"/>
-                <w:b w:val="0"/>
-              </w:rPr>
-            </w:r>
-          </w:p>
-          <w:p>
-            <w:pPr>
-              <w:spacing w:after="0"/>
-            </w:pPr>
-            <w:r>
-              <w:rPr>
-                <w:rFonts w:ascii="標楷體" w:hAnsi="標楷體"/>
-                <w:b w:val="0"/>
-              </w:rPr>
-              <w:t>有餘力的組可再想：如果把丹丹的橫軸改成「第 1 個人、第 2 個人……」，答案會不會不一樣？</w:t>
-            </w:r>
-          </w:p>
-        </w:tc>
-        <w:tc>
-          <w:tcPr>
-            <w:tcW w:w="1538" w:type="pct"/>
-          </w:tcPr>
-          <w:p>
-            <w:pPr>
-              <w:spacing w:after="0"/>
-              <w:jc w:val="both"/>
-              <w:rPr>
-                <w:rFonts w:ascii="標楷體" w:eastAsia="標楷體" w:hAnsi="標楷體"/>
-                <w:color w:val="000000" w:themeColor="text1"/>
-              </w:rPr>
-            </w:pPr>
-            <w:r>
-              <w:rPr>
-                <w:rFonts w:ascii="標楷體" w:hAnsi="標楷體"/>
-                <w:b w:val="0"/>
-              </w:rPr>
-              <w:t>巡走，傾聽各組的爭點落在哪裡，不介入裁決。</w:t>
-            </w:r>
-          </w:p>
-          <w:p>
-            <w:pPr>
-              <w:spacing w:after="0"/>
-            </w:pPr>
-            <w:r>
-              <w:rPr>
-                <w:rFonts w:ascii="標楷體" w:hAnsi="標楷體"/>
-                <w:b w:val="0"/>
-              </w:rPr>
-              <w:t>記下說得出「要看橫軸是什麼」的組別，以及卡在「圖形看起來一樣」的組別。</w:t>
-            </w:r>
-          </w:p>
-          <w:p>
-            <w:pPr>
-              <w:spacing w:after="0"/>
-            </w:pPr>
-            <w:r>
-              <w:rPr>
-                <w:rFonts w:ascii="標楷體" w:hAnsi="標楷體"/>
-                <w:b w:val="0"/>
-              </w:rPr>
-              <w:t>【轉問】（對卡住的組）「他剛剛說的，你聽懂了嗎？你自己怎麼想？」</w:t>
-            </w:r>
-          </w:p>
-          <w:p>
-            <w:pPr>
-              <w:spacing w:after="0"/>
-            </w:pPr>
-            <w:r>
-              <w:rPr>
-                <w:rFonts w:ascii="標楷體" w:hAnsi="標楷體"/>
-                <w:b w:val="0"/>
-              </w:rPr>
-              <w:t>【釐清】（對講得含混的學生）「再一次！」</w:t>
-            </w:r>
-          </w:p>
-          <w:p>
-            <w:pPr>
-              <w:spacing w:after="0"/>
-            </w:pPr>
-            <w:r>
-              <w:rPr>
-                <w:rFonts w:ascii="標楷體" w:hAnsi="標楷體"/>
-                <w:b w:val="0"/>
-              </w:rPr>
-              <w:t>【等待】（對沉默的學生）「你需要想一下是嗎？那你可以先找人幫忙嗎？」</w:t>
-            </w:r>
-          </w:p>
-          <w:p>
-            <w:pPr>
-              <w:spacing w:after="0"/>
-            </w:pPr>
-            <w:r>
-              <w:rPr>
-                <w:rFonts w:ascii="標楷體" w:hAnsi="標楷體"/>
-                <w:b w:val="0"/>
-              </w:rPr>
-              <w:t>【提示】（對只看圖形的組）「那你們把丹丹的橫軸念一次。」</w:t>
-            </w:r>
-          </w:p>
-          <w:p>
-            <w:pPr>
-              <w:spacing w:after="0"/>
-            </w:pPr>
-            <w:r>
-              <w:rPr>
-                <w:rFonts w:ascii="標楷體" w:hAnsi="標楷體"/>
-                <w:b w:val="0"/>
-              </w:rPr>
-              <w:t>支援困難小組，但只給問題，不給答案。</w:t>
-            </w:r>
-          </w:p>
-        </w:tc>
-        <w:tc>
-          <w:tcPr>
-            <w:tcW w:w="387" w:type="pct"/>
-          </w:tcPr>
-          <w:p>
-            <w:pPr>
-              <w:spacing w:after="0"/>
-              <w:jc w:val="center"/>
-              <w:rPr>
-                <w:rFonts w:ascii="標楷體" w:eastAsia="標楷體" w:hAnsi="標楷體"/>
-                <w:color w:val="000000" w:themeColor="text1"/>
-              </w:rPr>
-            </w:pPr>
-            <w:r>
-              <w:rPr>
-                <w:rFonts w:ascii="標楷體" w:hAnsi="標楷體"/>
                 <w:b/>
               </w:rPr>
-              <w:t>20 分</w:t>
+              <w:t xml:space="preserve">20 </w:t>
+            </w:r>
+            <w:r>
+              <w:rPr>
+                <w:rFonts w:ascii="標楷體" w:hAnsi="標楷體"/>
+                <w:b/>
+              </w:rPr>
+              <w:t>分</w:t>
             </w:r>
           </w:p>
         </w:tc>
@@ -2732,7 +4033,6 @@
           </w:tcPr>
           <w:p>
             <w:pPr>
-              <w:spacing w:after="0"/>
               <w:jc w:val="center"/>
               <w:rPr>
                 <w:rFonts w:ascii="標楷體" w:eastAsia="標楷體" w:hAnsi="標楷體"/>
@@ -2748,26 +4048,22 @@
             </w:r>
           </w:p>
           <w:p>
+            <w:r>
+              <w:rPr>
+                <w:rFonts w:ascii="標楷體" w:hAnsi="標楷體"/>
+                <w:b/>
+              </w:rPr>
+              <w:t>（串連＋回歸）</w:t>
+            </w:r>
+          </w:p>
+        </w:tc>
+        <w:tc>
+          <w:tcPr>
+            <w:tcW w:w="2542" w:type="pct"/>
+          </w:tcPr>
+          <w:p>
             <w:pPr>
-              <w:spacing w:after="0"/>
-            </w:pPr>
-            <w:r>
-              <w:rPr>
-                <w:rFonts w:ascii="標楷體" w:hAnsi="標楷體"/>
-                <w:b/>
-              </w:rPr>
-              <w:t>（串連＋回歸）</w:t>
-            </w:r>
-          </w:p>
-        </w:tc>
-        <w:tc>
-          <w:tcPr>
-            <w:tcW w:w="2542" w:type="pct"/>
-          </w:tcPr>
-          <w:p>
-            <w:pPr>
-              <w:spacing w:after="0"/>
-              <w:ind w:left="200" w:hangingChars="100" w:hanging="200"/>
+              <w:ind w:left="240" w:hangingChars="100" w:hanging="240"/>
               <w:jc w:val="both"/>
               <w:rPr>
                 <w:rFonts w:asciiTheme="minorEastAsia" w:hAnsiTheme="minorEastAsia"/>
@@ -2779,196 +4075,311 @@
             <w:r>
               <w:rPr>
                 <w:rFonts w:ascii="標楷體" w:hAnsi="標楷體"/>
-                <w:b w:val="0"/>
-              </w:rPr>
-              <w:t>6. 全班串連（10 分）</w:t>
-            </w:r>
-          </w:p>
+              </w:rPr>
+              <w:t xml:space="preserve">6. </w:t>
+            </w:r>
+            <w:r>
+              <w:rPr>
+                <w:rFonts w:ascii="標楷體" w:hAnsi="標楷體"/>
+              </w:rPr>
+              <w:t>全班串連（</w:t>
+            </w:r>
+            <w:r>
+              <w:rPr>
+                <w:rFonts w:ascii="標楷體" w:hAnsi="標楷體"/>
+              </w:rPr>
+              <w:t xml:space="preserve">10 </w:t>
+            </w:r>
+            <w:r>
+              <w:rPr>
+                <w:rFonts w:ascii="標楷體" w:hAnsi="標楷體"/>
+              </w:rPr>
+              <w:t>分）</w:t>
+            </w:r>
+          </w:p>
+          <w:p>
+            <w:r>
+              <w:rPr>
+                <w:rFonts w:ascii="標楷體" w:hAnsi="標楷體"/>
+              </w:rPr>
+              <w:t>各組張貼小白板。先請判斷不同的兩組分享，再請其他組回應。</w:t>
+            </w:r>
+          </w:p>
+          <w:p>
+            <w:r>
+              <w:rPr>
+                <w:rFonts w:ascii="標楷體" w:hAnsi="標楷體"/>
+              </w:rPr>
+              <w:t>教師把分歧攤開：有的組說兩張都對，有的組說丹</w:t>
+            </w:r>
+            <w:proofErr w:type="gramStart"/>
+            <w:r>
+              <w:rPr>
+                <w:rFonts w:ascii="標楷體" w:hAnsi="標楷體"/>
+              </w:rPr>
+              <w:t>丹</w:t>
+            </w:r>
+            <w:proofErr w:type="gramEnd"/>
+            <w:r>
+              <w:rPr>
+                <w:rFonts w:ascii="標楷體" w:hAnsi="標楷體"/>
+              </w:rPr>
+              <w:t>的不對。</w:t>
+            </w:r>
+          </w:p>
+          <w:p/>
+          <w:p>
+            <w:r>
+              <w:rPr>
+                <w:rFonts w:ascii="標楷體" w:hAnsi="標楷體"/>
+              </w:rPr>
+              <w:t>學生互相提問與說服。</w:t>
+            </w:r>
+          </w:p>
+          <w:p/>
+          <w:p>
+            <w:r>
+              <w:rPr>
+                <w:rFonts w:ascii="標楷體" w:hAnsi="標楷體"/>
+              </w:rPr>
+              <w:t>回到課本</w:t>
+            </w:r>
+            <w:proofErr w:type="gramStart"/>
+            <w:r>
+              <w:rPr>
+                <w:rFonts w:ascii="標楷體" w:hAnsi="標楷體"/>
+              </w:rPr>
+              <w:t>規</w:t>
+            </w:r>
+            <w:proofErr w:type="gramEnd"/>
+            <w:r>
+              <w:rPr>
+                <w:rFonts w:ascii="標楷體" w:hAnsi="標楷體"/>
+              </w:rPr>
+              <w:t>準確認：折線圖適用於有序資料；「測量學生</w:t>
+            </w:r>
+            <w:r>
+              <w:rPr>
+                <w:rFonts w:ascii="標楷體" w:hAnsi="標楷體"/>
+              </w:rPr>
+              <w:t xml:space="preserve"> A~E</w:t>
+            </w:r>
+            <w:r>
+              <w:rPr>
+                <w:rFonts w:ascii="標楷體" w:hAnsi="標楷體"/>
+              </w:rPr>
+              <w:t>」本身是類別，但若</w:t>
+            </w:r>
+            <w:r>
+              <w:rPr>
+                <w:rFonts w:ascii="標楷體" w:hAnsi="標楷體"/>
+              </w:rPr>
+              <w:t xml:space="preserve"> A~E </w:t>
+            </w:r>
+            <w:r>
+              <w:rPr>
+                <w:rFonts w:ascii="標楷體" w:hAnsi="標楷體"/>
+              </w:rPr>
+              <w:t>對應的是遞增的加熱時間，就成了有序。</w:t>
+            </w:r>
+          </w:p>
+          <w:p/>
+          <w:p>
+            <w:r>
+              <w:rPr>
+                <w:rFonts w:ascii="標楷體" w:hAnsi="標楷體"/>
+              </w:rPr>
+              <w:t>各自在</w:t>
+            </w:r>
+            <w:proofErr w:type="gramStart"/>
+            <w:r>
+              <w:rPr>
+                <w:rFonts w:ascii="標楷體" w:hAnsi="標楷體"/>
+              </w:rPr>
+              <w:t>學習單第</w:t>
+            </w:r>
+            <w:proofErr w:type="gramEnd"/>
+            <w:r>
+              <w:rPr>
+                <w:rFonts w:ascii="標楷體" w:hAnsi="標楷體"/>
+              </w:rPr>
+              <w:t xml:space="preserve"> 3 </w:t>
+            </w:r>
+            <w:proofErr w:type="gramStart"/>
+            <w:r>
+              <w:rPr>
+                <w:rFonts w:ascii="標楷體" w:hAnsi="標楷體"/>
+              </w:rPr>
+              <w:t>欄寫下</w:t>
+            </w:r>
+            <w:proofErr w:type="gramEnd"/>
+            <w:r>
+              <w:rPr>
+                <w:rFonts w:ascii="標楷體" w:hAnsi="標楷體"/>
+              </w:rPr>
+              <w:t>：聽完別人的想法後，我改變或補充的地方。</w:t>
+            </w:r>
+          </w:p>
+        </w:tc>
+        <w:tc>
+          <w:tcPr>
+            <w:tcW w:w="1538" w:type="pct"/>
+          </w:tcPr>
           <w:p>
             <w:pPr>
-              <w:spacing w:after="0"/>
+              <w:jc w:val="both"/>
+              <w:rPr>
+                <w:rFonts w:ascii="標楷體" w:eastAsia="標楷體" w:hAnsi="標楷體"/>
+                <w:color w:val="000000" w:themeColor="text1"/>
+              </w:rPr>
             </w:pPr>
             <w:r>
               <w:rPr>
                 <w:rFonts w:ascii="標楷體" w:hAnsi="標楷體"/>
-                <w:b w:val="0"/>
-              </w:rPr>
-              <w:t>各組張貼小白板。先請判斷不同的兩組分享，再請其他組回應。</w:t>
-            </w:r>
-          </w:p>
-          <w:p>
-            <w:pPr>
-              <w:spacing w:after="0"/>
-            </w:pPr>
-            <w:r>
-              <w:rPr>
-                <w:rFonts w:ascii="標楷體" w:hAnsi="標楷體"/>
-                <w:b w:val="0"/>
-              </w:rPr>
-              <w:t>教師把分歧攤開：有的組說兩張都對，有的組說丹丹的不對。</w:t>
-            </w:r>
-          </w:p>
-          <w:p>
-            <w:pPr>
-              <w:spacing w:after="0"/>
-            </w:pPr>
-            <w:r>
-              <w:rPr>
-                <w:rFonts w:ascii="標楷體" w:hAnsi="標楷體"/>
-                <w:b w:val="0"/>
-              </w:rPr>
-            </w:r>
-          </w:p>
-          <w:p>
-            <w:pPr>
-              <w:spacing w:after="0"/>
-            </w:pPr>
-            <w:r>
-              <w:rPr>
-                <w:rFonts w:ascii="標楷體" w:hAnsi="標楷體"/>
-                <w:b w:val="0"/>
-              </w:rPr>
-              <w:t>學生互相提問與說服。</w:t>
-            </w:r>
-          </w:p>
-          <w:p>
-            <w:pPr>
-              <w:spacing w:after="0"/>
-            </w:pPr>
-            <w:r>
-              <w:rPr>
-                <w:rFonts w:ascii="標楷體" w:hAnsi="標楷體"/>
-                <w:b w:val="0"/>
-              </w:rPr>
-            </w:r>
-          </w:p>
-          <w:p>
-            <w:pPr>
-              <w:spacing w:after="0"/>
-            </w:pPr>
-            <w:r>
-              <w:rPr>
-                <w:rFonts w:ascii="標楷體" w:hAnsi="標楷體"/>
-                <w:b w:val="0"/>
-              </w:rPr>
-              <w:t>回到課本規準確認：折線圖適用於有序資料；「測量學生 A~E」本身是類別，但若 A~E 對應的是遞增的加熱時間，就成了有序。</w:t>
-            </w:r>
-          </w:p>
-          <w:p>
-            <w:pPr>
-              <w:spacing w:after="0"/>
-            </w:pPr>
-            <w:r>
-              <w:rPr>
-                <w:rFonts w:ascii="標楷體" w:hAnsi="標楷體"/>
-                <w:b w:val="0"/>
-              </w:rPr>
-            </w:r>
-          </w:p>
-          <w:p>
-            <w:pPr>
-              <w:spacing w:after="0"/>
-            </w:pPr>
-            <w:r>
-              <w:rPr>
-                <w:rFonts w:ascii="標楷體" w:hAnsi="標楷體"/>
-                <w:b w:val="0"/>
-              </w:rPr>
-              <w:t>各自在學習單第 3 欄寫下：聽完別人的想法後，我改變或補充的地方。</w:t>
-            </w:r>
-          </w:p>
-        </w:tc>
-        <w:tc>
-          <w:tcPr>
-            <w:tcW w:w="1538" w:type="pct"/>
-          </w:tcPr>
-          <w:p>
-            <w:pPr>
-              <w:spacing w:after="0"/>
-              <w:jc w:val="both"/>
-              <w:rPr>
-                <w:rFonts w:ascii="標楷體" w:eastAsia="標楷體" w:hAnsi="標楷體"/>
-                <w:color w:val="000000" w:themeColor="text1"/>
-              </w:rPr>
-            </w:pPr>
-            <w:r>
-              <w:rPr>
-                <w:rFonts w:ascii="標楷體" w:hAnsi="標楷體"/>
-                <w:b w:val="0"/>
               </w:rPr>
               <w:t>【轉引】「這是第一種看法。還有沒有想得不一樣的組？」（連續請三組，不評價）</w:t>
             </w:r>
           </w:p>
           <w:p>
-            <w:pPr>
-              <w:spacing w:after="0"/>
-            </w:pPr>
-            <w:r>
-              <w:rPr>
-                <w:rFonts w:ascii="標楷體" w:hAnsi="標楷體"/>
-                <w:b w:val="0"/>
-              </w:rPr>
-              <w:t>【轉問】「第 4 組說丹丹的不對。第 1 組你們同意嗎？」</w:t>
-            </w:r>
-          </w:p>
-          <w:p>
-            <w:pPr>
-              <w:spacing w:after="0"/>
-            </w:pPr>
-            <w:r>
-              <w:rPr>
-                <w:rFonts w:ascii="標楷體" w:hAnsi="標楷體"/>
-                <w:b w:val="0"/>
-              </w:rPr>
-              <w:t>【回歸】「回到題目。丹丹的橫軸寫的是什麼？」</w:t>
-            </w:r>
-          </w:p>
-          <w:p>
-            <w:pPr>
-              <w:spacing w:after="0"/>
-            </w:pPr>
-            <w:r>
-              <w:rPr>
-                <w:rFonts w:ascii="標楷體" w:hAnsi="標楷體"/>
-                <w:b w:val="0"/>
-              </w:rPr>
-              <w:t>【深究】「那酪梨那一題的月分，為什麼可以連線？」</w:t>
-            </w:r>
-          </w:p>
-          <w:p>
-            <w:pPr>
-              <w:spacing w:after="0"/>
-            </w:pPr>
-            <w:r>
-              <w:rPr>
-                <w:rFonts w:ascii="標楷體" w:hAnsi="標楷體"/>
-                <w:b w:val="0"/>
-              </w:rPr>
-              <w:t>【釐清】「再一次，你剛剛說的『順序』是指什麼的順序？」</w:t>
-            </w:r>
-          </w:p>
-          <w:p>
-            <w:pPr>
-              <w:spacing w:after="0"/>
-            </w:pPr>
-            <w:r>
-              <w:rPr>
-                <w:rFonts w:ascii="標楷體" w:hAnsi="標楷體"/>
-                <w:b w:val="0"/>
+            <w:r>
+              <w:rPr>
+                <w:rFonts w:ascii="標楷體" w:hAnsi="標楷體"/>
+              </w:rPr>
+              <w:t>【轉問】「第</w:t>
+            </w:r>
+            <w:r>
+              <w:rPr>
+                <w:rFonts w:ascii="標楷體" w:hAnsi="標楷體"/>
+              </w:rPr>
+              <w:t xml:space="preserve"> 4 </w:t>
+            </w:r>
+            <w:r>
+              <w:rPr>
+                <w:rFonts w:ascii="標楷體" w:hAnsi="標楷體"/>
+              </w:rPr>
+              <w:t>組說丹</w:t>
+            </w:r>
+            <w:proofErr w:type="gramStart"/>
+            <w:r>
+              <w:rPr>
+                <w:rFonts w:ascii="標楷體" w:hAnsi="標楷體"/>
+              </w:rPr>
+              <w:t>丹</w:t>
+            </w:r>
+            <w:proofErr w:type="gramEnd"/>
+            <w:r>
+              <w:rPr>
+                <w:rFonts w:ascii="標楷體" w:hAnsi="標楷體"/>
+              </w:rPr>
+              <w:t>的不對。第</w:t>
+            </w:r>
+            <w:r>
+              <w:rPr>
+                <w:rFonts w:ascii="標楷體" w:hAnsi="標楷體"/>
+              </w:rPr>
+              <w:t xml:space="preserve"> 1 </w:t>
+            </w:r>
+            <w:r>
+              <w:rPr>
+                <w:rFonts w:ascii="標楷體" w:hAnsi="標楷體"/>
+              </w:rPr>
+              <w:t>組你們同意嗎？」</w:t>
+            </w:r>
+          </w:p>
+          <w:p>
+            <w:r>
+              <w:rPr>
+                <w:rFonts w:ascii="標楷體" w:hAnsi="標楷體"/>
+              </w:rPr>
+              <w:t>【回歸】「回到題目。丹</w:t>
+            </w:r>
+            <w:proofErr w:type="gramStart"/>
+            <w:r>
+              <w:rPr>
+                <w:rFonts w:ascii="標楷體" w:hAnsi="標楷體"/>
+              </w:rPr>
+              <w:t>丹</w:t>
+            </w:r>
+            <w:proofErr w:type="gramEnd"/>
+            <w:r>
+              <w:rPr>
+                <w:rFonts w:ascii="標楷體" w:hAnsi="標楷體"/>
+              </w:rPr>
+              <w:t>的橫軸寫的是什麼？」</w:t>
+            </w:r>
+          </w:p>
+          <w:p>
+            <w:r>
+              <w:rPr>
+                <w:rFonts w:ascii="標楷體" w:hAnsi="標楷體"/>
+              </w:rPr>
+              <w:t>【深究】「</w:t>
+            </w:r>
+            <w:proofErr w:type="gramStart"/>
+            <w:r>
+              <w:rPr>
+                <w:rFonts w:ascii="標楷體" w:hAnsi="標楷體"/>
+              </w:rPr>
+              <w:t>那酪梨</w:t>
+            </w:r>
+            <w:proofErr w:type="gramEnd"/>
+            <w:r>
+              <w:rPr>
+                <w:rFonts w:ascii="標楷體" w:hAnsi="標楷體"/>
+              </w:rPr>
+              <w:t>那一題的月分，為什麼可以連線？」</w:t>
+            </w:r>
+          </w:p>
+          <w:p>
+            <w:r>
+              <w:rPr>
+                <w:rFonts w:ascii="標楷體" w:hAnsi="標楷體"/>
+              </w:rPr>
+              <w:t>【釐清】「再一次，你</w:t>
+            </w:r>
+            <w:proofErr w:type="gramStart"/>
+            <w:r>
+              <w:rPr>
+                <w:rFonts w:ascii="標楷體" w:hAnsi="標楷體"/>
+              </w:rPr>
+              <w:t>剛剛說的</w:t>
+            </w:r>
+            <w:proofErr w:type="gramEnd"/>
+            <w:r>
+              <w:rPr>
+                <w:rFonts w:ascii="標楷體" w:hAnsi="標楷體"/>
+              </w:rPr>
+              <w:t>『順序』是指什麼的順序？」</w:t>
+            </w:r>
+          </w:p>
+          <w:p>
+            <w:r>
+              <w:rPr>
+                <w:rFonts w:ascii="標楷體" w:hAnsi="標楷體"/>
               </w:rPr>
               <w:t>仔細傾聽各組理由的異同，適度板書關鍵詞（有序／類別／橫軸）。</w:t>
             </w:r>
           </w:p>
           <w:p>
-            <w:pPr>
-              <w:spacing w:after="0"/>
-            </w:pPr>
-            <w:r>
-              <w:rPr>
-                <w:rFonts w:ascii="標楷體" w:hAnsi="標楷體"/>
-                <w:b w:val="0"/>
-              </w:rPr>
-              <w:t>不替學生做出最終裁決，讓規準由學生自己說出來。</w:t>
+            <w:r>
+              <w:rPr>
+                <w:rFonts w:ascii="標楷體" w:hAnsi="標楷體"/>
+              </w:rPr>
+              <w:t>不替學生做出最終裁決，讓</w:t>
+            </w:r>
+            <w:proofErr w:type="gramStart"/>
+            <w:r>
+              <w:rPr>
+                <w:rFonts w:ascii="標楷體" w:hAnsi="標楷體"/>
+              </w:rPr>
+              <w:t>規</w:t>
+            </w:r>
+            <w:proofErr w:type="gramEnd"/>
+            <w:r>
+              <w:rPr>
+                <w:rFonts w:ascii="標楷體" w:hAnsi="標楷體"/>
+              </w:rPr>
+              <w:t>準由學生自己說出來。</w:t>
             </w:r>
           </w:p>
         </w:tc>
@@ -2979,7 +4390,6 @@
           </w:tcPr>
           <w:p>
             <w:pPr>
-              <w:spacing w:after="0"/>
               <w:jc w:val="center"/>
               <w:rPr>
                 <w:rFonts w:ascii="Times New Roman" w:eastAsia="標楷體" w:hAnsi="Times New Roman" w:cs="Times New Roman"/>
@@ -2991,7 +4401,14 @@
                 <w:rFonts w:ascii="標楷體" w:hAnsi="標楷體"/>
                 <w:b/>
               </w:rPr>
-              <w:t>10 分</w:t>
+              <w:t xml:space="preserve">10 </w:t>
+            </w:r>
+            <w:r>
+              <w:rPr>
+                <w:rFonts w:ascii="標楷體" w:hAnsi="標楷體"/>
+                <w:b/>
+              </w:rPr>
+              <w:t>分</w:t>
             </w:r>
           </w:p>
         </w:tc>
@@ -3001,9 +4418,51 @@
       <w:r>
         <w:rPr>
           <w:rFonts w:ascii="標楷體" w:hAnsi="標楷體"/>
-          <w:b w:val="0"/>
         </w:rPr>
-        <w:t>彈性條款：第 5 項的加碼問題（把橫軸改成「第 1 個人、第 2 個人」）將依教學實際進度調整，若小組在前段討論速度較慢，則在公開課中不進行，調整至下一節課進行教學。</w:t>
+        <w:t>彈性條款：第</w:t>
+      </w:r>
+      <w:r>
+        <w:rPr>
+          <w:rFonts w:ascii="標楷體" w:hAnsi="標楷體"/>
+        </w:rPr>
+        <w:t xml:space="preserve"> 5 </w:t>
+      </w:r>
+      <w:r>
+        <w:rPr>
+          <w:rFonts w:ascii="標楷體" w:hAnsi="標楷體"/>
+        </w:rPr>
+        <w:t>項的加碼問題（把橫軸改成「第</w:t>
+      </w:r>
+      <w:r>
+        <w:rPr>
+          <w:rFonts w:ascii="標楷體" w:hAnsi="標楷體"/>
+        </w:rPr>
+        <w:t xml:space="preserve"> 1 </w:t>
+      </w:r>
+      <w:r>
+        <w:rPr>
+          <w:rFonts w:ascii="標楷體" w:hAnsi="標楷體"/>
+        </w:rPr>
+        <w:t>個人、第</w:t>
+      </w:r>
+      <w:r>
+        <w:rPr>
+          <w:rFonts w:ascii="標楷體" w:hAnsi="標楷體"/>
+        </w:rPr>
+        <w:t xml:space="preserve"> 2 </w:t>
+      </w:r>
+      <w:r>
+        <w:rPr>
+          <w:rFonts w:ascii="標楷體" w:hAnsi="標楷體"/>
+        </w:rPr>
+        <w:t>個人」）將依教學實際進度調整，</w:t>
+      </w:r>
+      <w:r>
+        <w:rPr>
+          <w:rFonts w:ascii="標楷體" w:hAnsi="標楷體"/>
+        </w:rPr>
+        <w:lastRenderedPageBreak/>
+        <w:t>若小組在前段討論速度較慢，則在公開課中不進行，調整至下一節課進行教學。</w:t>
       </w:r>
     </w:p>
     <w:p>
@@ -3012,30 +4471,59 @@
           <w:rFonts w:ascii="標楷體" w:hAnsi="標楷體"/>
           <w:b/>
         </w:rPr>
-        <w:t>附錄：理答預想表（全篇涵蓋策略：提示、回歸、轉問、釐清、等待、轉引、深究）</w:t>
+        <w:t>附錄：</w:t>
+      </w:r>
+      <w:proofErr w:type="gramStart"/>
+      <w:r>
+        <w:rPr>
+          <w:rFonts w:ascii="標楷體" w:hAnsi="標楷體"/>
+          <w:b/>
+        </w:rPr>
+        <w:t>理答預想</w:t>
+      </w:r>
+      <w:proofErr w:type="gramEnd"/>
+      <w:r>
+        <w:rPr>
+          <w:rFonts w:ascii="標楷體" w:hAnsi="標楷體"/>
+          <w:b/>
+        </w:rPr>
+        <w:t>表（全篇涵蓋策略：提示、回歸、轉問、</w:t>
+      </w:r>
+      <w:proofErr w:type="gramStart"/>
+      <w:r>
+        <w:rPr>
+          <w:rFonts w:ascii="標楷體" w:hAnsi="標楷體"/>
+          <w:b/>
+        </w:rPr>
+        <w:t>釐</w:t>
+      </w:r>
+      <w:proofErr w:type="gramEnd"/>
+      <w:r>
+        <w:rPr>
+          <w:rFonts w:ascii="標楷體" w:hAnsi="標楷體"/>
+          <w:b/>
+        </w:rPr>
+        <w:t>清、等待、轉引、深究）</w:t>
       </w:r>
     </w:p>
     <w:tbl>
       <w:tblPr>
         <w:tblStyle w:val="a4"/>
-        <w:tblW w:type="auto" w:w="0"/>
-        <w:tblLook w:firstColumn="1" w:firstRow="1" w:lastColumn="0" w:lastRow="0" w:noHBand="0" w:noVBand="1" w:val="04A0"/>
+        <w:tblW w:w="0" w:type="auto"/>
+        <w:tblLook w:val="04A0" w:firstRow="1" w:lastRow="0" w:firstColumn="1" w:lastColumn="0" w:noHBand="0" w:noVBand="1"/>
       </w:tblPr>
       <w:tblGrid>
-        <w:gridCol w:w="2616"/>
-        <w:gridCol w:w="2616"/>
-        <w:gridCol w:w="2616"/>
-        <w:gridCol w:w="2616"/>
+        <w:gridCol w:w="2614"/>
+        <w:gridCol w:w="2614"/>
+        <w:gridCol w:w="2614"/>
+        <w:gridCol w:w="2614"/>
       </w:tblGrid>
       <w:tr>
         <w:tc>
           <w:tcPr>
-            <w:tcW w:type="dxa" w:w="2616"/>
-          </w:tcPr>
-          <w:p>
-            <w:pPr>
-              <w:spacing w:after="0"/>
-            </w:pPr>
+            <w:tcW w:w="2616" w:type="dxa"/>
+          </w:tcPr>
+          <w:p>
             <w:r>
               <w:rPr>
                 <w:rFonts w:ascii="標楷體" w:hAnsi="標楷體"/>
@@ -3047,12 +4535,9 @@
         </w:tc>
         <w:tc>
           <w:tcPr>
-            <w:tcW w:type="dxa" w:w="2616"/>
-          </w:tcPr>
-          <w:p>
-            <w:pPr>
-              <w:spacing w:after="0"/>
-            </w:pPr>
+            <w:tcW w:w="2616" w:type="dxa"/>
+          </w:tcPr>
+          <w:p>
             <w:r>
               <w:rPr>
                 <w:rFonts w:ascii="標楷體" w:hAnsi="標楷體"/>
@@ -3064,12 +4549,9 @@
         </w:tc>
         <w:tc>
           <w:tcPr>
-            <w:tcW w:type="dxa" w:w="2616"/>
-          </w:tcPr>
-          <w:p>
-            <w:pPr>
-              <w:spacing w:after="0"/>
-            </w:pPr>
+            <w:tcW w:w="2616" w:type="dxa"/>
+          </w:tcPr>
+          <w:p>
             <w:r>
               <w:rPr>
                 <w:rFonts w:ascii="標楷體" w:hAnsi="標楷體"/>
@@ -3081,12 +4563,9 @@
         </w:tc>
         <w:tc>
           <w:tcPr>
-            <w:tcW w:type="dxa" w:w="2616"/>
-          </w:tcPr>
-          <w:p>
-            <w:pPr>
-              <w:spacing w:after="0"/>
-            </w:pPr>
+            <w:tcW w:w="2616" w:type="dxa"/>
+          </w:tcPr>
+          <w:p>
             <w:r>
               <w:rPr>
                 <w:rFonts w:ascii="標楷體" w:hAnsi="標楷體"/>
@@ -3100,16 +4579,12 @@
       <w:tr>
         <w:tc>
           <w:tcPr>
-            <w:tcW w:type="dxa" w:w="2616"/>
-          </w:tcPr>
-          <w:p>
-            <w:pPr>
-              <w:spacing w:after="0"/>
-            </w:pPr>
-            <w:r>
-              <w:rPr>
-                <w:rFonts w:ascii="標楷體" w:hAnsi="標楷體"/>
-                <w:b w:val="0"/>
+            <w:tcW w:w="2616" w:type="dxa"/>
+          </w:tcPr>
+          <w:p>
+            <w:r>
+              <w:rPr>
+                <w:rFonts w:ascii="標楷體" w:hAnsi="標楷體"/>
               </w:rPr>
               <w:t>（講錯）「兩張都對，因為線長得一模一樣。」</w:t>
             </w:r>
@@ -3117,33 +4592,39 @@
         </w:tc>
         <w:tc>
           <w:tcPr>
-            <w:tcW w:type="dxa" w:w="2616"/>
-          </w:tcPr>
-          <w:p>
-            <w:pPr>
-              <w:spacing w:after="0"/>
-            </w:pPr>
-            <w:r>
-              <w:rPr>
-                <w:rFonts w:ascii="標楷體" w:hAnsi="標楷體"/>
-                <w:b w:val="0"/>
-              </w:rPr>
-              <w:t>用圖形外觀而非橫軸性質判斷，正是本節要撞開的迷思。不否定，讓他自己去讀橫軸。</w:t>
-            </w:r>
-          </w:p>
-        </w:tc>
-        <w:tc>
-          <w:tcPr>
-            <w:tcW w:type="dxa" w:w="2616"/>
-          </w:tcPr>
-          <w:p>
-            <w:pPr>
-              <w:spacing w:after="0"/>
-            </w:pPr>
-            <w:r>
-              <w:rPr>
-                <w:rFonts w:ascii="標楷體" w:hAnsi="標楷體"/>
-                <w:b w:val="0"/>
+            <w:tcW w:w="2616" w:type="dxa"/>
+          </w:tcPr>
+          <w:p>
+            <w:r>
+              <w:rPr>
+                <w:rFonts w:ascii="標楷體" w:hAnsi="標楷體"/>
+              </w:rPr>
+              <w:t>用圖形外觀而非橫軸性質判斷，正是本</w:t>
+            </w:r>
+            <w:proofErr w:type="gramStart"/>
+            <w:r>
+              <w:rPr>
+                <w:rFonts w:ascii="標楷體" w:hAnsi="標楷體"/>
+              </w:rPr>
+              <w:t>節要撞開</w:t>
+            </w:r>
+            <w:proofErr w:type="gramEnd"/>
+            <w:r>
+              <w:rPr>
+                <w:rFonts w:ascii="標楷體" w:hAnsi="標楷體"/>
+              </w:rPr>
+              <w:t>的迷思。不否定，讓他自己去讀橫軸。</w:t>
+            </w:r>
+          </w:p>
+        </w:tc>
+        <w:tc>
+          <w:tcPr>
+            <w:tcW w:w="2616" w:type="dxa"/>
+          </w:tcPr>
+          <w:p>
+            <w:r>
+              <w:rPr>
+                <w:rFonts w:ascii="標楷體" w:hAnsi="標楷體"/>
               </w:rPr>
               <w:t>提示</w:t>
             </w:r>
@@ -3151,18 +4632,28 @@
         </w:tc>
         <w:tc>
           <w:tcPr>
-            <w:tcW w:type="dxa" w:w="2616"/>
-          </w:tcPr>
-          <w:p>
-            <w:pPr>
-              <w:spacing w:after="0"/>
-            </w:pPr>
-            <w:r>
-              <w:rPr>
-                <w:rFonts w:ascii="標楷體" w:hAnsi="標楷體"/>
-                <w:b w:val="0"/>
-              </w:rPr>
-              <w:t>「你把丹丹的橫軸念一次。」</w:t>
+            <w:tcW w:w="2616" w:type="dxa"/>
+          </w:tcPr>
+          <w:p>
+            <w:r>
+              <w:rPr>
+                <w:rFonts w:ascii="標楷體" w:hAnsi="標楷體"/>
+              </w:rPr>
+              <w:t>「你把丹</w:t>
+            </w:r>
+            <w:proofErr w:type="gramStart"/>
+            <w:r>
+              <w:rPr>
+                <w:rFonts w:ascii="標楷體" w:hAnsi="標楷體"/>
+              </w:rPr>
+              <w:t>丹</w:t>
+            </w:r>
+            <w:proofErr w:type="gramEnd"/>
+            <w:r>
+              <w:rPr>
+                <w:rFonts w:ascii="標楷體" w:hAnsi="標楷體"/>
+              </w:rPr>
+              <w:t>的橫軸念一次。」</w:t>
             </w:r>
           </w:p>
         </w:tc>
@@ -3170,50 +4661,66 @@
       <w:tr>
         <w:tc>
           <w:tcPr>
-            <w:tcW w:type="dxa" w:w="2616"/>
-          </w:tcPr>
-          <w:p>
-            <w:pPr>
-              <w:spacing w:after="0"/>
-            </w:pPr>
-            <w:r>
-              <w:rPr>
-                <w:rFonts w:ascii="標楷體" w:hAnsi="標楷體"/>
-                <w:b w:val="0"/>
-              </w:rPr>
-              <w:t>（講錯）「丹丹的不對，因為人名不可以連線。」</w:t>
-            </w:r>
-          </w:p>
-        </w:tc>
-        <w:tc>
-          <w:tcPr>
-            <w:tcW w:type="dxa" w:w="2616"/>
-          </w:tcPr>
-          <w:p>
-            <w:pPr>
-              <w:spacing w:after="0"/>
-            </w:pPr>
-            <w:r>
-              <w:rPr>
-                <w:rFonts w:ascii="標楷體" w:hAnsi="標楷體"/>
-                <w:b w:val="0"/>
-              </w:rPr>
-              <w:t>判斷對了，但理由停在「人名」這個例子，沒有到「類別／有序」的規準。</w:t>
-            </w:r>
-          </w:p>
-        </w:tc>
-        <w:tc>
-          <w:tcPr>
-            <w:tcW w:type="dxa" w:w="2616"/>
-          </w:tcPr>
-          <w:p>
-            <w:pPr>
-              <w:spacing w:after="0"/>
-            </w:pPr>
-            <w:r>
-              <w:rPr>
-                <w:rFonts w:ascii="標楷體" w:hAnsi="標楷體"/>
-                <w:b w:val="0"/>
+            <w:tcW w:w="2616" w:type="dxa"/>
+          </w:tcPr>
+          <w:p>
+            <w:r>
+              <w:rPr>
+                <w:rFonts w:ascii="標楷體" w:hAnsi="標楷體"/>
+              </w:rPr>
+              <w:t>（講錯）「丹</w:t>
+            </w:r>
+            <w:proofErr w:type="gramStart"/>
+            <w:r>
+              <w:rPr>
+                <w:rFonts w:ascii="標楷體" w:hAnsi="標楷體"/>
+              </w:rPr>
+              <w:t>丹</w:t>
+            </w:r>
+            <w:proofErr w:type="gramEnd"/>
+            <w:r>
+              <w:rPr>
+                <w:rFonts w:ascii="標楷體" w:hAnsi="標楷體"/>
+              </w:rPr>
+              <w:t>的不對，因為人名不可以連線。」</w:t>
+            </w:r>
+          </w:p>
+        </w:tc>
+        <w:tc>
+          <w:tcPr>
+            <w:tcW w:w="2616" w:type="dxa"/>
+          </w:tcPr>
+          <w:p>
+            <w:r>
+              <w:rPr>
+                <w:rFonts w:ascii="標楷體" w:hAnsi="標楷體"/>
+              </w:rPr>
+              <w:t>判斷對了，但理由停在「人名」這個例子，沒有到「類別／有序」的</w:t>
+            </w:r>
+            <w:proofErr w:type="gramStart"/>
+            <w:r>
+              <w:rPr>
+                <w:rFonts w:ascii="標楷體" w:hAnsi="標楷體"/>
+              </w:rPr>
+              <w:t>規</w:t>
+            </w:r>
+            <w:proofErr w:type="gramEnd"/>
+            <w:r>
+              <w:rPr>
+                <w:rFonts w:ascii="標楷體" w:hAnsi="標楷體"/>
+              </w:rPr>
+              <w:t>準。</w:t>
+            </w:r>
+          </w:p>
+        </w:tc>
+        <w:tc>
+          <w:tcPr>
+            <w:tcW w:w="2616" w:type="dxa"/>
+          </w:tcPr>
+          <w:p>
+            <w:r>
+              <w:rPr>
+                <w:rFonts w:ascii="標楷體" w:hAnsi="標楷體"/>
               </w:rPr>
               <w:t>深究</w:t>
             </w:r>
@@ -3221,16 +4728,12 @@
         </w:tc>
         <w:tc>
           <w:tcPr>
-            <w:tcW w:type="dxa" w:w="2616"/>
-          </w:tcPr>
-          <w:p>
-            <w:pPr>
-              <w:spacing w:after="0"/>
-            </w:pPr>
-            <w:r>
-              <w:rPr>
-                <w:rFonts w:ascii="標楷體" w:hAnsi="標楷體"/>
-                <w:b w:val="0"/>
+            <w:tcW w:w="2616" w:type="dxa"/>
+          </w:tcPr>
+          <w:p>
+            <w:r>
+              <w:rPr>
+                <w:rFonts w:ascii="標楷體" w:hAnsi="標楷體"/>
               </w:rPr>
               <w:t>「那月分可以嗎？為什麼？」</w:t>
             </w:r>
@@ -3240,16 +4743,12 @@
       <w:tr>
         <w:tc>
           <w:tcPr>
-            <w:tcW w:type="dxa" w:w="2616"/>
-          </w:tcPr>
-          <w:p>
-            <w:pPr>
-              <w:spacing w:after="0"/>
-            </w:pPr>
-            <w:r>
-              <w:rPr>
-                <w:rFonts w:ascii="標楷體" w:hAnsi="標楷體"/>
-                <w:b w:val="0"/>
+            <w:tcW w:w="2616" w:type="dxa"/>
+          </w:tcPr>
+          <w:p>
+            <w:r>
+              <w:rPr>
+                <w:rFonts w:ascii="標楷體" w:hAnsi="標楷體"/>
               </w:rPr>
               <w:t>（沉默）被點到後低頭不語，超過十秒。</w:t>
             </w:r>
@@ -3257,33 +4756,39 @@
         </w:tc>
         <w:tc>
           <w:tcPr>
-            <w:tcW w:type="dxa" w:w="2616"/>
-          </w:tcPr>
-          <w:p>
-            <w:pPr>
-              <w:spacing w:after="0"/>
-            </w:pPr>
-            <w:r>
-              <w:rPr>
-                <w:rFonts w:ascii="標楷體" w:hAnsi="標楷體"/>
-                <w:b w:val="0"/>
-              </w:rPr>
-              <w:t>未必是不會，可能是還沒把想法變成句子。不催、不換人。</w:t>
-            </w:r>
-          </w:p>
-        </w:tc>
-        <w:tc>
-          <w:tcPr>
-            <w:tcW w:type="dxa" w:w="2616"/>
-          </w:tcPr>
-          <w:p>
-            <w:pPr>
-              <w:spacing w:after="0"/>
-            </w:pPr>
-            <w:r>
-              <w:rPr>
-                <w:rFonts w:ascii="標楷體" w:hAnsi="標楷體"/>
-                <w:b w:val="0"/>
+            <w:tcW w:w="2616" w:type="dxa"/>
+          </w:tcPr>
+          <w:p>
+            <w:r>
+              <w:rPr>
+                <w:rFonts w:ascii="標楷體" w:hAnsi="標楷體"/>
+              </w:rPr>
+              <w:t>未必是不會，可能是還沒把想法變成句子。</w:t>
+            </w:r>
+            <w:proofErr w:type="gramStart"/>
+            <w:r>
+              <w:rPr>
+                <w:rFonts w:ascii="標楷體" w:hAnsi="標楷體"/>
+              </w:rPr>
+              <w:t>不催</w:t>
+            </w:r>
+            <w:proofErr w:type="gramEnd"/>
+            <w:r>
+              <w:rPr>
+                <w:rFonts w:ascii="標楷體" w:hAnsi="標楷體"/>
+              </w:rPr>
+              <w:t>、不換人。</w:t>
+            </w:r>
+          </w:p>
+        </w:tc>
+        <w:tc>
+          <w:tcPr>
+            <w:tcW w:w="2616" w:type="dxa"/>
+          </w:tcPr>
+          <w:p>
+            <w:r>
+              <w:rPr>
+                <w:rFonts w:ascii="標楷體" w:hAnsi="標楷體"/>
               </w:rPr>
               <w:t>等待</w:t>
             </w:r>
@@ -3291,16 +4796,12 @@
         </w:tc>
         <w:tc>
           <w:tcPr>
-            <w:tcW w:type="dxa" w:w="2616"/>
-          </w:tcPr>
-          <w:p>
-            <w:pPr>
-              <w:spacing w:after="0"/>
-            </w:pPr>
-            <w:r>
-              <w:rPr>
-                <w:rFonts w:ascii="標楷體" w:hAnsi="標楷體"/>
-                <w:b w:val="0"/>
+            <w:tcW w:w="2616" w:type="dxa"/>
+          </w:tcPr>
+          <w:p>
+            <w:r>
+              <w:rPr>
+                <w:rFonts w:ascii="標楷體" w:hAnsi="標楷體"/>
               </w:rPr>
               <w:t>「你需要想一下是嗎？那你可以先找人幫忙嗎？」</w:t>
             </w:r>
@@ -3310,33 +4811,39 @@
       <w:tr>
         <w:tc>
           <w:tcPr>
-            <w:tcW w:type="dxa" w:w="2616"/>
-          </w:tcPr>
-          <w:p>
-            <w:pPr>
-              <w:spacing w:after="0"/>
-            </w:pPr>
-            <w:r>
-              <w:rPr>
-                <w:rFonts w:ascii="標楷體" w:hAnsi="標楷體"/>
-                <w:b w:val="0"/>
-              </w:rPr>
-              <w:t>（離題）「我上次自然課加熱的時候燒杯裂掉了。」</w:t>
-            </w:r>
-          </w:p>
-        </w:tc>
-        <w:tc>
-          <w:tcPr>
-            <w:tcW w:type="dxa" w:w="2616"/>
-          </w:tcPr>
-          <w:p>
-            <w:pPr>
-              <w:spacing w:after="0"/>
-            </w:pPr>
-            <w:r>
-              <w:rPr>
-                <w:rFonts w:ascii="標楷體" w:hAnsi="標楷體"/>
-                <w:b w:val="0"/>
+            <w:tcW w:w="2616" w:type="dxa"/>
+          </w:tcPr>
+          <w:p>
+            <w:r>
+              <w:rPr>
+                <w:rFonts w:ascii="標楷體" w:hAnsi="標楷體"/>
+              </w:rPr>
+              <w:t>（離題）「我上次自然課加熱的時候</w:t>
+            </w:r>
+            <w:proofErr w:type="gramStart"/>
+            <w:r>
+              <w:rPr>
+                <w:rFonts w:ascii="標楷體" w:hAnsi="標楷體"/>
+              </w:rPr>
+              <w:t>燒杯裂掉了</w:t>
+            </w:r>
+            <w:proofErr w:type="gramEnd"/>
+            <w:r>
+              <w:rPr>
+                <w:rFonts w:ascii="標楷體" w:hAnsi="標楷體"/>
+              </w:rPr>
+              <w:t>。」</w:t>
+            </w:r>
+          </w:p>
+        </w:tc>
+        <w:tc>
+          <w:tcPr>
+            <w:tcW w:w="2616" w:type="dxa"/>
+          </w:tcPr>
+          <w:p>
+            <w:r>
+              <w:rPr>
+                <w:rFonts w:ascii="標楷體" w:hAnsi="標楷體"/>
               </w:rPr>
               <w:t>情境勾起經驗，是好事，但要把注意力帶回資料。先接住再拉回。</w:t>
             </w:r>
@@ -3344,16 +4851,12 @@
         </w:tc>
         <w:tc>
           <w:tcPr>
-            <w:tcW w:type="dxa" w:w="2616"/>
-          </w:tcPr>
-          <w:p>
-            <w:pPr>
-              <w:spacing w:after="0"/>
-            </w:pPr>
-            <w:r>
-              <w:rPr>
-                <w:rFonts w:ascii="標楷體" w:hAnsi="標楷體"/>
-                <w:b w:val="0"/>
+            <w:tcW w:w="2616" w:type="dxa"/>
+          </w:tcPr>
+          <w:p>
+            <w:r>
+              <w:rPr>
+                <w:rFonts w:ascii="標楷體" w:hAnsi="標楷體"/>
               </w:rPr>
               <w:t>回歸</w:t>
             </w:r>
@@ -3361,16 +4864,12 @@
         </w:tc>
         <w:tc>
           <w:tcPr>
-            <w:tcW w:type="dxa" w:w="2616"/>
-          </w:tcPr>
-          <w:p>
-            <w:pPr>
-              <w:spacing w:after="0"/>
-            </w:pPr>
-            <w:r>
-              <w:rPr>
-                <w:rFonts w:ascii="標楷體" w:hAnsi="標楷體"/>
-                <w:b w:val="0"/>
+            <w:tcW w:w="2616" w:type="dxa"/>
+          </w:tcPr>
+          <w:p>
+            <w:r>
+              <w:rPr>
+                <w:rFonts w:ascii="標楷體" w:hAnsi="標楷體"/>
               </w:rPr>
               <w:t>「回到這張表。他們記錄的是什麼？」</w:t>
             </w:r>
@@ -3380,33 +4879,69 @@
       <w:tr>
         <w:tc>
           <w:tcPr>
-            <w:tcW w:type="dxa" w:w="2616"/>
-          </w:tcPr>
-          <w:p>
-            <w:pPr>
-              <w:spacing w:after="0"/>
-            </w:pPr>
-            <w:r>
-              <w:rPr>
-                <w:rFonts w:ascii="標楷體" w:hAnsi="標楷體"/>
-                <w:b w:val="0"/>
-              </w:rPr>
-              <w:t>（講得含混）「就是……那個順序……有排的那種……」</w:t>
-            </w:r>
-          </w:p>
-        </w:tc>
-        <w:tc>
-          <w:tcPr>
-            <w:tcW w:type="dxa" w:w="2616"/>
-          </w:tcPr>
-          <w:p>
-            <w:pPr>
-              <w:spacing w:after="0"/>
-            </w:pPr>
-            <w:r>
-              <w:rPr>
-                <w:rFonts w:ascii="標楷體" w:hAnsi="標楷體"/>
-                <w:b w:val="0"/>
+            <w:tcW w:w="2616" w:type="dxa"/>
+          </w:tcPr>
+          <w:p>
+            <w:r>
+              <w:rPr>
+                <w:rFonts w:ascii="標楷體" w:hAnsi="標楷體"/>
+              </w:rPr>
+              <w:t>（講得含混）「就是</w:t>
+            </w:r>
+            <w:r>
+              <w:rPr>
+                <w:rFonts w:ascii="標楷體" w:hAnsi="標楷體"/>
+              </w:rPr>
+              <w:t>…</w:t>
+            </w:r>
+            <w:proofErr w:type="gramStart"/>
+            <w:r>
+              <w:rPr>
+                <w:rFonts w:ascii="標楷體" w:hAnsi="標楷體"/>
+              </w:rPr>
+              <w:t>…</w:t>
+            </w:r>
+            <w:proofErr w:type="gramEnd"/>
+            <w:r>
+              <w:rPr>
+                <w:rFonts w:ascii="標楷體" w:hAnsi="標楷體"/>
+              </w:rPr>
+              <w:t>那個順序</w:t>
+            </w:r>
+            <w:r>
+              <w:rPr>
+                <w:rFonts w:ascii="標楷體" w:hAnsi="標楷體"/>
+              </w:rPr>
+              <w:t>……</w:t>
+            </w:r>
+            <w:r>
+              <w:rPr>
+                <w:rFonts w:ascii="標楷體" w:hAnsi="標楷體"/>
+              </w:rPr>
+              <w:t>有排的那種</w:t>
+            </w:r>
+            <w:r>
+              <w:rPr>
+                <w:rFonts w:ascii="標楷體" w:hAnsi="標楷體"/>
+              </w:rPr>
+              <w:t>……</w:t>
+            </w:r>
+            <w:r>
+              <w:rPr>
+                <w:rFonts w:ascii="標楷體" w:hAnsi="標楷體"/>
+              </w:rPr>
+              <w:t>」</w:t>
+            </w:r>
+          </w:p>
+        </w:tc>
+        <w:tc>
+          <w:tcPr>
+            <w:tcW w:w="2616" w:type="dxa"/>
+          </w:tcPr>
+          <w:p>
+            <w:r>
+              <w:rPr>
+                <w:rFonts w:ascii="標楷體" w:hAnsi="標楷體"/>
               </w:rPr>
               <w:t>概念已經摸到了，語言還沒到位。修正的動作要留在學生身上。</w:t>
             </w:r>
@@ -3414,33 +4949,33 @@
         </w:tc>
         <w:tc>
           <w:tcPr>
-            <w:tcW w:type="dxa" w:w="2616"/>
-          </w:tcPr>
-          <w:p>
-            <w:pPr>
-              <w:spacing w:after="0"/>
-            </w:pPr>
-            <w:r>
-              <w:rPr>
-                <w:rFonts w:ascii="標楷體" w:hAnsi="標楷體"/>
-                <w:b w:val="0"/>
-              </w:rPr>
-              <w:t>釐清</w:t>
-            </w:r>
-          </w:p>
-        </w:tc>
-        <w:tc>
-          <w:tcPr>
-            <w:tcW w:type="dxa" w:w="2616"/>
-          </w:tcPr>
-          <w:p>
-            <w:pPr>
-              <w:spacing w:after="0"/>
-            </w:pPr>
-            <w:r>
-              <w:rPr>
-                <w:rFonts w:ascii="標楷體" w:hAnsi="標楷體"/>
-                <w:b w:val="0"/>
+            <w:tcW w:w="2616" w:type="dxa"/>
+          </w:tcPr>
+          <w:p>
+            <w:proofErr w:type="gramStart"/>
+            <w:r>
+              <w:rPr>
+                <w:rFonts w:ascii="標楷體" w:hAnsi="標楷體"/>
+              </w:rPr>
+              <w:t>釐</w:t>
+            </w:r>
+            <w:proofErr w:type="gramEnd"/>
+            <w:r>
+              <w:rPr>
+                <w:rFonts w:ascii="標楷體" w:hAnsi="標楷體"/>
+              </w:rPr>
+              <w:t>清</w:t>
+            </w:r>
+          </w:p>
+        </w:tc>
+        <w:tc>
+          <w:tcPr>
+            <w:tcW w:w="2616" w:type="dxa"/>
+          </w:tcPr>
+          <w:p>
+            <w:r>
+              <w:rPr>
+                <w:rFonts w:ascii="標楷體" w:hAnsi="標楷體"/>
               </w:rPr>
               <w:t>「再一次！」</w:t>
             </w:r>
@@ -3492,6 +5027,7 @@
           <w:sz w:val="40"/>
           <w:szCs w:val="40"/>
         </w:rPr>
+        <w:lastRenderedPageBreak/>
         <w:t>公</w:t>
       </w:r>
       <w:r>
@@ -3503,6 +5039,7 @@
         </w:rPr>
         <w:t>開</w:t>
       </w:r>
+      <w:proofErr w:type="gramStart"/>
       <w:r>
         <w:rPr>
           <w:rFonts w:ascii="標楷體" w:eastAsia="標楷體" w:hAnsi="標楷體" w:hint="eastAsia"/>
@@ -3548,6 +5085,7 @@
         </w:rPr>
         <w:t>錄</w:t>
       </w:r>
+      <w:proofErr w:type="gramEnd"/>
       <w:r>
         <w:rPr>
           <w:rFonts w:ascii="標楷體" w:eastAsia="標楷體" w:hAnsi="標楷體"/>
@@ -3625,7 +5163,7 @@
           </w:tcPr>
           <w:p>
             <w:pPr>
-              <w:spacing w:line="400" w:lineRule="exact" w:after="0"/>
+              <w:spacing w:line="400" w:lineRule="exact"/>
               <w:jc w:val="center"/>
               <w:rPr>
                 <w:rFonts w:ascii="標楷體" w:eastAsia="標楷體" w:hAnsi="標楷體"/>
@@ -3634,12 +5172,9 @@
                 <w:szCs w:val="28"/>
               </w:rPr>
             </w:pPr>
-            <w:bookmarkStart w:id="0" w:name="_GoBack"/>
-            <w:bookmarkEnd w:id="0"/>
-            <w:r>
-              <w:rPr>
-                <w:rFonts w:ascii="標楷體" w:hAnsi="標楷體"/>
-                <w:b w:val="0"/>
+            <w:r>
+              <w:rPr>
+                <w:rFonts w:ascii="標楷體" w:hAnsi="標楷體"/>
               </w:rPr>
               <w:t>許以平</w:t>
             </w:r>
@@ -3684,6 +5219,7 @@
                 <w:szCs w:val="28"/>
               </w:rPr>
             </w:pPr>
+            <w:proofErr w:type="gramStart"/>
             <w:r>
               <w:rPr>
                 <w:rFonts w:ascii="標楷體" w:eastAsia="標楷體" w:hAnsi="標楷體" w:hint="eastAsia"/>
@@ -3702,6 +5238,7 @@
               </w:rPr>
               <w:t>課班級</w:t>
             </w:r>
+            <w:proofErr w:type="gramEnd"/>
           </w:p>
         </w:tc>
         <w:tc>
@@ -3711,7 +5248,7 @@
           </w:tcPr>
           <w:p>
             <w:pPr>
-              <w:spacing w:line="400" w:lineRule="exact" w:after="0"/>
+              <w:spacing w:line="400" w:lineRule="exact"/>
               <w:jc w:val="center"/>
               <w:rPr>
                 <w:rFonts w:ascii="標楷體" w:eastAsia="標楷體" w:hAnsi="標楷體"/>
@@ -3723,9 +5260,20 @@
             <w:r>
               <w:rPr>
                 <w:rFonts w:ascii="標楷體" w:hAnsi="標楷體"/>
-                <w:b w:val="0"/>
-              </w:rPr>
-              <w:t>光復國小 五年二班</w:t>
+              </w:rPr>
+              <w:t>光復國小</w:t>
+            </w:r>
+            <w:r>
+              <w:rPr>
+                <w:rFonts w:ascii="標楷體" w:hAnsi="標楷體"/>
+              </w:rPr>
+              <w:t xml:space="preserve"> </w:t>
+            </w:r>
+            <w:r>
+              <w:rPr>
+                <w:rFonts w:ascii="標楷體" w:hAnsi="標楷體"/>
+              </w:rPr>
+              <w:t>五年二班</w:t>
             </w:r>
           </w:p>
         </w:tc>
@@ -3769,6 +5317,7 @@
                 <w:szCs w:val="28"/>
               </w:rPr>
             </w:pPr>
+            <w:proofErr w:type="gramStart"/>
             <w:r>
               <w:rPr>
                 <w:rFonts w:ascii="標楷體" w:eastAsia="標楷體" w:hAnsi="標楷體" w:hint="eastAsia"/>
@@ -3796,6 +5345,7 @@
               </w:rPr>
               <w:t>日期</w:t>
             </w:r>
+            <w:proofErr w:type="gramEnd"/>
           </w:p>
         </w:tc>
         <w:tc>
@@ -3805,7 +5355,7 @@
           </w:tcPr>
           <w:p>
             <w:pPr>
-              <w:spacing w:line="400" w:lineRule="exact" w:after="0"/>
+              <w:spacing w:line="400" w:lineRule="exact"/>
               <w:jc w:val="center"/>
               <w:rPr>
                 <w:rFonts w:ascii="標楷體" w:eastAsia="標楷體" w:hAnsi="標楷體"/>
@@ -3817,9 +5367,38 @@
             <w:r>
               <w:rPr>
                 <w:rFonts w:ascii="標楷體" w:hAnsi="標楷體"/>
-                <w:b w:val="0"/>
-              </w:rPr>
-              <w:t>114 年 11 月 14 日（星期五）上午第二節</w:t>
+              </w:rPr>
+              <w:t xml:space="preserve">114 </w:t>
+            </w:r>
+            <w:r>
+              <w:rPr>
+                <w:rFonts w:ascii="標楷體" w:hAnsi="標楷體"/>
+              </w:rPr>
+              <w:t>年</w:t>
+            </w:r>
+            <w:r>
+              <w:rPr>
+                <w:rFonts w:ascii="標楷體" w:hAnsi="標楷體"/>
+              </w:rPr>
+              <w:t xml:space="preserve"> 11 </w:t>
+            </w:r>
+            <w:r>
+              <w:rPr>
+                <w:rFonts w:ascii="標楷體" w:hAnsi="標楷體"/>
+              </w:rPr>
+              <w:t>月</w:t>
+            </w:r>
+            <w:r>
+              <w:rPr>
+                <w:rFonts w:ascii="標楷體" w:hAnsi="標楷體"/>
+              </w:rPr>
+              <w:t xml:space="preserve"> 14 </w:t>
+            </w:r>
+            <w:r>
+              <w:rPr>
+                <w:rFonts w:ascii="標楷體" w:hAnsi="標楷體"/>
+              </w:rPr>
+              <w:t>日（星期五）上午第二節</w:t>
             </w:r>
           </w:p>
         </w:tc>
@@ -3881,7 +5460,7 @@
           </w:tcPr>
           <w:p>
             <w:pPr>
-              <w:spacing w:line="400" w:lineRule="exact" w:after="0"/>
+              <w:spacing w:line="400" w:lineRule="exact"/>
               <w:jc w:val="center"/>
               <w:rPr>
                 <w:rFonts w:ascii="標楷體" w:eastAsia="標楷體" w:hAnsi="標楷體"/>
@@ -3891,9 +5470,20 @@
             <w:r>
               <w:rPr>
                 <w:rFonts w:ascii="標楷體" w:hAnsi="標楷體"/>
-                <w:b w:val="0"/>
-              </w:rPr>
-              <w:t>數學／第一單元〈折線圖〉第 4 節</w:t>
+              </w:rPr>
+              <w:t>數學／第一單元〈折線圖〉第</w:t>
+            </w:r>
+            <w:r>
+              <w:rPr>
+                <w:rFonts w:ascii="標楷體" w:hAnsi="標楷體"/>
+              </w:rPr>
+              <w:t xml:space="preserve"> 4 </w:t>
+            </w:r>
+            <w:r>
+              <w:rPr>
+                <w:rFonts w:ascii="標楷體" w:hAnsi="標楷體"/>
+              </w:rPr>
+              <w:t>節</w:t>
             </w:r>
           </w:p>
         </w:tc>
@@ -3937,6 +5527,7 @@
                 <w:szCs w:val="28"/>
               </w:rPr>
             </w:pPr>
+            <w:proofErr w:type="gramStart"/>
             <w:r>
               <w:rPr>
                 <w:rFonts w:ascii="標楷體" w:eastAsia="標楷體" w:hAnsi="標楷體" w:hint="eastAsia"/>
@@ -3955,6 +5546,7 @@
               </w:rPr>
               <w:t>課教師</w:t>
             </w:r>
+            <w:proofErr w:type="gramEnd"/>
           </w:p>
           <w:p>
             <w:pPr>
@@ -4036,6 +5628,7 @@
                 <w:szCs w:val="28"/>
               </w:rPr>
             </w:pPr>
+            <w:proofErr w:type="gramStart"/>
             <w:r>
               <w:rPr>
                 <w:rFonts w:ascii="標楷體" w:eastAsia="標楷體" w:hAnsi="標楷體" w:hint="eastAsia"/>
@@ -4054,6 +5647,7 @@
               </w:rPr>
               <w:t>課教師</w:t>
             </w:r>
+            <w:proofErr w:type="gramEnd"/>
           </w:p>
           <w:p>
             <w:pPr>
@@ -4135,6 +5729,7 @@
           <w:szCs w:val="28"/>
         </w:rPr>
       </w:pPr>
+      <w:proofErr w:type="gramStart"/>
       <w:r>
         <w:rPr>
           <w:rFonts w:ascii="標楷體" w:eastAsia="標楷體" w:hAnsi="標楷體" w:hint="eastAsia"/>
@@ -4153,32 +5748,152 @@
         </w:rPr>
         <w:t>重點</w:t>
       </w:r>
+      <w:proofErr w:type="gramEnd"/>
     </w:p>
     <w:p>
       <w:r>
         <w:rPr>
           <w:rFonts w:ascii="標楷體" w:hAnsi="標楷體"/>
-          <w:b w:val="0"/>
         </w:rPr>
-        <w:t>1. 各自畫圖那 5 分鐘，哪些學生的縱軸刻度取得和多數人不同？他在畫的時候有沒有停下來看旁邊的人？（本班容易分心，這 5 分鐘是安靜獨自作業，請記錄誰在第幾分鐘離開了工作。）</w:t>
+        <w:t xml:space="preserve">1. </w:t>
+      </w:r>
+      <w:r>
+        <w:rPr>
+          <w:rFonts w:ascii="標楷體" w:hAnsi="標楷體"/>
+        </w:rPr>
+        <w:t>各自畫圖那</w:t>
+      </w:r>
+      <w:r>
+        <w:rPr>
+          <w:rFonts w:ascii="標楷體" w:hAnsi="標楷體"/>
+        </w:rPr>
+        <w:t xml:space="preserve"> 5 </w:t>
+      </w:r>
+      <w:r>
+        <w:rPr>
+          <w:rFonts w:ascii="標楷體" w:hAnsi="標楷體"/>
+        </w:rPr>
+        <w:t>分鐘，哪些學生的縱軸刻度取得和多數人不同？他在畫的時候有沒有停下來看旁邊的人？</w:t>
+      </w:r>
+      <w:proofErr w:type="gramStart"/>
+      <w:r>
+        <w:rPr>
+          <w:rFonts w:ascii="標楷體" w:hAnsi="標楷體"/>
+        </w:rPr>
+        <w:t>（</w:t>
+      </w:r>
+      <w:proofErr w:type="gramEnd"/>
+      <w:r>
+        <w:rPr>
+          <w:rFonts w:ascii="標楷體" w:hAnsi="標楷體"/>
+        </w:rPr>
+        <w:t>本班容易分心，這</w:t>
+      </w:r>
+      <w:r>
+        <w:rPr>
+          <w:rFonts w:ascii="標楷體" w:hAnsi="標楷體"/>
+        </w:rPr>
+        <w:t xml:space="preserve"> 5 </w:t>
+      </w:r>
+      <w:r>
+        <w:rPr>
+          <w:rFonts w:ascii="標楷體" w:hAnsi="標楷體"/>
+        </w:rPr>
+        <w:t>分鐘是安靜獨自作業，請記錄誰在第幾分鐘離開了工作。）</w:t>
       </w:r>
     </w:p>
     <w:p>
       <w:r>
         <w:rPr>
           <w:rFonts w:ascii="標楷體" w:hAnsi="標楷體"/>
-          <w:b w:val="0"/>
         </w:rPr>
-        <w:t>2. 小組討論時，「圖形看起來一樣所以都對」這個說法是在哪一組先出現的？後來是被誰、用哪一句話推翻的？——這是本節學習是否成立的關鍵時刻，請記下那句話的原文。</w:t>
+        <w:t xml:space="preserve">2. </w:t>
+      </w:r>
+      <w:r>
+        <w:rPr>
+          <w:rFonts w:ascii="標楷體" w:hAnsi="標楷體"/>
+        </w:rPr>
+        <w:t>小組討論時，「圖形看起來一樣所以都對」這個說法是在哪一組先出現的？後來是被誰、用哪一句話推翻的？</w:t>
+      </w:r>
+      <w:proofErr w:type="gramStart"/>
+      <w:r>
+        <w:rPr>
+          <w:rFonts w:ascii="標楷體" w:hAnsi="標楷體"/>
+        </w:rPr>
+        <w:t>—</w:t>
+      </w:r>
+      <w:proofErr w:type="gramEnd"/>
+      <w:r>
+        <w:rPr>
+          <w:rFonts w:ascii="標楷體" w:hAnsi="標楷體"/>
+        </w:rPr>
+        <w:t>—</w:t>
+      </w:r>
+      <w:r>
+        <w:rPr>
+          <w:rFonts w:ascii="標楷體" w:hAnsi="標楷體"/>
+        </w:rPr>
+        <w:t>這是本節學習是否成立的關鍵時刻，請記下那句話的原文。</w:t>
       </w:r>
     </w:p>
     <w:p>
       <w:r>
         <w:rPr>
           <w:rFonts w:ascii="標楷體" w:hAnsi="標楷體"/>
-          <w:b w:val="0"/>
         </w:rPr>
-        <w:t>3. 全班串連時，有哪些學生在學習單第 3 欄真的寫下了改變或補充？（請就近看 1~2 位學生的學習單，記錄他改了什麼。）〔待補特殊學生後，請改為指名觀察對象〕</w:t>
+        <w:t xml:space="preserve">3. </w:t>
+      </w:r>
+      <w:r>
+        <w:rPr>
+          <w:rFonts w:ascii="標楷體" w:hAnsi="標楷體"/>
+        </w:rPr>
+        <w:t>全班串連時，有哪些學生在</w:t>
+      </w:r>
+      <w:proofErr w:type="gramStart"/>
+      <w:r>
+        <w:rPr>
+          <w:rFonts w:ascii="標楷體" w:hAnsi="標楷體"/>
+        </w:rPr>
+        <w:t>學習單第</w:t>
+      </w:r>
+      <w:proofErr w:type="gramEnd"/>
+      <w:r>
+        <w:rPr>
+          <w:rFonts w:ascii="標楷體" w:hAnsi="標楷體"/>
+        </w:rPr>
+        <w:t xml:space="preserve"> 3 </w:t>
+      </w:r>
+      <w:r>
+        <w:rPr>
+          <w:rFonts w:ascii="標楷體" w:hAnsi="標楷體"/>
+        </w:rPr>
+        <w:t>欄真的寫下了改變或補充？</w:t>
+      </w:r>
+      <w:proofErr w:type="gramStart"/>
+      <w:r>
+        <w:rPr>
+          <w:rFonts w:ascii="標楷體" w:hAnsi="標楷體"/>
+        </w:rPr>
+        <w:t>（</w:t>
+      </w:r>
+      <w:proofErr w:type="gramEnd"/>
+      <w:r>
+        <w:rPr>
+          <w:rFonts w:ascii="標楷體" w:hAnsi="標楷體"/>
+        </w:rPr>
+        <w:t>請就近看</w:t>
+      </w:r>
+      <w:r>
+        <w:rPr>
+          <w:rFonts w:ascii="標楷體" w:hAnsi="標楷體"/>
+        </w:rPr>
+        <w:t xml:space="preserve"> 1~2 </w:t>
+      </w:r>
+      <w:r>
+        <w:rPr>
+          <w:rFonts w:ascii="標楷體" w:hAnsi="標楷體"/>
+        </w:rPr>
+        <w:t>位學生的學習單，記錄他改了什麼。）〔待補特殊學生後，請改為指名觀察對象〕</w:t>
       </w:r>
     </w:p>
     <w:tbl>
@@ -4666,7 +6381,17 @@
                 <w:sz w:val="28"/>
                 <w:szCs w:val="28"/>
               </w:rPr>
-              <w:t>是否發現有特殊表現的學生？</w:t>
+              <w:t>是否發現有特殊表現的</w:t>
+            </w:r>
+            <w:r>
+              <w:rPr>
+                <w:rFonts w:hAnsi="標楷體" w:hint="eastAsia"/>
+                <w:color w:val="000000" w:themeColor="text1"/>
+                <w:sz w:val="28"/>
+                <w:szCs w:val="28"/>
+              </w:rPr>
+              <w:lastRenderedPageBreak/>
+              <w:t>學生？</w:t>
             </w:r>
             <w:r>
               <w:rPr>
@@ -4733,6 +6458,7 @@
                 <w:sz w:val="28"/>
                 <w:szCs w:val="28"/>
               </w:rPr>
+              <w:lastRenderedPageBreak/>
               <w:t>3-1</w:t>
             </w:r>
             <w:r>
@@ -4893,6 +6619,7 @@
                 <w:szCs w:val="28"/>
               </w:rPr>
             </w:pPr>
+            <w:proofErr w:type="gramStart"/>
             <w:r>
               <w:rPr>
                 <w:rFonts w:ascii="標楷體" w:eastAsia="標楷體" w:hAnsi="標楷體" w:hint="eastAsia"/>
@@ -4900,6 +6627,7 @@
                 <w:sz w:val="28"/>
                 <w:szCs w:val="28"/>
               </w:rPr>
+              <w:lastRenderedPageBreak/>
               <w:t>觀課</w:t>
             </w:r>
             <w:r>
@@ -4911,6 +6639,7 @@
               </w:rPr>
               <w:t>者</w:t>
             </w:r>
+            <w:proofErr w:type="gramEnd"/>
             <w:r>
               <w:rPr>
                 <w:rFonts w:ascii="標楷體" w:eastAsia="標楷體" w:hAnsi="標楷體" w:hint="eastAsia"/>
@@ -5005,7 +6734,7 @@
 </file>
 
 <file path=word/endnotes.xml><?xml version="1.0" encoding="utf-8"?>
-<w:endnotes xmlns:wpc="http://schemas.microsoft.com/office/word/2010/wordprocessingCanvas" xmlns:cx="http://schemas.microsoft.com/office/drawing/2014/chartex" xmlns:cx1="http://schemas.microsoft.com/office/drawing/2015/9/8/chartex" xmlns:mc="http://schemas.openxmlformats.org/markup-compatibility/2006" xmlns:o="urn:schemas-microsoft-com:office:office" xmlns:r="http://schemas.openxmlformats.org/officeDocument/2006/relationships" xmlns:m="http://schemas.openxmlformats.org/officeDocument/2006/math" xmlns:v="urn:schemas-microsoft-com:vml" xmlns:wp14="http://schemas.microsoft.com/office/word/2010/wordprocessingDrawing" xmlns:wp="http://schemas.openxmlformats.org/drawingml/2006/wordprocessingDrawing" xmlns:w10="urn:schemas-microsoft-com:office:word" xmlns:w="http://schemas.openxmlformats.org/wordprocessingml/2006/main" xmlns:w14="http://schemas.microsoft.com/office/word/2010/wordml" xmlns:w15="http://schemas.microsoft.com/office/word/2012/wordml" xmlns:w16se="http://schemas.microsoft.com/office/word/2015/wordml/symex" xmlns:wpg="http://schemas.microsoft.com/office/word/2010/wordprocessingGroup" xmlns:wpi="http://schemas.microsoft.com/office/word/2010/wordprocessingInk" xmlns:wne="http://schemas.microsoft.com/office/word/2006/wordml" xmlns:wps="http://schemas.microsoft.com/office/word/2010/wordprocessingShape" mc:Ignorable="w14 w15 w16se wp14">
+<w:endnotes xmlns:wpc="http://schemas.microsoft.com/office/word/2010/wordprocessingCanvas" xmlns:cx="http://schemas.microsoft.com/office/drawing/2014/chartex" xmlns:cx1="http://schemas.microsoft.com/office/drawing/2015/9/8/chartex" xmlns:cx2="http://schemas.microsoft.com/office/drawing/2015/10/21/chartex" xmlns:cx3="http://schemas.microsoft.com/office/drawing/2016/5/9/chartex" xmlns:cx4="http://schemas.microsoft.com/office/drawing/2016/5/10/chartex" xmlns:cx5="http://schemas.microsoft.com/office/drawing/2016/5/11/chartex" xmlns:cx6="http://schemas.microsoft.com/office/drawing/2016/5/12/chartex" xmlns:cx7="http://schemas.microsoft.com/office/drawing/2016/5/13/chartex" xmlns:cx8="http://schemas.microsoft.com/office/drawing/2016/5/14/chartex" xmlns:mc="http://schemas.openxmlformats.org/markup-compatibility/2006" xmlns:aink="http://schemas.microsoft.com/office/drawing/2016/ink" xmlns:am3d="http://schemas.microsoft.com/office/drawing/2017/model3d" xmlns:o="urn:schemas-microsoft-com:office:office" xmlns:oel="http://schemas.microsoft.com/office/2019/extlst" xmlns:r="http://schemas.openxmlformats.org/officeDocument/2006/relationships" xmlns:m="http://schemas.openxmlformats.org/officeDocument/2006/math" xmlns:v="urn:schemas-microsoft-com:vml" xmlns:wp14="http://schemas.microsoft.com/office/word/2010/wordprocessingDrawing" xmlns:wp="http://schemas.openxmlformats.org/drawingml/2006/wordprocessingDrawing" xmlns:w10="urn:schemas-microsoft-com:office:word" xmlns:w="http://schemas.openxmlformats.org/wordprocessingml/2006/main" xmlns:w14="http://schemas.microsoft.com/office/word/2010/wordml" xmlns:w15="http://schemas.microsoft.com/office/word/2012/wordml" xmlns:w16cex="http://schemas.microsoft.com/office/word/2018/wordml/cex" xmlns:w16cid="http://schemas.microsoft.com/office/word/2016/wordml/cid" xmlns:w16="http://schemas.microsoft.com/office/word/2018/wordml" xmlns:w16sdtdh="http://schemas.microsoft.com/office/word/2020/wordml/sdtdatahash" xmlns:w16se="http://schemas.microsoft.com/office/word/2015/wordml/symex" xmlns:wpg="http://schemas.microsoft.com/office/word/2010/wordprocessingGroup" xmlns:wpi="http://schemas.microsoft.com/office/word/2010/wordprocessingInk" xmlns:wne="http://schemas.microsoft.com/office/word/2006/wordml" xmlns:wps="http://schemas.microsoft.com/office/word/2010/wordprocessingShape" mc:Ignorable="w14 w15 w16se w16cid w16 w16cex w16sdtdh wp14">
   <w:endnote w:type="separator" w:id="-1">
     <w:p>
       <w:r>
@@ -5024,7 +6753,7 @@
 </file>
 
 <file path=word/footer1.xml><?xml version="1.0" encoding="utf-8"?>
-<w:ftr xmlns:wpc="http://schemas.microsoft.com/office/word/2010/wordprocessingCanvas" xmlns:cx="http://schemas.microsoft.com/office/drawing/2014/chartex" xmlns:cx1="http://schemas.microsoft.com/office/drawing/2015/9/8/chartex" xmlns:mc="http://schemas.openxmlformats.org/markup-compatibility/2006" xmlns:o="urn:schemas-microsoft-com:office:office" xmlns:r="http://schemas.openxmlformats.org/officeDocument/2006/relationships" xmlns:m="http://schemas.openxmlformats.org/officeDocument/2006/math" xmlns:v="urn:schemas-microsoft-com:vml" xmlns:wp14="http://schemas.microsoft.com/office/word/2010/wordprocessingDrawing" xmlns:wp="http://schemas.openxmlformats.org/drawingml/2006/wordprocessingDrawing" xmlns:w10="urn:schemas-microsoft-com:office:word" xmlns:w="http://schemas.openxmlformats.org/wordprocessingml/2006/main" xmlns:w14="http://schemas.microsoft.com/office/word/2010/wordml" xmlns:w15="http://schemas.microsoft.com/office/word/2012/wordml" xmlns:w16se="http://schemas.microsoft.com/office/word/2015/wordml/symex" xmlns:wpg="http://schemas.microsoft.com/office/word/2010/wordprocessingGroup" xmlns:wpi="http://schemas.microsoft.com/office/word/2010/wordprocessingInk" xmlns:wne="http://schemas.microsoft.com/office/word/2006/wordml" xmlns:wps="http://schemas.microsoft.com/office/word/2010/wordprocessingShape" mc:Ignorable="w14 w15 w16se wp14">
+<w:ftr xmlns:wpc="http://schemas.microsoft.com/office/word/2010/wordprocessingCanvas" xmlns:cx="http://schemas.microsoft.com/office/drawing/2014/chartex" xmlns:cx1="http://schemas.microsoft.com/office/drawing/2015/9/8/chartex" xmlns:cx2="http://schemas.microsoft.com/office/drawing/2015/10/21/chartex" xmlns:cx3="http://schemas.microsoft.com/office/drawing/2016/5/9/chartex" xmlns:cx4="http://schemas.microsoft.com/office/drawing/2016/5/10/chartex" xmlns:cx5="http://schemas.microsoft.com/office/drawing/2016/5/11/chartex" xmlns:cx6="http://schemas.microsoft.com/office/drawing/2016/5/12/chartex" xmlns:cx7="http://schemas.microsoft.com/office/drawing/2016/5/13/chartex" xmlns:cx8="http://schemas.microsoft.com/office/drawing/2016/5/14/chartex" xmlns:mc="http://schemas.openxmlformats.org/markup-compatibility/2006" xmlns:aink="http://schemas.microsoft.com/office/drawing/2016/ink" xmlns:am3d="http://schemas.microsoft.com/office/drawing/2017/model3d" xmlns:o="urn:schemas-microsoft-com:office:office" xmlns:oel="http://schemas.microsoft.com/office/2019/extlst" xmlns:r="http://schemas.openxmlformats.org/officeDocument/2006/relationships" xmlns:m="http://schemas.openxmlformats.org/officeDocument/2006/math" xmlns:v="urn:schemas-microsoft-com:vml" xmlns:wp14="http://schemas.microsoft.com/office/word/2010/wordprocessingDrawing" xmlns:wp="http://schemas.openxmlformats.org/drawingml/2006/wordprocessingDrawing" xmlns:w10="urn:schemas-microsoft-com:office:word" xmlns:w="http://schemas.openxmlformats.org/wordprocessingml/2006/main" xmlns:w14="http://schemas.microsoft.com/office/word/2010/wordml" xmlns:w15="http://schemas.microsoft.com/office/word/2012/wordml" xmlns:w16cex="http://schemas.microsoft.com/office/word/2018/wordml/cex" xmlns:w16cid="http://schemas.microsoft.com/office/word/2016/wordml/cid" xmlns:w16="http://schemas.microsoft.com/office/word/2018/wordml" xmlns:w16sdtdh="http://schemas.microsoft.com/office/word/2020/wordml/sdtdatahash" xmlns:w16se="http://schemas.microsoft.com/office/word/2015/wordml/symex" xmlns:wpg="http://schemas.microsoft.com/office/word/2010/wordprocessingGroup" xmlns:wpi="http://schemas.microsoft.com/office/word/2010/wordprocessingInk" xmlns:wne="http://schemas.microsoft.com/office/word/2006/wordml" xmlns:wps="http://schemas.microsoft.com/office/word/2010/wordprocessingShape" mc:Ignorable="w14 w15 w16se w16cid w16 w16cex w16sdtdh wp14">
   <w:sdt>
     <w:sdtPr>
       <w:id w:val="719873905"/>
@@ -5033,7 +6762,6 @@
         <w:docPartUnique/>
       </w:docPartObj>
     </w:sdtPr>
-    <w:sdtEndPr/>
     <w:sdtContent>
       <w:p>
         <w:pPr>
@@ -5066,7 +6794,7 @@
 </file>
 
 <file path=word/footnotes.xml><?xml version="1.0" encoding="utf-8"?>
-<w:footnotes xmlns:wpc="http://schemas.microsoft.com/office/word/2010/wordprocessingCanvas" xmlns:cx="http://schemas.microsoft.com/office/drawing/2014/chartex" xmlns:cx1="http://schemas.microsoft.com/office/drawing/2015/9/8/chartex" xmlns:mc="http://schemas.openxmlformats.org/markup-compatibility/2006" xmlns:o="urn:schemas-microsoft-com:office:office" xmlns:r="http://schemas.openxmlformats.org/officeDocument/2006/relationships" xmlns:m="http://schemas.openxmlformats.org/officeDocument/2006/math" xmlns:v="urn:schemas-microsoft-com:vml" xmlns:wp14="http://schemas.microsoft.com/office/word/2010/wordprocessingDrawing" xmlns:wp="http://schemas.openxmlformats.org/drawingml/2006/wordprocessingDrawing" xmlns:w10="urn:schemas-microsoft-com:office:word" xmlns:w="http://schemas.openxmlformats.org/wordprocessingml/2006/main" xmlns:w14="http://schemas.microsoft.com/office/word/2010/wordml" xmlns:w15="http://schemas.microsoft.com/office/word/2012/wordml" xmlns:w16se="http://schemas.microsoft.com/office/word/2015/wordml/symex" xmlns:wpg="http://schemas.microsoft.com/office/word/2010/wordprocessingGroup" xmlns:wpi="http://schemas.microsoft.com/office/word/2010/wordprocessingInk" xmlns:wne="http://schemas.microsoft.com/office/word/2006/wordml" xmlns:wps="http://schemas.microsoft.com/office/word/2010/wordprocessingShape" mc:Ignorable="w14 w15 w16se wp14">
+<w:footnotes xmlns:wpc="http://schemas.microsoft.com/office/word/2010/wordprocessingCanvas" xmlns:cx="http://schemas.microsoft.com/office/drawing/2014/chartex" xmlns:cx1="http://schemas.microsoft.com/office/drawing/2015/9/8/chartex" xmlns:cx2="http://schemas.microsoft.com/office/drawing/2015/10/21/chartex" xmlns:cx3="http://schemas.microsoft.com/office/drawing/2016/5/9/chartex" xmlns:cx4="http://schemas.microsoft.com/office/drawing/2016/5/10/chartex" xmlns:cx5="http://schemas.microsoft.com/office/drawing/2016/5/11/chartex" xmlns:cx6="http://schemas.microsoft.com/office/drawing/2016/5/12/chartex" xmlns:cx7="http://schemas.microsoft.com/office/drawing/2016/5/13/chartex" xmlns:cx8="http://schemas.microsoft.com/office/drawing/2016/5/14/chartex" xmlns:mc="http://schemas.openxmlformats.org/markup-compatibility/2006" xmlns:aink="http://schemas.microsoft.com/office/drawing/2016/ink" xmlns:am3d="http://schemas.microsoft.com/office/drawing/2017/model3d" xmlns:o="urn:schemas-microsoft-com:office:office" xmlns:oel="http://schemas.microsoft.com/office/2019/extlst" xmlns:r="http://schemas.openxmlformats.org/officeDocument/2006/relationships" xmlns:m="http://schemas.openxmlformats.org/officeDocument/2006/math" xmlns:v="urn:schemas-microsoft-com:vml" xmlns:wp14="http://schemas.microsoft.com/office/word/2010/wordprocessingDrawing" xmlns:wp="http://schemas.openxmlformats.org/drawingml/2006/wordprocessingDrawing" xmlns:w10="urn:schemas-microsoft-com:office:word" xmlns:w="http://schemas.openxmlformats.org/wordprocessingml/2006/main" xmlns:w14="http://schemas.microsoft.com/office/word/2010/wordml" xmlns:w15="http://schemas.microsoft.com/office/word/2012/wordml" xmlns:w16cex="http://schemas.microsoft.com/office/word/2018/wordml/cex" xmlns:w16cid="http://schemas.microsoft.com/office/word/2016/wordml/cid" xmlns:w16="http://schemas.microsoft.com/office/word/2018/wordml" xmlns:w16sdtdh="http://schemas.microsoft.com/office/word/2020/wordml/sdtdatahash" xmlns:w16se="http://schemas.microsoft.com/office/word/2015/wordml/symex" xmlns:wpg="http://schemas.microsoft.com/office/word/2010/wordprocessingGroup" xmlns:wpi="http://schemas.microsoft.com/office/word/2010/wordprocessingInk" xmlns:wne="http://schemas.microsoft.com/office/word/2006/wordml" xmlns:wps="http://schemas.microsoft.com/office/word/2010/wordprocessingShape" mc:Ignorable="w14 w15 w16se w16cid w16 w16cex w16sdtdh wp14">
   <w:footnote w:type="separator" w:id="-1">
     <w:p>
       <w:r>
@@ -5085,7 +6813,7 @@
 </file>
 
 <file path=word/numbering.xml><?xml version="1.0" encoding="utf-8"?>
-<w:numbering xmlns:wpc="http://schemas.microsoft.com/office/word/2010/wordprocessingCanvas" xmlns:cx="http://schemas.microsoft.com/office/drawing/2014/chartex" xmlns:cx1="http://schemas.microsoft.com/office/drawing/2015/9/8/chartex" xmlns:mc="http://schemas.openxmlformats.org/markup-compatibility/2006" xmlns:o="urn:schemas-microsoft-com:office:office" xmlns:r="http://schemas.openxmlformats.org/officeDocument/2006/relationships" xmlns:m="http://schemas.openxmlformats.org/officeDocument/2006/math" xmlns:v="urn:schemas-microsoft-com:vml" xmlns:wp14="http://schemas.microsoft.com/office/word/2010/wordprocessingDrawing" xmlns:wp="http://schemas.openxmlformats.org/drawingml/2006/wordprocessingDrawing" xmlns:w10="urn:schemas-microsoft-com:office:word" xmlns:w="http://schemas.openxmlformats.org/wordprocessingml/2006/main" xmlns:w14="http://schemas.microsoft.com/office/word/2010/wordml" xmlns:w15="http://schemas.microsoft.com/office/word/2012/wordml" xmlns:w16se="http://schemas.microsoft.com/office/word/2015/wordml/symex" xmlns:wpg="http://schemas.microsoft.com/office/word/2010/wordprocessingGroup" xmlns:wpi="http://schemas.microsoft.com/office/word/2010/wordprocessingInk" xmlns:wne="http://schemas.microsoft.com/office/word/2006/wordml" xmlns:wps="http://schemas.microsoft.com/office/word/2010/wordprocessingShape" mc:Ignorable="w14 w15 w16se wp14">
+<w:numbering xmlns:wpc="http://schemas.microsoft.com/office/word/2010/wordprocessingCanvas" xmlns:cx="http://schemas.microsoft.com/office/drawing/2014/chartex" xmlns:cx1="http://schemas.microsoft.com/office/drawing/2015/9/8/chartex" xmlns:cx2="http://schemas.microsoft.com/office/drawing/2015/10/21/chartex" xmlns:cx3="http://schemas.microsoft.com/office/drawing/2016/5/9/chartex" xmlns:cx4="http://schemas.microsoft.com/office/drawing/2016/5/10/chartex" xmlns:cx5="http://schemas.microsoft.com/office/drawing/2016/5/11/chartex" xmlns:cx6="http://schemas.microsoft.com/office/drawing/2016/5/12/chartex" xmlns:cx7="http://schemas.microsoft.com/office/drawing/2016/5/13/chartex" xmlns:cx8="http://schemas.microsoft.com/office/drawing/2016/5/14/chartex" xmlns:mc="http://schemas.openxmlformats.org/markup-compatibility/2006" xmlns:aink="http://schemas.microsoft.com/office/drawing/2016/ink" xmlns:am3d="http://schemas.microsoft.com/office/drawing/2017/model3d" xmlns:o="urn:schemas-microsoft-com:office:office" xmlns:oel="http://schemas.microsoft.com/office/2019/extlst" xmlns:r="http://schemas.openxmlformats.org/officeDocument/2006/relationships" xmlns:m="http://schemas.openxmlformats.org/officeDocument/2006/math" xmlns:v="urn:schemas-microsoft-com:vml" xmlns:wp14="http://schemas.microsoft.com/office/word/2010/wordprocessingDrawing" xmlns:wp="http://schemas.openxmlformats.org/drawingml/2006/wordprocessingDrawing" xmlns:w10="urn:schemas-microsoft-com:office:word" xmlns:w="http://schemas.openxmlformats.org/wordprocessingml/2006/main" xmlns:w14="http://schemas.microsoft.com/office/word/2010/wordml" xmlns:w15="http://schemas.microsoft.com/office/word/2012/wordml" xmlns:w16cex="http://schemas.microsoft.com/office/word/2018/wordml/cex" xmlns:w16cid="http://schemas.microsoft.com/office/word/2016/wordml/cid" xmlns:w16="http://schemas.microsoft.com/office/word/2018/wordml" xmlns:w16sdtdh="http://schemas.microsoft.com/office/word/2020/wordml/sdtdatahash" xmlns:w16se="http://schemas.microsoft.com/office/word/2015/wordml/symex" xmlns:wpg="http://schemas.microsoft.com/office/word/2010/wordprocessingGroup" xmlns:wpi="http://schemas.microsoft.com/office/word/2010/wordprocessingInk" xmlns:wne="http://schemas.microsoft.com/office/word/2006/wordml" xmlns:wps="http://schemas.microsoft.com/office/word/2010/wordprocessingShape" mc:Ignorable="w14 w15 w16se w16cid w16 w16cex w16sdtdh wp14">
   <w:abstractNum w:abstractNumId="0" w15:restartNumberingAfterBreak="0">
     <w:nsid w:val="00DD405F"/>
     <w:multiLevelType w:val="hybridMultilevel"/>
@@ -6163,34 +7891,34 @@
       </w:pPr>
     </w:lvl>
   </w:abstractNum>
-  <w:num w:numId="1">
+  <w:num w:numId="1" w16cid:durableId="442311451">
     <w:abstractNumId w:val="8"/>
   </w:num>
-  <w:num w:numId="2">
+  <w:num w:numId="2" w16cid:durableId="335423204">
     <w:abstractNumId w:val="7"/>
   </w:num>
-  <w:num w:numId="3">
+  <w:num w:numId="3" w16cid:durableId="769396738">
     <w:abstractNumId w:val="5"/>
   </w:num>
-  <w:num w:numId="4">
+  <w:num w:numId="4" w16cid:durableId="1476750919">
     <w:abstractNumId w:val="2"/>
   </w:num>
-  <w:num w:numId="5">
+  <w:num w:numId="5" w16cid:durableId="42797374">
     <w:abstractNumId w:val="6"/>
   </w:num>
-  <w:num w:numId="6">
+  <w:num w:numId="6" w16cid:durableId="1672683960">
     <w:abstractNumId w:val="11"/>
   </w:num>
-  <w:num w:numId="7">
+  <w:num w:numId="7" w16cid:durableId="397630775">
     <w:abstractNumId w:val="9"/>
   </w:num>
-  <w:num w:numId="8">
+  <w:num w:numId="8" w16cid:durableId="1136684507">
     <w:abstractNumId w:val="0"/>
   </w:num>
-  <w:num w:numId="9">
+  <w:num w:numId="9" w16cid:durableId="926037159">
     <w:abstractNumId w:val="10"/>
   </w:num>
-  <w:num w:numId="10">
+  <w:num w:numId="10" w16cid:durableId="1035741261">
     <w:abstractNumId w:val="4"/>
     <w:lvlOverride w:ilvl="0">
       <w:startOverride w:val="1"/>
@@ -6220,10 +7948,10 @@
       <w:startOverride w:val="1"/>
     </w:lvlOverride>
   </w:num>
-  <w:num w:numId="11">
+  <w:num w:numId="11" w16cid:durableId="1011421088">
     <w:abstractNumId w:val="1"/>
   </w:num>
-  <w:num w:numId="12">
+  <w:num w:numId="12" w16cid:durableId="1896817818">
     <w:abstractNumId w:val="3"/>
   </w:num>
   <w:numIdMacAtCleanup w:val="2"/>
@@ -6231,7 +7959,7 @@
 </file>
 
 <file path=word/styles.xml><?xml version="1.0" encoding="utf-8"?>
-<w:styles xmlns:mc="http://schemas.openxmlformats.org/markup-compatibility/2006" xmlns:r="http://schemas.openxmlformats.org/officeDocument/2006/relationships" xmlns:w="http://schemas.openxmlformats.org/wordprocessingml/2006/main" xmlns:w14="http://schemas.microsoft.com/office/word/2010/wordml" xmlns:w15="http://schemas.microsoft.com/office/word/2012/wordml" xmlns:w16se="http://schemas.microsoft.com/office/word/2015/wordml/symex" mc:Ignorable="w14 w15 w16se">
+<w:styles xmlns:mc="http://schemas.openxmlformats.org/markup-compatibility/2006" xmlns:r="http://schemas.openxmlformats.org/officeDocument/2006/relationships" xmlns:w="http://schemas.openxmlformats.org/wordprocessingml/2006/main" xmlns:w14="http://schemas.microsoft.com/office/word/2010/wordml" xmlns:w15="http://schemas.microsoft.com/office/word/2012/wordml" xmlns:w16cex="http://schemas.microsoft.com/office/word/2018/wordml/cex" xmlns:w16cid="http://schemas.microsoft.com/office/word/2016/wordml/cid" xmlns:w16="http://schemas.microsoft.com/office/word/2018/wordml" xmlns:w16sdtdh="http://schemas.microsoft.com/office/word/2020/wordml/sdtdatahash" xmlns:w16se="http://schemas.microsoft.com/office/word/2015/wordml/symex" mc:Ignorable="w14 w15 w16se w16cid w16 w16cex w16sdtdh">
   <w:docDefaults>
     <w:rPrDefault>
       <w:rPr>
@@ -6244,7 +7972,7 @@
     </w:rPrDefault>
     <w:pPrDefault/>
   </w:docDefaults>
-  <w:latentStyles w:defLockedState="0" w:defUIPriority="99" w:defSemiHidden="0" w:defUnhideWhenUsed="0" w:defQFormat="0" w:count="371">
+  <w:latentStyles w:defLockedState="0" w:defUIPriority="99" w:defSemiHidden="0" w:defUnhideWhenUsed="0" w:defQFormat="0" w:count="376">
     <w:lsdException w:name="Normal" w:uiPriority="0" w:qFormat="1"/>
     <w:lsdException w:name="heading 1" w:uiPriority="9" w:qFormat="1"/>
     <w:lsdException w:name="heading 2" w:semiHidden="1" w:uiPriority="9" w:unhideWhenUsed="1" w:qFormat="1"/>
@@ -6616,6 +8344,11 @@
     <w:lsdException w:name="List Table 5 Dark Accent 6" w:uiPriority="50"/>
     <w:lsdException w:name="List Table 6 Colorful Accent 6" w:uiPriority="51"/>
     <w:lsdException w:name="List Table 7 Colorful Accent 6" w:uiPriority="52"/>
+    <w:lsdException w:name="Mention" w:semiHidden="1" w:unhideWhenUsed="1"/>
+    <w:lsdException w:name="Smart Hyperlink" w:semiHidden="1" w:unhideWhenUsed="1"/>
+    <w:lsdException w:name="Hashtag" w:semiHidden="1" w:unhideWhenUsed="1"/>
+    <w:lsdException w:name="Unresolved Mention" w:semiHidden="1" w:unhideWhenUsed="1"/>
+    <w:lsdException w:name="Smart Link" w:semiHidden="1" w:unhideWhenUsed="1"/>
   </w:latentStyles>
   <w:style w:type="paragraph" w:default="1" w:styleId="a">
     <w:name w:val="Normal"/>
@@ -7133,6 +8866,21 @@
 </file>
 
 <file path=customXml/item1.xml><?xml version="1.0" encoding="utf-8"?>
+<p:properties xmlns:p="http://schemas.microsoft.com/office/2006/metadata/properties" xmlns:xsi="http://www.w3.org/2001/XMLSchema-instance" xmlns:pc="http://schemas.microsoft.com/office/infopath/2007/PartnerControls">
+  <documentManagement/>
+</p:properties>
+</file>
+
+<file path=customXml/item2.xml><?xml version="1.0" encoding="utf-8"?>
+<?mso-contentType ?>
+<FormTemplates xmlns="http://schemas.microsoft.com/sharepoint/v3/contenttype/forms">
+  <Display>DocumentLibraryForm</Display>
+  <Edit>DocumentLibraryForm</Edit>
+  <New>DocumentLibraryForm</New>
+</FormTemplates>
+</file>
+
+<file path=customXml/item3.xml><?xml version="1.0" encoding="utf-8"?>
 <ct:contentTypeSchema xmlns:ct="http://schemas.microsoft.com/office/2006/metadata/contentType" xmlns:ma="http://schemas.microsoft.com/office/2006/metadata/properties/metaAttributes" ct:_="" ma:_="" ma:contentTypeName="文件" ma:contentTypeID="0x010100D2C232C47FAA4441B27F87771DBC1159" ma:contentTypeVersion="11" ma:contentTypeDescription="建立新的文件。" ma:contentTypeScope="" ma:versionID="a39ce8ab03abed356e584ee56be0e361">
   <xsd:schema xmlns:xsd="http://www.w3.org/2001/XMLSchema" xmlns:xs="http://www.w3.org/2001/XMLSchema" xmlns:p="http://schemas.microsoft.com/office/2006/metadata/properties" xmlns:ns3="8604f31d-b021-4427-9152-3d7a479972cc" targetNamespace="http://schemas.microsoft.com/office/2006/metadata/properties" ma:root="true" ma:fieldsID="2731738c6096a337ef0322966eac055b" ns3:_="">
     <xsd:import namespace="8604f31d-b021-4427-9152-3d7a479972cc"/>
@@ -7322,26 +9070,28 @@
 </ct:contentTypeSchema>
 </file>
 
-<file path=customXml/item2.xml><?xml version="1.0" encoding="utf-8"?>
-<?mso-contentType ?>
-<FormTemplates xmlns="http://schemas.microsoft.com/sharepoint/v3/contenttype/forms">
-  <Display>DocumentLibraryForm</Display>
-  <Edit>DocumentLibraryForm</Edit>
-  <New>DocumentLibraryForm</New>
-</FormTemplates>
-</file>
-
-<file path=customXml/item3.xml><?xml version="1.0" encoding="utf-8"?>
-<p:properties xmlns:p="http://schemas.microsoft.com/office/2006/metadata/properties" xmlns:xsi="http://www.w3.org/2001/XMLSchema-instance" xmlns:pc="http://schemas.microsoft.com/office/infopath/2007/PartnerControls">
-  <documentManagement/>
-</p:properties>
-</file>
-
 <file path=customXml/item4.xml><?xml version="1.0" encoding="utf-8"?>
 <b:Sources xmlns:b="http://schemas.openxmlformats.org/officeDocument/2006/bibliography" xmlns="http://schemas.openxmlformats.org/officeDocument/2006/bibliography" SelectedStyle="\APA.XSL" StyleName="APA"/>
 </file>
 
 <file path=customXml/itemProps1.xml><?xml version="1.0" encoding="utf-8"?>
+<ds:datastoreItem xmlns:ds="http://schemas.openxmlformats.org/officeDocument/2006/customXml" ds:itemID="{4291E54F-1249-46BF-8A41-FF759A9BBFE2}">
+  <ds:schemaRefs>
+    <ds:schemaRef ds:uri="http://schemas.microsoft.com/office/2006/metadata/properties"/>
+    <ds:schemaRef ds:uri="http://schemas.microsoft.com/office/infopath/2007/PartnerControls"/>
+  </ds:schemaRefs>
+</ds:datastoreItem>
+</file>
+
+<file path=customXml/itemProps2.xml><?xml version="1.0" encoding="utf-8"?>
+<ds:datastoreItem xmlns:ds="http://schemas.openxmlformats.org/officeDocument/2006/customXml" ds:itemID="{09009B27-8B70-4592-BC8A-AD6B7F75A59C}">
+  <ds:schemaRefs>
+    <ds:schemaRef ds:uri="http://schemas.microsoft.com/sharepoint/v3/contenttype/forms"/>
+  </ds:schemaRefs>
+</ds:datastoreItem>
+</file>
+
+<file path=customXml/itemProps3.xml><?xml version="1.0" encoding="utf-8"?>
 <ds:datastoreItem xmlns:ds="http://schemas.openxmlformats.org/officeDocument/2006/customXml" ds:itemID="{7AC7EECD-5BB1-4AC9-A57B-DC9CF0CEBA6A}">
   <ds:schemaRefs>
     <ds:schemaRef ds:uri="http://schemas.microsoft.com/office/2006/metadata/contentType"/>
@@ -7359,30 +9109,6 @@
 </ds:datastoreItem>
 </file>
 
-<file path=customXml/itemProps2.xml><?xml version="1.0" encoding="utf-8"?>
-<ds:datastoreItem xmlns:ds="http://schemas.openxmlformats.org/officeDocument/2006/customXml" ds:itemID="{09009B27-8B70-4592-BC8A-AD6B7F75A59C}">
-  <ds:schemaRefs>
-    <ds:schemaRef ds:uri="http://schemas.microsoft.com/sharepoint/v3/contenttype/forms"/>
-  </ds:schemaRefs>
-</ds:datastoreItem>
-</file>
-
-<file path=customXml/itemProps3.xml><?xml version="1.0" encoding="utf-8"?>
-<ds:datastoreItem xmlns:ds="http://schemas.openxmlformats.org/officeDocument/2006/customXml" ds:itemID="{4291E54F-1249-46BF-8A41-FF759A9BBFE2}">
-  <ds:schemaRefs>
-    <ds:schemaRef ds:uri="http://purl.org/dc/terms/"/>
-    <ds:schemaRef ds:uri="http://schemas.openxmlformats.org/package/2006/metadata/core-properties"/>
-    <ds:schemaRef ds:uri="http://schemas.microsoft.com/office/infopath/2007/PartnerControls"/>
-    <ds:schemaRef ds:uri="http://www.w3.org/XML/1998/namespace"/>
-    <ds:schemaRef ds:uri="http://schemas.microsoft.com/office/2006/documentManagement/types"/>
-    <ds:schemaRef ds:uri="http://schemas.microsoft.com/office/2006/metadata/properties"/>
-    <ds:schemaRef ds:uri="http://purl.org/dc/elements/1.1/"/>
-    <ds:schemaRef ds:uri="8604f31d-b021-4427-9152-3d7a479972cc"/>
-    <ds:schemaRef ds:uri="http://purl.org/dc/dcmitype/"/>
-  </ds:schemaRefs>
-</ds:datastoreItem>
-</file>
-
 <file path=customXml/itemProps4.xml><?xml version="1.0" encoding="utf-8"?>
 <ds:datastoreItem xmlns:ds="http://schemas.openxmlformats.org/officeDocument/2006/customXml" ds:itemID="{2204743B-BE3E-4B28-AFAA-BC03A7F78502}">
   <ds:schemaRefs>

--- a/學共教案/教案成果/五年級_數學_折線圖_20260909/教案.docx
+++ b/學共教案/教案成果/五年級_數學_折線圖_20260909/教案.docx
@@ -64,24 +64,10 @@
           <w:rFonts w:ascii="標楷體" w:eastAsia="標楷體" w:hAnsi="標楷體" w:hint="eastAsia"/>
           <w:color w:val="000000" w:themeColor="text1"/>
         </w:rPr>
-        <w:t xml:space="preserve">單元名稱：第一單元〈折線圖〉（本節為第 4 節，統整）　　</w:t>
+        <w:t>單元名稱：第一單元〈折線圖〉（本節為第 4 節，統整）　　備課成員：無</w:t>
       </w:r>
       <w:proofErr w:type="gramStart"/>
-      <w:r>
-        <w:rPr>
-          <w:rFonts w:ascii="標楷體" w:eastAsia="標楷體" w:hAnsi="標楷體" w:hint="eastAsia"/>
-          <w:color w:val="000000" w:themeColor="text1"/>
-        </w:rPr>
-        <w:t>備課成員</w:t>
-      </w:r>
       <w:proofErr w:type="gramEnd"/>
-      <w:r>
-        <w:rPr>
-          <w:rFonts w:ascii="標楷體" w:eastAsia="標楷體" w:hAnsi="標楷體" w:hint="eastAsia"/>
-          <w:color w:val="000000" w:themeColor="text1"/>
-        </w:rPr>
-        <w:t>：無</w:t>
-      </w:r>
     </w:p>
     <w:p>
       <w:pPr>
@@ -163,6 +149,7 @@
           </w:tcPr>
           <w:p>
             <w:pPr>
+              <w:spacing w:after="0"/>
               <w:ind w:leftChars="13" w:left="271" w:hangingChars="100" w:hanging="240"/>
               <w:jc w:val="both"/>
               <w:rPr>
@@ -174,126 +161,33 @@
             <w:r>
               <w:rPr>
                 <w:rFonts w:ascii="標楷體" w:hAnsi="標楷體"/>
-              </w:rPr>
-              <w:t>本單元的重點已由中年級的「報讀」折線圖，進階為「製作」折線圖。學生在前三節學過了報讀複雜長條圖與折線圖、含省略符號的圖、以及依表格資料繪製折線圖，技術層面大致到位。但教師手冊明白指出，學生真正的迷思不在畫得出來，而在不知道什麼時候該用折線圖</w:t>
-            </w:r>
-            <w:proofErr w:type="gramStart"/>
-            <w:r>
-              <w:rPr>
-                <w:rFonts w:ascii="標楷體" w:hAnsi="標楷體"/>
-              </w:rPr>
-              <w:t>—</w:t>
-            </w:r>
-            <w:proofErr w:type="gramEnd"/>
-            <w:r>
-              <w:rPr>
-                <w:rFonts w:ascii="標楷體" w:hAnsi="標楷體"/>
-              </w:rPr>
-              <w:t>—</w:t>
-            </w:r>
-            <w:r>
-              <w:rPr>
-                <w:rFonts w:ascii="標楷體" w:hAnsi="標楷體"/>
-              </w:rPr>
-              <w:t>類別資料只</w:t>
-            </w:r>
-            <w:proofErr w:type="gramStart"/>
-            <w:r>
-              <w:rPr>
-                <w:rFonts w:ascii="標楷體" w:hAnsi="標楷體"/>
-              </w:rPr>
-              <w:t>能繪長</w:t>
-            </w:r>
-            <w:proofErr w:type="gramEnd"/>
-            <w:r>
-              <w:rPr>
-                <w:rFonts w:ascii="標楷體" w:hAnsi="標楷體"/>
-              </w:rPr>
-              <w:t>條圖，有序資料才可用折線圖，這條規準學生背得出來，遇到具體情境卻用不上。</w:t>
-            </w:r>
-          </w:p>
-          <w:p>
-            <w:r>
-              <w:rPr>
-                <w:rFonts w:ascii="標楷體" w:hAnsi="標楷體"/>
-              </w:rPr>
-              <w:t>因此本節不再增加新的繪圖技術，而是把課本單元末的素養評量題拿來當作全班的挑戰課題：同一筆水溫資料，皮</w:t>
-            </w:r>
-            <w:proofErr w:type="gramStart"/>
-            <w:r>
-              <w:rPr>
-                <w:rFonts w:ascii="標楷體" w:hAnsi="標楷體"/>
-              </w:rPr>
-              <w:t>皮</w:t>
-            </w:r>
-            <w:proofErr w:type="gramEnd"/>
-            <w:r>
-              <w:rPr>
-                <w:rFonts w:ascii="標楷體" w:hAnsi="標楷體"/>
-              </w:rPr>
-              <w:t>把橫軸畫成「加熱時間」，丹丹把橫軸畫成「測量學生</w:t>
-            </w:r>
-            <w:r>
-              <w:rPr>
-                <w:rFonts w:ascii="標楷體" w:hAnsi="標楷體"/>
-              </w:rPr>
-              <w:t xml:space="preserve"> A~E</w:t>
-            </w:r>
-            <w:r>
-              <w:rPr>
-                <w:rFonts w:ascii="標楷體" w:hAnsi="標楷體"/>
-              </w:rPr>
-              <w:t>」，兩張折線圖不一樣，妮妮說兩個都對。這個題目的好處是每個人都有入口</w:t>
-            </w:r>
-            <w:proofErr w:type="gramStart"/>
-            <w:r>
-              <w:rPr>
-                <w:rFonts w:ascii="標楷體" w:hAnsi="標楷體"/>
-              </w:rPr>
-              <w:t>—</w:t>
-            </w:r>
-            <w:proofErr w:type="gramEnd"/>
-            <w:r>
-              <w:rPr>
-                <w:rFonts w:ascii="標楷體" w:hAnsi="標楷體"/>
-              </w:rPr>
-              <w:t>—</w:t>
-            </w:r>
-            <w:r>
-              <w:rPr>
-                <w:rFonts w:ascii="標楷體" w:hAnsi="標楷體"/>
-              </w:rPr>
-              <w:t>兩張圖都看得懂，同意或不同意都能立刻表態；但要把理由說</w:t>
-            </w:r>
-            <w:proofErr w:type="gramStart"/>
-            <w:r>
-              <w:rPr>
-                <w:rFonts w:ascii="標楷體" w:hAnsi="標楷體"/>
-              </w:rPr>
-              <w:t>清楚，</w:t>
-            </w:r>
-            <w:proofErr w:type="gramEnd"/>
-            <w:r>
-              <w:rPr>
-                <w:rFonts w:ascii="標楷體" w:hAnsi="標楷體"/>
-              </w:rPr>
-              <w:t>就非得回到「橫軸放的是什麼樣的資料」不可。</w:t>
-            </w:r>
-          </w:p>
-          <w:p>
-            <w:proofErr w:type="gramStart"/>
-            <w:r>
-              <w:rPr>
-                <w:rFonts w:ascii="標楷體" w:hAnsi="標楷體"/>
-              </w:rPr>
-              <w:t>本班學生</w:t>
-            </w:r>
-            <w:proofErr w:type="gramEnd"/>
-            <w:r>
-              <w:rPr>
-                <w:rFonts w:ascii="標楷體" w:hAnsi="標楷體"/>
-              </w:rPr>
-              <w:t>活潑好動、容易分心，所以課題必須在前十分鐘就形成爭點，讓身體與注意力有地方去。只有學生最理解學生自己的語言，教師不在此刻裁決對錯，而是把各組的分歧攤到全班面前，讓他們互相說服、互相修正，最後自己走回「有序資料」這個概念上。〔依教師口述擴寫，請校對〕</w:t>
+                <w:b w:val="0"/>
+              </w:rPr>
+              <w:t>本單元的重點已由中年級的「報讀」折線圖，進階為「製作」折線圖。學生在前三節學過了報讀複雜長條圖與折線圖、含省略符號的圖、以及依表格資料繪製折線圖，技術層面大致到位。但教師手冊明白指出，學生真正的迷思不在畫得出來，而在不知道什麼時候該用折線圖——類別資料只能繪長條圖，有序資料才可用折線圖，這條規準學生背得出來，遇到具體情境卻用不上。</w:t>
+            </w:r>
+          </w:p>
+          <w:p>
+            <w:pPr>
+              <w:spacing w:after="0"/>
+            </w:pPr>
+            <w:r>
+              <w:rPr>
+                <w:rFonts w:ascii="標楷體" w:hAnsi="標楷體"/>
+                <w:b w:val="0"/>
+              </w:rPr>
+              <w:t>因此本節不再增加新的繪圖技術，而是把課本單元末的素養評量題拿來當作全班的挑戰課題：同一筆水溫資料，皮皮把橫軸畫成「加熱時間」，丹丹把橫軸畫成「測量學生 A~E」，兩張折線圖不一樣，妮妮說兩個都對。這個題目的好處是每個人都有入口——兩張圖都看得懂，同意或不同意都能立刻表態；但要把理由說清楚，就非得回到「橫軸放的是什麼樣的資料」不可。</w:t>
+            </w:r>
+          </w:p>
+          <w:p>
+            <w:pPr>
+              <w:spacing w:after="0"/>
+            </w:pPr>
+            <w:r>
+              <w:rPr>
+                <w:rFonts w:ascii="標楷體" w:hAnsi="標楷體"/>
+                <w:b w:val="0"/>
+              </w:rPr>
+              <w:t>本班學生活潑好動、容易分心，所以課題必須在前十分鐘就形成爭點，讓身體與注意力有地方去。只有學生最理解學生自己的語言，教師不在此刻裁決對錯，而是把各組的分歧攤到全班面前，讓他們互相說服、互相修正，最後自己走回「有序資料」這個概念上。〔依教師口述擴寫，請校對〕</w:t>
             </w:r>
           </w:p>
         </w:tc>
@@ -411,21 +305,17 @@
           <w:p>
             <w:pPr>
               <w:widowControl/>
-              <w:rPr>
-                <w:color w:val="000000" w:themeColor="text1"/>
-              </w:rPr>
-            </w:pPr>
-            <w:r>
-              <w:rPr>
-                <w:rFonts w:ascii="標楷體" w:hAnsi="標楷體"/>
-              </w:rPr>
-              <w:t xml:space="preserve">B2 </w:t>
-            </w:r>
-            <w:r>
-              <w:rPr>
-                <w:rFonts w:ascii="標楷體" w:hAnsi="標楷體"/>
-              </w:rPr>
-              <w:t>科技資訊與媒體素養</w:t>
+              <w:spacing w:after="0"/>
+              <w:rPr>
+                <w:color w:val="000000" w:themeColor="text1"/>
+              </w:rPr>
+            </w:pPr>
+            <w:r>
+              <w:rPr>
+                <w:rFonts w:ascii="標楷體" w:hAnsi="標楷體"/>
+                <w:b w:val="0"/>
+              </w:rPr>
+              <w:t>B2 科技資訊與媒體素養</w:t>
             </w:r>
           </w:p>
         </w:tc>
@@ -448,20 +338,9 @@
             <w:r>
               <w:rPr>
                 <w:rFonts w:ascii="標楷體" w:hAnsi="標楷體"/>
-              </w:rPr>
-              <w:t>數</w:t>
-            </w:r>
-            <w:r>
-              <w:rPr>
-                <w:rFonts w:ascii="標楷體" w:hAnsi="標楷體"/>
-              </w:rPr>
-              <w:t xml:space="preserve">-E-B2 </w:t>
-            </w:r>
-            <w:r>
-              <w:rPr>
-                <w:rFonts w:ascii="標楷體" w:hAnsi="標楷體"/>
-              </w:rPr>
-              <w:t>具備報讀、製作基本統計圖表之能力。</w:t>
+                <w:b w:val="0"/>
+              </w:rPr>
+              <w:t>數-E-B2 具備報讀、製作基本統計圖表之能力。</w:t>
             </w:r>
           </w:p>
         </w:tc>
@@ -476,22 +355,18 @@
           <w:p>
             <w:pPr>
               <w:widowControl/>
-              <w:rPr>
-                <w:rFonts w:ascii="標楷體" w:eastAsia="標楷體" w:hAnsi="標楷體"/>
-                <w:color w:val="000000" w:themeColor="text1"/>
-              </w:rPr>
-            </w:pPr>
-            <w:r>
-              <w:rPr>
-                <w:rFonts w:ascii="標楷體" w:hAnsi="標楷體"/>
-              </w:rPr>
-              <w:t xml:space="preserve">A2 </w:t>
-            </w:r>
-            <w:r>
-              <w:rPr>
-                <w:rFonts w:ascii="標楷體" w:hAnsi="標楷體"/>
-              </w:rPr>
-              <w:t>系統思考與解決問題</w:t>
+              <w:spacing w:after="0"/>
+              <w:rPr>
+                <w:rFonts w:ascii="標楷體" w:eastAsia="標楷體" w:hAnsi="標楷體"/>
+                <w:color w:val="000000" w:themeColor="text1"/>
+              </w:rPr>
+            </w:pPr>
+            <w:r>
+              <w:rPr>
+                <w:rFonts w:ascii="標楷體" w:hAnsi="標楷體"/>
+                <w:b w:val="0"/>
+              </w:rPr>
+              <w:t>A2 系統思考與解決問題</w:t>
             </w:r>
           </w:p>
         </w:tc>
@@ -514,20 +389,9 @@
             <w:r>
               <w:rPr>
                 <w:rFonts w:ascii="標楷體" w:hAnsi="標楷體"/>
-              </w:rPr>
-              <w:t>數</w:t>
-            </w:r>
-            <w:r>
-              <w:rPr>
-                <w:rFonts w:ascii="標楷體" w:hAnsi="標楷體"/>
-              </w:rPr>
-              <w:t xml:space="preserve">-E-A2 </w:t>
-            </w:r>
-            <w:r>
-              <w:rPr>
-                <w:rFonts w:ascii="標楷體" w:hAnsi="標楷體"/>
-              </w:rPr>
-              <w:t>具備基本的算術操作能力、並能指認基本的形體與相對關係，在日常生活情境中，用數學表述與解決問題。</w:t>
+                <w:b w:val="0"/>
+              </w:rPr>
+              <w:t>數-E-A2 具備基本的算術操作能力、並能指認基本的形體與相對關係，在日常生活情境中，用數學表述與解決問題。</w:t>
             </w:r>
           </w:p>
         </w:tc>
@@ -544,14 +408,13 @@
       </w:tblPr>
       <w:tblGrid>
         <w:gridCol w:w="2721"/>
-        <w:gridCol w:w="3829"/>
-        <w:gridCol w:w="3906"/>
+        <w:gridCol w:w="7735"/>
       </w:tblGrid>
       <w:tr>
         <w:tc>
           <w:tcPr>
             <w:tcW w:w="5000" w:type="pct"/>
-            <w:gridSpan w:val="3"/>
+            <w:gridSpan w:val="2"/>
             <w:shd w:val="clear" w:color="auto" w:fill="BFBFBF" w:themeFill="background1" w:themeFillShade="BF"/>
           </w:tcPr>
           <w:p>
@@ -599,7 +462,7 @@
               <mc:AlternateContent>
                 <mc:Choice Requires="wps">
                   <w:drawing>
-                    <wp:anchor distT="0" distB="0" distL="114300" distR="114300" simplePos="0" relativeHeight="251724287" behindDoc="0" locked="0" layoutInCell="1" allowOverlap="1" wp14:anchorId="06625EFA" wp14:editId="06E24B34">
+                    <wp:anchor distT="0" distB="0" distL="114300" distR="114300" simplePos="0" relativeHeight="251730431" behindDoc="0" locked="0" layoutInCell="1" allowOverlap="1" wp14:anchorId="0EAF9F1D" wp14:editId="2AE49F4B">
                       <wp:simplePos x="0" y="0"/>
                       <wp:positionH relativeFrom="column">
                         <wp:posOffset>745490</wp:posOffset>
@@ -681,7 +544,7 @@
                 </mc:Choice>
                 <mc:Fallback>
                   <w:pict>
-                    <v:rect w14:anchorId="06625EFA" id="矩形 5" o:spid="_x0000_s1026" style="position:absolute;margin-left:58.7pt;margin-top:.3pt;width:77.6pt;height:27.5pt;z-index:251724287;visibility:visible;mso-wrap-style:square;mso-wrap-distance-left:9pt;mso-wrap-distance-top:0;mso-wrap-distance-right:9pt;mso-wrap-distance-bottom:0;mso-position-horizontal:absolute;mso-position-horizontal-relative:text;mso-position-vertical:absolute;mso-position-vertical-relative:text;v-text-anchor:middle" o:gfxdata="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" filled="f" stroked="f" strokeweight="2pt">
+                    <v:rect w14:anchorId="0EAF9F1D" id="矩形 5" o:spid="_x0000_s1026" style="position:absolute;margin-left:58.7pt;margin-top:.3pt;width:77.6pt;height:27.5pt;z-index:251730431;visibility:visible;mso-wrap-style:square;mso-wrap-distance-left:9pt;mso-wrap-distance-top:0;mso-wrap-distance-right:9pt;mso-wrap-distance-bottom:0;mso-position-horizontal:absolute;mso-position-horizontal-relative:text;mso-position-vertical:absolute;mso-position-vertical-relative:text;v-text-anchor:middle" o:gfxdata="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" filled="f" stroked="f" strokeweight="2pt">
                       <v:textbox>
                         <w:txbxContent>
                           <w:p>
@@ -718,7 +581,7 @@
               <mc:AlternateContent>
                 <mc:Choice Requires="wps">
                   <w:drawing>
-                    <wp:anchor distT="0" distB="0" distL="114300" distR="114300" simplePos="0" relativeHeight="251726335" behindDoc="0" locked="0" layoutInCell="1" allowOverlap="1" wp14:anchorId="326BCE14" wp14:editId="6CCD93FA">
+                    <wp:anchor distT="0" distB="0" distL="114300" distR="114300" simplePos="0" relativeHeight="251731455" behindDoc="0" locked="0" layoutInCell="1" allowOverlap="1" wp14:anchorId="2118C315" wp14:editId="05ECB8A4">
                       <wp:simplePos x="0" y="0"/>
                       <wp:positionH relativeFrom="column">
                         <wp:posOffset>-172720</wp:posOffset>
@@ -794,7 +657,7 @@
                 </mc:Choice>
                 <mc:Fallback>
                   <w:pict>
-                    <v:rect w14:anchorId="326BCE14" id="矩形 7" o:spid="_x0000_s1027" style="position:absolute;margin-left:-13.6pt;margin-top:9.65pt;width:77.6pt;height:27.5pt;z-index:251726335;visibility:visible;mso-wrap-style:square;mso-wrap-distance-left:9pt;mso-wrap-distance-top:0;mso-wrap-distance-right:9pt;mso-wrap-distance-bottom:0;mso-position-horizontal:absolute;mso-position-horizontal-relative:text;mso-position-vertical:absolute;mso-position-vertical-relative:text;v-text-anchor:middle" o:gfxdata="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" filled="f" stroked="f" strokeweight="2pt">
+                    <v:rect w14:anchorId="2118C315" id="矩形 7" o:spid="_x0000_s1027" style="position:absolute;margin-left:-13.6pt;margin-top:9.65pt;width:77.6pt;height:27.5pt;z-index:251731455;visibility:visible;mso-wrap-style:square;mso-wrap-distance-left:9pt;mso-wrap-distance-top:0;mso-wrap-distance-right:9pt;mso-wrap-distance-bottom:0;mso-position-horizontal:absolute;mso-position-horizontal-relative:text;mso-position-vertical:absolute;mso-position-vertical-relative:text;v-text-anchor:middle" o:gfxdata="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" filled="f" stroked="f" strokeweight="2pt">
                       <v:textbox>
                         <w:txbxContent>
                           <w:p>
@@ -839,7 +702,7 @@
               <mc:AlternateContent>
                 <mc:Choice Requires="wps">
                   <w:drawing>
-                    <wp:anchor distT="0" distB="0" distL="114300" distR="114300" simplePos="0" relativeHeight="251722239" behindDoc="0" locked="0" layoutInCell="1" allowOverlap="1" wp14:anchorId="25B2DF4C" wp14:editId="5A2D3BA7">
+                    <wp:anchor distT="0" distB="0" distL="114300" distR="114300" simplePos="0" relativeHeight="251728383" behindDoc="0" locked="0" layoutInCell="1" allowOverlap="1" wp14:anchorId="299E1AAA" wp14:editId="1D1B342E">
                       <wp:simplePos x="0" y="0"/>
                       <wp:positionH relativeFrom="column">
                         <wp:posOffset>344170</wp:posOffset>
@@ -899,7 +762,7 @@
                 </mc:Choice>
                 <mc:Fallback>
                   <w:pict>
-                    <v:line w14:anchorId="7F5A18A6" id="直線接點 3" o:spid="_x0000_s1026" style="position:absolute;z-index:251722239;visibility:visible;mso-wrap-style:square;mso-width-percent:0;mso-height-percent:0;mso-wrap-distance-left:9pt;mso-wrap-distance-top:0;mso-wrap-distance-right:9pt;mso-wrap-distance-bottom:0;mso-position-horizontal:absolute;mso-position-horizontal-relative:text;mso-position-vertical:absolute;mso-position-vertical-relative:text;mso-width-percent:0;mso-height-percent:0;mso-width-relative:margin;mso-height-relative:margin" from="27.1pt,-.5pt" to="130.75pt,64.5pt" o:gfxdata="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" strokecolor="black [3213]"/>
+                    <v:line w14:anchorId="69B7615A" id="直線接點 3" o:spid="_x0000_s1026" style="position:absolute;z-index:251728383;visibility:visible;mso-wrap-style:square;mso-width-percent:0;mso-height-percent:0;mso-wrap-distance-left:9pt;mso-wrap-distance-top:0;mso-wrap-distance-right:9pt;mso-wrap-distance-bottom:0;mso-position-horizontal:absolute;mso-position-horizontal-relative:text;mso-position-vertical:absolute;mso-position-vertical-relative:text;mso-width-percent:0;mso-height-percent:0;mso-width-relative:margin;mso-height-relative:margin" from="27.1pt,-.5pt" to="130.75pt,64.5pt" o:gfxdata="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" strokecolor="black [3213]"/>
                   </w:pict>
                 </mc:Fallback>
               </mc:AlternateContent>
@@ -913,7 +776,7 @@
               <mc:AlternateContent>
                 <mc:Choice Requires="wps">
                   <w:drawing>
-                    <wp:anchor distT="0" distB="0" distL="114300" distR="114300" simplePos="0" relativeHeight="251723263" behindDoc="0" locked="0" layoutInCell="1" allowOverlap="1" wp14:anchorId="145655BB" wp14:editId="4F23952A">
+                    <wp:anchor distT="0" distB="0" distL="114300" distR="114300" simplePos="0" relativeHeight="251729407" behindDoc="0" locked="0" layoutInCell="1" allowOverlap="1" wp14:anchorId="728009BA" wp14:editId="2630BF48">
                       <wp:simplePos x="0" y="0"/>
                       <wp:positionH relativeFrom="column">
                         <wp:posOffset>-67228</wp:posOffset>
@@ -973,7 +836,7 @@
                 </mc:Choice>
                 <mc:Fallback>
                   <w:pict>
-                    <v:line w14:anchorId="32C7192E" id="直線接點 4" o:spid="_x0000_s1026" style="position:absolute;z-index:251723263;visibility:visible;mso-wrap-style:square;mso-width-percent:0;mso-height-percent:0;mso-wrap-distance-left:9pt;mso-wrap-distance-top:0;mso-wrap-distance-right:9pt;mso-wrap-distance-bottom:0;mso-position-horizontal:absolute;mso-position-horizontal-relative:text;mso-position-vertical:absolute;mso-position-vertical-relative:text;mso-width-percent:0;mso-height-percent:0;mso-width-relative:margin;mso-height-relative:margin" from="-5.3pt,34.05pt" to="130.85pt,64pt" o:gfxdata="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" strokecolor="black [3213]"/>
+                    <v:line w14:anchorId="63FAD88A" id="直線接點 4" o:spid="_x0000_s1026" style="position:absolute;z-index:251729407;visibility:visible;mso-wrap-style:square;mso-width-percent:0;mso-height-percent:0;mso-wrap-distance-left:9pt;mso-wrap-distance-top:0;mso-wrap-distance-right:9pt;mso-wrap-distance-bottom:0;mso-position-horizontal:absolute;mso-position-horizontal-relative:text;mso-position-vertical:absolute;mso-position-vertical-relative:text;mso-width-percent:0;mso-height-percent:0;mso-width-relative:margin;mso-height-relative:margin" from="-5.3pt,34.05pt" to="130.85pt,64pt" o:gfxdata="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" strokecolor="black [3213]"/>
                   </w:pict>
                 </mc:Fallback>
               </mc:AlternateContent>
@@ -982,7 +845,7 @@
         </w:tc>
         <w:tc>
           <w:tcPr>
-            <w:tcW w:w="1831" w:type="pct"/>
+            <w:tcW w:w="3699" w:type="pct"/>
           </w:tcPr>
           <w:p>
             <w:pPr>
@@ -991,40 +854,17 @@
               <w:contextualSpacing/>
               <w:jc w:val="both"/>
               <w:rPr>
-                <w:rFonts w:ascii="標楷體" w:eastAsia="標楷體" w:hAnsi="標楷體" w:cstheme="minorBidi"/>
-                <w:color w:val="000000" w:themeColor="text1"/>
-                <w:kern w:val="2"/>
-                <w:szCs w:val="22"/>
-              </w:rPr>
-            </w:pPr>
-            <w:r>
-              <w:rPr>
-                <w:rFonts w:ascii="標楷體" w:hAnsi="標楷體"/>
-              </w:rPr>
-              <w:t xml:space="preserve">d-III-1 </w:t>
-            </w:r>
-            <w:r>
-              <w:rPr>
-                <w:rFonts w:ascii="標楷體" w:hAnsi="標楷體"/>
-              </w:rPr>
-              <w:t>報讀圓形圖，製作折線圖與圓形圖，並據以做簡單推論。</w:t>
-            </w:r>
-          </w:p>
-        </w:tc>
-        <w:tc>
-          <w:tcPr>
-            <w:tcW w:w="1868" w:type="pct"/>
-          </w:tcPr>
-          <w:p>
-            <w:pPr>
-              <w:pStyle w:val="Web"/>
-              <w:contextualSpacing/>
-              <w:jc w:val="both"/>
-              <w:rPr>
-                <w:rFonts w:ascii="標楷體" w:eastAsia="標楷體" w:hAnsi="標楷體"/>
-                <w:color w:val="000000" w:themeColor="text1"/>
-              </w:rPr>
-            </w:pPr>
+                <w:rFonts w:ascii="標楷體" w:eastAsia="標楷體" w:hAnsi="標楷體"/>
+                <w:color w:val="000000" w:themeColor="text1"/>
+              </w:rPr>
+            </w:pPr>
+            <w:r>
+              <w:rPr>
+                <w:rFonts w:ascii="標楷體" w:hAnsi="標楷體"/>
+                <w:b w:val="0"/>
+              </w:rPr>
+              <w:t>d-III-1 報讀圓形圖，製作折線圖與圓形圖，並據以做簡單推論。</w:t>
+            </w:r>
           </w:p>
         </w:tc>
       </w:tr>
@@ -1039,7 +879,7 @@
           </w:tcPr>
           <w:p>
             <w:pPr>
-              <w:spacing w:line="380" w:lineRule="exact"/>
+              <w:spacing w:line="380" w:lineRule="exact" w:after="0"/>
               <w:rPr>
                 <w:rFonts w:ascii="標楷體" w:eastAsia="標楷體" w:hAnsi="標楷體"/>
                 <w:color w:val="000000" w:themeColor="text1"/>
@@ -1050,48 +890,20 @@
             <w:r>
               <w:rPr>
                 <w:rFonts w:ascii="標楷體" w:hAnsi="標楷體"/>
-              </w:rPr>
-              <w:t xml:space="preserve">D-5-1 </w:t>
-            </w:r>
-            <w:r>
-              <w:rPr>
-                <w:rFonts w:ascii="標楷體" w:hAnsi="標楷體"/>
-              </w:rPr>
-              <w:t>製作折線圖：製作生活中的折線圖。</w:t>
-            </w:r>
-            <w:proofErr w:type="gramStart"/>
-            <w:r>
-              <w:rPr>
-                <w:rFonts w:ascii="標楷體" w:hAnsi="標楷體"/>
-              </w:rPr>
-              <w:t>（</w:t>
-            </w:r>
-            <w:proofErr w:type="gramEnd"/>
-            <w:r>
-              <w:rPr>
-                <w:rFonts w:ascii="標楷體" w:hAnsi="標楷體"/>
-              </w:rPr>
-              <w:t>備註：分辨折線圖之使用時機</w:t>
-            </w:r>
-            <w:proofErr w:type="gramStart"/>
-            <w:r>
-              <w:rPr>
-                <w:rFonts w:ascii="標楷體" w:hAnsi="標楷體"/>
-              </w:rPr>
-              <w:t>）</w:t>
-            </w:r>
-            <w:proofErr w:type="gramEnd"/>
+                <w:b w:val="0"/>
+              </w:rPr>
+              <w:t>D-5-1 製作折線圖：製作生活中的折線圖。（備註：分辨折線圖之使用時機）</w:t>
+            </w:r>
           </w:p>
         </w:tc>
         <w:tc>
           <w:tcPr>
             <w:tcW w:w="3699" w:type="pct"/>
-            <w:gridSpan w:val="2"/>
             <w:vAlign w:val="center"/>
           </w:tcPr>
           <w:p>
             <w:pPr>
-              <w:spacing w:line="380" w:lineRule="exact"/>
+              <w:spacing w:line="380" w:lineRule="exact" w:after="0"/>
               <w:ind w:left="240" w:hangingChars="100" w:hanging="240"/>
               <w:jc w:val="both"/>
               <w:rPr>
@@ -1102,28 +914,21 @@
             <w:r>
               <w:rPr>
                 <w:rFonts w:ascii="標楷體" w:hAnsi="標楷體"/>
-              </w:rPr>
-              <w:t xml:space="preserve">1. </w:t>
-            </w:r>
-            <w:r>
-              <w:rPr>
-                <w:rFonts w:ascii="標楷體" w:hAnsi="標楷體"/>
-              </w:rPr>
-              <w:t>能依表格資料繪製折線圖。</w:t>
-            </w:r>
-          </w:p>
-          <w:p>
-            <w:r>
-              <w:rPr>
-                <w:rFonts w:ascii="標楷體" w:hAnsi="標楷體"/>
-              </w:rPr>
-              <w:t xml:space="preserve">2. </w:t>
-            </w:r>
-            <w:r>
-              <w:rPr>
-                <w:rFonts w:ascii="標楷體" w:hAnsi="標楷體"/>
-              </w:rPr>
-              <w:t>能判斷折線圖適用於有序資料，並說出判斷的理由。</w:t>
+                <w:b w:val="0"/>
+              </w:rPr>
+              <w:t>1. 能依表格資料繪製折線圖。</w:t>
+            </w:r>
+          </w:p>
+          <w:p>
+            <w:pPr>
+              <w:spacing w:after="0"/>
+            </w:pPr>
+            <w:r>
+              <w:rPr>
+                <w:rFonts w:ascii="標楷體" w:hAnsi="標楷體"/>
+                <w:b w:val="0"/>
+              </w:rPr>
+              <w:t>2. 能判斷折線圖適用於有序資料，並說出判斷的理由。</w:t>
             </w:r>
           </w:p>
         </w:tc>
@@ -1201,6 +1006,7 @@
           </w:tcPr>
           <w:p>
             <w:pPr>
+              <w:spacing w:after="0"/>
               <w:rPr>
                 <w:rFonts w:ascii="標楷體" w:eastAsia="標楷體" w:hAnsi="標楷體"/>
                 <w:b/>
@@ -1210,200 +1016,73 @@
             <w:r>
               <w:rPr>
                 <w:rFonts w:ascii="標楷體" w:hAnsi="標楷體"/>
-              </w:rPr>
-              <w:t>一、文本結構分析：</w:t>
-            </w:r>
-          </w:p>
-          <w:p>
-            <w:r>
-              <w:rPr>
-                <w:rFonts w:ascii="標楷體" w:hAnsi="標楷體"/>
-              </w:rPr>
-              <w:t>本單元</w:t>
-            </w:r>
-            <w:r>
-              <w:rPr>
-                <w:rFonts w:ascii="標楷體" w:hAnsi="標楷體"/>
-              </w:rPr>
-              <w:t xml:space="preserve"> 4 </w:t>
-            </w:r>
-            <w:r>
-              <w:rPr>
-                <w:rFonts w:ascii="標楷體" w:hAnsi="標楷體"/>
-              </w:rPr>
-              <w:t>節：</w:t>
-            </w:r>
-            <w:r>
-              <w:rPr>
-                <w:rFonts w:ascii="標楷體" w:hAnsi="標楷體"/>
-              </w:rPr>
-              <w:t xml:space="preserve">1-1 </w:t>
-            </w:r>
-            <w:r>
-              <w:rPr>
-                <w:rFonts w:ascii="標楷體" w:hAnsi="標楷體"/>
-              </w:rPr>
-              <w:t>生活中的統計圖（</w:t>
-            </w:r>
-            <w:r>
-              <w:rPr>
-                <w:rFonts w:ascii="標楷體" w:hAnsi="標楷體"/>
-              </w:rPr>
-              <w:t xml:space="preserve">2 </w:t>
-            </w:r>
-            <w:r>
-              <w:rPr>
-                <w:rFonts w:ascii="標楷體" w:hAnsi="標楷體"/>
-              </w:rPr>
-              <w:t>節）</w:t>
-            </w:r>
-            <w:r>
-              <w:rPr>
-                <w:rFonts w:ascii="標楷體" w:hAnsi="標楷體"/>
-              </w:rPr>
-              <w:t xml:space="preserve">→ 1-2 </w:t>
-            </w:r>
-            <w:r>
-              <w:rPr>
-                <w:rFonts w:ascii="標楷體" w:hAnsi="標楷體"/>
-              </w:rPr>
-              <w:t>製作折線圖（</w:t>
-            </w:r>
-            <w:r>
-              <w:rPr>
-                <w:rFonts w:ascii="標楷體" w:hAnsi="標楷體"/>
-              </w:rPr>
-              <w:t xml:space="preserve">1.5 </w:t>
-            </w:r>
-            <w:r>
-              <w:rPr>
-                <w:rFonts w:ascii="標楷體" w:hAnsi="標楷體"/>
-              </w:rPr>
-              <w:t>節）</w:t>
-            </w:r>
-            <w:r>
-              <w:rPr>
-                <w:rFonts w:ascii="標楷體" w:hAnsi="標楷體"/>
-              </w:rPr>
-              <w:t xml:space="preserve">→ </w:t>
-            </w:r>
-            <w:r>
-              <w:rPr>
-                <w:rFonts w:ascii="標楷體" w:hAnsi="標楷體"/>
-              </w:rPr>
-              <w:t>練習園地（</w:t>
-            </w:r>
-            <w:r>
-              <w:rPr>
-                <w:rFonts w:ascii="標楷體" w:hAnsi="標楷體"/>
-              </w:rPr>
-              <w:t xml:space="preserve">0.5 </w:t>
-            </w:r>
-            <w:r>
-              <w:rPr>
-                <w:rFonts w:ascii="標楷體" w:hAnsi="標楷體"/>
-              </w:rPr>
-              <w:t>節）。概念鏈是「分辨兩種圖的使用時機</w:t>
-            </w:r>
-            <w:r>
-              <w:rPr>
-                <w:rFonts w:ascii="標楷體" w:hAnsi="標楷體"/>
-              </w:rPr>
-              <w:t xml:space="preserve"> → </w:t>
-            </w:r>
-            <w:r>
-              <w:rPr>
-                <w:rFonts w:ascii="標楷體" w:hAnsi="標楷體"/>
-              </w:rPr>
-              <w:t>讀懂複雜的圖（省略符號、兩筆資料的關聯）</w:t>
-            </w:r>
-            <w:r>
-              <w:rPr>
-                <w:rFonts w:ascii="標楷體" w:hAnsi="標楷體"/>
-              </w:rPr>
-              <w:t xml:space="preserve">→ </w:t>
-            </w:r>
-            <w:r>
-              <w:rPr>
-                <w:rFonts w:ascii="標楷體" w:hAnsi="標楷體"/>
-              </w:rPr>
-              <w:t>自己畫出來」。本節為第</w:t>
-            </w:r>
-            <w:r>
-              <w:rPr>
-                <w:rFonts w:ascii="標楷體" w:hAnsi="標楷體"/>
-              </w:rPr>
-              <w:t xml:space="preserve"> 4 </w:t>
-            </w:r>
-            <w:r>
-              <w:rPr>
-                <w:rFonts w:ascii="標楷體" w:hAnsi="標楷體"/>
-              </w:rPr>
-              <w:t>節，用單元末的素養評量</w:t>
-            </w:r>
-            <w:proofErr w:type="gramStart"/>
-            <w:r>
-              <w:rPr>
-                <w:rFonts w:ascii="標楷體" w:hAnsi="標楷體"/>
-              </w:rPr>
-              <w:t>題把整條鏈</w:t>
-            </w:r>
-            <w:proofErr w:type="gramEnd"/>
-            <w:r>
-              <w:rPr>
-                <w:rFonts w:ascii="標楷體" w:hAnsi="標楷體"/>
-              </w:rPr>
-              <w:t>收回到最上游那一問：這筆資料該用哪一種圖？</w:t>
-            </w:r>
-          </w:p>
-          <w:p>
-            <w:r>
-              <w:rPr>
-                <w:rFonts w:ascii="標楷體" w:hAnsi="標楷體"/>
-              </w:rPr>
-              <w:t>教材地位：過去（第七</w:t>
-            </w:r>
-            <w:proofErr w:type="gramStart"/>
-            <w:r>
-              <w:rPr>
-                <w:rFonts w:ascii="標楷體" w:hAnsi="標楷體"/>
-              </w:rPr>
-              <w:t>冊</w:t>
-            </w:r>
-            <w:proofErr w:type="gramEnd"/>
-            <w:r>
-              <w:rPr>
-                <w:rFonts w:ascii="標楷體" w:hAnsi="標楷體"/>
-              </w:rPr>
-              <w:t>第十單元）</w:t>
-            </w:r>
-            <w:proofErr w:type="gramStart"/>
-            <w:r>
-              <w:rPr>
-                <w:rFonts w:ascii="標楷體" w:hAnsi="標楷體"/>
-              </w:rPr>
-              <w:t>學過報讀</w:t>
-            </w:r>
-            <w:proofErr w:type="gramEnd"/>
-            <w:r>
-              <w:rPr>
-                <w:rFonts w:ascii="標楷體" w:hAnsi="標楷體"/>
-              </w:rPr>
-              <w:t>與製作長條圖、報讀折線圖；本單元進階為「製作」折線圖；未來（第十二</w:t>
-            </w:r>
-            <w:proofErr w:type="gramStart"/>
-            <w:r>
-              <w:rPr>
-                <w:rFonts w:ascii="標楷體" w:hAnsi="標楷體"/>
-              </w:rPr>
-              <w:t>冊</w:t>
-            </w:r>
-            <w:proofErr w:type="gramEnd"/>
-            <w:r>
-              <w:rPr>
-                <w:rFonts w:ascii="標楷體" w:hAnsi="標楷體"/>
-              </w:rPr>
-              <w:t>第四單元）將學圓形圖。</w:t>
+                <w:b w:val="0"/>
+              </w:rPr>
+              <w:t>一、文本結構分析：(用圖形和文字表示)</w:t>
+            </w:r>
+          </w:p>
+          <w:p>
+            <w:pPr>
+              <w:spacing w:after="80"/>
+              <w:jc w:val="center"/>
+            </w:pPr>
+            <w:r>
+              <w:drawing>
+                <wp:inline xmlns:a="http://schemas.openxmlformats.org/drawingml/2006/main" xmlns:pic="http://schemas.openxmlformats.org/drawingml/2006/picture">
+                  <wp:extent cx="6263999" cy="1094400"/>
+                  <wp:docPr id="8" name="Picture 8"/>
+                  <wp:cNvGraphicFramePr>
+                    <a:graphicFrameLocks noChangeAspect="1"/>
+                  </wp:cNvGraphicFramePr>
+                  <a:graphic>
+                    <a:graphicData uri="http://schemas.openxmlformats.org/drawingml/2006/picture">
+                      <pic:pic>
+                        <pic:nvPicPr>
+                          <pic:cNvPr id="0" name="文本結構圖.png"/>
+                          <pic:cNvPicPr/>
+                        </pic:nvPicPr>
+                        <pic:blipFill>
+                          <a:blip r:embed="rId14"/>
+                          <a:stretch>
+                            <a:fillRect/>
+                          </a:stretch>
+                        </pic:blipFill>
+                        <pic:spPr>
+                          <a:xfrm>
+                            <a:off x="0" y="0"/>
+                            <a:ext cx="6263999" cy="1094400"/>
+                          </a:xfrm>
+                          <a:prstGeom prst="rect"/>
+                        </pic:spPr>
+                      </pic:pic>
+                    </a:graphicData>
+                  </a:graphic>
+                </wp:inline>
+              </w:drawing>
+            </w:r>
+          </w:p>
+          <w:p>
+            <w:pPr>
+              <w:spacing w:after="0"/>
+            </w:pPr>
+            <w:r>
+              <w:rPr>
+                <w:rFonts w:ascii="標楷體" w:hAnsi="標楷體"/>
+                <w:b w:val="0"/>
+              </w:rPr>
+              <w:t>本單元 4 節：1-1 生活中的統計圖（2 節）→ 1-2 製作折線圖（1.5 節）→ 練習園地（0.5 節）。概念鏈是「分辨兩種圖的使用時機 → 讀懂複雜的圖（省略符號、兩筆資料的關聯）→ 自己畫出來」。本節為第 4 節，用單元末的素養評量題把整條鏈收回到最上游那一問：這筆資料該用哪一種圖？</w:t>
+            </w:r>
+          </w:p>
+          <w:p>
+            <w:pPr>
+              <w:spacing w:after="0"/>
+            </w:pPr>
+            <w:r>
+              <w:rPr>
+                <w:rFonts w:ascii="標楷體" w:hAnsi="標楷體"/>
+                <w:b w:val="0"/>
+              </w:rPr>
+              <w:t>教材地位：過去（第七冊第十單元）學過報讀與製作長條圖、報讀折線圖；本單元進階為「製作」折線圖；未來（第十二冊第四單元）將學圓形圖。</w:t>
             </w:r>
           </w:p>
         </w:tc>
@@ -1419,7 +1098,7 @@
           <w:p>
             <w:pPr>
               <w:pStyle w:val="aa"/>
-              <w:spacing w:before="60" w:line="320" w:lineRule="exact"/>
+              <w:spacing w:before="60" w:after="0" w:line="320" w:lineRule="exact"/>
               <w:rPr>
                 <w:rFonts w:ascii="標楷體" w:eastAsia="標楷體" w:hAnsi="標楷體"/>
                 <w:b/>
@@ -1431,212 +1110,69 @@
             <w:r>
               <w:rPr>
                 <w:rFonts w:ascii="標楷體" w:hAnsi="標楷體"/>
+                <w:b w:val="0"/>
               </w:rPr>
               <w:t>二、學生可能面臨學習的困難及發現：</w:t>
             </w:r>
           </w:p>
           <w:p>
-            <w:r>
-              <w:rPr>
-                <w:rFonts w:ascii="標楷體" w:hAnsi="標楷體"/>
-              </w:rPr>
-              <w:t xml:space="preserve">1. </w:t>
-            </w:r>
-            <w:r>
-              <w:rPr>
-                <w:rFonts w:ascii="標楷體" w:hAnsi="標楷體"/>
-              </w:rPr>
-              <w:t>把「圖形長得合不合理」當成判斷依據。丹</w:t>
-            </w:r>
-            <w:proofErr w:type="gramStart"/>
-            <w:r>
-              <w:rPr>
-                <w:rFonts w:ascii="標楷體" w:hAnsi="標楷體"/>
-              </w:rPr>
-              <w:t>丹</w:t>
-            </w:r>
-            <w:proofErr w:type="gramEnd"/>
-            <w:r>
-              <w:rPr>
-                <w:rFonts w:ascii="標楷體" w:hAnsi="標楷體"/>
-              </w:rPr>
-              <w:t>的橫軸雖是人名，但</w:t>
-            </w:r>
-            <w:r>
-              <w:rPr>
-                <w:rFonts w:ascii="標楷體" w:hAnsi="標楷體"/>
-              </w:rPr>
-              <w:t xml:space="preserve"> A~E </w:t>
-            </w:r>
-            <w:r>
-              <w:rPr>
-                <w:rFonts w:ascii="標楷體" w:hAnsi="標楷體"/>
-              </w:rPr>
-              <w:t>恰好對應遞增的加熱時間，畫出來的線和皮皮的一模一樣。學生極可能因為「看起來一樣」就判定兩張都對，而不去看橫軸放的是什麼。</w:t>
-            </w:r>
-          </w:p>
-          <w:p>
-            <w:r>
-              <w:rPr>
-                <w:rFonts w:ascii="標楷體" w:hAnsi="標楷體"/>
-              </w:rPr>
-              <w:t xml:space="preserve">2. </w:t>
-            </w:r>
-            <w:proofErr w:type="gramStart"/>
-            <w:r>
-              <w:rPr>
-                <w:rFonts w:ascii="標楷體" w:hAnsi="標楷體"/>
-              </w:rPr>
-              <w:t>說不出</w:t>
-            </w:r>
-            <w:proofErr w:type="gramEnd"/>
-            <w:r>
-              <w:rPr>
-                <w:rFonts w:ascii="標楷體" w:hAnsi="標楷體"/>
-              </w:rPr>
-              <w:t>「有序」與「類別」的差別。學生會說「人名不能連線」，卻說不出</w:t>
-            </w:r>
-            <w:proofErr w:type="gramStart"/>
-            <w:r>
-              <w:rPr>
-                <w:rFonts w:ascii="標楷體" w:hAnsi="標楷體"/>
-              </w:rPr>
-              <w:t>為什麼酪梨那題</w:t>
-            </w:r>
-            <w:proofErr w:type="gramEnd"/>
-            <w:r>
-              <w:rPr>
-                <w:rFonts w:ascii="標楷體" w:hAnsi="標楷體"/>
-              </w:rPr>
-              <w:t>的月分就可以連</w:t>
-            </w:r>
-            <w:r>
-              <w:rPr>
-                <w:rFonts w:ascii="標楷體" w:hAnsi="標楷體"/>
-              </w:rPr>
-              <w:t>——</w:t>
-            </w:r>
-            <w:r>
-              <w:rPr>
-                <w:rFonts w:ascii="標楷體" w:hAnsi="標楷體"/>
-              </w:rPr>
-              <w:t>因為他們記的是例子，不是規準。</w:t>
-            </w:r>
-          </w:p>
-          <w:p>
-            <w:r>
-              <w:rPr>
-                <w:rFonts w:ascii="標楷體" w:hAnsi="標楷體"/>
-              </w:rPr>
-              <w:t xml:space="preserve">3. </w:t>
-            </w:r>
-            <w:r>
-              <w:rPr>
-                <w:rFonts w:ascii="標楷體" w:hAnsi="標楷體"/>
-              </w:rPr>
-              <w:t>縱軸每一刻度的單位是學生在本單元最大的困難（常見刻度單位</w:t>
-            </w:r>
-            <w:r>
-              <w:rPr>
-                <w:rFonts w:ascii="標楷體" w:hAnsi="標楷體"/>
-              </w:rPr>
-              <w:t xml:space="preserve"> 1</w:t>
-            </w:r>
-            <w:r>
-              <w:rPr>
-                <w:rFonts w:ascii="標楷體" w:hAnsi="標楷體"/>
-              </w:rPr>
-              <w:t>、</w:t>
-            </w:r>
-            <w:r>
-              <w:rPr>
-                <w:rFonts w:ascii="標楷體" w:hAnsi="標楷體"/>
-              </w:rPr>
-              <w:t>2</w:t>
-            </w:r>
-            <w:r>
-              <w:rPr>
-                <w:rFonts w:ascii="標楷體" w:hAnsi="標楷體"/>
-              </w:rPr>
-              <w:t>、</w:t>
-            </w:r>
-            <w:r>
-              <w:rPr>
-                <w:rFonts w:ascii="標楷體" w:hAnsi="標楷體"/>
-              </w:rPr>
-              <w:t>5</w:t>
-            </w:r>
-            <w:r>
-              <w:rPr>
-                <w:rFonts w:ascii="標楷體" w:hAnsi="標楷體"/>
-              </w:rPr>
-              <w:t>、</w:t>
-            </w:r>
-            <w:r>
-              <w:rPr>
-                <w:rFonts w:ascii="標楷體" w:hAnsi="標楷體"/>
-              </w:rPr>
-              <w:t>10</w:t>
-            </w:r>
-            <w:r>
-              <w:rPr>
-                <w:rFonts w:ascii="標楷體" w:hAnsi="標楷體"/>
-              </w:rPr>
-              <w:t>）。本節共有課題要各自畫圖時會再次浮現。</w:t>
-            </w:r>
-          </w:p>
-          <w:p>
-            <w:r>
-              <w:rPr>
-                <w:rFonts w:ascii="標楷體" w:hAnsi="標楷體"/>
-              </w:rPr>
-              <w:t xml:space="preserve">4. </w:t>
-            </w:r>
-            <w:r>
-              <w:rPr>
-                <w:rFonts w:ascii="標楷體" w:hAnsi="標楷體"/>
-              </w:rPr>
-              <w:t>省略符號常被忽略，部分學生直接以線的高低</w:t>
-            </w:r>
-            <w:proofErr w:type="gramStart"/>
-            <w:r>
-              <w:rPr>
-                <w:rFonts w:ascii="標楷體" w:hAnsi="標楷體"/>
-              </w:rPr>
-              <w:t>比較兩量</w:t>
-            </w:r>
-            <w:proofErr w:type="gramEnd"/>
-            <w:r>
-              <w:rPr>
-                <w:rFonts w:ascii="標楷體" w:hAnsi="標楷體"/>
-              </w:rPr>
-              <w:t>。</w:t>
-            </w:r>
-          </w:p>
-          <w:p>
-            <w:r>
-              <w:rPr>
-                <w:rFonts w:ascii="標楷體" w:hAnsi="標楷體"/>
-              </w:rPr>
-              <w:t xml:space="preserve">5. </w:t>
-            </w:r>
-            <w:r>
-              <w:rPr>
-                <w:rFonts w:ascii="標楷體" w:hAnsi="標楷體"/>
-              </w:rPr>
-              <w:t>資料為</w:t>
-            </w:r>
-            <w:r>
-              <w:rPr>
-                <w:rFonts w:ascii="標楷體" w:hAnsi="標楷體"/>
-              </w:rPr>
-              <w:t xml:space="preserve"> 0 </w:t>
-            </w:r>
-            <w:r>
-              <w:rPr>
-                <w:rFonts w:ascii="標楷體" w:hAnsi="標楷體"/>
-              </w:rPr>
-              <w:t>時常遺漏，沒標上去或標了卻未依序連線。</w:t>
+            <w:pPr>
+              <w:spacing w:after="0"/>
+            </w:pPr>
+            <w:r>
+              <w:rPr>
+                <w:rFonts w:ascii="標楷體" w:hAnsi="標楷體"/>
+                <w:b w:val="0"/>
+              </w:rPr>
+              <w:t>1. 把「圖形長得合不合理」當成判斷依據。丹丹的橫軸雖是人名，但 A~E 恰好對應遞增的加熱時間，畫出來的線和皮皮的一模一樣。學生極可能因為「看起來一樣」就判定兩張都對，而不去看橫軸放的是什麼。</w:t>
+            </w:r>
+          </w:p>
+          <w:p>
+            <w:pPr>
+              <w:spacing w:after="0"/>
+            </w:pPr>
+            <w:r>
+              <w:rPr>
+                <w:rFonts w:ascii="標楷體" w:hAnsi="標楷體"/>
+                <w:b w:val="0"/>
+              </w:rPr>
+              <w:t>2. 說不出「有序」與「類別」的差別。學生會說「人名不能連線」，卻說不出為什麼酪梨那題的月分就可以連——因為他們記的是例子，不是規準。</w:t>
+            </w:r>
+          </w:p>
+          <w:p>
+            <w:pPr>
+              <w:spacing w:after="0"/>
+            </w:pPr>
+            <w:r>
+              <w:rPr>
+                <w:rFonts w:ascii="標楷體" w:hAnsi="標楷體"/>
+                <w:b w:val="0"/>
+              </w:rPr>
+              <w:t>3. 縱軸每一刻度的單位是學生在本單元最大的困難（常見刻度單位 1、2、5、10）。本節共有課題要各自畫圖時會再次浮現。</w:t>
+            </w:r>
+          </w:p>
+          <w:p>
+            <w:pPr>
+              <w:spacing w:after="0"/>
+            </w:pPr>
+            <w:r>
+              <w:rPr>
+                <w:rFonts w:ascii="標楷體" w:hAnsi="標楷體"/>
+                <w:b w:val="0"/>
+              </w:rPr>
+              <w:t>4. 省略符號常被忽略，部分學生直接以線的高低比較兩量。</w:t>
+            </w:r>
+          </w:p>
+          <w:p>
+            <w:pPr>
+              <w:spacing w:after="0"/>
+            </w:pPr>
+            <w:r>
+              <w:rPr>
+                <w:rFonts w:ascii="標楷體" w:hAnsi="標楷體"/>
+                <w:b w:val="0"/>
+              </w:rPr>
+              <w:t>5. 資料為 0 時常遺漏，沒標上去或標了卻未依序連線。</w:t>
             </w:r>
           </w:p>
         </w:tc>
@@ -1654,6 +1190,7 @@
           </w:tcPr>
           <w:p>
             <w:pPr>
+              <w:spacing w:after="0"/>
               <w:jc w:val="both"/>
               <w:rPr>
                 <w:rFonts w:ascii="標楷體" w:eastAsia="標楷體" w:hAnsi="標楷體" w:cs="Calibri"/>
@@ -1665,86 +1202,33 @@
             <w:r>
               <w:rPr>
                 <w:rFonts w:ascii="標楷體" w:hAnsi="標楷體"/>
-              </w:rPr>
-              <w:t>三、部份學生特性：</w:t>
-            </w:r>
-          </w:p>
-          <w:p>
-            <w:proofErr w:type="gramStart"/>
-            <w:r>
-              <w:rPr>
-                <w:rFonts w:ascii="標楷體" w:hAnsi="標楷體"/>
-              </w:rPr>
-              <w:t>本班學生</w:t>
-            </w:r>
-            <w:proofErr w:type="gramEnd"/>
-            <w:r>
-              <w:rPr>
-                <w:rFonts w:ascii="標楷體" w:hAnsi="標楷體"/>
-              </w:rPr>
-              <w:t>活潑好動、反應快、樂於表達，但注意力持續時間較短，安靜獨自作業超過八分鐘後容易分心、開始與鄰座聊天。因此本節設計為快速動筆（</w:t>
-            </w:r>
-            <w:r>
-              <w:rPr>
-                <w:rFonts w:ascii="標楷體" w:hAnsi="標楷體"/>
-              </w:rPr>
-              <w:t xml:space="preserve">5 </w:t>
-            </w:r>
-            <w:r>
-              <w:rPr>
-                <w:rFonts w:ascii="標楷體" w:hAnsi="標楷體"/>
-              </w:rPr>
-              <w:t>分鐘畫圖）後隨即進入爭點與小組協同，讓表達的動能有正當的出口。〔依教師口述擴寫，請校對〕</w:t>
-            </w:r>
-          </w:p>
-          <w:p>
-            <w:proofErr w:type="gramStart"/>
-            <w:r>
-              <w:rPr>
-                <w:rFonts w:ascii="標楷體" w:hAnsi="標楷體"/>
-              </w:rPr>
-              <w:t>〔</w:t>
-            </w:r>
-            <w:proofErr w:type="gramEnd"/>
-            <w:r>
-              <w:rPr>
-                <w:rFonts w:ascii="標楷體" w:hAnsi="標楷體"/>
-              </w:rPr>
-              <w:t>待補：特殊學生</w:t>
-            </w:r>
-            <w:proofErr w:type="gramStart"/>
-            <w:r>
-              <w:rPr>
-                <w:rFonts w:ascii="標楷體" w:hAnsi="標楷體"/>
-              </w:rPr>
-              <w:t>—</w:t>
-            </w:r>
-            <w:proofErr w:type="gramEnd"/>
-            <w:r>
-              <w:rPr>
-                <w:rFonts w:ascii="標楷體" w:hAnsi="標楷體"/>
-              </w:rPr>
-              <w:t>—</w:t>
-            </w:r>
-            <w:r>
-              <w:rPr>
-                <w:rFonts w:ascii="標楷體" w:hAnsi="標楷體"/>
-              </w:rPr>
-              <w:t>學習停滯、超前、具潛力、幾乎不發言者，請補充並指名到組別，</w:t>
-            </w:r>
-            <w:proofErr w:type="gramStart"/>
-            <w:r>
-              <w:rPr>
-                <w:rFonts w:ascii="標楷體" w:hAnsi="標楷體"/>
-              </w:rPr>
-              <w:t>以便觀課教師</w:t>
-            </w:r>
-            <w:proofErr w:type="gramEnd"/>
-            <w:r>
-              <w:rPr>
-                <w:rFonts w:ascii="標楷體" w:hAnsi="標楷體"/>
-              </w:rPr>
-              <w:t>鎖定觀察對象〕</w:t>
+                <w:b w:val="0"/>
+              </w:rPr>
+              <w:t>三、特殊學生特性描述：</w:t>
+            </w:r>
+          </w:p>
+          <w:p>
+            <w:pPr>
+              <w:spacing w:after="0"/>
+            </w:pPr>
+            <w:r>
+              <w:rPr>
+                <w:rFonts w:ascii="標楷體" w:hAnsi="標楷體"/>
+                <w:b w:val="0"/>
+              </w:rPr>
+              <w:t>本班學生活潑好動、反應快、樂於表達，但注意力持續時間較短，安靜獨自作業超過八分鐘後容易分心、開始與鄰座聊天。因此本節設計為快速動筆（5 分鐘畫圖）後隨即進入爭點與小組協同，讓表達的動能有正當的出口。〔依教師口述擴寫，請校對；其中「八分鐘」為推估值，教學者可依實際班級情況調整，時間配置隨之微調〕</w:t>
+            </w:r>
+          </w:p>
+          <w:p>
+            <w:pPr>
+              <w:spacing w:after="0"/>
+            </w:pPr>
+            <w:r>
+              <w:rPr>
+                <w:rFonts w:ascii="標楷體" w:hAnsi="標楷體"/>
+                <w:b w:val="0"/>
+              </w:rPr>
+              <w:t>〔待補：特殊學生——學習停滯、超前、具潛力、幾乎不發言者，請補充並指名到組別，以便觀課教師鎖定觀察對象〕</w:t>
             </w:r>
           </w:p>
         </w:tc>
@@ -1762,20 +1246,24 @@
     <w:tbl>
       <w:tblPr>
         <w:tblStyle w:val="a4"/>
-        <w:tblW w:w="0" w:type="auto"/>
-        <w:tblLook w:val="04A0" w:firstRow="1" w:lastRow="0" w:firstColumn="1" w:lastColumn="0" w:noHBand="0" w:noVBand="1"/>
+        <w:tblW w:type="auto" w:w="0"/>
+        <w:tblLook w:firstColumn="1" w:firstRow="1" w:lastColumn="0" w:lastRow="0" w:noHBand="0" w:noVBand="1" w:val="04A0"/>
+        <w:tblLayout w:type="fixed"/>
       </w:tblPr>
       <w:tblGrid>
-        <w:gridCol w:w="1413"/>
-        <w:gridCol w:w="2410"/>
-        <w:gridCol w:w="6633"/>
+        <w:gridCol w:w="3489"/>
+        <w:gridCol w:w="3489"/>
+        <w:gridCol w:w="3489"/>
       </w:tblGrid>
       <w:tr>
         <w:tc>
           <w:tcPr>
-            <w:tcW w:w="1413" w:type="dxa"/>
-          </w:tcPr>
-          <w:p>
+            <w:tcW w:type="dxa" w:w="794"/>
+          </w:tcPr>
+          <w:p>
+            <w:pPr>
+              <w:spacing w:after="0"/>
+            </w:pPr>
             <w:r>
               <w:rPr>
                 <w:rFonts w:ascii="標楷體" w:hAnsi="標楷體"/>
@@ -1787,9 +1275,12 @@
         </w:tc>
         <w:tc>
           <w:tcPr>
-            <w:tcW w:w="2410" w:type="dxa"/>
-          </w:tcPr>
-          <w:p>
+            <w:tcW w:type="dxa" w:w="2041"/>
+          </w:tcPr>
+          <w:p>
+            <w:pPr>
+              <w:spacing w:after="0"/>
+            </w:pPr>
             <w:r>
               <w:rPr>
                 <w:rFonts w:ascii="標楷體" w:hAnsi="標楷體"/>
@@ -1801,9 +1292,12 @@
         </w:tc>
         <w:tc>
           <w:tcPr>
-            <w:tcW w:w="6633" w:type="dxa"/>
-          </w:tcPr>
-          <w:p>
+            <w:tcW w:type="dxa" w:w="7597"/>
+          </w:tcPr>
+          <w:p>
+            <w:pPr>
+              <w:spacing w:after="0"/>
+            </w:pPr>
             <w:r>
               <w:rPr>
                 <w:rFonts w:ascii="標楷體" w:hAnsi="標楷體"/>
@@ -1817,80 +1311,53 @@
       <w:tr>
         <w:tc>
           <w:tcPr>
-            <w:tcW w:w="1413" w:type="dxa"/>
-          </w:tcPr>
-          <w:p>
-            <w:r>
-              <w:rPr>
-                <w:rFonts w:ascii="標楷體" w:hAnsi="標楷體"/>
-              </w:rPr>
-              <w:t>學生</w:t>
-            </w:r>
-          </w:p>
-        </w:tc>
-        <w:tc>
-          <w:tcPr>
-            <w:tcW w:w="2410" w:type="dxa"/>
-          </w:tcPr>
-          <w:p>
-            <w:r>
-              <w:rPr>
-                <w:rFonts w:ascii="標楷體" w:hAnsi="標楷體"/>
-              </w:rPr>
-              <w:t>學生的心智水平</w:t>
-            </w:r>
-          </w:p>
-        </w:tc>
-        <w:tc>
-          <w:tcPr>
-            <w:tcW w:w="6633" w:type="dxa"/>
-          </w:tcPr>
-          <w:p>
-            <w:r>
-              <w:rPr>
-                <w:rFonts w:ascii="標楷體" w:hAnsi="標楷體"/>
-              </w:rPr>
-              <w:t>已能</w:t>
-            </w:r>
-            <w:proofErr w:type="gramStart"/>
-            <w:r>
-              <w:rPr>
-                <w:rFonts w:ascii="標楷體" w:hAnsi="標楷體"/>
-              </w:rPr>
-              <w:t>報讀長條</w:t>
-            </w:r>
-            <w:proofErr w:type="gramEnd"/>
-            <w:r>
-              <w:rPr>
-                <w:rFonts w:ascii="標楷體" w:hAnsi="標楷體"/>
-              </w:rPr>
-              <w:t>圖與折線圖、能依表格資料繪製簡單與含省略符號的折線圖、知道「有序資料用折線圖」這句話。未能在具體情境中用這條規</w:t>
-            </w:r>
-            <w:proofErr w:type="gramStart"/>
-            <w:r>
-              <w:rPr>
-                <w:rFonts w:ascii="標楷體" w:hAnsi="標楷體"/>
-              </w:rPr>
-              <w:t>準</w:t>
-            </w:r>
-            <w:proofErr w:type="gramEnd"/>
-            <w:r>
-              <w:rPr>
-                <w:rFonts w:ascii="標楷體" w:hAnsi="標楷體"/>
-              </w:rPr>
-              <w:t>做判斷並說明理由</w:t>
-            </w:r>
-            <w:r>
-              <w:rPr>
-                <w:rFonts w:ascii="標楷體" w:hAnsi="標楷體"/>
-              </w:rPr>
-              <w:t>——</w:t>
-            </w:r>
-            <w:r>
-              <w:rPr>
-                <w:rFonts w:ascii="標楷體" w:hAnsi="標楷體"/>
-              </w:rPr>
-              <w:t>本節的起點就在這個落差上。</w:t>
+            <w:tcW w:type="dxa" w:w="794"/>
+            <w:vMerge w:val="restart"/>
+          </w:tcPr>
+          <w:p>
+            <w:pPr>
+              <w:spacing w:after="0"/>
+            </w:pPr>
+            <w:r>
+              <w:rPr>
+                <w:rFonts w:ascii="標楷體" w:hAnsi="標楷體"/>
+                <w:b w:val="0"/>
+              </w:rPr>
+              <w:t>教師</w:t>
+            </w:r>
+          </w:p>
+        </w:tc>
+        <w:tc>
+          <w:tcPr>
+            <w:tcW w:type="dxa" w:w="2041"/>
+          </w:tcPr>
+          <w:p>
+            <w:pPr>
+              <w:spacing w:after="0"/>
+            </w:pPr>
+            <w:r>
+              <w:rPr>
+                <w:rFonts w:ascii="標楷體" w:hAnsi="標楷體"/>
+                <w:b w:val="0"/>
+              </w:rPr>
+              <w:t>教學過程的構建</w:t>
+            </w:r>
+          </w:p>
+        </w:tc>
+        <w:tc>
+          <w:tcPr>
+            <w:tcW w:type="dxa" w:w="7597"/>
+          </w:tcPr>
+          <w:p>
+            <w:pPr>
+              <w:spacing w:after="0"/>
+            </w:pPr>
+            <w:r>
+              <w:rPr>
+                <w:rFonts w:ascii="標楷體" w:hAnsi="標楷體"/>
+                <w:b w:val="0"/>
+              </w:rPr>
+              <w:t>以建構式學習為核心，「自我嘗試在先，教師引導輔助」。路徑：各自畫圖—看見兩種畫法—各自表態—小組說服與修正—全班串連分歧—回到規準。</w:t>
             </w:r>
           </w:p>
         </w:tc>
@@ -1898,76 +1365,42 @@
       <w:tr>
         <w:tc>
           <w:tcPr>
-            <w:tcW w:w="1413" w:type="dxa"/>
-          </w:tcPr>
-          <w:p>
-            <w:r>
-              <w:rPr>
-                <w:rFonts w:ascii="標楷體" w:hAnsi="標楷體"/>
-              </w:rPr>
-              <w:t>學生</w:t>
-            </w:r>
-          </w:p>
-        </w:tc>
-        <w:tc>
-          <w:tcPr>
-            <w:tcW w:w="2410" w:type="dxa"/>
-          </w:tcPr>
-          <w:p>
-            <w:r>
-              <w:rPr>
-                <w:rFonts w:ascii="標楷體" w:hAnsi="標楷體"/>
-              </w:rPr>
-              <w:t>學習方式的選擇</w:t>
-            </w:r>
-          </w:p>
-        </w:tc>
-        <w:tc>
-          <w:tcPr>
-            <w:tcW w:w="6633" w:type="dxa"/>
-          </w:tcPr>
-          <w:p>
-            <w:r>
-              <w:rPr>
-                <w:rFonts w:ascii="標楷體" w:hAnsi="標楷體"/>
-              </w:rPr>
-              <w:t>個人先畫（人人動筆）</w:t>
-            </w:r>
-            <w:r>
-              <w:rPr>
-                <w:rFonts w:ascii="標楷體" w:hAnsi="標楷體"/>
-              </w:rPr>
-              <w:t xml:space="preserve">→ Pair </w:t>
-            </w:r>
-            <w:r>
-              <w:rPr>
-                <w:rFonts w:ascii="標楷體" w:hAnsi="標楷體"/>
-              </w:rPr>
-              <w:t>快速對照</w:t>
-            </w:r>
-            <w:r>
-              <w:rPr>
-                <w:rFonts w:ascii="標楷體" w:hAnsi="標楷體"/>
-              </w:rPr>
-              <w:t xml:space="preserve"> → </w:t>
-            </w:r>
-            <w:r>
-              <w:rPr>
-                <w:rFonts w:ascii="標楷體" w:hAnsi="標楷體"/>
-              </w:rPr>
-              <w:t>四人小組協同討論爭點</w:t>
-            </w:r>
-            <w:r>
-              <w:rPr>
-                <w:rFonts w:ascii="標楷體" w:hAnsi="標楷體"/>
-              </w:rPr>
-              <w:t xml:space="preserve"> → </w:t>
-            </w:r>
-            <w:r>
-              <w:rPr>
-                <w:rFonts w:ascii="標楷體" w:hAnsi="標楷體"/>
-              </w:rPr>
-              <w:t>全班串連。一人一份學習單，協同化學習：每個人都要寫，但可以問、可以看、可以互相說。</w:t>
+            <w:tcW w:type="dxa" w:w="794"/>
+            <w:vMerge/>
+          </w:tcPr>
+          <w:p/>
+        </w:tc>
+        <w:tc>
+          <w:tcPr>
+            <w:tcW w:type="dxa" w:w="2041"/>
+          </w:tcPr>
+          <w:p>
+            <w:pPr>
+              <w:spacing w:after="0"/>
+            </w:pPr>
+            <w:r>
+              <w:rPr>
+                <w:rFonts w:ascii="標楷體" w:hAnsi="標楷體"/>
+                <w:b w:val="0"/>
+              </w:rPr>
+              <w:t>師生問題的生成</w:t>
+            </w:r>
+          </w:p>
+        </w:tc>
+        <w:tc>
+          <w:tcPr>
+            <w:tcW w:type="dxa" w:w="7597"/>
+          </w:tcPr>
+          <w:p>
+            <w:pPr>
+              <w:spacing w:after="0"/>
+            </w:pPr>
+            <w:r>
+              <w:rPr>
+                <w:rFonts w:ascii="標楷體" w:hAnsi="標楷體"/>
+                <w:b w:val="0"/>
+              </w:rPr>
+              <w:t>預想學生會提出的問題：1. 老師，丹丹的圖橫軸是人名，可是線一模一樣，這樣算對嗎？2. 如果 A~E 不是照時間順序記錄的，圖會變成什麼樣子？3. 那酪梨那題的「月分」為什麼可以連線？月分也是名字啊。4. 如果把丹丹的橫軸改成「第 1 個人、第 2 個人」，是不是就可以了？5. 兩張圖如果都對，為什麼課本要問這一題？</w:t>
             </w:r>
           </w:p>
         </w:tc>
@@ -1975,54 +1408,42 @@
       <w:tr>
         <w:tc>
           <w:tcPr>
-            <w:tcW w:w="1413" w:type="dxa"/>
-          </w:tcPr>
-          <w:p>
-            <w:r>
-              <w:rPr>
-                <w:rFonts w:ascii="標楷體" w:hAnsi="標楷體"/>
-              </w:rPr>
-              <w:t>教材</w:t>
-            </w:r>
-          </w:p>
-        </w:tc>
-        <w:tc>
-          <w:tcPr>
-            <w:tcW w:w="2410" w:type="dxa"/>
-          </w:tcPr>
-          <w:p>
-            <w:r>
-              <w:rPr>
-                <w:rFonts w:ascii="標楷體" w:hAnsi="標楷體"/>
-              </w:rPr>
-              <w:t>教具的使用策略</w:t>
-            </w:r>
-          </w:p>
-        </w:tc>
-        <w:tc>
-          <w:tcPr>
-            <w:tcW w:w="6633" w:type="dxa"/>
-          </w:tcPr>
-          <w:p>
-            <w:r>
-              <w:rPr>
-                <w:rFonts w:ascii="標楷體" w:hAnsi="標楷體"/>
-              </w:rPr>
-              <w:t>方格學習單（供各自繪製水溫折線圖）；小白板一組一片（寫下小組的判斷與理由）；平板拍攝各組學習單投影，讓不同的判斷與理由</w:t>
-            </w:r>
-            <w:proofErr w:type="gramStart"/>
-            <w:r>
-              <w:rPr>
-                <w:rFonts w:ascii="標楷體" w:hAnsi="標楷體"/>
-              </w:rPr>
-              <w:t>可視化</w:t>
-            </w:r>
-            <w:proofErr w:type="gramEnd"/>
-            <w:r>
-              <w:rPr>
-                <w:rFonts w:ascii="標楷體" w:hAnsi="標楷體"/>
-              </w:rPr>
-              <w:t>。</w:t>
+            <w:tcW w:type="dxa" w:w="794"/>
+            <w:vMerge/>
+          </w:tcPr>
+          <w:p/>
+        </w:tc>
+        <w:tc>
+          <w:tcPr>
+            <w:tcW w:type="dxa" w:w="2041"/>
+          </w:tcPr>
+          <w:p>
+            <w:pPr>
+              <w:spacing w:after="0"/>
+            </w:pPr>
+            <w:r>
+              <w:rPr>
+                <w:rFonts w:ascii="標楷體" w:hAnsi="標楷體"/>
+                <w:b w:val="0"/>
+              </w:rPr>
+              <w:t>教學活動的開展</w:t>
+            </w:r>
+          </w:p>
+        </w:tc>
+        <w:tc>
+          <w:tcPr>
+            <w:tcW w:type="dxa" w:w="7597"/>
+          </w:tcPr>
+          <w:p>
+            <w:pPr>
+              <w:spacing w:after="0"/>
+            </w:pPr>
+            <w:r>
+              <w:rPr>
+                <w:rFonts w:ascii="標楷體" w:hAnsi="標楷體"/>
+                <w:b w:val="0"/>
+              </w:rPr>
+              <w:t>個人繪圖（動手）→ 兩張圖的對照（觀察）→ 表態與說理（書寫）→ 小組協同（對話）→ 全班串連（分享與修正）。</w:t>
             </w:r>
           </w:p>
         </w:tc>
@@ -2030,75 +1451,42 @@
       <w:tr>
         <w:tc>
           <w:tcPr>
-            <w:tcW w:w="1413" w:type="dxa"/>
-          </w:tcPr>
-          <w:p>
-            <w:r>
-              <w:rPr>
-                <w:rFonts w:ascii="標楷體" w:hAnsi="標楷體"/>
-              </w:rPr>
-              <w:t>教材</w:t>
-            </w:r>
-          </w:p>
-        </w:tc>
-        <w:tc>
-          <w:tcPr>
-            <w:tcW w:w="2410" w:type="dxa"/>
-          </w:tcPr>
-          <w:p>
-            <w:r>
-              <w:rPr>
-                <w:rFonts w:ascii="標楷體" w:hAnsi="標楷體"/>
-              </w:rPr>
-              <w:t>教材的使用價值</w:t>
-            </w:r>
-          </w:p>
-        </w:tc>
-        <w:tc>
-          <w:tcPr>
-            <w:tcW w:w="6633" w:type="dxa"/>
-          </w:tcPr>
-          <w:p>
-            <w:r>
-              <w:rPr>
-                <w:rFonts w:ascii="標楷體" w:hAnsi="標楷體"/>
-              </w:rPr>
-              <w:t>課本單元末素養評量原題。它的價值在於答案</w:t>
-            </w:r>
-            <w:proofErr w:type="gramStart"/>
-            <w:r>
-              <w:rPr>
-                <w:rFonts w:ascii="標楷體" w:hAnsi="標楷體"/>
-              </w:rPr>
-              <w:t>不</w:t>
-            </w:r>
-            <w:proofErr w:type="gramEnd"/>
-            <w:r>
-              <w:rPr>
-                <w:rFonts w:ascii="標楷體" w:hAnsi="標楷體"/>
-              </w:rPr>
-              <w:t>唯一而爭點單一：兩張圖都畫得合理，分歧只在橫軸的資料性質。這使全班的討論不會發散成各</w:t>
-            </w:r>
-            <w:proofErr w:type="gramStart"/>
-            <w:r>
-              <w:rPr>
-                <w:rFonts w:ascii="標楷體" w:hAnsi="標楷體"/>
-              </w:rPr>
-              <w:t>說各話</w:t>
-            </w:r>
-            <w:proofErr w:type="gramEnd"/>
-            <w:r>
-              <w:rPr>
-                <w:rFonts w:ascii="標楷體" w:hAnsi="標楷體"/>
-              </w:rPr>
-              <w:t>，而會收斂到本單元的核心</w:t>
-            </w:r>
-            <w:r>
-              <w:rPr>
-                <w:rFonts w:ascii="標楷體" w:hAnsi="標楷體"/>
-              </w:rPr>
-              <w:lastRenderedPageBreak/>
-              <w:t>規準上。</w:t>
+            <w:tcW w:type="dxa" w:w="794"/>
+            <w:vMerge/>
+          </w:tcPr>
+          <w:p/>
+        </w:tc>
+        <w:tc>
+          <w:tcPr>
+            <w:tcW w:type="dxa" w:w="2041"/>
+          </w:tcPr>
+          <w:p>
+            <w:pPr>
+              <w:spacing w:after="0"/>
+            </w:pPr>
+            <w:r>
+              <w:rPr>
+                <w:rFonts w:ascii="標楷體" w:hAnsi="標楷體"/>
+                <w:b w:val="0"/>
+              </w:rPr>
+              <w:t>教學語言的優化</w:t>
+            </w:r>
+          </w:p>
+        </w:tc>
+        <w:tc>
+          <w:tcPr>
+            <w:tcW w:type="dxa" w:w="7597"/>
+          </w:tcPr>
+          <w:p>
+            <w:pPr>
+              <w:spacing w:after="0"/>
+            </w:pPr>
+            <w:r>
+              <w:rPr>
+                <w:rFonts w:ascii="標楷體" w:hAnsi="標楷體"/>
+                <w:b w:val="0"/>
+              </w:rPr>
+              <w:t>說話速度放慢，拋出課題後閉嘴等待，不急著解釋題意。學生講錯時不說「錯了」，改用「再一次！」或轉問同儕。學生沉默時不催、不換人。站位要能把全班納入視域，特別留意ㄇ字型兩端的學生。</w:t>
             </w:r>
           </w:p>
         </w:tc>
@@ -2106,65 +1494,53 @@
       <w:tr>
         <w:tc>
           <w:tcPr>
-            <w:tcW w:w="1413" w:type="dxa"/>
-          </w:tcPr>
-          <w:p>
-            <w:r>
-              <w:rPr>
-                <w:rFonts w:ascii="標楷體" w:hAnsi="標楷體"/>
-              </w:rPr>
-              <w:lastRenderedPageBreak/>
+            <w:tcW w:type="dxa" w:w="794"/>
+            <w:vMerge w:val="restart"/>
+          </w:tcPr>
+          <w:p>
+            <w:pPr>
+              <w:spacing w:after="0"/>
+            </w:pPr>
+            <w:r>
+              <w:rPr>
+                <w:rFonts w:ascii="標楷體" w:hAnsi="標楷體"/>
+                <w:b w:val="0"/>
+              </w:rPr>
               <w:t>教材</w:t>
             </w:r>
           </w:p>
         </w:tc>
         <w:tc>
           <w:tcPr>
-            <w:tcW w:w="2410" w:type="dxa"/>
-          </w:tcPr>
-          <w:p>
-            <w:r>
-              <w:rPr>
-                <w:rFonts w:ascii="標楷體" w:hAnsi="標楷體"/>
-              </w:rPr>
-              <w:t>教學目標的設計</w:t>
-            </w:r>
-          </w:p>
-        </w:tc>
-        <w:tc>
-          <w:tcPr>
-            <w:tcW w:w="6633" w:type="dxa"/>
-          </w:tcPr>
-          <w:p>
-            <w:r>
-              <w:rPr>
-                <w:rFonts w:ascii="標楷體" w:hAnsi="標楷體"/>
-              </w:rPr>
-              <w:t>本節不增加新的繪圖技術，改以判斷與說理為目標。學習目標</w:t>
-            </w:r>
-            <w:r>
-              <w:rPr>
-                <w:rFonts w:ascii="標楷體" w:hAnsi="標楷體"/>
-              </w:rPr>
-              <w:t xml:space="preserve"> 2</w:t>
-            </w:r>
-            <w:r>
-              <w:rPr>
-                <w:rFonts w:ascii="標楷體" w:hAnsi="標楷體"/>
-              </w:rPr>
-              <w:t>「能說出判斷的理由」刻意要求理由，而非只要答案，對應</w:t>
-            </w:r>
-            <w:r>
-              <w:rPr>
-                <w:rFonts w:ascii="標楷體" w:hAnsi="標楷體"/>
-              </w:rPr>
-              <w:t xml:space="preserve"> d-III-1 </w:t>
-            </w:r>
-            <w:r>
-              <w:rPr>
-                <w:rFonts w:ascii="標楷體" w:hAnsi="標楷體"/>
-              </w:rPr>
-              <w:t>的「據以做簡單推論」。</w:t>
+            <w:tcW w:type="dxa" w:w="2041"/>
+          </w:tcPr>
+          <w:p>
+            <w:pPr>
+              <w:spacing w:after="0"/>
+            </w:pPr>
+            <w:r>
+              <w:rPr>
+                <w:rFonts w:ascii="標楷體" w:hAnsi="標楷體"/>
+                <w:b w:val="0"/>
+              </w:rPr>
+              <w:t>教具的使用策略</w:t>
+            </w:r>
+          </w:p>
+        </w:tc>
+        <w:tc>
+          <w:tcPr>
+            <w:tcW w:type="dxa" w:w="7597"/>
+          </w:tcPr>
+          <w:p>
+            <w:pPr>
+              <w:spacing w:after="0"/>
+            </w:pPr>
+            <w:r>
+              <w:rPr>
+                <w:rFonts w:ascii="標楷體" w:hAnsi="標楷體"/>
+                <w:b w:val="0"/>
+              </w:rPr>
+              <w:t>方格學習單（供各自繪製水溫折線圖）；小白板一組一片（寫下小組的判斷與理由）；平板拍攝各組學習單投影，讓不同的判斷與理由可視化。</w:t>
             </w:r>
           </w:p>
         </w:tc>
@@ -2172,102 +1548,42 @@
       <w:tr>
         <w:tc>
           <w:tcPr>
-            <w:tcW w:w="1413" w:type="dxa"/>
-          </w:tcPr>
-          <w:p>
-            <w:r>
-              <w:rPr>
-                <w:rFonts w:ascii="標楷體" w:hAnsi="標楷體"/>
-              </w:rPr>
-              <w:t>教材</w:t>
-            </w:r>
-          </w:p>
-        </w:tc>
-        <w:tc>
-          <w:tcPr>
-            <w:tcW w:w="2410" w:type="dxa"/>
-          </w:tcPr>
-          <w:p>
-            <w:r>
-              <w:rPr>
-                <w:rFonts w:ascii="標楷體" w:hAnsi="標楷體"/>
-              </w:rPr>
-              <w:t>學科作業的設計</w:t>
-            </w:r>
-          </w:p>
-        </w:tc>
-        <w:tc>
-          <w:tcPr>
-            <w:tcW w:w="6633" w:type="dxa"/>
-          </w:tcPr>
-          <w:p>
-            <w:r>
-              <w:rPr>
-                <w:rFonts w:ascii="標楷體" w:hAnsi="標楷體"/>
-              </w:rPr>
-              <w:t>一人一份學習單，含三欄：</w:t>
-            </w:r>
-            <w:r>
-              <w:rPr>
-                <w:rFonts w:ascii="標楷體" w:hAnsi="標楷體"/>
-              </w:rPr>
-              <w:t xml:space="preserve">(1) </w:t>
-            </w:r>
-            <w:r>
-              <w:rPr>
-                <w:rFonts w:ascii="標楷體" w:hAnsi="標楷體"/>
-              </w:rPr>
-              <w:t>依表格畫出水溫折線圖；</w:t>
-            </w:r>
-            <w:r>
-              <w:rPr>
-                <w:rFonts w:ascii="標楷體" w:hAnsi="標楷體"/>
-              </w:rPr>
-              <w:t xml:space="preserve">(2) </w:t>
-            </w:r>
-            <w:r>
-              <w:rPr>
-                <w:rFonts w:ascii="標楷體" w:hAnsi="標楷體"/>
-              </w:rPr>
-              <w:t>我同意／不同意妮</w:t>
-            </w:r>
-            <w:proofErr w:type="gramStart"/>
-            <w:r>
-              <w:rPr>
-                <w:rFonts w:ascii="標楷體" w:hAnsi="標楷體"/>
-              </w:rPr>
-              <w:t>妮</w:t>
-            </w:r>
-            <w:proofErr w:type="gramEnd"/>
-            <w:r>
-              <w:rPr>
-                <w:rFonts w:ascii="標楷體" w:hAnsi="標楷體"/>
-              </w:rPr>
-              <w:t>，因為＿＿；</w:t>
-            </w:r>
-            <w:r>
-              <w:rPr>
-                <w:rFonts w:ascii="標楷體" w:hAnsi="標楷體"/>
-              </w:rPr>
-              <w:t xml:space="preserve">(3) </w:t>
-            </w:r>
-            <w:r>
-              <w:rPr>
-                <w:rFonts w:ascii="標楷體" w:hAnsi="標楷體"/>
-              </w:rPr>
-              <w:t>聽完別人的想法後，我改變或補充的地方。第</w:t>
-            </w:r>
-            <w:r>
-              <w:rPr>
-                <w:rFonts w:ascii="標楷體" w:hAnsi="標楷體"/>
-              </w:rPr>
-              <w:t xml:space="preserve"> 3 </w:t>
-            </w:r>
-            <w:r>
-              <w:rPr>
-                <w:rFonts w:ascii="標楷體" w:hAnsi="標楷體"/>
-              </w:rPr>
-              <w:t>欄是本節協同學習是否發生的證據。</w:t>
+            <w:tcW w:type="dxa" w:w="794"/>
+            <w:vMerge/>
+          </w:tcPr>
+          <w:p/>
+        </w:tc>
+        <w:tc>
+          <w:tcPr>
+            <w:tcW w:type="dxa" w:w="2041"/>
+          </w:tcPr>
+          <w:p>
+            <w:pPr>
+              <w:spacing w:after="0"/>
+            </w:pPr>
+            <w:r>
+              <w:rPr>
+                <w:rFonts w:ascii="標楷體" w:hAnsi="標楷體"/>
+                <w:b w:val="0"/>
+              </w:rPr>
+              <w:t>教材的使用價值</w:t>
+            </w:r>
+          </w:p>
+        </w:tc>
+        <w:tc>
+          <w:tcPr>
+            <w:tcW w:type="dxa" w:w="7597"/>
+          </w:tcPr>
+          <w:p>
+            <w:pPr>
+              <w:spacing w:after="0"/>
+            </w:pPr>
+            <w:r>
+              <w:rPr>
+                <w:rFonts w:ascii="標楷體" w:hAnsi="標楷體"/>
+                <w:b w:val="0"/>
+              </w:rPr>
+              <w:t>課本單元末素養評量原題。它的價值在於答案不唯一而爭點單一：兩張圖都畫得合理，分歧只在橫軸的資料性質。這使全班的討論不會發散成各說各話，而會收斂到本單元的核心規準上。</w:t>
             </w:r>
           </w:p>
         </w:tc>
@@ -2275,62 +1591,42 @@
       <w:tr>
         <w:tc>
           <w:tcPr>
-            <w:tcW w:w="1413" w:type="dxa"/>
-          </w:tcPr>
-          <w:p>
-            <w:r>
-              <w:rPr>
-                <w:rFonts w:ascii="標楷體" w:hAnsi="標楷體"/>
-              </w:rPr>
-              <w:t>環境</w:t>
-            </w:r>
-          </w:p>
-        </w:tc>
-        <w:tc>
-          <w:tcPr>
-            <w:tcW w:w="2410" w:type="dxa"/>
-          </w:tcPr>
-          <w:p>
-            <w:r>
-              <w:rPr>
-                <w:rFonts w:ascii="標楷體" w:hAnsi="標楷體"/>
-              </w:rPr>
-              <w:t>教學情景的創設</w:t>
-            </w:r>
-          </w:p>
-        </w:tc>
-        <w:tc>
-          <w:tcPr>
-            <w:tcW w:w="6633" w:type="dxa"/>
-          </w:tcPr>
-          <w:p>
-            <w:proofErr w:type="gramStart"/>
-            <w:r>
-              <w:rPr>
-                <w:rFonts w:ascii="標楷體" w:hAnsi="標楷體"/>
-              </w:rPr>
-              <w:t>ㄇ</w:t>
-            </w:r>
-            <w:proofErr w:type="gramEnd"/>
-            <w:r>
-              <w:rPr>
-                <w:rFonts w:ascii="標楷體" w:hAnsi="標楷體"/>
-              </w:rPr>
-              <w:t>字型座位，四人一組，方便孩子在組內協同並能同時看見黑板與其他組。教師</w:t>
-            </w:r>
-            <w:proofErr w:type="gramStart"/>
-            <w:r>
-              <w:rPr>
-                <w:rFonts w:ascii="標楷體" w:hAnsi="標楷體"/>
-              </w:rPr>
-              <w:t>站位須能</w:t>
-            </w:r>
-            <w:proofErr w:type="gramEnd"/>
-            <w:r>
-              <w:rPr>
-                <w:rFonts w:ascii="標楷體" w:hAnsi="標楷體"/>
-              </w:rPr>
-              <w:t>將全體學生納入視域，避免遺漏學習訊息。</w:t>
+            <w:tcW w:type="dxa" w:w="794"/>
+            <w:vMerge/>
+          </w:tcPr>
+          <w:p/>
+        </w:tc>
+        <w:tc>
+          <w:tcPr>
+            <w:tcW w:type="dxa" w:w="2041"/>
+          </w:tcPr>
+          <w:p>
+            <w:pPr>
+              <w:spacing w:after="0"/>
+            </w:pPr>
+            <w:r>
+              <w:rPr>
+                <w:rFonts w:ascii="標楷體" w:hAnsi="標楷體"/>
+                <w:b w:val="0"/>
+              </w:rPr>
+              <w:t>教學目標的設計</w:t>
+            </w:r>
+          </w:p>
+        </w:tc>
+        <w:tc>
+          <w:tcPr>
+            <w:tcW w:type="dxa" w:w="7597"/>
+          </w:tcPr>
+          <w:p>
+            <w:pPr>
+              <w:spacing w:after="0"/>
+            </w:pPr>
+            <w:r>
+              <w:rPr>
+                <w:rFonts w:ascii="標楷體" w:hAnsi="標楷體"/>
+                <w:b w:val="0"/>
+              </w:rPr>
+              <w:t>本節不增加新的繪圖技術，改以判斷與說理為目標。學習目標 2「能說出判斷的理由」刻意要求理由，而非只要答案，對應 d-III-1 的「據以做簡單推論」。</w:t>
             </w:r>
           </w:p>
         </w:tc>
@@ -2338,66 +1634,42 @@
       <w:tr>
         <w:tc>
           <w:tcPr>
-            <w:tcW w:w="1413" w:type="dxa"/>
-          </w:tcPr>
-          <w:p>
-            <w:r>
-              <w:rPr>
-                <w:rFonts w:ascii="標楷體" w:hAnsi="標楷體"/>
-              </w:rPr>
-              <w:t>環境</w:t>
-            </w:r>
-          </w:p>
-        </w:tc>
-        <w:tc>
-          <w:tcPr>
-            <w:tcW w:w="2410" w:type="dxa"/>
-          </w:tcPr>
-          <w:p>
-            <w:r>
-              <w:rPr>
-                <w:rFonts w:ascii="標楷體" w:hAnsi="標楷體"/>
-              </w:rPr>
-              <w:t>課程資源的開發</w:t>
-            </w:r>
-          </w:p>
-        </w:tc>
-        <w:tc>
-          <w:tcPr>
-            <w:tcW w:w="6633" w:type="dxa"/>
-          </w:tcPr>
-          <w:p>
-            <w:r>
-              <w:rPr>
-                <w:rFonts w:ascii="標楷體" w:hAnsi="標楷體"/>
-              </w:rPr>
-              <w:t>課本</w:t>
-            </w:r>
-            <w:r>
-              <w:rPr>
-                <w:rFonts w:ascii="標楷體" w:hAnsi="標楷體"/>
-              </w:rPr>
-              <w:t xml:space="preserve"> p.14 </w:t>
-            </w:r>
-            <w:r>
-              <w:rPr>
-                <w:rFonts w:ascii="標楷體" w:hAnsi="標楷體"/>
-              </w:rPr>
-              <w:t>素養評量的兩張折線圖放大投影；備妥前幾節用過的酪梨售價圖與基隆澎湖降雨</w:t>
-            </w:r>
-            <w:proofErr w:type="gramStart"/>
-            <w:r>
-              <w:rPr>
-                <w:rFonts w:ascii="標楷體" w:hAnsi="標楷體"/>
-              </w:rPr>
-              <w:t>日數圖</w:t>
-            </w:r>
-            <w:proofErr w:type="gramEnd"/>
-            <w:r>
-              <w:rPr>
-                <w:rFonts w:ascii="標楷體" w:hAnsi="標楷體"/>
-              </w:rPr>
-              <w:t>，供學生在爭論時回頭比對「什麼樣的橫軸可以連線」。</w:t>
+            <w:tcW w:type="dxa" w:w="794"/>
+            <w:vMerge/>
+          </w:tcPr>
+          <w:p/>
+        </w:tc>
+        <w:tc>
+          <w:tcPr>
+            <w:tcW w:type="dxa" w:w="2041"/>
+          </w:tcPr>
+          <w:p>
+            <w:pPr>
+              <w:spacing w:after="0"/>
+            </w:pPr>
+            <w:r>
+              <w:rPr>
+                <w:rFonts w:ascii="標楷體" w:hAnsi="標楷體"/>
+                <w:b w:val="0"/>
+              </w:rPr>
+              <w:t>學科作業的設計</w:t>
+            </w:r>
+          </w:p>
+        </w:tc>
+        <w:tc>
+          <w:tcPr>
+            <w:tcW w:type="dxa" w:w="7597"/>
+          </w:tcPr>
+          <w:p>
+            <w:pPr>
+              <w:spacing w:after="0"/>
+            </w:pPr>
+            <w:r>
+              <w:rPr>
+                <w:rFonts w:ascii="標楷體" w:hAnsi="標楷體"/>
+                <w:b w:val="0"/>
+              </w:rPr>
+              <w:t>一人一份學習單，含三欄：(1) 依表格畫出水溫折線圖；(2) 我同意／不同意妮妮，因為＿＿；(3) 聽完別人的想法後，我改變或補充的地方。第 3 欄是本節協同學習是否發生的證據。</w:t>
             </w:r>
           </w:p>
         </w:tc>
@@ -2405,106 +1677,53 @@
       <w:tr>
         <w:tc>
           <w:tcPr>
-            <w:tcW w:w="1413" w:type="dxa"/>
-          </w:tcPr>
-          <w:p>
-            <w:r>
-              <w:rPr>
-                <w:rFonts w:ascii="標楷體" w:hAnsi="標楷體"/>
-              </w:rPr>
-              <w:t>教師</w:t>
-            </w:r>
-          </w:p>
-        </w:tc>
-        <w:tc>
-          <w:tcPr>
-            <w:tcW w:w="2410" w:type="dxa"/>
-          </w:tcPr>
-          <w:p>
-            <w:r>
-              <w:rPr>
-                <w:rFonts w:ascii="標楷體" w:hAnsi="標楷體"/>
-              </w:rPr>
-              <w:t>教學過程的構建</w:t>
-            </w:r>
-          </w:p>
-        </w:tc>
-        <w:tc>
-          <w:tcPr>
-            <w:tcW w:w="6633" w:type="dxa"/>
-          </w:tcPr>
-          <w:p>
-            <w:r>
-              <w:rPr>
-                <w:rFonts w:ascii="標楷體" w:hAnsi="標楷體"/>
-              </w:rPr>
-              <w:t>以建構式學習為核心，「自我嘗試在先，教師引導輔助」。路徑：各自畫圖</w:t>
-            </w:r>
-            <w:proofErr w:type="gramStart"/>
-            <w:r>
-              <w:rPr>
-                <w:rFonts w:ascii="標楷體" w:hAnsi="標楷體"/>
-              </w:rPr>
-              <w:t>—</w:t>
-            </w:r>
-            <w:proofErr w:type="gramEnd"/>
-            <w:r>
-              <w:rPr>
-                <w:rFonts w:ascii="標楷體" w:hAnsi="標楷體"/>
-              </w:rPr>
-              <w:t>看見兩種畫法</w:t>
-            </w:r>
-            <w:proofErr w:type="gramStart"/>
-            <w:r>
-              <w:rPr>
-                <w:rFonts w:ascii="標楷體" w:hAnsi="標楷體"/>
-              </w:rPr>
-              <w:t>—</w:t>
-            </w:r>
-            <w:proofErr w:type="gramEnd"/>
-            <w:r>
-              <w:rPr>
-                <w:rFonts w:ascii="標楷體" w:hAnsi="標楷體"/>
-              </w:rPr>
-              <w:t>各自表態</w:t>
-            </w:r>
-            <w:proofErr w:type="gramStart"/>
-            <w:r>
-              <w:rPr>
-                <w:rFonts w:ascii="標楷體" w:hAnsi="標楷體"/>
-              </w:rPr>
-              <w:t>—</w:t>
-            </w:r>
-            <w:proofErr w:type="gramEnd"/>
-            <w:r>
-              <w:rPr>
-                <w:rFonts w:ascii="標楷體" w:hAnsi="標楷體"/>
-              </w:rPr>
-              <w:t>小組說服與修正</w:t>
-            </w:r>
-            <w:r>
-              <w:rPr>
-                <w:rFonts w:ascii="標楷體" w:hAnsi="標楷體"/>
-              </w:rPr>
-              <w:t>—</w:t>
-            </w:r>
-            <w:r>
-              <w:rPr>
-                <w:rFonts w:ascii="標楷體" w:hAnsi="標楷體"/>
-              </w:rPr>
-              <w:t>全班串連分歧</w:t>
-            </w:r>
-            <w:r>
-              <w:rPr>
-                <w:rFonts w:ascii="標楷體" w:hAnsi="標楷體"/>
-              </w:rPr>
-              <w:t>—</w:t>
-            </w:r>
-            <w:r>
-              <w:rPr>
-                <w:rFonts w:ascii="標楷體" w:hAnsi="標楷體"/>
-              </w:rPr>
-              <w:t>回到規準。</w:t>
+            <w:tcW w:type="dxa" w:w="794"/>
+            <w:vMerge w:val="restart"/>
+          </w:tcPr>
+          <w:p>
+            <w:pPr>
+              <w:spacing w:after="0"/>
+            </w:pPr>
+            <w:r>
+              <w:rPr>
+                <w:rFonts w:ascii="標楷體" w:hAnsi="標楷體"/>
+                <w:b w:val="0"/>
+              </w:rPr>
+              <w:t>學生</w:t>
+            </w:r>
+          </w:p>
+        </w:tc>
+        <w:tc>
+          <w:tcPr>
+            <w:tcW w:type="dxa" w:w="2041"/>
+          </w:tcPr>
+          <w:p>
+            <w:pPr>
+              <w:spacing w:after="0"/>
+            </w:pPr>
+            <w:r>
+              <w:rPr>
+                <w:rFonts w:ascii="標楷體" w:hAnsi="標楷體"/>
+                <w:b w:val="0"/>
+              </w:rPr>
+              <w:t>學生的心智水平</w:t>
+            </w:r>
+          </w:p>
+        </w:tc>
+        <w:tc>
+          <w:tcPr>
+            <w:tcW w:type="dxa" w:w="7597"/>
+          </w:tcPr>
+          <w:p>
+            <w:pPr>
+              <w:spacing w:after="0"/>
+            </w:pPr>
+            <w:r>
+              <w:rPr>
+                <w:rFonts w:ascii="標楷體" w:hAnsi="標楷體"/>
+                <w:b w:val="0"/>
+              </w:rPr>
+              <w:t>已能報讀長條圖與折線圖、能依表格資料繪製簡單與含省略符號的折線圖、知道「有序資料用折線圖」這句話。未能在具體情境中用這條規準做判斷並說明理由——本節的起點就在這個落差上。</w:t>
             </w:r>
           </w:p>
         </w:tc>
@@ -2512,172 +1731,42 @@
       <w:tr>
         <w:tc>
           <w:tcPr>
-            <w:tcW w:w="1413" w:type="dxa"/>
-          </w:tcPr>
-          <w:p>
-            <w:r>
-              <w:rPr>
-                <w:rFonts w:ascii="標楷體" w:hAnsi="標楷體"/>
-              </w:rPr>
-              <w:t>教師</w:t>
-            </w:r>
-          </w:p>
-        </w:tc>
-        <w:tc>
-          <w:tcPr>
-            <w:tcW w:w="2410" w:type="dxa"/>
-          </w:tcPr>
-          <w:p>
-            <w:r>
-              <w:rPr>
-                <w:rFonts w:ascii="標楷體" w:hAnsi="標楷體"/>
-              </w:rPr>
-              <w:t>師生問題的生成</w:t>
-            </w:r>
-          </w:p>
-        </w:tc>
-        <w:tc>
-          <w:tcPr>
-            <w:tcW w:w="6633" w:type="dxa"/>
-          </w:tcPr>
-          <w:p>
-            <w:r>
-              <w:rPr>
-                <w:rFonts w:ascii="標楷體" w:hAnsi="標楷體"/>
-              </w:rPr>
-              <w:t>預想學生會提出的問題：</w:t>
-            </w:r>
-            <w:r>
-              <w:rPr>
-                <w:rFonts w:ascii="標楷體" w:hAnsi="標楷體"/>
-              </w:rPr>
-              <w:t xml:space="preserve">1. </w:t>
-            </w:r>
-            <w:r>
-              <w:rPr>
-                <w:rFonts w:ascii="標楷體" w:hAnsi="標楷體"/>
-              </w:rPr>
-              <w:t>老師，丹</w:t>
-            </w:r>
-            <w:proofErr w:type="gramStart"/>
-            <w:r>
-              <w:rPr>
-                <w:rFonts w:ascii="標楷體" w:hAnsi="標楷體"/>
-              </w:rPr>
-              <w:t>丹</w:t>
-            </w:r>
-            <w:proofErr w:type="gramEnd"/>
-            <w:r>
-              <w:rPr>
-                <w:rFonts w:ascii="標楷體" w:hAnsi="標楷體"/>
-              </w:rPr>
-              <w:t>的圖橫軸是人名，可是線一模一樣，這樣算對嗎？</w:t>
-            </w:r>
-            <w:r>
-              <w:rPr>
-                <w:rFonts w:ascii="標楷體" w:hAnsi="標楷體"/>
-              </w:rPr>
-              <w:t xml:space="preserve">2. </w:t>
-            </w:r>
-            <w:r>
-              <w:rPr>
-                <w:rFonts w:ascii="標楷體" w:hAnsi="標楷體"/>
-              </w:rPr>
-              <w:t>如果</w:t>
-            </w:r>
-            <w:r>
-              <w:rPr>
-                <w:rFonts w:ascii="標楷體" w:hAnsi="標楷體"/>
-              </w:rPr>
-              <w:t xml:space="preserve"> A~E </w:t>
-            </w:r>
-            <w:r>
-              <w:rPr>
-                <w:rFonts w:ascii="標楷體" w:hAnsi="標楷體"/>
-              </w:rPr>
-              <w:t>不是照時間順序記錄的，圖會變成什麼樣子？</w:t>
-            </w:r>
-            <w:r>
-              <w:rPr>
-                <w:rFonts w:ascii="標楷體" w:hAnsi="標楷體"/>
-              </w:rPr>
-              <w:t xml:space="preserve">3. </w:t>
-            </w:r>
-            <w:proofErr w:type="gramStart"/>
-            <w:r>
-              <w:rPr>
-                <w:rFonts w:ascii="標楷體" w:hAnsi="標楷體"/>
-              </w:rPr>
-              <w:t>那酪梨那題</w:t>
-            </w:r>
-            <w:proofErr w:type="gramEnd"/>
-            <w:r>
-              <w:rPr>
-                <w:rFonts w:ascii="標楷體" w:hAnsi="標楷體"/>
-              </w:rPr>
-              <w:t>的「月分」為什麼可以連線？月分也是名字啊。</w:t>
-            </w:r>
-            <w:r>
-              <w:rPr>
-                <w:rFonts w:ascii="標楷體" w:hAnsi="標楷體"/>
-              </w:rPr>
-              <w:t xml:space="preserve">4. </w:t>
-            </w:r>
-            <w:r>
-              <w:rPr>
-                <w:rFonts w:ascii="標楷體" w:hAnsi="標楷體"/>
-              </w:rPr>
-              <w:t>如果把丹</w:t>
-            </w:r>
-            <w:proofErr w:type="gramStart"/>
-            <w:r>
-              <w:rPr>
-                <w:rFonts w:ascii="標楷體" w:hAnsi="標楷體"/>
-              </w:rPr>
-              <w:t>丹</w:t>
-            </w:r>
-            <w:proofErr w:type="gramEnd"/>
-            <w:r>
-              <w:rPr>
-                <w:rFonts w:ascii="標楷體" w:hAnsi="標楷體"/>
-              </w:rPr>
-              <w:t>的橫軸改成「第</w:t>
-            </w:r>
-            <w:r>
-              <w:rPr>
-                <w:rFonts w:ascii="標楷體" w:hAnsi="標楷體"/>
-              </w:rPr>
-              <w:t xml:space="preserve"> 1 </w:t>
-            </w:r>
-            <w:r>
-              <w:rPr>
-                <w:rFonts w:ascii="標楷體" w:hAnsi="標楷體"/>
-              </w:rPr>
-              <w:t>個人、第</w:t>
-            </w:r>
-            <w:r>
-              <w:rPr>
-                <w:rFonts w:ascii="標楷體" w:hAnsi="標楷體"/>
-              </w:rPr>
-              <w:t xml:space="preserve"> 2 </w:t>
-            </w:r>
-            <w:r>
-              <w:rPr>
-                <w:rFonts w:ascii="標楷體" w:hAnsi="標楷體"/>
-              </w:rPr>
-              <w:t>個人」，是不是就可以了？</w:t>
-            </w:r>
-            <w:r>
-              <w:rPr>
-                <w:rFonts w:ascii="標楷體" w:hAnsi="標楷體"/>
-              </w:rPr>
-              <w:t xml:space="preserve">5. </w:t>
-            </w:r>
-            <w:r>
-              <w:rPr>
-                <w:rFonts w:ascii="標楷體" w:hAnsi="標楷體"/>
-              </w:rPr>
-              <w:t>兩張圖如果都對，為什麼課本要問這一題？</w:t>
+            <w:tcW w:type="dxa" w:w="794"/>
+            <w:vMerge/>
+          </w:tcPr>
+          <w:p/>
+        </w:tc>
+        <w:tc>
+          <w:tcPr>
+            <w:tcW w:type="dxa" w:w="2041"/>
+          </w:tcPr>
+          <w:p>
+            <w:pPr>
+              <w:spacing w:after="0"/>
+            </w:pPr>
+            <w:r>
+              <w:rPr>
+                <w:rFonts w:ascii="標楷體" w:hAnsi="標楷體"/>
+                <w:b w:val="0"/>
+              </w:rPr>
+              <w:t>學習方式的選擇</w:t>
+            </w:r>
+          </w:p>
+        </w:tc>
+        <w:tc>
+          <w:tcPr>
+            <w:tcW w:type="dxa" w:w="7597"/>
+          </w:tcPr>
+          <w:p>
+            <w:pPr>
+              <w:spacing w:after="0"/>
+            </w:pPr>
+            <w:r>
+              <w:rPr>
+                <w:rFonts w:ascii="標楷體" w:hAnsi="標楷體"/>
+                <w:b w:val="0"/>
+              </w:rPr>
+              <w:t>個人先畫（人人動筆）→ Pair 快速對照 → 四人小組協同討論爭點 → 全班串連。一人一份學習單，協同化學習：每個人都要寫，但可以問、可以看、可以互相說。</w:t>
             </w:r>
           </w:p>
         </w:tc>
@@ -2685,88 +1774,53 @@
       <w:tr>
         <w:tc>
           <w:tcPr>
-            <w:tcW w:w="1413" w:type="dxa"/>
-          </w:tcPr>
-          <w:p>
-            <w:r>
-              <w:rPr>
-                <w:rFonts w:ascii="標楷體" w:hAnsi="標楷體"/>
-              </w:rPr>
-              <w:t>教師</w:t>
-            </w:r>
-          </w:p>
-        </w:tc>
-        <w:tc>
-          <w:tcPr>
-            <w:tcW w:w="2410" w:type="dxa"/>
-          </w:tcPr>
-          <w:p>
-            <w:r>
-              <w:rPr>
-                <w:rFonts w:ascii="標楷體" w:hAnsi="標楷體"/>
-              </w:rPr>
-              <w:t>教學活動的開展</w:t>
-            </w:r>
-          </w:p>
-        </w:tc>
-        <w:tc>
-          <w:tcPr>
-            <w:tcW w:w="6633" w:type="dxa"/>
-          </w:tcPr>
-          <w:p>
-            <w:r>
-              <w:rPr>
-                <w:rFonts w:ascii="標楷體" w:hAnsi="標楷體"/>
-              </w:rPr>
-              <w:t>個人繪圖（動手）</w:t>
-            </w:r>
-            <w:r>
-              <w:rPr>
-                <w:rFonts w:ascii="標楷體" w:hAnsi="標楷體"/>
-              </w:rPr>
-              <w:t xml:space="preserve">→ </w:t>
-            </w:r>
-            <w:r>
-              <w:rPr>
-                <w:rFonts w:ascii="標楷體" w:hAnsi="標楷體"/>
-              </w:rPr>
-              <w:t>兩張圖的對照（觀察）</w:t>
-            </w:r>
-            <w:r>
-              <w:rPr>
-                <w:rFonts w:ascii="標楷體" w:hAnsi="標楷體"/>
-              </w:rPr>
-              <w:t xml:space="preserve">→ </w:t>
-            </w:r>
-            <w:r>
-              <w:rPr>
-                <w:rFonts w:ascii="標楷體" w:hAnsi="標楷體"/>
-              </w:rPr>
-              <w:t>表態與說理（書寫）</w:t>
-            </w:r>
-            <w:r>
-              <w:rPr>
-                <w:rFonts w:ascii="標楷體" w:hAnsi="標楷體"/>
-              </w:rPr>
-              <w:t xml:space="preserve">→ </w:t>
-            </w:r>
-            <w:r>
-              <w:rPr>
-                <w:rFonts w:ascii="標楷體" w:hAnsi="標楷體"/>
-              </w:rPr>
-              <w:t>小組協同（對話）</w:t>
-            </w:r>
-            <w:r>
-              <w:rPr>
-                <w:rFonts w:ascii="標楷體" w:hAnsi="標楷體"/>
-              </w:rPr>
-              <w:t xml:space="preserve">→ </w:t>
-            </w:r>
-            <w:r>
-              <w:rPr>
-                <w:rFonts w:ascii="標楷體" w:hAnsi="標楷體"/>
-              </w:rPr>
-              <w:t>全班串連（分享與修正）。</w:t>
+            <w:tcW w:type="dxa" w:w="794"/>
+            <w:vMerge w:val="restart"/>
+          </w:tcPr>
+          <w:p>
+            <w:pPr>
+              <w:spacing w:after="0"/>
+            </w:pPr>
+            <w:r>
+              <w:rPr>
+                <w:rFonts w:ascii="標楷體" w:hAnsi="標楷體"/>
+                <w:b w:val="0"/>
+              </w:rPr>
+              <w:t>環境</w:t>
+            </w:r>
+          </w:p>
+        </w:tc>
+        <w:tc>
+          <w:tcPr>
+            <w:tcW w:type="dxa" w:w="2041"/>
+          </w:tcPr>
+          <w:p>
+            <w:pPr>
+              <w:spacing w:after="0"/>
+            </w:pPr>
+            <w:r>
+              <w:rPr>
+                <w:rFonts w:ascii="標楷體" w:hAnsi="標楷體"/>
+                <w:b w:val="0"/>
+              </w:rPr>
+              <w:t>教學情景的創設</w:t>
+            </w:r>
+          </w:p>
+        </w:tc>
+        <w:tc>
+          <w:tcPr>
+            <w:tcW w:type="dxa" w:w="7597"/>
+          </w:tcPr>
+          <w:p>
+            <w:pPr>
+              <w:spacing w:after="0"/>
+            </w:pPr>
+            <w:r>
+              <w:rPr>
+                <w:rFonts w:ascii="標楷體" w:hAnsi="標楷體"/>
+                <w:b w:val="0"/>
+              </w:rPr>
+              <w:t>ㄇ字型座位，四人一組，方便孩子在組內協同並能同時看見黑板與其他組。教師站位須能將全體學生納入視域，避免遺漏學習訊息。</w:t>
             </w:r>
           </w:p>
         </w:tc>
@@ -2774,54 +1828,42 @@
       <w:tr>
         <w:tc>
           <w:tcPr>
-            <w:tcW w:w="1413" w:type="dxa"/>
-          </w:tcPr>
-          <w:p>
-            <w:r>
-              <w:rPr>
-                <w:rFonts w:ascii="標楷體" w:hAnsi="標楷體"/>
-              </w:rPr>
-              <w:t>教師</w:t>
-            </w:r>
-          </w:p>
-        </w:tc>
-        <w:tc>
-          <w:tcPr>
-            <w:tcW w:w="2410" w:type="dxa"/>
-          </w:tcPr>
-          <w:p>
-            <w:r>
-              <w:rPr>
-                <w:rFonts w:ascii="標楷體" w:hAnsi="標楷體"/>
-              </w:rPr>
-              <w:t>教學語言的優化</w:t>
-            </w:r>
-          </w:p>
-        </w:tc>
-        <w:tc>
-          <w:tcPr>
-            <w:tcW w:w="6633" w:type="dxa"/>
-          </w:tcPr>
-          <w:p>
-            <w:r>
-              <w:rPr>
-                <w:rFonts w:ascii="標楷體" w:hAnsi="標楷體"/>
-              </w:rPr>
-              <w:t>說話速度放慢，拋出課題後閉嘴等待，不急著解釋題意。學生講錯時不說「錯了」，改用「再一次！」或轉問同儕。學生沉默時不催、不換人。站位要能把全班納入視域，特別留意</w:t>
-            </w:r>
-            <w:proofErr w:type="gramStart"/>
-            <w:r>
-              <w:rPr>
-                <w:rFonts w:ascii="標楷體" w:hAnsi="標楷體"/>
-              </w:rPr>
-              <w:t>ㄇ</w:t>
-            </w:r>
-            <w:proofErr w:type="gramEnd"/>
-            <w:r>
-              <w:rPr>
-                <w:rFonts w:ascii="標楷體" w:hAnsi="標楷體"/>
-              </w:rPr>
-              <w:t>字型兩端的學生。</w:t>
+            <w:tcW w:type="dxa" w:w="794"/>
+            <w:vMerge/>
+          </w:tcPr>
+          <w:p/>
+        </w:tc>
+        <w:tc>
+          <w:tcPr>
+            <w:tcW w:type="dxa" w:w="2041"/>
+          </w:tcPr>
+          <w:p>
+            <w:pPr>
+              <w:spacing w:after="0"/>
+            </w:pPr>
+            <w:r>
+              <w:rPr>
+                <w:rFonts w:ascii="標楷體" w:hAnsi="標楷體"/>
+                <w:b w:val="0"/>
+              </w:rPr>
+              <w:t>課程資源的開發</w:t>
+            </w:r>
+          </w:p>
+        </w:tc>
+        <w:tc>
+          <w:tcPr>
+            <w:tcW w:type="dxa" w:w="7597"/>
+          </w:tcPr>
+          <w:p>
+            <w:pPr>
+              <w:spacing w:after="0"/>
+            </w:pPr>
+            <w:r>
+              <w:rPr>
+                <w:rFonts w:ascii="標楷體" w:hAnsi="標楷體"/>
+                <w:b w:val="0"/>
+              </w:rPr>
+              <w:t>課本 p.14 素養評量的兩張折線圖放大投影；備妥前幾節用過的酪梨售價圖與基隆澎湖降雨日數圖，供學生在爭論時回頭比對「什麼樣的橫軸可以連線」。</w:t>
             </w:r>
           </w:p>
         </w:tc>
@@ -2858,7 +1900,7 @@
           </w:tcPr>
           <w:p>
             <w:pPr>
-              <w:spacing w:line="360" w:lineRule="auto"/>
+              <w:spacing w:line="360" w:lineRule="auto" w:after="0"/>
               <w:jc w:val="center"/>
               <w:rPr>
                 <w:rFonts w:ascii="標楷體" w:eastAsia="標楷體" w:hAnsi="標楷體"/>
@@ -2890,7 +1932,7 @@
           </w:tcPr>
           <w:p>
             <w:pPr>
-              <w:spacing w:line="276" w:lineRule="auto"/>
+              <w:spacing w:line="276" w:lineRule="auto" w:after="0"/>
               <w:jc w:val="both"/>
               <w:rPr>
                 <w:rFonts w:ascii="標楷體" w:eastAsia="標楷體" w:hAnsi="標楷體"/>
@@ -2900,92 +1942,9 @@
             <w:r>
               <w:rPr>
                 <w:rFonts w:ascii="標楷體" w:hAnsi="標楷體"/>
-              </w:rPr>
-              <w:t>本單元共</w:t>
-            </w:r>
-            <w:r>
-              <w:rPr>
-                <w:rFonts w:ascii="標楷體" w:hAnsi="標楷體"/>
-              </w:rPr>
-              <w:t xml:space="preserve"> 4 </w:t>
-            </w:r>
-            <w:r>
-              <w:rPr>
-                <w:rFonts w:ascii="標楷體" w:hAnsi="標楷體"/>
-              </w:rPr>
-              <w:t>節。第</w:t>
-            </w:r>
-            <w:r>
-              <w:rPr>
-                <w:rFonts w:ascii="標楷體" w:hAnsi="標楷體"/>
-              </w:rPr>
-              <w:t xml:space="preserve"> 1~2 </w:t>
-            </w:r>
-            <w:r>
-              <w:rPr>
-                <w:rFonts w:ascii="標楷體" w:hAnsi="標楷體"/>
-              </w:rPr>
-              <w:t>節為</w:t>
-            </w:r>
-            <w:r>
-              <w:rPr>
-                <w:rFonts w:ascii="標楷體" w:hAnsi="標楷體"/>
-              </w:rPr>
-              <w:t xml:space="preserve"> 1-1 </w:t>
-            </w:r>
-            <w:r>
-              <w:rPr>
-                <w:rFonts w:ascii="標楷體" w:hAnsi="標楷體"/>
-              </w:rPr>
-              <w:t>生活中的統計圖（分辨長條圖與折線圖的使用時機、報讀含省略符號的複雜折線圖、察覺兩筆資料的關聯性）；第</w:t>
-            </w:r>
-            <w:r>
-              <w:rPr>
-                <w:rFonts w:ascii="標楷體" w:hAnsi="標楷體"/>
-              </w:rPr>
-              <w:t xml:space="preserve"> 3 </w:t>
-            </w:r>
-            <w:r>
-              <w:rPr>
-                <w:rFonts w:ascii="標楷體" w:hAnsi="標楷體"/>
-              </w:rPr>
-              <w:t>節為</w:t>
-            </w:r>
-            <w:r>
-              <w:rPr>
-                <w:rFonts w:ascii="標楷體" w:hAnsi="標楷體"/>
-              </w:rPr>
-              <w:t xml:space="preserve"> 1-2 </w:t>
-            </w:r>
-            <w:r>
-              <w:rPr>
-                <w:rFonts w:ascii="標楷體" w:hAnsi="標楷體"/>
-              </w:rPr>
-              <w:t>製作折線圖（依表格繪製、含</w:t>
-            </w:r>
-            <w:r>
-              <w:rPr>
-                <w:rFonts w:ascii="標楷體" w:hAnsi="標楷體"/>
-              </w:rPr>
-              <w:t xml:space="preserve"> 0 </w:t>
-            </w:r>
-            <w:r>
-              <w:rPr>
-                <w:rFonts w:ascii="標楷體" w:hAnsi="標楷體"/>
-              </w:rPr>
-              <w:t>的資料、資料排序後繪製）。本次公開課為第</w:t>
-            </w:r>
-            <w:r>
-              <w:rPr>
-                <w:rFonts w:ascii="標楷體" w:hAnsi="標楷體"/>
-              </w:rPr>
-              <w:t xml:space="preserve"> 4 </w:t>
-            </w:r>
-            <w:r>
-              <w:rPr>
-                <w:rFonts w:ascii="標楷體" w:hAnsi="標楷體"/>
-              </w:rPr>
-              <w:t>節，以單元末的素養評量題進行統整。</w:t>
+                <w:b w:val="0"/>
+              </w:rPr>
+              <w:t>本單元共 4 節。第 1~2 節為 1-1 生活中的統計圖（分辨長條圖與折線圖的使用時機、報讀含省略符號的複雜折線圖、察覺兩筆資料的關聯性）；第 3 節為 1-2 製作折線圖（依表格繪製、含 0 的資料、資料排序後繪製）。本次公開課為第 4 節，以單元末的素養評量題進行統整。</w:t>
             </w:r>
           </w:p>
         </w:tc>
@@ -3133,6 +2092,7 @@
           </w:tcPr>
           <w:p>
             <w:pPr>
+              <w:spacing w:after="0"/>
               <w:jc w:val="center"/>
               <w:rPr>
                 <w:rFonts w:ascii="標楷體" w:eastAsia="標楷體" w:hAnsi="標楷體"/>
@@ -3148,6 +2108,9 @@
             </w:r>
           </w:p>
           <w:p>
+            <w:pPr>
+              <w:spacing w:after="0"/>
+            </w:pPr>
             <w:r>
               <w:rPr>
                 <w:rFonts w:ascii="標楷體" w:hAnsi="標楷體"/>
@@ -3164,6 +2127,7 @@
           </w:tcPr>
           <w:p>
             <w:pPr>
+              <w:spacing w:after="0"/>
               <w:ind w:leftChars="105" w:left="252"/>
               <w:jc w:val="both"/>
               <w:rPr>
@@ -3176,386 +2140,138 @@
             <w:r>
               <w:rPr>
                 <w:rFonts w:ascii="標楷體" w:hAnsi="標楷體"/>
-              </w:rPr>
-              <w:t xml:space="preserve">1. </w:t>
-            </w:r>
-            <w:r>
-              <w:rPr>
-                <w:rFonts w:ascii="標楷體" w:hAnsi="標楷體"/>
-              </w:rPr>
-              <w:t>讀資料（</w:t>
-            </w:r>
-            <w:r>
-              <w:rPr>
-                <w:rFonts w:ascii="標楷體" w:hAnsi="標楷體"/>
-              </w:rPr>
-              <w:t xml:space="preserve">1 </w:t>
-            </w:r>
-            <w:r>
-              <w:rPr>
-                <w:rFonts w:ascii="標楷體" w:hAnsi="標楷體"/>
-              </w:rPr>
-              <w:t>分）</w:t>
-            </w:r>
-          </w:p>
-          <w:p>
-            <w:r>
-              <w:rPr>
-                <w:rFonts w:ascii="標楷體" w:hAnsi="標楷體"/>
-              </w:rPr>
-              <w:t>各自輕聲讀水溫紀錄表：全班分組用酒精燈加熱</w:t>
-            </w:r>
-            <w:r>
-              <w:rPr>
-                <w:rFonts w:ascii="標楷體" w:hAnsi="標楷體"/>
-              </w:rPr>
-              <w:t xml:space="preserve"> 100 </w:t>
-            </w:r>
-            <w:r>
-              <w:rPr>
-                <w:rFonts w:ascii="標楷體" w:hAnsi="標楷體"/>
-              </w:rPr>
-              <w:t>毫升的水，每組</w:t>
-            </w:r>
-            <w:r>
-              <w:rPr>
-                <w:rFonts w:ascii="標楷體" w:hAnsi="標楷體"/>
-              </w:rPr>
-              <w:t xml:space="preserve"> 5 </w:t>
-            </w:r>
-            <w:r>
-              <w:rPr>
-                <w:rFonts w:ascii="標楷體" w:hAnsi="標楷體"/>
-              </w:rPr>
-              <w:t>人輪流記錄</w:t>
-            </w:r>
-            <w:proofErr w:type="gramStart"/>
-            <w:r>
-              <w:rPr>
-                <w:rFonts w:ascii="標楷體" w:hAnsi="標楷體"/>
-              </w:rPr>
-              <w:t>—</w:t>
-            </w:r>
-            <w:proofErr w:type="gramEnd"/>
-            <w:r>
-              <w:rPr>
-                <w:rFonts w:ascii="標楷體" w:hAnsi="標楷體"/>
-              </w:rPr>
-              <w:t xml:space="preserve">—A </w:t>
-            </w:r>
-            <w:r>
-              <w:rPr>
-                <w:rFonts w:ascii="標楷體" w:hAnsi="標楷體"/>
-              </w:rPr>
-              <w:t>加熱</w:t>
-            </w:r>
-            <w:r>
-              <w:rPr>
-                <w:rFonts w:ascii="標楷體" w:hAnsi="標楷體"/>
-              </w:rPr>
-              <w:t xml:space="preserve"> 2 </w:t>
-            </w:r>
-            <w:r>
-              <w:rPr>
-                <w:rFonts w:ascii="標楷體" w:hAnsi="標楷體"/>
-              </w:rPr>
-              <w:t>分鐘</w:t>
-            </w:r>
-            <w:r>
-              <w:rPr>
-                <w:rFonts w:ascii="標楷體" w:hAnsi="標楷體"/>
-              </w:rPr>
-              <w:t xml:space="preserve"> 25°C</w:t>
-            </w:r>
-            <w:r>
-              <w:rPr>
-                <w:rFonts w:ascii="標楷體" w:hAnsi="標楷體"/>
-              </w:rPr>
-              <w:t>、</w:t>
-            </w:r>
-            <w:r>
-              <w:rPr>
-                <w:rFonts w:ascii="標楷體" w:hAnsi="標楷體"/>
-              </w:rPr>
-              <w:t xml:space="preserve">B 4 </w:t>
-            </w:r>
-            <w:r>
-              <w:rPr>
-                <w:rFonts w:ascii="標楷體" w:hAnsi="標楷體"/>
-              </w:rPr>
-              <w:t>分鐘</w:t>
-            </w:r>
-            <w:r>
-              <w:rPr>
-                <w:rFonts w:ascii="標楷體" w:hAnsi="標楷體"/>
-              </w:rPr>
-              <w:t xml:space="preserve"> 31°C</w:t>
-            </w:r>
-            <w:r>
-              <w:rPr>
-                <w:rFonts w:ascii="標楷體" w:hAnsi="標楷體"/>
-              </w:rPr>
-              <w:t>、</w:t>
-            </w:r>
-            <w:r>
-              <w:rPr>
-                <w:rFonts w:ascii="標楷體" w:hAnsi="標楷體"/>
-              </w:rPr>
-              <w:t xml:space="preserve">C 6 </w:t>
-            </w:r>
-            <w:r>
-              <w:rPr>
-                <w:rFonts w:ascii="標楷體" w:hAnsi="標楷體"/>
-              </w:rPr>
-              <w:t>分鐘</w:t>
-            </w:r>
-            <w:r>
-              <w:rPr>
-                <w:rFonts w:ascii="標楷體" w:hAnsi="標楷體"/>
-              </w:rPr>
-              <w:t xml:space="preserve"> 37°C</w:t>
-            </w:r>
-            <w:r>
-              <w:rPr>
-                <w:rFonts w:ascii="標楷體" w:hAnsi="標楷體"/>
-              </w:rPr>
-              <w:t>、</w:t>
-            </w:r>
-            <w:r>
-              <w:rPr>
-                <w:rFonts w:ascii="標楷體" w:hAnsi="標楷體"/>
-              </w:rPr>
-              <w:t xml:space="preserve">D 8 </w:t>
-            </w:r>
-            <w:r>
-              <w:rPr>
-                <w:rFonts w:ascii="標楷體" w:hAnsi="標楷體"/>
-              </w:rPr>
-              <w:t>分鐘</w:t>
-            </w:r>
-            <w:r>
-              <w:rPr>
-                <w:rFonts w:ascii="標楷體" w:hAnsi="標楷體"/>
-              </w:rPr>
-              <w:t xml:space="preserve"> 43°C</w:t>
-            </w:r>
-            <w:r>
-              <w:rPr>
-                <w:rFonts w:ascii="標楷體" w:hAnsi="標楷體"/>
-              </w:rPr>
-              <w:t>、</w:t>
-            </w:r>
-            <w:r>
-              <w:rPr>
-                <w:rFonts w:ascii="標楷體" w:hAnsi="標楷體"/>
-              </w:rPr>
-              <w:t xml:space="preserve">E 10 </w:t>
-            </w:r>
-            <w:r>
-              <w:rPr>
-                <w:rFonts w:ascii="標楷體" w:hAnsi="標楷體"/>
-              </w:rPr>
-              <w:t>分鐘</w:t>
-            </w:r>
-            <w:r>
-              <w:rPr>
-                <w:rFonts w:ascii="標楷體" w:hAnsi="標楷體"/>
-              </w:rPr>
-              <w:t xml:space="preserve"> 49°C</w:t>
-            </w:r>
-            <w:r>
-              <w:rPr>
-                <w:rFonts w:ascii="標楷體" w:hAnsi="標楷體"/>
-              </w:rPr>
-              <w:t>。</w:t>
-            </w:r>
-          </w:p>
-          <w:p/>
-          <w:p>
-            <w:r>
-              <w:rPr>
-                <w:rFonts w:ascii="標楷體" w:hAnsi="標楷體"/>
-              </w:rPr>
-              <w:t>2.</w:t>
-            </w:r>
-            <w:r>
-              <w:rPr>
-                <w:rFonts w:ascii="標楷體" w:hAnsi="標楷體"/>
-              </w:rPr>
-              <w:t>〔共有課題〕各自畫圖（</w:t>
-            </w:r>
-            <w:r>
-              <w:rPr>
-                <w:rFonts w:ascii="標楷體" w:hAnsi="標楷體"/>
-              </w:rPr>
-              <w:t xml:space="preserve">5 </w:t>
-            </w:r>
-            <w:r>
-              <w:rPr>
-                <w:rFonts w:ascii="標楷體" w:hAnsi="標楷體"/>
-              </w:rPr>
-              <w:t>分）</w:t>
-            </w:r>
-          </w:p>
-          <w:p>
-            <w:r>
-              <w:rPr>
-                <w:rFonts w:ascii="標楷體" w:hAnsi="標楷體"/>
+                <w:b w:val="0"/>
+              </w:rPr>
+              <w:t>1. 讀資料（1 分）</w:t>
+            </w:r>
+          </w:p>
+          <w:p>
+            <w:pPr>
+              <w:spacing w:after="0"/>
+            </w:pPr>
+            <w:r>
+              <w:rPr>
+                <w:rFonts w:ascii="標楷體" w:hAnsi="標楷體"/>
+                <w:b w:val="0"/>
+              </w:rPr>
+              <w:t>各自輕聲讀水溫紀錄表：全班分組用酒精燈加熱 100 毫升的水，每組 5 人輪流記錄——A 加熱 2 分鐘 25°C、B 4 分鐘 31°C、C 6 分鐘 37°C、D 8 分鐘 43°C、E 10 分鐘 49°C。</w:t>
+            </w:r>
+          </w:p>
+          <w:p>
+            <w:pPr>
+              <w:spacing w:after="0"/>
+            </w:pPr>
+            <w:r>
+              <w:rPr>
+                <w:rFonts w:ascii="標楷體" w:hAnsi="標楷體"/>
+                <w:b w:val="0"/>
+              </w:rPr>
+            </w:r>
+          </w:p>
+          <w:p>
+            <w:pPr>
+              <w:spacing w:after="0"/>
+            </w:pPr>
+            <w:r>
+              <w:rPr>
+                <w:rFonts w:ascii="標楷體" w:hAnsi="標楷體"/>
+                <w:b w:val="0"/>
+              </w:rPr>
+              <w:t>2.〔共有課題〕各自畫圖（5 分）</w:t>
+            </w:r>
+          </w:p>
+          <w:p>
+            <w:pPr>
+              <w:spacing w:after="0"/>
+            </w:pPr>
+            <w:r>
+              <w:rPr>
+                <w:rFonts w:ascii="標楷體" w:hAnsi="標楷體"/>
+                <w:b w:val="0"/>
               </w:rPr>
               <w:t>在學習單的方格上，把這筆資料畫成折線圖。</w:t>
             </w:r>
           </w:p>
-          <w:p/>
-          <w:p>
-            <w:r>
-              <w:rPr>
-                <w:rFonts w:ascii="標楷體" w:hAnsi="標楷體"/>
-              </w:rPr>
-              <w:t xml:space="preserve">3. Pair </w:t>
-            </w:r>
-            <w:r>
-              <w:rPr>
-                <w:rFonts w:ascii="標楷體" w:hAnsi="標楷體"/>
-              </w:rPr>
-              <w:t>對照（</w:t>
-            </w:r>
-            <w:r>
-              <w:rPr>
-                <w:rFonts w:ascii="標楷體" w:hAnsi="標楷體"/>
-              </w:rPr>
-              <w:t xml:space="preserve">1 </w:t>
-            </w:r>
-            <w:r>
-              <w:rPr>
-                <w:rFonts w:ascii="標楷體" w:hAnsi="標楷體"/>
-              </w:rPr>
-              <w:t>分）</w:t>
-            </w:r>
-          </w:p>
-          <w:p>
-            <w:r>
-              <w:rPr>
-                <w:rFonts w:ascii="標楷體" w:hAnsi="標楷體"/>
+          <w:p>
+            <w:pPr>
+              <w:spacing w:after="0"/>
+            </w:pPr>
+            <w:r>
+              <w:rPr>
+                <w:rFonts w:ascii="標楷體" w:hAnsi="標楷體"/>
+                <w:b w:val="0"/>
+              </w:rPr>
+            </w:r>
+          </w:p>
+          <w:p>
+            <w:pPr>
+              <w:spacing w:after="0"/>
+            </w:pPr>
+            <w:r>
+              <w:rPr>
+                <w:rFonts w:ascii="標楷體" w:hAnsi="標楷體"/>
+                <w:b w:val="0"/>
+              </w:rPr>
+              <w:t>3. Pair 對照（1 分）</w:t>
+            </w:r>
+          </w:p>
+          <w:p>
+            <w:pPr>
+              <w:spacing w:after="0"/>
+            </w:pPr>
+            <w:r>
+              <w:rPr>
+                <w:rFonts w:ascii="標楷體" w:hAnsi="標楷體"/>
+                <w:b w:val="0"/>
               </w:rPr>
               <w:t>和旁邊的人交換看一下，有沒有畫得不一樣的地方。</w:t>
             </w:r>
           </w:p>
-          <w:p/>
-          <w:p>
-            <w:r>
-              <w:rPr>
-                <w:rFonts w:ascii="標楷體" w:hAnsi="標楷體"/>
-              </w:rPr>
-              <w:t xml:space="preserve">4. </w:t>
-            </w:r>
-            <w:r>
-              <w:rPr>
-                <w:rFonts w:ascii="標楷體" w:hAnsi="標楷體"/>
-              </w:rPr>
-              <w:t>看見兩種畫法、拋出課題（</w:t>
-            </w:r>
-            <w:r>
-              <w:rPr>
-                <w:rFonts w:ascii="標楷體" w:hAnsi="標楷體"/>
-              </w:rPr>
-              <w:t xml:space="preserve">3 </w:t>
-            </w:r>
-            <w:r>
-              <w:rPr>
-                <w:rFonts w:ascii="標楷體" w:hAnsi="標楷體"/>
-              </w:rPr>
-              <w:t>分）</w:t>
-            </w:r>
-          </w:p>
-          <w:p>
-            <w:r>
-              <w:rPr>
-                <w:rFonts w:ascii="標楷體" w:hAnsi="標楷體"/>
-              </w:rPr>
-              <w:t>投影皮</w:t>
-            </w:r>
-            <w:proofErr w:type="gramStart"/>
-            <w:r>
-              <w:rPr>
-                <w:rFonts w:ascii="標楷體" w:hAnsi="標楷體"/>
-              </w:rPr>
-              <w:t>皮</w:t>
-            </w:r>
-            <w:proofErr w:type="gramEnd"/>
-            <w:r>
-              <w:rPr>
-                <w:rFonts w:ascii="標楷體" w:hAnsi="標楷體"/>
-              </w:rPr>
-              <w:t>與丹丹的兩張折線圖。皮</w:t>
-            </w:r>
-            <w:proofErr w:type="gramStart"/>
-            <w:r>
-              <w:rPr>
-                <w:rFonts w:ascii="標楷體" w:hAnsi="標楷體"/>
-              </w:rPr>
-              <w:t>皮</w:t>
-            </w:r>
-            <w:proofErr w:type="gramEnd"/>
-            <w:r>
-              <w:rPr>
-                <w:rFonts w:ascii="標楷體" w:hAnsi="標楷體"/>
-              </w:rPr>
-              <w:t>的橫軸是「加熱時間（分鐘）」，丹丹的橫軸是「測量學生</w:t>
-            </w:r>
-            <w:r>
-              <w:rPr>
-                <w:rFonts w:ascii="標楷體" w:hAnsi="標楷體"/>
-              </w:rPr>
-              <w:t xml:space="preserve"> </w:t>
-            </w:r>
-            <w:r>
-              <w:rPr>
-                <w:rFonts w:ascii="標楷體" w:hAnsi="標楷體"/>
-              </w:rPr>
-              <w:lastRenderedPageBreak/>
-              <w:t>A~E</w:t>
-            </w:r>
-            <w:r>
-              <w:rPr>
-                <w:rFonts w:ascii="標楷體" w:hAnsi="標楷體"/>
-              </w:rPr>
-              <w:t>」。妮</w:t>
-            </w:r>
-            <w:proofErr w:type="gramStart"/>
-            <w:r>
-              <w:rPr>
-                <w:rFonts w:ascii="標楷體" w:hAnsi="標楷體"/>
-              </w:rPr>
-              <w:t>妮</w:t>
-            </w:r>
-            <w:proofErr w:type="gramEnd"/>
-            <w:r>
-              <w:rPr>
-                <w:rFonts w:ascii="標楷體" w:hAnsi="標楷體"/>
-              </w:rPr>
-              <w:t>說：兩個都對。</w:t>
-            </w:r>
-          </w:p>
-          <w:p>
-            <w:r>
-              <w:rPr>
-                <w:rFonts w:ascii="標楷體" w:hAnsi="標楷體"/>
-              </w:rPr>
-              <w:t>各自在</w:t>
-            </w:r>
-            <w:proofErr w:type="gramStart"/>
-            <w:r>
-              <w:rPr>
-                <w:rFonts w:ascii="標楷體" w:hAnsi="標楷體"/>
-              </w:rPr>
-              <w:t>學習單寫下</w:t>
-            </w:r>
-            <w:proofErr w:type="gramEnd"/>
-            <w:r>
-              <w:rPr>
-                <w:rFonts w:ascii="標楷體" w:hAnsi="標楷體"/>
-              </w:rPr>
-              <w:t>「我同意／不同意，因為＿＿」。</w:t>
+          <w:p>
+            <w:pPr>
+              <w:spacing w:after="0"/>
+            </w:pPr>
+            <w:r>
+              <w:rPr>
+                <w:rFonts w:ascii="標楷體" w:hAnsi="標楷體"/>
+                <w:b w:val="0"/>
+              </w:rPr>
+            </w:r>
+          </w:p>
+          <w:p>
+            <w:pPr>
+              <w:spacing w:after="0"/>
+            </w:pPr>
+            <w:r>
+              <w:rPr>
+                <w:rFonts w:ascii="標楷體" w:hAnsi="標楷體"/>
+                <w:b w:val="0"/>
+              </w:rPr>
+              <w:t>4. 看見兩種畫法、拋出課題（3 分）</w:t>
+            </w:r>
+          </w:p>
+          <w:p>
+            <w:pPr>
+              <w:spacing w:after="0"/>
+            </w:pPr>
+            <w:r>
+              <w:rPr>
+                <w:rFonts w:ascii="標楷體" w:hAnsi="標楷體"/>
+                <w:b w:val="0"/>
+              </w:rPr>
+              <w:t>投影皮皮與丹丹的兩張折線圖。皮皮的橫軸是「加熱時間（分鐘）」，丹丹的橫軸是「測量學生 A~E」。妮妮說：兩個都對。</w:t>
+            </w:r>
+          </w:p>
+          <w:p>
+            <w:pPr>
+              <w:spacing w:after="0"/>
+            </w:pPr>
+            <w:r>
+              <w:rPr>
+                <w:rFonts w:ascii="標楷體" w:hAnsi="標楷體"/>
+                <w:b w:val="0"/>
+              </w:rPr>
+              <w:t>各自在學習單寫下「我同意／不同意，因為＿＿」。</w:t>
             </w:r>
           </w:p>
         </w:tc>
@@ -3565,6 +2281,7 @@
           </w:tcPr>
           <w:p>
             <w:pPr>
+              <w:spacing w:after="0"/>
               <w:jc w:val="both"/>
               <w:rPr>
                 <w:rFonts w:ascii="標楷體" w:eastAsia="標楷體" w:hAnsi="標楷體"/>
@@ -3574,113 +2291,102 @@
             <w:r>
               <w:rPr>
                 <w:rFonts w:ascii="標楷體" w:hAnsi="標楷體"/>
-              </w:rPr>
-              <w:lastRenderedPageBreak/>
+                <w:b w:val="0"/>
+              </w:rPr>
               <w:t>說明資料後即停止說話，不解釋題意。</w:t>
             </w:r>
           </w:p>
           <w:p>
-            <w:r>
-              <w:rPr>
-                <w:rFonts w:ascii="標楷體" w:hAnsi="標楷體"/>
-              </w:rPr>
-              <w:t>觀察有</w:t>
-            </w:r>
-            <w:proofErr w:type="gramStart"/>
-            <w:r>
-              <w:rPr>
-                <w:rFonts w:ascii="標楷體" w:hAnsi="標楷體"/>
-              </w:rPr>
-              <w:t>無讀表</w:t>
-            </w:r>
-            <w:proofErr w:type="gramEnd"/>
-            <w:r>
-              <w:rPr>
-                <w:rFonts w:ascii="標楷體" w:hAnsi="標楷體"/>
-              </w:rPr>
-              <w:t>困難的學生與組別。</w:t>
-            </w:r>
-          </w:p>
-          <w:p>
-            <w:r>
-              <w:rPr>
-                <w:rFonts w:ascii="標楷體" w:hAnsi="標楷體"/>
-              </w:rPr>
-              <w:t>巡走，觀察各人縱軸</w:t>
-            </w:r>
-            <w:proofErr w:type="gramStart"/>
-            <w:r>
-              <w:rPr>
-                <w:rFonts w:ascii="標楷體" w:hAnsi="標楷體"/>
-              </w:rPr>
-              <w:t>刻度取幾</w:t>
-            </w:r>
-            <w:proofErr w:type="gramEnd"/>
-            <w:r>
-              <w:rPr>
-                <w:rFonts w:ascii="標楷體" w:hAnsi="標楷體"/>
-              </w:rPr>
-              <w:t>、橫軸放什麼，不當場糾正。</w:t>
-            </w:r>
-          </w:p>
-          <w:p>
-            <w:r>
-              <w:rPr>
-                <w:rFonts w:ascii="標楷體" w:hAnsi="標楷體"/>
+            <w:pPr>
+              <w:spacing w:after="0"/>
+            </w:pPr>
+            <w:r>
+              <w:rPr>
+                <w:rFonts w:ascii="標楷體" w:hAnsi="標楷體"/>
+                <w:b w:val="0"/>
+              </w:rPr>
+              <w:t>觀察有無讀表困難的學生與組別。</w:t>
+            </w:r>
+          </w:p>
+          <w:p>
+            <w:pPr>
+              <w:spacing w:after="0"/>
+            </w:pPr>
+            <w:r>
+              <w:rPr>
+                <w:rFonts w:ascii="標楷體" w:hAnsi="標楷體"/>
+                <w:b w:val="0"/>
+              </w:rPr>
+              <w:t>巡走，觀察各人縱軸刻度取幾、橫軸放什麼，不當場糾正。</w:t>
+            </w:r>
+          </w:p>
+          <w:p>
+            <w:pPr>
+              <w:spacing w:after="0"/>
+            </w:pPr>
+            <w:r>
+              <w:rPr>
+                <w:rFonts w:ascii="標楷體" w:hAnsi="標楷體"/>
+                <w:b w:val="0"/>
               </w:rPr>
               <w:t>記下畫法不同的學生座號，作為後段串連的素材。</w:t>
             </w:r>
           </w:p>
-          <w:p/>
-          <w:p>
-            <w:r>
-              <w:rPr>
-                <w:rFonts w:ascii="標楷體" w:hAnsi="標楷體"/>
+          <w:p>
+            <w:pPr>
+              <w:spacing w:after="0"/>
+            </w:pPr>
+            <w:r>
+              <w:rPr>
+                <w:rFonts w:ascii="標楷體" w:hAnsi="標楷體"/>
+                <w:b w:val="0"/>
+              </w:rPr>
+            </w:r>
+          </w:p>
+          <w:p>
+            <w:pPr>
+              <w:spacing w:after="0"/>
+            </w:pPr>
+            <w:r>
+              <w:rPr>
+                <w:rFonts w:ascii="標楷體" w:hAnsi="標楷體"/>
+                <w:b w:val="0"/>
               </w:rPr>
               <w:t>投影兩張圖後停頓，讓學生自己發現差別。</w:t>
             </w:r>
           </w:p>
           <w:p>
-            <w:r>
-              <w:rPr>
-                <w:rFonts w:ascii="標楷體" w:hAnsi="標楷體"/>
+            <w:pPr>
+              <w:spacing w:after="0"/>
+            </w:pPr>
+            <w:r>
+              <w:rPr>
+                <w:rFonts w:ascii="標楷體" w:hAnsi="標楷體"/>
+                <w:b w:val="0"/>
               </w:rPr>
               <w:t>【提示】「先不要說話，看一下這兩張圖，哪裡不一樣？」</w:t>
             </w:r>
           </w:p>
           <w:p>
-            <w:r>
-              <w:rPr>
-                <w:rFonts w:ascii="標楷體" w:hAnsi="標楷體"/>
-              </w:rPr>
-              <w:t>【回歸】「回到題目。妮</w:t>
-            </w:r>
-            <w:proofErr w:type="gramStart"/>
-            <w:r>
-              <w:rPr>
-                <w:rFonts w:ascii="標楷體" w:hAnsi="標楷體"/>
-              </w:rPr>
-              <w:t>妮</w:t>
-            </w:r>
-            <w:proofErr w:type="gramEnd"/>
-            <w:r>
-              <w:rPr>
-                <w:rFonts w:ascii="標楷體" w:hAnsi="標楷體"/>
-              </w:rPr>
-              <w:t>說</w:t>
-            </w:r>
-            <w:r>
-              <w:rPr>
-                <w:rFonts w:ascii="標楷體" w:hAnsi="標楷體"/>
-              </w:rPr>
-              <w:lastRenderedPageBreak/>
-              <w:t>什麼？」</w:t>
-            </w:r>
-          </w:p>
-          <w:p>
-            <w:r>
-              <w:rPr>
-                <w:rFonts w:ascii="標楷體" w:hAnsi="標楷體"/>
+            <w:pPr>
+              <w:spacing w:after="0"/>
+            </w:pPr>
+            <w:r>
+              <w:rPr>
+                <w:rFonts w:ascii="標楷體" w:hAnsi="標楷體"/>
+                <w:b w:val="0"/>
+              </w:rPr>
+              <w:t>【回歸】「回到題目。妮妮說什麼？」</w:t>
+            </w:r>
+          </w:p>
+          <w:p>
+            <w:pPr>
+              <w:spacing w:after="0"/>
+            </w:pPr>
+            <w:r>
+              <w:rPr>
+                <w:rFonts w:ascii="標楷體" w:hAnsi="標楷體"/>
+                <w:b w:val="0"/>
               </w:rPr>
               <w:t>不評價任何人的表態，只請學生把理由寫下來。</w:t>
             </w:r>
@@ -3693,6 +2399,7 @@
           </w:tcPr>
           <w:p>
             <w:pPr>
+              <w:spacing w:after="0"/>
               <w:jc w:val="center"/>
               <w:rPr>
                 <w:rFonts w:ascii="Times New Roman" w:eastAsia="標楷體" w:hAnsi="Times New Roman" w:cs="Times New Roman"/>
@@ -3704,15 +2411,7 @@
                 <w:rFonts w:ascii="標楷體" w:hAnsi="標楷體"/>
                 <w:b/>
               </w:rPr>
-              <w:lastRenderedPageBreak/>
-              <w:t xml:space="preserve">10 </w:t>
-            </w:r>
-            <w:r>
-              <w:rPr>
-                <w:rFonts w:ascii="標楷體" w:hAnsi="標楷體"/>
-                <w:b/>
-              </w:rPr>
-              <w:t>分</w:t>
+              <w:t>10 分</w:t>
             </w:r>
           </w:p>
         </w:tc>
@@ -3728,6 +2427,7 @@
           </w:tcPr>
           <w:p>
             <w:pPr>
+              <w:spacing w:after="0"/>
               <w:jc w:val="center"/>
               <w:rPr>
                 <w:rFonts w:ascii="標楷體" w:eastAsia="標楷體" w:hAnsi="標楷體"/>
@@ -3743,6 +2443,9 @@
             </w:r>
           </w:p>
           <w:p>
+            <w:pPr>
+              <w:spacing w:after="0"/>
+            </w:pPr>
             <w:r>
               <w:rPr>
                 <w:rFonts w:ascii="標楷體" w:hAnsi="標楷體"/>
@@ -3758,6 +2461,7 @@
           </w:tcPr>
           <w:p>
             <w:pPr>
+              <w:spacing w:after="0"/>
               <w:ind w:leftChars="142" w:left="761" w:hanging="420"/>
               <w:jc w:val="both"/>
               <w:rPr>
@@ -3768,132 +2472,91 @@
             <w:r>
               <w:rPr>
                 <w:rFonts w:ascii="標楷體" w:hAnsi="標楷體"/>
-              </w:rPr>
-              <w:t xml:space="preserve">5. </w:t>
-            </w:r>
-            <w:r>
-              <w:rPr>
-                <w:rFonts w:ascii="標楷體" w:hAnsi="標楷體"/>
-              </w:rPr>
-              <w:t>小組協同（</w:t>
-            </w:r>
-            <w:r>
-              <w:rPr>
-                <w:rFonts w:ascii="標楷體" w:hAnsi="標楷體"/>
-              </w:rPr>
-              <w:t xml:space="preserve">20 </w:t>
-            </w:r>
-            <w:r>
-              <w:rPr>
-                <w:rFonts w:ascii="標楷體" w:hAnsi="標楷體"/>
-              </w:rPr>
-              <w:t>分）</w:t>
-            </w:r>
-          </w:p>
-          <w:p>
-            <w:r>
-              <w:rPr>
-                <w:rFonts w:ascii="標楷體" w:hAnsi="標楷體"/>
-              </w:rPr>
-              <w:t>四人小組討論：你們這一組同意妮</w:t>
-            </w:r>
-            <w:proofErr w:type="gramStart"/>
-            <w:r>
-              <w:rPr>
-                <w:rFonts w:ascii="標楷體" w:hAnsi="標楷體"/>
-              </w:rPr>
-              <w:t>妮</w:t>
-            </w:r>
-            <w:proofErr w:type="gramEnd"/>
-            <w:r>
-              <w:rPr>
-                <w:rFonts w:ascii="標楷體" w:hAnsi="標楷體"/>
-              </w:rPr>
-              <w:t>嗎？為什麼？</w:t>
-            </w:r>
-          </w:p>
-          <w:p>
-            <w:r>
-              <w:rPr>
-                <w:rFonts w:ascii="標楷體" w:hAnsi="標楷體"/>
+                <w:b w:val="0"/>
+              </w:rPr>
+              <w:t>5. 小組協同（20 分）</w:t>
+            </w:r>
+          </w:p>
+          <w:p>
+            <w:pPr>
+              <w:spacing w:after="0"/>
+            </w:pPr>
+            <w:r>
+              <w:rPr>
+                <w:rFonts w:ascii="標楷體" w:hAnsi="標楷體"/>
+                <w:b w:val="0"/>
+              </w:rPr>
+              <w:t>四人小組討論：你們這一組同意妮妮嗎？為什麼？</w:t>
+            </w:r>
+          </w:p>
+          <w:p>
+            <w:pPr>
+              <w:spacing w:after="0"/>
+            </w:pPr>
+            <w:r>
+              <w:rPr>
+                <w:rFonts w:ascii="標楷體" w:hAnsi="標楷體"/>
+                <w:b w:val="0"/>
               </w:rPr>
               <w:t>要求：組內每個人都要說一次自己的判斷與理由。</w:t>
             </w:r>
           </w:p>
           <w:p>
-            <w:r>
-              <w:rPr>
-                <w:rFonts w:ascii="標楷體" w:hAnsi="標楷體"/>
+            <w:pPr>
+              <w:spacing w:after="0"/>
+            </w:pPr>
+            <w:r>
+              <w:rPr>
+                <w:rFonts w:ascii="標楷體" w:hAnsi="標楷體"/>
+                <w:b w:val="0"/>
               </w:rPr>
               <w:t>討論後把小組的結論與理由寫在小白板上。</w:t>
             </w:r>
           </w:p>
-          <w:p/>
-          <w:p>
-            <w:r>
-              <w:rPr>
-                <w:rFonts w:ascii="標楷體" w:hAnsi="標楷體"/>
+          <w:p>
+            <w:pPr>
+              <w:spacing w:after="0"/>
+            </w:pPr>
+            <w:r>
+              <w:rPr>
+                <w:rFonts w:ascii="標楷體" w:hAnsi="標楷體"/>
+                <w:b w:val="0"/>
+              </w:rPr>
+            </w:r>
+          </w:p>
+          <w:p>
+            <w:pPr>
+              <w:spacing w:after="0"/>
+            </w:pPr>
+            <w:r>
+              <w:rPr>
+                <w:rFonts w:ascii="標楷體" w:hAnsi="標楷體"/>
+                <w:b w:val="0"/>
               </w:rPr>
               <w:t>若組內出現不同意見，兩種都寫上去，並註明各是誰的想法。</w:t>
             </w:r>
           </w:p>
-          <w:p/>
-          <w:p>
-            <w:r>
-              <w:rPr>
-                <w:rFonts w:ascii="標楷體" w:hAnsi="標楷體"/>
-              </w:rPr>
-              <w:t>有餘力的組可再想：如果把丹</w:t>
-            </w:r>
-            <w:proofErr w:type="gramStart"/>
-            <w:r>
-              <w:rPr>
-                <w:rFonts w:ascii="標楷體" w:hAnsi="標楷體"/>
-              </w:rPr>
-              <w:t>丹</w:t>
-            </w:r>
-            <w:proofErr w:type="gramEnd"/>
-            <w:r>
-              <w:rPr>
-                <w:rFonts w:ascii="標楷體" w:hAnsi="標楷體"/>
-              </w:rPr>
-              <w:t>的橫軸改成「第</w:t>
-            </w:r>
-            <w:r>
-              <w:rPr>
-                <w:rFonts w:ascii="標楷體" w:hAnsi="標楷體"/>
-              </w:rPr>
-              <w:t xml:space="preserve"> 1 </w:t>
-            </w:r>
-            <w:r>
-              <w:rPr>
-                <w:rFonts w:ascii="標楷體" w:hAnsi="標楷體"/>
-              </w:rPr>
-              <w:t>個人、第</w:t>
-            </w:r>
-            <w:r>
-              <w:rPr>
-                <w:rFonts w:ascii="標楷體" w:hAnsi="標楷體"/>
-              </w:rPr>
-              <w:t xml:space="preserve"> 2 </w:t>
-            </w:r>
-            <w:r>
-              <w:rPr>
-                <w:rFonts w:ascii="標楷體" w:hAnsi="標楷體"/>
-              </w:rPr>
-              <w:t>個人</w:t>
-            </w:r>
-            <w:r>
-              <w:rPr>
-                <w:rFonts w:ascii="標楷體" w:hAnsi="標楷體"/>
-              </w:rPr>
-              <w:t>……</w:t>
-            </w:r>
-            <w:r>
-              <w:rPr>
-                <w:rFonts w:ascii="標楷體" w:hAnsi="標楷體"/>
-              </w:rPr>
-              <w:t>」，答案會不會不一樣？</w:t>
+          <w:p>
+            <w:pPr>
+              <w:spacing w:after="0"/>
+            </w:pPr>
+            <w:r>
+              <w:rPr>
+                <w:rFonts w:ascii="標楷體" w:hAnsi="標楷體"/>
+                <w:b w:val="0"/>
+              </w:rPr>
+            </w:r>
+          </w:p>
+          <w:p>
+            <w:pPr>
+              <w:spacing w:after="0"/>
+            </w:pPr>
+            <w:r>
+              <w:rPr>
+                <w:rFonts w:ascii="標楷體" w:hAnsi="標楷體"/>
+                <w:b w:val="0"/>
+              </w:rPr>
+              <w:t>有餘力的組可再想：如果把丹丹的橫軸改成「第 1 個人、第 2 個人……」，答案會不會不一樣？</w:t>
             </w:r>
           </w:p>
         </w:tc>
@@ -3903,6 +2566,7 @@
           </w:tcPr>
           <w:p>
             <w:pPr>
+              <w:spacing w:after="0"/>
               <w:jc w:val="both"/>
               <w:rPr>
                 <w:rFonts w:ascii="標楷體" w:eastAsia="標楷體" w:hAnsi="標楷體"/>
@@ -3912,82 +2576,79 @@
             <w:r>
               <w:rPr>
                 <w:rFonts w:ascii="標楷體" w:hAnsi="標楷體"/>
+                <w:b w:val="0"/>
               </w:rPr>
               <w:t>巡走，傾聽各組的爭點落在哪裡，不介入裁決。</w:t>
             </w:r>
           </w:p>
           <w:p>
-            <w:r>
-              <w:rPr>
-                <w:rFonts w:ascii="標楷體" w:hAnsi="標楷體"/>
+            <w:pPr>
+              <w:spacing w:after="0"/>
+            </w:pPr>
+            <w:r>
+              <w:rPr>
+                <w:rFonts w:ascii="標楷體" w:hAnsi="標楷體"/>
+                <w:b w:val="0"/>
               </w:rPr>
               <w:t>記下說得出「要看橫軸是什麼」的組別，以及卡在「圖形看起來一樣」的組別。</w:t>
             </w:r>
           </w:p>
           <w:p>
-            <w:r>
-              <w:rPr>
-                <w:rFonts w:ascii="標楷體" w:hAnsi="標楷體"/>
-              </w:rPr>
-              <w:t>【轉問】（對卡住的組）「他</w:t>
-            </w:r>
-            <w:proofErr w:type="gramStart"/>
-            <w:r>
-              <w:rPr>
-                <w:rFonts w:ascii="標楷體" w:hAnsi="標楷體"/>
-              </w:rPr>
-              <w:t>剛剛說的</w:t>
-            </w:r>
-            <w:proofErr w:type="gramEnd"/>
-            <w:r>
-              <w:rPr>
-                <w:rFonts w:ascii="標楷體" w:hAnsi="標楷體"/>
-              </w:rPr>
-              <w:t>，你聽懂了嗎？你自己怎麼想？」</w:t>
-            </w:r>
-          </w:p>
-          <w:p>
-            <w:r>
-              <w:rPr>
-                <w:rFonts w:ascii="標楷體" w:hAnsi="標楷體"/>
+            <w:pPr>
+              <w:spacing w:after="0"/>
+            </w:pPr>
+            <w:r>
+              <w:rPr>
+                <w:rFonts w:ascii="標楷體" w:hAnsi="標楷體"/>
+                <w:b w:val="0"/>
+              </w:rPr>
+              <w:t>【轉問】（對卡住的組）「他剛剛說的，你聽懂了嗎？你自己怎麼想？」</w:t>
+            </w:r>
+          </w:p>
+          <w:p>
+            <w:pPr>
+              <w:spacing w:after="0"/>
+            </w:pPr>
+            <w:r>
+              <w:rPr>
+                <w:rFonts w:ascii="標楷體" w:hAnsi="標楷體"/>
+                <w:b w:val="0"/>
               </w:rPr>
               <w:t>【釐清】（對講得含混的學生）「再一次！」</w:t>
             </w:r>
           </w:p>
           <w:p>
-            <w:r>
-              <w:rPr>
-                <w:rFonts w:ascii="標楷體" w:hAnsi="標楷體"/>
+            <w:pPr>
+              <w:spacing w:after="0"/>
+            </w:pPr>
+            <w:r>
+              <w:rPr>
+                <w:rFonts w:ascii="標楷體" w:hAnsi="標楷體"/>
+                <w:b w:val="0"/>
               </w:rPr>
               <w:t>【等待】（對沉默的學生）「你需要想一下是嗎？那你可以先找人幫忙嗎？」</w:t>
             </w:r>
           </w:p>
           <w:p>
-            <w:r>
-              <w:rPr>
-                <w:rFonts w:ascii="標楷體" w:hAnsi="標楷體"/>
-              </w:rPr>
-              <w:t>【提示】（對只看圖形的組）「那你們把丹</w:t>
-            </w:r>
-            <w:proofErr w:type="gramStart"/>
-            <w:r>
-              <w:rPr>
-                <w:rFonts w:ascii="標楷體" w:hAnsi="標楷體"/>
-              </w:rPr>
-              <w:t>丹</w:t>
-            </w:r>
-            <w:proofErr w:type="gramEnd"/>
-            <w:r>
-              <w:rPr>
-                <w:rFonts w:ascii="標楷體" w:hAnsi="標楷體"/>
-              </w:rPr>
-              <w:t>的橫軸念一次。」</w:t>
-            </w:r>
-          </w:p>
-          <w:p>
-            <w:r>
-              <w:rPr>
-                <w:rFonts w:ascii="標楷體" w:hAnsi="標楷體"/>
+            <w:pPr>
+              <w:spacing w:after="0"/>
+            </w:pPr>
+            <w:r>
+              <w:rPr>
+                <w:rFonts w:ascii="標楷體" w:hAnsi="標楷體"/>
+                <w:b w:val="0"/>
+              </w:rPr>
+              <w:t>【提示】（對只看圖形的組）「那你們把丹丹的橫軸念一次。」</w:t>
+            </w:r>
+          </w:p>
+          <w:p>
+            <w:pPr>
+              <w:spacing w:after="0"/>
+            </w:pPr>
+            <w:r>
+              <w:rPr>
+                <w:rFonts w:ascii="標楷體" w:hAnsi="標楷體"/>
+                <w:b w:val="0"/>
               </w:rPr>
               <w:t>支援困難小組，但只給問題，不給答案。</w:t>
             </w:r>
@@ -3999,6 +2660,7 @@
           </w:tcPr>
           <w:p>
             <w:pPr>
+              <w:spacing w:after="0"/>
               <w:jc w:val="center"/>
               <w:rPr>
                 <w:rFonts w:ascii="標楷體" w:eastAsia="標楷體" w:hAnsi="標楷體"/>
@@ -4010,14 +2672,7 @@
                 <w:rFonts w:ascii="標楷體" w:hAnsi="標楷體"/>
                 <w:b/>
               </w:rPr>
-              <w:t xml:space="preserve">20 </w:t>
-            </w:r>
-            <w:r>
-              <w:rPr>
-                <w:rFonts w:ascii="標楷體" w:hAnsi="標楷體"/>
-                <w:b/>
-              </w:rPr>
-              <w:t>分</w:t>
+              <w:t>20 分</w:t>
             </w:r>
           </w:p>
         </w:tc>
@@ -4033,6 +2688,7 @@
           </w:tcPr>
           <w:p>
             <w:pPr>
+              <w:spacing w:after="0"/>
               <w:jc w:val="center"/>
               <w:rPr>
                 <w:rFonts w:ascii="標楷體" w:eastAsia="標楷體" w:hAnsi="標楷體"/>
@@ -4048,6 +2704,9 @@
             </w:r>
           </w:p>
           <w:p>
+            <w:pPr>
+              <w:spacing w:after="0"/>
+            </w:pPr>
             <w:r>
               <w:rPr>
                 <w:rFonts w:ascii="標楷體" w:hAnsi="標楷體"/>
@@ -4063,7 +2722,8 @@
           </w:tcPr>
           <w:p>
             <w:pPr>
-              <w:ind w:left="240" w:hangingChars="100" w:hanging="240"/>
+              <w:spacing w:after="0"/>
+              <w:ind w:left="200" w:hangingChars="100" w:hanging="200"/>
               <w:jc w:val="both"/>
               <w:rPr>
                 <w:rFonts w:asciiTheme="minorEastAsia" w:hAnsiTheme="minorEastAsia"/>
@@ -4075,149 +2735,102 @@
             <w:r>
               <w:rPr>
                 <w:rFonts w:ascii="標楷體" w:hAnsi="標楷體"/>
-              </w:rPr>
-              <w:t xml:space="preserve">6. </w:t>
-            </w:r>
-            <w:r>
-              <w:rPr>
-                <w:rFonts w:ascii="標楷體" w:hAnsi="標楷體"/>
-              </w:rPr>
-              <w:t>全班串連（</w:t>
-            </w:r>
-            <w:r>
-              <w:rPr>
-                <w:rFonts w:ascii="標楷體" w:hAnsi="標楷體"/>
-              </w:rPr>
-              <w:t xml:space="preserve">10 </w:t>
-            </w:r>
-            <w:r>
-              <w:rPr>
-                <w:rFonts w:ascii="標楷體" w:hAnsi="標楷體"/>
-              </w:rPr>
-              <w:t>分）</w:t>
-            </w:r>
-          </w:p>
-          <w:p>
-            <w:r>
-              <w:rPr>
-                <w:rFonts w:ascii="標楷體" w:hAnsi="標楷體"/>
+                <w:b w:val="0"/>
+              </w:rPr>
+              <w:t>6. 全班串連（10 分）</w:t>
+            </w:r>
+          </w:p>
+          <w:p>
+            <w:pPr>
+              <w:spacing w:after="0"/>
+            </w:pPr>
+            <w:r>
+              <w:rPr>
+                <w:rFonts w:ascii="標楷體" w:hAnsi="標楷體"/>
+                <w:b w:val="0"/>
               </w:rPr>
               <w:t>各組張貼小白板。先請判斷不同的兩組分享，再請其他組回應。</w:t>
             </w:r>
           </w:p>
           <w:p>
-            <w:r>
-              <w:rPr>
-                <w:rFonts w:ascii="標楷體" w:hAnsi="標楷體"/>
-              </w:rPr>
-              <w:t>教師把分歧攤開：有的組說兩張都對，有的組說丹</w:t>
-            </w:r>
-            <w:proofErr w:type="gramStart"/>
-            <w:r>
-              <w:rPr>
-                <w:rFonts w:ascii="標楷體" w:hAnsi="標楷體"/>
-              </w:rPr>
-              <w:t>丹</w:t>
-            </w:r>
-            <w:proofErr w:type="gramEnd"/>
-            <w:r>
-              <w:rPr>
-                <w:rFonts w:ascii="標楷體" w:hAnsi="標楷體"/>
-              </w:rPr>
-              <w:t>的不對。</w:t>
-            </w:r>
-          </w:p>
-          <w:p/>
-          <w:p>
-            <w:r>
-              <w:rPr>
-                <w:rFonts w:ascii="標楷體" w:hAnsi="標楷體"/>
+            <w:pPr>
+              <w:spacing w:after="0"/>
+            </w:pPr>
+            <w:r>
+              <w:rPr>
+                <w:rFonts w:ascii="標楷體" w:hAnsi="標楷體"/>
+                <w:b w:val="0"/>
+              </w:rPr>
+              <w:t>教師把分歧攤開：有的組說兩張都對，有的組說丹丹的不對。</w:t>
+            </w:r>
+          </w:p>
+          <w:p>
+            <w:pPr>
+              <w:spacing w:after="0"/>
+            </w:pPr>
+            <w:r>
+              <w:rPr>
+                <w:rFonts w:ascii="標楷體" w:hAnsi="標楷體"/>
+                <w:b w:val="0"/>
+              </w:rPr>
+            </w:r>
+          </w:p>
+          <w:p>
+            <w:pPr>
+              <w:spacing w:after="0"/>
+            </w:pPr>
+            <w:r>
+              <w:rPr>
+                <w:rFonts w:ascii="標楷體" w:hAnsi="標楷體"/>
+                <w:b w:val="0"/>
               </w:rPr>
               <w:t>學生互相提問與說服。</w:t>
             </w:r>
           </w:p>
-          <w:p/>
-          <w:p>
-            <w:r>
-              <w:rPr>
-                <w:rFonts w:ascii="標楷體" w:hAnsi="標楷體"/>
-              </w:rPr>
-              <w:t>回到課本</w:t>
-            </w:r>
-            <w:proofErr w:type="gramStart"/>
-            <w:r>
-              <w:rPr>
-                <w:rFonts w:ascii="標楷體" w:hAnsi="標楷體"/>
-              </w:rPr>
-              <w:t>規</w:t>
-            </w:r>
-            <w:proofErr w:type="gramEnd"/>
-            <w:r>
-              <w:rPr>
-                <w:rFonts w:ascii="標楷體" w:hAnsi="標楷體"/>
-              </w:rPr>
-              <w:t>準確認：折線圖適用於有序資料；「測量學生</w:t>
-            </w:r>
-            <w:r>
-              <w:rPr>
-                <w:rFonts w:ascii="標楷體" w:hAnsi="標楷體"/>
-              </w:rPr>
-              <w:t xml:space="preserve"> A~E</w:t>
-            </w:r>
-            <w:r>
-              <w:rPr>
-                <w:rFonts w:ascii="標楷體" w:hAnsi="標楷體"/>
-              </w:rPr>
-              <w:t>」本身是類別，但若</w:t>
-            </w:r>
-            <w:r>
-              <w:rPr>
-                <w:rFonts w:ascii="標楷體" w:hAnsi="標楷體"/>
-              </w:rPr>
-              <w:t xml:space="preserve"> A~E </w:t>
-            </w:r>
-            <w:r>
-              <w:rPr>
-                <w:rFonts w:ascii="標楷體" w:hAnsi="標楷體"/>
-              </w:rPr>
-              <w:t>對應的是遞增的加熱時間，就成了有序。</w:t>
-            </w:r>
-          </w:p>
-          <w:p/>
-          <w:p>
-            <w:r>
-              <w:rPr>
-                <w:rFonts w:ascii="標楷體" w:hAnsi="標楷體"/>
-              </w:rPr>
-              <w:t>各自在</w:t>
-            </w:r>
-            <w:proofErr w:type="gramStart"/>
-            <w:r>
-              <w:rPr>
-                <w:rFonts w:ascii="標楷體" w:hAnsi="標楷體"/>
-              </w:rPr>
-              <w:t>學習單第</w:t>
-            </w:r>
-            <w:proofErr w:type="gramEnd"/>
-            <w:r>
-              <w:rPr>
-                <w:rFonts w:ascii="標楷體" w:hAnsi="標楷體"/>
-              </w:rPr>
-              <w:t xml:space="preserve"> 3 </w:t>
-            </w:r>
-            <w:proofErr w:type="gramStart"/>
-            <w:r>
-              <w:rPr>
-                <w:rFonts w:ascii="標楷體" w:hAnsi="標楷體"/>
-              </w:rPr>
-              <w:t>欄寫下</w:t>
-            </w:r>
-            <w:proofErr w:type="gramEnd"/>
-            <w:r>
-              <w:rPr>
-                <w:rFonts w:ascii="標楷體" w:hAnsi="標楷體"/>
-              </w:rPr>
-              <w:t>：聽完別人的想法後，我改變或補充的地方。</w:t>
+          <w:p>
+            <w:pPr>
+              <w:spacing w:after="0"/>
+            </w:pPr>
+            <w:r>
+              <w:rPr>
+                <w:rFonts w:ascii="標楷體" w:hAnsi="標楷體"/>
+                <w:b w:val="0"/>
+              </w:rPr>
+            </w:r>
+          </w:p>
+          <w:p>
+            <w:pPr>
+              <w:spacing w:after="0"/>
+            </w:pPr>
+            <w:r>
+              <w:rPr>
+                <w:rFonts w:ascii="標楷體" w:hAnsi="標楷體"/>
+                <w:b w:val="0"/>
+              </w:rPr>
+              <w:t>回到課本規準確認：折線圖適用於有序資料；「測量學生 A~E」本身是類別，但若 A~E 對應的是遞增的加熱時間，就成了有序。</w:t>
+            </w:r>
+          </w:p>
+          <w:p>
+            <w:pPr>
+              <w:spacing w:after="0"/>
+            </w:pPr>
+            <w:r>
+              <w:rPr>
+                <w:rFonts w:ascii="標楷體" w:hAnsi="標楷體"/>
+                <w:b w:val="0"/>
+              </w:rPr>
+            </w:r>
+          </w:p>
+          <w:p>
+            <w:pPr>
+              <w:spacing w:after="0"/>
+            </w:pPr>
+            <w:r>
+              <w:rPr>
+                <w:rFonts w:ascii="標楷體" w:hAnsi="標楷體"/>
+                <w:b w:val="0"/>
+              </w:rPr>
+              <w:t>各自在學習單第 3 欄寫下：聽完別人的想法後，我改變或補充的地方。</w:t>
             </w:r>
           </w:p>
         </w:tc>
@@ -4227,6 +2840,7 @@
           </w:tcPr>
           <w:p>
             <w:pPr>
+              <w:spacing w:after="0"/>
               <w:jc w:val="both"/>
               <w:rPr>
                 <w:rFonts w:ascii="標楷體" w:eastAsia="標楷體" w:hAnsi="標楷體"/>
@@ -4236,150 +2850,81 @@
             <w:r>
               <w:rPr>
                 <w:rFonts w:ascii="標楷體" w:hAnsi="標楷體"/>
+                <w:b w:val="0"/>
               </w:rPr>
               <w:t>【轉引】「這是第一種看法。還有沒有想得不一樣的組？」（連續請三組，不評價）</w:t>
             </w:r>
           </w:p>
           <w:p>
-            <w:r>
-              <w:rPr>
-                <w:rFonts w:ascii="標楷體" w:hAnsi="標楷體"/>
-              </w:rPr>
-              <w:t>【轉問】「第</w:t>
-            </w:r>
-            <w:r>
-              <w:rPr>
-                <w:rFonts w:ascii="標楷體" w:hAnsi="標楷體"/>
-              </w:rPr>
-              <w:t xml:space="preserve"> 4 </w:t>
-            </w:r>
-            <w:r>
-              <w:rPr>
-                <w:rFonts w:ascii="標楷體" w:hAnsi="標楷體"/>
-              </w:rPr>
-              <w:t>組說丹</w:t>
-            </w:r>
-            <w:proofErr w:type="gramStart"/>
-            <w:r>
-              <w:rPr>
-                <w:rFonts w:ascii="標楷體" w:hAnsi="標楷體"/>
-              </w:rPr>
-              <w:t>丹</w:t>
-            </w:r>
-            <w:proofErr w:type="gramEnd"/>
-            <w:r>
-              <w:rPr>
-                <w:rFonts w:ascii="標楷體" w:hAnsi="標楷體"/>
-              </w:rPr>
-              <w:t>的不對。第</w:t>
-            </w:r>
-            <w:r>
-              <w:rPr>
-                <w:rFonts w:ascii="標楷體" w:hAnsi="標楷體"/>
-              </w:rPr>
-              <w:t xml:space="preserve"> 1 </w:t>
-            </w:r>
-            <w:r>
-              <w:rPr>
-                <w:rFonts w:ascii="標楷體" w:hAnsi="標楷體"/>
-              </w:rPr>
-              <w:t>組你們同意嗎？」</w:t>
-            </w:r>
-          </w:p>
-          <w:p>
-            <w:r>
-              <w:rPr>
-                <w:rFonts w:ascii="標楷體" w:hAnsi="標楷體"/>
-              </w:rPr>
-              <w:t>【回歸】「回到題目。丹</w:t>
-            </w:r>
-            <w:proofErr w:type="gramStart"/>
-            <w:r>
-              <w:rPr>
-                <w:rFonts w:ascii="標楷體" w:hAnsi="標楷體"/>
-              </w:rPr>
-              <w:t>丹</w:t>
-            </w:r>
-            <w:proofErr w:type="gramEnd"/>
-            <w:r>
-              <w:rPr>
-                <w:rFonts w:ascii="標楷體" w:hAnsi="標楷體"/>
-              </w:rPr>
-              <w:t>的橫軸寫的是什麼？」</w:t>
-            </w:r>
-          </w:p>
-          <w:p>
-            <w:r>
-              <w:rPr>
-                <w:rFonts w:ascii="標楷體" w:hAnsi="標楷體"/>
-              </w:rPr>
-              <w:t>【深究】「</w:t>
-            </w:r>
-            <w:proofErr w:type="gramStart"/>
-            <w:r>
-              <w:rPr>
-                <w:rFonts w:ascii="標楷體" w:hAnsi="標楷體"/>
-              </w:rPr>
-              <w:t>那酪梨</w:t>
-            </w:r>
-            <w:proofErr w:type="gramEnd"/>
-            <w:r>
-              <w:rPr>
-                <w:rFonts w:ascii="標楷體" w:hAnsi="標楷體"/>
-              </w:rPr>
-              <w:t>那一題的月分，為什麼可以連線？」</w:t>
-            </w:r>
-          </w:p>
-          <w:p>
-            <w:r>
-              <w:rPr>
-                <w:rFonts w:ascii="標楷體" w:hAnsi="標楷體"/>
-              </w:rPr>
-              <w:t>【釐清】「再一次，你</w:t>
-            </w:r>
-            <w:proofErr w:type="gramStart"/>
-            <w:r>
-              <w:rPr>
-                <w:rFonts w:ascii="標楷體" w:hAnsi="標楷體"/>
-              </w:rPr>
-              <w:t>剛剛說的</w:t>
-            </w:r>
-            <w:proofErr w:type="gramEnd"/>
-            <w:r>
-              <w:rPr>
-                <w:rFonts w:ascii="標楷體" w:hAnsi="標楷體"/>
-              </w:rPr>
-              <w:t>『順序』是指什麼的順序？」</w:t>
-            </w:r>
-          </w:p>
-          <w:p>
-            <w:r>
-              <w:rPr>
-                <w:rFonts w:ascii="標楷體" w:hAnsi="標楷體"/>
+            <w:pPr>
+              <w:spacing w:after="0"/>
+            </w:pPr>
+            <w:r>
+              <w:rPr>
+                <w:rFonts w:ascii="標楷體" w:hAnsi="標楷體"/>
+                <w:b w:val="0"/>
+              </w:rPr>
+              <w:t>【轉問】「第 4 組說丹丹的不對。第 1 組你們同意嗎？」</w:t>
+            </w:r>
+          </w:p>
+          <w:p>
+            <w:pPr>
+              <w:spacing w:after="0"/>
+            </w:pPr>
+            <w:r>
+              <w:rPr>
+                <w:rFonts w:ascii="標楷體" w:hAnsi="標楷體"/>
+                <w:b w:val="0"/>
+              </w:rPr>
+              <w:t>【回歸】「回到題目。丹丹的橫軸寫的是什麼？」</w:t>
+            </w:r>
+          </w:p>
+          <w:p>
+            <w:pPr>
+              <w:spacing w:after="0"/>
+            </w:pPr>
+            <w:r>
+              <w:rPr>
+                <w:rFonts w:ascii="標楷體" w:hAnsi="標楷體"/>
+                <w:b w:val="0"/>
+              </w:rPr>
+              <w:t>【深究】「那酪梨那一題的月分，為什麼可以連線？」</w:t>
+            </w:r>
+          </w:p>
+          <w:p>
+            <w:pPr>
+              <w:spacing w:after="0"/>
+            </w:pPr>
+            <w:r>
+              <w:rPr>
+                <w:rFonts w:ascii="標楷體" w:hAnsi="標楷體"/>
+                <w:b w:val="0"/>
+              </w:rPr>
+              <w:t>【釐清】「再一次，你剛剛說的『順序』是指什麼的順序？」</w:t>
+            </w:r>
+          </w:p>
+          <w:p>
+            <w:pPr>
+              <w:spacing w:after="0"/>
+            </w:pPr>
+            <w:r>
+              <w:rPr>
+                <w:rFonts w:ascii="標楷體" w:hAnsi="標楷體"/>
+                <w:b w:val="0"/>
               </w:rPr>
               <w:t>仔細傾聽各組理由的異同，適度板書關鍵詞（有序／類別／橫軸）。</w:t>
             </w:r>
           </w:p>
           <w:p>
-            <w:r>
-              <w:rPr>
-                <w:rFonts w:ascii="標楷體" w:hAnsi="標楷體"/>
-              </w:rPr>
-              <w:t>不替學生做出最終裁決，讓</w:t>
-            </w:r>
-            <w:proofErr w:type="gramStart"/>
-            <w:r>
-              <w:rPr>
-                <w:rFonts w:ascii="標楷體" w:hAnsi="標楷體"/>
-              </w:rPr>
-              <w:t>規</w:t>
-            </w:r>
-            <w:proofErr w:type="gramEnd"/>
-            <w:r>
-              <w:rPr>
-                <w:rFonts w:ascii="標楷體" w:hAnsi="標楷體"/>
-              </w:rPr>
-              <w:t>準由學生自己說出來。</w:t>
+            <w:pPr>
+              <w:spacing w:after="0"/>
+            </w:pPr>
+            <w:r>
+              <w:rPr>
+                <w:rFonts w:ascii="標楷體" w:hAnsi="標楷體"/>
+                <w:b w:val="0"/>
+              </w:rPr>
+              <w:t>不替學生做出最終裁決，讓規準由學生自己說出來。</w:t>
             </w:r>
           </w:p>
         </w:tc>
@@ -4390,6 +2935,7 @@
           </w:tcPr>
           <w:p>
             <w:pPr>
+              <w:spacing w:after="0"/>
               <w:jc w:val="center"/>
               <w:rPr>
                 <w:rFonts w:ascii="Times New Roman" w:eastAsia="標楷體" w:hAnsi="Times New Roman" w:cs="Times New Roman"/>
@@ -4401,14 +2947,7 @@
                 <w:rFonts w:ascii="標楷體" w:hAnsi="標楷體"/>
                 <w:b/>
               </w:rPr>
-              <w:t xml:space="preserve">10 </w:t>
-            </w:r>
-            <w:r>
-              <w:rPr>
-                <w:rFonts w:ascii="標楷體" w:hAnsi="標楷體"/>
-                <w:b/>
-              </w:rPr>
-              <w:t>分</w:t>
+              <w:t>10 分</w:t>
             </w:r>
           </w:p>
         </w:tc>
@@ -4418,51 +2957,9 @@
       <w:r>
         <w:rPr>
           <w:rFonts w:ascii="標楷體" w:hAnsi="標楷體"/>
+          <w:b w:val="0"/>
         </w:rPr>
-        <w:t>彈性條款：第</w:t>
-      </w:r>
-      <w:r>
-        <w:rPr>
-          <w:rFonts w:ascii="標楷體" w:hAnsi="標楷體"/>
-        </w:rPr>
-        <w:t xml:space="preserve"> 5 </w:t>
-      </w:r>
-      <w:r>
-        <w:rPr>
-          <w:rFonts w:ascii="標楷體" w:hAnsi="標楷體"/>
-        </w:rPr>
-        <w:t>項的加碼問題（把橫軸改成「第</w:t>
-      </w:r>
-      <w:r>
-        <w:rPr>
-          <w:rFonts w:ascii="標楷體" w:hAnsi="標楷體"/>
-        </w:rPr>
-        <w:t xml:space="preserve"> 1 </w:t>
-      </w:r>
-      <w:r>
-        <w:rPr>
-          <w:rFonts w:ascii="標楷體" w:hAnsi="標楷體"/>
-        </w:rPr>
-        <w:t>個人、第</w:t>
-      </w:r>
-      <w:r>
-        <w:rPr>
-          <w:rFonts w:ascii="標楷體" w:hAnsi="標楷體"/>
-        </w:rPr>
-        <w:t xml:space="preserve"> 2 </w:t>
-      </w:r>
-      <w:r>
-        <w:rPr>
-          <w:rFonts w:ascii="標楷體" w:hAnsi="標楷體"/>
-        </w:rPr>
-        <w:t>個人」）將依教學實際進度調整，</w:t>
-      </w:r>
-      <w:r>
-        <w:rPr>
-          <w:rFonts w:ascii="標楷體" w:hAnsi="標楷體"/>
-        </w:rPr>
-        <w:lastRenderedPageBreak/>
-        <w:t>若小組在前段討論速度較慢，則在公開課中不進行，調整至下一節課進行教學。</w:t>
+        <w:t>彈性條款：第 5 項的加碼問題（把橫軸改成「第 1 個人、第 2 個人」）將依教學實際進度調整，若小組在前段討論速度較慢，則在公開課中不進行，調整至下一節課進行教學。</w:t>
       </w:r>
     </w:p>
     <w:p>
@@ -4471,59 +2968,30 @@
           <w:rFonts w:ascii="標楷體" w:hAnsi="標楷體"/>
           <w:b/>
         </w:rPr>
-        <w:t>附錄：</w:t>
-      </w:r>
-      <w:proofErr w:type="gramStart"/>
-      <w:r>
-        <w:rPr>
-          <w:rFonts w:ascii="標楷體" w:hAnsi="標楷體"/>
-          <w:b/>
-        </w:rPr>
-        <w:t>理答預想</w:t>
-      </w:r>
-      <w:proofErr w:type="gramEnd"/>
-      <w:r>
-        <w:rPr>
-          <w:rFonts w:ascii="標楷體" w:hAnsi="標楷體"/>
-          <w:b/>
-        </w:rPr>
-        <w:t>表（全篇涵蓋策略：提示、回歸、轉問、</w:t>
-      </w:r>
-      <w:proofErr w:type="gramStart"/>
-      <w:r>
-        <w:rPr>
-          <w:rFonts w:ascii="標楷體" w:hAnsi="標楷體"/>
-          <w:b/>
-        </w:rPr>
-        <w:t>釐</w:t>
-      </w:r>
-      <w:proofErr w:type="gramEnd"/>
-      <w:r>
-        <w:rPr>
-          <w:rFonts w:ascii="標楷體" w:hAnsi="標楷體"/>
-          <w:b/>
-        </w:rPr>
-        <w:t>清、等待、轉引、深究）</w:t>
+        <w:t>附錄：理答預想表（全篇涵蓋策略：提示、回歸、轉問、釐清、等待、轉引、深究）</w:t>
       </w:r>
     </w:p>
     <w:tbl>
       <w:tblPr>
         <w:tblStyle w:val="a4"/>
-        <w:tblW w:w="0" w:type="auto"/>
-        <w:tblLook w:val="04A0" w:firstRow="1" w:lastRow="0" w:firstColumn="1" w:lastColumn="0" w:noHBand="0" w:noVBand="1"/>
+        <w:tblW w:type="auto" w:w="0"/>
+        <w:tblLook w:firstColumn="1" w:firstRow="1" w:lastColumn="0" w:lastRow="0" w:noHBand="0" w:noVBand="1" w:val="04A0"/>
       </w:tblPr>
       <w:tblGrid>
-        <w:gridCol w:w="2614"/>
-        <w:gridCol w:w="2614"/>
-        <w:gridCol w:w="2614"/>
-        <w:gridCol w:w="2614"/>
+        <w:gridCol w:w="2616"/>
+        <w:gridCol w:w="2616"/>
+        <w:gridCol w:w="2616"/>
+        <w:gridCol w:w="2616"/>
       </w:tblGrid>
       <w:tr>
         <w:tc>
           <w:tcPr>
-            <w:tcW w:w="2616" w:type="dxa"/>
-          </w:tcPr>
-          <w:p>
+            <w:tcW w:type="dxa" w:w="2616"/>
+          </w:tcPr>
+          <w:p>
+            <w:pPr>
+              <w:spacing w:after="0"/>
+            </w:pPr>
             <w:r>
               <w:rPr>
                 <w:rFonts w:ascii="標楷體" w:hAnsi="標楷體"/>
@@ -4535,9 +3003,12 @@
         </w:tc>
         <w:tc>
           <w:tcPr>
-            <w:tcW w:w="2616" w:type="dxa"/>
-          </w:tcPr>
-          <w:p>
+            <w:tcW w:type="dxa" w:w="2616"/>
+          </w:tcPr>
+          <w:p>
+            <w:pPr>
+              <w:spacing w:after="0"/>
+            </w:pPr>
             <w:r>
               <w:rPr>
                 <w:rFonts w:ascii="標楷體" w:hAnsi="標楷體"/>
@@ -4549,9 +3020,12 @@
         </w:tc>
         <w:tc>
           <w:tcPr>
-            <w:tcW w:w="2616" w:type="dxa"/>
-          </w:tcPr>
-          <w:p>
+            <w:tcW w:type="dxa" w:w="2616"/>
+          </w:tcPr>
+          <w:p>
+            <w:pPr>
+              <w:spacing w:after="0"/>
+            </w:pPr>
             <w:r>
               <w:rPr>
                 <w:rFonts w:ascii="標楷體" w:hAnsi="標楷體"/>
@@ -4563,9 +3037,12 @@
         </w:tc>
         <w:tc>
           <w:tcPr>
-            <w:tcW w:w="2616" w:type="dxa"/>
-          </w:tcPr>
-          <w:p>
+            <w:tcW w:type="dxa" w:w="2616"/>
+          </w:tcPr>
+          <w:p>
+            <w:pPr>
+              <w:spacing w:after="0"/>
+            </w:pPr>
             <w:r>
               <w:rPr>
                 <w:rFonts w:ascii="標楷體" w:hAnsi="標楷體"/>
@@ -4579,12 +3056,16 @@
       <w:tr>
         <w:tc>
           <w:tcPr>
-            <w:tcW w:w="2616" w:type="dxa"/>
-          </w:tcPr>
-          <w:p>
-            <w:r>
-              <w:rPr>
-                <w:rFonts w:ascii="標楷體" w:hAnsi="標楷體"/>
+            <w:tcW w:type="dxa" w:w="2616"/>
+          </w:tcPr>
+          <w:p>
+            <w:pPr>
+              <w:spacing w:after="0"/>
+            </w:pPr>
+            <w:r>
+              <w:rPr>
+                <w:rFonts w:ascii="標楷體" w:hAnsi="標楷體"/>
+                <w:b w:val="0"/>
               </w:rPr>
               <w:t>（講錯）「兩張都對，因為線長得一模一樣。」</w:t>
             </w:r>
@@ -4592,39 +3073,33 @@
         </w:tc>
         <w:tc>
           <w:tcPr>
-            <w:tcW w:w="2616" w:type="dxa"/>
-          </w:tcPr>
-          <w:p>
-            <w:r>
-              <w:rPr>
-                <w:rFonts w:ascii="標楷體" w:hAnsi="標楷體"/>
-              </w:rPr>
-              <w:t>用圖形外觀而非橫軸性質判斷，正是本</w:t>
-            </w:r>
-            <w:proofErr w:type="gramStart"/>
-            <w:r>
-              <w:rPr>
-                <w:rFonts w:ascii="標楷體" w:hAnsi="標楷體"/>
-              </w:rPr>
-              <w:t>節要撞開</w:t>
-            </w:r>
-            <w:proofErr w:type="gramEnd"/>
-            <w:r>
-              <w:rPr>
-                <w:rFonts w:ascii="標楷體" w:hAnsi="標楷體"/>
-              </w:rPr>
-              <w:t>的迷思。不否定，讓他自己去讀橫軸。</w:t>
-            </w:r>
-          </w:p>
-        </w:tc>
-        <w:tc>
-          <w:tcPr>
-            <w:tcW w:w="2616" w:type="dxa"/>
-          </w:tcPr>
-          <w:p>
-            <w:r>
-              <w:rPr>
-                <w:rFonts w:ascii="標楷體" w:hAnsi="標楷體"/>
+            <w:tcW w:type="dxa" w:w="2616"/>
+          </w:tcPr>
+          <w:p>
+            <w:pPr>
+              <w:spacing w:after="0"/>
+            </w:pPr>
+            <w:r>
+              <w:rPr>
+                <w:rFonts w:ascii="標楷體" w:hAnsi="標楷體"/>
+                <w:b w:val="0"/>
+              </w:rPr>
+              <w:t>用圖形外觀而非橫軸性質判斷，正是本節要撞開的迷思。不否定，讓他自己去讀橫軸。</w:t>
+            </w:r>
+          </w:p>
+        </w:tc>
+        <w:tc>
+          <w:tcPr>
+            <w:tcW w:type="dxa" w:w="2616"/>
+          </w:tcPr>
+          <w:p>
+            <w:pPr>
+              <w:spacing w:after="0"/>
+            </w:pPr>
+            <w:r>
+              <w:rPr>
+                <w:rFonts w:ascii="標楷體" w:hAnsi="標楷體"/>
+                <w:b w:val="0"/>
               </w:rPr>
               <w:t>提示</w:t>
             </w:r>
@@ -4632,28 +3107,18 @@
         </w:tc>
         <w:tc>
           <w:tcPr>
-            <w:tcW w:w="2616" w:type="dxa"/>
-          </w:tcPr>
-          <w:p>
-            <w:r>
-              <w:rPr>
-                <w:rFonts w:ascii="標楷體" w:hAnsi="標楷體"/>
-              </w:rPr>
-              <w:t>「你把丹</w:t>
-            </w:r>
-            <w:proofErr w:type="gramStart"/>
-            <w:r>
-              <w:rPr>
-                <w:rFonts w:ascii="標楷體" w:hAnsi="標楷體"/>
-              </w:rPr>
-              <w:t>丹</w:t>
-            </w:r>
-            <w:proofErr w:type="gramEnd"/>
-            <w:r>
-              <w:rPr>
-                <w:rFonts w:ascii="標楷體" w:hAnsi="標楷體"/>
-              </w:rPr>
-              <w:t>的橫軸念一次。」</w:t>
+            <w:tcW w:type="dxa" w:w="2616"/>
+          </w:tcPr>
+          <w:p>
+            <w:pPr>
+              <w:spacing w:after="0"/>
+            </w:pPr>
+            <w:r>
+              <w:rPr>
+                <w:rFonts w:ascii="標楷體" w:hAnsi="標楷體"/>
+                <w:b w:val="0"/>
+              </w:rPr>
+              <w:t>「你把丹丹的橫軸念一次。」</w:t>
             </w:r>
           </w:p>
         </w:tc>
@@ -4661,66 +3126,50 @@
       <w:tr>
         <w:tc>
           <w:tcPr>
-            <w:tcW w:w="2616" w:type="dxa"/>
-          </w:tcPr>
-          <w:p>
-            <w:r>
-              <w:rPr>
-                <w:rFonts w:ascii="標楷體" w:hAnsi="標楷體"/>
-              </w:rPr>
-              <w:t>（講錯）「丹</w:t>
-            </w:r>
-            <w:proofErr w:type="gramStart"/>
-            <w:r>
-              <w:rPr>
-                <w:rFonts w:ascii="標楷體" w:hAnsi="標楷體"/>
-              </w:rPr>
-              <w:t>丹</w:t>
-            </w:r>
-            <w:proofErr w:type="gramEnd"/>
-            <w:r>
-              <w:rPr>
-                <w:rFonts w:ascii="標楷體" w:hAnsi="標楷體"/>
-              </w:rPr>
-              <w:t>的不對，因為人名不可以連線。」</w:t>
-            </w:r>
-          </w:p>
-        </w:tc>
-        <w:tc>
-          <w:tcPr>
-            <w:tcW w:w="2616" w:type="dxa"/>
-          </w:tcPr>
-          <w:p>
-            <w:r>
-              <w:rPr>
-                <w:rFonts w:ascii="標楷體" w:hAnsi="標楷體"/>
-              </w:rPr>
-              <w:t>判斷對了，但理由停在「人名」這個例子，沒有到「類別／有序」的</w:t>
-            </w:r>
-            <w:proofErr w:type="gramStart"/>
-            <w:r>
-              <w:rPr>
-                <w:rFonts w:ascii="標楷體" w:hAnsi="標楷體"/>
-              </w:rPr>
-              <w:t>規</w:t>
-            </w:r>
-            <w:proofErr w:type="gramEnd"/>
-            <w:r>
-              <w:rPr>
-                <w:rFonts w:ascii="標楷體" w:hAnsi="標楷體"/>
-              </w:rPr>
-              <w:t>準。</w:t>
-            </w:r>
-          </w:p>
-        </w:tc>
-        <w:tc>
-          <w:tcPr>
-            <w:tcW w:w="2616" w:type="dxa"/>
-          </w:tcPr>
-          <w:p>
-            <w:r>
-              <w:rPr>
-                <w:rFonts w:ascii="標楷體" w:hAnsi="標楷體"/>
+            <w:tcW w:type="dxa" w:w="2616"/>
+          </w:tcPr>
+          <w:p>
+            <w:pPr>
+              <w:spacing w:after="0"/>
+            </w:pPr>
+            <w:r>
+              <w:rPr>
+                <w:rFonts w:ascii="標楷體" w:hAnsi="標楷體"/>
+                <w:b w:val="0"/>
+              </w:rPr>
+              <w:t>（講錯）「丹丹的不對，因為人名不可以連線。」</w:t>
+            </w:r>
+          </w:p>
+        </w:tc>
+        <w:tc>
+          <w:tcPr>
+            <w:tcW w:type="dxa" w:w="2616"/>
+          </w:tcPr>
+          <w:p>
+            <w:pPr>
+              <w:spacing w:after="0"/>
+            </w:pPr>
+            <w:r>
+              <w:rPr>
+                <w:rFonts w:ascii="標楷體" w:hAnsi="標楷體"/>
+                <w:b w:val="0"/>
+              </w:rPr>
+              <w:t>判斷對了，但理由停在「人名」這個例子，沒有到「類別／有序」的規準。</w:t>
+            </w:r>
+          </w:p>
+        </w:tc>
+        <w:tc>
+          <w:tcPr>
+            <w:tcW w:type="dxa" w:w="2616"/>
+          </w:tcPr>
+          <w:p>
+            <w:pPr>
+              <w:spacing w:after="0"/>
+            </w:pPr>
+            <w:r>
+              <w:rPr>
+                <w:rFonts w:ascii="標楷體" w:hAnsi="標楷體"/>
+                <w:b w:val="0"/>
               </w:rPr>
               <w:t>深究</w:t>
             </w:r>
@@ -4728,12 +3177,16 @@
         </w:tc>
         <w:tc>
           <w:tcPr>
-            <w:tcW w:w="2616" w:type="dxa"/>
-          </w:tcPr>
-          <w:p>
-            <w:r>
-              <w:rPr>
-                <w:rFonts w:ascii="標楷體" w:hAnsi="標楷體"/>
+            <w:tcW w:type="dxa" w:w="2616"/>
+          </w:tcPr>
+          <w:p>
+            <w:pPr>
+              <w:spacing w:after="0"/>
+            </w:pPr>
+            <w:r>
+              <w:rPr>
+                <w:rFonts w:ascii="標楷體" w:hAnsi="標楷體"/>
+                <w:b w:val="0"/>
               </w:rPr>
               <w:t>「那月分可以嗎？為什麼？」</w:t>
             </w:r>
@@ -4743,12 +3196,16 @@
       <w:tr>
         <w:tc>
           <w:tcPr>
-            <w:tcW w:w="2616" w:type="dxa"/>
-          </w:tcPr>
-          <w:p>
-            <w:r>
-              <w:rPr>
-                <w:rFonts w:ascii="標楷體" w:hAnsi="標楷體"/>
+            <w:tcW w:type="dxa" w:w="2616"/>
+          </w:tcPr>
+          <w:p>
+            <w:pPr>
+              <w:spacing w:after="0"/>
+            </w:pPr>
+            <w:r>
+              <w:rPr>
+                <w:rFonts w:ascii="標楷體" w:hAnsi="標楷體"/>
+                <w:b w:val="0"/>
               </w:rPr>
               <w:t>（沉默）被點到後低頭不語，超過十秒。</w:t>
             </w:r>
@@ -4756,39 +3213,33 @@
         </w:tc>
         <w:tc>
           <w:tcPr>
-            <w:tcW w:w="2616" w:type="dxa"/>
-          </w:tcPr>
-          <w:p>
-            <w:r>
-              <w:rPr>
-                <w:rFonts w:ascii="標楷體" w:hAnsi="標楷體"/>
-              </w:rPr>
-              <w:t>未必是不會，可能是還沒把想法變成句子。</w:t>
-            </w:r>
-            <w:proofErr w:type="gramStart"/>
-            <w:r>
-              <w:rPr>
-                <w:rFonts w:ascii="標楷體" w:hAnsi="標楷體"/>
-              </w:rPr>
-              <w:t>不催</w:t>
-            </w:r>
-            <w:proofErr w:type="gramEnd"/>
-            <w:r>
-              <w:rPr>
-                <w:rFonts w:ascii="標楷體" w:hAnsi="標楷體"/>
-              </w:rPr>
-              <w:t>、不換人。</w:t>
-            </w:r>
-          </w:p>
-        </w:tc>
-        <w:tc>
-          <w:tcPr>
-            <w:tcW w:w="2616" w:type="dxa"/>
-          </w:tcPr>
-          <w:p>
-            <w:r>
-              <w:rPr>
-                <w:rFonts w:ascii="標楷體" w:hAnsi="標楷體"/>
+            <w:tcW w:type="dxa" w:w="2616"/>
+          </w:tcPr>
+          <w:p>
+            <w:pPr>
+              <w:spacing w:after="0"/>
+            </w:pPr>
+            <w:r>
+              <w:rPr>
+                <w:rFonts w:ascii="標楷體" w:hAnsi="標楷體"/>
+                <w:b w:val="0"/>
+              </w:rPr>
+              <w:t>未必是不會，可能是還沒把想法變成句子。不催、不換人。</w:t>
+            </w:r>
+          </w:p>
+        </w:tc>
+        <w:tc>
+          <w:tcPr>
+            <w:tcW w:type="dxa" w:w="2616"/>
+          </w:tcPr>
+          <w:p>
+            <w:pPr>
+              <w:spacing w:after="0"/>
+            </w:pPr>
+            <w:r>
+              <w:rPr>
+                <w:rFonts w:ascii="標楷體" w:hAnsi="標楷體"/>
+                <w:b w:val="0"/>
               </w:rPr>
               <w:t>等待</w:t>
             </w:r>
@@ -4796,12 +3247,16 @@
         </w:tc>
         <w:tc>
           <w:tcPr>
-            <w:tcW w:w="2616" w:type="dxa"/>
-          </w:tcPr>
-          <w:p>
-            <w:r>
-              <w:rPr>
-                <w:rFonts w:ascii="標楷體" w:hAnsi="標楷體"/>
+            <w:tcW w:type="dxa" w:w="2616"/>
+          </w:tcPr>
+          <w:p>
+            <w:pPr>
+              <w:spacing w:after="0"/>
+            </w:pPr>
+            <w:r>
+              <w:rPr>
+                <w:rFonts w:ascii="標楷體" w:hAnsi="標楷體"/>
+                <w:b w:val="0"/>
               </w:rPr>
               <w:t>「你需要想一下是嗎？那你可以先找人幫忙嗎？」</w:t>
             </w:r>
@@ -4811,39 +3266,33 @@
       <w:tr>
         <w:tc>
           <w:tcPr>
-            <w:tcW w:w="2616" w:type="dxa"/>
-          </w:tcPr>
-          <w:p>
-            <w:r>
-              <w:rPr>
-                <w:rFonts w:ascii="標楷體" w:hAnsi="標楷體"/>
-              </w:rPr>
-              <w:t>（離題）「我上次自然課加熱的時候</w:t>
-            </w:r>
-            <w:proofErr w:type="gramStart"/>
-            <w:r>
-              <w:rPr>
-                <w:rFonts w:ascii="標楷體" w:hAnsi="標楷體"/>
-              </w:rPr>
-              <w:t>燒杯裂掉了</w:t>
-            </w:r>
-            <w:proofErr w:type="gramEnd"/>
-            <w:r>
-              <w:rPr>
-                <w:rFonts w:ascii="標楷體" w:hAnsi="標楷體"/>
-              </w:rPr>
-              <w:t>。」</w:t>
-            </w:r>
-          </w:p>
-        </w:tc>
-        <w:tc>
-          <w:tcPr>
-            <w:tcW w:w="2616" w:type="dxa"/>
-          </w:tcPr>
-          <w:p>
-            <w:r>
-              <w:rPr>
-                <w:rFonts w:ascii="標楷體" w:hAnsi="標楷體"/>
+            <w:tcW w:type="dxa" w:w="2616"/>
+          </w:tcPr>
+          <w:p>
+            <w:pPr>
+              <w:spacing w:after="0"/>
+            </w:pPr>
+            <w:r>
+              <w:rPr>
+                <w:rFonts w:ascii="標楷體" w:hAnsi="標楷體"/>
+                <w:b w:val="0"/>
+              </w:rPr>
+              <w:t>（離題）「我上次自然課加熱的時候燒杯裂掉了。」</w:t>
+            </w:r>
+          </w:p>
+        </w:tc>
+        <w:tc>
+          <w:tcPr>
+            <w:tcW w:type="dxa" w:w="2616"/>
+          </w:tcPr>
+          <w:p>
+            <w:pPr>
+              <w:spacing w:after="0"/>
+            </w:pPr>
+            <w:r>
+              <w:rPr>
+                <w:rFonts w:ascii="標楷體" w:hAnsi="標楷體"/>
+                <w:b w:val="0"/>
               </w:rPr>
               <w:t>情境勾起經驗，是好事，但要把注意力帶回資料。先接住再拉回。</w:t>
             </w:r>
@@ -4851,12 +3300,16 @@
         </w:tc>
         <w:tc>
           <w:tcPr>
-            <w:tcW w:w="2616" w:type="dxa"/>
-          </w:tcPr>
-          <w:p>
-            <w:r>
-              <w:rPr>
-                <w:rFonts w:ascii="標楷體" w:hAnsi="標楷體"/>
+            <w:tcW w:type="dxa" w:w="2616"/>
+          </w:tcPr>
+          <w:p>
+            <w:pPr>
+              <w:spacing w:after="0"/>
+            </w:pPr>
+            <w:r>
+              <w:rPr>
+                <w:rFonts w:ascii="標楷體" w:hAnsi="標楷體"/>
+                <w:b w:val="0"/>
               </w:rPr>
               <w:t>回歸</w:t>
             </w:r>
@@ -4864,12 +3317,16 @@
         </w:tc>
         <w:tc>
           <w:tcPr>
-            <w:tcW w:w="2616" w:type="dxa"/>
-          </w:tcPr>
-          <w:p>
-            <w:r>
-              <w:rPr>
-                <w:rFonts w:ascii="標楷體" w:hAnsi="標楷體"/>
+            <w:tcW w:type="dxa" w:w="2616"/>
+          </w:tcPr>
+          <w:p>
+            <w:pPr>
+              <w:spacing w:after="0"/>
+            </w:pPr>
+            <w:r>
+              <w:rPr>
+                <w:rFonts w:ascii="標楷體" w:hAnsi="標楷體"/>
+                <w:b w:val="0"/>
               </w:rPr>
               <w:t>「回到這張表。他們記錄的是什麼？」</w:t>
             </w:r>
@@ -4879,69 +3336,33 @@
       <w:tr>
         <w:tc>
           <w:tcPr>
-            <w:tcW w:w="2616" w:type="dxa"/>
-          </w:tcPr>
-          <w:p>
-            <w:r>
-              <w:rPr>
-                <w:rFonts w:ascii="標楷體" w:hAnsi="標楷體"/>
-              </w:rPr>
-              <w:t>（講得含混）「就是</w:t>
-            </w:r>
-            <w:r>
-              <w:rPr>
-                <w:rFonts w:ascii="標楷體" w:hAnsi="標楷體"/>
-              </w:rPr>
-              <w:t>…</w:t>
-            </w:r>
-            <w:proofErr w:type="gramStart"/>
-            <w:r>
-              <w:rPr>
-                <w:rFonts w:ascii="標楷體" w:hAnsi="標楷體"/>
-              </w:rPr>
-              <w:t>…</w:t>
-            </w:r>
-            <w:proofErr w:type="gramEnd"/>
-            <w:r>
-              <w:rPr>
-                <w:rFonts w:ascii="標楷體" w:hAnsi="標楷體"/>
-              </w:rPr>
-              <w:t>那個順序</w:t>
-            </w:r>
-            <w:r>
-              <w:rPr>
-                <w:rFonts w:ascii="標楷體" w:hAnsi="標楷體"/>
-              </w:rPr>
-              <w:t>……</w:t>
-            </w:r>
-            <w:r>
-              <w:rPr>
-                <w:rFonts w:ascii="標楷體" w:hAnsi="標楷體"/>
-              </w:rPr>
-              <w:t>有排的那種</w:t>
-            </w:r>
-            <w:r>
-              <w:rPr>
-                <w:rFonts w:ascii="標楷體" w:hAnsi="標楷體"/>
-              </w:rPr>
-              <w:t>……</w:t>
-            </w:r>
-            <w:r>
-              <w:rPr>
-                <w:rFonts w:ascii="標楷體" w:hAnsi="標楷體"/>
-              </w:rPr>
-              <w:t>」</w:t>
-            </w:r>
-          </w:p>
-        </w:tc>
-        <w:tc>
-          <w:tcPr>
-            <w:tcW w:w="2616" w:type="dxa"/>
-          </w:tcPr>
-          <w:p>
-            <w:r>
-              <w:rPr>
-                <w:rFonts w:ascii="標楷體" w:hAnsi="標楷體"/>
+            <w:tcW w:type="dxa" w:w="2616"/>
+          </w:tcPr>
+          <w:p>
+            <w:pPr>
+              <w:spacing w:after="0"/>
+            </w:pPr>
+            <w:r>
+              <w:rPr>
+                <w:rFonts w:ascii="標楷體" w:hAnsi="標楷體"/>
+                <w:b w:val="0"/>
+              </w:rPr>
+              <w:t>（講得含混）「就是……那個順序……有排的那種……」</w:t>
+            </w:r>
+          </w:p>
+        </w:tc>
+        <w:tc>
+          <w:tcPr>
+            <w:tcW w:type="dxa" w:w="2616"/>
+          </w:tcPr>
+          <w:p>
+            <w:pPr>
+              <w:spacing w:after="0"/>
+            </w:pPr>
+            <w:r>
+              <w:rPr>
+                <w:rFonts w:ascii="標楷體" w:hAnsi="標楷體"/>
+                <w:b w:val="0"/>
               </w:rPr>
               <w:t>概念已經摸到了，語言還沒到位。修正的動作要留在學生身上。</w:t>
             </w:r>
@@ -4949,33 +3370,33 @@
         </w:tc>
         <w:tc>
           <w:tcPr>
-            <w:tcW w:w="2616" w:type="dxa"/>
-          </w:tcPr>
-          <w:p>
-            <w:proofErr w:type="gramStart"/>
-            <w:r>
-              <w:rPr>
-                <w:rFonts w:ascii="標楷體" w:hAnsi="標楷體"/>
-              </w:rPr>
-              <w:t>釐</w:t>
-            </w:r>
-            <w:proofErr w:type="gramEnd"/>
-            <w:r>
-              <w:rPr>
-                <w:rFonts w:ascii="標楷體" w:hAnsi="標楷體"/>
-              </w:rPr>
-              <w:t>清</w:t>
-            </w:r>
-          </w:p>
-        </w:tc>
-        <w:tc>
-          <w:tcPr>
-            <w:tcW w:w="2616" w:type="dxa"/>
-          </w:tcPr>
-          <w:p>
-            <w:r>
-              <w:rPr>
-                <w:rFonts w:ascii="標楷體" w:hAnsi="標楷體"/>
+            <w:tcW w:type="dxa" w:w="2616"/>
+          </w:tcPr>
+          <w:p>
+            <w:pPr>
+              <w:spacing w:after="0"/>
+            </w:pPr>
+            <w:r>
+              <w:rPr>
+                <w:rFonts w:ascii="標楷體" w:hAnsi="標楷體"/>
+                <w:b w:val="0"/>
+              </w:rPr>
+              <w:t>釐清</w:t>
+            </w:r>
+          </w:p>
+        </w:tc>
+        <w:tc>
+          <w:tcPr>
+            <w:tcW w:type="dxa" w:w="2616"/>
+          </w:tcPr>
+          <w:p>
+            <w:pPr>
+              <w:spacing w:after="0"/>
+            </w:pPr>
+            <w:r>
+              <w:rPr>
+                <w:rFonts w:ascii="標楷體" w:hAnsi="標楷體"/>
+                <w:b w:val="0"/>
               </w:rPr>
               <w:t>「再一次！」</w:t>
             </w:r>
@@ -5163,7 +3584,7 @@
           </w:tcPr>
           <w:p>
             <w:pPr>
-              <w:spacing w:line="400" w:lineRule="exact"/>
+              <w:spacing w:line="400" w:lineRule="exact" w:after="0"/>
               <w:jc w:val="center"/>
               <w:rPr>
                 <w:rFonts w:ascii="標楷體" w:eastAsia="標楷體" w:hAnsi="標楷體"/>
@@ -5175,6 +3596,7 @@
             <w:r>
               <w:rPr>
                 <w:rFonts w:ascii="標楷體" w:hAnsi="標楷體"/>
+                <w:b w:val="0"/>
               </w:rPr>
               <w:t>許以平</w:t>
             </w:r>
@@ -5248,7 +3670,7 @@
           </w:tcPr>
           <w:p>
             <w:pPr>
-              <w:spacing w:line="400" w:lineRule="exact"/>
+              <w:spacing w:line="400" w:lineRule="exact" w:after="0"/>
               <w:jc w:val="center"/>
               <w:rPr>
                 <w:rFonts w:ascii="標楷體" w:eastAsia="標楷體" w:hAnsi="標楷體"/>
@@ -5260,20 +3682,9 @@
             <w:r>
               <w:rPr>
                 <w:rFonts w:ascii="標楷體" w:hAnsi="標楷體"/>
-              </w:rPr>
-              <w:t>光復國小</w:t>
-            </w:r>
-            <w:r>
-              <w:rPr>
-                <w:rFonts w:ascii="標楷體" w:hAnsi="標楷體"/>
-              </w:rPr>
-              <w:t xml:space="preserve"> </w:t>
-            </w:r>
-            <w:r>
-              <w:rPr>
-                <w:rFonts w:ascii="標楷體" w:hAnsi="標楷體"/>
-              </w:rPr>
-              <w:t>五年二班</w:t>
+                <w:b w:val="0"/>
+              </w:rPr>
+              <w:t>光復國小 五年二班</w:t>
             </w:r>
           </w:p>
         </w:tc>
@@ -5355,7 +3766,7 @@
           </w:tcPr>
           <w:p>
             <w:pPr>
-              <w:spacing w:line="400" w:lineRule="exact"/>
+              <w:spacing w:line="400" w:lineRule="exact" w:after="0"/>
               <w:jc w:val="center"/>
               <w:rPr>
                 <w:rFonts w:ascii="標楷體" w:eastAsia="標楷體" w:hAnsi="標楷體"/>
@@ -5367,38 +3778,9 @@
             <w:r>
               <w:rPr>
                 <w:rFonts w:ascii="標楷體" w:hAnsi="標楷體"/>
-              </w:rPr>
-              <w:t xml:space="preserve">114 </w:t>
-            </w:r>
-            <w:r>
-              <w:rPr>
-                <w:rFonts w:ascii="標楷體" w:hAnsi="標楷體"/>
-              </w:rPr>
-              <w:t>年</w:t>
-            </w:r>
-            <w:r>
-              <w:rPr>
-                <w:rFonts w:ascii="標楷體" w:hAnsi="標楷體"/>
-              </w:rPr>
-              <w:t xml:space="preserve"> 11 </w:t>
-            </w:r>
-            <w:r>
-              <w:rPr>
-                <w:rFonts w:ascii="標楷體" w:hAnsi="標楷體"/>
-              </w:rPr>
-              <w:t>月</w:t>
-            </w:r>
-            <w:r>
-              <w:rPr>
-                <w:rFonts w:ascii="標楷體" w:hAnsi="標楷體"/>
-              </w:rPr>
-              <w:t xml:space="preserve"> 14 </w:t>
-            </w:r>
-            <w:r>
-              <w:rPr>
-                <w:rFonts w:ascii="標楷體" w:hAnsi="標楷體"/>
-              </w:rPr>
-              <w:t>日（星期五）上午第二節</w:t>
+                <w:b w:val="0"/>
+              </w:rPr>
+              <w:t>114 年 11 月 14 日（星期五）上午第二節</w:t>
             </w:r>
           </w:p>
         </w:tc>
@@ -5460,7 +3842,7 @@
           </w:tcPr>
           <w:p>
             <w:pPr>
-              <w:spacing w:line="400" w:lineRule="exact"/>
+              <w:spacing w:line="400" w:lineRule="exact" w:after="0"/>
               <w:jc w:val="center"/>
               <w:rPr>
                 <w:rFonts w:ascii="標楷體" w:eastAsia="標楷體" w:hAnsi="標楷體"/>
@@ -5470,20 +3852,9 @@
             <w:r>
               <w:rPr>
                 <w:rFonts w:ascii="標楷體" w:hAnsi="標楷體"/>
-              </w:rPr>
-              <w:t>數學／第一單元〈折線圖〉第</w:t>
-            </w:r>
-            <w:r>
-              <w:rPr>
-                <w:rFonts w:ascii="標楷體" w:hAnsi="標楷體"/>
-              </w:rPr>
-              <w:t xml:space="preserve"> 4 </w:t>
-            </w:r>
-            <w:r>
-              <w:rPr>
-                <w:rFonts w:ascii="標楷體" w:hAnsi="標楷體"/>
-              </w:rPr>
-              <w:t>節</w:t>
+                <w:b w:val="0"/>
+              </w:rPr>
+              <w:t>數學／第一單元〈折線圖〉第 4 節</w:t>
             </w:r>
           </w:p>
         </w:tc>
@@ -5754,146 +4125,27 @@
       <w:r>
         <w:rPr>
           <w:rFonts w:ascii="標楷體" w:hAnsi="標楷體"/>
+          <w:b w:val="0"/>
         </w:rPr>
-        <w:t xml:space="preserve">1. </w:t>
-      </w:r>
-      <w:r>
-        <w:rPr>
-          <w:rFonts w:ascii="標楷體" w:hAnsi="標楷體"/>
-        </w:rPr>
-        <w:t>各自畫圖那</w:t>
-      </w:r>
-      <w:r>
-        <w:rPr>
-          <w:rFonts w:ascii="標楷體" w:hAnsi="標楷體"/>
-        </w:rPr>
-        <w:t xml:space="preserve"> 5 </w:t>
-      </w:r>
-      <w:r>
-        <w:rPr>
-          <w:rFonts w:ascii="標楷體" w:hAnsi="標楷體"/>
-        </w:rPr>
-        <w:t>分鐘，哪些學生的縱軸刻度取得和多數人不同？他在畫的時候有沒有停下來看旁邊的人？</w:t>
-      </w:r>
-      <w:proofErr w:type="gramStart"/>
-      <w:r>
-        <w:rPr>
-          <w:rFonts w:ascii="標楷體" w:hAnsi="標楷體"/>
-        </w:rPr>
-        <w:t>（</w:t>
-      </w:r>
-      <w:proofErr w:type="gramEnd"/>
-      <w:r>
-        <w:rPr>
-          <w:rFonts w:ascii="標楷體" w:hAnsi="標楷體"/>
-        </w:rPr>
-        <w:t>本班容易分心，這</w:t>
-      </w:r>
-      <w:r>
-        <w:rPr>
-          <w:rFonts w:ascii="標楷體" w:hAnsi="標楷體"/>
-        </w:rPr>
-        <w:t xml:space="preserve"> 5 </w:t>
-      </w:r>
-      <w:r>
-        <w:rPr>
-          <w:rFonts w:ascii="標楷體" w:hAnsi="標楷體"/>
-        </w:rPr>
-        <w:t>分鐘是安靜獨自作業，請記錄誰在第幾分鐘離開了工作。）</w:t>
+        <w:t>1. 各自畫圖那 5 分鐘，哪些學生的縱軸刻度取得和多數人不同？他在畫的時候有沒有停下來看旁邊的人？（本班容易分心，這 5 分鐘是安靜獨自作業，請記錄誰在第幾分鐘離開了工作。）</w:t>
       </w:r>
     </w:p>
     <w:p>
       <w:r>
         <w:rPr>
           <w:rFonts w:ascii="標楷體" w:hAnsi="標楷體"/>
+          <w:b w:val="0"/>
         </w:rPr>
-        <w:t xml:space="preserve">2. </w:t>
-      </w:r>
-      <w:r>
-        <w:rPr>
-          <w:rFonts w:ascii="標楷體" w:hAnsi="標楷體"/>
-        </w:rPr>
-        <w:t>小組討論時，「圖形看起來一樣所以都對」這個說法是在哪一組先出現的？後來是被誰、用哪一句話推翻的？</w:t>
-      </w:r>
-      <w:proofErr w:type="gramStart"/>
-      <w:r>
-        <w:rPr>
-          <w:rFonts w:ascii="標楷體" w:hAnsi="標楷體"/>
-        </w:rPr>
-        <w:t>—</w:t>
-      </w:r>
-      <w:proofErr w:type="gramEnd"/>
-      <w:r>
-        <w:rPr>
-          <w:rFonts w:ascii="標楷體" w:hAnsi="標楷體"/>
-        </w:rPr>
-        <w:t>—</w:t>
-      </w:r>
-      <w:r>
-        <w:rPr>
-          <w:rFonts w:ascii="標楷體" w:hAnsi="標楷體"/>
-        </w:rPr>
-        <w:t>這是本節學習是否成立的關鍵時刻，請記下那句話的原文。</w:t>
+        <w:t>2. 小組討論時，「圖形看起來一樣所以都對」這個說法是在哪一組先出現的？後來是被誰、用哪一句話推翻的？——這是本節學習是否成立的關鍵時刻，請記下那句話的原文。</w:t>
       </w:r>
     </w:p>
     <w:p>
       <w:r>
         <w:rPr>
           <w:rFonts w:ascii="標楷體" w:hAnsi="標楷體"/>
+          <w:b w:val="0"/>
         </w:rPr>
-        <w:t xml:space="preserve">3. </w:t>
-      </w:r>
-      <w:r>
-        <w:rPr>
-          <w:rFonts w:ascii="標楷體" w:hAnsi="標楷體"/>
-        </w:rPr>
-        <w:t>全班串連時，有哪些學生在</w:t>
-      </w:r>
-      <w:proofErr w:type="gramStart"/>
-      <w:r>
-        <w:rPr>
-          <w:rFonts w:ascii="標楷體" w:hAnsi="標楷體"/>
-        </w:rPr>
-        <w:t>學習單第</w:t>
-      </w:r>
-      <w:proofErr w:type="gramEnd"/>
-      <w:r>
-        <w:rPr>
-          <w:rFonts w:ascii="標楷體" w:hAnsi="標楷體"/>
-        </w:rPr>
-        <w:t xml:space="preserve"> 3 </w:t>
-      </w:r>
-      <w:r>
-        <w:rPr>
-          <w:rFonts w:ascii="標楷體" w:hAnsi="標楷體"/>
-        </w:rPr>
-        <w:t>欄真的寫下了改變或補充？</w:t>
-      </w:r>
-      <w:proofErr w:type="gramStart"/>
-      <w:r>
-        <w:rPr>
-          <w:rFonts w:ascii="標楷體" w:hAnsi="標楷體"/>
-        </w:rPr>
-        <w:t>（</w:t>
-      </w:r>
-      <w:proofErr w:type="gramEnd"/>
-      <w:r>
-        <w:rPr>
-          <w:rFonts w:ascii="標楷體" w:hAnsi="標楷體"/>
-        </w:rPr>
-        <w:t>請就近看</w:t>
-      </w:r>
-      <w:r>
-        <w:rPr>
-          <w:rFonts w:ascii="標楷體" w:hAnsi="標楷體"/>
-        </w:rPr>
-        <w:t xml:space="preserve"> 1~2 </w:t>
-      </w:r>
-      <w:r>
-        <w:rPr>
-          <w:rFonts w:ascii="標楷體" w:hAnsi="標楷體"/>
-        </w:rPr>
-        <w:t>位學生的學習單，記錄他改了什麼。）〔待補特殊學生後，請改為指名觀察對象〕</w:t>
+        <w:t>3. 全班串連時，有哪些學生在學習單第 3 欄真的寫下了改變或補充？（請就近看 1~2 位學生的學習單，記錄他改了什麼。）〔待補特殊學生後，請改為指名觀察對象〕</w:t>
       </w:r>
     </w:p>
     <w:tbl>
@@ -6381,17 +4633,7 @@
                 <w:sz w:val="28"/>
                 <w:szCs w:val="28"/>
               </w:rPr>
-              <w:t>是否發現有特殊表現的</w:t>
-            </w:r>
-            <w:r>
-              <w:rPr>
-                <w:rFonts w:hAnsi="標楷體" w:hint="eastAsia"/>
-                <w:color w:val="000000" w:themeColor="text1"/>
-                <w:sz w:val="28"/>
-                <w:szCs w:val="28"/>
-              </w:rPr>
-              <w:lastRenderedPageBreak/>
-              <w:t>學生？</w:t>
+              <w:t>是否發現有特殊表現的學生？</w:t>
             </w:r>
             <w:r>
               <w:rPr>
@@ -6458,7 +4700,6 @@
                 <w:sz w:val="28"/>
                 <w:szCs w:val="28"/>
               </w:rPr>
-              <w:lastRenderedPageBreak/>
               <w:t>3-1</w:t>
             </w:r>
             <w:r>
@@ -6540,6 +4781,7 @@
                 <w:sz w:val="28"/>
                 <w:szCs w:val="28"/>
               </w:rPr>
+              <w:lastRenderedPageBreak/>
               <w:t>學</w:t>
             </w:r>
             <w:r>
@@ -6627,7 +4869,6 @@
                 <w:sz w:val="28"/>
                 <w:szCs w:val="28"/>
               </w:rPr>
-              <w:lastRenderedPageBreak/>
               <w:t>觀課</w:t>
             </w:r>
             <w:r>
@@ -7891,34 +6132,34 @@
       </w:pPr>
     </w:lvl>
   </w:abstractNum>
-  <w:num w:numId="1" w16cid:durableId="442311451">
+  <w:num w:numId="1" w16cid:durableId="898517712">
     <w:abstractNumId w:val="8"/>
   </w:num>
-  <w:num w:numId="2" w16cid:durableId="335423204">
+  <w:num w:numId="2" w16cid:durableId="366613159">
     <w:abstractNumId w:val="7"/>
   </w:num>
-  <w:num w:numId="3" w16cid:durableId="769396738">
+  <w:num w:numId="3" w16cid:durableId="383913121">
     <w:abstractNumId w:val="5"/>
   </w:num>
-  <w:num w:numId="4" w16cid:durableId="1476750919">
+  <w:num w:numId="4" w16cid:durableId="377585083">
     <w:abstractNumId w:val="2"/>
   </w:num>
-  <w:num w:numId="5" w16cid:durableId="42797374">
+  <w:num w:numId="5" w16cid:durableId="1771241925">
     <w:abstractNumId w:val="6"/>
   </w:num>
-  <w:num w:numId="6" w16cid:durableId="1672683960">
+  <w:num w:numId="6" w16cid:durableId="1530869435">
     <w:abstractNumId w:val="11"/>
   </w:num>
-  <w:num w:numId="7" w16cid:durableId="397630775">
+  <w:num w:numId="7" w16cid:durableId="104618732">
     <w:abstractNumId w:val="9"/>
   </w:num>
-  <w:num w:numId="8" w16cid:durableId="1136684507">
+  <w:num w:numId="8" w16cid:durableId="40787071">
     <w:abstractNumId w:val="0"/>
   </w:num>
-  <w:num w:numId="9" w16cid:durableId="926037159">
+  <w:num w:numId="9" w16cid:durableId="1865824221">
     <w:abstractNumId w:val="10"/>
   </w:num>
-  <w:num w:numId="10" w16cid:durableId="1035741261">
+  <w:num w:numId="10" w16cid:durableId="550849653">
     <w:abstractNumId w:val="4"/>
     <w:lvlOverride w:ilvl="0">
       <w:startOverride w:val="1"/>
@@ -7948,10 +6189,10 @@
       <w:startOverride w:val="1"/>
     </w:lvlOverride>
   </w:num>
-  <w:num w:numId="11" w16cid:durableId="1011421088">
+  <w:num w:numId="11" w16cid:durableId="1794443440">
     <w:abstractNumId w:val="1"/>
   </w:num>
-  <w:num w:numId="12" w16cid:durableId="1896817818">
+  <w:num w:numId="12" w16cid:durableId="307052197">
     <w:abstractNumId w:val="3"/>
   </w:num>
   <w:numIdMacAtCleanup w:val="2"/>

--- a/學共教案/教案成果/五年級_數學_折線圖_20260909/教案.docx
+++ b/學共教案/教案成果/五年級_數學_折線圖_20260909/教案.docx
@@ -175,7 +175,7 @@
                 <w:rFonts w:ascii="標楷體" w:hAnsi="標楷體"/>
                 <w:b w:val="0"/>
               </w:rPr>
-              <w:t>因此本節不再增加新的繪圖技術，而是把課本單元末的素養評量題拿來當作全班的挑戰課題：同一筆水溫資料，皮皮把橫軸畫成「加熱時間」，丹丹把橫軸畫成「測量學生 A~E」，兩張折線圖不一樣，妮妮說兩個都對。這個題目的好處是每個人都有入口——兩張圖都看得懂，同意或不同意都能立刻表態；但要把理由說清楚，就非得回到「橫軸放的是什麼樣的資料」不可。</w:t>
+              <w:t>因此本節不再增加新的繪圖技術，而是把課本單元末的素養評量題拿來當作全班的挑戰課題：同一筆水溫資料，皮皮把橫軸畫成「測量學生 A~E」，丹丹把橫軸畫成「加熱時間（分鐘）」，兩張折線圖不一樣，妮妮說兩個都對。課本已經把紀錄表與兩張圖都畫好了，要學生做的本來就不是繪製而是判斷——所以本節不重畫，直接讀圖。這個題目的好處是每個人都有入口——兩張圖都看得懂，同意或不同意都能立刻表態；但要把理由說清楚，就非得回到「橫軸放的是什麼樣的資料」不可。</w:t>
             </w:r>
           </w:p>
           <w:p>
@@ -916,7 +916,7 @@
                 <w:rFonts w:ascii="標楷體" w:hAnsi="標楷體"/>
                 <w:b w:val="0"/>
               </w:rPr>
-              <w:t>1. 能依表格資料繪製折線圖。</w:t>
+              <w:t>1. 能讀出兩張折線圖的差異，指出各自的橫軸放的是什麼資料。</w:t>
             </w:r>
           </w:p>
           <w:p>
@@ -1148,7 +1148,7 @@
                 <w:rFonts w:ascii="標楷體" w:hAnsi="標楷體"/>
                 <w:b w:val="0"/>
               </w:rPr>
-              <w:t>3. 縱軸每一刻度的單位是學生在本單元最大的困難（常見刻度單位 1、2、5、10）。本節共有課題要各自畫圖時會再次浮現。</w:t>
+              <w:t>3. 縱軸每一刻度的單位是學生在本單元最大的困難（常見刻度單位 1、2、5、10）。本節雖不繪圖，讀圖時仍會浮現：兩張圖的縱軸刻度相同，學生若沒讀刻度就比高低，會誤以為兩張圖「連資料都一樣」。</w:t>
             </w:r>
           </w:p>
           <w:p>
@@ -1357,7 +1357,7 @@
                 <w:rFonts w:ascii="標楷體" w:hAnsi="標楷體"/>
                 <w:b w:val="0"/>
               </w:rPr>
-              <w:t>以建構式學習為核心，「自我嘗試在先，教師引導輔助」。路徑：各自畫圖—看見兩種畫法—各自表態—小組說服與修正—全班串連分歧—回到規準。</w:t>
+              <w:t>以建構式學習為核心，「自我嘗試在先，教師引導輔助」。路徑：讀題與資料—圈出兩張圖的差異—各自表態—小組說服與修正—全班串連分歧—回到規準。課本已附兩張畫好的折線圖，本節的「自我嘗試」是讀圖與判斷，不是重畫一次。</w:t>
             </w:r>
           </w:p>
         </w:tc>
@@ -1400,7 +1400,7 @@
                 <w:rFonts w:ascii="標楷體" w:hAnsi="標楷體"/>
                 <w:b w:val="0"/>
               </w:rPr>
-              <w:t>預想學生會提出的問題：1. 老師，丹丹的圖橫軸是人名，可是線一模一樣，這樣算對嗎？2. 如果 A~E 不是照時間順序記錄的，圖會變成什麼樣子？3. 那酪梨那題的「月分」為什麼可以連線？月分也是名字啊。4. 如果把丹丹的橫軸改成「第 1 個人、第 2 個人」，是不是就可以了？5. 兩張圖如果都對，為什麼課本要問這一題？</w:t>
+              <w:t>預想學生會提出的問題：1. 老師，皮皮的圖橫軸是人名，可是線一模一樣，這樣算對嗎？2. 如果 A~E 不是照加熱時間順序輪流記錄的，皮皮的圖會變成什麼樣子？3. 那酪梨那題的「月分」為什麼可以連線？月分也是名字啊。4. 如果把皮皮的橫軸改成「第 1 個人、第 2 個人」，是不是就可以了？5. 兩張圖如果都對，為什麼課本要問這一題？</w:t>
             </w:r>
           </w:p>
         </w:tc>
@@ -1443,7 +1443,7 @@
                 <w:rFonts w:ascii="標楷體" w:hAnsi="標楷體"/>
                 <w:b w:val="0"/>
               </w:rPr>
-              <w:t>個人繪圖（動手）→ 兩張圖的對照（觀察）→ 表態與說理（書寫）→ 小組協同（對話）→ 全班串連（分享與修正）。</w:t>
+              <w:t>讀題與資料（閱讀）→ 兩張圖的對照與圈記（觀察）→ 表態與說理（書寫）→ 小組協同（對話）→ 全班串連（分享與修正）。</w:t>
             </w:r>
           </w:p>
         </w:tc>
@@ -1540,7 +1540,7 @@
                 <w:rFonts w:ascii="標楷體" w:hAnsi="標楷體"/>
                 <w:b w:val="0"/>
               </w:rPr>
-              <w:t>方格學習單（供各自繪製水溫折線圖）；小白板一組一片（寫下小組的判斷與理由）；平板拍攝各組學習單投影，讓不同的判斷與理由可視化。</w:t>
+              <w:t>課本第一單元的素養評量題（紀錄表與皮皮、丹丹兩張折線圖都已印在課本上，本節直接用，不另發方格紙）；學習單一人一份（記差異、寫立場、寫修正）；小白板一組一片（寫下小組的判斷與理由）；平板拍攝各組學習單投影，讓不同的判斷與理由可視化。</w:t>
             </w:r>
           </w:p>
         </w:tc>
@@ -1626,7 +1626,7 @@
                 <w:rFonts w:ascii="標楷體" w:hAnsi="標楷體"/>
                 <w:b w:val="0"/>
               </w:rPr>
-              <w:t>本節不增加新的繪圖技術，改以判斷與說理為目標。學習目標 2「能說出判斷的理由」刻意要求理由，而非只要答案，對應 d-III-1 的「據以做簡單推論」。</w:t>
+              <w:t>本節不增加新的繪圖技術，也不重複前三節已經完成的繪製練習，改以讀圖、判斷與說理為目標。學習目標 2「能說出判斷的理由」刻意要求理由，而非只要答案，對應 d-III-1 的「據以做簡單推論」。</w:t>
             </w:r>
           </w:p>
         </w:tc>
@@ -1669,7 +1669,7 @@
                 <w:rFonts w:ascii="標楷體" w:hAnsi="標楷體"/>
                 <w:b w:val="0"/>
               </w:rPr>
-              <w:t>一人一份學習單，含三欄：(1) 依表格畫出水溫折線圖；(2) 我同意／不同意妮妮，因為＿＿；(3) 聽完別人的想法後，我改變或補充的地方。第 3 欄是本節協同學習是否發生的證據。</w:t>
+              <w:t>一人一份學習單，含三欄：(1) 皮皮和丹丹的圖，不一樣的地方是＿＿；(2) 我同意／不同意妮妮，因為＿＿；(3) 聽完別人的想法後，我改變或補充的地方。第 3 欄是本節協同學習是否發生的證據。</w:t>
             </w:r>
           </w:p>
         </w:tc>
@@ -1766,7 +1766,7 @@
                 <w:rFonts w:ascii="標楷體" w:hAnsi="標楷體"/>
                 <w:b w:val="0"/>
               </w:rPr>
-              <w:t>個人先畫（人人動筆）→ Pair 快速對照 → 四人小組協同討論爭點 → 全班串連。一人一份學習單，協同化學習：每個人都要寫，但可以問、可以看、可以互相說。</w:t>
+              <w:t>個人讀題與圈記（人人動筆、人人有入口）→ Pair 快速對照 → 四人小組協同討論爭點 → 全班串連。一人一份學習單，協同化學習：每個人都要寫，但可以問、可以看、可以互相說。</w:t>
             </w:r>
           </w:p>
         </w:tc>
@@ -2142,136 +2142,136 @@
                 <w:rFonts w:ascii="標楷體" w:hAnsi="標楷體"/>
                 <w:b w:val="0"/>
               </w:rPr>
-              <w:t>1. 讀資料（1 分）</w:t>
-            </w:r>
-          </w:p>
-          <w:p>
-            <w:pPr>
-              <w:spacing w:after="0"/>
-            </w:pPr>
-            <w:r>
-              <w:rPr>
-                <w:rFonts w:ascii="標楷體" w:hAnsi="標楷體"/>
-                <w:b w:val="0"/>
-              </w:rPr>
-              <w:t>各自輕聲讀水溫紀錄表：全班分組用酒精燈加熱 100 毫升的水，每組 5 人輪流記錄——A 加熱 2 分鐘 25°C、B 4 分鐘 31°C、C 6 分鐘 37°C、D 8 分鐘 43°C、E 10 分鐘 49°C。</w:t>
-            </w:r>
-          </w:p>
-          <w:p>
-            <w:pPr>
-              <w:spacing w:after="0"/>
-            </w:pPr>
-            <w:r>
-              <w:rPr>
-                <w:rFonts w:ascii="標楷體" w:hAnsi="標楷體"/>
-                <w:b w:val="0"/>
-              </w:rPr>
-            </w:r>
-          </w:p>
-          <w:p>
-            <w:pPr>
-              <w:spacing w:after="0"/>
-            </w:pPr>
-            <w:r>
-              <w:rPr>
-                <w:rFonts w:ascii="標楷體" w:hAnsi="標楷體"/>
-                <w:b w:val="0"/>
-              </w:rPr>
-              <w:t>2.〔共有課題〕各自畫圖（5 分）</w:t>
-            </w:r>
-          </w:p>
-          <w:p>
-            <w:pPr>
-              <w:spacing w:after="0"/>
-            </w:pPr>
-            <w:r>
-              <w:rPr>
-                <w:rFonts w:ascii="標楷體" w:hAnsi="標楷體"/>
-                <w:b w:val="0"/>
-              </w:rPr>
-              <w:t>在學習單的方格上，把這筆資料畫成折線圖。</w:t>
-            </w:r>
-          </w:p>
-          <w:p>
-            <w:pPr>
-              <w:spacing w:after="0"/>
-            </w:pPr>
-            <w:r>
-              <w:rPr>
-                <w:rFonts w:ascii="標楷體" w:hAnsi="標楷體"/>
-                <w:b w:val="0"/>
-              </w:rPr>
-            </w:r>
-          </w:p>
-          <w:p>
-            <w:pPr>
-              <w:spacing w:after="0"/>
-            </w:pPr>
-            <w:r>
-              <w:rPr>
-                <w:rFonts w:ascii="標楷體" w:hAnsi="標楷體"/>
-                <w:b w:val="0"/>
-              </w:rPr>
-              <w:t>3. Pair 對照（1 分）</w:t>
-            </w:r>
-          </w:p>
-          <w:p>
-            <w:pPr>
-              <w:spacing w:after="0"/>
-            </w:pPr>
-            <w:r>
-              <w:rPr>
-                <w:rFonts w:ascii="標楷體" w:hAnsi="標楷體"/>
-                <w:b w:val="0"/>
-              </w:rPr>
-              <w:t>和旁邊的人交換看一下，有沒有畫得不一樣的地方。</w:t>
-            </w:r>
-          </w:p>
-          <w:p>
-            <w:pPr>
-              <w:spacing w:after="0"/>
-            </w:pPr>
-            <w:r>
-              <w:rPr>
-                <w:rFonts w:ascii="標楷體" w:hAnsi="標楷體"/>
-                <w:b w:val="0"/>
-              </w:rPr>
-            </w:r>
-          </w:p>
-          <w:p>
-            <w:pPr>
-              <w:spacing w:after="0"/>
-            </w:pPr>
-            <w:r>
-              <w:rPr>
-                <w:rFonts w:ascii="標楷體" w:hAnsi="標楷體"/>
-                <w:b w:val="0"/>
-              </w:rPr>
-              <w:t>4. 看見兩種畫法、拋出課題（3 分）</w:t>
-            </w:r>
-          </w:p>
-          <w:p>
-            <w:pPr>
-              <w:spacing w:after="0"/>
-            </w:pPr>
-            <w:r>
-              <w:rPr>
-                <w:rFonts w:ascii="標楷體" w:hAnsi="標楷體"/>
-                <w:b w:val="0"/>
-              </w:rPr>
-              <w:t>投影皮皮與丹丹的兩張折線圖。皮皮的橫軸是「加熱時間（分鐘）」，丹丹的橫軸是「測量學生 A~E」。妮妮說：兩個都對。</w:t>
-            </w:r>
-          </w:p>
-          <w:p>
-            <w:pPr>
-              <w:spacing w:after="0"/>
-            </w:pPr>
-            <w:r>
-              <w:rPr>
-                <w:rFonts w:ascii="標楷體" w:hAnsi="標楷體"/>
-                <w:b w:val="0"/>
-              </w:rPr>
-              <w:t>各自在學習單寫下「我同意／不同意，因為＿＿」。</w:t>
+              <w:t>1. 讀題與資料（2 分）</w:t>
+            </w:r>
+          </w:p>
+          <w:p>
+            <w:pPr>
+              <w:spacing w:after="0"/>
+            </w:pPr>
+            <w:r>
+              <w:rPr>
+                <w:rFonts w:ascii="標楷體" w:hAnsi="標楷體"/>
+                <w:b w:val="0"/>
+              </w:rPr>
+              <w:t>各自輕聲讀課本的素養評量題與水溫紀錄表：全班分組用酒精燈加熱 100 毫升的水，每組 5 人輪流記錄——A 加熱 2 分鐘 25°C、B 4 分鐘 31°C、C 6 分鐘 37°C、D 8 分鐘 43°C、E 10 分鐘 49°C。</w:t>
+            </w:r>
+          </w:p>
+          <w:p>
+            <w:pPr>
+              <w:spacing w:after="0"/>
+            </w:pPr>
+            <w:r>
+              <w:rPr>
+                <w:rFonts w:ascii="標楷體" w:hAnsi="標楷體"/>
+                <w:b w:val="0"/>
+              </w:rPr>
+            </w:r>
+          </w:p>
+          <w:p>
+            <w:pPr>
+              <w:spacing w:after="0"/>
+            </w:pPr>
+            <w:r>
+              <w:rPr>
+                <w:rFonts w:ascii="標楷體" w:hAnsi="標楷體"/>
+                <w:b w:val="0"/>
+              </w:rPr>
+              <w:t>2.〔共有課題〕圈出不一樣的地方（3 分）</w:t>
+            </w:r>
+          </w:p>
+          <w:p>
+            <w:pPr>
+              <w:spacing w:after="0"/>
+            </w:pPr>
+            <w:r>
+              <w:rPr>
+                <w:rFonts w:ascii="標楷體" w:hAnsi="標楷體"/>
+                <w:b w:val="0"/>
+              </w:rPr>
+              <w:t>課本上皮皮和丹丹各畫了一張折線圖。把兩張圖「不一樣的地方」圈起來，並在學習單第 1 欄寫下：不一樣的是＿＿。</w:t>
+            </w:r>
+          </w:p>
+          <w:p>
+            <w:pPr>
+              <w:spacing w:after="0"/>
+            </w:pPr>
+            <w:r>
+              <w:rPr>
+                <w:rFonts w:ascii="標楷體" w:hAnsi="標楷體"/>
+                <w:b w:val="0"/>
+              </w:rPr>
+            </w:r>
+          </w:p>
+          <w:p>
+            <w:pPr>
+              <w:spacing w:after="0"/>
+            </w:pPr>
+            <w:r>
+              <w:rPr>
+                <w:rFonts w:ascii="標楷體" w:hAnsi="標楷體"/>
+                <w:b w:val="0"/>
+              </w:rPr>
+              <w:t>3. Pair 對照（2 分）</w:t>
+            </w:r>
+          </w:p>
+          <w:p>
+            <w:pPr>
+              <w:spacing w:after="0"/>
+            </w:pPr>
+            <w:r>
+              <w:rPr>
+                <w:rFonts w:ascii="標楷體" w:hAnsi="標楷體"/>
+                <w:b w:val="0"/>
+              </w:rPr>
+              <w:t>和旁邊的人比一比，你圈的地方和他一樣嗎？有沒有他圈到而你沒圈到的？</w:t>
+            </w:r>
+          </w:p>
+          <w:p>
+            <w:pPr>
+              <w:spacing w:after="0"/>
+            </w:pPr>
+            <w:r>
+              <w:rPr>
+                <w:rFonts w:ascii="標楷體" w:hAnsi="標楷體"/>
+                <w:b w:val="0"/>
+              </w:rPr>
+            </w:r>
+          </w:p>
+          <w:p>
+            <w:pPr>
+              <w:spacing w:after="0"/>
+            </w:pPr>
+            <w:r>
+              <w:rPr>
+                <w:rFonts w:ascii="標楷體" w:hAnsi="標楷體"/>
+                <w:b w:val="0"/>
+              </w:rPr>
+              <w:t>4. 拋出課題、各自表態（3 分）</w:t>
+            </w:r>
+          </w:p>
+          <w:p>
+            <w:pPr>
+              <w:spacing w:after="0"/>
+            </w:pPr>
+            <w:r>
+              <w:rPr>
+                <w:rFonts w:ascii="標楷體" w:hAnsi="標楷體"/>
+                <w:b w:val="0"/>
+              </w:rPr>
+              <w:t>妮妮說：兩個都對。</w:t>
+            </w:r>
+          </w:p>
+          <w:p>
+            <w:pPr>
+              <w:spacing w:after="0"/>
+            </w:pPr>
+            <w:r>
+              <w:rPr>
+                <w:rFonts w:ascii="標楷體" w:hAnsi="標楷體"/>
+                <w:b w:val="0"/>
+              </w:rPr>
+              <w:t>各自在學習單第 2 欄寫下「我同意／不同意，因為＿＿」。</w:t>
             </w:r>
           </w:p>
         </w:tc>
@@ -2293,66 +2293,54 @@
                 <w:rFonts w:ascii="標楷體" w:hAnsi="標楷體"/>
                 <w:b w:val="0"/>
               </w:rPr>
-              <w:t>說明資料後即停止說話，不解釋題意。</w:t>
-            </w:r>
-          </w:p>
-          <w:p>
-            <w:pPr>
-              <w:spacing w:after="0"/>
-            </w:pPr>
-            <w:r>
-              <w:rPr>
-                <w:rFonts w:ascii="標楷體" w:hAnsi="標楷體"/>
-                <w:b w:val="0"/>
-              </w:rPr>
-              <w:t>觀察有無讀表困難的學生與組別。</w:t>
-            </w:r>
-          </w:p>
-          <w:p>
-            <w:pPr>
-              <w:spacing w:after="0"/>
-            </w:pPr>
-            <w:r>
-              <w:rPr>
-                <w:rFonts w:ascii="標楷體" w:hAnsi="標楷體"/>
-                <w:b w:val="0"/>
-              </w:rPr>
-              <w:t>巡走，觀察各人縱軸刻度取幾、橫軸放什麼，不當場糾正。</w:t>
-            </w:r>
-          </w:p>
-          <w:p>
-            <w:pPr>
-              <w:spacing w:after="0"/>
-            </w:pPr>
-            <w:r>
-              <w:rPr>
-                <w:rFonts w:ascii="標楷體" w:hAnsi="標楷體"/>
-                <w:b w:val="0"/>
-              </w:rPr>
-              <w:t>記下畫法不同的學生座號，作為後段串連的素材。</w:t>
-            </w:r>
-          </w:p>
-          <w:p>
-            <w:pPr>
-              <w:spacing w:after="0"/>
-            </w:pPr>
-            <w:r>
-              <w:rPr>
-                <w:rFonts w:ascii="標楷體" w:hAnsi="標楷體"/>
-                <w:b w:val="0"/>
-              </w:rPr>
-            </w:r>
-          </w:p>
-          <w:p>
-            <w:pPr>
-              <w:spacing w:after="0"/>
-            </w:pPr>
-            <w:r>
-              <w:rPr>
-                <w:rFonts w:ascii="標楷體" w:hAnsi="標楷體"/>
-                <w:b w:val="0"/>
-              </w:rPr>
-              <w:t>投影兩張圖後停頓，讓學生自己發現差別。</w:t>
+              <w:t>讀完題目後即停止說話，不解釋題意、不提示要看哪裡。</w:t>
+            </w:r>
+          </w:p>
+          <w:p>
+            <w:pPr>
+              <w:spacing w:after="0"/>
+            </w:pPr>
+            <w:r>
+              <w:rPr>
+                <w:rFonts w:ascii="標楷體" w:hAnsi="標楷體"/>
+                <w:b w:val="0"/>
+              </w:rPr>
+              <w:t>觀察有無讀表或讀圖困難的學生與組別。</w:t>
+            </w:r>
+          </w:p>
+          <w:p>
+            <w:pPr>
+              <w:spacing w:after="0"/>
+            </w:pPr>
+            <w:r>
+              <w:rPr>
+                <w:rFonts w:ascii="標楷體" w:hAnsi="標楷體"/>
+                <w:b w:val="0"/>
+              </w:rPr>
+              <w:t>巡走，看誰只圈了線、誰圈到了橫軸的字，記下座號——這是後段串連的順序依據。</w:t>
+            </w:r>
+          </w:p>
+          <w:p>
+            <w:pPr>
+              <w:spacing w:after="0"/>
+            </w:pPr>
+            <w:r>
+              <w:rPr>
+                <w:rFonts w:ascii="標楷體" w:hAnsi="標楷體"/>
+                <w:b w:val="0"/>
+              </w:rPr>
+              <w:t>只圈到線的學生不要糾正，他正是本節要撞開迷思的那個人。</w:t>
+            </w:r>
+          </w:p>
+          <w:p>
+            <w:pPr>
+              <w:spacing w:after="0"/>
+            </w:pPr>
+            <w:r>
+              <w:rPr>
+                <w:rFonts w:ascii="標楷體" w:hAnsi="標楷體"/>
+                <w:b w:val="0"/>
+              </w:rPr>
             </w:r>
           </w:p>
           <w:p>
@@ -2556,7 +2544,7 @@
                 <w:rFonts w:ascii="標楷體" w:hAnsi="標楷體"/>
                 <w:b w:val="0"/>
               </w:rPr>
-              <w:t>有餘力的組可再想：如果把丹丹的橫軸改成「第 1 個人、第 2 個人……」，答案會不會不一樣？</w:t>
+              <w:t>有餘力的組可再想：如果 A~E 五個人不是照加熱時間順序輪流記錄的（例如 C 先記錄），皮皮的圖會變成什麼樣子？</w:t>
             </w:r>
           </w:p>
         </w:tc>
@@ -2638,7 +2626,7 @@
                 <w:rFonts w:ascii="標楷體" w:hAnsi="標楷體"/>
                 <w:b w:val="0"/>
               </w:rPr>
-              <w:t>【提示】（對只看圖形的組）「那你們把丹丹的橫軸念一次。」</w:t>
+              <w:t>【提示】（對只看圖形的組）「那你們把皮皮的橫軸念一次。」</w:t>
             </w:r>
           </w:p>
           <w:p>
@@ -2761,7 +2749,7 @@
                 <w:rFonts w:ascii="標楷體" w:hAnsi="標楷體"/>
                 <w:b w:val="0"/>
               </w:rPr>
-              <w:t>教師把分歧攤開：有的組說兩張都對，有的組說丹丹的不對。</w:t>
+              <w:t>教師把分歧攤開：有的組說兩張都對，有的組說皮皮的不對。</w:t>
             </w:r>
           </w:p>
           <w:p>
@@ -2864,19 +2852,19 @@
                 <w:rFonts w:ascii="標楷體" w:hAnsi="標楷體"/>
                 <w:b w:val="0"/>
               </w:rPr>
-              <w:t>【轉問】「第 4 組說丹丹的不對。第 1 組你們同意嗎？」</w:t>
-            </w:r>
-          </w:p>
-          <w:p>
-            <w:pPr>
-              <w:spacing w:after="0"/>
-            </w:pPr>
-            <w:r>
-              <w:rPr>
-                <w:rFonts w:ascii="標楷體" w:hAnsi="標楷體"/>
-                <w:b w:val="0"/>
-              </w:rPr>
-              <w:t>【回歸】「回到題目。丹丹的橫軸寫的是什麼？」</w:t>
+              <w:t>【轉問】「第 4 組說皮皮的不對。第 1 組你們同意嗎？」</w:t>
+            </w:r>
+          </w:p>
+          <w:p>
+            <w:pPr>
+              <w:spacing w:after="0"/>
+            </w:pPr>
+            <w:r>
+              <w:rPr>
+                <w:rFonts w:ascii="標楷體" w:hAnsi="標楷體"/>
+                <w:b w:val="0"/>
+              </w:rPr>
+              <w:t>【回歸】「回到題目。皮皮的橫軸寫的是什麼？」</w:t>
             </w:r>
           </w:p>
           <w:p>
@@ -2959,7 +2947,7 @@
           <w:rFonts w:ascii="標楷體" w:hAnsi="標楷體"/>
           <w:b w:val="0"/>
         </w:rPr>
-        <w:t>彈性條款：第 5 項的加碼問題（把橫軸改成「第 1 個人、第 2 個人」）將依教學實際進度調整，若小組在前段討論速度較慢，則在公開課中不進行，調整至下一節課進行教學。</w:t>
+        <w:t>彈性條款：探究段的加碼問題（如果 A~E 不是照加熱時間順序記錄的，皮皮的圖會變成什麼樣子）將依教學實際進度調整，若小組在前段討論速度較慢，則在公開課中不進行，調整至下一節課進行教學。</w:t>
       </w:r>
     </w:p>
     <w:p>
@@ -3118,7 +3106,7 @@
                 <w:rFonts w:ascii="標楷體" w:hAnsi="標楷體"/>
                 <w:b w:val="0"/>
               </w:rPr>
-              <w:t>「你把丹丹的橫軸念一次。」</w:t>
+              <w:t>「你把皮皮的橫軸念一次。」</w:t>
             </w:r>
           </w:p>
         </w:tc>
@@ -3137,7 +3125,7 @@
                 <w:rFonts w:ascii="標楷體" w:hAnsi="標楷體"/>
                 <w:b w:val="0"/>
               </w:rPr>
-              <w:t>（講錯）「丹丹的不對，因為人名不可以連線。」</w:t>
+              <w:t>（講錯）「皮皮的不對，因為人名不可以連線。」</w:t>
             </w:r>
           </w:p>
         </w:tc>
@@ -4127,7 +4115,7 @@
           <w:rFonts w:ascii="標楷體" w:hAnsi="標楷體"/>
           <w:b w:val="0"/>
         </w:rPr>
-        <w:t>1. 各自畫圖那 5 分鐘，哪些學生的縱軸刻度取得和多數人不同？他在畫的時候有沒有停下來看旁邊的人？（本班容易分心，這 5 分鐘是安靜獨自作業，請記錄誰在第幾分鐘離開了工作。）</w:t>
+        <w:t>1. 圈記那 3 分鐘，哪些學生只圈了線、哪些學生圈到了橫軸的文字？只圈線的學生，是在 Pair 對照時、小組討論時，還是全班串連時才把注意力移到橫軸的？由誰的哪一句話促成？（本班容易分心，這 3 分鐘是安靜獨自作業，請一併記錄誰在第幾分鐘離開了工作。）</w:t>
       </w:r>
     </w:p>
     <w:p>

--- a/學共教案/教案成果/五年級_數學_折線圖_20260909/教案.docx
+++ b/學共教案/教案成果/五年級_數學_折線圖_20260909/教案.docx
@@ -14,10 +14,10 @@
       </w:pPr>
       <w:r>
         <w:rPr>
-          <w:rFonts w:ascii="標楷體" w:eastAsia="標楷體" w:hAnsi="標楷體" w:hint="eastAsia"/>
+          <w:rFonts w:ascii="新細明體" w:hAnsi="新細明體" w:eastAsia="新細明體" w:cs="新細明體"/>
           <w:color w:val="000000" w:themeColor="text1"/>
-          <w:sz w:val="28"/>
-          <w:szCs w:val="28"/>
+          <w:sz w:val="24"/>
+          <w:szCs w:val="24"/>
         </w:rPr>
         <w:t>新北市中和區光復國小教學方案設計</w:t>
       </w:r>
@@ -31,8 +31,10 @@
       </w:pPr>
       <w:r>
         <w:rPr>
-          <w:rFonts w:ascii="標楷體" w:eastAsia="標楷體" w:hAnsi="標楷體" w:hint="eastAsia"/>
+          <w:rFonts w:ascii="新細明體" w:hAnsi="新細明體" w:eastAsia="新細明體" w:cs="新細明體"/>
           <w:color w:val="000000" w:themeColor="text1"/>
+          <w:sz w:val="24"/>
+          <w:szCs w:val="24"/>
         </w:rPr>
         <w:t>授課年級：五 年 二 班　　　　　　授課日期：114 年 11 月 14 日（星期五）上午第二節</w:t>
       </w:r>
@@ -46,8 +48,10 @@
       </w:pPr>
       <w:r>
         <w:rPr>
-          <w:rFonts w:ascii="標楷體" w:eastAsia="標楷體" w:hAnsi="標楷體" w:hint="eastAsia"/>
+          <w:rFonts w:ascii="新細明體" w:hAnsi="新細明體" w:eastAsia="新細明體" w:cs="新細明體"/>
           <w:color w:val="000000" w:themeColor="text1"/>
+          <w:sz w:val="24"/>
+          <w:szCs w:val="24"/>
         </w:rPr>
         <w:t>任教學科：數學領域　　　　　　教 學 者（教案設計）：許以平</w:t>
       </w:r>
@@ -61,8 +65,10 @@
       </w:pPr>
       <w:r>
         <w:rPr>
-          <w:rFonts w:ascii="標楷體" w:eastAsia="標楷體" w:hAnsi="標楷體" w:hint="eastAsia"/>
+          <w:rFonts w:ascii="新細明體" w:hAnsi="新細明體" w:eastAsia="新細明體" w:cs="新細明體"/>
           <w:color w:val="000000" w:themeColor="text1"/>
+          <w:sz w:val="24"/>
+          <w:szCs w:val="24"/>
         </w:rPr>
         <w:t>單元名稱：第一單元〈折線圖〉（本節為第 4 節，統整）　　備課成員：無</w:t>
       </w:r>
@@ -79,8 +85,10 @@
       </w:pPr>
       <w:r>
         <w:rPr>
-          <w:rFonts w:ascii="標楷體" w:eastAsia="標楷體" w:hAnsi="標楷體" w:hint="eastAsia"/>
+          <w:rFonts w:ascii="新細明體" w:hAnsi="新細明體" w:eastAsia="新細明體" w:cs="新細明體"/>
           <w:color w:val="000000" w:themeColor="text1"/>
+          <w:sz w:val="24"/>
+          <w:szCs w:val="24"/>
         </w:rPr>
         <w:t>使用版本：翰林</w:t>
       </w:r>
@@ -124,17 +132,21 @@
             </w:pPr>
             <w:r>
               <w:rPr>
-                <w:rFonts w:ascii="標楷體" w:eastAsia="標楷體" w:hAnsi="標楷體" w:hint="eastAsia"/>
+                <w:rFonts w:ascii="新細明體" w:hAnsi="新細明體" w:eastAsia="新細明體" w:cs="新細明體"/>
                 <w:b/>
                 <w:color w:val="000000" w:themeColor="text1"/>
+                <w:sz w:val="24"/>
+                <w:szCs w:val="24"/>
               </w:rPr>
               <w:t>教學</w:t>
             </w:r>
             <w:r>
               <w:rPr>
-                <w:rFonts w:ascii="標楷體" w:eastAsia="標楷體" w:hAnsi="標楷體" w:hint="eastAsia"/>
+                <w:rFonts w:ascii="新細明體" w:hAnsi="新細明體" w:eastAsia="新細明體" w:cs="新細明體"/>
                 <w:b/>
                 <w:color w:val="000000" w:themeColor="text1"/>
+                <w:sz w:val="24"/>
+                <w:szCs w:val="24"/>
               </w:rPr>
               <w:t>設計理念</w:t>
             </w:r>
@@ -160,8 +172,10 @@
             </w:pPr>
             <w:r>
               <w:rPr>
-                <w:rFonts w:ascii="標楷體" w:hAnsi="標楷體"/>
-                <w:b w:val="0"/>
+                <w:rFonts w:ascii="新細明體" w:hAnsi="新細明體" w:eastAsia="新細明體" w:cs="新細明體"/>
+                <w:b w:val="0"/>
+                <w:sz w:val="24"/>
+                <w:szCs w:val="24"/>
               </w:rPr>
               <w:t>本單元的重點已由中年級的「報讀」折線圖，進階為「製作」折線圖。學生在前三節學過了報讀複雜長條圖與折線圖、含省略符號的圖、以及依表格資料繪製折線圖，技術層面大致到位。但教師手冊明白指出，學生真正的迷思不在畫得出來，而在不知道什麼時候該用折線圖——類別資料只能繪長條圖，有序資料才可用折線圖，這條規準學生背得出來，遇到具體情境卻用不上。</w:t>
             </w:r>
@@ -172,8 +186,10 @@
             </w:pPr>
             <w:r>
               <w:rPr>
-                <w:rFonts w:ascii="標楷體" w:hAnsi="標楷體"/>
-                <w:b w:val="0"/>
+                <w:rFonts w:ascii="新細明體" w:hAnsi="新細明體" w:eastAsia="新細明體" w:cs="新細明體"/>
+                <w:b w:val="0"/>
+                <w:sz w:val="24"/>
+                <w:szCs w:val="24"/>
               </w:rPr>
               <w:t>因此本節不再增加新的繪圖技術，而是把課本單元末的素養評量題拿來當作全班的挑戰課題：同一筆水溫資料，皮皮把橫軸畫成「測量學生 A~E」，丹丹把橫軸畫成「加熱時間（分鐘）」，兩張折線圖不一樣，妮妮說兩個都對。課本已經把紀錄表與兩張圖都畫好了，要學生做的本來就不是繪製而是判斷——所以本節不重畫，直接讀圖。這個題目的好處是每個人都有入口——兩張圖都看得懂，同意或不同意都能立刻表態；但要把理由說清楚，就非得回到「橫軸放的是什麼樣的資料」不可。</w:t>
             </w:r>
@@ -184,8 +200,10 @@
             </w:pPr>
             <w:r>
               <w:rPr>
-                <w:rFonts w:ascii="標楷體" w:hAnsi="標楷體"/>
-                <w:b w:val="0"/>
+                <w:rFonts w:ascii="新細明體" w:hAnsi="新細明體" w:eastAsia="新細明體" w:cs="新細明體"/>
+                <w:b w:val="0"/>
+                <w:sz w:val="24"/>
+                <w:szCs w:val="24"/>
               </w:rPr>
               <w:t>本班學生活潑好動、容易分心，所以課題必須在前十分鐘就形成爭點，讓身體與注意力有地方去。只有學生最理解學生自己的語言，教師不在此刻裁決對錯，而是把各組的分歧攤到全班面前，讓他們互相說服、互相修正，最後自己走回「有序資料」這個概念上。〔依教師口述擴寫，請校對〕</w:t>
             </w:r>
@@ -223,9 +241,11 @@
             </w:pPr>
             <w:r>
               <w:rPr>
-                <w:rFonts w:ascii="標楷體" w:eastAsia="標楷體" w:hAnsi="標楷體" w:hint="eastAsia"/>
+                <w:rFonts w:ascii="新細明體" w:hAnsi="新細明體" w:eastAsia="新細明體" w:cs="新細明體"/>
                 <w:b/>
                 <w:color w:val="000000" w:themeColor="text1"/>
+                <w:sz w:val="24"/>
+                <w:szCs w:val="24"/>
               </w:rPr>
               <w:t>核心素養</w:t>
             </w:r>
@@ -251,9 +271,11 @@
             </w:pPr>
             <w:r>
               <w:rPr>
-                <w:rFonts w:ascii="標楷體" w:eastAsia="標楷體" w:hAnsi="標楷體" w:hint="eastAsia"/>
+                <w:rFonts w:ascii="新細明體" w:hAnsi="新細明體" w:eastAsia="新細明體" w:cs="新細明體"/>
                 <w:b/>
                 <w:color w:val="000000" w:themeColor="text1"/>
+                <w:sz w:val="24"/>
+                <w:szCs w:val="24"/>
               </w:rPr>
               <w:t>總綱</w:t>
             </w:r>
@@ -277,18 +299,22 @@
             <w:proofErr w:type="gramStart"/>
             <w:r>
               <w:rPr>
-                <w:rFonts w:ascii="標楷體" w:eastAsia="標楷體" w:hAnsi="標楷體" w:hint="eastAsia"/>
+                <w:rFonts w:ascii="新細明體" w:hAnsi="新細明體" w:eastAsia="新細明體" w:cs="新細明體"/>
                 <w:b/>
                 <w:color w:val="000000" w:themeColor="text1"/>
+                <w:sz w:val="24"/>
+                <w:szCs w:val="24"/>
               </w:rPr>
               <w:t>領綱具體</w:t>
             </w:r>
             <w:proofErr w:type="gramEnd"/>
             <w:r>
               <w:rPr>
-                <w:rFonts w:ascii="標楷體" w:eastAsia="標楷體" w:hAnsi="標楷體" w:hint="eastAsia"/>
+                <w:rFonts w:ascii="新細明體" w:hAnsi="新細明體" w:eastAsia="新細明體" w:cs="新細明體"/>
                 <w:b/>
                 <w:color w:val="000000" w:themeColor="text1"/>
+                <w:sz w:val="24"/>
+                <w:szCs w:val="24"/>
               </w:rPr>
               <w:t>內涵</w:t>
             </w:r>
@@ -312,8 +338,10 @@
             </w:pPr>
             <w:r>
               <w:rPr>
-                <w:rFonts w:ascii="標楷體" w:hAnsi="標楷體"/>
-                <w:b w:val="0"/>
+                <w:rFonts w:ascii="新細明體" w:hAnsi="新細明體" w:eastAsia="新細明體" w:cs="新細明體"/>
+                <w:b w:val="0"/>
+                <w:sz w:val="24"/>
+                <w:szCs w:val="24"/>
               </w:rPr>
               <w:t>B2 科技資訊與媒體素養</w:t>
             </w:r>
@@ -337,8 +365,10 @@
             </w:pPr>
             <w:r>
               <w:rPr>
-                <w:rFonts w:ascii="標楷體" w:hAnsi="標楷體"/>
-                <w:b w:val="0"/>
+                <w:rFonts w:ascii="新細明體" w:hAnsi="新細明體" w:eastAsia="新細明體" w:cs="新細明體"/>
+                <w:b w:val="0"/>
+                <w:sz w:val="24"/>
+                <w:szCs w:val="24"/>
               </w:rPr>
               <w:t>數-E-B2 具備報讀、製作基本統計圖表之能力。</w:t>
             </w:r>
@@ -363,8 +393,10 @@
             </w:pPr>
             <w:r>
               <w:rPr>
-                <w:rFonts w:ascii="標楷體" w:hAnsi="標楷體"/>
-                <w:b w:val="0"/>
+                <w:rFonts w:ascii="新細明體" w:hAnsi="新細明體" w:eastAsia="新細明體" w:cs="新細明體"/>
+                <w:b w:val="0"/>
+                <w:sz w:val="24"/>
+                <w:szCs w:val="24"/>
               </w:rPr>
               <w:t>A2 系統思考與解決問題</w:t>
             </w:r>
@@ -388,8 +420,10 @@
             </w:pPr>
             <w:r>
               <w:rPr>
-                <w:rFonts w:ascii="標楷體" w:hAnsi="標楷體"/>
-                <w:b w:val="0"/>
+                <w:rFonts w:ascii="新細明體" w:hAnsi="新細明體" w:eastAsia="新細明體" w:cs="新細明體"/>
+                <w:b w:val="0"/>
+                <w:sz w:val="24"/>
+                <w:szCs w:val="24"/>
               </w:rPr>
               <w:t>數-E-A2 具備基本的算術操作能力、並能指認基本的形體與相對關係，在日常生活情境中，用數學表述與解決問題。</w:t>
             </w:r>
@@ -429,9 +463,11 @@
             </w:pPr>
             <w:r>
               <w:rPr>
-                <w:rFonts w:ascii="標楷體" w:eastAsia="標楷體" w:hAnsi="標楷體" w:hint="eastAsia"/>
+                <w:rFonts w:ascii="新細明體" w:hAnsi="新細明體" w:eastAsia="新細明體" w:cs="新細明體"/>
                 <w:b/>
                 <w:color w:val="000000" w:themeColor="text1"/>
+                <w:sz w:val="24"/>
+                <w:szCs w:val="24"/>
               </w:rPr>
               <w:t>領域課程綱要</w:t>
             </w:r>
@@ -455,9 +491,11 @@
             </w:pPr>
             <w:r>
               <w:rPr>
-                <w:rFonts w:ascii="標楷體" w:eastAsia="標楷體" w:hAnsi="標楷體"/>
+                <w:rFonts w:ascii="新細明體" w:hAnsi="新細明體" w:eastAsia="新細明體" w:cs="新細明體"/>
                 <w:noProof/>
                 <w:color w:val="000000" w:themeColor="text1"/>
+                <w:sz w:val="24"/>
+                <w:szCs w:val="24"/>
               </w:rPr>
               <mc:AlternateContent>
                 <mc:Choice Requires="wps">
@@ -521,9 +559,11 @@
                                   </w:pPr>
                                   <w:r>
                                     <w:rPr>
-                                      <w:rFonts w:ascii="標楷體" w:eastAsia="標楷體" w:hAnsi="標楷體" w:hint="eastAsia"/>
+                                      <w:rFonts w:ascii="新細明體" w:hAnsi="新細明體" w:eastAsia="新細明體" w:cs="新細明體"/>
                                       <w:b/>
                                       <w:color w:val="000000" w:themeColor="text1"/>
+                                      <w:sz w:val="24"/>
+                                      <w:szCs w:val="24"/>
                                     </w:rPr>
                                     <w:t>學習表現</w:t>
                                   </w:r>
@@ -558,9 +598,11 @@
                             </w:pPr>
                             <w:r>
                               <w:rPr>
-                                <w:rFonts w:ascii="標楷體" w:eastAsia="標楷體" w:hAnsi="標楷體" w:hint="eastAsia"/>
+                                <w:rFonts w:ascii="新細明體" w:hAnsi="新細明體" w:eastAsia="新細明體" w:cs="新細明體"/>
                                 <w:b/>
                                 <w:color w:val="000000" w:themeColor="text1"/>
+                                <w:sz w:val="24"/>
+                                <w:szCs w:val="24"/>
                               </w:rPr>
                               <w:t>學習表現</w:t>
                             </w:r>
@@ -574,9 +616,11 @@
             </w:r>
             <w:r>
               <w:rPr>
-                <w:rFonts w:ascii="標楷體" w:eastAsia="標楷體" w:hAnsi="標楷體"/>
+                <w:rFonts w:ascii="新細明體" w:hAnsi="新細明體" w:eastAsia="新細明體" w:cs="新細明體"/>
                 <w:noProof/>
                 <w:color w:val="000000" w:themeColor="text1"/>
+                <w:sz w:val="24"/>
+                <w:szCs w:val="24"/>
               </w:rPr>
               <mc:AlternateContent>
                 <mc:Choice Requires="wps">
@@ -626,17 +670,21 @@
                                   </w:pPr>
                                   <w:r>
                                     <w:rPr>
-                                      <w:rFonts w:ascii="標楷體" w:eastAsia="標楷體" w:hAnsi="標楷體" w:hint="eastAsia"/>
+                                      <w:rFonts w:ascii="新細明體" w:hAnsi="新細明體" w:eastAsia="新細明體" w:cs="新細明體"/>
                                       <w:b/>
                                       <w:color w:val="000000" w:themeColor="text1"/>
+                                      <w:sz w:val="24"/>
+                                      <w:szCs w:val="24"/>
                                     </w:rPr>
                                     <w:t>學習</w:t>
                                   </w:r>
                                   <w:r>
                                     <w:rPr>
-                                      <w:rFonts w:ascii="標楷體" w:eastAsia="標楷體" w:hAnsi="標楷體" w:hint="eastAsia"/>
+                                      <w:rFonts w:ascii="新細明體" w:hAnsi="新細明體" w:eastAsia="新細明體" w:cs="新細明體"/>
                                       <w:b/>
                                       <w:color w:val="000000" w:themeColor="text1"/>
+                                      <w:sz w:val="24"/>
+                                      <w:szCs w:val="24"/>
                                     </w:rPr>
                                     <w:t>目標</w:t>
                                   </w:r>
@@ -671,17 +719,21 @@
                             </w:pPr>
                             <w:r>
                               <w:rPr>
-                                <w:rFonts w:ascii="標楷體" w:eastAsia="標楷體" w:hAnsi="標楷體" w:hint="eastAsia"/>
+                                <w:rFonts w:ascii="新細明體" w:hAnsi="新細明體" w:eastAsia="新細明體" w:cs="新細明體"/>
                                 <w:b/>
                                 <w:color w:val="000000" w:themeColor="text1"/>
+                                <w:sz w:val="24"/>
+                                <w:szCs w:val="24"/>
                               </w:rPr>
                               <w:t>學習</w:t>
                             </w:r>
                             <w:r>
                               <w:rPr>
-                                <w:rFonts w:ascii="標楷體" w:eastAsia="標楷體" w:hAnsi="標楷體" w:hint="eastAsia"/>
+                                <w:rFonts w:ascii="新細明體" w:hAnsi="新細明體" w:eastAsia="新細明體" w:cs="新細明體"/>
                                 <w:b/>
                                 <w:color w:val="000000" w:themeColor="text1"/>
+                                <w:sz w:val="24"/>
+                                <w:szCs w:val="24"/>
                               </w:rPr>
                               <w:t>目標</w:t>
                             </w:r>
@@ -695,9 +747,11 @@
             </w:r>
             <w:r>
               <w:rPr>
-                <w:rFonts w:ascii="標楷體" w:eastAsia="標楷體" w:hAnsi="標楷體"/>
+                <w:rFonts w:ascii="新細明體" w:hAnsi="新細明體" w:eastAsia="新細明體" w:cs="新細明體"/>
                 <w:noProof/>
                 <w:color w:val="000000" w:themeColor="text1"/>
+                <w:sz w:val="24"/>
+                <w:szCs w:val="24"/>
               </w:rPr>
               <mc:AlternateContent>
                 <mc:Choice Requires="wps">
@@ -769,9 +823,11 @@
             </w:r>
             <w:r>
               <w:rPr>
-                <w:rFonts w:ascii="標楷體" w:eastAsia="標楷體" w:hAnsi="標楷體"/>
+                <w:rFonts w:ascii="新細明體" w:hAnsi="新細明體" w:eastAsia="新細明體" w:cs="新細明體"/>
                 <w:noProof/>
                 <w:color w:val="000000" w:themeColor="text1"/>
+                <w:sz w:val="24"/>
+                <w:szCs w:val="24"/>
               </w:rPr>
               <mc:AlternateContent>
                 <mc:Choice Requires="wps">
@@ -860,8 +916,10 @@
             </w:pPr>
             <w:r>
               <w:rPr>
-                <w:rFonts w:ascii="標楷體" w:hAnsi="標楷體"/>
-                <w:b w:val="0"/>
+                <w:rFonts w:ascii="新細明體" w:hAnsi="新細明體" w:eastAsia="新細明體" w:cs="新細明體"/>
+                <w:b w:val="0"/>
+                <w:sz w:val="24"/>
+                <w:szCs w:val="24"/>
               </w:rPr>
               <w:t>d-III-1 報讀圓形圖，製作折線圖與圓形圖，並據以做簡單推論。</w:t>
             </w:r>
@@ -889,8 +947,10 @@
             </w:pPr>
             <w:r>
               <w:rPr>
-                <w:rFonts w:ascii="標楷體" w:hAnsi="標楷體"/>
-                <w:b w:val="0"/>
+                <w:rFonts w:ascii="新細明體" w:hAnsi="新細明體" w:eastAsia="新細明體" w:cs="新細明體"/>
+                <w:b w:val="0"/>
+                <w:sz w:val="24"/>
+                <w:szCs w:val="24"/>
               </w:rPr>
               <w:t>D-5-1 製作折線圖：製作生活中的折線圖。（備註：分辨折線圖之使用時機）</w:t>
             </w:r>
@@ -913,8 +973,10 @@
             </w:pPr>
             <w:r>
               <w:rPr>
-                <w:rFonts w:ascii="標楷體" w:hAnsi="標楷體"/>
-                <w:b w:val="0"/>
+                <w:rFonts w:ascii="新細明體" w:hAnsi="新細明體" w:eastAsia="新細明體" w:cs="新細明體"/>
+                <w:b w:val="0"/>
+                <w:sz w:val="24"/>
+                <w:szCs w:val="24"/>
               </w:rPr>
               <w:t>1. 能讀出兩張折線圖的差異，指出各自的橫軸放的是什麼資料。</w:t>
             </w:r>
@@ -925,8 +987,10 @@
             </w:pPr>
             <w:r>
               <w:rPr>
-                <w:rFonts w:ascii="標楷體" w:hAnsi="標楷體"/>
-                <w:b w:val="0"/>
+                <w:rFonts w:ascii="新細明體" w:hAnsi="新細明體" w:eastAsia="新細明體" w:cs="新細明體"/>
+                <w:b w:val="0"/>
+                <w:sz w:val="24"/>
+                <w:szCs w:val="24"/>
               </w:rPr>
               <w:t>2. 能判斷折線圖適用於有序資料，並說出判斷的理由。</w:t>
             </w:r>
@@ -940,6 +1004,11 @@
         <w:widowControl/>
       </w:pPr>
       <w:r>
+        <w:rPr>
+          <w:rFonts w:ascii="新細明體" w:hAnsi="新細明體" w:eastAsia="新細明體" w:cs="新細明體"/>
+          <w:sz w:val="24"/>
+          <w:szCs w:val="24"/>
+        </w:rPr>
         <w:br w:type="page"/>
       </w:r>
     </w:p>
@@ -971,25 +1040,31 @@
             </w:pPr>
             <w:r>
               <w:rPr>
-                <w:rFonts w:ascii="標楷體" w:eastAsia="標楷體" w:hAnsi="標楷體" w:hint="eastAsia"/>
+                <w:rFonts w:ascii="新細明體" w:hAnsi="新細明體" w:eastAsia="新細明體" w:cs="新細明體"/>
                 <w:b/>
                 <w:color w:val="000000" w:themeColor="text1"/>
+                <w:sz w:val="24"/>
+                <w:szCs w:val="24"/>
               </w:rPr>
               <w:t>教材組織</w:t>
             </w:r>
             <w:r>
               <w:rPr>
-                <w:rFonts w:ascii="標楷體" w:eastAsia="標楷體" w:hAnsi="標楷體" w:hint="eastAsia"/>
+                <w:rFonts w:ascii="新細明體" w:hAnsi="新細明體" w:eastAsia="新細明體" w:cs="新細明體"/>
                 <w:b/>
                 <w:color w:val="000000" w:themeColor="text1"/>
+                <w:sz w:val="24"/>
+                <w:szCs w:val="24"/>
               </w:rPr>
               <w:t>與學生</w:t>
             </w:r>
             <w:r>
               <w:rPr>
-                <w:rFonts w:ascii="標楷體" w:eastAsia="標楷體" w:hAnsi="標楷體" w:hint="eastAsia"/>
+                <w:rFonts w:ascii="新細明體" w:hAnsi="新細明體" w:eastAsia="新細明體" w:cs="新細明體"/>
                 <w:b/>
                 <w:color w:val="000000" w:themeColor="text1"/>
+                <w:sz w:val="24"/>
+                <w:szCs w:val="24"/>
               </w:rPr>
               <w:t>分析</w:t>
             </w:r>
@@ -1015,8 +1090,10 @@
             </w:pPr>
             <w:r>
               <w:rPr>
-                <w:rFonts w:ascii="標楷體" w:hAnsi="標楷體"/>
-                <w:b w:val="0"/>
+                <w:rFonts w:ascii="新細明體" w:hAnsi="新細明體" w:eastAsia="新細明體" w:cs="新細明體"/>
+                <w:b w:val="0"/>
+                <w:sz w:val="24"/>
+                <w:szCs w:val="24"/>
               </w:rPr>
               <w:t>一、文本結構分析：(用圖形和文字表示)</w:t>
             </w:r>
@@ -1027,6 +1104,11 @@
               <w:jc w:val="center"/>
             </w:pPr>
             <w:r>
+              <w:rPr>
+                <w:rFonts w:ascii="新細明體" w:hAnsi="新細明體" w:eastAsia="新細明體" w:cs="新細明體"/>
+                <w:sz w:val="24"/>
+                <w:szCs w:val="24"/>
+              </w:rPr>
               <w:drawing>
                 <wp:inline xmlns:a="http://schemas.openxmlformats.org/drawingml/2006/main" xmlns:pic="http://schemas.openxmlformats.org/drawingml/2006/picture">
                   <wp:extent cx="6263999" cy="1094400"/>
@@ -1067,8 +1149,10 @@
             </w:pPr>
             <w:r>
               <w:rPr>
-                <w:rFonts w:ascii="標楷體" w:hAnsi="標楷體"/>
-                <w:b w:val="0"/>
+                <w:rFonts w:ascii="新細明體" w:hAnsi="新細明體" w:eastAsia="新細明體" w:cs="新細明體"/>
+                <w:b w:val="0"/>
+                <w:sz w:val="24"/>
+                <w:szCs w:val="24"/>
               </w:rPr>
               <w:t>本單元 4 節：1-1 生活中的統計圖（2 節）→ 1-2 製作折線圖（1.5 節）→ 練習園地（0.5 節）。概念鏈是「分辨兩種圖的使用時機 → 讀懂複雜的圖（省略符號、兩筆資料的關聯）→ 自己畫出來」。本節為第 4 節，用單元末的素養評量題把整條鏈收回到最上游那一問：這筆資料該用哪一種圖？</w:t>
             </w:r>
@@ -1079,8 +1163,10 @@
             </w:pPr>
             <w:r>
               <w:rPr>
-                <w:rFonts w:ascii="標楷體" w:hAnsi="標楷體"/>
-                <w:b w:val="0"/>
+                <w:rFonts w:ascii="新細明體" w:hAnsi="新細明體" w:eastAsia="新細明體" w:cs="新細明體"/>
+                <w:b w:val="0"/>
+                <w:sz w:val="24"/>
+                <w:szCs w:val="24"/>
               </w:rPr>
               <w:t>教材地位：過去（第七冊第十單元）學過報讀與製作長條圖、報讀折線圖；本單元進階為「製作」折線圖；未來（第十二冊第四單元）將學圓形圖。</w:t>
             </w:r>
@@ -1109,8 +1195,10 @@
             </w:pPr>
             <w:r>
               <w:rPr>
-                <w:rFonts w:ascii="標楷體" w:hAnsi="標楷體"/>
-                <w:b w:val="0"/>
+                <w:rFonts w:ascii="新細明體" w:hAnsi="新細明體" w:eastAsia="新細明體" w:cs="新細明體"/>
+                <w:b w:val="0"/>
+                <w:sz w:val="24"/>
+                <w:szCs w:val="24"/>
               </w:rPr>
               <w:t>二、學生可能面臨學習的困難及發現：</w:t>
             </w:r>
@@ -1121,8 +1209,10 @@
             </w:pPr>
             <w:r>
               <w:rPr>
-                <w:rFonts w:ascii="標楷體" w:hAnsi="標楷體"/>
-                <w:b w:val="0"/>
+                <w:rFonts w:ascii="新細明體" w:hAnsi="新細明體" w:eastAsia="新細明體" w:cs="新細明體"/>
+                <w:b w:val="0"/>
+                <w:sz w:val="24"/>
+                <w:szCs w:val="24"/>
               </w:rPr>
               <w:t>1. 把「圖形長得合不合理」當成判斷依據。丹丹的橫軸雖是人名，但 A~E 恰好對應遞增的加熱時間，畫出來的線和皮皮的一模一樣。學生極可能因為「看起來一樣」就判定兩張都對，而不去看橫軸放的是什麼。</w:t>
             </w:r>
@@ -1133,8 +1223,10 @@
             </w:pPr>
             <w:r>
               <w:rPr>
-                <w:rFonts w:ascii="標楷體" w:hAnsi="標楷體"/>
-                <w:b w:val="0"/>
+                <w:rFonts w:ascii="新細明體" w:hAnsi="新細明體" w:eastAsia="新細明體" w:cs="新細明體"/>
+                <w:b w:val="0"/>
+                <w:sz w:val="24"/>
+                <w:szCs w:val="24"/>
               </w:rPr>
               <w:t>2. 說不出「有序」與「類別」的差別。學生會說「人名不能連線」，卻說不出為什麼酪梨那題的月分就可以連——因為他們記的是例子，不是規準。</w:t>
             </w:r>
@@ -1145,8 +1237,10 @@
             </w:pPr>
             <w:r>
               <w:rPr>
-                <w:rFonts w:ascii="標楷體" w:hAnsi="標楷體"/>
-                <w:b w:val="0"/>
+                <w:rFonts w:ascii="新細明體" w:hAnsi="新細明體" w:eastAsia="新細明體" w:cs="新細明體"/>
+                <w:b w:val="0"/>
+                <w:sz w:val="24"/>
+                <w:szCs w:val="24"/>
               </w:rPr>
               <w:t>3. 縱軸每一刻度的單位是學生在本單元最大的困難（常見刻度單位 1、2、5、10）。本節雖不繪圖，讀圖時仍會浮現：兩張圖的縱軸刻度相同，學生若沒讀刻度就比高低，會誤以為兩張圖「連資料都一樣」。</w:t>
             </w:r>
@@ -1157,8 +1251,10 @@
             </w:pPr>
             <w:r>
               <w:rPr>
-                <w:rFonts w:ascii="標楷體" w:hAnsi="標楷體"/>
-                <w:b w:val="0"/>
+                <w:rFonts w:ascii="新細明體" w:hAnsi="新細明體" w:eastAsia="新細明體" w:cs="新細明體"/>
+                <w:b w:val="0"/>
+                <w:sz w:val="24"/>
+                <w:szCs w:val="24"/>
               </w:rPr>
               <w:t>4. 省略符號常被忽略，部分學生直接以線的高低比較兩量。</w:t>
             </w:r>
@@ -1169,8 +1265,10 @@
             </w:pPr>
             <w:r>
               <w:rPr>
-                <w:rFonts w:ascii="標楷體" w:hAnsi="標楷體"/>
-                <w:b w:val="0"/>
+                <w:rFonts w:ascii="新細明體" w:hAnsi="新細明體" w:eastAsia="新細明體" w:cs="新細明體"/>
+                <w:b w:val="0"/>
+                <w:sz w:val="24"/>
+                <w:szCs w:val="24"/>
               </w:rPr>
               <w:t>5. 資料為 0 時常遺漏，沒標上去或標了卻未依序連線。</w:t>
             </w:r>
@@ -1201,8 +1299,10 @@
             </w:pPr>
             <w:r>
               <w:rPr>
-                <w:rFonts w:ascii="標楷體" w:hAnsi="標楷體"/>
-                <w:b w:val="0"/>
+                <w:rFonts w:ascii="新細明體" w:hAnsi="新細明體" w:eastAsia="新細明體" w:cs="新細明體"/>
+                <w:b w:val="0"/>
+                <w:sz w:val="24"/>
+                <w:szCs w:val="24"/>
               </w:rPr>
               <w:t>三、特殊學生特性描述：</w:t>
             </w:r>
@@ -1213,8 +1313,10 @@
             </w:pPr>
             <w:r>
               <w:rPr>
-                <w:rFonts w:ascii="標楷體" w:hAnsi="標楷體"/>
-                <w:b w:val="0"/>
+                <w:rFonts w:ascii="新細明體" w:hAnsi="新細明體" w:eastAsia="新細明體" w:cs="新細明體"/>
+                <w:b w:val="0"/>
+                <w:sz w:val="24"/>
+                <w:szCs w:val="24"/>
               </w:rPr>
               <w:t>本班學生活潑好動、反應快、樂於表達，但注意力持續時間較短，安靜獨自作業超過八分鐘後容易分心、開始與鄰座聊天。因此本節設計為快速動筆（5 分鐘畫圖）後隨即進入爭點與小組協同，讓表達的動能有正當的出口。〔依教師口述擴寫，請校對；其中「八分鐘」為推估值，教學者可依實際班級情況調整，時間配置隨之微調〕</w:t>
             </w:r>
@@ -1225,8 +1327,10 @@
             </w:pPr>
             <w:r>
               <w:rPr>
-                <w:rFonts w:ascii="標楷體" w:hAnsi="標楷體"/>
-                <w:b w:val="0"/>
+                <w:rFonts w:ascii="新細明體" w:hAnsi="新細明體" w:eastAsia="新細明體" w:cs="新細明體"/>
+                <w:b w:val="0"/>
+                <w:sz w:val="24"/>
+                <w:szCs w:val="24"/>
               </w:rPr>
               <w:t>〔待補：特殊學生——學習停滯、超前、具潛力、幾乎不發言者，請補充並指名到組別，以便觀課教師鎖定觀察對象〕</w:t>
             </w:r>
@@ -1237,8 +1341,10 @@
     <w:p>
       <w:r>
         <w:rPr>
-          <w:rFonts w:ascii="標楷體" w:hAnsi="標楷體"/>
+          <w:rFonts w:ascii="新細明體" w:hAnsi="新細明體" w:eastAsia="新細明體" w:cs="新細明體"/>
           <w:b/>
+          <w:sz w:val="24"/>
+          <w:szCs w:val="24"/>
         </w:rPr>
         <w:t>教學設計理據</w:t>
       </w:r>
@@ -1251,9 +1357,9 @@
         <w:tblLayout w:type="fixed"/>
       </w:tblPr>
       <w:tblGrid>
-        <w:gridCol w:w="3489"/>
-        <w:gridCol w:w="3489"/>
-        <w:gridCol w:w="3489"/>
+        <w:gridCol w:w="794"/>
+        <w:gridCol w:w="2041"/>
+        <w:gridCol w:w="7597"/>
       </w:tblGrid>
       <w:tr>
         <w:tc>
@@ -1266,8 +1372,10 @@
             </w:pPr>
             <w:r>
               <w:rPr>
-                <w:rFonts w:ascii="標楷體" w:hAnsi="標楷體"/>
+                <w:rFonts w:ascii="新細明體" w:hAnsi="新細明體" w:eastAsia="新細明體" w:cs="新細明體"/>
                 <w:b/>
+                <w:sz w:val="24"/>
+                <w:szCs w:val="24"/>
               </w:rPr>
               <w:t>類</w:t>
             </w:r>
@@ -1283,8 +1391,10 @@
             </w:pPr>
             <w:r>
               <w:rPr>
-                <w:rFonts w:ascii="標楷體" w:hAnsi="標楷體"/>
+                <w:rFonts w:ascii="新細明體" w:hAnsi="新細明體" w:eastAsia="新細明體" w:cs="新細明體"/>
                 <w:b/>
+                <w:sz w:val="24"/>
+                <w:szCs w:val="24"/>
               </w:rPr>
               <w:t>項目</w:t>
             </w:r>
@@ -1300,8 +1410,10 @@
             </w:pPr>
             <w:r>
               <w:rPr>
-                <w:rFonts w:ascii="標楷體" w:hAnsi="標楷體"/>
+                <w:rFonts w:ascii="新細明體" w:hAnsi="新細明體" w:eastAsia="新細明體" w:cs="新細明體"/>
                 <w:b/>
+                <w:sz w:val="24"/>
+                <w:szCs w:val="24"/>
               </w:rPr>
               <w:t>內容</w:t>
             </w:r>
@@ -1320,8 +1432,10 @@
             </w:pPr>
             <w:r>
               <w:rPr>
-                <w:rFonts w:ascii="標楷體" w:hAnsi="標楷體"/>
-                <w:b w:val="0"/>
+                <w:rFonts w:ascii="新細明體" w:hAnsi="新細明體" w:eastAsia="新細明體" w:cs="新細明體"/>
+                <w:b w:val="0"/>
+                <w:sz w:val="24"/>
+                <w:szCs w:val="24"/>
               </w:rPr>
               <w:t>教師</w:t>
             </w:r>
@@ -1337,8 +1451,10 @@
             </w:pPr>
             <w:r>
               <w:rPr>
-                <w:rFonts w:ascii="標楷體" w:hAnsi="標楷體"/>
-                <w:b w:val="0"/>
+                <w:rFonts w:ascii="新細明體" w:hAnsi="新細明體" w:eastAsia="新細明體" w:cs="新細明體"/>
+                <w:b w:val="0"/>
+                <w:sz w:val="24"/>
+                <w:szCs w:val="24"/>
               </w:rPr>
               <w:t>教學過程的構建</w:t>
             </w:r>
@@ -1354,8 +1470,10 @@
             </w:pPr>
             <w:r>
               <w:rPr>
-                <w:rFonts w:ascii="標楷體" w:hAnsi="標楷體"/>
-                <w:b w:val="0"/>
+                <w:rFonts w:ascii="新細明體" w:hAnsi="新細明體" w:eastAsia="新細明體" w:cs="新細明體"/>
+                <w:b w:val="0"/>
+                <w:sz w:val="24"/>
+                <w:szCs w:val="24"/>
               </w:rPr>
               <w:t>以建構式學習為核心，「自我嘗試在先，教師引導輔助」。路徑：讀題與資料—圈出兩張圖的差異—各自表態—小組說服與修正—全班串連分歧—回到規準。課本已附兩張畫好的折線圖，本節的「自我嘗試」是讀圖與判斷，不是重畫一次。</w:t>
             </w:r>
@@ -1380,8 +1498,10 @@
             </w:pPr>
             <w:r>
               <w:rPr>
-                <w:rFonts w:ascii="標楷體" w:hAnsi="標楷體"/>
-                <w:b w:val="0"/>
+                <w:rFonts w:ascii="新細明體" w:hAnsi="新細明體" w:eastAsia="新細明體" w:cs="新細明體"/>
+                <w:b w:val="0"/>
+                <w:sz w:val="24"/>
+                <w:szCs w:val="24"/>
               </w:rPr>
               <w:t>師生問題的生成</w:t>
             </w:r>
@@ -1397,8 +1517,10 @@
             </w:pPr>
             <w:r>
               <w:rPr>
-                <w:rFonts w:ascii="標楷體" w:hAnsi="標楷體"/>
-                <w:b w:val="0"/>
+                <w:rFonts w:ascii="新細明體" w:hAnsi="新細明體" w:eastAsia="新細明體" w:cs="新細明體"/>
+                <w:b w:val="0"/>
+                <w:sz w:val="24"/>
+                <w:szCs w:val="24"/>
               </w:rPr>
               <w:t>預想學生會提出的問題：1. 老師，皮皮的圖橫軸是人名，可是線一模一樣，這樣算對嗎？2. 如果 A~E 不是照加熱時間順序輪流記錄的，皮皮的圖會變成什麼樣子？3. 那酪梨那題的「月分」為什麼可以連線？月分也是名字啊。4. 如果把皮皮的橫軸改成「第 1 個人、第 2 個人」，是不是就可以了？5. 兩張圖如果都對，為什麼課本要問這一題？</w:t>
             </w:r>
@@ -1423,8 +1545,10 @@
             </w:pPr>
             <w:r>
               <w:rPr>
-                <w:rFonts w:ascii="標楷體" w:hAnsi="標楷體"/>
-                <w:b w:val="0"/>
+                <w:rFonts w:ascii="新細明體" w:hAnsi="新細明體" w:eastAsia="新細明體" w:cs="新細明體"/>
+                <w:b w:val="0"/>
+                <w:sz w:val="24"/>
+                <w:szCs w:val="24"/>
               </w:rPr>
               <w:t>教學活動的開展</w:t>
             </w:r>
@@ -1440,8 +1564,10 @@
             </w:pPr>
             <w:r>
               <w:rPr>
-                <w:rFonts w:ascii="標楷體" w:hAnsi="標楷體"/>
-                <w:b w:val="0"/>
+                <w:rFonts w:ascii="新細明體" w:hAnsi="新細明體" w:eastAsia="新細明體" w:cs="新細明體"/>
+                <w:b w:val="0"/>
+                <w:sz w:val="24"/>
+                <w:szCs w:val="24"/>
               </w:rPr>
               <w:t>讀題與資料（閱讀）→ 兩張圖的對照與圈記（觀察）→ 表態與說理（書寫）→ 小組協同（對話）→ 全班串連（分享與修正）。</w:t>
             </w:r>
@@ -1466,8 +1592,10 @@
             </w:pPr>
             <w:r>
               <w:rPr>
-                <w:rFonts w:ascii="標楷體" w:hAnsi="標楷體"/>
-                <w:b w:val="0"/>
+                <w:rFonts w:ascii="新細明體" w:hAnsi="新細明體" w:eastAsia="新細明體" w:cs="新細明體"/>
+                <w:b w:val="0"/>
+                <w:sz w:val="24"/>
+                <w:szCs w:val="24"/>
               </w:rPr>
               <w:t>教學語言的優化</w:t>
             </w:r>
@@ -1483,8 +1611,10 @@
             </w:pPr>
             <w:r>
               <w:rPr>
-                <w:rFonts w:ascii="標楷體" w:hAnsi="標楷體"/>
-                <w:b w:val="0"/>
+                <w:rFonts w:ascii="新細明體" w:hAnsi="新細明體" w:eastAsia="新細明體" w:cs="新細明體"/>
+                <w:b w:val="0"/>
+                <w:sz w:val="24"/>
+                <w:szCs w:val="24"/>
               </w:rPr>
               <w:t>說話速度放慢，拋出課題後閉嘴等待，不急著解釋題意。學生講錯時不說「錯了」，改用「再一次！」或轉問同儕。學生沉默時不催、不換人。站位要能把全班納入視域，特別留意ㄇ字型兩端的學生。</w:t>
             </w:r>
@@ -1503,8 +1633,10 @@
             </w:pPr>
             <w:r>
               <w:rPr>
-                <w:rFonts w:ascii="標楷體" w:hAnsi="標楷體"/>
-                <w:b w:val="0"/>
+                <w:rFonts w:ascii="新細明體" w:hAnsi="新細明體" w:eastAsia="新細明體" w:cs="新細明體"/>
+                <w:b w:val="0"/>
+                <w:sz w:val="24"/>
+                <w:szCs w:val="24"/>
               </w:rPr>
               <w:t>教材</w:t>
             </w:r>
@@ -1520,8 +1652,10 @@
             </w:pPr>
             <w:r>
               <w:rPr>
-                <w:rFonts w:ascii="標楷體" w:hAnsi="標楷體"/>
-                <w:b w:val="0"/>
+                <w:rFonts w:ascii="新細明體" w:hAnsi="新細明體" w:eastAsia="新細明體" w:cs="新細明體"/>
+                <w:b w:val="0"/>
+                <w:sz w:val="24"/>
+                <w:szCs w:val="24"/>
               </w:rPr>
               <w:t>教具的使用策略</w:t>
             </w:r>
@@ -1537,8 +1671,10 @@
             </w:pPr>
             <w:r>
               <w:rPr>
-                <w:rFonts w:ascii="標楷體" w:hAnsi="標楷體"/>
-                <w:b w:val="0"/>
+                <w:rFonts w:ascii="新細明體" w:hAnsi="新細明體" w:eastAsia="新細明體" w:cs="新細明體"/>
+                <w:b w:val="0"/>
+                <w:sz w:val="24"/>
+                <w:szCs w:val="24"/>
               </w:rPr>
               <w:t>課本第一單元的素養評量題（紀錄表與皮皮、丹丹兩張折線圖都已印在課本上，本節直接用，不另發方格紙）；學習單一人一份（記差異、寫立場、寫修正）；小白板一組一片（寫下小組的判斷與理由）；平板拍攝各組學習單投影，讓不同的判斷與理由可視化。</w:t>
             </w:r>
@@ -1563,8 +1699,10 @@
             </w:pPr>
             <w:r>
               <w:rPr>
-                <w:rFonts w:ascii="標楷體" w:hAnsi="標楷體"/>
-                <w:b w:val="0"/>
+                <w:rFonts w:ascii="新細明體" w:hAnsi="新細明體" w:eastAsia="新細明體" w:cs="新細明體"/>
+                <w:b w:val="0"/>
+                <w:sz w:val="24"/>
+                <w:szCs w:val="24"/>
               </w:rPr>
               <w:t>教材的使用價值</w:t>
             </w:r>
@@ -1580,8 +1718,10 @@
             </w:pPr>
             <w:r>
               <w:rPr>
-                <w:rFonts w:ascii="標楷體" w:hAnsi="標楷體"/>
-                <w:b w:val="0"/>
+                <w:rFonts w:ascii="新細明體" w:hAnsi="新細明體" w:eastAsia="新細明體" w:cs="新細明體"/>
+                <w:b w:val="0"/>
+                <w:sz w:val="24"/>
+                <w:szCs w:val="24"/>
               </w:rPr>
               <w:t>課本單元末素養評量原題。它的價值在於答案不唯一而爭點單一：兩張圖都畫得合理，分歧只在橫軸的資料性質。這使全班的討論不會發散成各說各話，而會收斂到本單元的核心規準上。</w:t>
             </w:r>
@@ -1606,8 +1746,10 @@
             </w:pPr>
             <w:r>
               <w:rPr>
-                <w:rFonts w:ascii="標楷體" w:hAnsi="標楷體"/>
-                <w:b w:val="0"/>
+                <w:rFonts w:ascii="新細明體" w:hAnsi="新細明體" w:eastAsia="新細明體" w:cs="新細明體"/>
+                <w:b w:val="0"/>
+                <w:sz w:val="24"/>
+                <w:szCs w:val="24"/>
               </w:rPr>
               <w:t>教學目標的設計</w:t>
             </w:r>
@@ -1623,8 +1765,10 @@
             </w:pPr>
             <w:r>
               <w:rPr>
-                <w:rFonts w:ascii="標楷體" w:hAnsi="標楷體"/>
-                <w:b w:val="0"/>
+                <w:rFonts w:ascii="新細明體" w:hAnsi="新細明體" w:eastAsia="新細明體" w:cs="新細明體"/>
+                <w:b w:val="0"/>
+                <w:sz w:val="24"/>
+                <w:szCs w:val="24"/>
               </w:rPr>
               <w:t>本節不增加新的繪圖技術，也不重複前三節已經完成的繪製練習，改以讀圖、判斷與說理為目標。學習目標 2「能說出判斷的理由」刻意要求理由，而非只要答案，對應 d-III-1 的「據以做簡單推論」。</w:t>
             </w:r>
@@ -1649,8 +1793,10 @@
             </w:pPr>
             <w:r>
               <w:rPr>
-                <w:rFonts w:ascii="標楷體" w:hAnsi="標楷體"/>
-                <w:b w:val="0"/>
+                <w:rFonts w:ascii="新細明體" w:hAnsi="新細明體" w:eastAsia="新細明體" w:cs="新細明體"/>
+                <w:b w:val="0"/>
+                <w:sz w:val="24"/>
+                <w:szCs w:val="24"/>
               </w:rPr>
               <w:t>學科作業的設計</w:t>
             </w:r>
@@ -1666,8 +1812,10 @@
             </w:pPr>
             <w:r>
               <w:rPr>
-                <w:rFonts w:ascii="標楷體" w:hAnsi="標楷體"/>
-                <w:b w:val="0"/>
+                <w:rFonts w:ascii="新細明體" w:hAnsi="新細明體" w:eastAsia="新細明體" w:cs="新細明體"/>
+                <w:b w:val="0"/>
+                <w:sz w:val="24"/>
+                <w:szCs w:val="24"/>
               </w:rPr>
               <w:t>一人一份學習單，含三欄：(1) 皮皮和丹丹的圖，不一樣的地方是＿＿；(2) 我同意／不同意妮妮，因為＿＿；(3) 聽完別人的想法後，我改變或補充的地方。第 3 欄是本節協同學習是否發生的證據。</w:t>
             </w:r>
@@ -1686,8 +1834,10 @@
             </w:pPr>
             <w:r>
               <w:rPr>
-                <w:rFonts w:ascii="標楷體" w:hAnsi="標楷體"/>
-                <w:b w:val="0"/>
+                <w:rFonts w:ascii="新細明體" w:hAnsi="新細明體" w:eastAsia="新細明體" w:cs="新細明體"/>
+                <w:b w:val="0"/>
+                <w:sz w:val="24"/>
+                <w:szCs w:val="24"/>
               </w:rPr>
               <w:t>學生</w:t>
             </w:r>
@@ -1703,8 +1853,10 @@
             </w:pPr>
             <w:r>
               <w:rPr>
-                <w:rFonts w:ascii="標楷體" w:hAnsi="標楷體"/>
-                <w:b w:val="0"/>
+                <w:rFonts w:ascii="新細明體" w:hAnsi="新細明體" w:eastAsia="新細明體" w:cs="新細明體"/>
+                <w:b w:val="0"/>
+                <w:sz w:val="24"/>
+                <w:szCs w:val="24"/>
               </w:rPr>
               <w:t>學生的心智水平</w:t>
             </w:r>
@@ -1720,8 +1872,10 @@
             </w:pPr>
             <w:r>
               <w:rPr>
-                <w:rFonts w:ascii="標楷體" w:hAnsi="標楷體"/>
-                <w:b w:val="0"/>
+                <w:rFonts w:ascii="新細明體" w:hAnsi="新細明體" w:eastAsia="新細明體" w:cs="新細明體"/>
+                <w:b w:val="0"/>
+                <w:sz w:val="24"/>
+                <w:szCs w:val="24"/>
               </w:rPr>
               <w:t>已能報讀長條圖與折線圖、能依表格資料繪製簡單與含省略符號的折線圖、知道「有序資料用折線圖」這句話。未能在具體情境中用這條規準做判斷並說明理由——本節的起點就在這個落差上。</w:t>
             </w:r>
@@ -1746,8 +1900,10 @@
             </w:pPr>
             <w:r>
               <w:rPr>
-                <w:rFonts w:ascii="標楷體" w:hAnsi="標楷體"/>
-                <w:b w:val="0"/>
+                <w:rFonts w:ascii="新細明體" w:hAnsi="新細明體" w:eastAsia="新細明體" w:cs="新細明體"/>
+                <w:b w:val="0"/>
+                <w:sz w:val="24"/>
+                <w:szCs w:val="24"/>
               </w:rPr>
               <w:t>學習方式的選擇</w:t>
             </w:r>
@@ -1763,8 +1919,10 @@
             </w:pPr>
             <w:r>
               <w:rPr>
-                <w:rFonts w:ascii="標楷體" w:hAnsi="標楷體"/>
-                <w:b w:val="0"/>
+                <w:rFonts w:ascii="新細明體" w:hAnsi="新細明體" w:eastAsia="新細明體" w:cs="新細明體"/>
+                <w:b w:val="0"/>
+                <w:sz w:val="24"/>
+                <w:szCs w:val="24"/>
               </w:rPr>
               <w:t>個人讀題與圈記（人人動筆、人人有入口）→ Pair 快速對照 → 四人小組協同討論爭點 → 全班串連。一人一份學習單，協同化學習：每個人都要寫，但可以問、可以看、可以互相說。</w:t>
             </w:r>
@@ -1783,8 +1941,10 @@
             </w:pPr>
             <w:r>
               <w:rPr>
-                <w:rFonts w:ascii="標楷體" w:hAnsi="標楷體"/>
-                <w:b w:val="0"/>
+                <w:rFonts w:ascii="新細明體" w:hAnsi="新細明體" w:eastAsia="新細明體" w:cs="新細明體"/>
+                <w:b w:val="0"/>
+                <w:sz w:val="24"/>
+                <w:szCs w:val="24"/>
               </w:rPr>
               <w:t>環境</w:t>
             </w:r>
@@ -1800,8 +1960,10 @@
             </w:pPr>
             <w:r>
               <w:rPr>
-                <w:rFonts w:ascii="標楷體" w:hAnsi="標楷體"/>
-                <w:b w:val="0"/>
+                <w:rFonts w:ascii="新細明體" w:hAnsi="新細明體" w:eastAsia="新細明體" w:cs="新細明體"/>
+                <w:b w:val="0"/>
+                <w:sz w:val="24"/>
+                <w:szCs w:val="24"/>
               </w:rPr>
               <w:t>教學情景的創設</w:t>
             </w:r>
@@ -1817,8 +1979,10 @@
             </w:pPr>
             <w:r>
               <w:rPr>
-                <w:rFonts w:ascii="標楷體" w:hAnsi="標楷體"/>
-                <w:b w:val="0"/>
+                <w:rFonts w:ascii="新細明體" w:hAnsi="新細明體" w:eastAsia="新細明體" w:cs="新細明體"/>
+                <w:b w:val="0"/>
+                <w:sz w:val="24"/>
+                <w:szCs w:val="24"/>
               </w:rPr>
               <w:t>ㄇ字型座位，四人一組，方便孩子在組內協同並能同時看見黑板與其他組。教師站位須能將全體學生納入視域，避免遺漏學習訊息。</w:t>
             </w:r>
@@ -1843,8 +2007,10 @@
             </w:pPr>
             <w:r>
               <w:rPr>
-                <w:rFonts w:ascii="標楷體" w:hAnsi="標楷體"/>
-                <w:b w:val="0"/>
+                <w:rFonts w:ascii="新細明體" w:hAnsi="新細明體" w:eastAsia="新細明體" w:cs="新細明體"/>
+                <w:b w:val="0"/>
+                <w:sz w:val="24"/>
+                <w:szCs w:val="24"/>
               </w:rPr>
               <w:t>課程資源的開發</w:t>
             </w:r>
@@ -1860,8 +2026,10 @@
             </w:pPr>
             <w:r>
               <w:rPr>
-                <w:rFonts w:ascii="標楷體" w:hAnsi="標楷體"/>
-                <w:b w:val="0"/>
+                <w:rFonts w:ascii="新細明體" w:hAnsi="新細明體" w:eastAsia="新細明體" w:cs="新細明體"/>
+                <w:b w:val="0"/>
+                <w:sz w:val="24"/>
+                <w:szCs w:val="24"/>
               </w:rPr>
               <w:t>課本 p.14 素養評量的兩張折線圖放大投影；備妥前幾節用過的酪梨售價圖與基隆澎湖降雨日數圖，供學生在爭論時回頭比對「什麼樣的橫軸可以連線」。</w:t>
             </w:r>
@@ -1875,6 +2043,11 @@
         <w:widowControl/>
       </w:pPr>
       <w:r>
+        <w:rPr>
+          <w:rFonts w:ascii="新細明體" w:hAnsi="新細明體" w:eastAsia="新細明體" w:cs="新細明體"/>
+          <w:sz w:val="24"/>
+          <w:szCs w:val="24"/>
+        </w:rPr>
         <w:br w:type="page"/>
       </w:r>
     </w:p>
@@ -1910,8 +2083,10 @@
             </w:pPr>
             <w:r>
               <w:rPr>
-                <w:rFonts w:ascii="標楷體" w:hAnsi="標楷體"/>
+                <w:rFonts w:ascii="新細明體" w:hAnsi="新細明體" w:eastAsia="新細明體" w:cs="新細明體"/>
                 <w:b/>
+                <w:sz w:val="24"/>
+                <w:szCs w:val="24"/>
               </w:rPr>
               <w:t>各節次學習活動設計的重點（本次公開課為第四節）</w:t>
             </w:r>
@@ -1920,7 +2095,7 @@
       </w:tr>
       <w:tr>
         <w:trPr>
-          <w:trHeight w:val="7338"/>
+          <w:trHeight w:val="2608"/>
         </w:trPr>
         <w:tc>
           <w:tcPr>
@@ -1941,8 +2116,10 @@
             </w:pPr>
             <w:r>
               <w:rPr>
-                <w:rFonts w:ascii="標楷體" w:hAnsi="標楷體"/>
-                <w:b w:val="0"/>
+                <w:rFonts w:ascii="新細明體" w:hAnsi="新細明體" w:eastAsia="新細明體" w:cs="新細明體"/>
+                <w:b w:val="0"/>
+                <w:sz w:val="24"/>
+                <w:szCs w:val="24"/>
               </w:rPr>
               <w:t>本單元共 4 節。第 1~2 節為 1-1 生活中的統計圖（分辨長條圖與折線圖的使用時機、報讀含省略符號的複雜折線圖、察覺兩筆資料的關聯性）；第 3 節為 1-2 製作折線圖（依表格繪製、含 0 的資料、資料排序後繪製）。本次公開課為第 4 節，以單元末的素養評量題進行統整。</w:t>
             </w:r>
@@ -1984,17 +2161,55 @@
             </w:pPr>
             <w:r>
               <w:rPr>
+                <w:rFonts w:ascii="新細明體" w:hAnsi="新細明體" w:eastAsia="新細明體" w:cs="新細明體"/>
+                <w:b/>
+                <w:color w:val="000000" w:themeColor="text1"/>
+                <w:sz w:val="24"/>
+                <w:szCs w:val="24"/>
+              </w:rPr>
+              <w:t>流程</w:t>
+            </w:r>
+          </w:p>
+        </w:tc>
+        <w:tc>
+          <w:tcPr>
+            <w:tcW w:w="2542" w:type="pct"/>
+            <w:vAlign w:val="center"/>
+          </w:tcPr>
+          <w:p>
+            <w:pPr>
+              <w:jc w:val="both"/>
+              <w:rPr>
                 <w:rFonts w:ascii="標楷體" w:eastAsia="標楷體" w:hAnsi="標楷體"/>
                 <w:b/>
                 <w:color w:val="000000" w:themeColor="text1"/>
               </w:rPr>
-              <w:t>流程</w:t>
-            </w:r>
-          </w:p>
-        </w:tc>
-        <w:tc>
-          <w:tcPr>
-            <w:tcW w:w="2542" w:type="pct"/>
+            </w:pPr>
+            <w:r>
+              <w:rPr>
+                <w:rFonts w:ascii="新細明體" w:hAnsi="新細明體" w:eastAsia="新細明體" w:cs="新細明體"/>
+                <w:b/>
+                <w:color w:val="000000" w:themeColor="text1"/>
+                <w:sz w:val="24"/>
+                <w:szCs w:val="24"/>
+              </w:rPr>
+              <w:t>教學活動</w:t>
+            </w:r>
+            <w:r>
+              <w:rPr>
+                <w:rFonts w:ascii="新細明體" w:hAnsi="新細明體" w:eastAsia="新細明體" w:cs="新細明體"/>
+                <w:b/>
+                <w:color w:val="000000" w:themeColor="text1"/>
+                <w:sz w:val="24"/>
+                <w:szCs w:val="24"/>
+              </w:rPr>
+              <w:t>內容</w:t>
+            </w:r>
+          </w:p>
+        </w:tc>
+        <w:tc>
+          <w:tcPr>
+            <w:tcW w:w="1538" w:type="pct"/>
             <w:vAlign w:val="center"/>
           </w:tcPr>
           <w:p>
@@ -2008,73 +2223,45 @@
             </w:pPr>
             <w:r>
               <w:rPr>
-                <w:rFonts w:ascii="標楷體" w:eastAsia="標楷體" w:hAnsi="標楷體" w:hint="eastAsia"/>
-                <w:b/>
-                <w:color w:val="000000" w:themeColor="text1"/>
-              </w:rPr>
-              <w:t>教學活動</w:t>
-            </w:r>
-            <w:r>
+                <w:rFonts w:ascii="新細明體" w:hAnsi="新細明體" w:eastAsia="新細明體" w:cs="新細明體"/>
+                <w:color w:val="000000" w:themeColor="text1"/>
+                <w:sz w:val="24"/>
+                <w:szCs w:val="24"/>
+              </w:rPr>
+              <w:t>教師支援</w:t>
+            </w:r>
+            <w:r>
+              <w:rPr>
+                <w:rFonts w:ascii="新細明體" w:hAnsi="新細明體" w:eastAsia="新細明體" w:cs="新細明體"/>
+                <w:color w:val="000000" w:themeColor="text1"/>
+                <w:sz w:val="24"/>
+                <w:szCs w:val="24"/>
+              </w:rPr>
+              <w:t>、學習引導</w:t>
+            </w:r>
+          </w:p>
+        </w:tc>
+        <w:tc>
+          <w:tcPr>
+            <w:tcW w:w="387" w:type="pct"/>
+            <w:vAlign w:val="center"/>
+          </w:tcPr>
+          <w:p>
+            <w:pPr>
+              <w:jc w:val="center"/>
               <w:rPr>
                 <w:rFonts w:ascii="標楷體" w:eastAsia="標楷體" w:hAnsi="標楷體"/>
                 <w:b/>
                 <w:color w:val="000000" w:themeColor="text1"/>
               </w:rPr>
-              <w:t>內容</w:t>
-            </w:r>
-          </w:p>
-        </w:tc>
-        <w:tc>
-          <w:tcPr>
-            <w:tcW w:w="1538" w:type="pct"/>
-            <w:vAlign w:val="center"/>
-          </w:tcPr>
-          <w:p>
-            <w:pPr>
-              <w:jc w:val="both"/>
-              <w:rPr>
-                <w:rFonts w:ascii="標楷體" w:eastAsia="標楷體" w:hAnsi="標楷體"/>
+            </w:pPr>
+            <w:r>
+              <w:rPr>
+                <w:rFonts w:ascii="新細明體" w:hAnsi="新細明體" w:eastAsia="新細明體" w:cs="新細明體"/>
                 <w:b/>
                 <w:color w:val="000000" w:themeColor="text1"/>
-              </w:rPr>
-            </w:pPr>
-            <w:r>
-              <w:rPr>
-                <w:rFonts w:eastAsia="標楷體" w:hAnsi="標楷體"/>
-                <w:color w:val="000000" w:themeColor="text1"/>
-                <w:szCs w:val="24"/>
-              </w:rPr>
-              <w:t>教師支援</w:t>
-            </w:r>
-            <w:r>
-              <w:rPr>
-                <w:rFonts w:eastAsia="標楷體" w:hAnsi="標楷體" w:hint="eastAsia"/>
-                <w:color w:val="000000" w:themeColor="text1"/>
-                <w:szCs w:val="24"/>
-              </w:rPr>
-              <w:t>、學習引導</w:t>
-            </w:r>
-          </w:p>
-        </w:tc>
-        <w:tc>
-          <w:tcPr>
-            <w:tcW w:w="387" w:type="pct"/>
-            <w:vAlign w:val="center"/>
-          </w:tcPr>
-          <w:p>
-            <w:pPr>
-              <w:jc w:val="center"/>
-              <w:rPr>
-                <w:rFonts w:ascii="標楷體" w:eastAsia="標楷體" w:hAnsi="標楷體"/>
-                <w:b/>
-                <w:color w:val="000000" w:themeColor="text1"/>
-              </w:rPr>
-            </w:pPr>
-            <w:r>
-              <w:rPr>
-                <w:rFonts w:ascii="標楷體" w:eastAsia="標楷體" w:hAnsi="標楷體"/>
-                <w:b/>
-                <w:color w:val="000000" w:themeColor="text1"/>
+                <w:sz w:val="24"/>
+                <w:szCs w:val="24"/>
               </w:rPr>
               <w:t>時間</w:t>
             </w:r>
@@ -2101,8 +2288,10 @@
             </w:pPr>
             <w:r>
               <w:rPr>
-                <w:rFonts w:ascii="標楷體" w:hAnsi="標楷體"/>
+                <w:rFonts w:ascii="新細明體" w:hAnsi="新細明體" w:eastAsia="新細明體" w:cs="新細明體"/>
                 <w:b/>
+                <w:sz w:val="24"/>
+                <w:szCs w:val="24"/>
               </w:rPr>
               <w:t>導入與發現</w:t>
             </w:r>
@@ -2113,8 +2302,10 @@
             </w:pPr>
             <w:r>
               <w:rPr>
-                <w:rFonts w:ascii="標楷體" w:hAnsi="標楷體"/>
+                <w:rFonts w:ascii="新細明體" w:hAnsi="新細明體" w:eastAsia="新細明體" w:cs="新細明體"/>
                 <w:b/>
+                <w:sz w:val="24"/>
+                <w:szCs w:val="24"/>
               </w:rPr>
               <w:t>（傾聽）</w:t>
             </w:r>
@@ -2139,8 +2330,10 @@
             </w:pPr>
             <w:r>
               <w:rPr>
-                <w:rFonts w:ascii="標楷體" w:hAnsi="標楷體"/>
-                <w:b w:val="0"/>
+                <w:rFonts w:ascii="新細明體" w:hAnsi="新細明體" w:eastAsia="新細明體" w:cs="新細明體"/>
+                <w:b w:val="0"/>
+                <w:sz w:val="24"/>
+                <w:szCs w:val="24"/>
               </w:rPr>
               <w:t>1. 讀題與資料（2 分）</w:t>
             </w:r>
@@ -2151,8 +2344,10 @@
             </w:pPr>
             <w:r>
               <w:rPr>
-                <w:rFonts w:ascii="標楷體" w:hAnsi="標楷體"/>
-                <w:b w:val="0"/>
+                <w:rFonts w:ascii="新細明體" w:hAnsi="新細明體" w:eastAsia="新細明體" w:cs="新細明體"/>
+                <w:b w:val="0"/>
+                <w:sz w:val="24"/>
+                <w:szCs w:val="24"/>
               </w:rPr>
               <w:t>各自輕聲讀課本的素養評量題與水溫紀錄表：全班分組用酒精燈加熱 100 毫升的水，每組 5 人輪流記錄——A 加熱 2 分鐘 25°C、B 4 分鐘 31°C、C 6 分鐘 37°C、D 8 分鐘 43°C、E 10 分鐘 49°C。</w:t>
             </w:r>
@@ -2163,19 +2358,23 @@
             </w:pPr>
             <w:r>
               <w:rPr>
-                <w:rFonts w:ascii="標楷體" w:hAnsi="標楷體"/>
-                <w:b w:val="0"/>
-              </w:rPr>
-            </w:r>
-          </w:p>
-          <w:p>
-            <w:pPr>
-              <w:spacing w:after="0"/>
-            </w:pPr>
-            <w:r>
-              <w:rPr>
-                <w:rFonts w:ascii="標楷體" w:hAnsi="標楷體"/>
-                <w:b w:val="0"/>
+                <w:rFonts w:ascii="新細明體" w:hAnsi="新細明體" w:eastAsia="新細明體" w:cs="新細明體"/>
+                <w:b w:val="0"/>
+                <w:sz w:val="24"/>
+                <w:szCs w:val="24"/>
+              </w:rPr>
+            </w:r>
+          </w:p>
+          <w:p>
+            <w:pPr>
+              <w:spacing w:after="0"/>
+            </w:pPr>
+            <w:r>
+              <w:rPr>
+                <w:rFonts w:ascii="新細明體" w:hAnsi="新細明體" w:eastAsia="新細明體" w:cs="新細明體"/>
+                <w:b w:val="0"/>
+                <w:sz w:val="24"/>
+                <w:szCs w:val="24"/>
               </w:rPr>
               <w:t>2.〔共有課題〕圈出不一樣的地方（3 分）</w:t>
             </w:r>
@@ -2186,8 +2385,10 @@
             </w:pPr>
             <w:r>
               <w:rPr>
-                <w:rFonts w:ascii="標楷體" w:hAnsi="標楷體"/>
-                <w:b w:val="0"/>
+                <w:rFonts w:ascii="新細明體" w:hAnsi="新細明體" w:eastAsia="新細明體" w:cs="新細明體"/>
+                <w:b w:val="0"/>
+                <w:sz w:val="24"/>
+                <w:szCs w:val="24"/>
               </w:rPr>
               <w:t>課本上皮皮和丹丹各畫了一張折線圖。把兩張圖「不一樣的地方」圈起來，並在學習單第 1 欄寫下：不一樣的是＿＿。</w:t>
             </w:r>
@@ -2198,19 +2399,23 @@
             </w:pPr>
             <w:r>
               <w:rPr>
-                <w:rFonts w:ascii="標楷體" w:hAnsi="標楷體"/>
-                <w:b w:val="0"/>
-              </w:rPr>
-            </w:r>
-          </w:p>
-          <w:p>
-            <w:pPr>
-              <w:spacing w:after="0"/>
-            </w:pPr>
-            <w:r>
-              <w:rPr>
-                <w:rFonts w:ascii="標楷體" w:hAnsi="標楷體"/>
-                <w:b w:val="0"/>
+                <w:rFonts w:ascii="新細明體" w:hAnsi="新細明體" w:eastAsia="新細明體" w:cs="新細明體"/>
+                <w:b w:val="0"/>
+                <w:sz w:val="24"/>
+                <w:szCs w:val="24"/>
+              </w:rPr>
+            </w:r>
+          </w:p>
+          <w:p>
+            <w:pPr>
+              <w:spacing w:after="0"/>
+            </w:pPr>
+            <w:r>
+              <w:rPr>
+                <w:rFonts w:ascii="新細明體" w:hAnsi="新細明體" w:eastAsia="新細明體" w:cs="新細明體"/>
+                <w:b w:val="0"/>
+                <w:sz w:val="24"/>
+                <w:szCs w:val="24"/>
               </w:rPr>
               <w:t>3. Pair 對照（2 分）</w:t>
             </w:r>
@@ -2221,8 +2426,10 @@
             </w:pPr>
             <w:r>
               <w:rPr>
-                <w:rFonts w:ascii="標楷體" w:hAnsi="標楷體"/>
-                <w:b w:val="0"/>
+                <w:rFonts w:ascii="新細明體" w:hAnsi="新細明體" w:eastAsia="新細明體" w:cs="新細明體"/>
+                <w:b w:val="0"/>
+                <w:sz w:val="24"/>
+                <w:szCs w:val="24"/>
               </w:rPr>
               <w:t>和旁邊的人比一比，你圈的地方和他一樣嗎？有沒有他圈到而你沒圈到的？</w:t>
             </w:r>
@@ -2233,19 +2440,23 @@
             </w:pPr>
             <w:r>
               <w:rPr>
-                <w:rFonts w:ascii="標楷體" w:hAnsi="標楷體"/>
-                <w:b w:val="0"/>
-              </w:rPr>
-            </w:r>
-          </w:p>
-          <w:p>
-            <w:pPr>
-              <w:spacing w:after="0"/>
-            </w:pPr>
-            <w:r>
-              <w:rPr>
-                <w:rFonts w:ascii="標楷體" w:hAnsi="標楷體"/>
-                <w:b w:val="0"/>
+                <w:rFonts w:ascii="新細明體" w:hAnsi="新細明體" w:eastAsia="新細明體" w:cs="新細明體"/>
+                <w:b w:val="0"/>
+                <w:sz w:val="24"/>
+                <w:szCs w:val="24"/>
+              </w:rPr>
+            </w:r>
+          </w:p>
+          <w:p>
+            <w:pPr>
+              <w:spacing w:after="0"/>
+            </w:pPr>
+            <w:r>
+              <w:rPr>
+                <w:rFonts w:ascii="新細明體" w:hAnsi="新細明體" w:eastAsia="新細明體" w:cs="新細明體"/>
+                <w:b w:val="0"/>
+                <w:sz w:val="24"/>
+                <w:szCs w:val="24"/>
               </w:rPr>
               <w:t>4. 拋出課題、各自表態（3 分）</w:t>
             </w:r>
@@ -2256,8 +2467,10 @@
             </w:pPr>
             <w:r>
               <w:rPr>
-                <w:rFonts w:ascii="標楷體" w:hAnsi="標楷體"/>
-                <w:b w:val="0"/>
+                <w:rFonts w:ascii="新細明體" w:hAnsi="新細明體" w:eastAsia="新細明體" w:cs="新細明體"/>
+                <w:b w:val="0"/>
+                <w:sz w:val="24"/>
+                <w:szCs w:val="24"/>
               </w:rPr>
               <w:t>妮妮說：兩個都對。</w:t>
             </w:r>
@@ -2268,8 +2481,10 @@
             </w:pPr>
             <w:r>
               <w:rPr>
-                <w:rFonts w:ascii="標楷體" w:hAnsi="標楷體"/>
-                <w:b w:val="0"/>
+                <w:rFonts w:ascii="新細明體" w:hAnsi="新細明體" w:eastAsia="新細明體" w:cs="新細明體"/>
+                <w:b w:val="0"/>
+                <w:sz w:val="24"/>
+                <w:szCs w:val="24"/>
               </w:rPr>
               <w:t>各自在學習單第 2 欄寫下「我同意／不同意，因為＿＿」。</w:t>
             </w:r>
@@ -2290,8 +2505,10 @@
             </w:pPr>
             <w:r>
               <w:rPr>
-                <w:rFonts w:ascii="標楷體" w:hAnsi="標楷體"/>
-                <w:b w:val="0"/>
+                <w:rFonts w:ascii="新細明體" w:hAnsi="新細明體" w:eastAsia="新細明體" w:cs="新細明體"/>
+                <w:b w:val="0"/>
+                <w:sz w:val="24"/>
+                <w:szCs w:val="24"/>
               </w:rPr>
               <w:t>讀完題目後即停止說話，不解釋題意、不提示要看哪裡。</w:t>
             </w:r>
@@ -2302,8 +2519,10 @@
             </w:pPr>
             <w:r>
               <w:rPr>
-                <w:rFonts w:ascii="標楷體" w:hAnsi="標楷體"/>
-                <w:b w:val="0"/>
+                <w:rFonts w:ascii="新細明體" w:hAnsi="新細明體" w:eastAsia="新細明體" w:cs="新細明體"/>
+                <w:b w:val="0"/>
+                <w:sz w:val="24"/>
+                <w:szCs w:val="24"/>
               </w:rPr>
               <w:t>觀察有無讀表或讀圖困難的學生與組別。</w:t>
             </w:r>
@@ -2314,8 +2533,10 @@
             </w:pPr>
             <w:r>
               <w:rPr>
-                <w:rFonts w:ascii="標楷體" w:hAnsi="標楷體"/>
-                <w:b w:val="0"/>
+                <w:rFonts w:ascii="新細明體" w:hAnsi="新細明體" w:eastAsia="新細明體" w:cs="新細明體"/>
+                <w:b w:val="0"/>
+                <w:sz w:val="24"/>
+                <w:szCs w:val="24"/>
               </w:rPr>
               <w:t>巡走，看誰只圈了線、誰圈到了橫軸的字，記下座號——這是後段串連的順序依據。</w:t>
             </w:r>
@@ -2326,8 +2547,10 @@
             </w:pPr>
             <w:r>
               <w:rPr>
-                <w:rFonts w:ascii="標楷體" w:hAnsi="標楷體"/>
-                <w:b w:val="0"/>
+                <w:rFonts w:ascii="新細明體" w:hAnsi="新細明體" w:eastAsia="新細明體" w:cs="新細明體"/>
+                <w:b w:val="0"/>
+                <w:sz w:val="24"/>
+                <w:szCs w:val="24"/>
               </w:rPr>
               <w:t>只圈到線的學生不要糾正，他正是本節要撞開迷思的那個人。</w:t>
             </w:r>
@@ -2338,19 +2561,23 @@
             </w:pPr>
             <w:r>
               <w:rPr>
-                <w:rFonts w:ascii="標楷體" w:hAnsi="標楷體"/>
-                <w:b w:val="0"/>
-              </w:rPr>
-            </w:r>
-          </w:p>
-          <w:p>
-            <w:pPr>
-              <w:spacing w:after="0"/>
-            </w:pPr>
-            <w:r>
-              <w:rPr>
-                <w:rFonts w:ascii="標楷體" w:hAnsi="標楷體"/>
-                <w:b w:val="0"/>
+                <w:rFonts w:ascii="新細明體" w:hAnsi="新細明體" w:eastAsia="新細明體" w:cs="新細明體"/>
+                <w:b w:val="0"/>
+                <w:sz w:val="24"/>
+                <w:szCs w:val="24"/>
+              </w:rPr>
+            </w:r>
+          </w:p>
+          <w:p>
+            <w:pPr>
+              <w:spacing w:after="0"/>
+            </w:pPr>
+            <w:r>
+              <w:rPr>
+                <w:rFonts w:ascii="新細明體" w:hAnsi="新細明體" w:eastAsia="新細明體" w:cs="新細明體"/>
+                <w:b w:val="0"/>
+                <w:sz w:val="24"/>
+                <w:szCs w:val="24"/>
               </w:rPr>
               <w:t>【提示】「先不要說話，看一下這兩張圖，哪裡不一樣？」</w:t>
             </w:r>
@@ -2361,8 +2588,10 @@
             </w:pPr>
             <w:r>
               <w:rPr>
-                <w:rFonts w:ascii="標楷體" w:hAnsi="標楷體"/>
-                <w:b w:val="0"/>
+                <w:rFonts w:ascii="新細明體" w:hAnsi="新細明體" w:eastAsia="新細明體" w:cs="新細明體"/>
+                <w:b w:val="0"/>
+                <w:sz w:val="24"/>
+                <w:szCs w:val="24"/>
               </w:rPr>
               <w:t>【回歸】「回到題目。妮妮說什麼？」</w:t>
             </w:r>
@@ -2373,8 +2602,10 @@
             </w:pPr>
             <w:r>
               <w:rPr>
-                <w:rFonts w:ascii="標楷體" w:hAnsi="標楷體"/>
-                <w:b w:val="0"/>
+                <w:rFonts w:ascii="新細明體" w:hAnsi="新細明體" w:eastAsia="新細明體" w:cs="新細明體"/>
+                <w:b w:val="0"/>
+                <w:sz w:val="24"/>
+                <w:szCs w:val="24"/>
               </w:rPr>
               <w:t>不評價任何人的表態，只請學生把理由寫下來。</w:t>
             </w:r>
@@ -2396,8 +2627,10 @@
             </w:pPr>
             <w:r>
               <w:rPr>
-                <w:rFonts w:ascii="標楷體" w:hAnsi="標楷體"/>
+                <w:rFonts w:ascii="新細明體" w:hAnsi="新細明體" w:eastAsia="新細明體" w:cs="新細明體"/>
                 <w:b/>
+                <w:sz w:val="24"/>
+                <w:szCs w:val="24"/>
               </w:rPr>
               <w:t>10 分</w:t>
             </w:r>
@@ -2424,8 +2657,10 @@
             </w:pPr>
             <w:r>
               <w:rPr>
-                <w:rFonts w:ascii="標楷體" w:hAnsi="標楷體"/>
+                <w:rFonts w:ascii="新細明體" w:hAnsi="新細明體" w:eastAsia="新細明體" w:cs="新細明體"/>
                 <w:b/>
+                <w:sz w:val="24"/>
+                <w:szCs w:val="24"/>
               </w:rPr>
               <w:t>探究與深化</w:t>
             </w:r>
@@ -2436,8 +2671,10 @@
             </w:pPr>
             <w:r>
               <w:rPr>
-                <w:rFonts w:ascii="標楷體" w:hAnsi="標楷體"/>
+                <w:rFonts w:ascii="新細明體" w:hAnsi="新細明體" w:eastAsia="新細明體" w:cs="新細明體"/>
                 <w:b/>
+                <w:sz w:val="24"/>
+                <w:szCs w:val="24"/>
               </w:rPr>
               <w:t>（串連）</w:t>
             </w:r>
@@ -2459,8 +2696,10 @@
             </w:pPr>
             <w:r>
               <w:rPr>
-                <w:rFonts w:ascii="標楷體" w:hAnsi="標楷體"/>
-                <w:b w:val="0"/>
+                <w:rFonts w:ascii="新細明體" w:hAnsi="新細明體" w:eastAsia="新細明體" w:cs="新細明體"/>
+                <w:b w:val="0"/>
+                <w:sz w:val="24"/>
+                <w:szCs w:val="24"/>
               </w:rPr>
               <w:t>5. 小組協同（20 分）</w:t>
             </w:r>
@@ -2471,8 +2710,10 @@
             </w:pPr>
             <w:r>
               <w:rPr>
-                <w:rFonts w:ascii="標楷體" w:hAnsi="標楷體"/>
-                <w:b w:val="0"/>
+                <w:rFonts w:ascii="新細明體" w:hAnsi="新細明體" w:eastAsia="新細明體" w:cs="新細明體"/>
+                <w:b w:val="0"/>
+                <w:sz w:val="24"/>
+                <w:szCs w:val="24"/>
               </w:rPr>
               <w:t>四人小組討論：你們這一組同意妮妮嗎？為什麼？</w:t>
             </w:r>
@@ -2483,8 +2724,10 @@
             </w:pPr>
             <w:r>
               <w:rPr>
-                <w:rFonts w:ascii="標楷體" w:hAnsi="標楷體"/>
-                <w:b w:val="0"/>
+                <w:rFonts w:ascii="新細明體" w:hAnsi="新細明體" w:eastAsia="新細明體" w:cs="新細明體"/>
+                <w:b w:val="0"/>
+                <w:sz w:val="24"/>
+                <w:szCs w:val="24"/>
               </w:rPr>
               <w:t>要求：組內每個人都要說一次自己的判斷與理由。</w:t>
             </w:r>
@@ -2495,8 +2738,10 @@
             </w:pPr>
             <w:r>
               <w:rPr>
-                <w:rFonts w:ascii="標楷體" w:hAnsi="標楷體"/>
-                <w:b w:val="0"/>
+                <w:rFonts w:ascii="新細明體" w:hAnsi="新細明體" w:eastAsia="新細明體" w:cs="新細明體"/>
+                <w:b w:val="0"/>
+                <w:sz w:val="24"/>
+                <w:szCs w:val="24"/>
               </w:rPr>
               <w:t>討論後把小組的結論與理由寫在小白板上。</w:t>
             </w:r>
@@ -2507,19 +2752,23 @@
             </w:pPr>
             <w:r>
               <w:rPr>
-                <w:rFonts w:ascii="標楷體" w:hAnsi="標楷體"/>
-                <w:b w:val="0"/>
-              </w:rPr>
-            </w:r>
-          </w:p>
-          <w:p>
-            <w:pPr>
-              <w:spacing w:after="0"/>
-            </w:pPr>
-            <w:r>
-              <w:rPr>
-                <w:rFonts w:ascii="標楷體" w:hAnsi="標楷體"/>
-                <w:b w:val="0"/>
+                <w:rFonts w:ascii="新細明體" w:hAnsi="新細明體" w:eastAsia="新細明體" w:cs="新細明體"/>
+                <w:b w:val="0"/>
+                <w:sz w:val="24"/>
+                <w:szCs w:val="24"/>
+              </w:rPr>
+            </w:r>
+          </w:p>
+          <w:p>
+            <w:pPr>
+              <w:spacing w:after="0"/>
+            </w:pPr>
+            <w:r>
+              <w:rPr>
+                <w:rFonts w:ascii="新細明體" w:hAnsi="新細明體" w:eastAsia="新細明體" w:cs="新細明體"/>
+                <w:b w:val="0"/>
+                <w:sz w:val="24"/>
+                <w:szCs w:val="24"/>
               </w:rPr>
               <w:t>若組內出現不同意見，兩種都寫上去，並註明各是誰的想法。</w:t>
             </w:r>
@@ -2530,19 +2779,23 @@
             </w:pPr>
             <w:r>
               <w:rPr>
-                <w:rFonts w:ascii="標楷體" w:hAnsi="標楷體"/>
-                <w:b w:val="0"/>
-              </w:rPr>
-            </w:r>
-          </w:p>
-          <w:p>
-            <w:pPr>
-              <w:spacing w:after="0"/>
-            </w:pPr>
-            <w:r>
-              <w:rPr>
-                <w:rFonts w:ascii="標楷體" w:hAnsi="標楷體"/>
-                <w:b w:val="0"/>
+                <w:rFonts w:ascii="新細明體" w:hAnsi="新細明體" w:eastAsia="新細明體" w:cs="新細明體"/>
+                <w:b w:val="0"/>
+                <w:sz w:val="24"/>
+                <w:szCs w:val="24"/>
+              </w:rPr>
+            </w:r>
+          </w:p>
+          <w:p>
+            <w:pPr>
+              <w:spacing w:after="0"/>
+            </w:pPr>
+            <w:r>
+              <w:rPr>
+                <w:rFonts w:ascii="新細明體" w:hAnsi="新細明體" w:eastAsia="新細明體" w:cs="新細明體"/>
+                <w:b w:val="0"/>
+                <w:sz w:val="24"/>
+                <w:szCs w:val="24"/>
               </w:rPr>
               <w:t>有餘力的組可再想：如果 A~E 五個人不是照加熱時間順序輪流記錄的（例如 C 先記錄），皮皮的圖會變成什麼樣子？</w:t>
             </w:r>
@@ -2563,8 +2816,10 @@
             </w:pPr>
             <w:r>
               <w:rPr>
-                <w:rFonts w:ascii="標楷體" w:hAnsi="標楷體"/>
-                <w:b w:val="0"/>
+                <w:rFonts w:ascii="新細明體" w:hAnsi="新細明體" w:eastAsia="新細明體" w:cs="新細明體"/>
+                <w:b w:val="0"/>
+                <w:sz w:val="24"/>
+                <w:szCs w:val="24"/>
               </w:rPr>
               <w:t>巡走，傾聽各組的爭點落在哪裡，不介入裁決。</w:t>
             </w:r>
@@ -2575,8 +2830,10 @@
             </w:pPr>
             <w:r>
               <w:rPr>
-                <w:rFonts w:ascii="標楷體" w:hAnsi="標楷體"/>
-                <w:b w:val="0"/>
+                <w:rFonts w:ascii="新細明體" w:hAnsi="新細明體" w:eastAsia="新細明體" w:cs="新細明體"/>
+                <w:b w:val="0"/>
+                <w:sz w:val="24"/>
+                <w:szCs w:val="24"/>
               </w:rPr>
               <w:t>記下說得出「要看橫軸是什麼」的組別，以及卡在「圖形看起來一樣」的組別。</w:t>
             </w:r>
@@ -2587,8 +2844,10 @@
             </w:pPr>
             <w:r>
               <w:rPr>
-                <w:rFonts w:ascii="標楷體" w:hAnsi="標楷體"/>
-                <w:b w:val="0"/>
+                <w:rFonts w:ascii="新細明體" w:hAnsi="新細明體" w:eastAsia="新細明體" w:cs="新細明體"/>
+                <w:b w:val="0"/>
+                <w:sz w:val="24"/>
+                <w:szCs w:val="24"/>
               </w:rPr>
               <w:t>【轉問】（對卡住的組）「他剛剛說的，你聽懂了嗎？你自己怎麼想？」</w:t>
             </w:r>
@@ -2599,8 +2858,10 @@
             </w:pPr>
             <w:r>
               <w:rPr>
-                <w:rFonts w:ascii="標楷體" w:hAnsi="標楷體"/>
-                <w:b w:val="0"/>
+                <w:rFonts w:ascii="新細明體" w:hAnsi="新細明體" w:eastAsia="新細明體" w:cs="新細明體"/>
+                <w:b w:val="0"/>
+                <w:sz w:val="24"/>
+                <w:szCs w:val="24"/>
               </w:rPr>
               <w:t>【釐清】（對講得含混的學生）「再一次！」</w:t>
             </w:r>
@@ -2611,8 +2872,10 @@
             </w:pPr>
             <w:r>
               <w:rPr>
-                <w:rFonts w:ascii="標楷體" w:hAnsi="標楷體"/>
-                <w:b w:val="0"/>
+                <w:rFonts w:ascii="新細明體" w:hAnsi="新細明體" w:eastAsia="新細明體" w:cs="新細明體"/>
+                <w:b w:val="0"/>
+                <w:sz w:val="24"/>
+                <w:szCs w:val="24"/>
               </w:rPr>
               <w:t>【等待】（對沉默的學生）「你需要想一下是嗎？那你可以先找人幫忙嗎？」</w:t>
             </w:r>
@@ -2623,8 +2886,10 @@
             </w:pPr>
             <w:r>
               <w:rPr>
-                <w:rFonts w:ascii="標楷體" w:hAnsi="標楷體"/>
-                <w:b w:val="0"/>
+                <w:rFonts w:ascii="新細明體" w:hAnsi="新細明體" w:eastAsia="新細明體" w:cs="新細明體"/>
+                <w:b w:val="0"/>
+                <w:sz w:val="24"/>
+                <w:szCs w:val="24"/>
               </w:rPr>
               <w:t>【提示】（對只看圖形的組）「那你們把皮皮的橫軸念一次。」</w:t>
             </w:r>
@@ -2635,8 +2900,10 @@
             </w:pPr>
             <w:r>
               <w:rPr>
-                <w:rFonts w:ascii="標楷體" w:hAnsi="標楷體"/>
-                <w:b w:val="0"/>
+                <w:rFonts w:ascii="新細明體" w:hAnsi="新細明體" w:eastAsia="新細明體" w:cs="新細明體"/>
+                <w:b w:val="0"/>
+                <w:sz w:val="24"/>
+                <w:szCs w:val="24"/>
               </w:rPr>
               <w:t>支援困難小組，但只給問題，不給答案。</w:t>
             </w:r>
@@ -2657,8 +2924,10 @@
             </w:pPr>
             <w:r>
               <w:rPr>
-                <w:rFonts w:ascii="標楷體" w:hAnsi="標楷體"/>
+                <w:rFonts w:ascii="新細明體" w:hAnsi="新細明體" w:eastAsia="新細明體" w:cs="新細明體"/>
                 <w:b/>
+                <w:sz w:val="24"/>
+                <w:szCs w:val="24"/>
               </w:rPr>
               <w:t>20 分</w:t>
             </w:r>
@@ -2685,8 +2954,10 @@
             </w:pPr>
             <w:r>
               <w:rPr>
-                <w:rFonts w:ascii="標楷體" w:hAnsi="標楷體"/>
+                <w:rFonts w:ascii="新細明體" w:hAnsi="新細明體" w:eastAsia="新細明體" w:cs="新細明體"/>
                 <w:b/>
+                <w:sz w:val="24"/>
+                <w:szCs w:val="24"/>
               </w:rPr>
               <w:t>挑戰與聚斂</w:t>
             </w:r>
@@ -2697,8 +2968,10 @@
             </w:pPr>
             <w:r>
               <w:rPr>
-                <w:rFonts w:ascii="標楷體" w:hAnsi="標楷體"/>
+                <w:rFonts w:ascii="新細明體" w:hAnsi="新細明體" w:eastAsia="新細明體" w:cs="新細明體"/>
                 <w:b/>
+                <w:sz w:val="24"/>
+                <w:szCs w:val="24"/>
               </w:rPr>
               <w:t>（串連＋回歸）</w:t>
             </w:r>
@@ -2722,8 +2995,10 @@
             </w:pPr>
             <w:r>
               <w:rPr>
-                <w:rFonts w:ascii="標楷體" w:hAnsi="標楷體"/>
-                <w:b w:val="0"/>
+                <w:rFonts w:ascii="新細明體" w:hAnsi="新細明體" w:eastAsia="新細明體" w:cs="新細明體"/>
+                <w:b w:val="0"/>
+                <w:sz w:val="24"/>
+                <w:szCs w:val="24"/>
               </w:rPr>
               <w:t>6. 全班串連（10 分）</w:t>
             </w:r>
@@ -2734,8 +3009,10 @@
             </w:pPr>
             <w:r>
               <w:rPr>
-                <w:rFonts w:ascii="標楷體" w:hAnsi="標楷體"/>
-                <w:b w:val="0"/>
+                <w:rFonts w:ascii="新細明體" w:hAnsi="新細明體" w:eastAsia="新細明體" w:cs="新細明體"/>
+                <w:b w:val="0"/>
+                <w:sz w:val="24"/>
+                <w:szCs w:val="24"/>
               </w:rPr>
               <w:t>各組張貼小白板。先請判斷不同的兩組分享，再請其他組回應。</w:t>
             </w:r>
@@ -2746,8 +3023,10 @@
             </w:pPr>
             <w:r>
               <w:rPr>
-                <w:rFonts w:ascii="標楷體" w:hAnsi="標楷體"/>
-                <w:b w:val="0"/>
+                <w:rFonts w:ascii="新細明體" w:hAnsi="新細明體" w:eastAsia="新細明體" w:cs="新細明體"/>
+                <w:b w:val="0"/>
+                <w:sz w:val="24"/>
+                <w:szCs w:val="24"/>
               </w:rPr>
               <w:t>教師把分歧攤開：有的組說兩張都對，有的組說皮皮的不對。</w:t>
             </w:r>
@@ -2758,19 +3037,23 @@
             </w:pPr>
             <w:r>
               <w:rPr>
-                <w:rFonts w:ascii="標楷體" w:hAnsi="標楷體"/>
-                <w:b w:val="0"/>
-              </w:rPr>
-            </w:r>
-          </w:p>
-          <w:p>
-            <w:pPr>
-              <w:spacing w:after="0"/>
-            </w:pPr>
-            <w:r>
-              <w:rPr>
-                <w:rFonts w:ascii="標楷體" w:hAnsi="標楷體"/>
-                <w:b w:val="0"/>
+                <w:rFonts w:ascii="新細明體" w:hAnsi="新細明體" w:eastAsia="新細明體" w:cs="新細明體"/>
+                <w:b w:val="0"/>
+                <w:sz w:val="24"/>
+                <w:szCs w:val="24"/>
+              </w:rPr>
+            </w:r>
+          </w:p>
+          <w:p>
+            <w:pPr>
+              <w:spacing w:after="0"/>
+            </w:pPr>
+            <w:r>
+              <w:rPr>
+                <w:rFonts w:ascii="新細明體" w:hAnsi="新細明體" w:eastAsia="新細明體" w:cs="新細明體"/>
+                <w:b w:val="0"/>
+                <w:sz w:val="24"/>
+                <w:szCs w:val="24"/>
               </w:rPr>
               <w:t>學生互相提問與說服。</w:t>
             </w:r>
@@ -2781,19 +3064,23 @@
             </w:pPr>
             <w:r>
               <w:rPr>
-                <w:rFonts w:ascii="標楷體" w:hAnsi="標楷體"/>
-                <w:b w:val="0"/>
-              </w:rPr>
-            </w:r>
-          </w:p>
-          <w:p>
-            <w:pPr>
-              <w:spacing w:after="0"/>
-            </w:pPr>
-            <w:r>
-              <w:rPr>
-                <w:rFonts w:ascii="標楷體" w:hAnsi="標楷體"/>
-                <w:b w:val="0"/>
+                <w:rFonts w:ascii="新細明體" w:hAnsi="新細明體" w:eastAsia="新細明體" w:cs="新細明體"/>
+                <w:b w:val="0"/>
+                <w:sz w:val="24"/>
+                <w:szCs w:val="24"/>
+              </w:rPr>
+            </w:r>
+          </w:p>
+          <w:p>
+            <w:pPr>
+              <w:spacing w:after="0"/>
+            </w:pPr>
+            <w:r>
+              <w:rPr>
+                <w:rFonts w:ascii="新細明體" w:hAnsi="新細明體" w:eastAsia="新細明體" w:cs="新細明體"/>
+                <w:b w:val="0"/>
+                <w:sz w:val="24"/>
+                <w:szCs w:val="24"/>
               </w:rPr>
               <w:t>回到課本規準確認：折線圖適用於有序資料；「測量學生 A~E」本身是類別，但若 A~E 對應的是遞增的加熱時間，就成了有序。</w:t>
             </w:r>
@@ -2804,19 +3091,23 @@
             </w:pPr>
             <w:r>
               <w:rPr>
-                <w:rFonts w:ascii="標楷體" w:hAnsi="標楷體"/>
-                <w:b w:val="0"/>
-              </w:rPr>
-            </w:r>
-          </w:p>
-          <w:p>
-            <w:pPr>
-              <w:spacing w:after="0"/>
-            </w:pPr>
-            <w:r>
-              <w:rPr>
-                <w:rFonts w:ascii="標楷體" w:hAnsi="標楷體"/>
-                <w:b w:val="0"/>
+                <w:rFonts w:ascii="新細明體" w:hAnsi="新細明體" w:eastAsia="新細明體" w:cs="新細明體"/>
+                <w:b w:val="0"/>
+                <w:sz w:val="24"/>
+                <w:szCs w:val="24"/>
+              </w:rPr>
+            </w:r>
+          </w:p>
+          <w:p>
+            <w:pPr>
+              <w:spacing w:after="0"/>
+            </w:pPr>
+            <w:r>
+              <w:rPr>
+                <w:rFonts w:ascii="新細明體" w:hAnsi="新細明體" w:eastAsia="新細明體" w:cs="新細明體"/>
+                <w:b w:val="0"/>
+                <w:sz w:val="24"/>
+                <w:szCs w:val="24"/>
               </w:rPr>
               <w:t>各自在學習單第 3 欄寫下：聽完別人的想法後，我改變或補充的地方。</w:t>
             </w:r>
@@ -2837,56 +3128,94 @@
             </w:pPr>
             <w:r>
               <w:rPr>
-                <w:rFonts w:ascii="標楷體" w:hAnsi="標楷體"/>
-                <w:b w:val="0"/>
-              </w:rPr>
-              <w:t>【轉引】「這是第一種看法。還有沒有想得不一樣的組？」（連續請三組，不評價）</w:t>
-            </w:r>
-          </w:p>
-          <w:p>
-            <w:pPr>
-              <w:spacing w:after="0"/>
-            </w:pPr>
-            <w:r>
-              <w:rPr>
-                <w:rFonts w:ascii="標楷體" w:hAnsi="標楷體"/>
-                <w:b w:val="0"/>
-              </w:rPr>
-              <w:t>【轉問】「第 4 組說皮皮的不對。第 1 組你們同意嗎？」</w:t>
-            </w:r>
-          </w:p>
-          <w:p>
-            <w:pPr>
-              <w:spacing w:after="0"/>
-            </w:pPr>
-            <w:r>
-              <w:rPr>
-                <w:rFonts w:ascii="標楷體" w:hAnsi="標楷體"/>
-                <w:b w:val="0"/>
-              </w:rPr>
-              <w:t>【回歸】「回到題目。皮皮的橫軸寫的是什麼？」</w:t>
-            </w:r>
-          </w:p>
-          <w:p>
-            <w:pPr>
-              <w:spacing w:after="0"/>
-            </w:pPr>
-            <w:r>
-              <w:rPr>
-                <w:rFonts w:ascii="標楷體" w:hAnsi="標楷體"/>
-                <w:b w:val="0"/>
-              </w:rPr>
-              <w:t>【深究】「那酪梨那一題的月分，為什麼可以連線？」</w:t>
-            </w:r>
-          </w:p>
-          <w:p>
-            <w:pPr>
-              <w:spacing w:after="0"/>
-            </w:pPr>
-            <w:r>
-              <w:rPr>
-                <w:rFonts w:ascii="標楷體" w:hAnsi="標楷體"/>
-                <w:b w:val="0"/>
+                <w:rFonts w:ascii="新細明體" w:hAnsi="新細明體" w:eastAsia="新細明體" w:cs="新細明體"/>
+                <w:b w:val="0"/>
+                <w:sz w:val="24"/>
+                <w:szCs w:val="24"/>
+              </w:rPr>
+              <w:t>【轉引】串連進程（三組，見附錄二 A）：</w:t>
+            </w:r>
+          </w:p>
+          <w:p>
+            <w:pPr>
+              <w:spacing w:after="0"/>
+            </w:pPr>
+            <w:r>
+              <w:rPr>
+                <w:rFonts w:ascii="新細明體" w:hAnsi="新細明體" w:eastAsia="新細明體" w:cs="新細明體"/>
+                <w:b w:val="0"/>
+                <w:sz w:val="24"/>
+                <w:szCs w:val="24"/>
+              </w:rPr>
+              <w:t>生1「兩張都對，線一樣」→「還有沒有想得不一樣的組？」→ 生2「皮皮的不對，人名不能連」→「多了一種。還有嗎？」→ 生3「皮皮的也可以，A~E 照加熱時間排」→ 收束：「三組都在講皮皮的橫軸。它到底是什麼的順序？」</w:t>
+            </w:r>
+          </w:p>
+          <w:p>
+            <w:pPr>
+              <w:spacing w:after="0"/>
+            </w:pPr>
+            <w:r>
+              <w:rPr>
+                <w:rFonts w:ascii="新細明體" w:hAnsi="新細明體" w:eastAsia="新細明體" w:cs="新細明體"/>
+                <w:b w:val="0"/>
+                <w:sz w:val="24"/>
+                <w:szCs w:val="24"/>
+              </w:rPr>
+              <w:t>【轉問】串連進程（三位，見附錄二 B）：</w:t>
+            </w:r>
+          </w:p>
+          <w:p>
+            <w:pPr>
+              <w:spacing w:after="0"/>
+            </w:pPr>
+            <w:r>
+              <w:rPr>
+                <w:rFonts w:ascii="新細明體" w:hAnsi="新細明體" w:eastAsia="新細明體" w:cs="新細明體"/>
+                <w:b w:val="0"/>
+                <w:sz w:val="24"/>
+                <w:szCs w:val="24"/>
+              </w:rPr>
+              <w:t>生1（第 5 組）「人名是類別」→「第 1 組，你們當時怎麼想？」→ 生2（第 1 組）「A~E 是 2、4、6 分鐘，有順序」→「生3，這兩組的差別在哪裡？」→ 生3 講得斷斷續續 →【釐清】「再一次。」／【轉問】「有人要幫他補一下嗎？」→【回歸】「回到題目。皮皮的橫軸寫的是什麼？」</w:t>
+            </w:r>
+          </w:p>
+          <w:p>
+            <w:pPr>
+              <w:spacing w:after="0"/>
+            </w:pPr>
+            <w:r>
+              <w:rPr>
+                <w:rFonts w:ascii="新細明體" w:hAnsi="新細明體" w:eastAsia="新細明體" w:cs="新細明體"/>
+                <w:b w:val="0"/>
+                <w:sz w:val="24"/>
+                <w:szCs w:val="24"/>
+              </w:rPr>
+              <w:t>【深究】串連進程（三位，見附錄二 C）：</w:t>
+            </w:r>
+          </w:p>
+          <w:p>
+            <w:pPr>
+              <w:spacing w:after="0"/>
+            </w:pPr>
+            <w:r>
+              <w:rPr>
+                <w:rFonts w:ascii="新細明體" w:hAnsi="新細明體" w:eastAsia="新細明體" w:cs="新細明體"/>
+                <w:b w:val="0"/>
+                <w:sz w:val="24"/>
+                <w:szCs w:val="24"/>
+              </w:rPr>
+              <w:t>生1「A~E 有順序」→「什麼的順序？」→ 生2「加熱時間的順序」→「那酪梨那一題的月分，為什麼可以連線？」→ 生3「只要橫軸有順序就可以連？」→「那如果 C 先記錄、A 最後，皮皮的圖還能連嗎？」</w:t>
+            </w:r>
+          </w:p>
+          <w:p>
+            <w:pPr>
+              <w:spacing w:after="0"/>
+            </w:pPr>
+            <w:r>
+              <w:rPr>
+                <w:rFonts w:ascii="新細明體" w:hAnsi="新細明體" w:eastAsia="新細明體" w:cs="新細明體"/>
+                <w:b w:val="0"/>
+                <w:sz w:val="24"/>
+                <w:szCs w:val="24"/>
               </w:rPr>
               <w:t>【釐清】「再一次，你剛剛說的『順序』是指什麼的順序？」</w:t>
             </w:r>
@@ -2897,8 +3226,10 @@
             </w:pPr>
             <w:r>
               <w:rPr>
-                <w:rFonts w:ascii="標楷體" w:hAnsi="標楷體"/>
-                <w:b w:val="0"/>
+                <w:rFonts w:ascii="新細明體" w:hAnsi="新細明體" w:eastAsia="新細明體" w:cs="新細明體"/>
+                <w:b w:val="0"/>
+                <w:sz w:val="24"/>
+                <w:szCs w:val="24"/>
               </w:rPr>
               <w:t>仔細傾聽各組理由的異同，適度板書關鍵詞（有序／類別／橫軸）。</w:t>
             </w:r>
@@ -2909,8 +3240,10 @@
             </w:pPr>
             <w:r>
               <w:rPr>
-                <w:rFonts w:ascii="標楷體" w:hAnsi="標楷體"/>
-                <w:b w:val="0"/>
+                <w:rFonts w:ascii="新細明體" w:hAnsi="新細明體" w:eastAsia="新細明體" w:cs="新細明體"/>
+                <w:b w:val="0"/>
+                <w:sz w:val="24"/>
+                <w:szCs w:val="24"/>
               </w:rPr>
               <w:t>不替學生做出最終裁決，讓規準由學生自己說出來。</w:t>
             </w:r>
@@ -2932,8 +3265,10 @@
             </w:pPr>
             <w:r>
               <w:rPr>
-                <w:rFonts w:ascii="標楷體" w:hAnsi="標楷體"/>
+                <w:rFonts w:ascii="新細明體" w:hAnsi="新細明體" w:eastAsia="新細明體" w:cs="新細明體"/>
                 <w:b/>
+                <w:sz w:val="24"/>
+                <w:szCs w:val="24"/>
               </w:rPr>
               <w:t>10 分</w:t>
             </w:r>
@@ -2944,8 +3279,10 @@
     <w:p>
       <w:r>
         <w:rPr>
-          <w:rFonts w:ascii="標楷體" w:hAnsi="標楷體"/>
+          <w:rFonts w:ascii="新細明體" w:hAnsi="新細明體" w:eastAsia="新細明體" w:cs="新細明體"/>
           <w:b w:val="0"/>
+          <w:sz w:val="24"/>
+          <w:szCs w:val="24"/>
         </w:rPr>
         <w:t>彈性條款：探究段的加碼問題（如果 A~E 不是照加熱時間順序記錄的，皮皮的圖會變成什麼樣子）將依教學實際進度調整，若小組在前段討論速度較慢，則在公開課中不進行，調整至下一節課進行教學。</w:t>
       </w:r>
@@ -2953,8 +3290,10 @@
     <w:p>
       <w:r>
         <w:rPr>
-          <w:rFonts w:ascii="標楷體" w:hAnsi="標楷體"/>
+          <w:rFonts w:ascii="新細明體" w:hAnsi="新細明體" w:eastAsia="新細明體" w:cs="新細明體"/>
           <w:b/>
+          <w:sz w:val="24"/>
+          <w:szCs w:val="24"/>
         </w:rPr>
         <w:t>附錄：理答預想表（全篇涵蓋策略：提示、回歸、轉問、釐清、等待、轉引、深究）</w:t>
       </w:r>
@@ -2982,8 +3321,10 @@
             </w:pPr>
             <w:r>
               <w:rPr>
-                <w:rFonts w:ascii="標楷體" w:hAnsi="標楷體"/>
+                <w:rFonts w:ascii="新細明體" w:hAnsi="新細明體" w:eastAsia="新細明體" w:cs="新細明體"/>
                 <w:b/>
+                <w:sz w:val="24"/>
+                <w:szCs w:val="24"/>
               </w:rPr>
               <w:t>預想的學生回應</w:t>
             </w:r>
@@ -2999,8 +3340,10 @@
             </w:pPr>
             <w:r>
               <w:rPr>
-                <w:rFonts w:ascii="標楷體" w:hAnsi="標楷體"/>
+                <w:rFonts w:ascii="新細明體" w:hAnsi="新細明體" w:eastAsia="新細明體" w:cs="新細明體"/>
                 <w:b/>
+                <w:sz w:val="24"/>
+                <w:szCs w:val="24"/>
               </w:rPr>
               <w:t>判讀</w:t>
             </w:r>
@@ -3016,8 +3359,10 @@
             </w:pPr>
             <w:r>
               <w:rPr>
-                <w:rFonts w:ascii="標楷體" w:hAnsi="標楷體"/>
+                <w:rFonts w:ascii="新細明體" w:hAnsi="新細明體" w:eastAsia="新細明體" w:cs="新細明體"/>
                 <w:b/>
+                <w:sz w:val="24"/>
+                <w:szCs w:val="24"/>
               </w:rPr>
               <w:t>策略</w:t>
             </w:r>
@@ -3033,8 +3378,10 @@
             </w:pPr>
             <w:r>
               <w:rPr>
-                <w:rFonts w:ascii="標楷體" w:hAnsi="標楷體"/>
+                <w:rFonts w:ascii="新細明體" w:hAnsi="新細明體" w:eastAsia="新細明體" w:cs="新細明體"/>
                 <w:b/>
+                <w:sz w:val="24"/>
+                <w:szCs w:val="24"/>
               </w:rPr>
               <w:t>教師台詞</w:t>
             </w:r>
@@ -3052,8 +3399,10 @@
             </w:pPr>
             <w:r>
               <w:rPr>
-                <w:rFonts w:ascii="標楷體" w:hAnsi="標楷體"/>
-                <w:b w:val="0"/>
+                <w:rFonts w:ascii="新細明體" w:hAnsi="新細明體" w:eastAsia="新細明體" w:cs="新細明體"/>
+                <w:b w:val="0"/>
+                <w:sz w:val="24"/>
+                <w:szCs w:val="24"/>
               </w:rPr>
               <w:t>（講錯）「兩張都對，因為線長得一模一樣。」</w:t>
             </w:r>
@@ -3069,8 +3418,10 @@
             </w:pPr>
             <w:r>
               <w:rPr>
-                <w:rFonts w:ascii="標楷體" w:hAnsi="標楷體"/>
-                <w:b w:val="0"/>
+                <w:rFonts w:ascii="新細明體" w:hAnsi="新細明體" w:eastAsia="新細明體" w:cs="新細明體"/>
+                <w:b w:val="0"/>
+                <w:sz w:val="24"/>
+                <w:szCs w:val="24"/>
               </w:rPr>
               <w:t>用圖形外觀而非橫軸性質判斷，正是本節要撞開的迷思。不否定，讓他自己去讀橫軸。</w:t>
             </w:r>
@@ -3086,8 +3437,10 @@
             </w:pPr>
             <w:r>
               <w:rPr>
-                <w:rFonts w:ascii="標楷體" w:hAnsi="標楷體"/>
-                <w:b w:val="0"/>
+                <w:rFonts w:ascii="新細明體" w:hAnsi="新細明體" w:eastAsia="新細明體" w:cs="新細明體"/>
+                <w:b w:val="0"/>
+                <w:sz w:val="24"/>
+                <w:szCs w:val="24"/>
               </w:rPr>
               <w:t>提示</w:t>
             </w:r>
@@ -3103,8 +3456,10 @@
             </w:pPr>
             <w:r>
               <w:rPr>
-                <w:rFonts w:ascii="標楷體" w:hAnsi="標楷體"/>
-                <w:b w:val="0"/>
+                <w:rFonts w:ascii="新細明體" w:hAnsi="新細明體" w:eastAsia="新細明體" w:cs="新細明體"/>
+                <w:b w:val="0"/>
+                <w:sz w:val="24"/>
+                <w:szCs w:val="24"/>
               </w:rPr>
               <w:t>「你把皮皮的橫軸念一次。」</w:t>
             </w:r>
@@ -3122,8 +3477,10 @@
             </w:pPr>
             <w:r>
               <w:rPr>
-                <w:rFonts w:ascii="標楷體" w:hAnsi="標楷體"/>
-                <w:b w:val="0"/>
+                <w:rFonts w:ascii="新細明體" w:hAnsi="新細明體" w:eastAsia="新細明體" w:cs="新細明體"/>
+                <w:b w:val="0"/>
+                <w:sz w:val="24"/>
+                <w:szCs w:val="24"/>
               </w:rPr>
               <w:t>（講錯）「皮皮的不對，因為人名不可以連線。」</w:t>
             </w:r>
@@ -3139,8 +3496,10 @@
             </w:pPr>
             <w:r>
               <w:rPr>
-                <w:rFonts w:ascii="標楷體" w:hAnsi="標楷體"/>
-                <w:b w:val="0"/>
+                <w:rFonts w:ascii="新細明體" w:hAnsi="新細明體" w:eastAsia="新細明體" w:cs="新細明體"/>
+                <w:b w:val="0"/>
+                <w:sz w:val="24"/>
+                <w:szCs w:val="24"/>
               </w:rPr>
               <w:t>判斷對了，但理由停在「人名」這個例子，沒有到「類別／有序」的規準。</w:t>
             </w:r>
@@ -3156,8 +3515,10 @@
             </w:pPr>
             <w:r>
               <w:rPr>
-                <w:rFonts w:ascii="標楷體" w:hAnsi="標楷體"/>
-                <w:b w:val="0"/>
+                <w:rFonts w:ascii="新細明體" w:hAnsi="新細明體" w:eastAsia="新細明體" w:cs="新細明體"/>
+                <w:b w:val="0"/>
+                <w:sz w:val="24"/>
+                <w:szCs w:val="24"/>
               </w:rPr>
               <w:t>深究</w:t>
             </w:r>
@@ -3173,8 +3534,10 @@
             </w:pPr>
             <w:r>
               <w:rPr>
-                <w:rFonts w:ascii="標楷體" w:hAnsi="標楷體"/>
-                <w:b w:val="0"/>
+                <w:rFonts w:ascii="新細明體" w:hAnsi="新細明體" w:eastAsia="新細明體" w:cs="新細明體"/>
+                <w:b w:val="0"/>
+                <w:sz w:val="24"/>
+                <w:szCs w:val="24"/>
               </w:rPr>
               <w:t>「那月分可以嗎？為什麼？」</w:t>
             </w:r>
@@ -3192,8 +3555,10 @@
             </w:pPr>
             <w:r>
               <w:rPr>
-                <w:rFonts w:ascii="標楷體" w:hAnsi="標楷體"/>
-                <w:b w:val="0"/>
+                <w:rFonts w:ascii="新細明體" w:hAnsi="新細明體" w:eastAsia="新細明體" w:cs="新細明體"/>
+                <w:b w:val="0"/>
+                <w:sz w:val="24"/>
+                <w:szCs w:val="24"/>
               </w:rPr>
               <w:t>（沉默）被點到後低頭不語，超過十秒。</w:t>
             </w:r>
@@ -3209,8 +3574,10 @@
             </w:pPr>
             <w:r>
               <w:rPr>
-                <w:rFonts w:ascii="標楷體" w:hAnsi="標楷體"/>
-                <w:b w:val="0"/>
+                <w:rFonts w:ascii="新細明體" w:hAnsi="新細明體" w:eastAsia="新細明體" w:cs="新細明體"/>
+                <w:b w:val="0"/>
+                <w:sz w:val="24"/>
+                <w:szCs w:val="24"/>
               </w:rPr>
               <w:t>未必是不會，可能是還沒把想法變成句子。不催、不換人。</w:t>
             </w:r>
@@ -3226,8 +3593,10 @@
             </w:pPr>
             <w:r>
               <w:rPr>
-                <w:rFonts w:ascii="標楷體" w:hAnsi="標楷體"/>
-                <w:b w:val="0"/>
+                <w:rFonts w:ascii="新細明體" w:hAnsi="新細明體" w:eastAsia="新細明體" w:cs="新細明體"/>
+                <w:b w:val="0"/>
+                <w:sz w:val="24"/>
+                <w:szCs w:val="24"/>
               </w:rPr>
               <w:t>等待</w:t>
             </w:r>
@@ -3243,8 +3612,10 @@
             </w:pPr>
             <w:r>
               <w:rPr>
-                <w:rFonts w:ascii="標楷體" w:hAnsi="標楷體"/>
-                <w:b w:val="0"/>
+                <w:rFonts w:ascii="新細明體" w:hAnsi="新細明體" w:eastAsia="新細明體" w:cs="新細明體"/>
+                <w:b w:val="0"/>
+                <w:sz w:val="24"/>
+                <w:szCs w:val="24"/>
               </w:rPr>
               <w:t>「你需要想一下是嗎？那你可以先找人幫忙嗎？」</w:t>
             </w:r>
@@ -3262,8 +3633,10 @@
             </w:pPr>
             <w:r>
               <w:rPr>
-                <w:rFonts w:ascii="標楷體" w:hAnsi="標楷體"/>
-                <w:b w:val="0"/>
+                <w:rFonts w:ascii="新細明體" w:hAnsi="新細明體" w:eastAsia="新細明體" w:cs="新細明體"/>
+                <w:b w:val="0"/>
+                <w:sz w:val="24"/>
+                <w:szCs w:val="24"/>
               </w:rPr>
               <w:t>（離題）「我上次自然課加熱的時候燒杯裂掉了。」</w:t>
             </w:r>
@@ -3279,8 +3652,10 @@
             </w:pPr>
             <w:r>
               <w:rPr>
-                <w:rFonts w:ascii="標楷體" w:hAnsi="標楷體"/>
-                <w:b w:val="0"/>
+                <w:rFonts w:ascii="新細明體" w:hAnsi="新細明體" w:eastAsia="新細明體" w:cs="新細明體"/>
+                <w:b w:val="0"/>
+                <w:sz w:val="24"/>
+                <w:szCs w:val="24"/>
               </w:rPr>
               <w:t>情境勾起經驗，是好事，但要把注意力帶回資料。先接住再拉回。</w:t>
             </w:r>
@@ -3296,8 +3671,10 @@
             </w:pPr>
             <w:r>
               <w:rPr>
-                <w:rFonts w:ascii="標楷體" w:hAnsi="標楷體"/>
-                <w:b w:val="0"/>
+                <w:rFonts w:ascii="新細明體" w:hAnsi="新細明體" w:eastAsia="新細明體" w:cs="新細明體"/>
+                <w:b w:val="0"/>
+                <w:sz w:val="24"/>
+                <w:szCs w:val="24"/>
               </w:rPr>
               <w:t>回歸</w:t>
             </w:r>
@@ -3313,8 +3690,10 @@
             </w:pPr>
             <w:r>
               <w:rPr>
-                <w:rFonts w:ascii="標楷體" w:hAnsi="標楷體"/>
-                <w:b w:val="0"/>
+                <w:rFonts w:ascii="新細明體" w:hAnsi="新細明體" w:eastAsia="新細明體" w:cs="新細明體"/>
+                <w:b w:val="0"/>
+                <w:sz w:val="24"/>
+                <w:szCs w:val="24"/>
               </w:rPr>
               <w:t>「回到這張表。他們記錄的是什麼？」</w:t>
             </w:r>
@@ -3332,8 +3711,10 @@
             </w:pPr>
             <w:r>
               <w:rPr>
-                <w:rFonts w:ascii="標楷體" w:hAnsi="標楷體"/>
-                <w:b w:val="0"/>
+                <w:rFonts w:ascii="新細明體" w:hAnsi="新細明體" w:eastAsia="新細明體" w:cs="新細明體"/>
+                <w:b w:val="0"/>
+                <w:sz w:val="24"/>
+                <w:szCs w:val="24"/>
               </w:rPr>
               <w:t>（講得含混）「就是……那個順序……有排的那種……」</w:t>
             </w:r>
@@ -3349,8 +3730,10 @@
             </w:pPr>
             <w:r>
               <w:rPr>
-                <w:rFonts w:ascii="標楷體" w:hAnsi="標楷體"/>
-                <w:b w:val="0"/>
+                <w:rFonts w:ascii="新細明體" w:hAnsi="新細明體" w:eastAsia="新細明體" w:cs="新細明體"/>
+                <w:b w:val="0"/>
+                <w:sz w:val="24"/>
+                <w:szCs w:val="24"/>
               </w:rPr>
               <w:t>概念已經摸到了，語言還沒到位。修正的動作要留在學生身上。</w:t>
             </w:r>
@@ -3366,8 +3749,10 @@
             </w:pPr>
             <w:r>
               <w:rPr>
-                <w:rFonts w:ascii="標楷體" w:hAnsi="標楷體"/>
-                <w:b w:val="0"/>
+                <w:rFonts w:ascii="新細明體" w:hAnsi="新細明體" w:eastAsia="新細明體" w:cs="新細明體"/>
+                <w:b w:val="0"/>
+                <w:sz w:val="24"/>
+                <w:szCs w:val="24"/>
               </w:rPr>
               <w:t>釐清</w:t>
             </w:r>
@@ -3383,10 +3768,1112 @@
             </w:pPr>
             <w:r>
               <w:rPr>
-                <w:rFonts w:ascii="標楷體" w:hAnsi="標楷體"/>
-                <w:b w:val="0"/>
+                <w:rFonts w:ascii="新細明體" w:hAnsi="新細明體" w:eastAsia="新細明體" w:cs="新細明體"/>
+                <w:b w:val="0"/>
+                <w:sz w:val="24"/>
+                <w:szCs w:val="24"/>
               </w:rPr>
               <w:t>「再一次！」</w:t>
+            </w:r>
+          </w:p>
+        </w:tc>
+      </w:tr>
+    </w:tbl>
+    <w:p>
+      <w:r>
+        <w:rPr>
+          <w:rFonts w:ascii="新細明體" w:hAnsi="新細明體" w:eastAsia="新細明體" w:cs="新細明體"/>
+          <w:b/>
+          <w:sz w:val="24"/>
+          <w:szCs w:val="24"/>
+        </w:rPr>
+        <w:t>附錄二：串連進程模擬（轉引／轉問／深究各一段，三位學生、三段發言）</w:t>
+      </w:r>
+    </w:p>
+    <w:p>
+      <w:r>
+        <w:rPr>
+          <w:rFonts w:ascii="新細明體" w:hAnsi="新細明體" w:eastAsia="新細明體" w:cs="新細明體"/>
+          <w:b w:val="0"/>
+          <w:sz w:val="24"/>
+          <w:szCs w:val="24"/>
+        </w:rPr>
+        <w:t>理答不是一問一答，是把三個人的發言串成一條線。下表預想每一段串連的三步：學生說了什麼、教師接哪一句、這一步把誰的思考跟誰串在一起。學生以生1／生2／生3 代稱（〔待補特殊學生後，把預定指名的對象填進去〕）。真實課堂學生不會照講，重點是教師在每一步「不評價、不代答」，讓下一位學生的發言接在上一位的發言上。</w:t>
+      </w:r>
+    </w:p>
+    <w:tbl>
+      <w:tblPr>
+        <w:tblStyle w:val="a4"/>
+        <w:tblW w:type="auto" w:w="0"/>
+        <w:tblLook w:firstColumn="1" w:firstRow="1" w:lastColumn="0" w:lastRow="0" w:noHBand="0" w:noVBand="1" w:val="04A0"/>
+        <w:tblLayout w:type="fixed"/>
+      </w:tblPr>
+      <w:tblGrid>
+        <w:gridCol w:w="1587"/>
+        <w:gridCol w:w="397"/>
+        <w:gridCol w:w="2835"/>
+        <w:gridCol w:w="3005"/>
+        <w:gridCol w:w="2608"/>
+      </w:tblGrid>
+      <w:tr>
+        <w:tc>
+          <w:tcPr>
+            <w:tcW w:type="dxa" w:w="1587"/>
+          </w:tcPr>
+          <w:p>
+            <w:pPr>
+              <w:spacing w:after="0"/>
+            </w:pPr>
+            <w:r>
+              <w:rPr>
+                <w:rFonts w:ascii="新細明體" w:hAnsi="新細明體" w:eastAsia="新細明體" w:cs="新細明體"/>
+                <w:b/>
+                <w:sz w:val="24"/>
+                <w:szCs w:val="24"/>
+              </w:rPr>
+              <w:t>策略／情境</w:t>
+            </w:r>
+          </w:p>
+        </w:tc>
+        <w:tc>
+          <w:tcPr>
+            <w:tcW w:type="dxa" w:w="397"/>
+          </w:tcPr>
+          <w:p>
+            <w:pPr>
+              <w:spacing w:after="0"/>
+            </w:pPr>
+            <w:r>
+              <w:rPr>
+                <w:rFonts w:ascii="新細明體" w:hAnsi="新細明體" w:eastAsia="新細明體" w:cs="新細明體"/>
+                <w:b/>
+                <w:sz w:val="24"/>
+                <w:szCs w:val="24"/>
+              </w:rPr>
+              <w:t>序</w:t>
+            </w:r>
+          </w:p>
+        </w:tc>
+        <w:tc>
+          <w:tcPr>
+            <w:tcW w:type="dxa" w:w="2835"/>
+          </w:tcPr>
+          <w:p>
+            <w:pPr>
+              <w:spacing w:after="0"/>
+            </w:pPr>
+            <w:r>
+              <w:rPr>
+                <w:rFonts w:ascii="新細明體" w:hAnsi="新細明體" w:eastAsia="新細明體" w:cs="新細明體"/>
+                <w:b/>
+                <w:sz w:val="24"/>
+                <w:szCs w:val="24"/>
+              </w:rPr>
+              <w:t>學生發言（預想）</w:t>
+            </w:r>
+          </w:p>
+        </w:tc>
+        <w:tc>
+          <w:tcPr>
+            <w:tcW w:type="dxa" w:w="3005"/>
+          </w:tcPr>
+          <w:p>
+            <w:pPr>
+              <w:spacing w:after="0"/>
+            </w:pPr>
+            <w:r>
+              <w:rPr>
+                <w:rFonts w:ascii="新細明體" w:hAnsi="新細明體" w:eastAsia="新細明體" w:cs="新細明體"/>
+                <w:b/>
+                <w:sz w:val="24"/>
+                <w:szCs w:val="24"/>
+              </w:rPr>
+              <w:t>教師理答</w:t>
+            </w:r>
+          </w:p>
+        </w:tc>
+        <w:tc>
+          <w:tcPr>
+            <w:tcW w:type="dxa" w:w="2608"/>
+          </w:tcPr>
+          <w:p>
+            <w:pPr>
+              <w:spacing w:after="0"/>
+            </w:pPr>
+            <w:r>
+              <w:rPr>
+                <w:rFonts w:ascii="新細明體" w:hAnsi="新細明體" w:eastAsia="新細明體" w:cs="新細明體"/>
+                <w:b/>
+                <w:sz w:val="24"/>
+                <w:szCs w:val="24"/>
+              </w:rPr>
+              <w:t>這一步在串什麼</w:t>
+            </w:r>
+          </w:p>
+        </w:tc>
+      </w:tr>
+      <w:tr>
+        <w:tc>
+          <w:tcPr>
+            <w:tcW w:type="dxa" w:w="1587"/>
+            <w:vMerge w:val="restart"/>
+          </w:tcPr>
+          <w:p>
+            <w:pPr>
+              <w:spacing w:after="0"/>
+            </w:pPr>
+            <w:r>
+              <w:rPr>
+                <w:rFonts w:ascii="新細明體" w:hAnsi="新細明體" w:eastAsia="新細明體" w:cs="新細明體"/>
+                <w:b/>
+                <w:sz w:val="24"/>
+                <w:szCs w:val="24"/>
+              </w:rPr>
+              <w:t>轉引</w:t>
+            </w:r>
+          </w:p>
+          <w:p>
+            <w:pPr>
+              <w:spacing w:after="0"/>
+            </w:pPr>
+            <w:r>
+              <w:rPr>
+                <w:rFonts w:ascii="新細明體" w:hAnsi="新細明體" w:eastAsia="新細明體" w:cs="新細明體"/>
+                <w:b w:val="0"/>
+                <w:sz w:val="24"/>
+                <w:szCs w:val="24"/>
+              </w:rPr>
+            </w:r>
+          </w:p>
+          <w:p>
+            <w:pPr>
+              <w:spacing w:after="0"/>
+            </w:pPr>
+            <w:r>
+              <w:rPr>
+                <w:rFonts w:ascii="新細明體" w:hAnsi="新細明體" w:eastAsia="新細明體" w:cs="新細明體"/>
+                <w:b w:val="0"/>
+                <w:sz w:val="24"/>
+                <w:szCs w:val="24"/>
+              </w:rPr>
+              <w:t>第 6 步・各組張貼白板後收集判斷（挑戰與聚斂，第 30～34 分鐘）</w:t>
+            </w:r>
+          </w:p>
+          <w:p>
+            <w:pPr>
+              <w:spacing w:after="0"/>
+            </w:pPr>
+            <w:r>
+              <w:rPr>
+                <w:rFonts w:ascii="新細明體" w:hAnsi="新細明體" w:eastAsia="新細明體" w:cs="新細明體"/>
+                <w:b w:val="0"/>
+                <w:sz w:val="24"/>
+                <w:szCs w:val="24"/>
+              </w:rPr>
+            </w:r>
+          </w:p>
+          <w:p>
+            <w:pPr>
+              <w:spacing w:after="0"/>
+            </w:pPr>
+            <w:r>
+              <w:rPr>
+                <w:rFonts w:ascii="新細明體" w:hAnsi="新細明體" w:eastAsia="新細明體" w:cs="新細明體"/>
+                <w:b w:val="0"/>
+                <w:sz w:val="24"/>
+                <w:szCs w:val="24"/>
+              </w:rPr>
+              <w:t>高原策略：三組、三種不同的判斷與理由，不評價；收束句把爭點鎖定在「橫軸是什麼」。</w:t>
+            </w:r>
+          </w:p>
+        </w:tc>
+        <w:tc>
+          <w:tcPr>
+            <w:tcW w:type="dxa" w:w="397"/>
+          </w:tcPr>
+          <w:p>
+            <w:pPr>
+              <w:spacing w:after="0"/>
+            </w:pPr>
+            <w:r>
+              <w:rPr>
+                <w:rFonts w:ascii="新細明體" w:hAnsi="新細明體" w:eastAsia="新細明體" w:cs="新細明體"/>
+                <w:b w:val="0"/>
+                <w:sz w:val="24"/>
+                <w:szCs w:val="24"/>
+              </w:rPr>
+              <w:t>1</w:t>
+            </w:r>
+          </w:p>
+        </w:tc>
+        <w:tc>
+          <w:tcPr>
+            <w:tcW w:type="dxa" w:w="2835"/>
+          </w:tcPr>
+          <w:p>
+            <w:pPr>
+              <w:spacing w:after="0"/>
+            </w:pPr>
+            <w:r>
+              <w:rPr>
+                <w:rFonts w:ascii="新細明體" w:hAnsi="新細明體" w:eastAsia="新細明體" w:cs="新細明體"/>
+                <w:b w:val="0"/>
+                <w:sz w:val="24"/>
+                <w:szCs w:val="24"/>
+              </w:rPr>
+              <w:t>生1（第 3 組）：「兩張都對，因為線長得一模一樣。」</w:t>
+            </w:r>
+          </w:p>
+        </w:tc>
+        <w:tc>
+          <w:tcPr>
+            <w:tcW w:type="dxa" w:w="3005"/>
+          </w:tcPr>
+          <w:p>
+            <w:pPr>
+              <w:spacing w:after="0"/>
+            </w:pPr>
+            <w:r>
+              <w:rPr>
+                <w:rFonts w:ascii="新細明體" w:hAnsi="新細明體" w:eastAsia="新細明體" w:cs="新細明體"/>
+                <w:b w:val="0"/>
+                <w:sz w:val="24"/>
+                <w:szCs w:val="24"/>
+              </w:rPr>
+              <w:t>【轉引】「第 3 組說兩張都對。還有沒有想得不一樣的組？」</w:t>
+            </w:r>
+          </w:p>
+        </w:tc>
+        <w:tc>
+          <w:tcPr>
+            <w:tcW w:type="dxa" w:w="2608"/>
+          </w:tcPr>
+          <w:p>
+            <w:pPr>
+              <w:spacing w:after="0"/>
+            </w:pPr>
+            <w:r>
+              <w:rPr>
+                <w:rFonts w:ascii="新細明體" w:hAnsi="新細明體" w:eastAsia="新細明體" w:cs="新細明體"/>
+                <w:b w:val="0"/>
+                <w:sz w:val="24"/>
+                <w:szCs w:val="24"/>
+              </w:rPr>
+              <w:t>不說「對」「錯」。只複述判斷，把發言權交給下一組。</w:t>
+            </w:r>
+          </w:p>
+        </w:tc>
+      </w:tr>
+      <w:tr>
+        <w:tc>
+          <w:tcPr>
+            <w:tcW w:type="dxa" w:w="1587"/>
+            <w:vMerge/>
+          </w:tcPr>
+          <w:p/>
+        </w:tc>
+        <w:tc>
+          <w:tcPr>
+            <w:tcW w:type="dxa" w:w="397"/>
+          </w:tcPr>
+          <w:p>
+            <w:pPr>
+              <w:spacing w:after="0"/>
+            </w:pPr>
+            <w:r>
+              <w:rPr>
+                <w:rFonts w:ascii="新細明體" w:hAnsi="新細明體" w:eastAsia="新細明體" w:cs="新細明體"/>
+                <w:b w:val="0"/>
+                <w:sz w:val="24"/>
+                <w:szCs w:val="24"/>
+              </w:rPr>
+              <w:t>2</w:t>
+            </w:r>
+          </w:p>
+        </w:tc>
+        <w:tc>
+          <w:tcPr>
+            <w:tcW w:type="dxa" w:w="2835"/>
+          </w:tcPr>
+          <w:p>
+            <w:pPr>
+              <w:spacing w:after="0"/>
+            </w:pPr>
+            <w:r>
+              <w:rPr>
+                <w:rFonts w:ascii="新細明體" w:hAnsi="新細明體" w:eastAsia="新細明體" w:cs="新細明體"/>
+                <w:b w:val="0"/>
+                <w:sz w:val="24"/>
+                <w:szCs w:val="24"/>
+              </w:rPr>
+              <w:t>生2（第 5 組）：「皮皮的不對，因為人名不可以連線。」</w:t>
+            </w:r>
+          </w:p>
+        </w:tc>
+        <w:tc>
+          <w:tcPr>
+            <w:tcW w:type="dxa" w:w="3005"/>
+          </w:tcPr>
+          <w:p>
+            <w:pPr>
+              <w:spacing w:after="0"/>
+            </w:pPr>
+            <w:r>
+              <w:rPr>
+                <w:rFonts w:ascii="新細明體" w:hAnsi="新細明體" w:eastAsia="新細明體" w:cs="新細明體"/>
+                <w:b w:val="0"/>
+                <w:sz w:val="24"/>
+                <w:szCs w:val="24"/>
+              </w:rPr>
+              <w:t>【轉引】「多了一種：皮皮的不對。還有嗎？」</w:t>
+            </w:r>
+          </w:p>
+        </w:tc>
+        <w:tc>
+          <w:tcPr>
+            <w:tcW w:type="dxa" w:w="2608"/>
+          </w:tcPr>
+          <w:p>
+            <w:pPr>
+              <w:spacing w:after="0"/>
+            </w:pPr>
+            <w:r>
+              <w:rPr>
+                <w:rFonts w:ascii="新細明體" w:hAnsi="新細明體" w:eastAsia="新細明體" w:cs="新細明體"/>
+                <w:b w:val="0"/>
+                <w:sz w:val="24"/>
+                <w:szCs w:val="24"/>
+              </w:rPr>
+              <w:t>第二個視點疊上去。生2 的理由「人名不能連」其實也有漏洞，先不點破，留給深究。</w:t>
+            </w:r>
+          </w:p>
+        </w:tc>
+      </w:tr>
+      <w:tr>
+        <w:tc>
+          <w:tcPr>
+            <w:tcW w:type="dxa" w:w="1587"/>
+            <w:vMerge/>
+          </w:tcPr>
+          <w:p/>
+        </w:tc>
+        <w:tc>
+          <w:tcPr>
+            <w:tcW w:type="dxa" w:w="397"/>
+          </w:tcPr>
+          <w:p>
+            <w:pPr>
+              <w:spacing w:after="0"/>
+            </w:pPr>
+            <w:r>
+              <w:rPr>
+                <w:rFonts w:ascii="新細明體" w:hAnsi="新細明體" w:eastAsia="新細明體" w:cs="新細明體"/>
+                <w:b w:val="0"/>
+                <w:sz w:val="24"/>
+                <w:szCs w:val="24"/>
+              </w:rPr>
+              <w:t>3</w:t>
+            </w:r>
+          </w:p>
+        </w:tc>
+        <w:tc>
+          <w:tcPr>
+            <w:tcW w:type="dxa" w:w="2835"/>
+          </w:tcPr>
+          <w:p>
+            <w:pPr>
+              <w:spacing w:after="0"/>
+            </w:pPr>
+            <w:r>
+              <w:rPr>
+                <w:rFonts w:ascii="新細明體" w:hAnsi="新細明體" w:eastAsia="新細明體" w:cs="新細明體"/>
+                <w:b w:val="0"/>
+                <w:sz w:val="24"/>
+                <w:szCs w:val="24"/>
+              </w:rPr>
+              <w:t>生3（第 1 組）：「皮皮的也可以，因為 A 到 E 是照加熱時間排的。」</w:t>
+            </w:r>
+          </w:p>
+        </w:tc>
+        <w:tc>
+          <w:tcPr>
+            <w:tcW w:type="dxa" w:w="3005"/>
+          </w:tcPr>
+          <w:p>
+            <w:pPr>
+              <w:spacing w:after="0"/>
+            </w:pPr>
+            <w:r>
+              <w:rPr>
+                <w:rFonts w:ascii="新細明體" w:hAnsi="新細明體" w:eastAsia="新細明體" w:cs="新細明體"/>
+                <w:b w:val="0"/>
+                <w:sz w:val="24"/>
+                <w:szCs w:val="24"/>
+              </w:rPr>
+              <w:t>【轉引・收束】「三種說法：都對、皮皮不對、皮皮也可以。三組都在講同一個東西——皮皮的橫軸。現在——皮皮的橫軸到底是什麼的順序？」</w:t>
+            </w:r>
+          </w:p>
+        </w:tc>
+        <w:tc>
+          <w:tcPr>
+            <w:tcW w:type="dxa" w:w="2608"/>
+          </w:tcPr>
+          <w:p>
+            <w:pPr>
+              <w:spacing w:after="0"/>
+            </w:pPr>
+            <w:r>
+              <w:rPr>
+                <w:rFonts w:ascii="新細明體" w:hAnsi="新細明體" w:eastAsia="新細明體" w:cs="新細明體"/>
+                <w:b w:val="0"/>
+                <w:sz w:val="24"/>
+                <w:szCs w:val="24"/>
+              </w:rPr>
+              <w:t>三個視點到齊才拋問題。收束句不裁決，把三種說法的交集（橫軸）變成下一段的題目。</w:t>
+            </w:r>
+          </w:p>
+        </w:tc>
+      </w:tr>
+      <w:tr>
+        <w:tc>
+          <w:tcPr>
+            <w:tcW w:type="dxa" w:w="1587"/>
+            <w:vMerge w:val="restart"/>
+          </w:tcPr>
+          <w:p>
+            <w:pPr>
+              <w:spacing w:after="0"/>
+            </w:pPr>
+            <w:r>
+              <w:rPr>
+                <w:rFonts w:ascii="新細明體" w:hAnsi="新細明體" w:eastAsia="新細明體" w:cs="新細明體"/>
+                <w:b/>
+                <w:sz w:val="24"/>
+                <w:szCs w:val="24"/>
+              </w:rPr>
+              <w:t>轉問</w:t>
+            </w:r>
+          </w:p>
+          <w:p>
+            <w:pPr>
+              <w:spacing w:after="0"/>
+            </w:pPr>
+            <w:r>
+              <w:rPr>
+                <w:rFonts w:ascii="新細明體" w:hAnsi="新細明體" w:eastAsia="新細明體" w:cs="新細明體"/>
+                <w:b w:val="0"/>
+                <w:sz w:val="24"/>
+                <w:szCs w:val="24"/>
+              </w:rPr>
+            </w:r>
+          </w:p>
+          <w:p>
+            <w:pPr>
+              <w:spacing w:after="0"/>
+            </w:pPr>
+            <w:r>
+              <w:rPr>
+                <w:rFonts w:ascii="新細明體" w:hAnsi="新細明體" w:eastAsia="新細明體" w:cs="新細明體"/>
+                <w:b w:val="0"/>
+                <w:sz w:val="24"/>
+                <w:szCs w:val="24"/>
+              </w:rPr>
+              <w:t>第 6 步・判斷相反的兩組對話（第 33～37 分鐘）</w:t>
+            </w:r>
+          </w:p>
+          <w:p>
+            <w:pPr>
+              <w:spacing w:after="0"/>
+            </w:pPr>
+            <w:r>
+              <w:rPr>
+                <w:rFonts w:ascii="新細明體" w:hAnsi="新細明體" w:eastAsia="新細明體" w:cs="新細明體"/>
+                <w:b w:val="0"/>
+                <w:sz w:val="24"/>
+                <w:szCs w:val="24"/>
+              </w:rPr>
+            </w:r>
+          </w:p>
+          <w:p>
+            <w:pPr>
+              <w:spacing w:after="0"/>
+            </w:pPr>
+            <w:r>
+              <w:rPr>
+                <w:rFonts w:ascii="新細明體" w:hAnsi="新細明體" w:eastAsia="新細明體" w:cs="新細明體"/>
+                <w:b w:val="0"/>
+                <w:sz w:val="24"/>
+                <w:szCs w:val="24"/>
+              </w:rPr>
+              <w:t>學生與學生串連：先請判斷相反的兩組講，第三位說出差別；教師不裁決，最後用回歸把裁決交給題目。</w:t>
+            </w:r>
+          </w:p>
+        </w:tc>
+        <w:tc>
+          <w:tcPr>
+            <w:tcW w:type="dxa" w:w="397"/>
+          </w:tcPr>
+          <w:p>
+            <w:pPr>
+              <w:spacing w:after="0"/>
+            </w:pPr>
+            <w:r>
+              <w:rPr>
+                <w:rFonts w:ascii="新細明體" w:hAnsi="新細明體" w:eastAsia="新細明體" w:cs="新細明體"/>
+                <w:b w:val="0"/>
+                <w:sz w:val="24"/>
+                <w:szCs w:val="24"/>
+              </w:rPr>
+              <w:t>1</w:t>
+            </w:r>
+          </w:p>
+        </w:tc>
+        <w:tc>
+          <w:tcPr>
+            <w:tcW w:type="dxa" w:w="2835"/>
+          </w:tcPr>
+          <w:p>
+            <w:pPr>
+              <w:spacing w:after="0"/>
+            </w:pPr>
+            <w:r>
+              <w:rPr>
+                <w:rFonts w:ascii="新細明體" w:hAnsi="新細明體" w:eastAsia="新細明體" w:cs="新細明體"/>
+                <w:b w:val="0"/>
+                <w:sz w:val="24"/>
+                <w:szCs w:val="24"/>
+              </w:rPr>
+              <w:t>生1（第 5 組，寫「皮皮的不對」）：「橫軸是人名，人名是類別，類別不能畫折線圖。」</w:t>
+            </w:r>
+          </w:p>
+        </w:tc>
+        <w:tc>
+          <w:tcPr>
+            <w:tcW w:type="dxa" w:w="3005"/>
+          </w:tcPr>
+          <w:p>
+            <w:pPr>
+              <w:spacing w:after="0"/>
+            </w:pPr>
+            <w:r>
+              <w:rPr>
+                <w:rFonts w:ascii="新細明體" w:hAnsi="新細明體" w:eastAsia="新細明體" w:cs="新細明體"/>
+                <w:b w:val="0"/>
+                <w:sz w:val="24"/>
+                <w:szCs w:val="24"/>
+              </w:rPr>
+              <w:t>【轉問】「第 1 組，你們寫兩張都對。你們當時是怎麼想的？」</w:t>
+            </w:r>
+          </w:p>
+        </w:tc>
+        <w:tc>
+          <w:tcPr>
+            <w:tcW w:type="dxa" w:w="2608"/>
+          </w:tcPr>
+          <w:p>
+            <w:pPr>
+              <w:spacing w:after="0"/>
+            </w:pPr>
+            <w:r>
+              <w:rPr>
+                <w:rFonts w:ascii="新細明體" w:hAnsi="新細明體" w:eastAsia="新細明體" w:cs="新細明體"/>
+                <w:b w:val="0"/>
+                <w:sz w:val="24"/>
+                <w:szCs w:val="24"/>
+              </w:rPr>
+              <w:t>不回饋生1，直接把發言權轉給判斷相反的組。</w:t>
+            </w:r>
+          </w:p>
+        </w:tc>
+      </w:tr>
+      <w:tr>
+        <w:tc>
+          <w:tcPr>
+            <w:tcW w:type="dxa" w:w="1587"/>
+            <w:vMerge/>
+          </w:tcPr>
+          <w:p/>
+        </w:tc>
+        <w:tc>
+          <w:tcPr>
+            <w:tcW w:type="dxa" w:w="397"/>
+          </w:tcPr>
+          <w:p>
+            <w:pPr>
+              <w:spacing w:after="0"/>
+            </w:pPr>
+            <w:r>
+              <w:rPr>
+                <w:rFonts w:ascii="新細明體" w:hAnsi="新細明體" w:eastAsia="新細明體" w:cs="新細明體"/>
+                <w:b w:val="0"/>
+                <w:sz w:val="24"/>
+                <w:szCs w:val="24"/>
+              </w:rPr>
+              <w:t>2</w:t>
+            </w:r>
+          </w:p>
+        </w:tc>
+        <w:tc>
+          <w:tcPr>
+            <w:tcW w:type="dxa" w:w="2835"/>
+          </w:tcPr>
+          <w:p>
+            <w:pPr>
+              <w:spacing w:after="0"/>
+            </w:pPr>
+            <w:r>
+              <w:rPr>
+                <w:rFonts w:ascii="新細明體" w:hAnsi="新細明體" w:eastAsia="新細明體" w:cs="新細明體"/>
+                <w:b w:val="0"/>
+                <w:sz w:val="24"/>
+                <w:szCs w:val="24"/>
+              </w:rPr>
+              <w:t>生2（第 1 組，寫「兩張都對」）：「A 到 E 是 2 分鐘、4 分鐘、6 分鐘……它有順序啊。」</w:t>
+            </w:r>
+          </w:p>
+        </w:tc>
+        <w:tc>
+          <w:tcPr>
+            <w:tcW w:type="dxa" w:w="3005"/>
+          </w:tcPr>
+          <w:p>
+            <w:pPr>
+              <w:spacing w:after="0"/>
+            </w:pPr>
+            <w:r>
+              <w:rPr>
+                <w:rFonts w:ascii="新細明體" w:hAnsi="新細明體" w:eastAsia="新細明體" w:cs="新細明體"/>
+                <w:b w:val="0"/>
+                <w:sz w:val="24"/>
+                <w:szCs w:val="24"/>
+              </w:rPr>
+              <w:t>【轉問】「生3，你聽到這兩組的差別在哪裡？」</w:t>
+            </w:r>
+          </w:p>
+        </w:tc>
+        <w:tc>
+          <w:tcPr>
+            <w:tcW w:type="dxa" w:w="2608"/>
+          </w:tcPr>
+          <w:p>
+            <w:pPr>
+              <w:spacing w:after="0"/>
+            </w:pPr>
+            <w:r>
+              <w:rPr>
+                <w:rFonts w:ascii="新細明體" w:hAnsi="新細明體" w:eastAsia="新細明體" w:cs="新細明體"/>
+                <w:b w:val="0"/>
+                <w:sz w:val="24"/>
+                <w:szCs w:val="24"/>
+              </w:rPr>
+              <w:t>不說誰對。找第三位（預定為小組討論時說過「要看橫軸」的學生）把兩種規則並排講出來。</w:t>
+            </w:r>
+          </w:p>
+        </w:tc>
+      </w:tr>
+      <w:tr>
+        <w:tc>
+          <w:tcPr>
+            <w:tcW w:type="dxa" w:w="1587"/>
+            <w:vMerge/>
+          </w:tcPr>
+          <w:p/>
+        </w:tc>
+        <w:tc>
+          <w:tcPr>
+            <w:tcW w:type="dxa" w:w="397"/>
+          </w:tcPr>
+          <w:p>
+            <w:pPr>
+              <w:spacing w:after="0"/>
+            </w:pPr>
+            <w:r>
+              <w:rPr>
+                <w:rFonts w:ascii="新細明體" w:hAnsi="新細明體" w:eastAsia="新細明體" w:cs="新細明體"/>
+                <w:b w:val="0"/>
+                <w:sz w:val="24"/>
+                <w:szCs w:val="24"/>
+              </w:rPr>
+              <w:t>3</w:t>
+            </w:r>
+          </w:p>
+        </w:tc>
+        <w:tc>
+          <w:tcPr>
+            <w:tcW w:type="dxa" w:w="2835"/>
+          </w:tcPr>
+          <w:p>
+            <w:pPr>
+              <w:spacing w:after="0"/>
+            </w:pPr>
+            <w:r>
+              <w:rPr>
+                <w:rFonts w:ascii="新細明體" w:hAnsi="新細明體" w:eastAsia="新細明體" w:cs="新細明體"/>
+                <w:b w:val="0"/>
+                <w:sz w:val="24"/>
+                <w:szCs w:val="24"/>
+              </w:rPr>
+              <w:t>生3（第 4 組）：「一個是看……人名；一個是看……時間？」（講得斷斷續續）</w:t>
+            </w:r>
+          </w:p>
+        </w:tc>
+        <w:tc>
+          <w:tcPr>
+            <w:tcW w:type="dxa" w:w="3005"/>
+          </w:tcPr>
+          <w:p>
+            <w:pPr>
+              <w:spacing w:after="0"/>
+            </w:pPr>
+            <w:r>
+              <w:rPr>
+                <w:rFonts w:ascii="新細明體" w:hAnsi="新細明體" w:eastAsia="新細明體" w:cs="新細明體"/>
+                <w:b w:val="0"/>
+                <w:sz w:val="24"/>
+                <w:szCs w:val="24"/>
+              </w:rPr>
+              <w:t>【釐清】「再一次。」→（仍卡）【轉問】「有人要幫他補一下嗎？」→ 生3 自己指名同儕補完 →【回歸】「回到題目。皮皮的橫軸寫的是什麼？」</w:t>
+            </w:r>
+          </w:p>
+        </w:tc>
+        <w:tc>
+          <w:tcPr>
+            <w:tcW w:type="dxa" w:w="2608"/>
+          </w:tcPr>
+          <w:p>
+            <w:pPr>
+              <w:spacing w:after="0"/>
+            </w:pPr>
+            <w:r>
+              <w:rPr>
+                <w:rFonts w:ascii="新細明體" w:hAnsi="新細明體" w:eastAsia="新細明體" w:cs="新細明體"/>
+                <w:b w:val="0"/>
+                <w:sz w:val="24"/>
+                <w:szCs w:val="24"/>
+              </w:rPr>
+              <w:t>修正的動作留在學生身上。最後由題目本身（橫軸的字）裁決，不由教師宣布。</w:t>
+            </w:r>
+          </w:p>
+        </w:tc>
+      </w:tr>
+      <w:tr>
+        <w:tc>
+          <w:tcPr>
+            <w:tcW w:type="dxa" w:w="1587"/>
+            <w:vMerge w:val="restart"/>
+          </w:tcPr>
+          <w:p>
+            <w:pPr>
+              <w:spacing w:after="0"/>
+            </w:pPr>
+            <w:r>
+              <w:rPr>
+                <w:rFonts w:ascii="新細明體" w:hAnsi="新細明體" w:eastAsia="新細明體" w:cs="新細明體"/>
+                <w:b/>
+                <w:sz w:val="24"/>
+                <w:szCs w:val="24"/>
+              </w:rPr>
+              <w:t>深究</w:t>
+            </w:r>
+          </w:p>
+          <w:p>
+            <w:pPr>
+              <w:spacing w:after="0"/>
+            </w:pPr>
+            <w:r>
+              <w:rPr>
+                <w:rFonts w:ascii="新細明體" w:hAnsi="新細明體" w:eastAsia="新細明體" w:cs="新細明體"/>
+                <w:b w:val="0"/>
+                <w:sz w:val="24"/>
+                <w:szCs w:val="24"/>
+              </w:rPr>
+            </w:r>
+          </w:p>
+          <w:p>
+            <w:pPr>
+              <w:spacing w:after="0"/>
+            </w:pPr>
+            <w:r>
+              <w:rPr>
+                <w:rFonts w:ascii="新細明體" w:hAnsi="新細明體" w:eastAsia="新細明體" w:cs="新細明體"/>
+                <w:b w:val="0"/>
+                <w:sz w:val="24"/>
+                <w:szCs w:val="24"/>
+              </w:rPr>
+              <w:t>第 6 步末・答對但停在表層時往下追（第 36～39 分鐘）</w:t>
+            </w:r>
+          </w:p>
+          <w:p>
+            <w:pPr>
+              <w:spacing w:after="0"/>
+            </w:pPr>
+            <w:r>
+              <w:rPr>
+                <w:rFonts w:ascii="新細明體" w:hAnsi="新細明體" w:eastAsia="新細明體" w:cs="新細明體"/>
+                <w:b w:val="0"/>
+                <w:sz w:val="24"/>
+                <w:szCs w:val="24"/>
+              </w:rPr>
+            </w:r>
+          </w:p>
+          <w:p>
+            <w:pPr>
+              <w:spacing w:after="0"/>
+            </w:pPr>
+            <w:r>
+              <w:rPr>
+                <w:rFonts w:ascii="新細明體" w:hAnsi="新細明體" w:eastAsia="新細明體" w:cs="新細明體"/>
+                <w:b w:val="0"/>
+                <w:sz w:val="24"/>
+                <w:szCs w:val="24"/>
+              </w:rPr>
+              <w:t>從「A~E 有順序」追到「什麼的順序」，再追到「酪梨題的月分為什麼可以連」，最後推到有餘力題（打亂記錄順序）。</w:t>
+            </w:r>
+          </w:p>
+        </w:tc>
+        <w:tc>
+          <w:tcPr>
+            <w:tcW w:type="dxa" w:w="397"/>
+          </w:tcPr>
+          <w:p>
+            <w:pPr>
+              <w:spacing w:after="0"/>
+            </w:pPr>
+            <w:r>
+              <w:rPr>
+                <w:rFonts w:ascii="新細明體" w:hAnsi="新細明體" w:eastAsia="新細明體" w:cs="新細明體"/>
+                <w:b w:val="0"/>
+                <w:sz w:val="24"/>
+                <w:szCs w:val="24"/>
+              </w:rPr>
+              <w:t>1</w:t>
+            </w:r>
+          </w:p>
+        </w:tc>
+        <w:tc>
+          <w:tcPr>
+            <w:tcW w:type="dxa" w:w="2835"/>
+          </w:tcPr>
+          <w:p>
+            <w:pPr>
+              <w:spacing w:after="0"/>
+            </w:pPr>
+            <w:r>
+              <w:rPr>
+                <w:rFonts w:ascii="新細明體" w:hAnsi="新細明體" w:eastAsia="新細明體" w:cs="新細明體"/>
+                <w:b w:val="0"/>
+                <w:sz w:val="24"/>
+                <w:szCs w:val="24"/>
+              </w:rPr>
+              <w:t>生1：「皮皮的可以，因為 A 到 E 有順序。」（判斷正確，理由停在表層）</w:t>
+            </w:r>
+          </w:p>
+        </w:tc>
+        <w:tc>
+          <w:tcPr>
+            <w:tcW w:type="dxa" w:w="3005"/>
+          </w:tcPr>
+          <w:p>
+            <w:pPr>
+              <w:spacing w:after="0"/>
+            </w:pPr>
+            <w:r>
+              <w:rPr>
+                <w:rFonts w:ascii="新細明體" w:hAnsi="新細明體" w:eastAsia="新細明體" w:cs="新細明體"/>
+                <w:b w:val="0"/>
+                <w:sz w:val="24"/>
+                <w:szCs w:val="24"/>
+              </w:rPr>
+              <w:t>【深究】「什麼的順序？」</w:t>
+            </w:r>
+          </w:p>
+        </w:tc>
+        <w:tc>
+          <w:tcPr>
+            <w:tcW w:type="dxa" w:w="2608"/>
+          </w:tcPr>
+          <w:p>
+            <w:pPr>
+              <w:spacing w:after="0"/>
+            </w:pPr>
+            <w:r>
+              <w:rPr>
+                <w:rFonts w:ascii="新細明體" w:hAnsi="新細明體" w:eastAsia="新細明體" w:cs="新細明體"/>
+                <w:b w:val="0"/>
+                <w:sz w:val="24"/>
+                <w:szCs w:val="24"/>
+              </w:rPr>
+              <w:t>不肯定、不否定，只追「順序」這個詞的內容。</w:t>
+            </w:r>
+          </w:p>
+        </w:tc>
+      </w:tr>
+      <w:tr>
+        <w:tc>
+          <w:tcPr>
+            <w:tcW w:type="dxa" w:w="1587"/>
+            <w:vMerge/>
+          </w:tcPr>
+          <w:p/>
+        </w:tc>
+        <w:tc>
+          <w:tcPr>
+            <w:tcW w:type="dxa" w:w="397"/>
+          </w:tcPr>
+          <w:p>
+            <w:pPr>
+              <w:spacing w:after="0"/>
+            </w:pPr>
+            <w:r>
+              <w:rPr>
+                <w:rFonts w:ascii="新細明體" w:hAnsi="新細明體" w:eastAsia="新細明體" w:cs="新細明體"/>
+                <w:b w:val="0"/>
+                <w:sz w:val="24"/>
+                <w:szCs w:val="24"/>
+              </w:rPr>
+              <w:t>2</w:t>
+            </w:r>
+          </w:p>
+        </w:tc>
+        <w:tc>
+          <w:tcPr>
+            <w:tcW w:type="dxa" w:w="2835"/>
+          </w:tcPr>
+          <w:p>
+            <w:pPr>
+              <w:spacing w:after="0"/>
+            </w:pPr>
+            <w:r>
+              <w:rPr>
+                <w:rFonts w:ascii="新細明體" w:hAnsi="新細明體" w:eastAsia="新細明體" w:cs="新細明體"/>
+                <w:b w:val="0"/>
+                <w:sz w:val="24"/>
+                <w:szCs w:val="24"/>
+              </w:rPr>
+              <w:t>生2：「加熱時間的順序。A 是 2 分鐘，E 是 10 分鐘，越後面越久。」</w:t>
+            </w:r>
+          </w:p>
+        </w:tc>
+        <w:tc>
+          <w:tcPr>
+            <w:tcW w:type="dxa" w:w="3005"/>
+          </w:tcPr>
+          <w:p>
+            <w:pPr>
+              <w:spacing w:after="0"/>
+            </w:pPr>
+            <w:r>
+              <w:rPr>
+                <w:rFonts w:ascii="新細明體" w:hAnsi="新細明體" w:eastAsia="新細明體" w:cs="新細明體"/>
+                <w:b w:val="0"/>
+                <w:sz w:val="24"/>
+                <w:szCs w:val="24"/>
+              </w:rPr>
+              <w:t>【深究】「那酪梨那一題，橫軸是月分。月分為什麼可以連線？」</w:t>
+            </w:r>
+          </w:p>
+        </w:tc>
+        <w:tc>
+          <w:tcPr>
+            <w:tcW w:type="dxa" w:w="2608"/>
+          </w:tcPr>
+          <w:p>
+            <w:pPr>
+              <w:spacing w:after="0"/>
+            </w:pPr>
+            <w:r>
+              <w:rPr>
+                <w:rFonts w:ascii="新細明體" w:hAnsi="新細明體" w:eastAsia="新細明體" w:cs="新細明體"/>
+                <w:b w:val="0"/>
+                <w:sz w:val="24"/>
+                <w:szCs w:val="24"/>
+              </w:rPr>
+              <w:t>把「時間順序」推廣到另一題，追的是規準而不是這一題的答案。</w:t>
+            </w:r>
+          </w:p>
+        </w:tc>
+      </w:tr>
+      <w:tr>
+        <w:tc>
+          <w:tcPr>
+            <w:tcW w:type="dxa" w:w="1587"/>
+            <w:vMerge/>
+          </w:tcPr>
+          <w:p/>
+        </w:tc>
+        <w:tc>
+          <w:tcPr>
+            <w:tcW w:type="dxa" w:w="397"/>
+          </w:tcPr>
+          <w:p>
+            <w:pPr>
+              <w:spacing w:after="0"/>
+            </w:pPr>
+            <w:r>
+              <w:rPr>
+                <w:rFonts w:ascii="新細明體" w:hAnsi="新細明體" w:eastAsia="新細明體" w:cs="新細明體"/>
+                <w:b w:val="0"/>
+                <w:sz w:val="24"/>
+                <w:szCs w:val="24"/>
+              </w:rPr>
+              <w:t>3</w:t>
+            </w:r>
+          </w:p>
+        </w:tc>
+        <w:tc>
+          <w:tcPr>
+            <w:tcW w:type="dxa" w:w="2835"/>
+          </w:tcPr>
+          <w:p>
+            <w:pPr>
+              <w:spacing w:after="0"/>
+            </w:pPr>
+            <w:r>
+              <w:rPr>
+                <w:rFonts w:ascii="新細明體" w:hAnsi="新細明體" w:eastAsia="新細明體" w:cs="新細明體"/>
+                <w:b w:val="0"/>
+                <w:sz w:val="24"/>
+                <w:szCs w:val="24"/>
+              </w:rPr>
+              <w:t>生3：「月分也是有順序的……所以只要橫軸有順序，就可以連？」</w:t>
+            </w:r>
+          </w:p>
+        </w:tc>
+        <w:tc>
+          <w:tcPr>
+            <w:tcW w:type="dxa" w:w="3005"/>
+          </w:tcPr>
+          <w:p>
+            <w:pPr>
+              <w:spacing w:after="0"/>
+            </w:pPr>
+            <w:r>
+              <w:rPr>
+                <w:rFonts w:ascii="新細明體" w:hAnsi="新細明體" w:eastAsia="新細明體" w:cs="新細明體"/>
+                <w:b w:val="0"/>
+                <w:sz w:val="24"/>
+                <w:szCs w:val="24"/>
+              </w:rPr>
+              <w:t>【深究】「那如果 C 先記錄、A 最後記錄，皮皮的圖還能連嗎？」</w:t>
+            </w:r>
+          </w:p>
+        </w:tc>
+        <w:tc>
+          <w:tcPr>
+            <w:tcW w:type="dxa" w:w="2608"/>
+          </w:tcPr>
+          <w:p>
+            <w:pPr>
+              <w:spacing w:after="0"/>
+            </w:pPr>
+            <w:r>
+              <w:rPr>
+                <w:rFonts w:ascii="新細明體" w:hAnsi="新細明體" w:eastAsia="新細明體" w:cs="新細明體"/>
+                <w:b w:val="0"/>
+                <w:sz w:val="24"/>
+                <w:szCs w:val="24"/>
+              </w:rPr>
+              <w:t>生3 說出的正是本節規準（有序資料才能畫折線圖）；教師不宣布「答對」，直接用有餘力題去撞這條規準，讓規準由學生自己說出來。</w:t>
             </w:r>
           </w:p>
         </w:tc>
@@ -3412,8 +4899,10 @@
       </w:pPr>
       <w:r>
         <w:rPr>
-          <w:rFonts w:ascii="標楷體" w:eastAsia="標楷體" w:hAnsi="標楷體"/>
+          <w:rFonts w:ascii="新細明體" w:hAnsi="新細明體" w:eastAsia="新細明體" w:cs="新細明體"/>
           <w:color w:val="000000" w:themeColor="text1"/>
+          <w:sz w:val="24"/>
+          <w:szCs w:val="24"/>
         </w:rPr>
         <w:br w:type="page"/>
       </w:r>
@@ -3431,76 +4920,76 @@
       </w:pPr>
       <w:r>
         <w:rPr>
-          <w:rFonts w:ascii="標楷體" w:eastAsia="標楷體" w:hAnsi="標楷體" w:hint="eastAsia"/>
+          <w:rFonts w:ascii="新細明體" w:hAnsi="新細明體" w:eastAsia="新細明體" w:cs="新細明體"/>
           <w:color w:val="000000" w:themeColor="text1"/>
-          <w:sz w:val="40"/>
-          <w:szCs w:val="40"/>
+          <w:sz w:val="24"/>
+          <w:szCs w:val="24"/>
         </w:rPr>
         <w:lastRenderedPageBreak/>
         <w:t>公</w:t>
       </w:r>
       <w:r>
         <w:rPr>
-          <w:rFonts w:ascii="標楷體" w:eastAsia="標楷體" w:hAnsi="標楷體"/>
+          <w:rFonts w:ascii="新細明體" w:hAnsi="新細明體" w:eastAsia="新細明體" w:cs="新細明體"/>
           <w:color w:val="000000" w:themeColor="text1"/>
-          <w:sz w:val="40"/>
-          <w:szCs w:val="40"/>
+          <w:sz w:val="24"/>
+          <w:szCs w:val="24"/>
         </w:rPr>
         <w:t>開</w:t>
       </w:r>
       <w:proofErr w:type="gramStart"/>
       <w:r>
         <w:rPr>
-          <w:rFonts w:ascii="標楷體" w:eastAsia="標楷體" w:hAnsi="標楷體" w:hint="eastAsia"/>
+          <w:rFonts w:ascii="新細明體" w:hAnsi="新細明體" w:eastAsia="新細明體" w:cs="新細明體"/>
           <w:color w:val="000000" w:themeColor="text1"/>
-          <w:sz w:val="40"/>
-          <w:szCs w:val="40"/>
+          <w:sz w:val="24"/>
+          <w:szCs w:val="24"/>
         </w:rPr>
         <w:t>授</w:t>
       </w:r>
       <w:r>
         <w:rPr>
-          <w:rFonts w:ascii="標楷體" w:eastAsia="標楷體" w:hAnsi="標楷體"/>
+          <w:rFonts w:ascii="新細明體" w:hAnsi="新細明體" w:eastAsia="新細明體" w:cs="新細明體"/>
           <w:color w:val="000000" w:themeColor="text1"/>
-          <w:sz w:val="40"/>
-          <w:szCs w:val="40"/>
+          <w:sz w:val="24"/>
+          <w:szCs w:val="24"/>
         </w:rPr>
         <w:t>課</w:t>
       </w:r>
       <w:r>
         <w:rPr>
-          <w:rFonts w:ascii="標楷體" w:eastAsia="標楷體" w:hAnsi="標楷體" w:hint="eastAsia"/>
+          <w:rFonts w:ascii="新細明體" w:hAnsi="新細明體" w:eastAsia="新細明體" w:cs="新細明體"/>
           <w:color w:val="000000" w:themeColor="text1"/>
-          <w:sz w:val="40"/>
-          <w:szCs w:val="40"/>
+          <w:sz w:val="24"/>
+          <w:szCs w:val="24"/>
         </w:rPr>
         <w:t>觀</w:t>
       </w:r>
       <w:r>
         <w:rPr>
-          <w:rFonts w:ascii="標楷體" w:eastAsia="標楷體" w:hAnsi="標楷體"/>
+          <w:rFonts w:ascii="新細明體" w:hAnsi="新細明體" w:eastAsia="新細明體" w:cs="新細明體"/>
           <w:color w:val="000000" w:themeColor="text1"/>
-          <w:sz w:val="40"/>
-          <w:szCs w:val="40"/>
+          <w:sz w:val="24"/>
+          <w:szCs w:val="24"/>
         </w:rPr>
         <w:t>課紀</w:t>
       </w:r>
       <w:r>
         <w:rPr>
-          <w:rFonts w:ascii="標楷體" w:eastAsia="標楷體" w:hAnsi="標楷體" w:hint="eastAsia"/>
+          <w:rFonts w:ascii="新細明體" w:hAnsi="新細明體" w:eastAsia="新細明體" w:cs="新細明體"/>
           <w:color w:val="000000" w:themeColor="text1"/>
-          <w:sz w:val="40"/>
-          <w:szCs w:val="40"/>
+          <w:sz w:val="24"/>
+          <w:szCs w:val="24"/>
         </w:rPr>
         <w:t>錄</w:t>
       </w:r>
       <w:proofErr w:type="gramEnd"/>
       <w:r>
         <w:rPr>
-          <w:rFonts w:ascii="標楷體" w:eastAsia="標楷體" w:hAnsi="標楷體"/>
+          <w:rFonts w:ascii="新細明體" w:hAnsi="新細明體" w:eastAsia="新細明體" w:cs="新細明體"/>
           <w:color w:val="000000" w:themeColor="text1"/>
-          <w:sz w:val="40"/>
-          <w:szCs w:val="40"/>
+          <w:sz w:val="24"/>
+          <w:szCs w:val="24"/>
         </w:rPr>
         <w:t>表</w:t>
       </w:r>
@@ -3538,53 +5027,55 @@
             </w:pPr>
             <w:r>
               <w:rPr>
-                <w:rFonts w:ascii="標楷體" w:eastAsia="標楷體" w:hAnsi="標楷體" w:hint="eastAsia"/>
+                <w:rFonts w:ascii="新細明體" w:hAnsi="新細明體" w:eastAsia="新細明體" w:cs="新細明體"/>
+                <w:color w:val="000000" w:themeColor="text1"/>
+                <w:sz w:val="24"/>
+                <w:szCs w:val="24"/>
+              </w:rPr>
+              <w:t>授</w:t>
+            </w:r>
+            <w:r>
+              <w:rPr>
+                <w:rFonts w:ascii="新細明體" w:hAnsi="新細明體" w:eastAsia="新細明體" w:cs="新細明體"/>
+                <w:color w:val="000000" w:themeColor="text1"/>
+                <w:sz w:val="24"/>
+                <w:szCs w:val="24"/>
+              </w:rPr>
+              <w:t>課老</w:t>
+            </w:r>
+            <w:r>
+              <w:rPr>
+                <w:rFonts w:ascii="新細明體" w:hAnsi="新細明體" w:eastAsia="新細明體" w:cs="新細明體"/>
+                <w:color w:val="000000" w:themeColor="text1"/>
+                <w:sz w:val="24"/>
+                <w:szCs w:val="24"/>
+              </w:rPr>
+              <w:t>師</w:t>
+            </w:r>
+          </w:p>
+        </w:tc>
+        <w:tc>
+          <w:tcPr>
+            <w:tcW w:w="956" w:type="pct"/>
+            <w:vAlign w:val="center"/>
+          </w:tcPr>
+          <w:p>
+            <w:pPr>
+              <w:spacing w:line="400" w:lineRule="exact" w:after="0"/>
+              <w:jc w:val="center"/>
+              <w:rPr>
+                <w:rFonts w:ascii="標楷體" w:eastAsia="標楷體" w:hAnsi="標楷體"/>
                 <w:color w:val="000000" w:themeColor="text1"/>
                 <w:sz w:val="28"/>
                 <w:szCs w:val="28"/>
               </w:rPr>
-              <w:t>授</w:t>
-            </w:r>
-            <w:r>
-              <w:rPr>
-                <w:rFonts w:ascii="標楷體" w:eastAsia="標楷體" w:hAnsi="標楷體"/>
-                <w:color w:val="000000" w:themeColor="text1"/>
-                <w:sz w:val="28"/>
-                <w:szCs w:val="28"/>
-              </w:rPr>
-              <w:t>課老</w:t>
-            </w:r>
-            <w:r>
-              <w:rPr>
-                <w:rFonts w:ascii="標楷體" w:eastAsia="標楷體" w:hAnsi="標楷體" w:hint="eastAsia"/>
-                <w:color w:val="000000" w:themeColor="text1"/>
-                <w:sz w:val="28"/>
-                <w:szCs w:val="28"/>
-              </w:rPr>
-              <w:t>師</w:t>
-            </w:r>
-          </w:p>
-        </w:tc>
-        <w:tc>
-          <w:tcPr>
-            <w:tcW w:w="956" w:type="pct"/>
-            <w:vAlign w:val="center"/>
-          </w:tcPr>
-          <w:p>
-            <w:pPr>
-              <w:spacing w:line="400" w:lineRule="exact" w:after="0"/>
-              <w:jc w:val="center"/>
-              <w:rPr>
-                <w:rFonts w:ascii="標楷體" w:eastAsia="標楷體" w:hAnsi="標楷體"/>
-                <w:color w:val="000000" w:themeColor="text1"/>
-                <w:sz w:val="28"/>
-                <w:szCs w:val="28"/>
-              </w:rPr>
-            </w:pPr>
-            <w:r>
-              <w:rPr>
-                <w:rFonts w:ascii="標楷體" w:hAnsi="標楷體"/>
-                <w:b w:val="0"/>
+            </w:pPr>
+            <w:r>
+              <w:rPr>
+                <w:rFonts w:ascii="新細明體" w:hAnsi="新細明體" w:eastAsia="新細明體" w:cs="新細明體"/>
+                <w:b w:val="0"/>
+                <w:sz w:val="24"/>
+                <w:szCs w:val="24"/>
               </w:rPr>
               <w:t>許以平</w:t>
             </w:r>
@@ -3632,45 +5123,47 @@
             <w:proofErr w:type="gramStart"/>
             <w:r>
               <w:rPr>
-                <w:rFonts w:ascii="標楷體" w:eastAsia="標楷體" w:hAnsi="標楷體" w:hint="eastAsia"/>
+                <w:rFonts w:ascii="新細明體" w:hAnsi="新細明體" w:eastAsia="新細明體" w:cs="新細明體"/>
+                <w:color w:val="000000" w:themeColor="text1"/>
+                <w:sz w:val="24"/>
+                <w:szCs w:val="24"/>
+              </w:rPr>
+              <w:t>觀</w:t>
+            </w:r>
+            <w:r>
+              <w:rPr>
+                <w:rFonts w:ascii="新細明體" w:hAnsi="新細明體" w:eastAsia="新細明體" w:cs="新細明體"/>
+                <w:color w:val="000000" w:themeColor="text1"/>
+                <w:sz w:val="24"/>
+                <w:szCs w:val="24"/>
+              </w:rPr>
+              <w:t>課班級</w:t>
+            </w:r>
+            <w:proofErr w:type="gramEnd"/>
+          </w:p>
+        </w:tc>
+        <w:tc>
+          <w:tcPr>
+            <w:tcW w:w="956" w:type="pct"/>
+            <w:vAlign w:val="center"/>
+          </w:tcPr>
+          <w:p>
+            <w:pPr>
+              <w:spacing w:line="400" w:lineRule="exact" w:after="0"/>
+              <w:jc w:val="center"/>
+              <w:rPr>
+                <w:rFonts w:ascii="標楷體" w:eastAsia="標楷體" w:hAnsi="標楷體"/>
                 <w:color w:val="000000" w:themeColor="text1"/>
                 <w:sz w:val="28"/>
                 <w:szCs w:val="28"/>
               </w:rPr>
-              <w:t>觀</w:t>
-            </w:r>
-            <w:r>
-              <w:rPr>
-                <w:rFonts w:ascii="標楷體" w:eastAsia="標楷體" w:hAnsi="標楷體"/>
-                <w:color w:val="000000" w:themeColor="text1"/>
-                <w:sz w:val="28"/>
-                <w:szCs w:val="28"/>
-              </w:rPr>
-              <w:t>課班級</w:t>
-            </w:r>
-            <w:proofErr w:type="gramEnd"/>
-          </w:p>
-        </w:tc>
-        <w:tc>
-          <w:tcPr>
-            <w:tcW w:w="956" w:type="pct"/>
-            <w:vAlign w:val="center"/>
-          </w:tcPr>
-          <w:p>
-            <w:pPr>
-              <w:spacing w:line="400" w:lineRule="exact" w:after="0"/>
-              <w:jc w:val="center"/>
-              <w:rPr>
-                <w:rFonts w:ascii="標楷體" w:eastAsia="標楷體" w:hAnsi="標楷體"/>
-                <w:color w:val="000000" w:themeColor="text1"/>
-                <w:sz w:val="28"/>
-                <w:szCs w:val="28"/>
-              </w:rPr>
-            </w:pPr>
-            <w:r>
-              <w:rPr>
-                <w:rFonts w:ascii="標楷體" w:hAnsi="標楷體"/>
-                <w:b w:val="0"/>
+            </w:pPr>
+            <w:r>
+              <w:rPr>
+                <w:rFonts w:ascii="新細明體" w:hAnsi="新細明體" w:eastAsia="新細明體" w:cs="新細明體"/>
+                <w:b w:val="0"/>
+                <w:sz w:val="24"/>
+                <w:szCs w:val="24"/>
               </w:rPr>
               <w:t>光復國小 五年二班</w:t>
             </w:r>
@@ -3719,54 +5212,56 @@
             <w:proofErr w:type="gramStart"/>
             <w:r>
               <w:rPr>
-                <w:rFonts w:ascii="標楷體" w:eastAsia="標楷體" w:hAnsi="標楷體" w:hint="eastAsia"/>
+                <w:rFonts w:ascii="新細明體" w:hAnsi="新細明體" w:eastAsia="新細明體" w:cs="新細明體"/>
+                <w:color w:val="000000" w:themeColor="text1"/>
+                <w:sz w:val="24"/>
+                <w:szCs w:val="24"/>
+              </w:rPr>
+              <w:t>觀</w:t>
+            </w:r>
+            <w:r>
+              <w:rPr>
+                <w:rFonts w:ascii="新細明體" w:hAnsi="新細明體" w:eastAsia="新細明體" w:cs="新細明體"/>
+                <w:color w:val="000000" w:themeColor="text1"/>
+                <w:sz w:val="24"/>
+                <w:szCs w:val="24"/>
+              </w:rPr>
+              <w:t>課</w:t>
+            </w:r>
+            <w:r>
+              <w:rPr>
+                <w:rFonts w:ascii="新細明體" w:hAnsi="新細明體" w:eastAsia="新細明體" w:cs="新細明體"/>
+                <w:color w:val="000000" w:themeColor="text1"/>
+                <w:sz w:val="24"/>
+                <w:szCs w:val="24"/>
+              </w:rPr>
+              <w:t>日期</w:t>
+            </w:r>
+            <w:proofErr w:type="gramEnd"/>
+          </w:p>
+        </w:tc>
+        <w:tc>
+          <w:tcPr>
+            <w:tcW w:w="956" w:type="pct"/>
+            <w:vAlign w:val="center"/>
+          </w:tcPr>
+          <w:p>
+            <w:pPr>
+              <w:spacing w:line="400" w:lineRule="exact" w:after="0"/>
+              <w:jc w:val="center"/>
+              <w:rPr>
+                <w:rFonts w:ascii="標楷體" w:eastAsia="標楷體" w:hAnsi="標楷體"/>
                 <w:color w:val="000000" w:themeColor="text1"/>
                 <w:sz w:val="28"/>
                 <w:szCs w:val="28"/>
               </w:rPr>
-              <w:t>觀</w:t>
-            </w:r>
-            <w:r>
-              <w:rPr>
-                <w:rFonts w:ascii="標楷體" w:eastAsia="標楷體" w:hAnsi="標楷體"/>
-                <w:color w:val="000000" w:themeColor="text1"/>
-                <w:sz w:val="28"/>
-                <w:szCs w:val="28"/>
-              </w:rPr>
-              <w:t>課</w:t>
-            </w:r>
-            <w:r>
-              <w:rPr>
-                <w:rFonts w:ascii="標楷體" w:eastAsia="標楷體" w:hAnsi="標楷體" w:hint="eastAsia"/>
-                <w:color w:val="000000" w:themeColor="text1"/>
-                <w:sz w:val="28"/>
-                <w:szCs w:val="28"/>
-              </w:rPr>
-              <w:t>日期</w:t>
-            </w:r>
-            <w:proofErr w:type="gramEnd"/>
-          </w:p>
-        </w:tc>
-        <w:tc>
-          <w:tcPr>
-            <w:tcW w:w="956" w:type="pct"/>
-            <w:vAlign w:val="center"/>
-          </w:tcPr>
-          <w:p>
-            <w:pPr>
-              <w:spacing w:line="400" w:lineRule="exact" w:after="0"/>
-              <w:jc w:val="center"/>
-              <w:rPr>
-                <w:rFonts w:ascii="標楷體" w:eastAsia="標楷體" w:hAnsi="標楷體"/>
-                <w:color w:val="000000" w:themeColor="text1"/>
-                <w:sz w:val="28"/>
-                <w:szCs w:val="28"/>
-              </w:rPr>
-            </w:pPr>
-            <w:r>
-              <w:rPr>
-                <w:rFonts w:ascii="標楷體" w:hAnsi="標楷體"/>
-                <w:b w:val="0"/>
+            </w:pPr>
+            <w:r>
+              <w:rPr>
+                <w:rFonts w:ascii="新細明體" w:hAnsi="新細明體" w:eastAsia="新細明體" w:cs="新細明體"/>
+                <w:b w:val="0"/>
+                <w:sz w:val="24"/>
+                <w:szCs w:val="24"/>
               </w:rPr>
               <w:t>114 年 11 月 14 日（星期五）上午第二節</w:t>
             </w:r>
@@ -3814,10 +5309,10 @@
             </w:pPr>
             <w:r>
               <w:rPr>
-                <w:rFonts w:ascii="標楷體" w:eastAsia="標楷體" w:hAnsi="標楷體" w:hint="eastAsia"/>
-                <w:color w:val="000000" w:themeColor="text1"/>
-                <w:sz w:val="28"/>
-                <w:szCs w:val="28"/>
+                <w:rFonts w:ascii="新細明體" w:hAnsi="新細明體" w:eastAsia="新細明體" w:cs="新細明體"/>
+                <w:color w:val="000000" w:themeColor="text1"/>
+                <w:sz w:val="24"/>
+                <w:szCs w:val="24"/>
               </w:rPr>
               <w:t>科目單元</w:t>
             </w:r>
@@ -3839,8 +5334,10 @@
             </w:pPr>
             <w:r>
               <w:rPr>
-                <w:rFonts w:ascii="標楷體" w:hAnsi="標楷體"/>
-                <w:b w:val="0"/>
+                <w:rFonts w:ascii="新細明體" w:hAnsi="新細明體" w:eastAsia="新細明體" w:cs="新細明體"/>
+                <w:b w:val="0"/>
+                <w:sz w:val="24"/>
+                <w:szCs w:val="24"/>
               </w:rPr>
               <w:t>數學／第一單元〈折線圖〉第 4 節</w:t>
             </w:r>
@@ -3889,41 +5386,41 @@
             <w:proofErr w:type="gramStart"/>
             <w:r>
               <w:rPr>
-                <w:rFonts w:ascii="標楷體" w:eastAsia="標楷體" w:hAnsi="標楷體" w:hint="eastAsia"/>
+                <w:rFonts w:ascii="新細明體" w:hAnsi="新細明體" w:eastAsia="新細明體" w:cs="新細明體"/>
+                <w:color w:val="000000" w:themeColor="text1"/>
+                <w:sz w:val="24"/>
+                <w:szCs w:val="24"/>
+              </w:rPr>
+              <w:t>觀</w:t>
+            </w:r>
+            <w:r>
+              <w:rPr>
+                <w:rFonts w:ascii="新細明體" w:hAnsi="新細明體" w:eastAsia="新細明體" w:cs="新細明體"/>
+                <w:color w:val="000000" w:themeColor="text1"/>
+                <w:sz w:val="24"/>
+                <w:szCs w:val="24"/>
+              </w:rPr>
+              <w:t>課教師</w:t>
+            </w:r>
+            <w:proofErr w:type="gramEnd"/>
+          </w:p>
+          <w:p>
+            <w:pPr>
+              <w:spacing w:line="400" w:lineRule="exact"/>
+              <w:jc w:val="center"/>
+              <w:rPr>
+                <w:rFonts w:ascii="標楷體" w:eastAsia="標楷體" w:hAnsi="標楷體"/>
                 <w:color w:val="000000" w:themeColor="text1"/>
                 <w:sz w:val="28"/>
                 <w:szCs w:val="28"/>
               </w:rPr>
-              <w:t>觀</w:t>
-            </w:r>
-            <w:r>
-              <w:rPr>
-                <w:rFonts w:ascii="標楷體" w:eastAsia="標楷體" w:hAnsi="標楷體"/>
-                <w:color w:val="000000" w:themeColor="text1"/>
-                <w:sz w:val="28"/>
-                <w:szCs w:val="28"/>
-              </w:rPr>
-              <w:t>課教師</w:t>
-            </w:r>
-            <w:proofErr w:type="gramEnd"/>
-          </w:p>
-          <w:p>
-            <w:pPr>
-              <w:spacing w:line="400" w:lineRule="exact"/>
-              <w:jc w:val="center"/>
-              <w:rPr>
-                <w:rFonts w:ascii="標楷體" w:eastAsia="標楷體" w:hAnsi="標楷體"/>
-                <w:color w:val="000000" w:themeColor="text1"/>
-                <w:sz w:val="28"/>
-                <w:szCs w:val="28"/>
-              </w:rPr>
-            </w:pPr>
-            <w:r>
-              <w:rPr>
-                <w:rFonts w:ascii="標楷體" w:eastAsia="標楷體" w:hAnsi="標楷體"/>
-                <w:color w:val="000000" w:themeColor="text1"/>
-                <w:sz w:val="28"/>
-                <w:szCs w:val="28"/>
+            </w:pPr>
+            <w:r>
+              <w:rPr>
+                <w:rFonts w:ascii="新細明體" w:hAnsi="新細明體" w:eastAsia="新細明體" w:cs="新細明體"/>
+                <w:color w:val="000000" w:themeColor="text1"/>
+                <w:sz w:val="24"/>
+                <w:szCs w:val="24"/>
               </w:rPr>
               <w:t>學校</w:t>
             </w:r>
@@ -3990,41 +5487,41 @@
             <w:proofErr w:type="gramStart"/>
             <w:r>
               <w:rPr>
-                <w:rFonts w:ascii="標楷體" w:eastAsia="標楷體" w:hAnsi="標楷體" w:hint="eastAsia"/>
+                <w:rFonts w:ascii="新細明體" w:hAnsi="新細明體" w:eastAsia="新細明體" w:cs="新細明體"/>
+                <w:color w:val="000000" w:themeColor="text1"/>
+                <w:sz w:val="24"/>
+                <w:szCs w:val="24"/>
+              </w:rPr>
+              <w:t>觀</w:t>
+            </w:r>
+            <w:r>
+              <w:rPr>
+                <w:rFonts w:ascii="新細明體" w:hAnsi="新細明體" w:eastAsia="新細明體" w:cs="新細明體"/>
+                <w:color w:val="000000" w:themeColor="text1"/>
+                <w:sz w:val="24"/>
+                <w:szCs w:val="24"/>
+              </w:rPr>
+              <w:t>課教師</w:t>
+            </w:r>
+            <w:proofErr w:type="gramEnd"/>
+          </w:p>
+          <w:p>
+            <w:pPr>
+              <w:spacing w:line="400" w:lineRule="exact"/>
+              <w:jc w:val="center"/>
+              <w:rPr>
+                <w:rFonts w:ascii="標楷體" w:eastAsia="標楷體" w:hAnsi="標楷體"/>
                 <w:color w:val="000000" w:themeColor="text1"/>
                 <w:sz w:val="28"/>
                 <w:szCs w:val="28"/>
               </w:rPr>
-              <w:t>觀</w:t>
-            </w:r>
-            <w:r>
-              <w:rPr>
-                <w:rFonts w:ascii="標楷體" w:eastAsia="標楷體" w:hAnsi="標楷體"/>
-                <w:color w:val="000000" w:themeColor="text1"/>
-                <w:sz w:val="28"/>
-                <w:szCs w:val="28"/>
-              </w:rPr>
-              <w:t>課教師</w:t>
-            </w:r>
-            <w:proofErr w:type="gramEnd"/>
-          </w:p>
-          <w:p>
-            <w:pPr>
-              <w:spacing w:line="400" w:lineRule="exact"/>
-              <w:jc w:val="center"/>
-              <w:rPr>
-                <w:rFonts w:ascii="標楷體" w:eastAsia="標楷體" w:hAnsi="標楷體"/>
-                <w:color w:val="000000" w:themeColor="text1"/>
-                <w:sz w:val="28"/>
-                <w:szCs w:val="28"/>
-              </w:rPr>
-            </w:pPr>
-            <w:r>
-              <w:rPr>
-                <w:rFonts w:ascii="標楷體" w:eastAsia="標楷體" w:hAnsi="標楷體"/>
-                <w:color w:val="000000" w:themeColor="text1"/>
-                <w:sz w:val="28"/>
-                <w:szCs w:val="28"/>
+            </w:pPr>
+            <w:r>
+              <w:rPr>
+                <w:rFonts w:ascii="新細明體" w:hAnsi="新細明體" w:eastAsia="新細明體" w:cs="新細明體"/>
+                <w:color w:val="000000" w:themeColor="text1"/>
+                <w:sz w:val="24"/>
+                <w:szCs w:val="24"/>
               </w:rPr>
               <w:t>姓名</w:t>
             </w:r>
@@ -4091,19 +5588,19 @@
       <w:proofErr w:type="gramStart"/>
       <w:r>
         <w:rPr>
-          <w:rFonts w:ascii="標楷體" w:eastAsia="標楷體" w:hAnsi="標楷體" w:hint="eastAsia"/>
+          <w:rFonts w:ascii="新細明體" w:hAnsi="新細明體" w:eastAsia="新細明體" w:cs="新細明體"/>
           <w:color w:val="000000" w:themeColor="text1"/>
-          <w:sz w:val="28"/>
-          <w:szCs w:val="28"/>
+          <w:sz w:val="24"/>
+          <w:szCs w:val="24"/>
         </w:rPr>
         <w:t>觀課</w:t>
       </w:r>
       <w:r>
         <w:rPr>
-          <w:rFonts w:ascii="標楷體" w:eastAsia="標楷體" w:hAnsi="標楷體"/>
+          <w:rFonts w:ascii="新細明體" w:hAnsi="新細明體" w:eastAsia="新細明體" w:cs="新細明體"/>
           <w:color w:val="000000" w:themeColor="text1"/>
-          <w:sz w:val="28"/>
-          <w:szCs w:val="28"/>
+          <w:sz w:val="24"/>
+          <w:szCs w:val="24"/>
         </w:rPr>
         <w:t>重點</w:t>
       </w:r>
@@ -4112,8 +5609,10 @@
     <w:p>
       <w:r>
         <w:rPr>
-          <w:rFonts w:ascii="標楷體" w:hAnsi="標楷體"/>
+          <w:rFonts w:ascii="新細明體" w:hAnsi="新細明體" w:eastAsia="新細明體" w:cs="新細明體"/>
           <w:b w:val="0"/>
+          <w:sz w:val="24"/>
+          <w:szCs w:val="24"/>
         </w:rPr>
         <w:t>1. 圈記那 3 分鐘，哪些學生只圈了線、哪些學生圈到了橫軸的文字？只圈線的學生，是在 Pair 對照時、小組討論時，還是全班串連時才把注意力移到橫軸的？由誰的哪一句話促成？（本班容易分心，這 3 分鐘是安靜獨自作業，請一併記錄誰在第幾分鐘離開了工作。）</w:t>
       </w:r>
@@ -4121,8 +5620,10 @@
     <w:p>
       <w:r>
         <w:rPr>
-          <w:rFonts w:ascii="標楷體" w:hAnsi="標楷體"/>
+          <w:rFonts w:ascii="新細明體" w:hAnsi="新細明體" w:eastAsia="新細明體" w:cs="新細明體"/>
           <w:b w:val="0"/>
+          <w:sz w:val="24"/>
+          <w:szCs w:val="24"/>
         </w:rPr>
         <w:t>2. 小組討論時，「圖形看起來一樣所以都對」這個說法是在哪一組先出現的？後來是被誰、用哪一句話推翻的？——這是本節學習是否成立的關鍵時刻，請記下那句話的原文。</w:t>
       </w:r>
@@ -4130,8 +5631,10 @@
     <w:p>
       <w:r>
         <w:rPr>
-          <w:rFonts w:ascii="標楷體" w:hAnsi="標楷體"/>
+          <w:rFonts w:ascii="新細明體" w:hAnsi="新細明體" w:eastAsia="新細明體" w:cs="新細明體"/>
           <w:b w:val="0"/>
+          <w:sz w:val="24"/>
+          <w:szCs w:val="24"/>
         </w:rPr>
         <w:t>3. 全班串連時，有哪些學生在學習單第 3 欄真的寫下了改變或補充？（請就近看 1~2 位學生的學習單，記錄他改了什麼。）〔待補特殊學生後，請改為指名觀察對象〕</w:t>
       </w:r>
@@ -4170,19 +5673,19 @@
             </w:pPr>
             <w:r>
               <w:rPr>
-                <w:rFonts w:ascii="標楷體" w:eastAsia="標楷體" w:hAnsi="標楷體" w:hint="eastAsia"/>
-                <w:color w:val="000000" w:themeColor="text1"/>
-                <w:sz w:val="28"/>
-                <w:szCs w:val="28"/>
+                <w:rFonts w:ascii="新細明體" w:hAnsi="新細明體" w:eastAsia="新細明體" w:cs="新細明體"/>
+                <w:color w:val="000000" w:themeColor="text1"/>
+                <w:sz w:val="24"/>
+                <w:szCs w:val="24"/>
               </w:rPr>
               <w:t>面</w:t>
             </w:r>
             <w:r>
               <w:rPr>
-                <w:rFonts w:ascii="標楷體" w:eastAsia="標楷體" w:hAnsi="標楷體"/>
-                <w:color w:val="000000" w:themeColor="text1"/>
-                <w:sz w:val="28"/>
-                <w:szCs w:val="28"/>
+                <w:rFonts w:ascii="新細明體" w:hAnsi="新細明體" w:eastAsia="新細明體" w:cs="新細明體"/>
+                <w:color w:val="000000" w:themeColor="text1"/>
+                <w:sz w:val="24"/>
+                <w:szCs w:val="24"/>
               </w:rPr>
               <w:t>向</w:t>
             </w:r>
@@ -4207,19 +5710,19 @@
             </w:pPr>
             <w:r>
               <w:rPr>
-                <w:rFonts w:hAnsi="標楷體"/>
-                <w:color w:val="000000" w:themeColor="text1"/>
-                <w:sz w:val="28"/>
-                <w:szCs w:val="28"/>
+                <w:rFonts w:ascii="新細明體" w:hAnsi="新細明體" w:eastAsia="新細明體" w:cs="新細明體"/>
+                <w:color w:val="000000" w:themeColor="text1"/>
+                <w:sz w:val="24"/>
+                <w:szCs w:val="24"/>
               </w:rPr>
               <w:t>1.</w:t>
             </w:r>
             <w:r>
               <w:rPr>
-                <w:rFonts w:hAnsi="標楷體" w:hint="eastAsia"/>
-                <w:color w:val="000000" w:themeColor="text1"/>
-                <w:sz w:val="28"/>
-                <w:szCs w:val="28"/>
+                <w:rFonts w:ascii="新細明體" w:hAnsi="新細明體" w:eastAsia="新細明體" w:cs="新細明體"/>
+                <w:color w:val="000000" w:themeColor="text1"/>
+                <w:sz w:val="24"/>
+                <w:szCs w:val="24"/>
               </w:rPr>
               <w:t>全班學習氣氛</w:t>
             </w:r>
@@ -4244,19 +5747,19 @@
             </w:pPr>
             <w:r>
               <w:rPr>
-                <w:rFonts w:hAnsi="標楷體"/>
-                <w:color w:val="000000" w:themeColor="text1"/>
-                <w:sz w:val="28"/>
-                <w:szCs w:val="28"/>
+                <w:rFonts w:ascii="新細明體" w:hAnsi="新細明體" w:eastAsia="新細明體" w:cs="新細明體"/>
+                <w:color w:val="000000" w:themeColor="text1"/>
+                <w:sz w:val="24"/>
+                <w:szCs w:val="24"/>
               </w:rPr>
               <w:t>2.</w:t>
             </w:r>
             <w:r>
               <w:rPr>
-                <w:rFonts w:hAnsi="標楷體" w:hint="eastAsia"/>
-                <w:color w:val="000000" w:themeColor="text1"/>
-                <w:sz w:val="28"/>
-                <w:szCs w:val="28"/>
+                <w:rFonts w:ascii="新細明體" w:hAnsi="新細明體" w:eastAsia="新細明體" w:cs="新細明體"/>
+                <w:color w:val="000000" w:themeColor="text1"/>
+                <w:sz w:val="24"/>
+                <w:szCs w:val="24"/>
               </w:rPr>
               <w:t>學生學習歷程</w:t>
             </w:r>
@@ -4281,57 +5784,57 @@
             </w:pPr>
             <w:r>
               <w:rPr>
-                <w:rFonts w:hAnsi="標楷體"/>
+                <w:rFonts w:ascii="新細明體" w:hAnsi="新細明體" w:eastAsia="新細明體" w:cs="新細明體"/>
+                <w:color w:val="000000" w:themeColor="text1"/>
+                <w:sz w:val="24"/>
+                <w:szCs w:val="24"/>
+              </w:rPr>
+              <w:t>3.</w:t>
+            </w:r>
+            <w:r>
+              <w:rPr>
+                <w:rFonts w:ascii="新細明體" w:hAnsi="新細明體" w:eastAsia="新細明體" w:cs="新細明體"/>
+                <w:color w:val="000000" w:themeColor="text1"/>
+                <w:sz w:val="24"/>
+                <w:szCs w:val="24"/>
+              </w:rPr>
+              <w:t>學生學習結果</w:t>
+            </w:r>
+          </w:p>
+        </w:tc>
+      </w:tr>
+      <w:tr>
+        <w:tc>
+          <w:tcPr>
+            <w:tcW w:w="292" w:type="pct"/>
+            <w:vAlign w:val="center"/>
+          </w:tcPr>
+          <w:p>
+            <w:pPr>
+              <w:spacing w:line="400" w:lineRule="exact"/>
+              <w:jc w:val="both"/>
+              <w:rPr>
+                <w:rFonts w:ascii="標楷體" w:eastAsia="標楷體" w:hAnsi="標楷體"/>
                 <w:color w:val="000000" w:themeColor="text1"/>
                 <w:sz w:val="28"/>
                 <w:szCs w:val="28"/>
               </w:rPr>
-              <w:t>3.</w:t>
-            </w:r>
-            <w:r>
-              <w:rPr>
-                <w:rFonts w:hAnsi="標楷體" w:hint="eastAsia"/>
-                <w:color w:val="000000" w:themeColor="text1"/>
-                <w:sz w:val="28"/>
-                <w:szCs w:val="28"/>
-              </w:rPr>
-              <w:t>學生學習結果</w:t>
-            </w:r>
-          </w:p>
-        </w:tc>
-      </w:tr>
-      <w:tr>
-        <w:tc>
-          <w:tcPr>
-            <w:tcW w:w="292" w:type="pct"/>
-            <w:vAlign w:val="center"/>
-          </w:tcPr>
-          <w:p>
-            <w:pPr>
-              <w:spacing w:line="400" w:lineRule="exact"/>
-              <w:jc w:val="both"/>
-              <w:rPr>
-                <w:rFonts w:ascii="標楷體" w:eastAsia="標楷體" w:hAnsi="標楷體"/>
-                <w:color w:val="000000" w:themeColor="text1"/>
-                <w:sz w:val="28"/>
-                <w:szCs w:val="28"/>
-              </w:rPr>
-            </w:pPr>
-            <w:r>
-              <w:rPr>
-                <w:rFonts w:ascii="標楷體" w:eastAsia="標楷體" w:hAnsi="標楷體" w:hint="eastAsia"/>
-                <w:color w:val="000000" w:themeColor="text1"/>
-                <w:sz w:val="28"/>
-                <w:szCs w:val="28"/>
+            </w:pPr>
+            <w:r>
+              <w:rPr>
+                <w:rFonts w:ascii="新細明體" w:hAnsi="新細明體" w:eastAsia="新細明體" w:cs="新細明體"/>
+                <w:color w:val="000000" w:themeColor="text1"/>
+                <w:sz w:val="24"/>
+                <w:szCs w:val="24"/>
               </w:rPr>
               <w:t>要</w:t>
             </w:r>
             <w:r>
               <w:rPr>
-                <w:rFonts w:ascii="標楷體" w:eastAsia="標楷體" w:hAnsi="標楷體"/>
-                <w:color w:val="000000" w:themeColor="text1"/>
-                <w:sz w:val="28"/>
-                <w:szCs w:val="28"/>
+                <w:rFonts w:ascii="新細明體" w:hAnsi="新細明體" w:eastAsia="新細明體" w:cs="新細明體"/>
+                <w:color w:val="000000" w:themeColor="text1"/>
+                <w:sz w:val="24"/>
+                <w:szCs w:val="24"/>
               </w:rPr>
               <w:t>項</w:t>
             </w:r>
@@ -4356,28 +5859,28 @@
             </w:pPr>
             <w:r>
               <w:rPr>
-                <w:rFonts w:hAnsi="標楷體"/>
-                <w:color w:val="000000" w:themeColor="text1"/>
-                <w:sz w:val="28"/>
-                <w:szCs w:val="28"/>
+                <w:rFonts w:ascii="新細明體" w:hAnsi="新細明體" w:eastAsia="新細明體" w:cs="新細明體"/>
+                <w:color w:val="000000" w:themeColor="text1"/>
+                <w:sz w:val="24"/>
+                <w:szCs w:val="24"/>
               </w:rPr>
               <w:t>1-1</w:t>
             </w:r>
             <w:r>
               <w:rPr>
-                <w:rFonts w:hAnsi="標楷體" w:hint="eastAsia"/>
-                <w:color w:val="000000" w:themeColor="text1"/>
-                <w:sz w:val="28"/>
-                <w:szCs w:val="28"/>
+                <w:rFonts w:ascii="新細明體" w:hAnsi="新細明體" w:eastAsia="新細明體" w:cs="新細明體"/>
+                <w:color w:val="000000" w:themeColor="text1"/>
+                <w:sz w:val="24"/>
+                <w:szCs w:val="24"/>
               </w:rPr>
               <w:t>是否有安心學習的環境？</w:t>
             </w:r>
             <w:r>
               <w:rPr>
-                <w:rFonts w:hAnsi="標楷體"/>
-                <w:color w:val="000000" w:themeColor="text1"/>
-                <w:sz w:val="28"/>
-                <w:szCs w:val="28"/>
+                <w:rFonts w:ascii="新細明體" w:hAnsi="新細明體" w:eastAsia="新細明體" w:cs="新細明體"/>
+                <w:color w:val="000000" w:themeColor="text1"/>
+                <w:sz w:val="24"/>
+                <w:szCs w:val="24"/>
               </w:rPr>
               <w:t xml:space="preserve"> </w:t>
             </w:r>
@@ -4397,28 +5900,28 @@
             </w:pPr>
             <w:r>
               <w:rPr>
-                <w:rFonts w:hAnsi="標楷體"/>
-                <w:color w:val="000000" w:themeColor="text1"/>
-                <w:sz w:val="28"/>
-                <w:szCs w:val="28"/>
+                <w:rFonts w:ascii="新細明體" w:hAnsi="新細明體" w:eastAsia="新細明體" w:cs="新細明體"/>
+                <w:color w:val="000000" w:themeColor="text1"/>
+                <w:sz w:val="24"/>
+                <w:szCs w:val="24"/>
               </w:rPr>
               <w:t>1-2</w:t>
             </w:r>
             <w:r>
               <w:rPr>
-                <w:rFonts w:hAnsi="標楷體" w:hint="eastAsia"/>
-                <w:color w:val="000000" w:themeColor="text1"/>
-                <w:sz w:val="28"/>
-                <w:szCs w:val="28"/>
+                <w:rFonts w:ascii="新細明體" w:hAnsi="新細明體" w:eastAsia="新細明體" w:cs="新細明體"/>
+                <w:color w:val="000000" w:themeColor="text1"/>
+                <w:sz w:val="24"/>
+                <w:szCs w:val="24"/>
               </w:rPr>
               <w:t>是否有聆聽學習的環境？</w:t>
             </w:r>
             <w:r>
               <w:rPr>
-                <w:rFonts w:hAnsi="標楷體"/>
-                <w:color w:val="000000" w:themeColor="text1"/>
-                <w:sz w:val="28"/>
-                <w:szCs w:val="28"/>
+                <w:rFonts w:ascii="新細明體" w:hAnsi="新細明體" w:eastAsia="新細明體" w:cs="新細明體"/>
+                <w:color w:val="000000" w:themeColor="text1"/>
+                <w:sz w:val="24"/>
+                <w:szCs w:val="24"/>
               </w:rPr>
               <w:t xml:space="preserve"> </w:t>
             </w:r>
@@ -4443,27 +5946,28 @@
             </w:pPr>
             <w:r>
               <w:rPr>
-                <w:color w:val="000000" w:themeColor="text1"/>
-                <w:sz w:val="28"/>
-                <w:szCs w:val="28"/>
+                <w:rFonts w:ascii="新細明體" w:hAnsi="新細明體" w:eastAsia="新細明體" w:cs="新細明體"/>
+                <w:color w:val="000000" w:themeColor="text1"/>
+                <w:sz w:val="24"/>
+                <w:szCs w:val="24"/>
               </w:rPr>
               <w:t>2-1</w:t>
             </w:r>
             <w:r>
               <w:rPr>
-                <w:rFonts w:hAnsi="標楷體" w:hint="eastAsia"/>
-                <w:color w:val="000000" w:themeColor="text1"/>
-                <w:sz w:val="28"/>
-                <w:szCs w:val="28"/>
+                <w:rFonts w:ascii="新細明體" w:hAnsi="新細明體" w:eastAsia="新細明體" w:cs="新細明體"/>
+                <w:color w:val="000000" w:themeColor="text1"/>
+                <w:sz w:val="24"/>
+                <w:szCs w:val="24"/>
               </w:rPr>
               <w:t>學生學習動機是否持續？</w:t>
             </w:r>
             <w:r>
               <w:rPr>
-                <w:rFonts w:hAnsi="標楷體"/>
-                <w:color w:val="000000" w:themeColor="text1"/>
-                <w:sz w:val="28"/>
-                <w:szCs w:val="28"/>
+                <w:rFonts w:ascii="新細明體" w:hAnsi="新細明體" w:eastAsia="新細明體" w:cs="新細明體"/>
+                <w:color w:val="000000" w:themeColor="text1"/>
+                <w:sz w:val="24"/>
+                <w:szCs w:val="24"/>
               </w:rPr>
               <w:t xml:space="preserve"> </w:t>
             </w:r>
@@ -4483,38 +5987,38 @@
             </w:pPr>
             <w:r>
               <w:rPr>
-                <w:rFonts w:hAnsi="標楷體"/>
-                <w:color w:val="000000" w:themeColor="text1"/>
-                <w:sz w:val="28"/>
-                <w:szCs w:val="28"/>
+                <w:rFonts w:ascii="新細明體" w:hAnsi="新細明體" w:eastAsia="新細明體" w:cs="新細明體"/>
+                <w:color w:val="000000" w:themeColor="text1"/>
+                <w:sz w:val="24"/>
+                <w:szCs w:val="24"/>
               </w:rPr>
               <w:t>2</w:t>
             </w:r>
             <w:r>
               <w:rPr>
-                <w:rFonts w:hAnsi="標楷體" w:cstheme="minorBidi"/>
+                <w:rFonts w:ascii="新細明體" w:hAnsi="新細明體" w:eastAsia="新細明體" w:cs="新細明體"/>
                 <w:color w:val="000000" w:themeColor="text1"/>
                 <w:kern w:val="2"/>
-                <w:sz w:val="28"/>
-                <w:szCs w:val="28"/>
+                <w:sz w:val="24"/>
+                <w:szCs w:val="24"/>
               </w:rPr>
               <w:t>-2</w:t>
             </w:r>
             <w:r>
               <w:rPr>
-                <w:rFonts w:hAnsi="標楷體" w:hint="eastAsia"/>
-                <w:color w:val="000000" w:themeColor="text1"/>
-                <w:sz w:val="28"/>
-                <w:szCs w:val="28"/>
+                <w:rFonts w:ascii="新細明體" w:hAnsi="新細明體" w:eastAsia="新細明體" w:cs="新細明體"/>
+                <w:color w:val="000000" w:themeColor="text1"/>
+                <w:sz w:val="24"/>
+                <w:szCs w:val="24"/>
               </w:rPr>
               <w:t>學生是否相互關注與傾聽？</w:t>
             </w:r>
             <w:r>
               <w:rPr>
-                <w:rFonts w:hAnsi="標楷體"/>
-                <w:color w:val="000000" w:themeColor="text1"/>
-                <w:sz w:val="28"/>
-                <w:szCs w:val="28"/>
+                <w:rFonts w:ascii="新細明體" w:hAnsi="新細明體" w:eastAsia="新細明體" w:cs="新細明體"/>
+                <w:color w:val="000000" w:themeColor="text1"/>
+                <w:sz w:val="24"/>
+                <w:szCs w:val="24"/>
               </w:rPr>
               <w:t xml:space="preserve"> </w:t>
             </w:r>
@@ -4534,19 +6038,19 @@
             </w:pPr>
             <w:r>
               <w:rPr>
-                <w:rFonts w:hAnsi="標楷體"/>
-                <w:color w:val="000000" w:themeColor="text1"/>
-                <w:sz w:val="28"/>
-                <w:szCs w:val="28"/>
+                <w:rFonts w:ascii="新細明體" w:hAnsi="新細明體" w:eastAsia="新細明體" w:cs="新細明體"/>
+                <w:color w:val="000000" w:themeColor="text1"/>
+                <w:sz w:val="24"/>
+                <w:szCs w:val="24"/>
               </w:rPr>
               <w:t>2-3</w:t>
             </w:r>
             <w:r>
               <w:rPr>
-                <w:rFonts w:hAnsi="標楷體" w:hint="eastAsia"/>
-                <w:color w:val="000000" w:themeColor="text1"/>
-                <w:sz w:val="28"/>
-                <w:szCs w:val="28"/>
+                <w:rFonts w:ascii="新細明體" w:hAnsi="新細明體" w:eastAsia="新細明體" w:cs="新細明體"/>
+                <w:color w:val="000000" w:themeColor="text1"/>
+                <w:sz w:val="24"/>
+                <w:szCs w:val="24"/>
               </w:rPr>
               <w:t>學生是否互相協助與討論？</w:t>
             </w:r>
@@ -4566,28 +6070,28 @@
             </w:pPr>
             <w:r>
               <w:rPr>
-                <w:rFonts w:hAnsi="標楷體"/>
-                <w:color w:val="000000" w:themeColor="text1"/>
-                <w:sz w:val="28"/>
-                <w:szCs w:val="28"/>
+                <w:rFonts w:ascii="新細明體" w:hAnsi="新細明體" w:eastAsia="新細明體" w:cs="新細明體"/>
+                <w:color w:val="000000" w:themeColor="text1"/>
+                <w:sz w:val="24"/>
+                <w:szCs w:val="24"/>
               </w:rPr>
               <w:t>2-4</w:t>
             </w:r>
             <w:r>
               <w:rPr>
-                <w:rFonts w:hAnsi="標楷體" w:hint="eastAsia"/>
-                <w:color w:val="000000" w:themeColor="text1"/>
-                <w:sz w:val="28"/>
-                <w:szCs w:val="28"/>
+                <w:rFonts w:ascii="新細明體" w:hAnsi="新細明體" w:eastAsia="新細明體" w:cs="新細明體"/>
+                <w:color w:val="000000" w:themeColor="text1"/>
+                <w:sz w:val="24"/>
+                <w:szCs w:val="24"/>
               </w:rPr>
               <w:t>學生是否投入參與學習？</w:t>
             </w:r>
             <w:r>
               <w:rPr>
-                <w:rFonts w:hAnsi="標楷體"/>
-                <w:color w:val="000000" w:themeColor="text1"/>
-                <w:sz w:val="28"/>
-                <w:szCs w:val="28"/>
+                <w:rFonts w:ascii="新細明體" w:hAnsi="新細明體" w:eastAsia="新細明體" w:cs="新細明體"/>
+                <w:color w:val="000000" w:themeColor="text1"/>
+                <w:sz w:val="24"/>
+                <w:szCs w:val="24"/>
               </w:rPr>
               <w:t xml:space="preserve"> </w:t>
             </w:r>
@@ -4607,46 +6111,46 @@
             </w:pPr>
             <w:r>
               <w:rPr>
-                <w:rFonts w:hAnsi="標楷體"/>
-                <w:color w:val="000000" w:themeColor="text1"/>
-                <w:sz w:val="28"/>
-                <w:szCs w:val="28"/>
+                <w:rFonts w:ascii="新細明體" w:hAnsi="新細明體" w:eastAsia="新細明體" w:cs="新細明體"/>
+                <w:color w:val="000000" w:themeColor="text1"/>
+                <w:sz w:val="24"/>
+                <w:szCs w:val="24"/>
               </w:rPr>
               <w:t>2-5</w:t>
             </w:r>
             <w:r>
               <w:rPr>
-                <w:rFonts w:hAnsi="標楷體" w:hint="eastAsia"/>
-                <w:color w:val="000000" w:themeColor="text1"/>
-                <w:sz w:val="28"/>
-                <w:szCs w:val="28"/>
+                <w:rFonts w:ascii="新細明體" w:hAnsi="新細明體" w:eastAsia="新細明體" w:cs="新細明體"/>
+                <w:color w:val="000000" w:themeColor="text1"/>
+                <w:sz w:val="24"/>
+                <w:szCs w:val="24"/>
               </w:rPr>
               <w:t>是否發現有特殊表現的學生？</w:t>
             </w:r>
             <w:r>
               <w:rPr>
-                <w:rFonts w:hAnsi="標楷體"/>
-                <w:color w:val="000000" w:themeColor="text1"/>
-                <w:sz w:val="28"/>
-                <w:szCs w:val="28"/>
+                <w:rFonts w:ascii="新細明體" w:hAnsi="新細明體" w:eastAsia="新細明體" w:cs="新細明體"/>
+                <w:color w:val="000000" w:themeColor="text1"/>
+                <w:sz w:val="24"/>
+                <w:szCs w:val="24"/>
               </w:rPr>
               <w:t>(</w:t>
             </w:r>
             <w:r>
               <w:rPr>
-                <w:rFonts w:hAnsi="標楷體" w:hint="eastAsia"/>
-                <w:color w:val="000000" w:themeColor="text1"/>
-                <w:sz w:val="28"/>
-                <w:szCs w:val="28"/>
+                <w:rFonts w:ascii="新細明體" w:hAnsi="新細明體" w:eastAsia="新細明體" w:cs="新細明體"/>
+                <w:color w:val="000000" w:themeColor="text1"/>
+                <w:sz w:val="24"/>
+                <w:szCs w:val="24"/>
               </w:rPr>
               <w:t>如學習停滯、超前和學習具潛力的學生</w:t>
             </w:r>
             <w:r>
               <w:rPr>
-                <w:rFonts w:hAnsi="標楷體"/>
-                <w:color w:val="000000" w:themeColor="text1"/>
-                <w:sz w:val="28"/>
-                <w:szCs w:val="28"/>
+                <w:rFonts w:ascii="新細明體" w:hAnsi="新細明體" w:eastAsia="新細明體" w:cs="新細明體"/>
+                <w:color w:val="000000" w:themeColor="text1"/>
+                <w:sz w:val="24"/>
+                <w:szCs w:val="24"/>
               </w:rPr>
               <w:t xml:space="preserve">) </w:t>
             </w:r>
@@ -4683,28 +6187,28 @@
             </w:pPr>
             <w:r>
               <w:rPr>
-                <w:rFonts w:hAnsi="標楷體"/>
-                <w:color w:val="000000" w:themeColor="text1"/>
-                <w:sz w:val="28"/>
-                <w:szCs w:val="28"/>
+                <w:rFonts w:ascii="新細明體" w:hAnsi="新細明體" w:eastAsia="新細明體" w:cs="新細明體"/>
+                <w:color w:val="000000" w:themeColor="text1"/>
+                <w:sz w:val="24"/>
+                <w:szCs w:val="24"/>
               </w:rPr>
               <w:t>3-1</w:t>
             </w:r>
             <w:r>
               <w:rPr>
-                <w:rFonts w:hAnsi="標楷體" w:hint="eastAsia"/>
-                <w:color w:val="000000" w:themeColor="text1"/>
-                <w:sz w:val="28"/>
-                <w:szCs w:val="28"/>
+                <w:rFonts w:ascii="新細明體" w:hAnsi="新細明體" w:eastAsia="新細明體" w:cs="新細明體"/>
+                <w:color w:val="000000" w:themeColor="text1"/>
+                <w:sz w:val="24"/>
+                <w:szCs w:val="24"/>
               </w:rPr>
               <w:t>學生學習是否成立？如何發生？何時發生？</w:t>
             </w:r>
             <w:r>
               <w:rPr>
-                <w:rFonts w:hAnsi="標楷體"/>
-                <w:color w:val="000000" w:themeColor="text1"/>
-                <w:sz w:val="28"/>
-                <w:szCs w:val="28"/>
+                <w:rFonts w:ascii="新細明體" w:hAnsi="新細明體" w:eastAsia="新細明體" w:cs="新細明體"/>
+                <w:color w:val="000000" w:themeColor="text1"/>
+                <w:sz w:val="24"/>
+                <w:szCs w:val="24"/>
               </w:rPr>
               <w:t xml:space="preserve"> </w:t>
             </w:r>
@@ -4724,19 +6228,19 @@
             </w:pPr>
             <w:r>
               <w:rPr>
-                <w:rFonts w:hAnsi="標楷體"/>
-                <w:color w:val="000000" w:themeColor="text1"/>
-                <w:sz w:val="28"/>
-                <w:szCs w:val="28"/>
+                <w:rFonts w:ascii="新細明體" w:hAnsi="新細明體" w:eastAsia="新細明體" w:cs="新細明體"/>
+                <w:color w:val="000000" w:themeColor="text1"/>
+                <w:sz w:val="24"/>
+                <w:szCs w:val="24"/>
               </w:rPr>
               <w:t>3-2</w:t>
             </w:r>
             <w:r>
               <w:rPr>
-                <w:rFonts w:hAnsi="標楷體" w:hint="eastAsia"/>
-                <w:color w:val="000000" w:themeColor="text1"/>
-                <w:sz w:val="28"/>
-                <w:szCs w:val="28"/>
+                <w:rFonts w:ascii="新細明體" w:hAnsi="新細明體" w:eastAsia="新細明體" w:cs="新細明體"/>
+                <w:color w:val="000000" w:themeColor="text1"/>
+                <w:sz w:val="24"/>
+                <w:szCs w:val="24"/>
               </w:rPr>
               <w:t>學生學習的困難之處是什麼？</w:t>
             </w:r>
@@ -4764,49 +6268,49 @@
             </w:pPr>
             <w:r>
               <w:rPr>
-                <w:rFonts w:ascii="標楷體" w:eastAsia="標楷體" w:hAnsi="標楷體" w:hint="eastAsia"/>
+                <w:rFonts w:ascii="新細明體" w:hAnsi="新細明體" w:eastAsia="新細明體" w:cs="新細明體"/>
+                <w:color w:val="000000" w:themeColor="text1"/>
+                <w:sz w:val="24"/>
+                <w:szCs w:val="24"/>
+              </w:rPr>
+              <w:lastRenderedPageBreak/>
+              <w:t>學</w:t>
+            </w:r>
+            <w:r>
+              <w:rPr>
+                <w:rFonts w:ascii="新細明體" w:hAnsi="新細明體" w:eastAsia="新細明體" w:cs="新細明體"/>
+                <w:color w:val="000000" w:themeColor="text1"/>
+                <w:sz w:val="24"/>
+                <w:szCs w:val="24"/>
+              </w:rPr>
+              <w:t>生</w:t>
+            </w:r>
+          </w:p>
+          <w:p>
+            <w:pPr>
+              <w:jc w:val="center"/>
+              <w:rPr>
+                <w:rFonts w:ascii="標楷體" w:eastAsia="標楷體" w:hAnsi="標楷體"/>
                 <w:color w:val="000000" w:themeColor="text1"/>
                 <w:sz w:val="28"/>
                 <w:szCs w:val="28"/>
               </w:rPr>
-              <w:lastRenderedPageBreak/>
-              <w:t>學</w:t>
-            </w:r>
-            <w:r>
-              <w:rPr>
-                <w:rFonts w:ascii="標楷體" w:eastAsia="標楷體" w:hAnsi="標楷體"/>
-                <w:color w:val="000000" w:themeColor="text1"/>
-                <w:sz w:val="28"/>
-                <w:szCs w:val="28"/>
-              </w:rPr>
-              <w:t>生</w:t>
-            </w:r>
-          </w:p>
-          <w:p>
-            <w:pPr>
-              <w:jc w:val="center"/>
-              <w:rPr>
-                <w:rFonts w:ascii="標楷體" w:eastAsia="標楷體" w:hAnsi="標楷體"/>
-                <w:color w:val="000000" w:themeColor="text1"/>
-                <w:sz w:val="28"/>
-                <w:szCs w:val="28"/>
-              </w:rPr>
-            </w:pPr>
-            <w:r>
-              <w:rPr>
-                <w:rFonts w:ascii="標楷體" w:eastAsia="標楷體" w:hAnsi="標楷體" w:hint="eastAsia"/>
-                <w:color w:val="000000" w:themeColor="text1"/>
-                <w:sz w:val="28"/>
-                <w:szCs w:val="28"/>
+            </w:pPr>
+            <w:r>
+              <w:rPr>
+                <w:rFonts w:ascii="新細明體" w:hAnsi="新細明體" w:eastAsia="新細明體" w:cs="新細明體"/>
+                <w:color w:val="000000" w:themeColor="text1"/>
+                <w:sz w:val="24"/>
+                <w:szCs w:val="24"/>
               </w:rPr>
               <w:t>學習紀</w:t>
             </w:r>
             <w:r>
               <w:rPr>
-                <w:rFonts w:ascii="標楷體" w:eastAsia="標楷體" w:hAnsi="標楷體"/>
-                <w:color w:val="000000" w:themeColor="text1"/>
-                <w:sz w:val="28"/>
-                <w:szCs w:val="28"/>
+                <w:rFonts w:ascii="新細明體" w:hAnsi="新細明體" w:eastAsia="新細明體" w:cs="新細明體"/>
+                <w:color w:val="000000" w:themeColor="text1"/>
+                <w:sz w:val="24"/>
+                <w:szCs w:val="24"/>
               </w:rPr>
               <w:t>錄</w:t>
             </w:r>
@@ -4852,69 +6356,69 @@
             <w:proofErr w:type="gramStart"/>
             <w:r>
               <w:rPr>
-                <w:rFonts w:ascii="標楷體" w:eastAsia="標楷體" w:hAnsi="標楷體" w:hint="eastAsia"/>
+                <w:rFonts w:ascii="新細明體" w:hAnsi="新細明體" w:eastAsia="新細明體" w:cs="新細明體"/>
+                <w:color w:val="000000" w:themeColor="text1"/>
+                <w:sz w:val="24"/>
+                <w:szCs w:val="24"/>
+              </w:rPr>
+              <w:t>觀課</w:t>
+            </w:r>
+            <w:r>
+              <w:rPr>
+                <w:rFonts w:ascii="新細明體" w:hAnsi="新細明體" w:eastAsia="新細明體" w:cs="新細明體"/>
+                <w:color w:val="000000" w:themeColor="text1"/>
+                <w:sz w:val="24"/>
+                <w:szCs w:val="24"/>
+              </w:rPr>
+              <w:t>者</w:t>
+            </w:r>
+            <w:proofErr w:type="gramEnd"/>
+            <w:r>
+              <w:rPr>
+                <w:rFonts w:ascii="新細明體" w:hAnsi="新細明體" w:eastAsia="新細明體" w:cs="新細明體"/>
+                <w:color w:val="000000" w:themeColor="text1"/>
+                <w:sz w:val="24"/>
+                <w:szCs w:val="24"/>
+              </w:rPr>
+              <w:t>學習</w:t>
+            </w:r>
+          </w:p>
+          <w:p>
+            <w:pPr>
+              <w:jc w:val="center"/>
+              <w:rPr>
+                <w:rFonts w:ascii="標楷體" w:eastAsia="標楷體" w:hAnsi="標楷體"/>
                 <w:color w:val="000000" w:themeColor="text1"/>
                 <w:sz w:val="28"/>
                 <w:szCs w:val="28"/>
               </w:rPr>
-              <w:t>觀課</w:t>
-            </w:r>
-            <w:r>
+            </w:pPr>
+            <w:r>
+              <w:rPr>
+                <w:rFonts w:ascii="新細明體" w:hAnsi="新細明體" w:eastAsia="新細明體" w:cs="新細明體"/>
+                <w:color w:val="000000" w:themeColor="text1"/>
+                <w:sz w:val="24"/>
+                <w:szCs w:val="24"/>
+              </w:rPr>
+              <w:t>與</w:t>
+            </w:r>
+          </w:p>
+          <w:p>
+            <w:pPr>
+              <w:jc w:val="center"/>
               <w:rPr>
                 <w:rFonts w:ascii="標楷體" w:eastAsia="標楷體" w:hAnsi="標楷體"/>
                 <w:color w:val="000000" w:themeColor="text1"/>
                 <w:sz w:val="28"/>
                 <w:szCs w:val="28"/>
               </w:rPr>
-              <w:t>者</w:t>
-            </w:r>
-            <w:proofErr w:type="gramEnd"/>
-            <w:r>
-              <w:rPr>
-                <w:rFonts w:ascii="標楷體" w:eastAsia="標楷體" w:hAnsi="標楷體" w:hint="eastAsia"/>
-                <w:color w:val="000000" w:themeColor="text1"/>
-                <w:sz w:val="28"/>
-                <w:szCs w:val="28"/>
-              </w:rPr>
-              <w:t>學習</w:t>
-            </w:r>
-          </w:p>
-          <w:p>
-            <w:pPr>
-              <w:jc w:val="center"/>
-              <w:rPr>
-                <w:rFonts w:ascii="標楷體" w:eastAsia="標楷體" w:hAnsi="標楷體"/>
-                <w:color w:val="000000" w:themeColor="text1"/>
-                <w:sz w:val="28"/>
-                <w:szCs w:val="28"/>
-              </w:rPr>
-            </w:pPr>
-            <w:r>
-              <w:rPr>
-                <w:rFonts w:ascii="標楷體" w:eastAsia="標楷體" w:hAnsi="標楷體" w:hint="eastAsia"/>
-                <w:color w:val="000000" w:themeColor="text1"/>
-                <w:sz w:val="28"/>
-                <w:szCs w:val="28"/>
-              </w:rPr>
-              <w:t>與</w:t>
-            </w:r>
-          </w:p>
-          <w:p>
-            <w:pPr>
-              <w:jc w:val="center"/>
-              <w:rPr>
-                <w:rFonts w:ascii="標楷體" w:eastAsia="標楷體" w:hAnsi="標楷體"/>
-                <w:color w:val="000000" w:themeColor="text1"/>
-                <w:sz w:val="28"/>
-                <w:szCs w:val="28"/>
-              </w:rPr>
-            </w:pPr>
-            <w:r>
-              <w:rPr>
-                <w:rFonts w:ascii="標楷體" w:eastAsia="標楷體" w:hAnsi="標楷體" w:hint="eastAsia"/>
-                <w:color w:val="000000" w:themeColor="text1"/>
-                <w:sz w:val="28"/>
-                <w:szCs w:val="28"/>
+            </w:pPr>
+            <w:r>
+              <w:rPr>
+                <w:rFonts w:ascii="新細明體" w:hAnsi="新細明體" w:eastAsia="新細明體" w:cs="新細明體"/>
+                <w:color w:val="000000" w:themeColor="text1"/>
+                <w:sz w:val="24"/>
+                <w:szCs w:val="24"/>
               </w:rPr>
               <w:t>收穫</w:t>
             </w:r>

--- a/學共教案/教案成果/五年級_數學_折線圖_20260909/教案.docx
+++ b/學共教案/教案成果/五年級_數學_折線圖_20260909/教案.docx
@@ -3295,7 +3295,7 @@
           <w:sz w:val="24"/>
           <w:szCs w:val="24"/>
         </w:rPr>
-        <w:t>附錄：理答預想表（全篇涵蓋策略：提示、回歸、轉問、釐清、等待、轉引、深究）</w:t>
+        <w:t>附錄一：理答預想表（全篇涵蓋策略：提示、回歸、轉問、釐清、等待、轉引、深究）</w:t>
       </w:r>
     </w:p>
     <w:tbl>

--- a/學共教案/教案成果/五年級_數學_折線圖_20260909/教案.docx
+++ b/學共教案/教案成果/五年級_數學_折線圖_20260909/教案.docx
@@ -3133,7 +3133,7 @@
                 <w:sz w:val="24"/>
                 <w:szCs w:val="24"/>
               </w:rPr>
-              <w:t>【轉引】串連進程（三組，見附錄二 A）：</w:t>
+              <w:t>【轉引】串連進程（三組，見附錄・串連進程 A）：</w:t>
             </w:r>
           </w:p>
           <w:p>
@@ -3161,7 +3161,7 @@
                 <w:sz w:val="24"/>
                 <w:szCs w:val="24"/>
               </w:rPr>
-              <w:t>【轉問】串連進程（三位，見附錄二 B）：</w:t>
+              <w:t>【轉問】串連進程（三位，見附錄・串連進程 B）：</w:t>
             </w:r>
           </w:p>
           <w:p>
@@ -3189,7 +3189,7 @@
                 <w:sz w:val="24"/>
                 <w:szCs w:val="24"/>
               </w:rPr>
-              <w:t>【深究】串連進程（三位，見附錄二 C）：</w:t>
+              <w:t>【深究】串連進程（三位，見附錄・串連進程 C）：</w:t>
             </w:r>
           </w:p>
           <w:p>
@@ -3295,499 +3295,7 @@
           <w:sz w:val="24"/>
           <w:szCs w:val="24"/>
         </w:rPr>
-        <w:t>附錄一：理答預想表（全篇涵蓋策略：提示、回歸、轉問、釐清、等待、轉引、深究）</w:t>
-      </w:r>
-    </w:p>
-    <w:tbl>
-      <w:tblPr>
-        <w:tblStyle w:val="a4"/>
-        <w:tblW w:type="auto" w:w="0"/>
-        <w:tblLook w:firstColumn="1" w:firstRow="1" w:lastColumn="0" w:lastRow="0" w:noHBand="0" w:noVBand="1" w:val="04A0"/>
-      </w:tblPr>
-      <w:tblGrid>
-        <w:gridCol w:w="2616"/>
-        <w:gridCol w:w="2616"/>
-        <w:gridCol w:w="2616"/>
-        <w:gridCol w:w="2616"/>
-      </w:tblGrid>
-      <w:tr>
-        <w:tc>
-          <w:tcPr>
-            <w:tcW w:type="dxa" w:w="2616"/>
-          </w:tcPr>
-          <w:p>
-            <w:pPr>
-              <w:spacing w:after="0"/>
-            </w:pPr>
-            <w:r>
-              <w:rPr>
-                <w:rFonts w:ascii="新細明體" w:hAnsi="新細明體" w:eastAsia="新細明體" w:cs="新細明體"/>
-                <w:b/>
-                <w:sz w:val="24"/>
-                <w:szCs w:val="24"/>
-              </w:rPr>
-              <w:t>預想的學生回應</w:t>
-            </w:r>
-          </w:p>
-        </w:tc>
-        <w:tc>
-          <w:tcPr>
-            <w:tcW w:type="dxa" w:w="2616"/>
-          </w:tcPr>
-          <w:p>
-            <w:pPr>
-              <w:spacing w:after="0"/>
-            </w:pPr>
-            <w:r>
-              <w:rPr>
-                <w:rFonts w:ascii="新細明體" w:hAnsi="新細明體" w:eastAsia="新細明體" w:cs="新細明體"/>
-                <w:b/>
-                <w:sz w:val="24"/>
-                <w:szCs w:val="24"/>
-              </w:rPr>
-              <w:t>判讀</w:t>
-            </w:r>
-          </w:p>
-        </w:tc>
-        <w:tc>
-          <w:tcPr>
-            <w:tcW w:type="dxa" w:w="2616"/>
-          </w:tcPr>
-          <w:p>
-            <w:pPr>
-              <w:spacing w:after="0"/>
-            </w:pPr>
-            <w:r>
-              <w:rPr>
-                <w:rFonts w:ascii="新細明體" w:hAnsi="新細明體" w:eastAsia="新細明體" w:cs="新細明體"/>
-                <w:b/>
-                <w:sz w:val="24"/>
-                <w:szCs w:val="24"/>
-              </w:rPr>
-              <w:t>策略</w:t>
-            </w:r>
-          </w:p>
-        </w:tc>
-        <w:tc>
-          <w:tcPr>
-            <w:tcW w:type="dxa" w:w="2616"/>
-          </w:tcPr>
-          <w:p>
-            <w:pPr>
-              <w:spacing w:after="0"/>
-            </w:pPr>
-            <w:r>
-              <w:rPr>
-                <w:rFonts w:ascii="新細明體" w:hAnsi="新細明體" w:eastAsia="新細明體" w:cs="新細明體"/>
-                <w:b/>
-                <w:sz w:val="24"/>
-                <w:szCs w:val="24"/>
-              </w:rPr>
-              <w:t>教師台詞</w:t>
-            </w:r>
-          </w:p>
-        </w:tc>
-      </w:tr>
-      <w:tr>
-        <w:tc>
-          <w:tcPr>
-            <w:tcW w:type="dxa" w:w="2616"/>
-          </w:tcPr>
-          <w:p>
-            <w:pPr>
-              <w:spacing w:after="0"/>
-            </w:pPr>
-            <w:r>
-              <w:rPr>
-                <w:rFonts w:ascii="新細明體" w:hAnsi="新細明體" w:eastAsia="新細明體" w:cs="新細明體"/>
-                <w:b w:val="0"/>
-                <w:sz w:val="24"/>
-                <w:szCs w:val="24"/>
-              </w:rPr>
-              <w:t>（講錯）「兩張都對，因為線長得一模一樣。」</w:t>
-            </w:r>
-          </w:p>
-        </w:tc>
-        <w:tc>
-          <w:tcPr>
-            <w:tcW w:type="dxa" w:w="2616"/>
-          </w:tcPr>
-          <w:p>
-            <w:pPr>
-              <w:spacing w:after="0"/>
-            </w:pPr>
-            <w:r>
-              <w:rPr>
-                <w:rFonts w:ascii="新細明體" w:hAnsi="新細明體" w:eastAsia="新細明體" w:cs="新細明體"/>
-                <w:b w:val="0"/>
-                <w:sz w:val="24"/>
-                <w:szCs w:val="24"/>
-              </w:rPr>
-              <w:t>用圖形外觀而非橫軸性質判斷，正是本節要撞開的迷思。不否定，讓他自己去讀橫軸。</w:t>
-            </w:r>
-          </w:p>
-        </w:tc>
-        <w:tc>
-          <w:tcPr>
-            <w:tcW w:type="dxa" w:w="2616"/>
-          </w:tcPr>
-          <w:p>
-            <w:pPr>
-              <w:spacing w:after="0"/>
-            </w:pPr>
-            <w:r>
-              <w:rPr>
-                <w:rFonts w:ascii="新細明體" w:hAnsi="新細明體" w:eastAsia="新細明體" w:cs="新細明體"/>
-                <w:b w:val="0"/>
-                <w:sz w:val="24"/>
-                <w:szCs w:val="24"/>
-              </w:rPr>
-              <w:t>提示</w:t>
-            </w:r>
-          </w:p>
-        </w:tc>
-        <w:tc>
-          <w:tcPr>
-            <w:tcW w:type="dxa" w:w="2616"/>
-          </w:tcPr>
-          <w:p>
-            <w:pPr>
-              <w:spacing w:after="0"/>
-            </w:pPr>
-            <w:r>
-              <w:rPr>
-                <w:rFonts w:ascii="新細明體" w:hAnsi="新細明體" w:eastAsia="新細明體" w:cs="新細明體"/>
-                <w:b w:val="0"/>
-                <w:sz w:val="24"/>
-                <w:szCs w:val="24"/>
-              </w:rPr>
-              <w:t>「你把皮皮的橫軸念一次。」</w:t>
-            </w:r>
-          </w:p>
-        </w:tc>
-      </w:tr>
-      <w:tr>
-        <w:tc>
-          <w:tcPr>
-            <w:tcW w:type="dxa" w:w="2616"/>
-          </w:tcPr>
-          <w:p>
-            <w:pPr>
-              <w:spacing w:after="0"/>
-            </w:pPr>
-            <w:r>
-              <w:rPr>
-                <w:rFonts w:ascii="新細明體" w:hAnsi="新細明體" w:eastAsia="新細明體" w:cs="新細明體"/>
-                <w:b w:val="0"/>
-                <w:sz w:val="24"/>
-                <w:szCs w:val="24"/>
-              </w:rPr>
-              <w:t>（講錯）「皮皮的不對，因為人名不可以連線。」</w:t>
-            </w:r>
-          </w:p>
-        </w:tc>
-        <w:tc>
-          <w:tcPr>
-            <w:tcW w:type="dxa" w:w="2616"/>
-          </w:tcPr>
-          <w:p>
-            <w:pPr>
-              <w:spacing w:after="0"/>
-            </w:pPr>
-            <w:r>
-              <w:rPr>
-                <w:rFonts w:ascii="新細明體" w:hAnsi="新細明體" w:eastAsia="新細明體" w:cs="新細明體"/>
-                <w:b w:val="0"/>
-                <w:sz w:val="24"/>
-                <w:szCs w:val="24"/>
-              </w:rPr>
-              <w:t>判斷對了，但理由停在「人名」這個例子，沒有到「類別／有序」的規準。</w:t>
-            </w:r>
-          </w:p>
-        </w:tc>
-        <w:tc>
-          <w:tcPr>
-            <w:tcW w:type="dxa" w:w="2616"/>
-          </w:tcPr>
-          <w:p>
-            <w:pPr>
-              <w:spacing w:after="0"/>
-            </w:pPr>
-            <w:r>
-              <w:rPr>
-                <w:rFonts w:ascii="新細明體" w:hAnsi="新細明體" w:eastAsia="新細明體" w:cs="新細明體"/>
-                <w:b w:val="0"/>
-                <w:sz w:val="24"/>
-                <w:szCs w:val="24"/>
-              </w:rPr>
-              <w:t>深究</w:t>
-            </w:r>
-          </w:p>
-        </w:tc>
-        <w:tc>
-          <w:tcPr>
-            <w:tcW w:type="dxa" w:w="2616"/>
-          </w:tcPr>
-          <w:p>
-            <w:pPr>
-              <w:spacing w:after="0"/>
-            </w:pPr>
-            <w:r>
-              <w:rPr>
-                <w:rFonts w:ascii="新細明體" w:hAnsi="新細明體" w:eastAsia="新細明體" w:cs="新細明體"/>
-                <w:b w:val="0"/>
-                <w:sz w:val="24"/>
-                <w:szCs w:val="24"/>
-              </w:rPr>
-              <w:t>「那月分可以嗎？為什麼？」</w:t>
-            </w:r>
-          </w:p>
-        </w:tc>
-      </w:tr>
-      <w:tr>
-        <w:tc>
-          <w:tcPr>
-            <w:tcW w:type="dxa" w:w="2616"/>
-          </w:tcPr>
-          <w:p>
-            <w:pPr>
-              <w:spacing w:after="0"/>
-            </w:pPr>
-            <w:r>
-              <w:rPr>
-                <w:rFonts w:ascii="新細明體" w:hAnsi="新細明體" w:eastAsia="新細明體" w:cs="新細明體"/>
-                <w:b w:val="0"/>
-                <w:sz w:val="24"/>
-                <w:szCs w:val="24"/>
-              </w:rPr>
-              <w:t>（沉默）被點到後低頭不語，超過十秒。</w:t>
-            </w:r>
-          </w:p>
-        </w:tc>
-        <w:tc>
-          <w:tcPr>
-            <w:tcW w:type="dxa" w:w="2616"/>
-          </w:tcPr>
-          <w:p>
-            <w:pPr>
-              <w:spacing w:after="0"/>
-            </w:pPr>
-            <w:r>
-              <w:rPr>
-                <w:rFonts w:ascii="新細明體" w:hAnsi="新細明體" w:eastAsia="新細明體" w:cs="新細明體"/>
-                <w:b w:val="0"/>
-                <w:sz w:val="24"/>
-                <w:szCs w:val="24"/>
-              </w:rPr>
-              <w:t>未必是不會，可能是還沒把想法變成句子。不催、不換人。</w:t>
-            </w:r>
-          </w:p>
-        </w:tc>
-        <w:tc>
-          <w:tcPr>
-            <w:tcW w:type="dxa" w:w="2616"/>
-          </w:tcPr>
-          <w:p>
-            <w:pPr>
-              <w:spacing w:after="0"/>
-            </w:pPr>
-            <w:r>
-              <w:rPr>
-                <w:rFonts w:ascii="新細明體" w:hAnsi="新細明體" w:eastAsia="新細明體" w:cs="新細明體"/>
-                <w:b w:val="0"/>
-                <w:sz w:val="24"/>
-                <w:szCs w:val="24"/>
-              </w:rPr>
-              <w:t>等待</w:t>
-            </w:r>
-          </w:p>
-        </w:tc>
-        <w:tc>
-          <w:tcPr>
-            <w:tcW w:type="dxa" w:w="2616"/>
-          </w:tcPr>
-          <w:p>
-            <w:pPr>
-              <w:spacing w:after="0"/>
-            </w:pPr>
-            <w:r>
-              <w:rPr>
-                <w:rFonts w:ascii="新細明體" w:hAnsi="新細明體" w:eastAsia="新細明體" w:cs="新細明體"/>
-                <w:b w:val="0"/>
-                <w:sz w:val="24"/>
-                <w:szCs w:val="24"/>
-              </w:rPr>
-              <w:t>「你需要想一下是嗎？那你可以先找人幫忙嗎？」</w:t>
-            </w:r>
-          </w:p>
-        </w:tc>
-      </w:tr>
-      <w:tr>
-        <w:tc>
-          <w:tcPr>
-            <w:tcW w:type="dxa" w:w="2616"/>
-          </w:tcPr>
-          <w:p>
-            <w:pPr>
-              <w:spacing w:after="0"/>
-            </w:pPr>
-            <w:r>
-              <w:rPr>
-                <w:rFonts w:ascii="新細明體" w:hAnsi="新細明體" w:eastAsia="新細明體" w:cs="新細明體"/>
-                <w:b w:val="0"/>
-                <w:sz w:val="24"/>
-                <w:szCs w:val="24"/>
-              </w:rPr>
-              <w:t>（離題）「我上次自然課加熱的時候燒杯裂掉了。」</w:t>
-            </w:r>
-          </w:p>
-        </w:tc>
-        <w:tc>
-          <w:tcPr>
-            <w:tcW w:type="dxa" w:w="2616"/>
-          </w:tcPr>
-          <w:p>
-            <w:pPr>
-              <w:spacing w:after="0"/>
-            </w:pPr>
-            <w:r>
-              <w:rPr>
-                <w:rFonts w:ascii="新細明體" w:hAnsi="新細明體" w:eastAsia="新細明體" w:cs="新細明體"/>
-                <w:b w:val="0"/>
-                <w:sz w:val="24"/>
-                <w:szCs w:val="24"/>
-              </w:rPr>
-              <w:t>情境勾起經驗，是好事，但要把注意力帶回資料。先接住再拉回。</w:t>
-            </w:r>
-          </w:p>
-        </w:tc>
-        <w:tc>
-          <w:tcPr>
-            <w:tcW w:type="dxa" w:w="2616"/>
-          </w:tcPr>
-          <w:p>
-            <w:pPr>
-              <w:spacing w:after="0"/>
-            </w:pPr>
-            <w:r>
-              <w:rPr>
-                <w:rFonts w:ascii="新細明體" w:hAnsi="新細明體" w:eastAsia="新細明體" w:cs="新細明體"/>
-                <w:b w:val="0"/>
-                <w:sz w:val="24"/>
-                <w:szCs w:val="24"/>
-              </w:rPr>
-              <w:t>回歸</w:t>
-            </w:r>
-          </w:p>
-        </w:tc>
-        <w:tc>
-          <w:tcPr>
-            <w:tcW w:type="dxa" w:w="2616"/>
-          </w:tcPr>
-          <w:p>
-            <w:pPr>
-              <w:spacing w:after="0"/>
-            </w:pPr>
-            <w:r>
-              <w:rPr>
-                <w:rFonts w:ascii="新細明體" w:hAnsi="新細明體" w:eastAsia="新細明體" w:cs="新細明體"/>
-                <w:b w:val="0"/>
-                <w:sz w:val="24"/>
-                <w:szCs w:val="24"/>
-              </w:rPr>
-              <w:t>「回到這張表。他們記錄的是什麼？」</w:t>
-            </w:r>
-          </w:p>
-        </w:tc>
-      </w:tr>
-      <w:tr>
-        <w:tc>
-          <w:tcPr>
-            <w:tcW w:type="dxa" w:w="2616"/>
-          </w:tcPr>
-          <w:p>
-            <w:pPr>
-              <w:spacing w:after="0"/>
-            </w:pPr>
-            <w:r>
-              <w:rPr>
-                <w:rFonts w:ascii="新細明體" w:hAnsi="新細明體" w:eastAsia="新細明體" w:cs="新細明體"/>
-                <w:b w:val="0"/>
-                <w:sz w:val="24"/>
-                <w:szCs w:val="24"/>
-              </w:rPr>
-              <w:t>（講得含混）「就是……那個順序……有排的那種……」</w:t>
-            </w:r>
-          </w:p>
-        </w:tc>
-        <w:tc>
-          <w:tcPr>
-            <w:tcW w:type="dxa" w:w="2616"/>
-          </w:tcPr>
-          <w:p>
-            <w:pPr>
-              <w:spacing w:after="0"/>
-            </w:pPr>
-            <w:r>
-              <w:rPr>
-                <w:rFonts w:ascii="新細明體" w:hAnsi="新細明體" w:eastAsia="新細明體" w:cs="新細明體"/>
-                <w:b w:val="0"/>
-                <w:sz w:val="24"/>
-                <w:szCs w:val="24"/>
-              </w:rPr>
-              <w:t>概念已經摸到了，語言還沒到位。修正的動作要留在學生身上。</w:t>
-            </w:r>
-          </w:p>
-        </w:tc>
-        <w:tc>
-          <w:tcPr>
-            <w:tcW w:type="dxa" w:w="2616"/>
-          </w:tcPr>
-          <w:p>
-            <w:pPr>
-              <w:spacing w:after="0"/>
-            </w:pPr>
-            <w:r>
-              <w:rPr>
-                <w:rFonts w:ascii="新細明體" w:hAnsi="新細明體" w:eastAsia="新細明體" w:cs="新細明體"/>
-                <w:b w:val="0"/>
-                <w:sz w:val="24"/>
-                <w:szCs w:val="24"/>
-              </w:rPr>
-              <w:t>釐清</w:t>
-            </w:r>
-          </w:p>
-        </w:tc>
-        <w:tc>
-          <w:tcPr>
-            <w:tcW w:type="dxa" w:w="2616"/>
-          </w:tcPr>
-          <w:p>
-            <w:pPr>
-              <w:spacing w:after="0"/>
-            </w:pPr>
-            <w:r>
-              <w:rPr>
-                <w:rFonts w:ascii="新細明體" w:hAnsi="新細明體" w:eastAsia="新細明體" w:cs="新細明體"/>
-                <w:b w:val="0"/>
-                <w:sz w:val="24"/>
-                <w:szCs w:val="24"/>
-              </w:rPr>
-              <w:t>「再一次！」</w:t>
-            </w:r>
-          </w:p>
-        </w:tc>
-      </w:tr>
-    </w:tbl>
-    <w:p>
-      <w:r>
-        <w:rPr>
-          <w:rFonts w:ascii="新細明體" w:hAnsi="新細明體" w:eastAsia="新細明體" w:cs="新細明體"/>
-          <w:b/>
-          <w:sz w:val="24"/>
-          <w:szCs w:val="24"/>
-        </w:rPr>
-        <w:t>附錄二：串連進程模擬（轉引／轉問／深究各一段，三位學生、三段發言）</w:t>
+        <w:t>附錄：理答預想與串連進程表</w:t>
       </w:r>
     </w:p>
     <w:p>
@@ -3809,16 +3317,16 @@
         <w:tblLayout w:type="fixed"/>
       </w:tblPr>
       <w:tblGrid>
-        <w:gridCol w:w="1587"/>
+        <w:gridCol w:w="1474"/>
         <w:gridCol w:w="397"/>
         <w:gridCol w:w="2835"/>
-        <w:gridCol w:w="3005"/>
-        <w:gridCol w:w="2608"/>
+        <w:gridCol w:w="2778"/>
+        <w:gridCol w:w="2948"/>
       </w:tblGrid>
       <w:tr>
         <w:tc>
           <w:tcPr>
-            <w:tcW w:type="dxa" w:w="1587"/>
+            <w:tcW w:type="dxa" w:w="1474"/>
           </w:tcPr>
           <w:p>
             <w:pPr>
@@ -3869,13 +3377,13 @@
                 <w:sz w:val="24"/>
                 <w:szCs w:val="24"/>
               </w:rPr>
-              <w:t>學生發言（預想）</w:t>
-            </w:r>
-          </w:p>
-        </w:tc>
-        <w:tc>
-          <w:tcPr>
-            <w:tcW w:type="dxa" w:w="3005"/>
+              <w:t>預想的學生回應</w:t>
+            </w:r>
+          </w:p>
+        </w:tc>
+        <w:tc>
+          <w:tcPr>
+            <w:tcW w:type="dxa" w:w="2778"/>
           </w:tcPr>
           <w:p>
             <w:pPr>
@@ -3888,26 +3396,26 @@
                 <w:sz w:val="24"/>
                 <w:szCs w:val="24"/>
               </w:rPr>
+              <w:t>判讀／這一步在串什麼</w:t>
+            </w:r>
+          </w:p>
+        </w:tc>
+        <w:tc>
+          <w:tcPr>
+            <w:tcW w:type="dxa" w:w="2948"/>
+          </w:tcPr>
+          <w:p>
+            <w:pPr>
+              <w:spacing w:after="0"/>
+            </w:pPr>
+            <w:r>
+              <w:rPr>
+                <w:rFonts w:ascii="新細明體" w:hAnsi="新細明體" w:eastAsia="新細明體" w:cs="新細明體"/>
+                <w:b/>
+                <w:sz w:val="24"/>
+                <w:szCs w:val="24"/>
+              </w:rPr>
               <w:t>教師理答</w:t>
-            </w:r>
-          </w:p>
-        </w:tc>
-        <w:tc>
-          <w:tcPr>
-            <w:tcW w:type="dxa" w:w="2608"/>
-          </w:tcPr>
-          <w:p>
-            <w:pPr>
-              <w:spacing w:after="0"/>
-            </w:pPr>
-            <w:r>
-              <w:rPr>
-                <w:rFonts w:ascii="新細明體" w:hAnsi="新細明體" w:eastAsia="新細明體" w:cs="新細明體"/>
-                <w:b/>
-                <w:sz w:val="24"/>
-                <w:szCs w:val="24"/>
-              </w:rPr>
-              <w:t>這一步在串什麼</w:t>
             </w:r>
           </w:p>
         </w:tc>
@@ -3915,11 +3423,12 @@
       <w:tr>
         <w:tc>
           <w:tcPr>
-            <w:tcW w:type="dxa" w:w="1587"/>
-            <w:vMerge w:val="restart"/>
-          </w:tcPr>
-          <w:p>
-            <w:pPr>
+            <w:tcW w:type="dxa" w:w="10432"/>
+            <w:gridSpan w:val="5"/>
+          </w:tcPr>
+          <w:p>
+            <w:pPr>
+              <w:keepNext/>
               <w:spacing w:after="0"/>
             </w:pPr>
             <w:r>
@@ -3929,137 +3438,7 @@
                 <w:sz w:val="24"/>
                 <w:szCs w:val="24"/>
               </w:rPr>
-              <w:t>轉引</w:t>
-            </w:r>
-          </w:p>
-          <w:p>
-            <w:pPr>
-              <w:spacing w:after="0"/>
-            </w:pPr>
-            <w:r>
-              <w:rPr>
-                <w:rFonts w:ascii="新細明體" w:hAnsi="新細明體" w:eastAsia="新細明體" w:cs="新細明體"/>
-                <w:b w:val="0"/>
-                <w:sz w:val="24"/>
-                <w:szCs w:val="24"/>
-              </w:rPr>
-            </w:r>
-          </w:p>
-          <w:p>
-            <w:pPr>
-              <w:spacing w:after="0"/>
-            </w:pPr>
-            <w:r>
-              <w:rPr>
-                <w:rFonts w:ascii="新細明體" w:hAnsi="新細明體" w:eastAsia="新細明體" w:cs="新細明體"/>
-                <w:b w:val="0"/>
-                <w:sz w:val="24"/>
-                <w:szCs w:val="24"/>
-              </w:rPr>
-              <w:t>第 6 步・各組張貼白板後收集判斷（挑戰與聚斂，第 30～34 分鐘）</w:t>
-            </w:r>
-          </w:p>
-          <w:p>
-            <w:pPr>
-              <w:spacing w:after="0"/>
-            </w:pPr>
-            <w:r>
-              <w:rPr>
-                <w:rFonts w:ascii="新細明體" w:hAnsi="新細明體" w:eastAsia="新細明體" w:cs="新細明體"/>
-                <w:b w:val="0"/>
-                <w:sz w:val="24"/>
-                <w:szCs w:val="24"/>
-              </w:rPr>
-            </w:r>
-          </w:p>
-          <w:p>
-            <w:pPr>
-              <w:spacing w:after="0"/>
-            </w:pPr>
-            <w:r>
-              <w:rPr>
-                <w:rFonts w:ascii="新細明體" w:hAnsi="新細明體" w:eastAsia="新細明體" w:cs="新細明體"/>
-                <w:b w:val="0"/>
-                <w:sz w:val="24"/>
-                <w:szCs w:val="24"/>
-              </w:rPr>
-              <w:t>高原策略：三組、三種不同的判斷與理由，不評價；收束句把爭點鎖定在「橫軸是什麼」。</w:t>
-            </w:r>
-          </w:p>
-        </w:tc>
-        <w:tc>
-          <w:tcPr>
-            <w:tcW w:type="dxa" w:w="397"/>
-          </w:tcPr>
-          <w:p>
-            <w:pPr>
-              <w:spacing w:after="0"/>
-            </w:pPr>
-            <w:r>
-              <w:rPr>
-                <w:rFonts w:ascii="新細明體" w:hAnsi="新細明體" w:eastAsia="新細明體" w:cs="新細明體"/>
-                <w:b w:val="0"/>
-                <w:sz w:val="24"/>
-                <w:szCs w:val="24"/>
-              </w:rPr>
-              <w:t>1</w:t>
-            </w:r>
-          </w:p>
-        </w:tc>
-        <w:tc>
-          <w:tcPr>
-            <w:tcW w:type="dxa" w:w="2835"/>
-          </w:tcPr>
-          <w:p>
-            <w:pPr>
-              <w:spacing w:after="0"/>
-            </w:pPr>
-            <w:r>
-              <w:rPr>
-                <w:rFonts w:ascii="新細明體" w:hAnsi="新細明體" w:eastAsia="新細明體" w:cs="新細明體"/>
-                <w:b w:val="0"/>
-                <w:sz w:val="24"/>
-                <w:szCs w:val="24"/>
-              </w:rPr>
-              <w:t>生1（第 3 組）：「兩張都對，因為線長得一模一樣。」</w:t>
-            </w:r>
-          </w:p>
-        </w:tc>
-        <w:tc>
-          <w:tcPr>
-            <w:tcW w:type="dxa" w:w="3005"/>
-          </w:tcPr>
-          <w:p>
-            <w:pPr>
-              <w:spacing w:after="0"/>
-            </w:pPr>
-            <w:r>
-              <w:rPr>
-                <w:rFonts w:ascii="新細明體" w:hAnsi="新細明體" w:eastAsia="新細明體" w:cs="新細明體"/>
-                <w:b w:val="0"/>
-                <w:sz w:val="24"/>
-                <w:szCs w:val="24"/>
-              </w:rPr>
-              <w:t>【轉引】「第 3 組說兩張都對。還有沒有想得不一樣的組？」</w:t>
-            </w:r>
-          </w:p>
-        </w:tc>
-        <w:tc>
-          <w:tcPr>
-            <w:tcW w:type="dxa" w:w="2608"/>
-          </w:tcPr>
-          <w:p>
-            <w:pPr>
-              <w:spacing w:after="0"/>
-            </w:pPr>
-            <w:r>
-              <w:rPr>
-                <w:rFonts w:ascii="新細明體" w:hAnsi="新細明體" w:eastAsia="新細明體" w:cs="新細明體"/>
-                <w:b w:val="0"/>
-                <w:sz w:val="24"/>
-                <w:szCs w:val="24"/>
-              </w:rPr>
-              <w:t>不說「對」「錯」。只複述判斷，把發言權交給下一組。</w:t>
+              <w:t>一、單步理答（講錯／沉默／離題等狀況，一句接一句）</w:t>
             </w:r>
           </w:p>
         </w:tc>
@@ -4067,10 +3446,22 @@
       <w:tr>
         <w:tc>
           <w:tcPr>
-            <w:tcW w:type="dxa" w:w="1587"/>
-            <w:vMerge/>
-          </w:tcPr>
-          <w:p/>
+            <w:tcW w:type="dxa" w:w="1474"/>
+          </w:tcPr>
+          <w:p>
+            <w:pPr>
+              <w:spacing w:after="0"/>
+            </w:pPr>
+            <w:r>
+              <w:rPr>
+                <w:rFonts w:ascii="新細明體" w:hAnsi="新細明體" w:eastAsia="新細明體" w:cs="新細明體"/>
+                <w:b w:val="0"/>
+                <w:sz w:val="24"/>
+                <w:szCs w:val="24"/>
+              </w:rPr>
+              <w:t>提示</w:t>
+            </w:r>
+          </w:p>
         </w:tc>
         <w:tc>
           <w:tcPr>
@@ -4087,7 +3478,7 @@
                 <w:sz w:val="24"/>
                 <w:szCs w:val="24"/>
               </w:rPr>
-              <w:t>2</w:t>
+              <w:t>—</w:t>
             </w:r>
           </w:p>
         </w:tc>
@@ -4106,45 +3497,45 @@
                 <w:sz w:val="24"/>
                 <w:szCs w:val="24"/>
               </w:rPr>
-              <w:t>生2（第 5 組）：「皮皮的不對，因為人名不可以連線。」</w:t>
-            </w:r>
-          </w:p>
-        </w:tc>
-        <w:tc>
-          <w:tcPr>
-            <w:tcW w:type="dxa" w:w="3005"/>
-          </w:tcPr>
-          <w:p>
-            <w:pPr>
-              <w:spacing w:after="0"/>
-            </w:pPr>
-            <w:r>
-              <w:rPr>
-                <w:rFonts w:ascii="新細明體" w:hAnsi="新細明體" w:eastAsia="新細明體" w:cs="新細明體"/>
-                <w:b w:val="0"/>
-                <w:sz w:val="24"/>
-                <w:szCs w:val="24"/>
-              </w:rPr>
-              <w:t>【轉引】「多了一種：皮皮的不對。還有嗎？」</w:t>
-            </w:r>
-          </w:p>
-        </w:tc>
-        <w:tc>
-          <w:tcPr>
-            <w:tcW w:type="dxa" w:w="2608"/>
-          </w:tcPr>
-          <w:p>
-            <w:pPr>
-              <w:spacing w:after="0"/>
-            </w:pPr>
-            <w:r>
-              <w:rPr>
-                <w:rFonts w:ascii="新細明體" w:hAnsi="新細明體" w:eastAsia="新細明體" w:cs="新細明體"/>
-                <w:b w:val="0"/>
-                <w:sz w:val="24"/>
-                <w:szCs w:val="24"/>
-              </w:rPr>
-              <w:t>第二個視點疊上去。生2 的理由「人名不能連」其實也有漏洞，先不點破，留給深究。</w:t>
+              <w:t>（講錯）「兩張都對，因為線長得一模一樣。」</w:t>
+            </w:r>
+          </w:p>
+        </w:tc>
+        <w:tc>
+          <w:tcPr>
+            <w:tcW w:type="dxa" w:w="2778"/>
+          </w:tcPr>
+          <w:p>
+            <w:pPr>
+              <w:spacing w:after="0"/>
+            </w:pPr>
+            <w:r>
+              <w:rPr>
+                <w:rFonts w:ascii="新細明體" w:hAnsi="新細明體" w:eastAsia="新細明體" w:cs="新細明體"/>
+                <w:b w:val="0"/>
+                <w:sz w:val="24"/>
+                <w:szCs w:val="24"/>
+              </w:rPr>
+              <w:t>用圖形外觀而非橫軸性質判斷，正是本節要撞開的迷思。不否定，讓他自己去讀橫軸。</w:t>
+            </w:r>
+          </w:p>
+        </w:tc>
+        <w:tc>
+          <w:tcPr>
+            <w:tcW w:type="dxa" w:w="2948"/>
+          </w:tcPr>
+          <w:p>
+            <w:pPr>
+              <w:spacing w:after="0"/>
+            </w:pPr>
+            <w:r>
+              <w:rPr>
+                <w:rFonts w:ascii="新細明體" w:hAnsi="新細明體" w:eastAsia="新細明體" w:cs="新細明體"/>
+                <w:b w:val="0"/>
+                <w:sz w:val="24"/>
+                <w:szCs w:val="24"/>
+              </w:rPr>
+              <w:t>「你把皮皮的橫軸念一次。」</w:t>
             </w:r>
           </w:p>
         </w:tc>
@@ -4152,10 +3543,22 @@
       <w:tr>
         <w:tc>
           <w:tcPr>
-            <w:tcW w:type="dxa" w:w="1587"/>
-            <w:vMerge/>
-          </w:tcPr>
-          <w:p/>
+            <w:tcW w:type="dxa" w:w="1474"/>
+          </w:tcPr>
+          <w:p>
+            <w:pPr>
+              <w:spacing w:after="0"/>
+            </w:pPr>
+            <w:r>
+              <w:rPr>
+                <w:rFonts w:ascii="新細明體" w:hAnsi="新細明體" w:eastAsia="新細明體" w:cs="新細明體"/>
+                <w:b w:val="0"/>
+                <w:sz w:val="24"/>
+                <w:szCs w:val="24"/>
+              </w:rPr>
+              <w:t>深究</w:t>
+            </w:r>
+          </w:p>
         </w:tc>
         <w:tc>
           <w:tcPr>
@@ -4172,7 +3575,7 @@
                 <w:sz w:val="24"/>
                 <w:szCs w:val="24"/>
               </w:rPr>
-              <w:t>3</w:t>
+              <w:t>—</w:t>
             </w:r>
           </w:p>
         </w:tc>
@@ -4191,45 +3594,45 @@
                 <w:sz w:val="24"/>
                 <w:szCs w:val="24"/>
               </w:rPr>
-              <w:t>生3（第 1 組）：「皮皮的也可以，因為 A 到 E 是照加熱時間排的。」</w:t>
-            </w:r>
-          </w:p>
-        </w:tc>
-        <w:tc>
-          <w:tcPr>
-            <w:tcW w:type="dxa" w:w="3005"/>
-          </w:tcPr>
-          <w:p>
-            <w:pPr>
-              <w:spacing w:after="0"/>
-            </w:pPr>
-            <w:r>
-              <w:rPr>
-                <w:rFonts w:ascii="新細明體" w:hAnsi="新細明體" w:eastAsia="新細明體" w:cs="新細明體"/>
-                <w:b w:val="0"/>
-                <w:sz w:val="24"/>
-                <w:szCs w:val="24"/>
-              </w:rPr>
-              <w:t>【轉引・收束】「三種說法：都對、皮皮不對、皮皮也可以。三組都在講同一個東西——皮皮的橫軸。現在——皮皮的橫軸到底是什麼的順序？」</w:t>
-            </w:r>
-          </w:p>
-        </w:tc>
-        <w:tc>
-          <w:tcPr>
-            <w:tcW w:type="dxa" w:w="2608"/>
-          </w:tcPr>
-          <w:p>
-            <w:pPr>
-              <w:spacing w:after="0"/>
-            </w:pPr>
-            <w:r>
-              <w:rPr>
-                <w:rFonts w:ascii="新細明體" w:hAnsi="新細明體" w:eastAsia="新細明體" w:cs="新細明體"/>
-                <w:b w:val="0"/>
-                <w:sz w:val="24"/>
-                <w:szCs w:val="24"/>
-              </w:rPr>
-              <w:t>三個視點到齊才拋問題。收束句不裁決，把三種說法的交集（橫軸）變成下一段的題目。</w:t>
+              <w:t>（講錯）「皮皮的不對，因為人名不可以連線。」</w:t>
+            </w:r>
+          </w:p>
+        </w:tc>
+        <w:tc>
+          <w:tcPr>
+            <w:tcW w:type="dxa" w:w="2778"/>
+          </w:tcPr>
+          <w:p>
+            <w:pPr>
+              <w:spacing w:after="0"/>
+            </w:pPr>
+            <w:r>
+              <w:rPr>
+                <w:rFonts w:ascii="新細明體" w:hAnsi="新細明體" w:eastAsia="新細明體" w:cs="新細明體"/>
+                <w:b w:val="0"/>
+                <w:sz w:val="24"/>
+                <w:szCs w:val="24"/>
+              </w:rPr>
+              <w:t>判斷對了，但理由停在「人名」這個例子，沒有到「類別／有序」的規準。</w:t>
+            </w:r>
+          </w:p>
+        </w:tc>
+        <w:tc>
+          <w:tcPr>
+            <w:tcW w:type="dxa" w:w="2948"/>
+          </w:tcPr>
+          <w:p>
+            <w:pPr>
+              <w:spacing w:after="0"/>
+            </w:pPr>
+            <w:r>
+              <w:rPr>
+                <w:rFonts w:ascii="新細明體" w:hAnsi="新細明體" w:eastAsia="新細明體" w:cs="新細明體"/>
+                <w:b w:val="0"/>
+                <w:sz w:val="24"/>
+                <w:szCs w:val="24"/>
+              </w:rPr>
+              <w:t>「那月分可以嗎？為什麼？」</w:t>
             </w:r>
           </w:p>
         </w:tc>
@@ -4237,75 +3640,20 @@
       <w:tr>
         <w:tc>
           <w:tcPr>
-            <w:tcW w:type="dxa" w:w="1587"/>
-            <w:vMerge w:val="restart"/>
-          </w:tcPr>
-          <w:p>
-            <w:pPr>
-              <w:spacing w:after="0"/>
-            </w:pPr>
-            <w:r>
-              <w:rPr>
-                <w:rFonts w:ascii="新細明體" w:hAnsi="新細明體" w:eastAsia="新細明體" w:cs="新細明體"/>
-                <w:b/>
-                <w:sz w:val="24"/>
-                <w:szCs w:val="24"/>
-              </w:rPr>
-              <w:t>轉問</w:t>
-            </w:r>
-          </w:p>
-          <w:p>
-            <w:pPr>
-              <w:spacing w:after="0"/>
-            </w:pPr>
-            <w:r>
-              <w:rPr>
-                <w:rFonts w:ascii="新細明體" w:hAnsi="新細明體" w:eastAsia="新細明體" w:cs="新細明體"/>
-                <w:b w:val="0"/>
-                <w:sz w:val="24"/>
-                <w:szCs w:val="24"/>
-              </w:rPr>
-            </w:r>
-          </w:p>
-          <w:p>
-            <w:pPr>
-              <w:spacing w:after="0"/>
-            </w:pPr>
-            <w:r>
-              <w:rPr>
-                <w:rFonts w:ascii="新細明體" w:hAnsi="新細明體" w:eastAsia="新細明體" w:cs="新細明體"/>
-                <w:b w:val="0"/>
-                <w:sz w:val="24"/>
-                <w:szCs w:val="24"/>
-              </w:rPr>
-              <w:t>第 6 步・判斷相反的兩組對話（第 33～37 分鐘）</w:t>
-            </w:r>
-          </w:p>
-          <w:p>
-            <w:pPr>
-              <w:spacing w:after="0"/>
-            </w:pPr>
-            <w:r>
-              <w:rPr>
-                <w:rFonts w:ascii="新細明體" w:hAnsi="新細明體" w:eastAsia="新細明體" w:cs="新細明體"/>
-                <w:b w:val="0"/>
-                <w:sz w:val="24"/>
-                <w:szCs w:val="24"/>
-              </w:rPr>
-            </w:r>
-          </w:p>
-          <w:p>
-            <w:pPr>
-              <w:spacing w:after="0"/>
-            </w:pPr>
-            <w:r>
-              <w:rPr>
-                <w:rFonts w:ascii="新細明體" w:hAnsi="新細明體" w:eastAsia="新細明體" w:cs="新細明體"/>
-                <w:b w:val="0"/>
-                <w:sz w:val="24"/>
-                <w:szCs w:val="24"/>
-              </w:rPr>
-              <w:t>學生與學生串連：先請判斷相反的兩組講，第三位說出差別；教師不裁決，最後用回歸把裁決交給題目。</w:t>
+            <w:tcW w:type="dxa" w:w="1474"/>
+          </w:tcPr>
+          <w:p>
+            <w:pPr>
+              <w:spacing w:after="0"/>
+            </w:pPr>
+            <w:r>
+              <w:rPr>
+                <w:rFonts w:ascii="新細明體" w:hAnsi="新細明體" w:eastAsia="新細明體" w:cs="新細明體"/>
+                <w:b w:val="0"/>
+                <w:sz w:val="24"/>
+                <w:szCs w:val="24"/>
+              </w:rPr>
+              <w:t>等待</w:t>
             </w:r>
           </w:p>
         </w:tc>
@@ -4324,7 +3672,7 @@
                 <w:sz w:val="24"/>
                 <w:szCs w:val="24"/>
               </w:rPr>
-              <w:t>1</w:t>
+              <w:t>—</w:t>
             </w:r>
           </w:p>
         </w:tc>
@@ -4343,45 +3691,45 @@
                 <w:sz w:val="24"/>
                 <w:szCs w:val="24"/>
               </w:rPr>
-              <w:t>生1（第 5 組，寫「皮皮的不對」）：「橫軸是人名，人名是類別，類別不能畫折線圖。」</w:t>
-            </w:r>
-          </w:p>
-        </w:tc>
-        <w:tc>
-          <w:tcPr>
-            <w:tcW w:type="dxa" w:w="3005"/>
-          </w:tcPr>
-          <w:p>
-            <w:pPr>
-              <w:spacing w:after="0"/>
-            </w:pPr>
-            <w:r>
-              <w:rPr>
-                <w:rFonts w:ascii="新細明體" w:hAnsi="新細明體" w:eastAsia="新細明體" w:cs="新細明體"/>
-                <w:b w:val="0"/>
-                <w:sz w:val="24"/>
-                <w:szCs w:val="24"/>
-              </w:rPr>
-              <w:t>【轉問】「第 1 組，你們寫兩張都對。你們當時是怎麼想的？」</w:t>
-            </w:r>
-          </w:p>
-        </w:tc>
-        <w:tc>
-          <w:tcPr>
-            <w:tcW w:type="dxa" w:w="2608"/>
-          </w:tcPr>
-          <w:p>
-            <w:pPr>
-              <w:spacing w:after="0"/>
-            </w:pPr>
-            <w:r>
-              <w:rPr>
-                <w:rFonts w:ascii="新細明體" w:hAnsi="新細明體" w:eastAsia="新細明體" w:cs="新細明體"/>
-                <w:b w:val="0"/>
-                <w:sz w:val="24"/>
-                <w:szCs w:val="24"/>
-              </w:rPr>
-              <w:t>不回饋生1，直接把發言權轉給判斷相反的組。</w:t>
+              <w:t>（沉默）被點到後低頭不語，超過十秒。</w:t>
+            </w:r>
+          </w:p>
+        </w:tc>
+        <w:tc>
+          <w:tcPr>
+            <w:tcW w:type="dxa" w:w="2778"/>
+          </w:tcPr>
+          <w:p>
+            <w:pPr>
+              <w:spacing w:after="0"/>
+            </w:pPr>
+            <w:r>
+              <w:rPr>
+                <w:rFonts w:ascii="新細明體" w:hAnsi="新細明體" w:eastAsia="新細明體" w:cs="新細明體"/>
+                <w:b w:val="0"/>
+                <w:sz w:val="24"/>
+                <w:szCs w:val="24"/>
+              </w:rPr>
+              <w:t>未必是不會，可能是還沒把想法變成句子。不催、不換人。</w:t>
+            </w:r>
+          </w:p>
+        </w:tc>
+        <w:tc>
+          <w:tcPr>
+            <w:tcW w:type="dxa" w:w="2948"/>
+          </w:tcPr>
+          <w:p>
+            <w:pPr>
+              <w:spacing w:after="0"/>
+            </w:pPr>
+            <w:r>
+              <w:rPr>
+                <w:rFonts w:ascii="新細明體" w:hAnsi="新細明體" w:eastAsia="新細明體" w:cs="新細明體"/>
+                <w:b w:val="0"/>
+                <w:sz w:val="24"/>
+                <w:szCs w:val="24"/>
+              </w:rPr>
+              <w:t>「你需要想一下是嗎？那你可以先找人幫忙嗎？」</w:t>
             </w:r>
           </w:p>
         </w:tc>
@@ -4389,10 +3737,22 @@
       <w:tr>
         <w:tc>
           <w:tcPr>
-            <w:tcW w:type="dxa" w:w="1587"/>
-            <w:vMerge/>
-          </w:tcPr>
-          <w:p/>
+            <w:tcW w:type="dxa" w:w="1474"/>
+          </w:tcPr>
+          <w:p>
+            <w:pPr>
+              <w:spacing w:after="0"/>
+            </w:pPr>
+            <w:r>
+              <w:rPr>
+                <w:rFonts w:ascii="新細明體" w:hAnsi="新細明體" w:eastAsia="新細明體" w:cs="新細明體"/>
+                <w:b w:val="0"/>
+                <w:sz w:val="24"/>
+                <w:szCs w:val="24"/>
+              </w:rPr>
+              <w:t>回歸</w:t>
+            </w:r>
+          </w:p>
         </w:tc>
         <w:tc>
           <w:tcPr>
@@ -4409,7 +3769,7 @@
                 <w:sz w:val="24"/>
                 <w:szCs w:val="24"/>
               </w:rPr>
-              <w:t>2</w:t>
+              <w:t>—</w:t>
             </w:r>
           </w:p>
         </w:tc>
@@ -4428,45 +3788,45 @@
                 <w:sz w:val="24"/>
                 <w:szCs w:val="24"/>
               </w:rPr>
-              <w:t>生2（第 1 組，寫「兩張都對」）：「A 到 E 是 2 分鐘、4 分鐘、6 分鐘……它有順序啊。」</w:t>
-            </w:r>
-          </w:p>
-        </w:tc>
-        <w:tc>
-          <w:tcPr>
-            <w:tcW w:type="dxa" w:w="3005"/>
-          </w:tcPr>
-          <w:p>
-            <w:pPr>
-              <w:spacing w:after="0"/>
-            </w:pPr>
-            <w:r>
-              <w:rPr>
-                <w:rFonts w:ascii="新細明體" w:hAnsi="新細明體" w:eastAsia="新細明體" w:cs="新細明體"/>
-                <w:b w:val="0"/>
-                <w:sz w:val="24"/>
-                <w:szCs w:val="24"/>
-              </w:rPr>
-              <w:t>【轉問】「生3，你聽到這兩組的差別在哪裡？」</w:t>
-            </w:r>
-          </w:p>
-        </w:tc>
-        <w:tc>
-          <w:tcPr>
-            <w:tcW w:type="dxa" w:w="2608"/>
-          </w:tcPr>
-          <w:p>
-            <w:pPr>
-              <w:spacing w:after="0"/>
-            </w:pPr>
-            <w:r>
-              <w:rPr>
-                <w:rFonts w:ascii="新細明體" w:hAnsi="新細明體" w:eastAsia="新細明體" w:cs="新細明體"/>
-                <w:b w:val="0"/>
-                <w:sz w:val="24"/>
-                <w:szCs w:val="24"/>
-              </w:rPr>
-              <w:t>不說誰對。找第三位（預定為小組討論時說過「要看橫軸」的學生）把兩種規則並排講出來。</w:t>
+              <w:t>（離題）「我上次自然課加熱的時候燒杯裂掉了。」</w:t>
+            </w:r>
+          </w:p>
+        </w:tc>
+        <w:tc>
+          <w:tcPr>
+            <w:tcW w:type="dxa" w:w="2778"/>
+          </w:tcPr>
+          <w:p>
+            <w:pPr>
+              <w:spacing w:after="0"/>
+            </w:pPr>
+            <w:r>
+              <w:rPr>
+                <w:rFonts w:ascii="新細明體" w:hAnsi="新細明體" w:eastAsia="新細明體" w:cs="新細明體"/>
+                <w:b w:val="0"/>
+                <w:sz w:val="24"/>
+                <w:szCs w:val="24"/>
+              </w:rPr>
+              <w:t>情境勾起經驗，是好事，但要把注意力帶回資料。先接住再拉回。</w:t>
+            </w:r>
+          </w:p>
+        </w:tc>
+        <w:tc>
+          <w:tcPr>
+            <w:tcW w:type="dxa" w:w="2948"/>
+          </w:tcPr>
+          <w:p>
+            <w:pPr>
+              <w:spacing w:after="0"/>
+            </w:pPr>
+            <w:r>
+              <w:rPr>
+                <w:rFonts w:ascii="新細明體" w:hAnsi="新細明體" w:eastAsia="新細明體" w:cs="新細明體"/>
+                <w:b w:val="0"/>
+                <w:sz w:val="24"/>
+                <w:szCs w:val="24"/>
+              </w:rPr>
+              <w:t>「回到這張表。他們記錄的是什麼？」</w:t>
             </w:r>
           </w:p>
         </w:tc>
@@ -4474,10 +3834,22 @@
       <w:tr>
         <w:tc>
           <w:tcPr>
-            <w:tcW w:type="dxa" w:w="1587"/>
-            <w:vMerge/>
-          </w:tcPr>
-          <w:p/>
+            <w:tcW w:type="dxa" w:w="1474"/>
+          </w:tcPr>
+          <w:p>
+            <w:pPr>
+              <w:spacing w:after="0"/>
+            </w:pPr>
+            <w:r>
+              <w:rPr>
+                <w:rFonts w:ascii="新細明體" w:hAnsi="新細明體" w:eastAsia="新細明體" w:cs="新細明體"/>
+                <w:b w:val="0"/>
+                <w:sz w:val="24"/>
+                <w:szCs w:val="24"/>
+              </w:rPr>
+              <w:t>釐清</w:t>
+            </w:r>
+          </w:p>
         </w:tc>
         <w:tc>
           <w:tcPr>
@@ -4494,7 +3866,7 @@
                 <w:sz w:val="24"/>
                 <w:szCs w:val="24"/>
               </w:rPr>
-              <w:t>3</w:t>
+              <w:t>—</w:t>
             </w:r>
           </w:p>
         </w:tc>
@@ -4513,45 +3885,45 @@
                 <w:sz w:val="24"/>
                 <w:szCs w:val="24"/>
               </w:rPr>
-              <w:t>生3（第 4 組）：「一個是看……人名；一個是看……時間？」（講得斷斷續續）</w:t>
-            </w:r>
-          </w:p>
-        </w:tc>
-        <w:tc>
-          <w:tcPr>
-            <w:tcW w:type="dxa" w:w="3005"/>
-          </w:tcPr>
-          <w:p>
-            <w:pPr>
-              <w:spacing w:after="0"/>
-            </w:pPr>
-            <w:r>
-              <w:rPr>
-                <w:rFonts w:ascii="新細明體" w:hAnsi="新細明體" w:eastAsia="新細明體" w:cs="新細明體"/>
-                <w:b w:val="0"/>
-                <w:sz w:val="24"/>
-                <w:szCs w:val="24"/>
-              </w:rPr>
-              <w:t>【釐清】「再一次。」→（仍卡）【轉問】「有人要幫他補一下嗎？」→ 生3 自己指名同儕補完 →【回歸】「回到題目。皮皮的橫軸寫的是什麼？」</w:t>
-            </w:r>
-          </w:p>
-        </w:tc>
-        <w:tc>
-          <w:tcPr>
-            <w:tcW w:type="dxa" w:w="2608"/>
-          </w:tcPr>
-          <w:p>
-            <w:pPr>
-              <w:spacing w:after="0"/>
-            </w:pPr>
-            <w:r>
-              <w:rPr>
-                <w:rFonts w:ascii="新細明體" w:hAnsi="新細明體" w:eastAsia="新細明體" w:cs="新細明體"/>
-                <w:b w:val="0"/>
-                <w:sz w:val="24"/>
-                <w:szCs w:val="24"/>
-              </w:rPr>
-              <w:t>修正的動作留在學生身上。最後由題目本身（橫軸的字）裁決，不由教師宣布。</w:t>
+              <w:t>（講得含混）「就是……那個順序……有排的那種……」</w:t>
+            </w:r>
+          </w:p>
+        </w:tc>
+        <w:tc>
+          <w:tcPr>
+            <w:tcW w:type="dxa" w:w="2778"/>
+          </w:tcPr>
+          <w:p>
+            <w:pPr>
+              <w:spacing w:after="0"/>
+            </w:pPr>
+            <w:r>
+              <w:rPr>
+                <w:rFonts w:ascii="新細明體" w:hAnsi="新細明體" w:eastAsia="新細明體" w:cs="新細明體"/>
+                <w:b w:val="0"/>
+                <w:sz w:val="24"/>
+                <w:szCs w:val="24"/>
+              </w:rPr>
+              <w:t>概念已經摸到了，語言還沒到位。修正的動作要留在學生身上。</w:t>
+            </w:r>
+          </w:p>
+        </w:tc>
+        <w:tc>
+          <w:tcPr>
+            <w:tcW w:type="dxa" w:w="2948"/>
+          </w:tcPr>
+          <w:p>
+            <w:pPr>
+              <w:spacing w:after="0"/>
+            </w:pPr>
+            <w:r>
+              <w:rPr>
+                <w:rFonts w:ascii="新細明體" w:hAnsi="新細明體" w:eastAsia="新細明體" w:cs="新細明體"/>
+                <w:b w:val="0"/>
+                <w:sz w:val="24"/>
+                <w:szCs w:val="24"/>
+              </w:rPr>
+              <w:t>「再一次！」</w:t>
             </w:r>
           </w:p>
         </w:tc>
@@ -4559,11 +3931,12 @@
       <w:tr>
         <w:tc>
           <w:tcPr>
-            <w:tcW w:type="dxa" w:w="1587"/>
-            <w:vMerge w:val="restart"/>
-          </w:tcPr>
-          <w:p>
-            <w:pPr>
+            <w:tcW w:type="dxa" w:w="10432"/>
+            <w:gridSpan w:val="5"/>
+          </w:tcPr>
+          <w:p>
+            <w:pPr>
+              <w:keepNext/>
               <w:spacing w:after="0"/>
             </w:pPr>
             <w:r>
@@ -4573,137 +3946,7 @@
                 <w:sz w:val="24"/>
                 <w:szCs w:val="24"/>
               </w:rPr>
-              <w:t>深究</w:t>
-            </w:r>
-          </w:p>
-          <w:p>
-            <w:pPr>
-              <w:spacing w:after="0"/>
-            </w:pPr>
-            <w:r>
-              <w:rPr>
-                <w:rFonts w:ascii="新細明體" w:hAnsi="新細明體" w:eastAsia="新細明體" w:cs="新細明體"/>
-                <w:b w:val="0"/>
-                <w:sz w:val="24"/>
-                <w:szCs w:val="24"/>
-              </w:rPr>
-            </w:r>
-          </w:p>
-          <w:p>
-            <w:pPr>
-              <w:spacing w:after="0"/>
-            </w:pPr>
-            <w:r>
-              <w:rPr>
-                <w:rFonts w:ascii="新細明體" w:hAnsi="新細明體" w:eastAsia="新細明體" w:cs="新細明體"/>
-                <w:b w:val="0"/>
-                <w:sz w:val="24"/>
-                <w:szCs w:val="24"/>
-              </w:rPr>
-              <w:t>第 6 步末・答對但停在表層時往下追（第 36～39 分鐘）</w:t>
-            </w:r>
-          </w:p>
-          <w:p>
-            <w:pPr>
-              <w:spacing w:after="0"/>
-            </w:pPr>
-            <w:r>
-              <w:rPr>
-                <w:rFonts w:ascii="新細明體" w:hAnsi="新細明體" w:eastAsia="新細明體" w:cs="新細明體"/>
-                <w:b w:val="0"/>
-                <w:sz w:val="24"/>
-                <w:szCs w:val="24"/>
-              </w:rPr>
-            </w:r>
-          </w:p>
-          <w:p>
-            <w:pPr>
-              <w:spacing w:after="0"/>
-            </w:pPr>
-            <w:r>
-              <w:rPr>
-                <w:rFonts w:ascii="新細明體" w:hAnsi="新細明體" w:eastAsia="新細明體" w:cs="新細明體"/>
-                <w:b w:val="0"/>
-                <w:sz w:val="24"/>
-                <w:szCs w:val="24"/>
-              </w:rPr>
-              <w:t>從「A~E 有順序」追到「什麼的順序」，再追到「酪梨題的月分為什麼可以連」，最後推到有餘力題（打亂記錄順序）。</w:t>
-            </w:r>
-          </w:p>
-        </w:tc>
-        <w:tc>
-          <w:tcPr>
-            <w:tcW w:type="dxa" w:w="397"/>
-          </w:tcPr>
-          <w:p>
-            <w:pPr>
-              <w:spacing w:after="0"/>
-            </w:pPr>
-            <w:r>
-              <w:rPr>
-                <w:rFonts w:ascii="新細明體" w:hAnsi="新細明體" w:eastAsia="新細明體" w:cs="新細明體"/>
-                <w:b w:val="0"/>
-                <w:sz w:val="24"/>
-                <w:szCs w:val="24"/>
-              </w:rPr>
-              <w:t>1</w:t>
-            </w:r>
-          </w:p>
-        </w:tc>
-        <w:tc>
-          <w:tcPr>
-            <w:tcW w:type="dxa" w:w="2835"/>
-          </w:tcPr>
-          <w:p>
-            <w:pPr>
-              <w:spacing w:after="0"/>
-            </w:pPr>
-            <w:r>
-              <w:rPr>
-                <w:rFonts w:ascii="新細明體" w:hAnsi="新細明體" w:eastAsia="新細明體" w:cs="新細明體"/>
-                <w:b w:val="0"/>
-                <w:sz w:val="24"/>
-                <w:szCs w:val="24"/>
-              </w:rPr>
-              <w:t>生1：「皮皮的可以，因為 A 到 E 有順序。」（判斷正確，理由停在表層）</w:t>
-            </w:r>
-          </w:p>
-        </w:tc>
-        <w:tc>
-          <w:tcPr>
-            <w:tcW w:type="dxa" w:w="3005"/>
-          </w:tcPr>
-          <w:p>
-            <w:pPr>
-              <w:spacing w:after="0"/>
-            </w:pPr>
-            <w:r>
-              <w:rPr>
-                <w:rFonts w:ascii="新細明體" w:hAnsi="新細明體" w:eastAsia="新細明體" w:cs="新細明體"/>
-                <w:b w:val="0"/>
-                <w:sz w:val="24"/>
-                <w:szCs w:val="24"/>
-              </w:rPr>
-              <w:t>【深究】「什麼的順序？」</w:t>
-            </w:r>
-          </w:p>
-        </w:tc>
-        <w:tc>
-          <w:tcPr>
-            <w:tcW w:type="dxa" w:w="2608"/>
-          </w:tcPr>
-          <w:p>
-            <w:pPr>
-              <w:spacing w:after="0"/>
-            </w:pPr>
-            <w:r>
-              <w:rPr>
-                <w:rFonts w:ascii="新細明體" w:hAnsi="新細明體" w:eastAsia="新細明體" w:cs="新細明體"/>
-                <w:b w:val="0"/>
-                <w:sz w:val="24"/>
-                <w:szCs w:val="24"/>
-              </w:rPr>
-              <w:t>不肯定、不否定，只追「順序」這個詞的內容。</w:t>
+              <w:t>二、串連進程（轉引／轉問／深究各一段，三位學生、三段發言）</w:t>
             </w:r>
           </w:p>
         </w:tc>
@@ -4711,10 +3954,77 @@
       <w:tr>
         <w:tc>
           <w:tcPr>
-            <w:tcW w:type="dxa" w:w="1587"/>
-            <w:vMerge/>
-          </w:tcPr>
-          <w:p/>
+            <w:tcW w:type="dxa" w:w="1474"/>
+            <w:vMerge w:val="restart"/>
+          </w:tcPr>
+          <w:p>
+            <w:pPr>
+              <w:spacing w:after="0"/>
+            </w:pPr>
+            <w:r>
+              <w:rPr>
+                <w:rFonts w:ascii="新細明體" w:hAnsi="新細明體" w:eastAsia="新細明體" w:cs="新細明體"/>
+                <w:b/>
+                <w:sz w:val="24"/>
+                <w:szCs w:val="24"/>
+              </w:rPr>
+              <w:t>轉引</w:t>
+            </w:r>
+          </w:p>
+          <w:p>
+            <w:pPr>
+              <w:spacing w:after="0"/>
+            </w:pPr>
+            <w:r>
+              <w:rPr>
+                <w:rFonts w:ascii="新細明體" w:hAnsi="新細明體" w:eastAsia="新細明體" w:cs="新細明體"/>
+                <w:b w:val="0"/>
+                <w:sz w:val="24"/>
+                <w:szCs w:val="24"/>
+              </w:rPr>
+            </w:r>
+          </w:p>
+          <w:p>
+            <w:pPr>
+              <w:spacing w:after="0"/>
+            </w:pPr>
+            <w:r>
+              <w:rPr>
+                <w:rFonts w:ascii="新細明體" w:hAnsi="新細明體" w:eastAsia="新細明體" w:cs="新細明體"/>
+                <w:b w:val="0"/>
+                <w:sz w:val="24"/>
+                <w:szCs w:val="24"/>
+              </w:rPr>
+              <w:t>第 6 步・各組張貼白板後收集判斷（挑戰與聚斂，第 30～34 分鐘）</w:t>
+            </w:r>
+          </w:p>
+          <w:p>
+            <w:pPr>
+              <w:spacing w:after="0"/>
+            </w:pPr>
+            <w:r>
+              <w:rPr>
+                <w:rFonts w:ascii="新細明體" w:hAnsi="新細明體" w:eastAsia="新細明體" w:cs="新細明體"/>
+                <w:b w:val="0"/>
+                <w:sz w:val="24"/>
+                <w:szCs w:val="24"/>
+              </w:rPr>
+            </w:r>
+          </w:p>
+          <w:p>
+            <w:pPr>
+              <w:spacing w:after="0"/>
+            </w:pPr>
+            <w:r>
+              <w:rPr>
+                <w:rFonts w:ascii="新細明體" w:hAnsi="新細明體" w:eastAsia="新細明體" w:cs="新細明體"/>
+                <w:b w:val="0"/>
+                <w:sz w:val="24"/>
+                <w:szCs w:val="24"/>
+              </w:rPr>
+              <w:t>高原策略：三組、三種不同的判斷與理由，不評價；收束句把爭點鎖定在「橫軸是什麼」。</w:t>
+            </w:r>
+          </w:p>
         </w:tc>
         <w:tc>
           <w:tcPr>
@@ -4731,7 +4041,7 @@
                 <w:sz w:val="24"/>
                 <w:szCs w:val="24"/>
               </w:rPr>
-              <w:t>2</w:t>
+              <w:t>1</w:t>
             </w:r>
           </w:p>
         </w:tc>
@@ -4750,45 +4060,45 @@
                 <w:sz w:val="24"/>
                 <w:szCs w:val="24"/>
               </w:rPr>
-              <w:t>生2：「加熱時間的順序。A 是 2 分鐘，E 是 10 分鐘，越後面越久。」</w:t>
-            </w:r>
-          </w:p>
-        </w:tc>
-        <w:tc>
-          <w:tcPr>
-            <w:tcW w:type="dxa" w:w="3005"/>
-          </w:tcPr>
-          <w:p>
-            <w:pPr>
-              <w:spacing w:after="0"/>
-            </w:pPr>
-            <w:r>
-              <w:rPr>
-                <w:rFonts w:ascii="新細明體" w:hAnsi="新細明體" w:eastAsia="新細明體" w:cs="新細明體"/>
-                <w:b w:val="0"/>
-                <w:sz w:val="24"/>
-                <w:szCs w:val="24"/>
-              </w:rPr>
-              <w:t>【深究】「那酪梨那一題，橫軸是月分。月分為什麼可以連線？」</w:t>
-            </w:r>
-          </w:p>
-        </w:tc>
-        <w:tc>
-          <w:tcPr>
-            <w:tcW w:type="dxa" w:w="2608"/>
-          </w:tcPr>
-          <w:p>
-            <w:pPr>
-              <w:spacing w:after="0"/>
-            </w:pPr>
-            <w:r>
-              <w:rPr>
-                <w:rFonts w:ascii="新細明體" w:hAnsi="新細明體" w:eastAsia="新細明體" w:cs="新細明體"/>
-                <w:b w:val="0"/>
-                <w:sz w:val="24"/>
-                <w:szCs w:val="24"/>
-              </w:rPr>
-              <w:t>把「時間順序」推廣到另一題，追的是規準而不是這一題的答案。</w:t>
+              <w:t>生1（第 3 組）：「兩張都對，因為線長得一模一樣。」</w:t>
+            </w:r>
+          </w:p>
+        </w:tc>
+        <w:tc>
+          <w:tcPr>
+            <w:tcW w:type="dxa" w:w="2778"/>
+          </w:tcPr>
+          <w:p>
+            <w:pPr>
+              <w:spacing w:after="0"/>
+            </w:pPr>
+            <w:r>
+              <w:rPr>
+                <w:rFonts w:ascii="新細明體" w:hAnsi="新細明體" w:eastAsia="新細明體" w:cs="新細明體"/>
+                <w:b w:val="0"/>
+                <w:sz w:val="24"/>
+                <w:szCs w:val="24"/>
+              </w:rPr>
+              <w:t>不說「對」「錯」。只複述判斷，把發言權交給下一組。</w:t>
+            </w:r>
+          </w:p>
+        </w:tc>
+        <w:tc>
+          <w:tcPr>
+            <w:tcW w:type="dxa" w:w="2948"/>
+          </w:tcPr>
+          <w:p>
+            <w:pPr>
+              <w:spacing w:after="0"/>
+            </w:pPr>
+            <w:r>
+              <w:rPr>
+                <w:rFonts w:ascii="新細明體" w:hAnsi="新細明體" w:eastAsia="新細明體" w:cs="新細明體"/>
+                <w:b w:val="0"/>
+                <w:sz w:val="24"/>
+                <w:szCs w:val="24"/>
+              </w:rPr>
+              <w:t>【轉引】「第 3 組說兩張都對。還有沒有想得不一樣的組？」</w:t>
             </w:r>
           </w:p>
         </w:tc>
@@ -4796,7 +4106,7 @@
       <w:tr>
         <w:tc>
           <w:tcPr>
-            <w:tcW w:type="dxa" w:w="1587"/>
+            <w:tcW w:type="dxa" w:w="1474"/>
             <w:vMerge/>
           </w:tcPr>
           <w:p/>
@@ -4816,6 +4126,91 @@
                 <w:sz w:val="24"/>
                 <w:szCs w:val="24"/>
               </w:rPr>
+              <w:t>2</w:t>
+            </w:r>
+          </w:p>
+        </w:tc>
+        <w:tc>
+          <w:tcPr>
+            <w:tcW w:type="dxa" w:w="2835"/>
+          </w:tcPr>
+          <w:p>
+            <w:pPr>
+              <w:spacing w:after="0"/>
+            </w:pPr>
+            <w:r>
+              <w:rPr>
+                <w:rFonts w:ascii="新細明體" w:hAnsi="新細明體" w:eastAsia="新細明體" w:cs="新細明體"/>
+                <w:b w:val="0"/>
+                <w:sz w:val="24"/>
+                <w:szCs w:val="24"/>
+              </w:rPr>
+              <w:t>生2（第 5 組）：「皮皮的不對，因為人名不可以連線。」</w:t>
+            </w:r>
+          </w:p>
+        </w:tc>
+        <w:tc>
+          <w:tcPr>
+            <w:tcW w:type="dxa" w:w="2778"/>
+          </w:tcPr>
+          <w:p>
+            <w:pPr>
+              <w:spacing w:after="0"/>
+            </w:pPr>
+            <w:r>
+              <w:rPr>
+                <w:rFonts w:ascii="新細明體" w:hAnsi="新細明體" w:eastAsia="新細明體" w:cs="新細明體"/>
+                <w:b w:val="0"/>
+                <w:sz w:val="24"/>
+                <w:szCs w:val="24"/>
+              </w:rPr>
+              <w:t>第二個視點疊上去。生2 的理由「人名不能連」其實也有漏洞，先不點破，留給深究。</w:t>
+            </w:r>
+          </w:p>
+        </w:tc>
+        <w:tc>
+          <w:tcPr>
+            <w:tcW w:type="dxa" w:w="2948"/>
+          </w:tcPr>
+          <w:p>
+            <w:pPr>
+              <w:spacing w:after="0"/>
+            </w:pPr>
+            <w:r>
+              <w:rPr>
+                <w:rFonts w:ascii="新細明體" w:hAnsi="新細明體" w:eastAsia="新細明體" w:cs="新細明體"/>
+                <w:b w:val="0"/>
+                <w:sz w:val="24"/>
+                <w:szCs w:val="24"/>
+              </w:rPr>
+              <w:t>【轉引】「多了一種：皮皮的不對。還有嗎？」</w:t>
+            </w:r>
+          </w:p>
+        </w:tc>
+      </w:tr>
+      <w:tr>
+        <w:tc>
+          <w:tcPr>
+            <w:tcW w:type="dxa" w:w="1474"/>
+            <w:vMerge/>
+          </w:tcPr>
+          <w:p/>
+        </w:tc>
+        <w:tc>
+          <w:tcPr>
+            <w:tcW w:type="dxa" w:w="397"/>
+          </w:tcPr>
+          <w:p>
+            <w:pPr>
+              <w:spacing w:after="0"/>
+            </w:pPr>
+            <w:r>
+              <w:rPr>
+                <w:rFonts w:ascii="新細明體" w:hAnsi="新細明體" w:eastAsia="新細明體" w:cs="新細明體"/>
+                <w:b w:val="0"/>
+                <w:sz w:val="24"/>
+                <w:szCs w:val="24"/>
+              </w:rPr>
               <w:t>3</w:t>
             </w:r>
           </w:p>
@@ -4835,13 +4230,676 @@
                 <w:sz w:val="24"/>
                 <w:szCs w:val="24"/>
               </w:rPr>
+              <w:t>生3（第 1 組）：「皮皮的也可以，因為 A 到 E 是照加熱時間排的。」</w:t>
+            </w:r>
+          </w:p>
+        </w:tc>
+        <w:tc>
+          <w:tcPr>
+            <w:tcW w:type="dxa" w:w="2778"/>
+          </w:tcPr>
+          <w:p>
+            <w:pPr>
+              <w:spacing w:after="0"/>
+            </w:pPr>
+            <w:r>
+              <w:rPr>
+                <w:rFonts w:ascii="新細明體" w:hAnsi="新細明體" w:eastAsia="新細明體" w:cs="新細明體"/>
+                <w:b w:val="0"/>
+                <w:sz w:val="24"/>
+                <w:szCs w:val="24"/>
+              </w:rPr>
+              <w:t>三個視點到齊才拋問題。收束句不裁決，把三種說法的交集（橫軸）變成下一段的題目。</w:t>
+            </w:r>
+          </w:p>
+        </w:tc>
+        <w:tc>
+          <w:tcPr>
+            <w:tcW w:type="dxa" w:w="2948"/>
+          </w:tcPr>
+          <w:p>
+            <w:pPr>
+              <w:spacing w:after="0"/>
+            </w:pPr>
+            <w:r>
+              <w:rPr>
+                <w:rFonts w:ascii="新細明體" w:hAnsi="新細明體" w:eastAsia="新細明體" w:cs="新細明體"/>
+                <w:b w:val="0"/>
+                <w:sz w:val="24"/>
+                <w:szCs w:val="24"/>
+              </w:rPr>
+              <w:t>【轉引・收束】「三種說法：都對、皮皮不對、皮皮也可以。三組都在講同一個東西——皮皮的橫軸。現在——皮皮的橫軸到底是什麼的順序？」</w:t>
+            </w:r>
+          </w:p>
+        </w:tc>
+      </w:tr>
+      <w:tr>
+        <w:tc>
+          <w:tcPr>
+            <w:tcW w:type="dxa" w:w="1474"/>
+            <w:vMerge w:val="restart"/>
+          </w:tcPr>
+          <w:p>
+            <w:pPr>
+              <w:spacing w:after="0"/>
+            </w:pPr>
+            <w:r>
+              <w:rPr>
+                <w:rFonts w:ascii="新細明體" w:hAnsi="新細明體" w:eastAsia="新細明體" w:cs="新細明體"/>
+                <w:b/>
+                <w:sz w:val="24"/>
+                <w:szCs w:val="24"/>
+              </w:rPr>
+              <w:t>轉問</w:t>
+            </w:r>
+          </w:p>
+          <w:p>
+            <w:pPr>
+              <w:spacing w:after="0"/>
+            </w:pPr>
+            <w:r>
+              <w:rPr>
+                <w:rFonts w:ascii="新細明體" w:hAnsi="新細明體" w:eastAsia="新細明體" w:cs="新細明體"/>
+                <w:b w:val="0"/>
+                <w:sz w:val="24"/>
+                <w:szCs w:val="24"/>
+              </w:rPr>
+            </w:r>
+          </w:p>
+          <w:p>
+            <w:pPr>
+              <w:spacing w:after="0"/>
+            </w:pPr>
+            <w:r>
+              <w:rPr>
+                <w:rFonts w:ascii="新細明體" w:hAnsi="新細明體" w:eastAsia="新細明體" w:cs="新細明體"/>
+                <w:b w:val="0"/>
+                <w:sz w:val="24"/>
+                <w:szCs w:val="24"/>
+              </w:rPr>
+              <w:t>第 6 步・判斷相反的兩組對話（第 33～37 分鐘）</w:t>
+            </w:r>
+          </w:p>
+          <w:p>
+            <w:pPr>
+              <w:spacing w:after="0"/>
+            </w:pPr>
+            <w:r>
+              <w:rPr>
+                <w:rFonts w:ascii="新細明體" w:hAnsi="新細明體" w:eastAsia="新細明體" w:cs="新細明體"/>
+                <w:b w:val="0"/>
+                <w:sz w:val="24"/>
+                <w:szCs w:val="24"/>
+              </w:rPr>
+            </w:r>
+          </w:p>
+          <w:p>
+            <w:pPr>
+              <w:spacing w:after="0"/>
+            </w:pPr>
+            <w:r>
+              <w:rPr>
+                <w:rFonts w:ascii="新細明體" w:hAnsi="新細明體" w:eastAsia="新細明體" w:cs="新細明體"/>
+                <w:b w:val="0"/>
+                <w:sz w:val="24"/>
+                <w:szCs w:val="24"/>
+              </w:rPr>
+              <w:t>學生與學生串連：先請判斷相反的兩組講，第三位說出差別；教師不裁決，最後用回歸把裁決交給題目。</w:t>
+            </w:r>
+          </w:p>
+        </w:tc>
+        <w:tc>
+          <w:tcPr>
+            <w:tcW w:type="dxa" w:w="397"/>
+          </w:tcPr>
+          <w:p>
+            <w:pPr>
+              <w:spacing w:after="0"/>
+            </w:pPr>
+            <w:r>
+              <w:rPr>
+                <w:rFonts w:ascii="新細明體" w:hAnsi="新細明體" w:eastAsia="新細明體" w:cs="新細明體"/>
+                <w:b w:val="0"/>
+                <w:sz w:val="24"/>
+                <w:szCs w:val="24"/>
+              </w:rPr>
+              <w:t>1</w:t>
+            </w:r>
+          </w:p>
+        </w:tc>
+        <w:tc>
+          <w:tcPr>
+            <w:tcW w:type="dxa" w:w="2835"/>
+          </w:tcPr>
+          <w:p>
+            <w:pPr>
+              <w:spacing w:after="0"/>
+            </w:pPr>
+            <w:r>
+              <w:rPr>
+                <w:rFonts w:ascii="新細明體" w:hAnsi="新細明體" w:eastAsia="新細明體" w:cs="新細明體"/>
+                <w:b w:val="0"/>
+                <w:sz w:val="24"/>
+                <w:szCs w:val="24"/>
+              </w:rPr>
+              <w:t>生1（第 5 組，寫「皮皮的不對」）：「橫軸是人名，人名是類別，類別不能畫折線圖。」</w:t>
+            </w:r>
+          </w:p>
+        </w:tc>
+        <w:tc>
+          <w:tcPr>
+            <w:tcW w:type="dxa" w:w="2778"/>
+          </w:tcPr>
+          <w:p>
+            <w:pPr>
+              <w:spacing w:after="0"/>
+            </w:pPr>
+            <w:r>
+              <w:rPr>
+                <w:rFonts w:ascii="新細明體" w:hAnsi="新細明體" w:eastAsia="新細明體" w:cs="新細明體"/>
+                <w:b w:val="0"/>
+                <w:sz w:val="24"/>
+                <w:szCs w:val="24"/>
+              </w:rPr>
+              <w:t>不回饋生1，直接把發言權轉給判斷相反的組。</w:t>
+            </w:r>
+          </w:p>
+        </w:tc>
+        <w:tc>
+          <w:tcPr>
+            <w:tcW w:type="dxa" w:w="2948"/>
+          </w:tcPr>
+          <w:p>
+            <w:pPr>
+              <w:spacing w:after="0"/>
+            </w:pPr>
+            <w:r>
+              <w:rPr>
+                <w:rFonts w:ascii="新細明體" w:hAnsi="新細明體" w:eastAsia="新細明體" w:cs="新細明體"/>
+                <w:b w:val="0"/>
+                <w:sz w:val="24"/>
+                <w:szCs w:val="24"/>
+              </w:rPr>
+              <w:t>【轉問】「第 1 組，你們寫兩張都對。你們當時是怎麼想的？」</w:t>
+            </w:r>
+          </w:p>
+        </w:tc>
+      </w:tr>
+      <w:tr>
+        <w:tc>
+          <w:tcPr>
+            <w:tcW w:type="dxa" w:w="1474"/>
+            <w:vMerge/>
+          </w:tcPr>
+          <w:p/>
+        </w:tc>
+        <w:tc>
+          <w:tcPr>
+            <w:tcW w:type="dxa" w:w="397"/>
+          </w:tcPr>
+          <w:p>
+            <w:pPr>
+              <w:spacing w:after="0"/>
+            </w:pPr>
+            <w:r>
+              <w:rPr>
+                <w:rFonts w:ascii="新細明體" w:hAnsi="新細明體" w:eastAsia="新細明體" w:cs="新細明體"/>
+                <w:b w:val="0"/>
+                <w:sz w:val="24"/>
+                <w:szCs w:val="24"/>
+              </w:rPr>
+              <w:t>2</w:t>
+            </w:r>
+          </w:p>
+        </w:tc>
+        <w:tc>
+          <w:tcPr>
+            <w:tcW w:type="dxa" w:w="2835"/>
+          </w:tcPr>
+          <w:p>
+            <w:pPr>
+              <w:spacing w:after="0"/>
+            </w:pPr>
+            <w:r>
+              <w:rPr>
+                <w:rFonts w:ascii="新細明體" w:hAnsi="新細明體" w:eastAsia="新細明體" w:cs="新細明體"/>
+                <w:b w:val="0"/>
+                <w:sz w:val="24"/>
+                <w:szCs w:val="24"/>
+              </w:rPr>
+              <w:t>生2（第 1 組，寫「兩張都對」）：「A 到 E 是 2 分鐘、4 分鐘、6 分鐘……它有順序啊。」</w:t>
+            </w:r>
+          </w:p>
+        </w:tc>
+        <w:tc>
+          <w:tcPr>
+            <w:tcW w:type="dxa" w:w="2778"/>
+          </w:tcPr>
+          <w:p>
+            <w:pPr>
+              <w:spacing w:after="0"/>
+            </w:pPr>
+            <w:r>
+              <w:rPr>
+                <w:rFonts w:ascii="新細明體" w:hAnsi="新細明體" w:eastAsia="新細明體" w:cs="新細明體"/>
+                <w:b w:val="0"/>
+                <w:sz w:val="24"/>
+                <w:szCs w:val="24"/>
+              </w:rPr>
+              <w:t>不說誰對。找第三位（預定為小組討論時說過「要看橫軸」的學生）把兩種規則並排講出來。</w:t>
+            </w:r>
+          </w:p>
+        </w:tc>
+        <w:tc>
+          <w:tcPr>
+            <w:tcW w:type="dxa" w:w="2948"/>
+          </w:tcPr>
+          <w:p>
+            <w:pPr>
+              <w:spacing w:after="0"/>
+            </w:pPr>
+            <w:r>
+              <w:rPr>
+                <w:rFonts w:ascii="新細明體" w:hAnsi="新細明體" w:eastAsia="新細明體" w:cs="新細明體"/>
+                <w:b w:val="0"/>
+                <w:sz w:val="24"/>
+                <w:szCs w:val="24"/>
+              </w:rPr>
+              <w:t>【轉問】「生3，你聽到這兩組的差別在哪裡？」</w:t>
+            </w:r>
+          </w:p>
+        </w:tc>
+      </w:tr>
+      <w:tr>
+        <w:tc>
+          <w:tcPr>
+            <w:tcW w:type="dxa" w:w="1474"/>
+            <w:vMerge/>
+          </w:tcPr>
+          <w:p/>
+        </w:tc>
+        <w:tc>
+          <w:tcPr>
+            <w:tcW w:type="dxa" w:w="397"/>
+          </w:tcPr>
+          <w:p>
+            <w:pPr>
+              <w:spacing w:after="0"/>
+            </w:pPr>
+            <w:r>
+              <w:rPr>
+                <w:rFonts w:ascii="新細明體" w:hAnsi="新細明體" w:eastAsia="新細明體" w:cs="新細明體"/>
+                <w:b w:val="0"/>
+                <w:sz w:val="24"/>
+                <w:szCs w:val="24"/>
+              </w:rPr>
+              <w:t>3</w:t>
+            </w:r>
+          </w:p>
+        </w:tc>
+        <w:tc>
+          <w:tcPr>
+            <w:tcW w:type="dxa" w:w="2835"/>
+          </w:tcPr>
+          <w:p>
+            <w:pPr>
+              <w:spacing w:after="0"/>
+            </w:pPr>
+            <w:r>
+              <w:rPr>
+                <w:rFonts w:ascii="新細明體" w:hAnsi="新細明體" w:eastAsia="新細明體" w:cs="新細明體"/>
+                <w:b w:val="0"/>
+                <w:sz w:val="24"/>
+                <w:szCs w:val="24"/>
+              </w:rPr>
+              <w:t>生3（第 4 組）：「一個是看……人名；一個是看……時間？」（講得斷斷續續）</w:t>
+            </w:r>
+          </w:p>
+        </w:tc>
+        <w:tc>
+          <w:tcPr>
+            <w:tcW w:type="dxa" w:w="2778"/>
+          </w:tcPr>
+          <w:p>
+            <w:pPr>
+              <w:spacing w:after="0"/>
+            </w:pPr>
+            <w:r>
+              <w:rPr>
+                <w:rFonts w:ascii="新細明體" w:hAnsi="新細明體" w:eastAsia="新細明體" w:cs="新細明體"/>
+                <w:b w:val="0"/>
+                <w:sz w:val="24"/>
+                <w:szCs w:val="24"/>
+              </w:rPr>
+              <w:t>修正的動作留在學生身上。最後由題目本身（橫軸的字）裁決，不由教師宣布。</w:t>
+            </w:r>
+          </w:p>
+        </w:tc>
+        <w:tc>
+          <w:tcPr>
+            <w:tcW w:type="dxa" w:w="2948"/>
+          </w:tcPr>
+          <w:p>
+            <w:pPr>
+              <w:spacing w:after="0"/>
+            </w:pPr>
+            <w:r>
+              <w:rPr>
+                <w:rFonts w:ascii="新細明體" w:hAnsi="新細明體" w:eastAsia="新細明體" w:cs="新細明體"/>
+                <w:b w:val="0"/>
+                <w:sz w:val="24"/>
+                <w:szCs w:val="24"/>
+              </w:rPr>
+              <w:t>【釐清】「再一次。」→（仍卡）【轉問】「有人要幫他補一下嗎？」→ 生3 自己指名同儕補完 →【回歸】「回到題目。皮皮的橫軸寫的是什麼？」</w:t>
+            </w:r>
+          </w:p>
+        </w:tc>
+      </w:tr>
+      <w:tr>
+        <w:tc>
+          <w:tcPr>
+            <w:tcW w:type="dxa" w:w="1474"/>
+            <w:vMerge w:val="restart"/>
+          </w:tcPr>
+          <w:p>
+            <w:pPr>
+              <w:spacing w:after="0"/>
+            </w:pPr>
+            <w:r>
+              <w:rPr>
+                <w:rFonts w:ascii="新細明體" w:hAnsi="新細明體" w:eastAsia="新細明體" w:cs="新細明體"/>
+                <w:b/>
+                <w:sz w:val="24"/>
+                <w:szCs w:val="24"/>
+              </w:rPr>
+              <w:t>深究</w:t>
+            </w:r>
+          </w:p>
+          <w:p>
+            <w:pPr>
+              <w:spacing w:after="0"/>
+            </w:pPr>
+            <w:r>
+              <w:rPr>
+                <w:rFonts w:ascii="新細明體" w:hAnsi="新細明體" w:eastAsia="新細明體" w:cs="新細明體"/>
+                <w:b w:val="0"/>
+                <w:sz w:val="24"/>
+                <w:szCs w:val="24"/>
+              </w:rPr>
+            </w:r>
+          </w:p>
+          <w:p>
+            <w:pPr>
+              <w:spacing w:after="0"/>
+            </w:pPr>
+            <w:r>
+              <w:rPr>
+                <w:rFonts w:ascii="新細明體" w:hAnsi="新細明體" w:eastAsia="新細明體" w:cs="新細明體"/>
+                <w:b w:val="0"/>
+                <w:sz w:val="24"/>
+                <w:szCs w:val="24"/>
+              </w:rPr>
+              <w:t>第 6 步末・答對但停在表層時往下追（第 36～39 分鐘）</w:t>
+            </w:r>
+          </w:p>
+          <w:p>
+            <w:pPr>
+              <w:spacing w:after="0"/>
+            </w:pPr>
+            <w:r>
+              <w:rPr>
+                <w:rFonts w:ascii="新細明體" w:hAnsi="新細明體" w:eastAsia="新細明體" w:cs="新細明體"/>
+                <w:b w:val="0"/>
+                <w:sz w:val="24"/>
+                <w:szCs w:val="24"/>
+              </w:rPr>
+            </w:r>
+          </w:p>
+          <w:p>
+            <w:pPr>
+              <w:spacing w:after="0"/>
+            </w:pPr>
+            <w:r>
+              <w:rPr>
+                <w:rFonts w:ascii="新細明體" w:hAnsi="新細明體" w:eastAsia="新細明體" w:cs="新細明體"/>
+                <w:b w:val="0"/>
+                <w:sz w:val="24"/>
+                <w:szCs w:val="24"/>
+              </w:rPr>
+              <w:t>從「A~E 有順序」追到「什麼的順序」，再追到「酪梨題的月分為什麼可以連」，最後推到有餘力題（打亂記錄順序）。</w:t>
+            </w:r>
+          </w:p>
+        </w:tc>
+        <w:tc>
+          <w:tcPr>
+            <w:tcW w:type="dxa" w:w="397"/>
+          </w:tcPr>
+          <w:p>
+            <w:pPr>
+              <w:spacing w:after="0"/>
+            </w:pPr>
+            <w:r>
+              <w:rPr>
+                <w:rFonts w:ascii="新細明體" w:hAnsi="新細明體" w:eastAsia="新細明體" w:cs="新細明體"/>
+                <w:b w:val="0"/>
+                <w:sz w:val="24"/>
+                <w:szCs w:val="24"/>
+              </w:rPr>
+              <w:t>1</w:t>
+            </w:r>
+          </w:p>
+        </w:tc>
+        <w:tc>
+          <w:tcPr>
+            <w:tcW w:type="dxa" w:w="2835"/>
+          </w:tcPr>
+          <w:p>
+            <w:pPr>
+              <w:spacing w:after="0"/>
+            </w:pPr>
+            <w:r>
+              <w:rPr>
+                <w:rFonts w:ascii="新細明體" w:hAnsi="新細明體" w:eastAsia="新細明體" w:cs="新細明體"/>
+                <w:b w:val="0"/>
+                <w:sz w:val="24"/>
+                <w:szCs w:val="24"/>
+              </w:rPr>
+              <w:t>生1：「皮皮的可以，因為 A 到 E 有順序。」（判斷正確，理由停在表層）</w:t>
+            </w:r>
+          </w:p>
+        </w:tc>
+        <w:tc>
+          <w:tcPr>
+            <w:tcW w:type="dxa" w:w="2778"/>
+          </w:tcPr>
+          <w:p>
+            <w:pPr>
+              <w:spacing w:after="0"/>
+            </w:pPr>
+            <w:r>
+              <w:rPr>
+                <w:rFonts w:ascii="新細明體" w:hAnsi="新細明體" w:eastAsia="新細明體" w:cs="新細明體"/>
+                <w:b w:val="0"/>
+                <w:sz w:val="24"/>
+                <w:szCs w:val="24"/>
+              </w:rPr>
+              <w:t>不肯定、不否定，只追「順序」這個詞的內容。</w:t>
+            </w:r>
+          </w:p>
+        </w:tc>
+        <w:tc>
+          <w:tcPr>
+            <w:tcW w:type="dxa" w:w="2948"/>
+          </w:tcPr>
+          <w:p>
+            <w:pPr>
+              <w:spacing w:after="0"/>
+            </w:pPr>
+            <w:r>
+              <w:rPr>
+                <w:rFonts w:ascii="新細明體" w:hAnsi="新細明體" w:eastAsia="新細明體" w:cs="新細明體"/>
+                <w:b w:val="0"/>
+                <w:sz w:val="24"/>
+                <w:szCs w:val="24"/>
+              </w:rPr>
+              <w:t>【深究】「什麼的順序？」</w:t>
+            </w:r>
+          </w:p>
+        </w:tc>
+      </w:tr>
+      <w:tr>
+        <w:tc>
+          <w:tcPr>
+            <w:tcW w:type="dxa" w:w="1474"/>
+            <w:vMerge/>
+          </w:tcPr>
+          <w:p/>
+        </w:tc>
+        <w:tc>
+          <w:tcPr>
+            <w:tcW w:type="dxa" w:w="397"/>
+          </w:tcPr>
+          <w:p>
+            <w:pPr>
+              <w:spacing w:after="0"/>
+            </w:pPr>
+            <w:r>
+              <w:rPr>
+                <w:rFonts w:ascii="新細明體" w:hAnsi="新細明體" w:eastAsia="新細明體" w:cs="新細明體"/>
+                <w:b w:val="0"/>
+                <w:sz w:val="24"/>
+                <w:szCs w:val="24"/>
+              </w:rPr>
+              <w:t>2</w:t>
+            </w:r>
+          </w:p>
+        </w:tc>
+        <w:tc>
+          <w:tcPr>
+            <w:tcW w:type="dxa" w:w="2835"/>
+          </w:tcPr>
+          <w:p>
+            <w:pPr>
+              <w:spacing w:after="0"/>
+            </w:pPr>
+            <w:r>
+              <w:rPr>
+                <w:rFonts w:ascii="新細明體" w:hAnsi="新細明體" w:eastAsia="新細明體" w:cs="新細明體"/>
+                <w:b w:val="0"/>
+                <w:sz w:val="24"/>
+                <w:szCs w:val="24"/>
+              </w:rPr>
+              <w:t>生2：「加熱時間的順序。A 是 2 分鐘，E 是 10 分鐘，越後面越久。」</w:t>
+            </w:r>
+          </w:p>
+        </w:tc>
+        <w:tc>
+          <w:tcPr>
+            <w:tcW w:type="dxa" w:w="2778"/>
+          </w:tcPr>
+          <w:p>
+            <w:pPr>
+              <w:spacing w:after="0"/>
+            </w:pPr>
+            <w:r>
+              <w:rPr>
+                <w:rFonts w:ascii="新細明體" w:hAnsi="新細明體" w:eastAsia="新細明體" w:cs="新細明體"/>
+                <w:b w:val="0"/>
+                <w:sz w:val="24"/>
+                <w:szCs w:val="24"/>
+              </w:rPr>
+              <w:t>把「時間順序」推廣到另一題，追的是規準而不是這一題的答案。</w:t>
+            </w:r>
+          </w:p>
+        </w:tc>
+        <w:tc>
+          <w:tcPr>
+            <w:tcW w:type="dxa" w:w="2948"/>
+          </w:tcPr>
+          <w:p>
+            <w:pPr>
+              <w:spacing w:after="0"/>
+            </w:pPr>
+            <w:r>
+              <w:rPr>
+                <w:rFonts w:ascii="新細明體" w:hAnsi="新細明體" w:eastAsia="新細明體" w:cs="新細明體"/>
+                <w:b w:val="0"/>
+                <w:sz w:val="24"/>
+                <w:szCs w:val="24"/>
+              </w:rPr>
+              <w:t>【深究】「那酪梨那一題，橫軸是月分。月分為什麼可以連線？」</w:t>
+            </w:r>
+          </w:p>
+        </w:tc>
+      </w:tr>
+      <w:tr>
+        <w:tc>
+          <w:tcPr>
+            <w:tcW w:type="dxa" w:w="1474"/>
+            <w:vMerge/>
+          </w:tcPr>
+          <w:p/>
+        </w:tc>
+        <w:tc>
+          <w:tcPr>
+            <w:tcW w:type="dxa" w:w="397"/>
+          </w:tcPr>
+          <w:p>
+            <w:pPr>
+              <w:spacing w:after="0"/>
+            </w:pPr>
+            <w:r>
+              <w:rPr>
+                <w:rFonts w:ascii="新細明體" w:hAnsi="新細明體" w:eastAsia="新細明體" w:cs="新細明體"/>
+                <w:b w:val="0"/>
+                <w:sz w:val="24"/>
+                <w:szCs w:val="24"/>
+              </w:rPr>
+              <w:t>3</w:t>
+            </w:r>
+          </w:p>
+        </w:tc>
+        <w:tc>
+          <w:tcPr>
+            <w:tcW w:type="dxa" w:w="2835"/>
+          </w:tcPr>
+          <w:p>
+            <w:pPr>
+              <w:spacing w:after="0"/>
+            </w:pPr>
+            <w:r>
+              <w:rPr>
+                <w:rFonts w:ascii="新細明體" w:hAnsi="新細明體" w:eastAsia="新細明體" w:cs="新細明體"/>
+                <w:b w:val="0"/>
+                <w:sz w:val="24"/>
+                <w:szCs w:val="24"/>
+              </w:rPr>
               <w:t>生3：「月分也是有順序的……所以只要橫軸有順序，就可以連？」</w:t>
             </w:r>
           </w:p>
         </w:tc>
         <w:tc>
           <w:tcPr>
-            <w:tcW w:type="dxa" w:w="3005"/>
+            <w:tcW w:type="dxa" w:w="2778"/>
+          </w:tcPr>
+          <w:p>
+            <w:pPr>
+              <w:spacing w:after="0"/>
+            </w:pPr>
+            <w:r>
+              <w:rPr>
+                <w:rFonts w:ascii="新細明體" w:hAnsi="新細明體" w:eastAsia="新細明體" w:cs="新細明體"/>
+                <w:b w:val="0"/>
+                <w:sz w:val="24"/>
+                <w:szCs w:val="24"/>
+              </w:rPr>
+              <w:t>生3 說出的正是本節規準（有序資料才能畫折線圖）；教師不宣布「答對」，直接用有餘力題去撞這條規準，讓規準由學生自己說出來。</w:t>
+            </w:r>
+          </w:p>
+        </w:tc>
+        <w:tc>
+          <w:tcPr>
+            <w:tcW w:type="dxa" w:w="2948"/>
           </w:tcPr>
           <w:p>
             <w:pPr>
@@ -4855,25 +4913,6 @@
                 <w:szCs w:val="24"/>
               </w:rPr>
               <w:t>【深究】「那如果 C 先記錄、A 最後記錄，皮皮的圖還能連嗎？」</w:t>
-            </w:r>
-          </w:p>
-        </w:tc>
-        <w:tc>
-          <w:tcPr>
-            <w:tcW w:type="dxa" w:w="2608"/>
-          </w:tcPr>
-          <w:p>
-            <w:pPr>
-              <w:spacing w:after="0"/>
-            </w:pPr>
-            <w:r>
-              <w:rPr>
-                <w:rFonts w:ascii="新細明體" w:hAnsi="新細明體" w:eastAsia="新細明體" w:cs="新細明體"/>
-                <w:b w:val="0"/>
-                <w:sz w:val="24"/>
-                <w:szCs w:val="24"/>
-              </w:rPr>
-              <w:t>生3 說出的正是本節規準（有序資料才能畫折線圖）；教師不宣布「答對」，直接用有餘力題去撞這條規準，讓規準由學生自己說出來。</w:t>
             </w:r>
           </w:p>
         </w:tc>

--- a/學共教案/教案成果/五年級_數學_折線圖_20260909/教案.docx
+++ b/學共教案/教案成果/五年級_數學_折線圖_20260909/教案.docx
@@ -3317,16 +3317,15 @@
         <w:tblLayout w:type="fixed"/>
       </w:tblPr>
       <w:tblGrid>
-        <w:gridCol w:w="1474"/>
-        <w:gridCol w:w="397"/>
+        <w:gridCol w:w="1701"/>
+        <w:gridCol w:w="2948"/>
         <w:gridCol w:w="2835"/>
-        <w:gridCol w:w="2778"/>
         <w:gridCol w:w="2948"/>
       </w:tblGrid>
       <w:tr>
         <w:tc>
           <w:tcPr>
-            <w:tcW w:type="dxa" w:w="1474"/>
+            <w:tcW w:type="dxa" w:w="1701"/>
           </w:tcPr>
           <w:p>
             <w:pPr>
@@ -3345,7 +3344,7 @@
         </w:tc>
         <w:tc>
           <w:tcPr>
-            <w:tcW w:type="dxa" w:w="397"/>
+            <w:tcW w:type="dxa" w:w="2948"/>
           </w:tcPr>
           <w:p>
             <w:pPr>
@@ -3358,32 +3357,13 @@
                 <w:sz w:val="24"/>
                 <w:szCs w:val="24"/>
               </w:rPr>
-              <w:t>序</w:t>
+              <w:t>預想的學生回應</w:t>
             </w:r>
           </w:p>
         </w:tc>
         <w:tc>
           <w:tcPr>
             <w:tcW w:type="dxa" w:w="2835"/>
-          </w:tcPr>
-          <w:p>
-            <w:pPr>
-              <w:spacing w:after="0"/>
-            </w:pPr>
-            <w:r>
-              <w:rPr>
-                <w:rFonts w:ascii="新細明體" w:hAnsi="新細明體" w:eastAsia="新細明體" w:cs="新細明體"/>
-                <w:b/>
-                <w:sz w:val="24"/>
-                <w:szCs w:val="24"/>
-              </w:rPr>
-              <w:t>預想的學生回應</w:t>
-            </w:r>
-          </w:p>
-        </w:tc>
-        <w:tc>
-          <w:tcPr>
-            <w:tcW w:type="dxa" w:w="2778"/>
           </w:tcPr>
           <w:p>
             <w:pPr>
@@ -3423,12 +3403,10 @@
       <w:tr>
         <w:tc>
           <w:tcPr>
-            <w:tcW w:type="dxa" w:w="10432"/>
-            <w:gridSpan w:val="5"/>
-          </w:tcPr>
-          <w:p>
-            <w:pPr>
-              <w:keepNext/>
+            <w:tcW w:type="dxa" w:w="1701"/>
+          </w:tcPr>
+          <w:p>
+            <w:pPr>
               <w:spacing w:after="0"/>
             </w:pPr>
             <w:r>
@@ -3438,7 +3416,231 @@
                 <w:sz w:val="24"/>
                 <w:szCs w:val="24"/>
               </w:rPr>
-              <w:t>一、單步理答（講錯／沉默／離題等狀況，一句接一句）</w:t>
+              <w:t>轉引</w:t>
+            </w:r>
+          </w:p>
+          <w:p>
+            <w:pPr>
+              <w:spacing w:after="0"/>
+            </w:pPr>
+            <w:r>
+              <w:rPr>
+                <w:rFonts w:ascii="新細明體" w:hAnsi="新細明體" w:eastAsia="新細明體" w:cs="新細明體"/>
+                <w:b w:val="0"/>
+                <w:sz w:val="24"/>
+                <w:szCs w:val="24"/>
+              </w:rPr>
+            </w:r>
+          </w:p>
+          <w:p>
+            <w:pPr>
+              <w:spacing w:after="0"/>
+            </w:pPr>
+            <w:r>
+              <w:rPr>
+                <w:rFonts w:ascii="新細明體" w:hAnsi="新細明體" w:eastAsia="新細明體" w:cs="新細明體"/>
+                <w:b w:val="0"/>
+                <w:sz w:val="24"/>
+                <w:szCs w:val="24"/>
+              </w:rPr>
+              <w:t>〔串連〕第 6 步・各組張貼白板後收集判斷（挑戰與聚斂，第 30～34 分鐘）</w:t>
+            </w:r>
+          </w:p>
+          <w:p>
+            <w:pPr>
+              <w:spacing w:after="0"/>
+            </w:pPr>
+            <w:r>
+              <w:rPr>
+                <w:rFonts w:ascii="新細明體" w:hAnsi="新細明體" w:eastAsia="新細明體" w:cs="新細明體"/>
+                <w:b w:val="0"/>
+                <w:sz w:val="24"/>
+                <w:szCs w:val="24"/>
+              </w:rPr>
+              <w:t>高原策略：三組、三種不同的判斷與理由，不評價；收束句把爭點鎖定在「橫軸是什麼」。</w:t>
+            </w:r>
+          </w:p>
+        </w:tc>
+        <w:tc>
+          <w:tcPr>
+            <w:tcW w:type="dxa" w:w="2948"/>
+          </w:tcPr>
+          <w:p>
+            <w:pPr>
+              <w:spacing w:after="0"/>
+            </w:pPr>
+            <w:r>
+              <w:rPr>
+                <w:rFonts w:ascii="新細明體" w:hAnsi="新細明體" w:eastAsia="新細明體" w:cs="新細明體"/>
+                <w:b w:val="0"/>
+                <w:sz w:val="24"/>
+                <w:szCs w:val="24"/>
+              </w:rPr>
+              <w:t>【串連進程】</w:t>
+            </w:r>
+          </w:p>
+          <w:p>
+            <w:pPr>
+              <w:spacing w:after="0"/>
+            </w:pPr>
+            <w:r>
+              <w:rPr>
+                <w:rFonts w:ascii="新細明體" w:hAnsi="新細明體" w:eastAsia="新細明體" w:cs="新細明體"/>
+                <w:b w:val="0"/>
+                <w:sz w:val="24"/>
+                <w:szCs w:val="24"/>
+              </w:rPr>
+              <w:t>1. 生1（第 3 組）：「兩張都對，因為線長得一模一樣。」</w:t>
+            </w:r>
+          </w:p>
+          <w:p>
+            <w:pPr>
+              <w:spacing w:after="0"/>
+            </w:pPr>
+            <w:r>
+              <w:rPr>
+                <w:rFonts w:ascii="新細明體" w:hAnsi="新細明體" w:eastAsia="新細明體" w:cs="新細明體"/>
+                <w:b w:val="0"/>
+                <w:sz w:val="24"/>
+                <w:szCs w:val="24"/>
+              </w:rPr>
+              <w:t>2. 生2（第 5 組）：「皮皮的不對，因為人名不可以連線。」</w:t>
+            </w:r>
+          </w:p>
+          <w:p>
+            <w:pPr>
+              <w:spacing w:after="0"/>
+            </w:pPr>
+            <w:r>
+              <w:rPr>
+                <w:rFonts w:ascii="新細明體" w:hAnsi="新細明體" w:eastAsia="新細明體" w:cs="新細明體"/>
+                <w:b w:val="0"/>
+                <w:sz w:val="24"/>
+                <w:szCs w:val="24"/>
+              </w:rPr>
+              <w:t>3. 生3（第 1 組）：「皮皮的也可以，因為 A 到 E 是照加熱時間排的。」</w:t>
+            </w:r>
+          </w:p>
+        </w:tc>
+        <w:tc>
+          <w:tcPr>
+            <w:tcW w:type="dxa" w:w="2835"/>
+          </w:tcPr>
+          <w:p>
+            <w:pPr>
+              <w:spacing w:after="0"/>
+            </w:pPr>
+            <w:r>
+              <w:rPr>
+                <w:rFonts w:ascii="新細明體" w:hAnsi="新細明體" w:eastAsia="新細明體" w:cs="新細明體"/>
+                <w:b w:val="0"/>
+                <w:sz w:val="24"/>
+                <w:szCs w:val="24"/>
+              </w:rPr>
+              <w:t>【串連進程】</w:t>
+            </w:r>
+          </w:p>
+          <w:p>
+            <w:pPr>
+              <w:spacing w:after="0"/>
+            </w:pPr>
+            <w:r>
+              <w:rPr>
+                <w:rFonts w:ascii="新細明體" w:hAnsi="新細明體" w:eastAsia="新細明體" w:cs="新細明體"/>
+                <w:b w:val="0"/>
+                <w:sz w:val="24"/>
+                <w:szCs w:val="24"/>
+              </w:rPr>
+              <w:t>1. 不說「對」「錯」。只複述判斷，把發言權交給下一組。</w:t>
+            </w:r>
+          </w:p>
+          <w:p>
+            <w:pPr>
+              <w:spacing w:after="0"/>
+            </w:pPr>
+            <w:r>
+              <w:rPr>
+                <w:rFonts w:ascii="新細明體" w:hAnsi="新細明體" w:eastAsia="新細明體" w:cs="新細明體"/>
+                <w:b w:val="0"/>
+                <w:sz w:val="24"/>
+                <w:szCs w:val="24"/>
+              </w:rPr>
+              <w:t>2. 第二個視點疊上去。生2 的理由「人名不能連」其實也有漏洞，先不點破，留給深究。</w:t>
+            </w:r>
+          </w:p>
+          <w:p>
+            <w:pPr>
+              <w:spacing w:after="0"/>
+            </w:pPr>
+            <w:r>
+              <w:rPr>
+                <w:rFonts w:ascii="新細明體" w:hAnsi="新細明體" w:eastAsia="新細明體" w:cs="新細明體"/>
+                <w:b w:val="0"/>
+                <w:sz w:val="24"/>
+                <w:szCs w:val="24"/>
+              </w:rPr>
+              <w:t>3. 三個視點到齊才拋問題。收束句不裁決，把三種說法的交集（橫軸）變成下一段的題目。</w:t>
+            </w:r>
+          </w:p>
+        </w:tc>
+        <w:tc>
+          <w:tcPr>
+            <w:tcW w:type="dxa" w:w="2948"/>
+          </w:tcPr>
+          <w:p>
+            <w:pPr>
+              <w:spacing w:after="0"/>
+            </w:pPr>
+            <w:r>
+              <w:rPr>
+                <w:rFonts w:ascii="新細明體" w:hAnsi="新細明體" w:eastAsia="新細明體" w:cs="新細明體"/>
+                <w:b w:val="0"/>
+                <w:sz w:val="24"/>
+                <w:szCs w:val="24"/>
+              </w:rPr>
+              <w:t>【串連進程】</w:t>
+            </w:r>
+          </w:p>
+          <w:p>
+            <w:pPr>
+              <w:spacing w:after="0"/>
+            </w:pPr>
+            <w:r>
+              <w:rPr>
+                <w:rFonts w:ascii="新細明體" w:hAnsi="新細明體" w:eastAsia="新細明體" w:cs="新細明體"/>
+                <w:b w:val="0"/>
+                <w:sz w:val="24"/>
+                <w:szCs w:val="24"/>
+              </w:rPr>
+              <w:t>1. 【轉引】「第 3 組說兩張都對。還有沒有想得不一樣的組？」</w:t>
+            </w:r>
+          </w:p>
+          <w:p>
+            <w:pPr>
+              <w:spacing w:after="0"/>
+            </w:pPr>
+            <w:r>
+              <w:rPr>
+                <w:rFonts w:ascii="新細明體" w:hAnsi="新細明體" w:eastAsia="新細明體" w:cs="新細明體"/>
+                <w:b w:val="0"/>
+                <w:sz w:val="24"/>
+                <w:szCs w:val="24"/>
+              </w:rPr>
+              <w:t>2. 【轉引】「多了一種：皮皮的不對。還有嗎？」</w:t>
+            </w:r>
+          </w:p>
+          <w:p>
+            <w:pPr>
+              <w:spacing w:after="0"/>
+            </w:pPr>
+            <w:r>
+              <w:rPr>
+                <w:rFonts w:ascii="新細明體" w:hAnsi="新細明體" w:eastAsia="新細明體" w:cs="新細明體"/>
+                <w:b w:val="0"/>
+                <w:sz w:val="24"/>
+                <w:szCs w:val="24"/>
+              </w:rPr>
+              <w:t>3. 【轉引・收束】「三種說法：都對、皮皮不對、皮皮也可以。三組都在講同一個東西——皮皮的橫軸。現在——皮皮的橫軸到底是什麼的順序？」</w:t>
             </w:r>
           </w:p>
         </w:tc>
@@ -3446,39 +3648,122 @@
       <w:tr>
         <w:tc>
           <w:tcPr>
-            <w:tcW w:type="dxa" w:w="1474"/>
-          </w:tcPr>
-          <w:p>
-            <w:pPr>
-              <w:spacing w:after="0"/>
-            </w:pPr>
-            <w:r>
-              <w:rPr>
-                <w:rFonts w:ascii="新細明體" w:hAnsi="新細明體" w:eastAsia="新細明體" w:cs="新細明體"/>
-                <w:b w:val="0"/>
-                <w:sz w:val="24"/>
-                <w:szCs w:val="24"/>
-              </w:rPr>
-              <w:t>提示</w:t>
-            </w:r>
-          </w:p>
-        </w:tc>
-        <w:tc>
-          <w:tcPr>
-            <w:tcW w:type="dxa" w:w="397"/>
-          </w:tcPr>
-          <w:p>
-            <w:pPr>
-              <w:spacing w:after="0"/>
-            </w:pPr>
-            <w:r>
-              <w:rPr>
-                <w:rFonts w:ascii="新細明體" w:hAnsi="新細明體" w:eastAsia="新細明體" w:cs="新細明體"/>
-                <w:b w:val="0"/>
-                <w:sz w:val="24"/>
-                <w:szCs w:val="24"/>
-              </w:rPr>
-              <w:t>—</w:t>
+            <w:tcW w:type="dxa" w:w="1701"/>
+          </w:tcPr>
+          <w:p>
+            <w:pPr>
+              <w:spacing w:after="0"/>
+            </w:pPr>
+            <w:r>
+              <w:rPr>
+                <w:rFonts w:ascii="新細明體" w:hAnsi="新細明體" w:eastAsia="新細明體" w:cs="新細明體"/>
+                <w:b/>
+                <w:sz w:val="24"/>
+                <w:szCs w:val="24"/>
+              </w:rPr>
+              <w:t>轉問</w:t>
+            </w:r>
+          </w:p>
+          <w:p>
+            <w:pPr>
+              <w:spacing w:after="0"/>
+            </w:pPr>
+            <w:r>
+              <w:rPr>
+                <w:rFonts w:ascii="新細明體" w:hAnsi="新細明體" w:eastAsia="新細明體" w:cs="新細明體"/>
+                <w:b w:val="0"/>
+                <w:sz w:val="24"/>
+                <w:szCs w:val="24"/>
+              </w:rPr>
+            </w:r>
+          </w:p>
+          <w:p>
+            <w:pPr>
+              <w:spacing w:after="0"/>
+            </w:pPr>
+            <w:r>
+              <w:rPr>
+                <w:rFonts w:ascii="新細明體" w:hAnsi="新細明體" w:eastAsia="新細明體" w:cs="新細明體"/>
+                <w:b w:val="0"/>
+                <w:sz w:val="24"/>
+                <w:szCs w:val="24"/>
+              </w:rPr>
+              <w:t>〔串連〕第 6 步・判斷相反的兩組對話（第 33～37 分鐘）</w:t>
+            </w:r>
+          </w:p>
+          <w:p>
+            <w:pPr>
+              <w:spacing w:after="0"/>
+            </w:pPr>
+            <w:r>
+              <w:rPr>
+                <w:rFonts w:ascii="新細明體" w:hAnsi="新細明體" w:eastAsia="新細明體" w:cs="新細明體"/>
+                <w:b w:val="0"/>
+                <w:sz w:val="24"/>
+                <w:szCs w:val="24"/>
+              </w:rPr>
+              <w:t>學生與學生串連：先請判斷相反的兩組講，第三位說出差別；教師不裁決，最後用回歸把裁決交給題目。</w:t>
+            </w:r>
+          </w:p>
+        </w:tc>
+        <w:tc>
+          <w:tcPr>
+            <w:tcW w:type="dxa" w:w="2948"/>
+          </w:tcPr>
+          <w:p>
+            <w:pPr>
+              <w:spacing w:after="0"/>
+            </w:pPr>
+            <w:r>
+              <w:rPr>
+                <w:rFonts w:ascii="新細明體" w:hAnsi="新細明體" w:eastAsia="新細明體" w:cs="新細明體"/>
+                <w:b w:val="0"/>
+                <w:sz w:val="24"/>
+                <w:szCs w:val="24"/>
+              </w:rPr>
+              <w:t>【串連進程】</w:t>
+            </w:r>
+          </w:p>
+          <w:p>
+            <w:pPr>
+              <w:spacing w:after="0"/>
+            </w:pPr>
+            <w:r>
+              <w:rPr>
+                <w:rFonts w:ascii="新細明體" w:hAnsi="新細明體" w:eastAsia="新細明體" w:cs="新細明體"/>
+                <w:b w:val="0"/>
+                <w:sz w:val="24"/>
+                <w:szCs w:val="24"/>
+              </w:rPr>
+              <w:t>1. 生1（第 5 組，寫「皮皮的不對」）：「橫軸是人名，人名是類別，類別不能畫折線圖。」</w:t>
+            </w:r>
+          </w:p>
+          <w:p>
+            <w:pPr>
+              <w:spacing w:after="0"/>
+            </w:pPr>
+            <w:r>
+              <w:rPr>
+                <w:rFonts w:ascii="新細明體" w:hAnsi="新細明體" w:eastAsia="新細明體" w:cs="新細明體"/>
+                <w:b w:val="0"/>
+                <w:sz w:val="24"/>
+                <w:szCs w:val="24"/>
+              </w:rPr>
+              <w:t>2. 生2（第 1 組，寫「兩張都對」）：「A 到 E 是 2 分鐘、4 分鐘、6 分鐘……它有順序啊。」</w:t>
+            </w:r>
+          </w:p>
+          <w:p>
+            <w:pPr>
+              <w:spacing w:after="0"/>
+            </w:pPr>
+            <w:r>
+              <w:rPr>
+                <w:rFonts w:ascii="新細明體" w:hAnsi="新細明體" w:eastAsia="新細明體" w:cs="新細明體"/>
+                <w:b w:val="0"/>
+                <w:sz w:val="24"/>
+                <w:szCs w:val="24"/>
+              </w:rPr>
+              <w:t>3. 生3（第 4 組）：「一個是看……人名；一個是看……時間？」（講得斷斷續續）</w:t>
             </w:r>
           </w:p>
         </w:tc>
@@ -3497,26 +3782,49 @@
                 <w:sz w:val="24"/>
                 <w:szCs w:val="24"/>
               </w:rPr>
-              <w:t>（講錯）「兩張都對，因為線長得一模一樣。」</w:t>
-            </w:r>
-          </w:p>
-        </w:tc>
-        <w:tc>
-          <w:tcPr>
-            <w:tcW w:type="dxa" w:w="2778"/>
-          </w:tcPr>
-          <w:p>
-            <w:pPr>
-              <w:spacing w:after="0"/>
-            </w:pPr>
-            <w:r>
-              <w:rPr>
-                <w:rFonts w:ascii="新細明體" w:hAnsi="新細明體" w:eastAsia="新細明體" w:cs="新細明體"/>
-                <w:b w:val="0"/>
-                <w:sz w:val="24"/>
-                <w:szCs w:val="24"/>
-              </w:rPr>
-              <w:t>用圖形外觀而非橫軸性質判斷，正是本節要撞開的迷思。不否定，讓他自己去讀橫軸。</w:t>
+              <w:t>【串連進程】</w:t>
+            </w:r>
+          </w:p>
+          <w:p>
+            <w:pPr>
+              <w:spacing w:after="0"/>
+            </w:pPr>
+            <w:r>
+              <w:rPr>
+                <w:rFonts w:ascii="新細明體" w:hAnsi="新細明體" w:eastAsia="新細明體" w:cs="新細明體"/>
+                <w:b w:val="0"/>
+                <w:sz w:val="24"/>
+                <w:szCs w:val="24"/>
+              </w:rPr>
+              <w:t>1. 不回饋生1，直接把發言權轉給判斷相反的組。</w:t>
+            </w:r>
+          </w:p>
+          <w:p>
+            <w:pPr>
+              <w:spacing w:after="0"/>
+            </w:pPr>
+            <w:r>
+              <w:rPr>
+                <w:rFonts w:ascii="新細明體" w:hAnsi="新細明體" w:eastAsia="新細明體" w:cs="新細明體"/>
+                <w:b w:val="0"/>
+                <w:sz w:val="24"/>
+                <w:szCs w:val="24"/>
+              </w:rPr>
+              <w:t>2. 不說誰對。找第三位（預定為小組討論時說過「要看橫軸」的學生）把兩種規則並排講出來。</w:t>
+            </w:r>
+          </w:p>
+          <w:p>
+            <w:pPr>
+              <w:spacing w:after="0"/>
+            </w:pPr>
+            <w:r>
+              <w:rPr>
+                <w:rFonts w:ascii="新細明體" w:hAnsi="新細明體" w:eastAsia="新細明體" w:cs="新細明體"/>
+                <w:b w:val="0"/>
+                <w:sz w:val="24"/>
+                <w:szCs w:val="24"/>
+              </w:rPr>
+              <w:t>3. 修正的動作留在學生身上。最後由題目本身（橫軸的字）裁決，不由教師宣布。</w:t>
             </w:r>
           </w:p>
         </w:tc>
@@ -3535,7 +3843,49 @@
                 <w:sz w:val="24"/>
                 <w:szCs w:val="24"/>
               </w:rPr>
-              <w:t>「你把皮皮的橫軸念一次。」</w:t>
+              <w:t>【串連進程】</w:t>
+            </w:r>
+          </w:p>
+          <w:p>
+            <w:pPr>
+              <w:spacing w:after="0"/>
+            </w:pPr>
+            <w:r>
+              <w:rPr>
+                <w:rFonts w:ascii="新細明體" w:hAnsi="新細明體" w:eastAsia="新細明體" w:cs="新細明體"/>
+                <w:b w:val="0"/>
+                <w:sz w:val="24"/>
+                <w:szCs w:val="24"/>
+              </w:rPr>
+              <w:t>1. 【轉問】「第 1 組，你們寫兩張都對。你們當時是怎麼想的？」</w:t>
+            </w:r>
+          </w:p>
+          <w:p>
+            <w:pPr>
+              <w:spacing w:after="0"/>
+            </w:pPr>
+            <w:r>
+              <w:rPr>
+                <w:rFonts w:ascii="新細明體" w:hAnsi="新細明體" w:eastAsia="新細明體" w:cs="新細明體"/>
+                <w:b w:val="0"/>
+                <w:sz w:val="24"/>
+                <w:szCs w:val="24"/>
+              </w:rPr>
+              <w:t>2. 【轉問】「生3，你聽到這兩組的差別在哪裡？」</w:t>
+            </w:r>
+          </w:p>
+          <w:p>
+            <w:pPr>
+              <w:spacing w:after="0"/>
+            </w:pPr>
+            <w:r>
+              <w:rPr>
+                <w:rFonts w:ascii="新細明體" w:hAnsi="新細明體" w:eastAsia="新細明體" w:cs="新細明體"/>
+                <w:b w:val="0"/>
+                <w:sz w:val="24"/>
+                <w:szCs w:val="24"/>
+              </w:rPr>
+              <w:t>3. 【釐清】「再一次。」→（仍卡）【轉問】「有人要幫他補一下嗎？」→ 生3 自己指名同儕補完 →【回歸】「回到題目。皮皮的橫軸寫的是什麼？」</w:t>
             </w:r>
           </w:p>
         </w:tc>
@@ -3543,39 +3893,53 @@
       <w:tr>
         <w:tc>
           <w:tcPr>
-            <w:tcW w:type="dxa" w:w="1474"/>
-          </w:tcPr>
-          <w:p>
-            <w:pPr>
-              <w:spacing w:after="0"/>
-            </w:pPr>
-            <w:r>
-              <w:rPr>
-                <w:rFonts w:ascii="新細明體" w:hAnsi="新細明體" w:eastAsia="新細明體" w:cs="新細明體"/>
-                <w:b w:val="0"/>
-                <w:sz w:val="24"/>
-                <w:szCs w:val="24"/>
-              </w:rPr>
-              <w:t>深究</w:t>
-            </w:r>
-          </w:p>
-        </w:tc>
-        <w:tc>
-          <w:tcPr>
-            <w:tcW w:type="dxa" w:w="397"/>
-          </w:tcPr>
-          <w:p>
-            <w:pPr>
-              <w:spacing w:after="0"/>
-            </w:pPr>
-            <w:r>
-              <w:rPr>
-                <w:rFonts w:ascii="新細明體" w:hAnsi="新細明體" w:eastAsia="新細明體" w:cs="新細明體"/>
-                <w:b w:val="0"/>
-                <w:sz w:val="24"/>
-                <w:szCs w:val="24"/>
-              </w:rPr>
-              <w:t>—</w:t>
+            <w:tcW w:type="dxa" w:w="1701"/>
+          </w:tcPr>
+          <w:p>
+            <w:pPr>
+              <w:spacing w:after="0"/>
+            </w:pPr>
+            <w:r>
+              <w:rPr>
+                <w:rFonts w:ascii="新細明體" w:hAnsi="新細明體" w:eastAsia="新細明體" w:cs="新細明體"/>
+                <w:b/>
+                <w:sz w:val="24"/>
+                <w:szCs w:val="24"/>
+              </w:rPr>
+              <w:t>提示</w:t>
+            </w:r>
+          </w:p>
+        </w:tc>
+        <w:tc>
+          <w:tcPr>
+            <w:tcW w:type="dxa" w:w="2948"/>
+          </w:tcPr>
+          <w:p>
+            <w:pPr>
+              <w:spacing w:after="0"/>
+            </w:pPr>
+            <w:r>
+              <w:rPr>
+                <w:rFonts w:ascii="新細明體" w:hAnsi="新細明體" w:eastAsia="新細明體" w:cs="新細明體"/>
+                <w:b w:val="0"/>
+                <w:sz w:val="24"/>
+                <w:szCs w:val="24"/>
+              </w:rPr>
+              <w:t>【單步】</w:t>
+            </w:r>
+          </w:p>
+          <w:p>
+            <w:pPr>
+              <w:spacing w:after="0"/>
+            </w:pPr>
+            <w:r>
+              <w:rPr>
+                <w:rFonts w:ascii="新細明體" w:hAnsi="新細明體" w:eastAsia="新細明體" w:cs="新細明體"/>
+                <w:b w:val="0"/>
+                <w:sz w:val="24"/>
+                <w:szCs w:val="24"/>
+              </w:rPr>
+              <w:t>（講錯）「兩張都對，因為線長得一模一樣。」</w:t>
             </w:r>
           </w:p>
         </w:tc>
@@ -3594,26 +3958,21 @@
                 <w:sz w:val="24"/>
                 <w:szCs w:val="24"/>
               </w:rPr>
-              <w:t>（講錯）「皮皮的不對，因為人名不可以連線。」</w:t>
-            </w:r>
-          </w:p>
-        </w:tc>
-        <w:tc>
-          <w:tcPr>
-            <w:tcW w:type="dxa" w:w="2778"/>
-          </w:tcPr>
-          <w:p>
-            <w:pPr>
-              <w:spacing w:after="0"/>
-            </w:pPr>
-            <w:r>
-              <w:rPr>
-                <w:rFonts w:ascii="新細明體" w:hAnsi="新細明體" w:eastAsia="新細明體" w:cs="新細明體"/>
-                <w:b w:val="0"/>
-                <w:sz w:val="24"/>
-                <w:szCs w:val="24"/>
-              </w:rPr>
-              <w:t>判斷對了，但理由停在「人名」這個例子，沒有到「類別／有序」的規準。</w:t>
+              <w:t>【單步】</w:t>
+            </w:r>
+          </w:p>
+          <w:p>
+            <w:pPr>
+              <w:spacing w:after="0"/>
+            </w:pPr>
+            <w:r>
+              <w:rPr>
+                <w:rFonts w:ascii="新細明體" w:hAnsi="新細明體" w:eastAsia="新細明體" w:cs="新細明體"/>
+                <w:b w:val="0"/>
+                <w:sz w:val="24"/>
+                <w:szCs w:val="24"/>
+              </w:rPr>
+              <w:t>用圖形外觀而非橫軸性質判斷，正是本節要撞開的迷思。不否定，讓他自己去讀橫軸。</w:t>
             </w:r>
           </w:p>
         </w:tc>
@@ -3632,7 +3991,21 @@
                 <w:sz w:val="24"/>
                 <w:szCs w:val="24"/>
               </w:rPr>
-              <w:t>「那月分可以嗎？為什麼？」</w:t>
+              <w:t>【單步】</w:t>
+            </w:r>
+          </w:p>
+          <w:p>
+            <w:pPr>
+              <w:spacing w:after="0"/>
+            </w:pPr>
+            <w:r>
+              <w:rPr>
+                <w:rFonts w:ascii="新細明體" w:hAnsi="新細明體" w:eastAsia="新細明體" w:cs="新細明體"/>
+                <w:b w:val="0"/>
+                <w:sz w:val="24"/>
+                <w:szCs w:val="24"/>
+              </w:rPr>
+              <w:t>「你把皮皮的橫軸念一次。」</w:t>
             </w:r>
           </w:p>
         </w:tc>
@@ -3640,39 +4013,53 @@
       <w:tr>
         <w:tc>
           <w:tcPr>
-            <w:tcW w:type="dxa" w:w="1474"/>
-          </w:tcPr>
-          <w:p>
-            <w:pPr>
-              <w:spacing w:after="0"/>
-            </w:pPr>
-            <w:r>
-              <w:rPr>
-                <w:rFonts w:ascii="新細明體" w:hAnsi="新細明體" w:eastAsia="新細明體" w:cs="新細明體"/>
-                <w:b w:val="0"/>
-                <w:sz w:val="24"/>
-                <w:szCs w:val="24"/>
-              </w:rPr>
-              <w:t>等待</w:t>
-            </w:r>
-          </w:p>
-        </w:tc>
-        <w:tc>
-          <w:tcPr>
-            <w:tcW w:type="dxa" w:w="397"/>
-          </w:tcPr>
-          <w:p>
-            <w:pPr>
-              <w:spacing w:after="0"/>
-            </w:pPr>
-            <w:r>
-              <w:rPr>
-                <w:rFonts w:ascii="新細明體" w:hAnsi="新細明體" w:eastAsia="新細明體" w:cs="新細明體"/>
-                <w:b w:val="0"/>
-                <w:sz w:val="24"/>
-                <w:szCs w:val="24"/>
-              </w:rPr>
-              <w:t>—</w:t>
+            <w:tcW w:type="dxa" w:w="1701"/>
+          </w:tcPr>
+          <w:p>
+            <w:pPr>
+              <w:spacing w:after="0"/>
+            </w:pPr>
+            <w:r>
+              <w:rPr>
+                <w:rFonts w:ascii="新細明體" w:hAnsi="新細明體" w:eastAsia="新細明體" w:cs="新細明體"/>
+                <w:b/>
+                <w:sz w:val="24"/>
+                <w:szCs w:val="24"/>
+              </w:rPr>
+              <w:t>釐清</w:t>
+            </w:r>
+          </w:p>
+        </w:tc>
+        <w:tc>
+          <w:tcPr>
+            <w:tcW w:type="dxa" w:w="2948"/>
+          </w:tcPr>
+          <w:p>
+            <w:pPr>
+              <w:spacing w:after="0"/>
+            </w:pPr>
+            <w:r>
+              <w:rPr>
+                <w:rFonts w:ascii="新細明體" w:hAnsi="新細明體" w:eastAsia="新細明體" w:cs="新細明體"/>
+                <w:b w:val="0"/>
+                <w:sz w:val="24"/>
+                <w:szCs w:val="24"/>
+              </w:rPr>
+              <w:t>【單步】</w:t>
+            </w:r>
+          </w:p>
+          <w:p>
+            <w:pPr>
+              <w:spacing w:after="0"/>
+            </w:pPr>
+            <w:r>
+              <w:rPr>
+                <w:rFonts w:ascii="新細明體" w:hAnsi="新細明體" w:eastAsia="新細明體" w:cs="新細明體"/>
+                <w:b w:val="0"/>
+                <w:sz w:val="24"/>
+                <w:szCs w:val="24"/>
+              </w:rPr>
+              <w:t>（講得含混）「就是……那個順序……有排的那種……」</w:t>
             </w:r>
           </w:p>
         </w:tc>
@@ -3691,26 +4078,21 @@
                 <w:sz w:val="24"/>
                 <w:szCs w:val="24"/>
               </w:rPr>
-              <w:t>（沉默）被點到後低頭不語，超過十秒。</w:t>
-            </w:r>
-          </w:p>
-        </w:tc>
-        <w:tc>
-          <w:tcPr>
-            <w:tcW w:type="dxa" w:w="2778"/>
-          </w:tcPr>
-          <w:p>
-            <w:pPr>
-              <w:spacing w:after="0"/>
-            </w:pPr>
-            <w:r>
-              <w:rPr>
-                <w:rFonts w:ascii="新細明體" w:hAnsi="新細明體" w:eastAsia="新細明體" w:cs="新細明體"/>
-                <w:b w:val="0"/>
-                <w:sz w:val="24"/>
-                <w:szCs w:val="24"/>
-              </w:rPr>
-              <w:t>未必是不會，可能是還沒把想法變成句子。不催、不換人。</w:t>
+              <w:t>【單步】</w:t>
+            </w:r>
+          </w:p>
+          <w:p>
+            <w:pPr>
+              <w:spacing w:after="0"/>
+            </w:pPr>
+            <w:r>
+              <w:rPr>
+                <w:rFonts w:ascii="新細明體" w:hAnsi="新細明體" w:eastAsia="新細明體" w:cs="新細明體"/>
+                <w:b w:val="0"/>
+                <w:sz w:val="24"/>
+                <w:szCs w:val="24"/>
+              </w:rPr>
+              <w:t>概念已經摸到了，語言還沒到位。修正的動作要留在學生身上。</w:t>
             </w:r>
           </w:p>
         </w:tc>
@@ -3729,7 +4111,21 @@
                 <w:sz w:val="24"/>
                 <w:szCs w:val="24"/>
               </w:rPr>
-              <w:t>「你需要想一下是嗎？那你可以先找人幫忙嗎？」</w:t>
+              <w:t>【單步】</w:t>
+            </w:r>
+          </w:p>
+          <w:p>
+            <w:pPr>
+              <w:spacing w:after="0"/>
+            </w:pPr>
+            <w:r>
+              <w:rPr>
+                <w:rFonts w:ascii="新細明體" w:hAnsi="新細明體" w:eastAsia="新細明體" w:cs="新細明體"/>
+                <w:b w:val="0"/>
+                <w:sz w:val="24"/>
+                <w:szCs w:val="24"/>
+              </w:rPr>
+              <w:t>「再一次！」</w:t>
             </w:r>
           </w:p>
         </w:tc>
@@ -3737,39 +4133,163 @@
       <w:tr>
         <w:tc>
           <w:tcPr>
-            <w:tcW w:type="dxa" w:w="1474"/>
-          </w:tcPr>
-          <w:p>
-            <w:pPr>
-              <w:spacing w:after="0"/>
-            </w:pPr>
-            <w:r>
-              <w:rPr>
-                <w:rFonts w:ascii="新細明體" w:hAnsi="新細明體" w:eastAsia="新細明體" w:cs="新細明體"/>
-                <w:b w:val="0"/>
-                <w:sz w:val="24"/>
-                <w:szCs w:val="24"/>
-              </w:rPr>
-              <w:t>回歸</w:t>
-            </w:r>
-          </w:p>
-        </w:tc>
-        <w:tc>
-          <w:tcPr>
-            <w:tcW w:type="dxa" w:w="397"/>
-          </w:tcPr>
-          <w:p>
-            <w:pPr>
-              <w:spacing w:after="0"/>
-            </w:pPr>
-            <w:r>
-              <w:rPr>
-                <w:rFonts w:ascii="新細明體" w:hAnsi="新細明體" w:eastAsia="新細明體" w:cs="新細明體"/>
-                <w:b w:val="0"/>
-                <w:sz w:val="24"/>
-                <w:szCs w:val="24"/>
-              </w:rPr>
-              <w:t>—</w:t>
+            <w:tcW w:type="dxa" w:w="1701"/>
+          </w:tcPr>
+          <w:p>
+            <w:pPr>
+              <w:spacing w:after="0"/>
+            </w:pPr>
+            <w:r>
+              <w:rPr>
+                <w:rFonts w:ascii="新細明體" w:hAnsi="新細明體" w:eastAsia="新細明體" w:cs="新細明體"/>
+                <w:b/>
+                <w:sz w:val="24"/>
+                <w:szCs w:val="24"/>
+              </w:rPr>
+              <w:t>深究</w:t>
+            </w:r>
+          </w:p>
+          <w:p>
+            <w:pPr>
+              <w:spacing w:after="0"/>
+            </w:pPr>
+            <w:r>
+              <w:rPr>
+                <w:rFonts w:ascii="新細明體" w:hAnsi="新細明體" w:eastAsia="新細明體" w:cs="新細明體"/>
+                <w:b w:val="0"/>
+                <w:sz w:val="24"/>
+                <w:szCs w:val="24"/>
+              </w:rPr>
+            </w:r>
+          </w:p>
+          <w:p>
+            <w:pPr>
+              <w:spacing w:after="0"/>
+            </w:pPr>
+            <w:r>
+              <w:rPr>
+                <w:rFonts w:ascii="新細明體" w:hAnsi="新細明體" w:eastAsia="新細明體" w:cs="新細明體"/>
+                <w:b w:val="0"/>
+                <w:sz w:val="24"/>
+                <w:szCs w:val="24"/>
+              </w:rPr>
+              <w:t>〔串連〕第 6 步末・答對但停在表層時往下追（第 36～39 分鐘）</w:t>
+            </w:r>
+          </w:p>
+          <w:p>
+            <w:pPr>
+              <w:spacing w:after="0"/>
+            </w:pPr>
+            <w:r>
+              <w:rPr>
+                <w:rFonts w:ascii="新細明體" w:hAnsi="新細明體" w:eastAsia="新細明體" w:cs="新細明體"/>
+                <w:b w:val="0"/>
+                <w:sz w:val="24"/>
+                <w:szCs w:val="24"/>
+              </w:rPr>
+              <w:t>從「A~E 有順序」追到「什麼的順序」，再追到「酪梨題的月分為什麼可以連」，最後推到有餘力題（打亂記錄順序）。</w:t>
+            </w:r>
+          </w:p>
+        </w:tc>
+        <w:tc>
+          <w:tcPr>
+            <w:tcW w:type="dxa" w:w="2948"/>
+          </w:tcPr>
+          <w:p>
+            <w:pPr>
+              <w:spacing w:after="0"/>
+            </w:pPr>
+            <w:r>
+              <w:rPr>
+                <w:rFonts w:ascii="新細明體" w:hAnsi="新細明體" w:eastAsia="新細明體" w:cs="新細明體"/>
+                <w:b w:val="0"/>
+                <w:sz w:val="24"/>
+                <w:szCs w:val="24"/>
+              </w:rPr>
+              <w:t>【單步】</w:t>
+            </w:r>
+          </w:p>
+          <w:p>
+            <w:pPr>
+              <w:spacing w:after="0"/>
+            </w:pPr>
+            <w:r>
+              <w:rPr>
+                <w:rFonts w:ascii="新細明體" w:hAnsi="新細明體" w:eastAsia="新細明體" w:cs="新細明體"/>
+                <w:b w:val="0"/>
+                <w:sz w:val="24"/>
+                <w:szCs w:val="24"/>
+              </w:rPr>
+              <w:t>（講錯）「皮皮的不對，因為人名不可以連線。」</w:t>
+            </w:r>
+          </w:p>
+          <w:p>
+            <w:pPr>
+              <w:spacing w:after="0"/>
+            </w:pPr>
+            <w:r>
+              <w:rPr>
+                <w:rFonts w:ascii="新細明體" w:hAnsi="新細明體" w:eastAsia="新細明體" w:cs="新細明體"/>
+                <w:b w:val="0"/>
+                <w:sz w:val="24"/>
+                <w:szCs w:val="24"/>
+              </w:rPr>
+            </w:r>
+          </w:p>
+          <w:p>
+            <w:pPr>
+              <w:spacing w:after="0"/>
+            </w:pPr>
+            <w:r>
+              <w:rPr>
+                <w:rFonts w:ascii="新細明體" w:hAnsi="新細明體" w:eastAsia="新細明體" w:cs="新細明體"/>
+                <w:b w:val="0"/>
+                <w:sz w:val="24"/>
+                <w:szCs w:val="24"/>
+              </w:rPr>
+              <w:t>【串連進程】</w:t>
+            </w:r>
+          </w:p>
+          <w:p>
+            <w:pPr>
+              <w:spacing w:after="0"/>
+            </w:pPr>
+            <w:r>
+              <w:rPr>
+                <w:rFonts w:ascii="新細明體" w:hAnsi="新細明體" w:eastAsia="新細明體" w:cs="新細明體"/>
+                <w:b w:val="0"/>
+                <w:sz w:val="24"/>
+                <w:szCs w:val="24"/>
+              </w:rPr>
+              <w:t>1. 生1：「皮皮的可以，因為 A 到 E 有順序。」（判斷正確，理由停在表層）</w:t>
+            </w:r>
+          </w:p>
+          <w:p>
+            <w:pPr>
+              <w:spacing w:after="0"/>
+            </w:pPr>
+            <w:r>
+              <w:rPr>
+                <w:rFonts w:ascii="新細明體" w:hAnsi="新細明體" w:eastAsia="新細明體" w:cs="新細明體"/>
+                <w:b w:val="0"/>
+                <w:sz w:val="24"/>
+                <w:szCs w:val="24"/>
+              </w:rPr>
+              <w:t>2. 生2：「加熱時間的順序。A 是 2 分鐘，E 是 10 分鐘，越後面越久。」</w:t>
+            </w:r>
+          </w:p>
+          <w:p>
+            <w:pPr>
+              <w:spacing w:after="0"/>
+            </w:pPr>
+            <w:r>
+              <w:rPr>
+                <w:rFonts w:ascii="新細明體" w:hAnsi="新細明體" w:eastAsia="新細明體" w:cs="新細明體"/>
+                <w:b w:val="0"/>
+                <w:sz w:val="24"/>
+                <w:szCs w:val="24"/>
+              </w:rPr>
+              <w:t>3. 生3：「月分也是有順序的……所以只要橫軸有順序，就可以連？」</w:t>
             </w:r>
           </w:p>
         </w:tc>
@@ -3788,26 +4308,90 @@
                 <w:sz w:val="24"/>
                 <w:szCs w:val="24"/>
               </w:rPr>
-              <w:t>（離題）「我上次自然課加熱的時候燒杯裂掉了。」</w:t>
-            </w:r>
-          </w:p>
-        </w:tc>
-        <w:tc>
-          <w:tcPr>
-            <w:tcW w:type="dxa" w:w="2778"/>
-          </w:tcPr>
-          <w:p>
-            <w:pPr>
-              <w:spacing w:after="0"/>
-            </w:pPr>
-            <w:r>
-              <w:rPr>
-                <w:rFonts w:ascii="新細明體" w:hAnsi="新細明體" w:eastAsia="新細明體" w:cs="新細明體"/>
-                <w:b w:val="0"/>
-                <w:sz w:val="24"/>
-                <w:szCs w:val="24"/>
-              </w:rPr>
-              <w:t>情境勾起經驗，是好事，但要把注意力帶回資料。先接住再拉回。</w:t>
+              <w:t>【單步】</w:t>
+            </w:r>
+          </w:p>
+          <w:p>
+            <w:pPr>
+              <w:spacing w:after="0"/>
+            </w:pPr>
+            <w:r>
+              <w:rPr>
+                <w:rFonts w:ascii="新細明體" w:hAnsi="新細明體" w:eastAsia="新細明體" w:cs="新細明體"/>
+                <w:b w:val="0"/>
+                <w:sz w:val="24"/>
+                <w:szCs w:val="24"/>
+              </w:rPr>
+              <w:t>判斷對了，但理由停在「人名」這個例子，沒有到「類別／有序」的規準。</w:t>
+            </w:r>
+          </w:p>
+          <w:p>
+            <w:pPr>
+              <w:spacing w:after="0"/>
+            </w:pPr>
+            <w:r>
+              <w:rPr>
+                <w:rFonts w:ascii="新細明體" w:hAnsi="新細明體" w:eastAsia="新細明體" w:cs="新細明體"/>
+                <w:b w:val="0"/>
+                <w:sz w:val="24"/>
+                <w:szCs w:val="24"/>
+              </w:rPr>
+            </w:r>
+          </w:p>
+          <w:p>
+            <w:pPr>
+              <w:spacing w:after="0"/>
+            </w:pPr>
+            <w:r>
+              <w:rPr>
+                <w:rFonts w:ascii="新細明體" w:hAnsi="新細明體" w:eastAsia="新細明體" w:cs="新細明體"/>
+                <w:b w:val="0"/>
+                <w:sz w:val="24"/>
+                <w:szCs w:val="24"/>
+              </w:rPr>
+              <w:t>【串連進程】</w:t>
+            </w:r>
+          </w:p>
+          <w:p>
+            <w:pPr>
+              <w:spacing w:after="0"/>
+            </w:pPr>
+            <w:r>
+              <w:rPr>
+                <w:rFonts w:ascii="新細明體" w:hAnsi="新細明體" w:eastAsia="新細明體" w:cs="新細明體"/>
+                <w:b w:val="0"/>
+                <w:sz w:val="24"/>
+                <w:szCs w:val="24"/>
+              </w:rPr>
+              <w:t>1. 不肯定、不否定，只追「順序」這個詞的內容。</w:t>
+            </w:r>
+          </w:p>
+          <w:p>
+            <w:pPr>
+              <w:spacing w:after="0"/>
+            </w:pPr>
+            <w:r>
+              <w:rPr>
+                <w:rFonts w:ascii="新細明體" w:hAnsi="新細明體" w:eastAsia="新細明體" w:cs="新細明體"/>
+                <w:b w:val="0"/>
+                <w:sz w:val="24"/>
+                <w:szCs w:val="24"/>
+              </w:rPr>
+              <w:t>2. 把「時間順序」推廣到另一題，追的是規準而不是這一題的答案。</w:t>
+            </w:r>
+          </w:p>
+          <w:p>
+            <w:pPr>
+              <w:spacing w:after="0"/>
+            </w:pPr>
+            <w:r>
+              <w:rPr>
+                <w:rFonts w:ascii="新細明體" w:hAnsi="新細明體" w:eastAsia="新細明體" w:cs="新細明體"/>
+                <w:b w:val="0"/>
+                <w:sz w:val="24"/>
+                <w:szCs w:val="24"/>
+              </w:rPr>
+              <w:t>3. 生3 說出的正是本節規準（有序資料才能畫折線圖）；教師不宣布「答對」，直接用有餘力題去撞這條規準，讓規準由學生自己說出來。</w:t>
             </w:r>
           </w:p>
         </w:tc>
@@ -3826,7 +4410,90 @@
                 <w:sz w:val="24"/>
                 <w:szCs w:val="24"/>
               </w:rPr>
-              <w:t>「回到這張表。他們記錄的是什麼？」</w:t>
+              <w:t>【單步】</w:t>
+            </w:r>
+          </w:p>
+          <w:p>
+            <w:pPr>
+              <w:spacing w:after="0"/>
+            </w:pPr>
+            <w:r>
+              <w:rPr>
+                <w:rFonts w:ascii="新細明體" w:hAnsi="新細明體" w:eastAsia="新細明體" w:cs="新細明體"/>
+                <w:b w:val="0"/>
+                <w:sz w:val="24"/>
+                <w:szCs w:val="24"/>
+              </w:rPr>
+              <w:t>「那月分可以嗎？為什麼？」</w:t>
+            </w:r>
+          </w:p>
+          <w:p>
+            <w:pPr>
+              <w:spacing w:after="0"/>
+            </w:pPr>
+            <w:r>
+              <w:rPr>
+                <w:rFonts w:ascii="新細明體" w:hAnsi="新細明體" w:eastAsia="新細明體" w:cs="新細明體"/>
+                <w:b w:val="0"/>
+                <w:sz w:val="24"/>
+                <w:szCs w:val="24"/>
+              </w:rPr>
+            </w:r>
+          </w:p>
+          <w:p>
+            <w:pPr>
+              <w:spacing w:after="0"/>
+            </w:pPr>
+            <w:r>
+              <w:rPr>
+                <w:rFonts w:ascii="新細明體" w:hAnsi="新細明體" w:eastAsia="新細明體" w:cs="新細明體"/>
+                <w:b w:val="0"/>
+                <w:sz w:val="24"/>
+                <w:szCs w:val="24"/>
+              </w:rPr>
+              <w:t>【串連進程】</w:t>
+            </w:r>
+          </w:p>
+          <w:p>
+            <w:pPr>
+              <w:spacing w:after="0"/>
+            </w:pPr>
+            <w:r>
+              <w:rPr>
+                <w:rFonts w:ascii="新細明體" w:hAnsi="新細明體" w:eastAsia="新細明體" w:cs="新細明體"/>
+                <w:b w:val="0"/>
+                <w:sz w:val="24"/>
+                <w:szCs w:val="24"/>
+              </w:rPr>
+              <w:t>1. 【深究】「什麼的順序？」</w:t>
+            </w:r>
+          </w:p>
+          <w:p>
+            <w:pPr>
+              <w:spacing w:after="0"/>
+            </w:pPr>
+            <w:r>
+              <w:rPr>
+                <w:rFonts w:ascii="新細明體" w:hAnsi="新細明體" w:eastAsia="新細明體" w:cs="新細明體"/>
+                <w:b w:val="0"/>
+                <w:sz w:val="24"/>
+                <w:szCs w:val="24"/>
+              </w:rPr>
+              <w:t>2. 【深究】「那酪梨那一題，橫軸是月分。月分為什麼可以連線？」</w:t>
+            </w:r>
+          </w:p>
+          <w:p>
+            <w:pPr>
+              <w:spacing w:after="0"/>
+            </w:pPr>
+            <w:r>
+              <w:rPr>
+                <w:rFonts w:ascii="新細明體" w:hAnsi="新細明體" w:eastAsia="新細明體" w:cs="新細明體"/>
+                <w:b w:val="0"/>
+                <w:sz w:val="24"/>
+                <w:szCs w:val="24"/>
+              </w:rPr>
+              <w:t>3. 【深究】「那如果 C 先記錄、A 最後記錄，皮皮的圖還能連嗎？」</w:t>
             </w:r>
           </w:p>
         </w:tc>
@@ -3834,39 +4501,53 @@
       <w:tr>
         <w:tc>
           <w:tcPr>
-            <w:tcW w:type="dxa" w:w="1474"/>
-          </w:tcPr>
-          <w:p>
-            <w:pPr>
-              <w:spacing w:after="0"/>
-            </w:pPr>
-            <w:r>
-              <w:rPr>
-                <w:rFonts w:ascii="新細明體" w:hAnsi="新細明體" w:eastAsia="新細明體" w:cs="新細明體"/>
-                <w:b w:val="0"/>
-                <w:sz w:val="24"/>
-                <w:szCs w:val="24"/>
-              </w:rPr>
-              <w:t>釐清</w:t>
-            </w:r>
-          </w:p>
-        </w:tc>
-        <w:tc>
-          <w:tcPr>
-            <w:tcW w:type="dxa" w:w="397"/>
-          </w:tcPr>
-          <w:p>
-            <w:pPr>
-              <w:spacing w:after="0"/>
-            </w:pPr>
-            <w:r>
-              <w:rPr>
-                <w:rFonts w:ascii="新細明體" w:hAnsi="新細明體" w:eastAsia="新細明體" w:cs="新細明體"/>
-                <w:b w:val="0"/>
-                <w:sz w:val="24"/>
-                <w:szCs w:val="24"/>
-              </w:rPr>
-              <w:t>—</w:t>
+            <w:tcW w:type="dxa" w:w="1701"/>
+          </w:tcPr>
+          <w:p>
+            <w:pPr>
+              <w:spacing w:after="0"/>
+            </w:pPr>
+            <w:r>
+              <w:rPr>
+                <w:rFonts w:ascii="新細明體" w:hAnsi="新細明體" w:eastAsia="新細明體" w:cs="新細明體"/>
+                <w:b/>
+                <w:sz w:val="24"/>
+                <w:szCs w:val="24"/>
+              </w:rPr>
+              <w:t>等待</w:t>
+            </w:r>
+          </w:p>
+        </w:tc>
+        <w:tc>
+          <w:tcPr>
+            <w:tcW w:type="dxa" w:w="2948"/>
+          </w:tcPr>
+          <w:p>
+            <w:pPr>
+              <w:spacing w:after="0"/>
+            </w:pPr>
+            <w:r>
+              <w:rPr>
+                <w:rFonts w:ascii="新細明體" w:hAnsi="新細明體" w:eastAsia="新細明體" w:cs="新細明體"/>
+                <w:b w:val="0"/>
+                <w:sz w:val="24"/>
+                <w:szCs w:val="24"/>
+              </w:rPr>
+              <w:t>【單步】</w:t>
+            </w:r>
+          </w:p>
+          <w:p>
+            <w:pPr>
+              <w:spacing w:after="0"/>
+            </w:pPr>
+            <w:r>
+              <w:rPr>
+                <w:rFonts w:ascii="新細明體" w:hAnsi="新細明體" w:eastAsia="新細明體" w:cs="新細明體"/>
+                <w:b w:val="0"/>
+                <w:sz w:val="24"/>
+                <w:szCs w:val="24"/>
+              </w:rPr>
+              <w:t>（沉默）被點到後低頭不語，超過十秒。</w:t>
             </w:r>
           </w:p>
         </w:tc>
@@ -3885,26 +4566,21 @@
                 <w:sz w:val="24"/>
                 <w:szCs w:val="24"/>
               </w:rPr>
-              <w:t>（講得含混）「就是……那個順序……有排的那種……」</w:t>
-            </w:r>
-          </w:p>
-        </w:tc>
-        <w:tc>
-          <w:tcPr>
-            <w:tcW w:type="dxa" w:w="2778"/>
-          </w:tcPr>
-          <w:p>
-            <w:pPr>
-              <w:spacing w:after="0"/>
-            </w:pPr>
-            <w:r>
-              <w:rPr>
-                <w:rFonts w:ascii="新細明體" w:hAnsi="新細明體" w:eastAsia="新細明體" w:cs="新細明體"/>
-                <w:b w:val="0"/>
-                <w:sz w:val="24"/>
-                <w:szCs w:val="24"/>
-              </w:rPr>
-              <w:t>概念已經摸到了，語言還沒到位。修正的動作要留在學生身上。</w:t>
+              <w:t>【單步】</w:t>
+            </w:r>
+          </w:p>
+          <w:p>
+            <w:pPr>
+              <w:spacing w:after="0"/>
+            </w:pPr>
+            <w:r>
+              <w:rPr>
+                <w:rFonts w:ascii="新細明體" w:hAnsi="新細明體" w:eastAsia="新細明體" w:cs="新細明體"/>
+                <w:b w:val="0"/>
+                <w:sz w:val="24"/>
+                <w:szCs w:val="24"/>
+              </w:rPr>
+              <w:t>未必是不會，可能是還沒把想法變成句子。不催、不換人。</w:t>
             </w:r>
           </w:p>
         </w:tc>
@@ -3923,7 +4599,21 @@
                 <w:sz w:val="24"/>
                 <w:szCs w:val="24"/>
               </w:rPr>
-              <w:t>「再一次！」</w:t>
+              <w:t>【單步】</w:t>
+            </w:r>
+          </w:p>
+          <w:p>
+            <w:pPr>
+              <w:spacing w:after="0"/>
+            </w:pPr>
+            <w:r>
+              <w:rPr>
+                <w:rFonts w:ascii="新細明體" w:hAnsi="新細明體" w:eastAsia="新細明體" w:cs="新細明體"/>
+                <w:b w:val="0"/>
+                <w:sz w:val="24"/>
+                <w:szCs w:val="24"/>
+              </w:rPr>
+              <w:t>「你需要想一下是嗎？那你可以先找人幫忙嗎？」</w:t>
             </w:r>
           </w:p>
         </w:tc>
@@ -3931,12 +4621,10 @@
       <w:tr>
         <w:tc>
           <w:tcPr>
-            <w:tcW w:type="dxa" w:w="10432"/>
-            <w:gridSpan w:val="5"/>
-          </w:tcPr>
-          <w:p>
-            <w:pPr>
-              <w:keepNext/>
+            <w:tcW w:type="dxa" w:w="1701"/>
+          </w:tcPr>
+          <w:p>
+            <w:pPr>
               <w:spacing w:after="0"/>
             </w:pPr>
             <w:r>
@@ -3946,102 +4634,40 @@
                 <w:sz w:val="24"/>
                 <w:szCs w:val="24"/>
               </w:rPr>
-              <w:t>二、串連進程（轉引／轉問／深究各一段，三位學生、三段發言）</w:t>
-            </w:r>
-          </w:p>
-        </w:tc>
-      </w:tr>
-      <w:tr>
-        <w:tc>
-          <w:tcPr>
-            <w:tcW w:type="dxa" w:w="1474"/>
-            <w:vMerge w:val="restart"/>
-          </w:tcPr>
-          <w:p>
-            <w:pPr>
-              <w:spacing w:after="0"/>
-            </w:pPr>
-            <w:r>
-              <w:rPr>
-                <w:rFonts w:ascii="新細明體" w:hAnsi="新細明體" w:eastAsia="新細明體" w:cs="新細明體"/>
-                <w:b/>
-                <w:sz w:val="24"/>
-                <w:szCs w:val="24"/>
-              </w:rPr>
-              <w:t>轉引</w:t>
-            </w:r>
-          </w:p>
-          <w:p>
-            <w:pPr>
-              <w:spacing w:after="0"/>
-            </w:pPr>
-            <w:r>
-              <w:rPr>
-                <w:rFonts w:ascii="新細明體" w:hAnsi="新細明體" w:eastAsia="新細明體" w:cs="新細明體"/>
-                <w:b w:val="0"/>
-                <w:sz w:val="24"/>
-                <w:szCs w:val="24"/>
-              </w:rPr>
-            </w:r>
-          </w:p>
-          <w:p>
-            <w:pPr>
-              <w:spacing w:after="0"/>
-            </w:pPr>
-            <w:r>
-              <w:rPr>
-                <w:rFonts w:ascii="新細明體" w:hAnsi="新細明體" w:eastAsia="新細明體" w:cs="新細明體"/>
-                <w:b w:val="0"/>
-                <w:sz w:val="24"/>
-                <w:szCs w:val="24"/>
-              </w:rPr>
-              <w:t>第 6 步・各組張貼白板後收集判斷（挑戰與聚斂，第 30～34 分鐘）</w:t>
-            </w:r>
-          </w:p>
-          <w:p>
-            <w:pPr>
-              <w:spacing w:after="0"/>
-            </w:pPr>
-            <w:r>
-              <w:rPr>
-                <w:rFonts w:ascii="新細明體" w:hAnsi="新細明體" w:eastAsia="新細明體" w:cs="新細明體"/>
-                <w:b w:val="0"/>
-                <w:sz w:val="24"/>
-                <w:szCs w:val="24"/>
-              </w:rPr>
-            </w:r>
-          </w:p>
-          <w:p>
-            <w:pPr>
-              <w:spacing w:after="0"/>
-            </w:pPr>
-            <w:r>
-              <w:rPr>
-                <w:rFonts w:ascii="新細明體" w:hAnsi="新細明體" w:eastAsia="新細明體" w:cs="新細明體"/>
-                <w:b w:val="0"/>
-                <w:sz w:val="24"/>
-                <w:szCs w:val="24"/>
-              </w:rPr>
-              <w:t>高原策略：三組、三種不同的判斷與理由，不評價；收束句把爭點鎖定在「橫軸是什麼」。</w:t>
-            </w:r>
-          </w:p>
-        </w:tc>
-        <w:tc>
-          <w:tcPr>
-            <w:tcW w:type="dxa" w:w="397"/>
-          </w:tcPr>
-          <w:p>
-            <w:pPr>
-              <w:spacing w:after="0"/>
-            </w:pPr>
-            <w:r>
-              <w:rPr>
-                <w:rFonts w:ascii="新細明體" w:hAnsi="新細明體" w:eastAsia="新細明體" w:cs="新細明體"/>
-                <w:b w:val="0"/>
-                <w:sz w:val="24"/>
-                <w:szCs w:val="24"/>
-              </w:rPr>
-              <w:t>1</w:t>
+              <w:t>回歸</w:t>
+            </w:r>
+          </w:p>
+        </w:tc>
+        <w:tc>
+          <w:tcPr>
+            <w:tcW w:type="dxa" w:w="2948"/>
+          </w:tcPr>
+          <w:p>
+            <w:pPr>
+              <w:spacing w:after="0"/>
+            </w:pPr>
+            <w:r>
+              <w:rPr>
+                <w:rFonts w:ascii="新細明體" w:hAnsi="新細明體" w:eastAsia="新細明體" w:cs="新細明體"/>
+                <w:b w:val="0"/>
+                <w:sz w:val="24"/>
+                <w:szCs w:val="24"/>
+              </w:rPr>
+              <w:t>【單步】</w:t>
+            </w:r>
+          </w:p>
+          <w:p>
+            <w:pPr>
+              <w:spacing w:after="0"/>
+            </w:pPr>
+            <w:r>
+              <w:rPr>
+                <w:rFonts w:ascii="新細明體" w:hAnsi="新細明體" w:eastAsia="新細明體" w:cs="新細明體"/>
+                <w:b w:val="0"/>
+                <w:sz w:val="24"/>
+                <w:szCs w:val="24"/>
+              </w:rPr>
+              <w:t>（離題）「我上次自然課加熱的時候燒杯裂掉了。」</w:t>
             </w:r>
           </w:p>
         </w:tc>
@@ -4060,26 +4686,21 @@
                 <w:sz w:val="24"/>
                 <w:szCs w:val="24"/>
               </w:rPr>
-              <w:t>生1（第 3 組）：「兩張都對，因為線長得一模一樣。」</w:t>
-            </w:r>
-          </w:p>
-        </w:tc>
-        <w:tc>
-          <w:tcPr>
-            <w:tcW w:type="dxa" w:w="2778"/>
-          </w:tcPr>
-          <w:p>
-            <w:pPr>
-              <w:spacing w:after="0"/>
-            </w:pPr>
-            <w:r>
-              <w:rPr>
-                <w:rFonts w:ascii="新細明體" w:hAnsi="新細明體" w:eastAsia="新細明體" w:cs="新細明體"/>
-                <w:b w:val="0"/>
-                <w:sz w:val="24"/>
-                <w:szCs w:val="24"/>
-              </w:rPr>
-              <w:t>不說「對」「錯」。只複述判斷，把發言權交給下一組。</w:t>
+              <w:t>【單步】</w:t>
+            </w:r>
+          </w:p>
+          <w:p>
+            <w:pPr>
+              <w:spacing w:after="0"/>
+            </w:pPr>
+            <w:r>
+              <w:rPr>
+                <w:rFonts w:ascii="新細明體" w:hAnsi="新細明體" w:eastAsia="新細明體" w:cs="新細明體"/>
+                <w:b w:val="0"/>
+                <w:sz w:val="24"/>
+                <w:szCs w:val="24"/>
+              </w:rPr>
+              <w:t>情境勾起經驗，是好事，但要把注意力帶回資料。先接住再拉回。</w:t>
             </w:r>
           </w:p>
         </w:tc>
@@ -4098,821 +4719,21 @@
                 <w:sz w:val="24"/>
                 <w:szCs w:val="24"/>
               </w:rPr>
-              <w:t>【轉引】「第 3 組說兩張都對。還有沒有想得不一樣的組？」</w:t>
-            </w:r>
-          </w:p>
-        </w:tc>
-      </w:tr>
-      <w:tr>
-        <w:tc>
-          <w:tcPr>
-            <w:tcW w:type="dxa" w:w="1474"/>
-            <w:vMerge/>
-          </w:tcPr>
-          <w:p/>
-        </w:tc>
-        <w:tc>
-          <w:tcPr>
-            <w:tcW w:type="dxa" w:w="397"/>
-          </w:tcPr>
-          <w:p>
-            <w:pPr>
-              <w:spacing w:after="0"/>
-            </w:pPr>
-            <w:r>
-              <w:rPr>
-                <w:rFonts w:ascii="新細明體" w:hAnsi="新細明體" w:eastAsia="新細明體" w:cs="新細明體"/>
-                <w:b w:val="0"/>
-                <w:sz w:val="24"/>
-                <w:szCs w:val="24"/>
-              </w:rPr>
-              <w:t>2</w:t>
-            </w:r>
-          </w:p>
-        </w:tc>
-        <w:tc>
-          <w:tcPr>
-            <w:tcW w:type="dxa" w:w="2835"/>
-          </w:tcPr>
-          <w:p>
-            <w:pPr>
-              <w:spacing w:after="0"/>
-            </w:pPr>
-            <w:r>
-              <w:rPr>
-                <w:rFonts w:ascii="新細明體" w:hAnsi="新細明體" w:eastAsia="新細明體" w:cs="新細明體"/>
-                <w:b w:val="0"/>
-                <w:sz w:val="24"/>
-                <w:szCs w:val="24"/>
-              </w:rPr>
-              <w:t>生2（第 5 組）：「皮皮的不對，因為人名不可以連線。」</w:t>
-            </w:r>
-          </w:p>
-        </w:tc>
-        <w:tc>
-          <w:tcPr>
-            <w:tcW w:type="dxa" w:w="2778"/>
-          </w:tcPr>
-          <w:p>
-            <w:pPr>
-              <w:spacing w:after="0"/>
-            </w:pPr>
-            <w:r>
-              <w:rPr>
-                <w:rFonts w:ascii="新細明體" w:hAnsi="新細明體" w:eastAsia="新細明體" w:cs="新細明體"/>
-                <w:b w:val="0"/>
-                <w:sz w:val="24"/>
-                <w:szCs w:val="24"/>
-              </w:rPr>
-              <w:t>第二個視點疊上去。生2 的理由「人名不能連」其實也有漏洞，先不點破，留給深究。</w:t>
-            </w:r>
-          </w:p>
-        </w:tc>
-        <w:tc>
-          <w:tcPr>
-            <w:tcW w:type="dxa" w:w="2948"/>
-          </w:tcPr>
-          <w:p>
-            <w:pPr>
-              <w:spacing w:after="0"/>
-            </w:pPr>
-            <w:r>
-              <w:rPr>
-                <w:rFonts w:ascii="新細明體" w:hAnsi="新細明體" w:eastAsia="新細明體" w:cs="新細明體"/>
-                <w:b w:val="0"/>
-                <w:sz w:val="24"/>
-                <w:szCs w:val="24"/>
-              </w:rPr>
-              <w:t>【轉引】「多了一種：皮皮的不對。還有嗎？」</w:t>
-            </w:r>
-          </w:p>
-        </w:tc>
-      </w:tr>
-      <w:tr>
-        <w:tc>
-          <w:tcPr>
-            <w:tcW w:type="dxa" w:w="1474"/>
-            <w:vMerge/>
-          </w:tcPr>
-          <w:p/>
-        </w:tc>
-        <w:tc>
-          <w:tcPr>
-            <w:tcW w:type="dxa" w:w="397"/>
-          </w:tcPr>
-          <w:p>
-            <w:pPr>
-              <w:spacing w:after="0"/>
-            </w:pPr>
-            <w:r>
-              <w:rPr>
-                <w:rFonts w:ascii="新細明體" w:hAnsi="新細明體" w:eastAsia="新細明體" w:cs="新細明體"/>
-                <w:b w:val="0"/>
-                <w:sz w:val="24"/>
-                <w:szCs w:val="24"/>
-              </w:rPr>
-              <w:t>3</w:t>
-            </w:r>
-          </w:p>
-        </w:tc>
-        <w:tc>
-          <w:tcPr>
-            <w:tcW w:type="dxa" w:w="2835"/>
-          </w:tcPr>
-          <w:p>
-            <w:pPr>
-              <w:spacing w:after="0"/>
-            </w:pPr>
-            <w:r>
-              <w:rPr>
-                <w:rFonts w:ascii="新細明體" w:hAnsi="新細明體" w:eastAsia="新細明體" w:cs="新細明體"/>
-                <w:b w:val="0"/>
-                <w:sz w:val="24"/>
-                <w:szCs w:val="24"/>
-              </w:rPr>
-              <w:t>生3（第 1 組）：「皮皮的也可以，因為 A 到 E 是照加熱時間排的。」</w:t>
-            </w:r>
-          </w:p>
-        </w:tc>
-        <w:tc>
-          <w:tcPr>
-            <w:tcW w:type="dxa" w:w="2778"/>
-          </w:tcPr>
-          <w:p>
-            <w:pPr>
-              <w:spacing w:after="0"/>
-            </w:pPr>
-            <w:r>
-              <w:rPr>
-                <w:rFonts w:ascii="新細明體" w:hAnsi="新細明體" w:eastAsia="新細明體" w:cs="新細明體"/>
-                <w:b w:val="0"/>
-                <w:sz w:val="24"/>
-                <w:szCs w:val="24"/>
-              </w:rPr>
-              <w:t>三個視點到齊才拋問題。收束句不裁決，把三種說法的交集（橫軸）變成下一段的題目。</w:t>
-            </w:r>
-          </w:p>
-        </w:tc>
-        <w:tc>
-          <w:tcPr>
-            <w:tcW w:type="dxa" w:w="2948"/>
-          </w:tcPr>
-          <w:p>
-            <w:pPr>
-              <w:spacing w:after="0"/>
-            </w:pPr>
-            <w:r>
-              <w:rPr>
-                <w:rFonts w:ascii="新細明體" w:hAnsi="新細明體" w:eastAsia="新細明體" w:cs="新細明體"/>
-                <w:b w:val="0"/>
-                <w:sz w:val="24"/>
-                <w:szCs w:val="24"/>
-              </w:rPr>
-              <w:t>【轉引・收束】「三種說法：都對、皮皮不對、皮皮也可以。三組都在講同一個東西——皮皮的橫軸。現在——皮皮的橫軸到底是什麼的順序？」</w:t>
-            </w:r>
-          </w:p>
-        </w:tc>
-      </w:tr>
-      <w:tr>
-        <w:tc>
-          <w:tcPr>
-            <w:tcW w:type="dxa" w:w="1474"/>
-            <w:vMerge w:val="restart"/>
-          </w:tcPr>
-          <w:p>
-            <w:pPr>
-              <w:spacing w:after="0"/>
-            </w:pPr>
-            <w:r>
-              <w:rPr>
-                <w:rFonts w:ascii="新細明體" w:hAnsi="新細明體" w:eastAsia="新細明體" w:cs="新細明體"/>
-                <w:b/>
-                <w:sz w:val="24"/>
-                <w:szCs w:val="24"/>
-              </w:rPr>
-              <w:t>轉問</w:t>
-            </w:r>
-          </w:p>
-          <w:p>
-            <w:pPr>
-              <w:spacing w:after="0"/>
-            </w:pPr>
-            <w:r>
-              <w:rPr>
-                <w:rFonts w:ascii="新細明體" w:hAnsi="新細明體" w:eastAsia="新細明體" w:cs="新細明體"/>
-                <w:b w:val="0"/>
-                <w:sz w:val="24"/>
-                <w:szCs w:val="24"/>
-              </w:rPr>
-            </w:r>
-          </w:p>
-          <w:p>
-            <w:pPr>
-              <w:spacing w:after="0"/>
-            </w:pPr>
-            <w:r>
-              <w:rPr>
-                <w:rFonts w:ascii="新細明體" w:hAnsi="新細明體" w:eastAsia="新細明體" w:cs="新細明體"/>
-                <w:b w:val="0"/>
-                <w:sz w:val="24"/>
-                <w:szCs w:val="24"/>
-              </w:rPr>
-              <w:t>第 6 步・判斷相反的兩組對話（第 33～37 分鐘）</w:t>
-            </w:r>
-          </w:p>
-          <w:p>
-            <w:pPr>
-              <w:spacing w:after="0"/>
-            </w:pPr>
-            <w:r>
-              <w:rPr>
-                <w:rFonts w:ascii="新細明體" w:hAnsi="新細明體" w:eastAsia="新細明體" w:cs="新細明體"/>
-                <w:b w:val="0"/>
-                <w:sz w:val="24"/>
-                <w:szCs w:val="24"/>
-              </w:rPr>
-            </w:r>
-          </w:p>
-          <w:p>
-            <w:pPr>
-              <w:spacing w:after="0"/>
-            </w:pPr>
-            <w:r>
-              <w:rPr>
-                <w:rFonts w:ascii="新細明體" w:hAnsi="新細明體" w:eastAsia="新細明體" w:cs="新細明體"/>
-                <w:b w:val="0"/>
-                <w:sz w:val="24"/>
-                <w:szCs w:val="24"/>
-              </w:rPr>
-              <w:t>學生與學生串連：先請判斷相反的兩組講，第三位說出差別；教師不裁決，最後用回歸把裁決交給題目。</w:t>
-            </w:r>
-          </w:p>
-        </w:tc>
-        <w:tc>
-          <w:tcPr>
-            <w:tcW w:type="dxa" w:w="397"/>
-          </w:tcPr>
-          <w:p>
-            <w:pPr>
-              <w:spacing w:after="0"/>
-            </w:pPr>
-            <w:r>
-              <w:rPr>
-                <w:rFonts w:ascii="新細明體" w:hAnsi="新細明體" w:eastAsia="新細明體" w:cs="新細明體"/>
-                <w:b w:val="0"/>
-                <w:sz w:val="24"/>
-                <w:szCs w:val="24"/>
-              </w:rPr>
-              <w:t>1</w:t>
-            </w:r>
-          </w:p>
-        </w:tc>
-        <w:tc>
-          <w:tcPr>
-            <w:tcW w:type="dxa" w:w="2835"/>
-          </w:tcPr>
-          <w:p>
-            <w:pPr>
-              <w:spacing w:after="0"/>
-            </w:pPr>
-            <w:r>
-              <w:rPr>
-                <w:rFonts w:ascii="新細明體" w:hAnsi="新細明體" w:eastAsia="新細明體" w:cs="新細明體"/>
-                <w:b w:val="0"/>
-                <w:sz w:val="24"/>
-                <w:szCs w:val="24"/>
-              </w:rPr>
-              <w:t>生1（第 5 組，寫「皮皮的不對」）：「橫軸是人名，人名是類別，類別不能畫折線圖。」</w:t>
-            </w:r>
-          </w:p>
-        </w:tc>
-        <w:tc>
-          <w:tcPr>
-            <w:tcW w:type="dxa" w:w="2778"/>
-          </w:tcPr>
-          <w:p>
-            <w:pPr>
-              <w:spacing w:after="0"/>
-            </w:pPr>
-            <w:r>
-              <w:rPr>
-                <w:rFonts w:ascii="新細明體" w:hAnsi="新細明體" w:eastAsia="新細明體" w:cs="新細明體"/>
-                <w:b w:val="0"/>
-                <w:sz w:val="24"/>
-                <w:szCs w:val="24"/>
-              </w:rPr>
-              <w:t>不回饋生1，直接把發言權轉給判斷相反的組。</w:t>
-            </w:r>
-          </w:p>
-        </w:tc>
-        <w:tc>
-          <w:tcPr>
-            <w:tcW w:type="dxa" w:w="2948"/>
-          </w:tcPr>
-          <w:p>
-            <w:pPr>
-              <w:spacing w:after="0"/>
-            </w:pPr>
-            <w:r>
-              <w:rPr>
-                <w:rFonts w:ascii="新細明體" w:hAnsi="新細明體" w:eastAsia="新細明體" w:cs="新細明體"/>
-                <w:b w:val="0"/>
-                <w:sz w:val="24"/>
-                <w:szCs w:val="24"/>
-              </w:rPr>
-              <w:t>【轉問】「第 1 組，你們寫兩張都對。你們當時是怎麼想的？」</w:t>
-            </w:r>
-          </w:p>
-        </w:tc>
-      </w:tr>
-      <w:tr>
-        <w:tc>
-          <w:tcPr>
-            <w:tcW w:type="dxa" w:w="1474"/>
-            <w:vMerge/>
-          </w:tcPr>
-          <w:p/>
-        </w:tc>
-        <w:tc>
-          <w:tcPr>
-            <w:tcW w:type="dxa" w:w="397"/>
-          </w:tcPr>
-          <w:p>
-            <w:pPr>
-              <w:spacing w:after="0"/>
-            </w:pPr>
-            <w:r>
-              <w:rPr>
-                <w:rFonts w:ascii="新細明體" w:hAnsi="新細明體" w:eastAsia="新細明體" w:cs="新細明體"/>
-                <w:b w:val="0"/>
-                <w:sz w:val="24"/>
-                <w:szCs w:val="24"/>
-              </w:rPr>
-              <w:t>2</w:t>
-            </w:r>
-          </w:p>
-        </w:tc>
-        <w:tc>
-          <w:tcPr>
-            <w:tcW w:type="dxa" w:w="2835"/>
-          </w:tcPr>
-          <w:p>
-            <w:pPr>
-              <w:spacing w:after="0"/>
-            </w:pPr>
-            <w:r>
-              <w:rPr>
-                <w:rFonts w:ascii="新細明體" w:hAnsi="新細明體" w:eastAsia="新細明體" w:cs="新細明體"/>
-                <w:b w:val="0"/>
-                <w:sz w:val="24"/>
-                <w:szCs w:val="24"/>
-              </w:rPr>
-              <w:t>生2（第 1 組，寫「兩張都對」）：「A 到 E 是 2 分鐘、4 分鐘、6 分鐘……它有順序啊。」</w:t>
-            </w:r>
-          </w:p>
-        </w:tc>
-        <w:tc>
-          <w:tcPr>
-            <w:tcW w:type="dxa" w:w="2778"/>
-          </w:tcPr>
-          <w:p>
-            <w:pPr>
-              <w:spacing w:after="0"/>
-            </w:pPr>
-            <w:r>
-              <w:rPr>
-                <w:rFonts w:ascii="新細明體" w:hAnsi="新細明體" w:eastAsia="新細明體" w:cs="新細明體"/>
-                <w:b w:val="0"/>
-                <w:sz w:val="24"/>
-                <w:szCs w:val="24"/>
-              </w:rPr>
-              <w:t>不說誰對。找第三位（預定為小組討論時說過「要看橫軸」的學生）把兩種規則並排講出來。</w:t>
-            </w:r>
-          </w:p>
-        </w:tc>
-        <w:tc>
-          <w:tcPr>
-            <w:tcW w:type="dxa" w:w="2948"/>
-          </w:tcPr>
-          <w:p>
-            <w:pPr>
-              <w:spacing w:after="0"/>
-            </w:pPr>
-            <w:r>
-              <w:rPr>
-                <w:rFonts w:ascii="新細明體" w:hAnsi="新細明體" w:eastAsia="新細明體" w:cs="新細明體"/>
-                <w:b w:val="0"/>
-                <w:sz w:val="24"/>
-                <w:szCs w:val="24"/>
-              </w:rPr>
-              <w:t>【轉問】「生3，你聽到這兩組的差別在哪裡？」</w:t>
-            </w:r>
-          </w:p>
-        </w:tc>
-      </w:tr>
-      <w:tr>
-        <w:tc>
-          <w:tcPr>
-            <w:tcW w:type="dxa" w:w="1474"/>
-            <w:vMerge/>
-          </w:tcPr>
-          <w:p/>
-        </w:tc>
-        <w:tc>
-          <w:tcPr>
-            <w:tcW w:type="dxa" w:w="397"/>
-          </w:tcPr>
-          <w:p>
-            <w:pPr>
-              <w:spacing w:after="0"/>
-            </w:pPr>
-            <w:r>
-              <w:rPr>
-                <w:rFonts w:ascii="新細明體" w:hAnsi="新細明體" w:eastAsia="新細明體" w:cs="新細明體"/>
-                <w:b w:val="0"/>
-                <w:sz w:val="24"/>
-                <w:szCs w:val="24"/>
-              </w:rPr>
-              <w:t>3</w:t>
-            </w:r>
-          </w:p>
-        </w:tc>
-        <w:tc>
-          <w:tcPr>
-            <w:tcW w:type="dxa" w:w="2835"/>
-          </w:tcPr>
-          <w:p>
-            <w:pPr>
-              <w:spacing w:after="0"/>
-            </w:pPr>
-            <w:r>
-              <w:rPr>
-                <w:rFonts w:ascii="新細明體" w:hAnsi="新細明體" w:eastAsia="新細明體" w:cs="新細明體"/>
-                <w:b w:val="0"/>
-                <w:sz w:val="24"/>
-                <w:szCs w:val="24"/>
-              </w:rPr>
-              <w:t>生3（第 4 組）：「一個是看……人名；一個是看……時間？」（講得斷斷續續）</w:t>
-            </w:r>
-          </w:p>
-        </w:tc>
-        <w:tc>
-          <w:tcPr>
-            <w:tcW w:type="dxa" w:w="2778"/>
-          </w:tcPr>
-          <w:p>
-            <w:pPr>
-              <w:spacing w:after="0"/>
-            </w:pPr>
-            <w:r>
-              <w:rPr>
-                <w:rFonts w:ascii="新細明體" w:hAnsi="新細明體" w:eastAsia="新細明體" w:cs="新細明體"/>
-                <w:b w:val="0"/>
-                <w:sz w:val="24"/>
-                <w:szCs w:val="24"/>
-              </w:rPr>
-              <w:t>修正的動作留在學生身上。最後由題目本身（橫軸的字）裁決，不由教師宣布。</w:t>
-            </w:r>
-          </w:p>
-        </w:tc>
-        <w:tc>
-          <w:tcPr>
-            <w:tcW w:type="dxa" w:w="2948"/>
-          </w:tcPr>
-          <w:p>
-            <w:pPr>
-              <w:spacing w:after="0"/>
-            </w:pPr>
-            <w:r>
-              <w:rPr>
-                <w:rFonts w:ascii="新細明體" w:hAnsi="新細明體" w:eastAsia="新細明體" w:cs="新細明體"/>
-                <w:b w:val="0"/>
-                <w:sz w:val="24"/>
-                <w:szCs w:val="24"/>
-              </w:rPr>
-              <w:t>【釐清】「再一次。」→（仍卡）【轉問】「有人要幫他補一下嗎？」→ 生3 自己指名同儕補完 →【回歸】「回到題目。皮皮的橫軸寫的是什麼？」</w:t>
-            </w:r>
-          </w:p>
-        </w:tc>
-      </w:tr>
-      <w:tr>
-        <w:tc>
-          <w:tcPr>
-            <w:tcW w:type="dxa" w:w="1474"/>
-            <w:vMerge w:val="restart"/>
-          </w:tcPr>
-          <w:p>
-            <w:pPr>
-              <w:spacing w:after="0"/>
-            </w:pPr>
-            <w:r>
-              <w:rPr>
-                <w:rFonts w:ascii="新細明體" w:hAnsi="新細明體" w:eastAsia="新細明體" w:cs="新細明體"/>
-                <w:b/>
-                <w:sz w:val="24"/>
-                <w:szCs w:val="24"/>
-              </w:rPr>
-              <w:t>深究</w:t>
-            </w:r>
-          </w:p>
-          <w:p>
-            <w:pPr>
-              <w:spacing w:after="0"/>
-            </w:pPr>
-            <w:r>
-              <w:rPr>
-                <w:rFonts w:ascii="新細明體" w:hAnsi="新細明體" w:eastAsia="新細明體" w:cs="新細明體"/>
-                <w:b w:val="0"/>
-                <w:sz w:val="24"/>
-                <w:szCs w:val="24"/>
-              </w:rPr>
-            </w:r>
-          </w:p>
-          <w:p>
-            <w:pPr>
-              <w:spacing w:after="0"/>
-            </w:pPr>
-            <w:r>
-              <w:rPr>
-                <w:rFonts w:ascii="新細明體" w:hAnsi="新細明體" w:eastAsia="新細明體" w:cs="新細明體"/>
-                <w:b w:val="0"/>
-                <w:sz w:val="24"/>
-                <w:szCs w:val="24"/>
-              </w:rPr>
-              <w:t>第 6 步末・答對但停在表層時往下追（第 36～39 分鐘）</w:t>
-            </w:r>
-          </w:p>
-          <w:p>
-            <w:pPr>
-              <w:spacing w:after="0"/>
-            </w:pPr>
-            <w:r>
-              <w:rPr>
-                <w:rFonts w:ascii="新細明體" w:hAnsi="新細明體" w:eastAsia="新細明體" w:cs="新細明體"/>
-                <w:b w:val="0"/>
-                <w:sz w:val="24"/>
-                <w:szCs w:val="24"/>
-              </w:rPr>
-            </w:r>
-          </w:p>
-          <w:p>
-            <w:pPr>
-              <w:spacing w:after="0"/>
-            </w:pPr>
-            <w:r>
-              <w:rPr>
-                <w:rFonts w:ascii="新細明體" w:hAnsi="新細明體" w:eastAsia="新細明體" w:cs="新細明體"/>
-                <w:b w:val="0"/>
-                <w:sz w:val="24"/>
-                <w:szCs w:val="24"/>
-              </w:rPr>
-              <w:t>從「A~E 有順序」追到「什麼的順序」，再追到「酪梨題的月分為什麼可以連」，最後推到有餘力題（打亂記錄順序）。</w:t>
-            </w:r>
-          </w:p>
-        </w:tc>
-        <w:tc>
-          <w:tcPr>
-            <w:tcW w:type="dxa" w:w="397"/>
-          </w:tcPr>
-          <w:p>
-            <w:pPr>
-              <w:spacing w:after="0"/>
-            </w:pPr>
-            <w:r>
-              <w:rPr>
-                <w:rFonts w:ascii="新細明體" w:hAnsi="新細明體" w:eastAsia="新細明體" w:cs="新細明體"/>
-                <w:b w:val="0"/>
-                <w:sz w:val="24"/>
-                <w:szCs w:val="24"/>
-              </w:rPr>
-              <w:t>1</w:t>
-            </w:r>
-          </w:p>
-        </w:tc>
-        <w:tc>
-          <w:tcPr>
-            <w:tcW w:type="dxa" w:w="2835"/>
-          </w:tcPr>
-          <w:p>
-            <w:pPr>
-              <w:spacing w:after="0"/>
-            </w:pPr>
-            <w:r>
-              <w:rPr>
-                <w:rFonts w:ascii="新細明體" w:hAnsi="新細明體" w:eastAsia="新細明體" w:cs="新細明體"/>
-                <w:b w:val="0"/>
-                <w:sz w:val="24"/>
-                <w:szCs w:val="24"/>
-              </w:rPr>
-              <w:t>生1：「皮皮的可以，因為 A 到 E 有順序。」（判斷正確，理由停在表層）</w:t>
-            </w:r>
-          </w:p>
-        </w:tc>
-        <w:tc>
-          <w:tcPr>
-            <w:tcW w:type="dxa" w:w="2778"/>
-          </w:tcPr>
-          <w:p>
-            <w:pPr>
-              <w:spacing w:after="0"/>
-            </w:pPr>
-            <w:r>
-              <w:rPr>
-                <w:rFonts w:ascii="新細明體" w:hAnsi="新細明體" w:eastAsia="新細明體" w:cs="新細明體"/>
-                <w:b w:val="0"/>
-                <w:sz w:val="24"/>
-                <w:szCs w:val="24"/>
-              </w:rPr>
-              <w:t>不肯定、不否定，只追「順序」這個詞的內容。</w:t>
-            </w:r>
-          </w:p>
-        </w:tc>
-        <w:tc>
-          <w:tcPr>
-            <w:tcW w:type="dxa" w:w="2948"/>
-          </w:tcPr>
-          <w:p>
-            <w:pPr>
-              <w:spacing w:after="0"/>
-            </w:pPr>
-            <w:r>
-              <w:rPr>
-                <w:rFonts w:ascii="新細明體" w:hAnsi="新細明體" w:eastAsia="新細明體" w:cs="新細明體"/>
-                <w:b w:val="0"/>
-                <w:sz w:val="24"/>
-                <w:szCs w:val="24"/>
-              </w:rPr>
-              <w:t>【深究】「什麼的順序？」</w:t>
-            </w:r>
-          </w:p>
-        </w:tc>
-      </w:tr>
-      <w:tr>
-        <w:tc>
-          <w:tcPr>
-            <w:tcW w:type="dxa" w:w="1474"/>
-            <w:vMerge/>
-          </w:tcPr>
-          <w:p/>
-        </w:tc>
-        <w:tc>
-          <w:tcPr>
-            <w:tcW w:type="dxa" w:w="397"/>
-          </w:tcPr>
-          <w:p>
-            <w:pPr>
-              <w:spacing w:after="0"/>
-            </w:pPr>
-            <w:r>
-              <w:rPr>
-                <w:rFonts w:ascii="新細明體" w:hAnsi="新細明體" w:eastAsia="新細明體" w:cs="新細明體"/>
-                <w:b w:val="0"/>
-                <w:sz w:val="24"/>
-                <w:szCs w:val="24"/>
-              </w:rPr>
-              <w:t>2</w:t>
-            </w:r>
-          </w:p>
-        </w:tc>
-        <w:tc>
-          <w:tcPr>
-            <w:tcW w:type="dxa" w:w="2835"/>
-          </w:tcPr>
-          <w:p>
-            <w:pPr>
-              <w:spacing w:after="0"/>
-            </w:pPr>
-            <w:r>
-              <w:rPr>
-                <w:rFonts w:ascii="新細明體" w:hAnsi="新細明體" w:eastAsia="新細明體" w:cs="新細明體"/>
-                <w:b w:val="0"/>
-                <w:sz w:val="24"/>
-                <w:szCs w:val="24"/>
-              </w:rPr>
-              <w:t>生2：「加熱時間的順序。A 是 2 分鐘，E 是 10 分鐘，越後面越久。」</w:t>
-            </w:r>
-          </w:p>
-        </w:tc>
-        <w:tc>
-          <w:tcPr>
-            <w:tcW w:type="dxa" w:w="2778"/>
-          </w:tcPr>
-          <w:p>
-            <w:pPr>
-              <w:spacing w:after="0"/>
-            </w:pPr>
-            <w:r>
-              <w:rPr>
-                <w:rFonts w:ascii="新細明體" w:hAnsi="新細明體" w:eastAsia="新細明體" w:cs="新細明體"/>
-                <w:b w:val="0"/>
-                <w:sz w:val="24"/>
-                <w:szCs w:val="24"/>
-              </w:rPr>
-              <w:t>把「時間順序」推廣到另一題，追的是規準而不是這一題的答案。</w:t>
-            </w:r>
-          </w:p>
-        </w:tc>
-        <w:tc>
-          <w:tcPr>
-            <w:tcW w:type="dxa" w:w="2948"/>
-          </w:tcPr>
-          <w:p>
-            <w:pPr>
-              <w:spacing w:after="0"/>
-            </w:pPr>
-            <w:r>
-              <w:rPr>
-                <w:rFonts w:ascii="新細明體" w:hAnsi="新細明體" w:eastAsia="新細明體" w:cs="新細明體"/>
-                <w:b w:val="0"/>
-                <w:sz w:val="24"/>
-                <w:szCs w:val="24"/>
-              </w:rPr>
-              <w:t>【深究】「那酪梨那一題，橫軸是月分。月分為什麼可以連線？」</w:t>
-            </w:r>
-          </w:p>
-        </w:tc>
-      </w:tr>
-      <w:tr>
-        <w:tc>
-          <w:tcPr>
-            <w:tcW w:type="dxa" w:w="1474"/>
-            <w:vMerge/>
-          </w:tcPr>
-          <w:p/>
-        </w:tc>
-        <w:tc>
-          <w:tcPr>
-            <w:tcW w:type="dxa" w:w="397"/>
-          </w:tcPr>
-          <w:p>
-            <w:pPr>
-              <w:spacing w:after="0"/>
-            </w:pPr>
-            <w:r>
-              <w:rPr>
-                <w:rFonts w:ascii="新細明體" w:hAnsi="新細明體" w:eastAsia="新細明體" w:cs="新細明體"/>
-                <w:b w:val="0"/>
-                <w:sz w:val="24"/>
-                <w:szCs w:val="24"/>
-              </w:rPr>
-              <w:t>3</w:t>
-            </w:r>
-          </w:p>
-        </w:tc>
-        <w:tc>
-          <w:tcPr>
-            <w:tcW w:type="dxa" w:w="2835"/>
-          </w:tcPr>
-          <w:p>
-            <w:pPr>
-              <w:spacing w:after="0"/>
-            </w:pPr>
-            <w:r>
-              <w:rPr>
-                <w:rFonts w:ascii="新細明體" w:hAnsi="新細明體" w:eastAsia="新細明體" w:cs="新細明體"/>
-                <w:b w:val="0"/>
-                <w:sz w:val="24"/>
-                <w:szCs w:val="24"/>
-              </w:rPr>
-              <w:t>生3：「月分也是有順序的……所以只要橫軸有順序，就可以連？」</w:t>
-            </w:r>
-          </w:p>
-        </w:tc>
-        <w:tc>
-          <w:tcPr>
-            <w:tcW w:type="dxa" w:w="2778"/>
-          </w:tcPr>
-          <w:p>
-            <w:pPr>
-              <w:spacing w:after="0"/>
-            </w:pPr>
-            <w:r>
-              <w:rPr>
-                <w:rFonts w:ascii="新細明體" w:hAnsi="新細明體" w:eastAsia="新細明體" w:cs="新細明體"/>
-                <w:b w:val="0"/>
-                <w:sz w:val="24"/>
-                <w:szCs w:val="24"/>
-              </w:rPr>
-              <w:t>生3 說出的正是本節規準（有序資料才能畫折線圖）；教師不宣布「答對」，直接用有餘力題去撞這條規準，讓規準由學生自己說出來。</w:t>
-            </w:r>
-          </w:p>
-        </w:tc>
-        <w:tc>
-          <w:tcPr>
-            <w:tcW w:type="dxa" w:w="2948"/>
-          </w:tcPr>
-          <w:p>
-            <w:pPr>
-              <w:spacing w:after="0"/>
-            </w:pPr>
-            <w:r>
-              <w:rPr>
-                <w:rFonts w:ascii="新細明體" w:hAnsi="新細明體" w:eastAsia="新細明體" w:cs="新細明體"/>
-                <w:b w:val="0"/>
-                <w:sz w:val="24"/>
-                <w:szCs w:val="24"/>
-              </w:rPr>
-              <w:t>【深究】「那如果 C 先記錄、A 最後記錄，皮皮的圖還能連嗎？」</w:t>
+              <w:t>【單步】</w:t>
+            </w:r>
+          </w:p>
+          <w:p>
+            <w:pPr>
+              <w:spacing w:after="0"/>
+            </w:pPr>
+            <w:r>
+              <w:rPr>
+                <w:rFonts w:ascii="新細明體" w:hAnsi="新細明體" w:eastAsia="新細明體" w:cs="新細明體"/>
+                <w:b w:val="0"/>
+                <w:sz w:val="24"/>
+                <w:szCs w:val="24"/>
+              </w:rPr>
+              <w:t>「回到這張表。他們記錄的是什麼？」</w:t>
             </w:r>
           </w:p>
         </w:tc>
